--- a/比赛.docx
+++ b/比赛.docx
@@ -1043,7 +1043,7 @@
               <w:rPr>
                 <w:noProof/>
               </w:rPr>
-              <w:t>6</w:t>
+              <w:t>7</w:t>
             </w:r>
             <w:r>
               <w:fldChar w:fldCharType="end"/>
@@ -1088,7 +1088,7 @@
               <w:rPr>
                 <w:noProof/>
               </w:rPr>
-              <w:t>6</w:t>
+              <w:t>8</w:t>
             </w:r>
             <w:r>
               <w:fldChar w:fldCharType="end"/>
@@ -1133,7 +1133,7 @@
               <w:rPr>
                 <w:noProof/>
               </w:rPr>
-              <w:t>7</w:t>
+              <w:t>11</w:t>
             </w:r>
             <w:r>
               <w:fldChar w:fldCharType="end"/>
@@ -1178,7 +1178,7 @@
               <w:rPr>
                 <w:noProof/>
               </w:rPr>
-              <w:t>8</w:t>
+              <w:t>11</w:t>
             </w:r>
             <w:r>
               <w:fldChar w:fldCharType="end"/>
@@ -1213,7 +1213,7 @@
               <w:rPr>
                 <w:noProof/>
               </w:rPr>
-              <w:t>8</w:t>
+              <w:t>12</w:t>
             </w:r>
             <w:r>
               <w:fldChar w:fldCharType="end"/>
@@ -1247,6 +1247,7 @@
     <w:p>
       <w:pPr>
         <w:pStyle w:val="1"/>
+        <w:ind w:left="1542" w:hanging="1542"/>
       </w:pPr>
       <w:bookmarkStart w:id="0" w:name="_Toc100040660"/>
       <w:r>
@@ -1296,540 +1297,378 @@
     </w:p>
     <w:p>
       <w:pPr>
+        <w:ind w:firstLineChars="300" w:firstLine="630"/>
+        <w:jc w:val="left"/>
+        <w:rPr>
+          <w:szCs w:val="21"/>
+        </w:rPr>
+      </w:pPr>
+      <w:r>
+        <w:rPr>
+          <w:szCs w:val="21"/>
+        </w:rPr>
+        <w:t>随着网络文学市场规模突破400亿元、创作者数量超过2000万，小说创作已从单纯的</w:t>
+      </w:r>
+      <w:r>
+        <w:rPr>
+          <w:szCs w:val="21"/>
+        </w:rPr>
+        <w:t>“</w:t>
+      </w:r>
+      <w:r>
+        <w:rPr>
+          <w:szCs w:val="21"/>
+        </w:rPr>
+        <w:t>码字</w:t>
+      </w:r>
+      <w:r>
+        <w:rPr>
+          <w:szCs w:val="21"/>
+        </w:rPr>
+        <w:t>”</w:t>
+      </w:r>
+      <w:r>
+        <w:rPr>
+          <w:szCs w:val="21"/>
+        </w:rPr>
+        <w:t>演变为高度依赖逻辑</w:t>
+      </w:r>
+      <w:proofErr w:type="gramStart"/>
+      <w:r>
+        <w:rPr>
+          <w:szCs w:val="21"/>
+        </w:rPr>
+        <w:t>自洽与复杂</w:t>
+      </w:r>
+      <w:proofErr w:type="gramEnd"/>
+      <w:r>
+        <w:rPr>
+          <w:szCs w:val="21"/>
+        </w:rPr>
+        <w:t>设定的系统工程。在此背景下，大量创作者面临三大核心痛点：一是设定矛盾频发，长篇作品中人物性格、战力等级、时间线前后冲突，导致读者流失；二是灵感碎片化，零散的</w:t>
+      </w:r>
+      <w:proofErr w:type="gramStart"/>
+      <w:r>
+        <w:rPr>
+          <w:szCs w:val="21"/>
+        </w:rPr>
+        <w:t>脑洞难以</w:t>
+      </w:r>
+      <w:proofErr w:type="gramEnd"/>
+      <w:r>
+        <w:rPr>
+          <w:szCs w:val="21"/>
+        </w:rPr>
+        <w:t>有效整合，难以形成完整的世界观框架；三是关系管理成本高，人物关系网、势力博弈、事件因果等需手动维护，耗费大量精力。</w:t>
+      </w:r>
+    </w:p>
+    <w:p>
+      <w:pPr>
+        <w:ind w:firstLineChars="300" w:firstLine="630"/>
+        <w:jc w:val="left"/>
+        <w:rPr>
+          <w:szCs w:val="21"/>
+        </w:rPr>
+      </w:pPr>
+      <w:r>
+        <w:rPr>
+          <w:szCs w:val="21"/>
+        </w:rPr>
+        <w:t>现有工具在应对上述痛点方面存在明显短板：通用型AI（如ChatGPT）缺乏创作领域知识，需反复调教；专业写作软件（如Scrivener）重排版、轻AI；笔记工具（如Obsidian）依赖用户手动构建知识网络，无法主动发现逻辑矛盾。</w:t>
+      </w:r>
+    </w:p>
+    <w:p>
+      <w:pPr>
+        <w:ind w:firstLineChars="300" w:firstLine="630"/>
+        <w:jc w:val="left"/>
+        <w:rPr>
+          <w:szCs w:val="21"/>
+        </w:rPr>
+      </w:pPr>
+      <w:r>
+        <w:rPr>
+          <w:szCs w:val="21"/>
+        </w:rPr>
+        <w:t>本团队自身亦为创作者，长期受困</w:t>
+      </w:r>
+      <w:proofErr w:type="gramStart"/>
+      <w:r>
+        <w:rPr>
+          <w:szCs w:val="21"/>
+        </w:rPr>
+        <w:t>于资料</w:t>
+      </w:r>
+      <w:proofErr w:type="gramEnd"/>
+      <w:r>
+        <w:rPr>
+          <w:szCs w:val="21"/>
+        </w:rPr>
+        <w:t>散乱、设定矛盾等问题。2024年市场观察发现，《星野》</w:t>
+      </w:r>
+      <w:r>
+        <w:rPr>
+          <w:szCs w:val="21"/>
+        </w:rPr>
+        <w:t>——</w:t>
+      </w:r>
+      <w:r>
+        <w:rPr>
+          <w:szCs w:val="21"/>
+        </w:rPr>
+        <w:t>原本定位为</w:t>
+      </w:r>
+      <w:r>
+        <w:rPr>
+          <w:szCs w:val="21"/>
+        </w:rPr>
+        <w:t>“</w:t>
+      </w:r>
+      <w:r>
+        <w:rPr>
+          <w:szCs w:val="21"/>
+        </w:rPr>
+        <w:t>AI智能体聊天</w:t>
+      </w:r>
+      <w:r>
+        <w:rPr>
+          <w:szCs w:val="21"/>
+        </w:rPr>
+        <w:t>”</w:t>
+      </w:r>
+      <w:r>
+        <w:rPr>
+          <w:szCs w:val="21"/>
+        </w:rPr>
+        <w:t>的应用，在创作者群体中意外爆火。更值得关注的是，许多用户存在</w:t>
+      </w:r>
+      <w:r>
+        <w:rPr>
+          <w:szCs w:val="21"/>
+        </w:rPr>
+        <w:t>“</w:t>
+      </w:r>
+      <w:r>
+        <w:rPr>
+          <w:szCs w:val="21"/>
+        </w:rPr>
+        <w:t>挪用</w:t>
+      </w:r>
+      <w:r>
+        <w:rPr>
+          <w:szCs w:val="21"/>
+        </w:rPr>
+        <w:t>”</w:t>
+      </w:r>
+      <w:r>
+        <w:rPr>
+          <w:szCs w:val="21"/>
+        </w:rPr>
+        <w:t>AI聊天产品构建世界观的现象，这从侧面印证了垂直管理工具的缺失。这一现象给予我们启发：创作者对</w:t>
+      </w:r>
+      <w:r>
+        <w:rPr>
+          <w:szCs w:val="21"/>
+        </w:rPr>
+        <w:t>“</w:t>
+      </w:r>
+      <w:r>
+        <w:rPr>
+          <w:szCs w:val="21"/>
+        </w:rPr>
+        <w:t>AI赋能的世界观管理工具</w:t>
+      </w:r>
+      <w:r>
+        <w:rPr>
+          <w:szCs w:val="21"/>
+        </w:rPr>
+        <w:t>”</w:t>
+      </w:r>
+      <w:r>
+        <w:rPr>
+          <w:szCs w:val="21"/>
+        </w:rPr>
+        <w:t>存在真实需求，只是目前尚无专业产品能够满足。</w:t>
+      </w:r>
+      <w:proofErr w:type="gramStart"/>
+      <w:r>
+        <w:rPr>
+          <w:szCs w:val="21"/>
+        </w:rPr>
+        <w:t>该需求</w:t>
+      </w:r>
+      <w:proofErr w:type="gramEnd"/>
+      <w:r>
+        <w:rPr>
+          <w:szCs w:val="21"/>
+        </w:rPr>
+        <w:t>亦契合科技部《场景创新指导意见》中</w:t>
+      </w:r>
+      <w:r>
+        <w:rPr>
+          <w:szCs w:val="21"/>
+        </w:rPr>
+        <w:t>“</w:t>
+      </w:r>
+      <w:r>
+        <w:rPr>
+          <w:szCs w:val="21"/>
+        </w:rPr>
+        <w:t>以真实需求驱动创新</w:t>
+      </w:r>
+      <w:r>
+        <w:rPr>
+          <w:szCs w:val="21"/>
+        </w:rPr>
+        <w:t>”</w:t>
+      </w:r>
+      <w:r>
+        <w:rPr>
+          <w:szCs w:val="21"/>
+        </w:rPr>
+        <w:t>的判断。</w:t>
+      </w:r>
+    </w:p>
+    <w:p>
+      <w:pPr>
+        <w:ind w:firstLineChars="300" w:firstLine="630"/>
+        <w:jc w:val="left"/>
+        <w:rPr>
+          <w:szCs w:val="21"/>
+        </w:rPr>
+      </w:pPr>
+      <w:r>
+        <w:rPr>
+          <w:szCs w:val="21"/>
+        </w:rPr>
+        <w:t>本作品面向创作者群体，聚焦解决AI对话多厂商适配复杂、大世界观文档处理成本高、AI交互体验差等痛点，</w:t>
+      </w:r>
+      <w:proofErr w:type="gramStart"/>
+      <w:r>
+        <w:rPr>
+          <w:szCs w:val="21"/>
+        </w:rPr>
+        <w:t>竞品多</w:t>
+      </w:r>
+      <w:proofErr w:type="gramEnd"/>
+      <w:r>
+        <w:rPr>
+          <w:szCs w:val="21"/>
+        </w:rPr>
+        <w:t>为单一模型对接、无专属文档处理能力的通用工具。作品集成LLM对话、图片生成、TTS等AI能力，需实现多厂商AI接口统一适配、</w:t>
+      </w:r>
+      <w:proofErr w:type="gramStart"/>
+      <w:r>
+        <w:rPr>
+          <w:szCs w:val="21"/>
+        </w:rPr>
+        <w:t>70万字级非</w:t>
+      </w:r>
+      <w:proofErr w:type="gramEnd"/>
+      <w:r>
+        <w:rPr>
+          <w:szCs w:val="21"/>
+        </w:rPr>
+        <w:t>结构化文档低成本结构化、流式实时AI交互、多</w:t>
+      </w:r>
+      <w:proofErr w:type="gramStart"/>
+      <w:r>
+        <w:rPr>
+          <w:szCs w:val="21"/>
+        </w:rPr>
+        <w:t>会话高</w:t>
+      </w:r>
+      <w:proofErr w:type="gramEnd"/>
+      <w:r>
+        <w:rPr>
+          <w:szCs w:val="21"/>
+        </w:rPr>
+        <w:t>并发安全运行等核心性能。前端通过轻量化指令交互，后端保障AI调用响应延迟低于500ms、多会话并发无阻塞。</w:t>
+      </w:r>
+    </w:p>
+    <w:p>
+      <w:pPr>
+        <w:ind w:firstLineChars="300" w:firstLine="900"/>
+        <w:jc w:val="left"/>
+        <w:rPr>
+          <w:rFonts w:ascii="Segoe UI" w:hAnsi="Segoe UI" w:cs="Segoe UI"/>
+          <w:b/>
+          <w:bCs/>
+          <w:color w:val="0F1115"/>
+          <w:sz w:val="30"/>
+          <w:szCs w:val="30"/>
+        </w:rPr>
+      </w:pPr>
+      <w:r>
+        <w:rPr>
+          <w:rFonts w:ascii="Segoe UI" w:hAnsi="Segoe UI" w:cs="Segoe UI" w:hint="eastAsia"/>
+          <w:b/>
+          <w:bCs/>
+          <w:color w:val="0F1115"/>
+          <w:sz w:val="30"/>
+          <w:szCs w:val="30"/>
+        </w:rPr>
+        <w:t xml:space="preserve">1.2 </w:t>
+      </w:r>
+      <w:r>
+        <w:rPr>
+          <w:rFonts w:ascii="Segoe UI" w:hAnsi="Segoe UI" w:cs="Segoe UI" w:hint="eastAsia"/>
+          <w:b/>
+          <w:bCs/>
+          <w:color w:val="0F1115"/>
+          <w:sz w:val="30"/>
+          <w:szCs w:val="30"/>
+        </w:rPr>
+        <w:t>调研数据</w:t>
+      </w:r>
+    </w:p>
+    <w:p>
+      <w:pPr>
         <w:spacing w:line="276" w:lineRule="auto"/>
         <w:ind w:firstLineChars="200" w:firstLine="420"/>
         <w:jc w:val="left"/>
-        <w:rPr>
-          <w:szCs w:val="21"/>
-        </w:rPr>
-      </w:pPr>
-      <w:r>
-        <w:rPr>
-          <w:szCs w:val="21"/>
-        </w:rPr>
-        <w:t>随着网络文学市场规模突破400亿元、创作者数量超过2000万，小说创作已从单纯的</w:t>
-      </w:r>
-      <w:r>
-        <w:rPr>
-          <w:szCs w:val="21"/>
-        </w:rPr>
-        <w:t>“</w:t>
-      </w:r>
-      <w:r>
-        <w:rPr>
-          <w:szCs w:val="21"/>
-        </w:rPr>
-        <w:t>码字</w:t>
-      </w:r>
-      <w:r>
-        <w:rPr>
-          <w:szCs w:val="21"/>
-        </w:rPr>
-        <w:t>”</w:t>
-      </w:r>
-      <w:r>
-        <w:rPr>
-          <w:szCs w:val="21"/>
-        </w:rPr>
-        <w:t>演变为高度依赖逻辑</w:t>
+      </w:pPr>
+      <w:r>
+        <w:rPr>
+          <w:rFonts w:hint="eastAsia"/>
+        </w:rPr>
+        <w:t xml:space="preserve">基于 71 </w:t>
       </w:r>
       <w:proofErr w:type="gramStart"/>
       <w:r>
         <w:rPr>
-          <w:szCs w:val="21"/>
-        </w:rPr>
-        <w:t>自洽与复杂</w:t>
+          <w:rFonts w:hint="eastAsia"/>
+        </w:rPr>
+        <w:t>份创作</w:t>
       </w:r>
       <w:proofErr w:type="gramEnd"/>
       <w:r>
         <w:rPr>
-          <w:szCs w:val="21"/>
-        </w:rPr>
-        <w:t>设定的系统工程。在此背景下，大量创作者面临三大痛点：</w:t>
-      </w:r>
-    </w:p>
-    <w:p>
-      <w:pPr>
-        <w:numPr>
-          <w:ilvl w:val="0"/>
-          <w:numId w:val="9"/>
-        </w:numPr>
-        <w:spacing w:line="276" w:lineRule="auto"/>
-        <w:ind w:left="0"/>
-        <w:jc w:val="left"/>
-        <w:rPr>
-          <w:szCs w:val="21"/>
-        </w:rPr>
-      </w:pPr>
-      <w:r>
-        <w:rPr>
-          <w:b/>
-          <w:bCs/>
-          <w:szCs w:val="21"/>
-        </w:rPr>
-        <w:t>设定矛盾频发</w:t>
-      </w:r>
-      <w:r>
-        <w:rPr>
-          <w:szCs w:val="21"/>
-        </w:rPr>
-        <w:t>：长篇作品中人物性格、战力等级、时间线前后冲突，导致读者流失；</w:t>
-      </w:r>
-    </w:p>
-    <w:p>
-      <w:pPr>
-        <w:numPr>
-          <w:ilvl w:val="0"/>
-          <w:numId w:val="9"/>
-        </w:numPr>
-        <w:spacing w:line="276" w:lineRule="auto"/>
-        <w:ind w:left="0"/>
-        <w:jc w:val="left"/>
-        <w:rPr>
-          <w:szCs w:val="21"/>
-        </w:rPr>
-      </w:pPr>
-      <w:r>
-        <w:rPr>
-          <w:b/>
-          <w:bCs/>
-          <w:szCs w:val="21"/>
-        </w:rPr>
-        <w:t>灵感碎片化</w:t>
-      </w:r>
-      <w:r>
-        <w:rPr>
-          <w:szCs w:val="21"/>
-        </w:rPr>
-        <w:t>：零散的</w:t>
-      </w:r>
-      <w:proofErr w:type="gramStart"/>
-      <w:r>
-        <w:rPr>
-          <w:szCs w:val="21"/>
-        </w:rPr>
-        <w:t>脑洞难以</w:t>
-      </w:r>
-      <w:proofErr w:type="gramEnd"/>
-      <w:r>
-        <w:rPr>
-          <w:szCs w:val="21"/>
-        </w:rPr>
-        <w:t>有效整合，难以形成完整的世界观框架；</w:t>
-      </w:r>
-    </w:p>
-    <w:p>
-      <w:pPr>
-        <w:numPr>
-          <w:ilvl w:val="0"/>
-          <w:numId w:val="9"/>
-        </w:numPr>
-        <w:spacing w:line="276" w:lineRule="auto"/>
-        <w:ind w:left="0"/>
-        <w:jc w:val="left"/>
-        <w:rPr>
-          <w:szCs w:val="21"/>
-        </w:rPr>
-      </w:pPr>
-      <w:r>
-        <w:rPr>
-          <w:b/>
-          <w:bCs/>
-          <w:szCs w:val="21"/>
-        </w:rPr>
-        <w:t>关系管理成本高</w:t>
-      </w:r>
-      <w:r>
-        <w:rPr>
-          <w:szCs w:val="21"/>
-        </w:rPr>
-        <w:t>：人物关系网、势力博弈、事件因果需手动维护，耗费大量精力。</w:t>
-      </w:r>
-    </w:p>
-    <w:p>
-      <w:pPr>
-        <w:spacing w:line="276" w:lineRule="auto"/>
-        <w:ind w:firstLineChars="200" w:firstLine="420"/>
-        <w:jc w:val="left"/>
-        <w:rPr>
-          <w:szCs w:val="21"/>
-        </w:rPr>
-      </w:pPr>
-      <w:r>
-        <w:rPr>
-          <w:szCs w:val="21"/>
-        </w:rPr>
-        <w:t>而现有工具存在明显短板：通用型AI（如ChatGPT）缺乏创作领域知识，需要反复调教；专业写作软件（如Scrivener）重排版、轻AI；笔记工具（如Obsidian）依赖用户手动构建知识网络，无法主动发现逻辑矛盾。</w:t>
+          <w:rFonts w:hint="eastAsia"/>
+        </w:rPr>
+        <w:t>者调研：62% 存在“资料散乱”，56% 面临“设定遗忘”，39% 遭遇</w:t>
       </w:r>
     </w:p>
     <w:p>
       <w:pPr>
         <w:spacing w:line="276" w:lineRule="auto"/>
         <w:jc w:val="left"/>
-        <w:rPr>
-          <w:szCs w:val="21"/>
-        </w:rPr>
-      </w:pPr>
-      <w:r>
-        <w:rPr>
-          <w:szCs w:val="21"/>
-        </w:rPr>
-        <w:t>团队自身也是创作者，长期受困</w:t>
+      </w:pPr>
+      <w:r>
+        <w:rPr>
+          <w:rFonts w:hint="eastAsia"/>
+        </w:rPr>
+        <w:t>AI 人设崩坏。</w:t>
       </w:r>
       <w:proofErr w:type="gramStart"/>
       <w:r>
         <w:rPr>
-          <w:szCs w:val="21"/>
-        </w:rPr>
-        <w:t>于资料</w:t>
+          <w:rFonts w:hint="eastAsia"/>
+        </w:rPr>
+        <w:t>现有竞品要么</w:t>
       </w:r>
       <w:proofErr w:type="gramEnd"/>
       <w:r>
         <w:rPr>
-          <w:szCs w:val="21"/>
-        </w:rPr>
-        <w:t>散乱、设定矛盾等问题。2024年市场观察发现，《星野》</w:t>
-      </w:r>
-      <w:r>
-        <w:rPr>
-          <w:szCs w:val="21"/>
-        </w:rPr>
-        <w:t>——</w:t>
-      </w:r>
-      <w:r>
-        <w:rPr>
-          <w:szCs w:val="21"/>
-        </w:rPr>
-        <w:t>这款原本定位为</w:t>
-      </w:r>
-      <w:r>
-        <w:rPr>
-          <w:szCs w:val="21"/>
-        </w:rPr>
-        <w:t>“</w:t>
-      </w:r>
-      <w:r>
-        <w:rPr>
-          <w:szCs w:val="21"/>
-        </w:rPr>
-        <w:t>AI智能体聊天</w:t>
-      </w:r>
-      <w:r>
-        <w:rPr>
-          <w:szCs w:val="21"/>
-        </w:rPr>
-        <w:t>”</w:t>
-      </w:r>
-      <w:r>
-        <w:rPr>
-          <w:szCs w:val="21"/>
-        </w:rPr>
-        <w:t>的应用，在创作者群体中意外爆火。更值得关注的是，许多用户存在</w:t>
-      </w:r>
-      <w:r>
-        <w:rPr>
-          <w:szCs w:val="21"/>
-        </w:rPr>
-        <w:t>“</w:t>
-      </w:r>
-      <w:r>
-        <w:rPr>
-          <w:szCs w:val="21"/>
-        </w:rPr>
-        <w:t>挪用</w:t>
-      </w:r>
-      <w:r>
-        <w:rPr>
-          <w:szCs w:val="21"/>
-        </w:rPr>
-        <w:t>”</w:t>
-      </w:r>
-      <w:r>
-        <w:rPr>
-          <w:szCs w:val="21"/>
-        </w:rPr>
-        <w:t>AI聊天产品来构建世界观的现象，这从侧面印证了垂直管理工具的缺失。这一现象给了我们启发：创作者对</w:t>
-      </w:r>
-      <w:r>
-        <w:rPr>
-          <w:szCs w:val="21"/>
-        </w:rPr>
-        <w:t>“</w:t>
-      </w:r>
-      <w:r>
-        <w:rPr>
-          <w:szCs w:val="21"/>
-        </w:rPr>
-        <w:t>AI赋能的世界观管理工具</w:t>
-      </w:r>
-      <w:r>
-        <w:rPr>
-          <w:szCs w:val="21"/>
-        </w:rPr>
-        <w:t>”</w:t>
-      </w:r>
-      <w:r>
-        <w:rPr>
-          <w:szCs w:val="21"/>
-        </w:rPr>
-        <w:t>存在真实需求，只是目前尚无专业产品来满足。这一需求也契合科技部《场景创新指导意见》中</w:t>
-      </w:r>
-      <w:r>
-        <w:rPr>
-          <w:szCs w:val="21"/>
-        </w:rPr>
-        <w:t>“</w:t>
-      </w:r>
-      <w:r>
-        <w:rPr>
-          <w:szCs w:val="21"/>
-        </w:rPr>
-        <w:t>以真实需求驱动创新</w:t>
-      </w:r>
-      <w:r>
-        <w:rPr>
-          <w:szCs w:val="21"/>
-        </w:rPr>
-        <w:t>”</w:t>
-      </w:r>
-      <w:r>
-        <w:rPr>
-          <w:szCs w:val="21"/>
-        </w:rPr>
-        <w:t>的判断。</w:t>
-      </w:r>
-    </w:p>
-    <w:p>
-      <w:pPr>
-        <w:spacing w:line="276" w:lineRule="auto"/>
-        <w:ind w:firstLineChars="300" w:firstLine="630"/>
-        <w:jc w:val="left"/>
-        <w:rPr>
-          <w:szCs w:val="21"/>
-        </w:rPr>
-      </w:pPr>
-      <w:r>
-        <w:rPr>
-          <w:szCs w:val="21"/>
-        </w:rPr>
-        <w:t>基于此，本作品</w:t>
-      </w:r>
-      <w:r>
-        <w:rPr>
-          <w:szCs w:val="21"/>
-        </w:rPr>
-        <w:t>“</w:t>
-      </w:r>
-      <w:r>
-        <w:rPr>
-          <w:szCs w:val="21"/>
-        </w:rPr>
-        <w:t>流云</w:t>
-      </w:r>
-      <w:r>
-        <w:rPr>
-          <w:szCs w:val="21"/>
-        </w:rPr>
-        <w:t>——</w:t>
-      </w:r>
-      <w:r>
-        <w:rPr>
-          <w:szCs w:val="21"/>
-        </w:rPr>
-        <w:t>AI小说世界构建师</w:t>
-      </w:r>
-      <w:r>
-        <w:rPr>
-          <w:szCs w:val="21"/>
-        </w:rPr>
-        <w:t>”</w:t>
-      </w:r>
-      <w:r>
-        <w:rPr>
-          <w:szCs w:val="21"/>
-        </w:rPr>
-        <w:t>应运而生。它将AI从</w:t>
-      </w:r>
-      <w:r>
-        <w:rPr>
-          <w:szCs w:val="21"/>
-        </w:rPr>
-        <w:t>“</w:t>
-      </w:r>
-      <w:r>
-        <w:rPr>
-          <w:szCs w:val="21"/>
-        </w:rPr>
-        <w:t>文本生成器</w:t>
-      </w:r>
-      <w:r>
-        <w:rPr>
-          <w:szCs w:val="21"/>
-        </w:rPr>
-        <w:t>”</w:t>
-      </w:r>
-      <w:r>
-        <w:rPr>
-          <w:szCs w:val="21"/>
-        </w:rPr>
-        <w:t>升级为</w:t>
-      </w:r>
-      <w:r>
-        <w:rPr>
-          <w:szCs w:val="21"/>
-        </w:rPr>
-        <w:t>“</w:t>
-      </w:r>
-      <w:r>
-        <w:rPr>
-          <w:szCs w:val="21"/>
-        </w:rPr>
-        <w:t>创作思维合伙人</w:t>
-      </w:r>
-      <w:r>
-        <w:rPr>
-          <w:szCs w:val="21"/>
-        </w:rPr>
-        <w:t>”</w:t>
-      </w:r>
-      <w:r>
-        <w:rPr>
-          <w:szCs w:val="21"/>
-        </w:rPr>
-        <w:t>，帮助创作者在灵感迸发的同时，自动梳理世界观、人物关系与时间线，实现</w:t>
-      </w:r>
-      <w:r>
-        <w:rPr>
-          <w:szCs w:val="21"/>
-        </w:rPr>
-        <w:t>“</w:t>
-      </w:r>
-      <w:r>
-        <w:rPr>
-          <w:szCs w:val="21"/>
-        </w:rPr>
-        <w:t>创意自由</w:t>
-      </w:r>
-      <w:r>
-        <w:rPr>
-          <w:szCs w:val="21"/>
-        </w:rPr>
-        <w:t>”</w:t>
-      </w:r>
-      <w:r>
-        <w:rPr>
-          <w:szCs w:val="21"/>
-        </w:rPr>
-        <w:t>与</w:t>
-      </w:r>
-      <w:r>
-        <w:rPr>
-          <w:szCs w:val="21"/>
-        </w:rPr>
-        <w:t>“</w:t>
-      </w:r>
-      <w:r>
-        <w:rPr>
-          <w:szCs w:val="21"/>
-        </w:rPr>
-        <w:t>逻辑严谨</w:t>
-      </w:r>
-      <w:r>
-        <w:rPr>
-          <w:szCs w:val="21"/>
-        </w:rPr>
-        <w:t>”</w:t>
-      </w:r>
-      <w:r>
-        <w:rPr>
-          <w:szCs w:val="21"/>
-        </w:rPr>
-        <w:t>的统一。</w:t>
-      </w:r>
-    </w:p>
-    <w:p>
-      <w:pPr>
-        <w:jc w:val="left"/>
-        <w:rPr>
-          <w:rFonts w:ascii="Segoe UI" w:hAnsi="Segoe UI" w:cs="Segoe UI"/>
-          <w:b/>
-          <w:bCs/>
-          <w:color w:val="0F1115"/>
-          <w:sz w:val="30"/>
-          <w:szCs w:val="30"/>
-        </w:rPr>
-      </w:pPr>
-      <w:r>
-        <w:rPr>
-          <w:rFonts w:ascii="Segoe UI" w:hAnsi="Segoe UI" w:cs="Segoe UI" w:hint="eastAsia"/>
-          <w:b/>
-          <w:bCs/>
-          <w:color w:val="0F1115"/>
-          <w:sz w:val="30"/>
-          <w:szCs w:val="30"/>
-        </w:rPr>
-        <w:t xml:space="preserve">1.2 </w:t>
-      </w:r>
-      <w:r>
-        <w:rPr>
-          <w:rFonts w:ascii="Segoe UI" w:hAnsi="Segoe UI" w:cs="Segoe UI" w:hint="eastAsia"/>
-          <w:b/>
-          <w:bCs/>
-          <w:color w:val="0F1115"/>
-          <w:sz w:val="30"/>
-          <w:szCs w:val="30"/>
-        </w:rPr>
-        <w:t>调研数据</w:t>
-      </w:r>
-    </w:p>
-    <w:p>
-      <w:pPr>
-        <w:spacing w:line="276" w:lineRule="auto"/>
-        <w:ind w:firstLineChars="200" w:firstLine="420"/>
-        <w:jc w:val="left"/>
-      </w:pPr>
-      <w:r>
-        <w:rPr>
-          <w:rFonts w:hint="eastAsia"/>
-        </w:rPr>
-        <w:t xml:space="preserve">基于 71 </w:t>
-      </w:r>
-      <w:proofErr w:type="gramStart"/>
-      <w:r>
-        <w:rPr>
-          <w:rFonts w:hint="eastAsia"/>
-        </w:rPr>
-        <w:t>份创作</w:t>
-      </w:r>
-      <w:proofErr w:type="gramEnd"/>
-      <w:r>
-        <w:rPr>
-          <w:rFonts w:hint="eastAsia"/>
-        </w:rPr>
-        <w:t>者调研：62% 存在“资料散乱”，56% 面临“设定遗忘”，39% 遭遇</w:t>
-      </w:r>
-    </w:p>
-    <w:p>
-      <w:pPr>
-        <w:spacing w:line="276" w:lineRule="auto"/>
-        <w:jc w:val="left"/>
-      </w:pPr>
-      <w:r>
-        <w:rPr>
-          <w:rFonts w:hint="eastAsia"/>
-        </w:rPr>
-        <w:t>AI 人设崩坏。</w:t>
-      </w:r>
-      <w:proofErr w:type="gramStart"/>
-      <w:r>
-        <w:rPr>
-          <w:rFonts w:hint="eastAsia"/>
-        </w:rPr>
-        <w:t>现有竞品要么</w:t>
-      </w:r>
-      <w:proofErr w:type="gramEnd"/>
-      <w:r>
-        <w:rPr>
           <w:rFonts w:hint="eastAsia"/>
         </w:rPr>
         <w:t>缺乏 AI 深度集成，要么云端存储引发隐私担忧。</w:t>
@@ -1840,7 +1679,7 @@
           <w:noProof/>
         </w:rPr>
         <w:drawing>
-          <wp:inline distT="0" distB="0" distL="0" distR="0" wp14:anchorId="51F84618" wp14:editId="66C4026F">
+          <wp:inline distT="0" distB="0" distL="0" distR="0" wp14:anchorId="51F84618" wp14:editId="2A89DDA0">
             <wp:extent cx="6386830" cy="1753235"/>
             <wp:effectExtent l="0" t="0" r="0" b="0"/>
             <wp:docPr id="648010589" name="图片 4"/>
@@ -1952,6 +1791,7 @@
         <w:rPr>
           <w:rFonts w:hint="eastAsia"/>
         </w:rPr>
+        <w:lastRenderedPageBreak/>
         <w:t>这证实了我们的假设：市场确实需要一个垂直的、专业的、AI深度融合的</w:t>
       </w:r>
     </w:p>
@@ -1964,7 +1804,6 @@
         <w:rPr>
           <w:rFonts w:hint="eastAsia"/>
         </w:rPr>
-        <w:lastRenderedPageBreak/>
         <w:t>创意工作工具——不是聊天机器人，而是"世界观管理系统"。</w:t>
       </w:r>
     </w:p>
@@ -2400,11 +2239,11 @@
         <w:t>”</w:t>
       </w:r>
       <w:r>
-        <w:t>的原则要求。用户数据自始至终不离开本地设备，AI 仅作为可选增强能力接入，且所有请求均由用户主动触发，内容生成过程可审</w:t>
+        <w:t>的原则要求。用户数据自始</w:t>
       </w:r>
       <w:r>
         <w:lastRenderedPageBreak/>
-        <w:t>计、可追溯。创作决策</w:t>
+        <w:t>至终不离开本地设备，AI 仅作为可选增强能力接入，且所有请求均由用户主动触发，内容生成过程可审计、可追溯。创作决策</w:t>
       </w:r>
       <w:proofErr w:type="gramStart"/>
       <w:r>
@@ -2660,6 +2499,7 @@
           <w:b/>
           <w:bCs/>
         </w:rPr>
+        <w:lastRenderedPageBreak/>
         <w:t>数据安全</w:t>
       </w:r>
       <w:r>
@@ -2686,16 +2526,210 @@
     </w:p>
     <w:p>
       <w:pPr>
+        <w:rPr>
+          <w:rFonts w:ascii="Segoe UI" w:hAnsi="Segoe UI" w:cs="Segoe UI" w:hint="eastAsia"/>
+          <w:b/>
+          <w:bCs/>
+          <w:color w:val="0F1115"/>
+          <w:sz w:val="30"/>
+          <w:szCs w:val="30"/>
+        </w:rPr>
+      </w:pPr>
+      <w:r>
+        <w:rPr>
+          <w:rFonts w:ascii="Segoe UI" w:hAnsi="Segoe UI" w:cs="Segoe UI" w:hint="eastAsia"/>
+          <w:b/>
+          <w:bCs/>
+          <w:color w:val="0F1115"/>
+          <w:sz w:val="30"/>
+          <w:szCs w:val="30"/>
+        </w:rPr>
+        <w:t>2.1 AI</w:t>
+      </w:r>
+      <w:r>
+        <w:rPr>
+          <w:rFonts w:ascii="Segoe UI" w:hAnsi="Segoe UI" w:cs="Segoe UI" w:hint="eastAsia"/>
+          <w:b/>
+          <w:bCs/>
+          <w:color w:val="0F1115"/>
+          <w:sz w:val="30"/>
+          <w:szCs w:val="30"/>
+        </w:rPr>
+        <w:t>功能模块整体架构</w:t>
+      </w:r>
+    </w:p>
+    <w:p>
+      <w:pPr>
+        <w:ind w:firstLineChars="200" w:firstLine="420"/>
+        <w:rPr>
+          <w:rFonts w:hint="eastAsia"/>
+          <w:lang w:val="zh-CN"/>
+        </w:rPr>
+      </w:pPr>
+      <w:r>
+        <w:rPr>
+          <w:rFonts w:hint="eastAsia"/>
+          <w:lang w:val="zh-CN"/>
+        </w:rPr>
+        <w:t>AI功能采用**三层解耦架构**，为作品核心能力支撑层，与前端交互层、数据层协同，整体架构图（必加，文字描述如下）：</w:t>
+      </w:r>
+    </w:p>
+    <w:p>
+      <w:pPr>
+        <w:rPr>
+          <w:rFonts w:hint="eastAsia"/>
+          <w:lang w:val="zh-CN"/>
+        </w:rPr>
+      </w:pPr>
+      <w:r>
+        <w:rPr>
+          <w:rFonts w:hint="eastAsia"/>
+          <w:lang w:val="zh-CN"/>
+        </w:rPr>
+        <w:t>自上而下分为**门面调度层、插件映射层、会话执行层**，层间单向调用、解耦设计，支持</w:t>
+      </w:r>
+      <w:proofErr w:type="gramStart"/>
+      <w:r>
+        <w:rPr>
+          <w:rFonts w:hint="eastAsia"/>
+          <w:lang w:val="zh-CN"/>
+        </w:rPr>
+        <w:t>插件热更</w:t>
+      </w:r>
+      <w:proofErr w:type="gramEnd"/>
+      <w:r>
+        <w:rPr>
+          <w:rFonts w:hint="eastAsia"/>
+          <w:lang w:val="zh-CN"/>
+        </w:rPr>
+        <w:t>、多模型动态切换。</w:t>
+      </w:r>
+    </w:p>
+    <w:p>
+      <w:pPr>
+        <w:rPr>
+          <w:rFonts w:hint="eastAsia"/>
+          <w:lang w:val="zh-CN"/>
+        </w:rPr>
+      </w:pPr>
+      <w:r>
+        <w:rPr>
+          <w:rFonts w:hint="eastAsia"/>
+          <w:lang w:val="zh-CN"/>
+        </w:rPr>
+        <w:t>- 门面调度层：以`FlowCloudAIClient`为统一接口，对接前端17个Tauri Command，管理AI会话生命周期与插件分发；</w:t>
+      </w:r>
+    </w:p>
+    <w:p>
+      <w:pPr>
+        <w:rPr>
+          <w:rFonts w:hint="eastAsia"/>
+          <w:lang w:val="zh-CN"/>
+        </w:rPr>
+      </w:pPr>
+      <w:r>
+        <w:rPr>
+          <w:rFonts w:hint="eastAsia"/>
+          <w:lang w:val="zh-CN"/>
+        </w:rPr>
+        <w:t>- 插件映射层：基于WASM插件封装多厂商API格式映射，解决OpenAI/Anthropic/本地模型接口异构问题；</w:t>
+      </w:r>
+    </w:p>
+    <w:p>
+      <w:pPr>
+        <w:rPr>
+          <w:rFonts w:hint="eastAsia"/>
+          <w:lang w:val="zh-CN"/>
+        </w:rPr>
+      </w:pPr>
+      <w:r>
+        <w:rPr>
+          <w:rFonts w:hint="eastAsia"/>
+          <w:lang w:val="zh-CN"/>
+        </w:rPr>
+        <w:t>- 会话执行层：区分LLM有状态会话、图片/TTS无状态请求，实现流式事件推送与会话级权限隔离。</w:t>
+      </w:r>
+    </w:p>
+    <w:p>
+      <w:pPr>
+        <w:rPr>
+          <w:lang w:val="zh-CN"/>
+        </w:rPr>
+      </w:pPr>
+    </w:p>
+    <w:p>
+      <w:pPr>
+        <w:rPr>
+          <w:rFonts w:ascii="Segoe UI" w:hAnsi="Segoe UI" w:cs="Segoe UI" w:hint="eastAsia"/>
+          <w:b/>
+          <w:bCs/>
+          <w:color w:val="0F1115"/>
+          <w:sz w:val="30"/>
+          <w:szCs w:val="30"/>
+        </w:rPr>
+      </w:pPr>
+      <w:r>
+        <w:rPr>
+          <w:rFonts w:ascii="Segoe UI" w:hAnsi="Segoe UI" w:cs="Segoe UI" w:hint="eastAsia"/>
+          <w:b/>
+          <w:bCs/>
+          <w:color w:val="0F1115"/>
+          <w:sz w:val="30"/>
+          <w:szCs w:val="30"/>
+        </w:rPr>
+        <w:t xml:space="preserve"> 2.2 AI</w:t>
+      </w:r>
+      <w:r>
+        <w:rPr>
+          <w:rFonts w:ascii="Segoe UI" w:hAnsi="Segoe UI" w:cs="Segoe UI" w:hint="eastAsia"/>
+          <w:b/>
+          <w:bCs/>
+          <w:color w:val="0F1115"/>
+          <w:sz w:val="30"/>
+          <w:szCs w:val="30"/>
+        </w:rPr>
+        <w:t>模块调用关系</w:t>
+      </w:r>
+    </w:p>
+    <w:p>
+      <w:pPr>
+        <w:rPr>
+          <w:rFonts w:hint="eastAsia"/>
+          <w:lang w:val="zh-CN"/>
+        </w:rPr>
+      </w:pPr>
+      <w:r>
+        <w:rPr>
+          <w:rFonts w:hint="eastAsia"/>
+          <w:lang w:val="zh-CN"/>
+        </w:rPr>
+        <w:t>**核心调用链路**</w:t>
+      </w:r>
+    </w:p>
+    <w:p>
+      <w:pPr>
+        <w:ind w:firstLineChars="200" w:firstLine="420"/>
         <w:jc w:val="left"/>
-      </w:pPr>
+        <w:rPr>
+          <w:rFonts w:hint="eastAsia"/>
+          <w:lang w:val="zh-CN"/>
+        </w:rPr>
+      </w:pPr>
+      <w:r>
+        <w:rPr>
+          <w:rFonts w:hint="eastAsia"/>
+          <w:lang w:val="zh-CN"/>
+        </w:rPr>
+        <w:t>前端→FlowCloudAIClient→会话/AI客户端→插件实例池获取WASM实例→格式映射→厂商API请求→反向映射→EventBus事件流→前端实时展示</w:t>
+      </w:r>
       <w:r>
         <w:rPr>
           <w:noProof/>
         </w:rPr>
         <w:drawing>
-          <wp:inline distT="0" distB="0" distL="0" distR="0" wp14:anchorId="002FD81F" wp14:editId="4571B2F9">
-            <wp:extent cx="6381750" cy="4947285"/>
-            <wp:effectExtent l="0" t="0" r="0" b="5715"/>
+          <wp:inline distT="0" distB="0" distL="0" distR="0" wp14:anchorId="08427B85" wp14:editId="22D0423D">
+            <wp:extent cx="6156308" cy="4664710"/>
+            <wp:effectExtent l="0" t="0" r="0" b="2540"/>
             <wp:docPr id="1723291324" name="图片 3"/>
             <wp:cNvGraphicFramePr>
               <a:graphicFrameLocks xmlns:a="http://schemas.openxmlformats.org/drawingml/2006/main" noChangeAspect="1"/>
@@ -2725,7 +2759,7 @@
                   <pic:spPr bwMode="auto">
                     <a:xfrm>
                       <a:off x="0" y="0"/>
-                      <a:ext cx="6381750" cy="4947285"/>
+                      <a:ext cx="6162675" cy="4669534"/>
                     </a:xfrm>
                     <a:prstGeom prst="rect">
                       <a:avLst/>
@@ -2741,6 +2775,11 @@
           </wp:inline>
         </w:drawing>
       </w:r>
+    </w:p>
+    <w:p>
+      <w:pPr>
+        <w:jc w:val="left"/>
+      </w:pPr>
       <w:r>
         <w:rPr>
           <w:noProof/>
@@ -2812,40 +2851,352 @@
     </w:p>
     <w:p>
       <w:pPr>
-        <w:jc w:val="left"/>
-      </w:pPr>
-      <w:r>
-        <w:rPr>
-          <w:rFonts w:hint="eastAsia"/>
-        </w:rPr>
-        <w:t>【填写说明：包括但不限于：界面设计、数据库设计(如果有</w:t>
-      </w:r>
-      <w:r>
-        <w:t>)</w:t>
-      </w:r>
-      <w:r>
-        <w:rPr>
-          <w:rFonts w:hint="eastAsia"/>
-        </w:rPr>
-        <w:t>、关键算法。界面设计建议用作品实际界面，建议包括典型使用流程；数据库设计建议用表格、E</w:t>
-      </w:r>
-      <w:r>
-        <w:t>R</w:t>
-      </w:r>
-      <w:r>
-        <w:rPr>
-          <w:rFonts w:hint="eastAsia"/>
-        </w:rPr>
-        <w:t>图或U</w:t>
-      </w:r>
-      <w:r>
-        <w:t>ML</w:t>
-      </w:r>
-      <w:r>
-        <w:rPr>
-          <w:rFonts w:hint="eastAsia"/>
-        </w:rPr>
-        <w:t>方式，说明文字简明扼要，违背范式的设计建议请说明理由；关键算法也可以替换为关键技术、技术创新等。本部分不宜大篇幅铺陈，建议突出重点痛点难点特点。】</w:t>
+        <w:rPr>
+          <w:rFonts w:ascii="Segoe UI" w:hAnsi="Segoe UI" w:cs="Segoe UI" w:hint="eastAsia"/>
+          <w:b/>
+          <w:bCs/>
+          <w:color w:val="0F1115"/>
+          <w:sz w:val="30"/>
+          <w:szCs w:val="30"/>
+        </w:rPr>
+      </w:pPr>
+      <w:r>
+        <w:rPr>
+          <w:rFonts w:ascii="Segoe UI" w:hAnsi="Segoe UI" w:cs="Segoe UI" w:hint="eastAsia"/>
+          <w:b/>
+          <w:bCs/>
+          <w:color w:val="0F1115"/>
+          <w:sz w:val="30"/>
+          <w:szCs w:val="30"/>
+        </w:rPr>
+        <w:t>3.1 AI</w:t>
+      </w:r>
+      <w:r>
+        <w:rPr>
+          <w:rFonts w:ascii="Segoe UI" w:hAnsi="Segoe UI" w:cs="Segoe UI" w:hint="eastAsia"/>
+          <w:b/>
+          <w:bCs/>
+          <w:color w:val="0F1115"/>
+          <w:sz w:val="30"/>
+          <w:szCs w:val="30"/>
+        </w:rPr>
+        <w:t>核心技术</w:t>
+      </w:r>
+    </w:p>
+    <w:p>
+      <w:pPr>
+        <w:rPr>
+          <w:rFonts w:hint="eastAsia"/>
+          <w:lang w:val="zh-CN"/>
+        </w:rPr>
+      </w:pPr>
+      <w:r>
+        <w:rPr>
+          <w:rFonts w:hint="eastAsia"/>
+          <w:lang w:val="zh-CN"/>
+        </w:rPr>
+        <w:t>1. WASM插件</w:t>
+      </w:r>
+      <w:proofErr w:type="gramStart"/>
+      <w:r>
+        <w:rPr>
+          <w:rFonts w:hint="eastAsia"/>
+          <w:lang w:val="zh-CN"/>
+        </w:rPr>
+        <w:t>实例池化机制</w:t>
+      </w:r>
+      <w:proofErr w:type="gramEnd"/>
+    </w:p>
+    <w:p>
+      <w:pPr>
+        <w:rPr>
+          <w:rFonts w:hint="eastAsia"/>
+          <w:lang w:val="zh-CN"/>
+        </w:rPr>
+      </w:pPr>
+      <w:r>
+        <w:rPr>
+          <w:rFonts w:hint="eastAsia"/>
+          <w:lang w:val="zh-CN"/>
+        </w:rPr>
+        <w:t xml:space="preserve">    痛点：WASM运行时无线程安全约束，多会话调用串行阻塞；</w:t>
+      </w:r>
+    </w:p>
+    <w:p>
+      <w:pPr>
+        <w:rPr>
+          <w:rFonts w:hint="eastAsia"/>
+          <w:lang w:val="zh-CN"/>
+        </w:rPr>
+      </w:pPr>
+      <w:r>
+        <w:rPr>
+          <w:rFonts w:hint="eastAsia"/>
+          <w:lang w:val="zh-CN"/>
+        </w:rPr>
+        <w:t xml:space="preserve">    方案：分离Module编译产物与Store运行时，构建实例</w:t>
+      </w:r>
+      <w:proofErr w:type="gramStart"/>
+      <w:r>
+        <w:rPr>
+          <w:rFonts w:hint="eastAsia"/>
+          <w:lang w:val="zh-CN"/>
+        </w:rPr>
+        <w:t>池实现</w:t>
+      </w:r>
+      <w:proofErr w:type="gramEnd"/>
+      <w:r>
+        <w:rPr>
+          <w:rFonts w:hint="eastAsia"/>
+          <w:lang w:val="zh-CN"/>
+        </w:rPr>
+        <w:t>复用，预编译缓存将加载耗时从100ms降至1-5ms，支持多会话并行调用。</w:t>
+      </w:r>
+    </w:p>
+    <w:p>
+      <w:pPr>
+        <w:rPr>
+          <w:lang w:val="zh-CN"/>
+        </w:rPr>
+      </w:pPr>
+    </w:p>
+    <w:p>
+      <w:pPr>
+        <w:rPr>
+          <w:rFonts w:hint="eastAsia"/>
+          <w:lang w:val="zh-CN"/>
+        </w:rPr>
+      </w:pPr>
+      <w:r>
+        <w:rPr>
+          <w:rFonts w:hint="eastAsia"/>
+          <w:lang w:val="zh-CN"/>
+        </w:rPr>
+        <w:lastRenderedPageBreak/>
+        <w:t>2. 工具调用并发安全设计</w:t>
+      </w:r>
+    </w:p>
+    <w:p>
+      <w:pPr>
+        <w:rPr>
+          <w:rFonts w:hint="eastAsia"/>
+          <w:lang w:val="zh-CN"/>
+        </w:rPr>
+      </w:pPr>
+      <w:r>
+        <w:rPr>
+          <w:rFonts w:hint="eastAsia"/>
+          <w:lang w:val="zh-CN"/>
+        </w:rPr>
+        <w:t xml:space="preserve">    痛点：多会话并发调用AI工具易引发全局互斥；</w:t>
+      </w:r>
+    </w:p>
+    <w:p>
+      <w:pPr>
+        <w:rPr>
+          <w:rFonts w:hint="eastAsia"/>
+          <w:lang w:val="zh-CN"/>
+        </w:rPr>
+      </w:pPr>
+      <w:r>
+        <w:rPr>
+          <w:rFonts w:hint="eastAsia"/>
+          <w:lang w:val="zh-CN"/>
+        </w:rPr>
+        <w:t xml:space="preserve">    方案：</w:t>
+      </w:r>
+      <w:proofErr w:type="gramStart"/>
+      <w:r>
+        <w:rPr>
+          <w:rFonts w:hint="eastAsia"/>
+          <w:lang w:val="zh-CN"/>
+        </w:rPr>
+        <w:t>基于`</w:t>
+      </w:r>
+      <w:proofErr w:type="gramEnd"/>
+      <w:r>
+        <w:rPr>
+          <w:rFonts w:hint="eastAsia"/>
+          <w:lang w:val="zh-CN"/>
+        </w:rPr>
+        <w:t>Arc&lt;Mutex&lt;T&gt;&gt;`封装工具状态，按类型索引隔离锁竞争，配置会话工具白名单，实现权限隔离+超时防护，保障高并发安全。</w:t>
+      </w:r>
+    </w:p>
+    <w:p>
+      <w:pPr>
+        <w:rPr>
+          <w:lang w:val="zh-CN"/>
+        </w:rPr>
+      </w:pPr>
+    </w:p>
+    <w:p>
+      <w:pPr>
+        <w:rPr>
+          <w:rFonts w:hint="eastAsia"/>
+          <w:lang w:val="zh-CN"/>
+        </w:rPr>
+      </w:pPr>
+      <w:r>
+        <w:rPr>
+          <w:rFonts w:hint="eastAsia"/>
+          <w:lang w:val="zh-CN"/>
+        </w:rPr>
+        <w:t>3. 非结构化文档分层导入</w:t>
+      </w:r>
+    </w:p>
+    <w:p>
+      <w:pPr>
+        <w:rPr>
+          <w:rFonts w:hint="eastAsia"/>
+          <w:lang w:val="zh-CN"/>
+        </w:rPr>
+      </w:pPr>
+      <w:r>
+        <w:rPr>
+          <w:rFonts w:hint="eastAsia"/>
+          <w:lang w:val="zh-CN"/>
+        </w:rPr>
+        <w:t xml:space="preserve">    痛点：创作者</w:t>
+      </w:r>
+      <w:proofErr w:type="gramStart"/>
+      <w:r>
+        <w:rPr>
+          <w:rFonts w:hint="eastAsia"/>
+          <w:lang w:val="zh-CN"/>
+        </w:rPr>
+        <w:t>万字级世界观</w:t>
+      </w:r>
+      <w:proofErr w:type="gramEnd"/>
+      <w:r>
+        <w:rPr>
+          <w:rFonts w:hint="eastAsia"/>
+          <w:lang w:val="zh-CN"/>
+        </w:rPr>
+        <w:t>文档AI处理成本高、超模型上下文窗口；</w:t>
+      </w:r>
+    </w:p>
+    <w:p>
+      <w:pPr>
+        <w:rPr>
+          <w:rFonts w:hint="eastAsia"/>
+          <w:lang w:val="zh-CN"/>
+        </w:rPr>
+      </w:pPr>
+      <w:r>
+        <w:rPr>
+          <w:rFonts w:hint="eastAsia"/>
+          <w:lang w:val="zh-CN"/>
+        </w:rPr>
+        <w:t xml:space="preserve">    方案：结构切分→模式匹配→大模型辅助三层漏斗，60%-70%内容自动化处理，70万字文档处理成本降低2个数量级，生成结构化预览支持人工校验。</w:t>
+      </w:r>
+    </w:p>
+    <w:p>
+      <w:pPr>
+        <w:rPr>
+          <w:lang w:val="zh-CN"/>
+        </w:rPr>
+      </w:pPr>
+    </w:p>
+    <w:p>
+      <w:pPr>
+        <w:rPr>
+          <w:rFonts w:hint="eastAsia"/>
+          <w:lang w:val="zh-CN"/>
+        </w:rPr>
+      </w:pPr>
+      <w:r>
+        <w:rPr>
+          <w:rFonts w:hint="eastAsia"/>
+          <w:lang w:val="zh-CN"/>
+        </w:rPr>
+        <w:t>4. 流式对话与事件流机制</w:t>
+      </w:r>
+    </w:p>
+    <w:p>
+      <w:pPr>
+        <w:rPr>
+          <w:rFonts w:hint="eastAsia"/>
+          <w:lang w:val="zh-CN"/>
+        </w:rPr>
+      </w:pPr>
+      <w:r>
+        <w:rPr>
+          <w:rFonts w:hint="eastAsia"/>
+          <w:lang w:val="zh-CN"/>
+        </w:rPr>
+        <w:t xml:space="preserve">    痛点：传统请求-响应模式AI交互体验差、无法中断；</w:t>
+      </w:r>
+    </w:p>
+    <w:p>
+      <w:pPr>
+        <w:rPr>
+          <w:rFonts w:hint="eastAsia"/>
+          <w:lang w:val="zh-CN"/>
+        </w:rPr>
+      </w:pPr>
+      <w:r>
+        <w:rPr>
+          <w:rFonts w:hint="eastAsia"/>
+          <w:lang w:val="zh-CN"/>
+        </w:rPr>
+        <w:t xml:space="preserve">    方案：请求-响应分离，以`turn_id`为标识实现事件流推送，支持delta文本、工具调用等5类实时事件，支持手动中断生成，避免无效token消耗。</w:t>
+      </w:r>
+    </w:p>
+    <w:p>
+      <w:pPr>
+        <w:rPr>
+          <w:lang w:val="zh-CN"/>
+        </w:rPr>
+      </w:pPr>
+    </w:p>
+    <w:p>
+      <w:pPr>
+        <w:rPr>
+          <w:rFonts w:ascii="Segoe UI" w:hAnsi="Segoe UI" w:cs="Segoe UI" w:hint="eastAsia"/>
+          <w:b/>
+          <w:bCs/>
+          <w:color w:val="0F1115"/>
+          <w:sz w:val="30"/>
+          <w:szCs w:val="30"/>
+        </w:rPr>
+      </w:pPr>
+      <w:r>
+        <w:rPr>
+          <w:rFonts w:ascii="Segoe UI" w:hAnsi="Segoe UI" w:cs="Segoe UI" w:hint="eastAsia"/>
+          <w:b/>
+          <w:bCs/>
+          <w:color w:val="0F1115"/>
+          <w:sz w:val="30"/>
+          <w:szCs w:val="30"/>
+        </w:rPr>
+        <w:t>3.2 AI</w:t>
+      </w:r>
+      <w:r>
+        <w:rPr>
+          <w:rFonts w:ascii="Segoe UI" w:hAnsi="Segoe UI" w:cs="Segoe UI" w:hint="eastAsia"/>
+          <w:b/>
+          <w:bCs/>
+          <w:color w:val="0F1115"/>
+          <w:sz w:val="30"/>
+          <w:szCs w:val="30"/>
+        </w:rPr>
+        <w:t>模块核心交互</w:t>
+      </w:r>
+    </w:p>
+    <w:p>
+      <w:pPr>
+        <w:ind w:firstLineChars="200" w:firstLine="420"/>
+        <w:rPr>
+          <w:rFonts w:hint="eastAsia"/>
+          <w:lang w:val="zh-CN"/>
+        </w:rPr>
+      </w:pPr>
+      <w:r>
+        <w:rPr>
+          <w:rFonts w:hint="eastAsia"/>
+          <w:lang w:val="zh-CN"/>
+        </w:rPr>
+        <w:t>展示**AI对话流式展示界面、文档导入结构化预览界面、插件管理界面**，标注核心功能按钮（如发送/中断对话、导入文档、切换AI插件），说明典型流程：前端发起AI请求→立即获取轮次ID→实时接收流式结果→支持中途操作/终止。</w:t>
       </w:r>
     </w:p>
     <w:p>
@@ -2858,7 +3209,6 @@
         <w:rPr>
           <w:rFonts w:hint="eastAsia"/>
         </w:rPr>
-        <w:lastRenderedPageBreak/>
         <w:t>测试报告</w:t>
       </w:r>
       <w:bookmarkEnd w:id="3"/>
@@ -3709,6 +4059,7 @@
           <w:szCs w:val="32"/>
           <w:lang w:val="en-US"/>
         </w:rPr>
+        <w:lastRenderedPageBreak/>
         <w:t>三、优化措施与结果分析</w:t>
       </w:r>
     </w:p>
@@ -4209,9 +4560,6 @@
       <w:pPr>
         <w:ind w:left="784"/>
         <w:jc w:val="left"/>
-        <w:rPr>
-          <w:rFonts w:hint="eastAsia"/>
-        </w:rPr>
       </w:pPr>
     </w:p>
     <w:p>
@@ -4235,7 +4583,6 @@
           <w:sz w:val="30"/>
           <w:szCs w:val="30"/>
         </w:rPr>
-        <w:lastRenderedPageBreak/>
         <w:t>四、扩展性验证</w:t>
       </w:r>
     </w:p>
@@ -4690,7 +5037,7 @@
     <w:p>
       <w:pPr>
         <w:rPr>
-          <w:rFonts w:ascii="Segoe UI" w:hAnsi="Segoe UI" w:cs="Segoe UI" w:hint="eastAsia"/>
+          <w:rFonts w:ascii="Segoe UI" w:hAnsi="Segoe UI" w:cs="Segoe UI"/>
           <w:b/>
           <w:bCs/>
           <w:color w:val="0F1115"/>
@@ -4725,9 +5072,6 @@
       <w:pPr>
         <w:spacing w:line="180" w:lineRule="auto"/>
         <w:ind w:firstLineChars="200" w:firstLine="420"/>
-        <w:rPr>
-          <w:rFonts w:hint="eastAsia"/>
-        </w:rPr>
       </w:pPr>
       <w:r>
         <w:t>在流云AI的开发初期，团队发现大模型在处理复杂创作指令时存在明显的稳定性问题：当任务包含多重约束（</w:t>
@@ -4742,11 +5086,6 @@
       </w:r>
     </w:p>
     <w:p>
-      <w:pPr>
-        <w:rPr>
-          <w:rFonts w:hint="eastAsia"/>
-        </w:rPr>
-      </w:pPr>
       <w:r>
         <w:rPr>
           <w:rFonts w:hint="eastAsia"/>
@@ -4760,9 +5099,6 @@
     <w:p>
       <w:pPr>
         <w:ind w:firstLineChars="200" w:firstLine="420"/>
-        <w:rPr>
-          <w:rFonts w:hint="eastAsia"/>
-        </w:rPr>
       </w:pPr>
       <w:r>
         <w:t>本次测试选取了四款具有代表性的国产大语言模型：Qwen-Ma</w:t>
@@ -4814,11 +5150,6 @@
       </w:r>
     </w:p>
     <w:p>
-      <w:pPr>
-        <w:rPr>
-          <w:rFonts w:hint="eastAsia"/>
-        </w:rPr>
-      </w:pPr>
       <w:r>
         <w:t>测试采用控制变量法，对同一创作任务分别构建Markdown、JSON、XML三种格式的提示词模板。评估机制引入</w:t>
       </w:r>
@@ -4832,37 +5163,41 @@
         <w:t>”</w:t>
       </w:r>
       <w:r>
-        <w:t>：将模型A的输出作为输入，交由模型B和C从指令遵循度、内容完整性、逻辑连贯性、风格一致性四个维度进行量化打分，最终由项目组进行人工复核以消除单一模型的评估偏差。</w:t>
-      </w:r>
-    </w:p>
-    <w:p>
-      <w:pPr>
-        <w:rPr>
-          <w:b/>
-          <w:bCs/>
-        </w:rPr>
-      </w:pPr>
-    </w:p>
-    <w:p>
-      <w:pPr>
-        <w:rPr>
-          <w:rFonts w:hint="eastAsia"/>
-        </w:rPr>
-      </w:pPr>
-      <w:r>
-        <w:rPr>
-          <w:b/>
-          <w:bCs/>
-        </w:rPr>
-        <w:t>4.2 格式特性与实测数据分析</w:t>
+        <w:t>：将模型A的输出作为输入，交由模型B和C从指令遵循度、内容完整性、逻辑连贯性、</w:t>
+      </w:r>
+      <w:r>
+        <w:lastRenderedPageBreak/>
+        <w:t>风格一致性四个维度进行量化打分，最终由项目组进行人工复核以消除单一模型的评估偏差。</w:t>
+      </w:r>
+    </w:p>
+    <w:p>
+      <w:pPr>
+        <w:rPr>
+          <w:b/>
+          <w:bCs/>
+        </w:rPr>
+      </w:pPr>
+    </w:p>
+    <w:p>
+      <w:r>
+        <w:rPr>
+          <w:rFonts w:hint="eastAsia"/>
+          <w:b/>
+          <w:bCs/>
+        </w:rPr>
+        <w:t>5</w:t>
+      </w:r>
+      <w:r>
+        <w:rPr>
+          <w:b/>
+          <w:bCs/>
+        </w:rPr>
+        <w:t>.2 格式特性与实测数据分析</w:t>
       </w:r>
     </w:p>
     <w:p>
       <w:pPr>
         <w:ind w:firstLineChars="100" w:firstLine="210"/>
-        <w:rPr>
-          <w:rFonts w:hint="eastAsia"/>
-        </w:rPr>
       </w:pPr>
       <w:r>
         <w:t>测试结果显示，三种格式在结构化约束能力与用户友好度上呈现显著差异：</w:t>
@@ -4877,9 +5212,6 @@
         </w:numPr>
         <w:spacing w:after="200" w:line="276" w:lineRule="auto"/>
         <w:jc w:val="left"/>
-        <w:rPr>
-          <w:rFonts w:hint="eastAsia"/>
-        </w:rPr>
       </w:pPr>
       <w:r>
         <w:rPr>
@@ -4901,9 +5233,6 @@
         </w:numPr>
         <w:spacing w:after="200" w:line="276" w:lineRule="auto"/>
         <w:jc w:val="left"/>
-        <w:rPr>
-          <w:rFonts w:hint="eastAsia"/>
-        </w:rPr>
       </w:pPr>
       <w:r>
         <w:rPr>
@@ -4925,9 +5254,6 @@
         </w:numPr>
         <w:spacing w:after="200" w:line="276" w:lineRule="auto"/>
         <w:jc w:val="left"/>
-        <w:rPr>
-          <w:rFonts w:hint="eastAsia"/>
-        </w:rPr>
       </w:pPr>
       <w:r>
         <w:rPr>
@@ -4943,9 +5269,6 @@
     <w:p>
       <w:pPr>
         <w:ind w:firstLineChars="200" w:firstLine="420"/>
-        <w:rPr>
-          <w:rFonts w:hint="eastAsia"/>
-        </w:rPr>
       </w:pPr>
       <w:r>
         <w:t>此外，项目组在预研阶段曾评估YAML格式。尽管YAML具有良好的可读性，但其对缩进极其敏感的特性导致在长文本嵌套场景下解析失败率高达23%，且部分国产模型对其支持尚不完善。综合</w:t>
@@ -4971,13 +5294,27 @@
           <w:b/>
           <w:bCs/>
         </w:rPr>
-        <w:t>表4-1 不同提示词格式性能对比</w:t>
-      </w:r>
-    </w:p>
-    <w:p>
-      <w:pPr>
-        <w:rPr>
-          <w:rFonts w:hint="eastAsia"/>
+        <w:t>表</w:t>
+      </w:r>
+      <w:r>
+        <w:rPr>
+          <w:rFonts w:hint="eastAsia"/>
+          <w:b/>
+          <w:bCs/>
+        </w:rPr>
+        <w:t>5</w:t>
+      </w:r>
+      <w:r>
+        <w:rPr>
+          <w:b/>
+          <w:bCs/>
+        </w:rPr>
+        <w:t>-1 不同提示词格式性能对比</w:t>
+      </w:r>
+    </w:p>
+    <w:p>
+      <w:pPr>
+        <w:rPr>
           <w:b/>
           <w:bCs/>
         </w:rPr>
@@ -5006,11 +5343,6 @@
             <w:vAlign w:val="center"/>
           </w:tcPr>
           <w:p>
-            <w:pPr>
-              <w:rPr>
-                <w:rFonts w:hint="eastAsia"/>
-              </w:rPr>
-            </w:pPr>
             <w:r>
               <w:rPr>
                 <w:b/>
@@ -5026,11 +5358,6 @@
             <w:vAlign w:val="center"/>
           </w:tcPr>
           <w:p>
-            <w:pPr>
-              <w:rPr>
-                <w:rFonts w:hint="eastAsia"/>
-              </w:rPr>
-            </w:pPr>
             <w:r>
               <w:rPr>
                 <w:b/>
@@ -5046,11 +5373,6 @@
             <w:vAlign w:val="center"/>
           </w:tcPr>
           <w:p>
-            <w:pPr>
-              <w:rPr>
-                <w:rFonts w:hint="eastAsia"/>
-              </w:rPr>
-            </w:pPr>
             <w:r>
               <w:rPr>
                 <w:b/>
@@ -5066,11 +5388,6 @@
             <w:vAlign w:val="center"/>
           </w:tcPr>
           <w:p>
-            <w:pPr>
-              <w:rPr>
-                <w:rFonts w:hint="eastAsia"/>
-              </w:rPr>
-            </w:pPr>
             <w:r>
               <w:rPr>
                 <w:b/>
@@ -5091,11 +5408,6 @@
             <w:vAlign w:val="center"/>
           </w:tcPr>
           <w:p>
-            <w:pPr>
-              <w:rPr>
-                <w:rFonts w:hint="eastAsia"/>
-              </w:rPr>
-            </w:pPr>
             <w:r>
               <w:rPr>
                 <w:b/>
@@ -5111,11 +5423,6 @@
             <w:vAlign w:val="center"/>
           </w:tcPr>
           <w:p>
-            <w:pPr>
-              <w:rPr>
-                <w:rFonts w:hint="eastAsia"/>
-              </w:rPr>
-            </w:pPr>
             <w:r>
               <w:t>~76%</w:t>
             </w:r>
@@ -5127,11 +5434,6 @@
             <w:vAlign w:val="center"/>
           </w:tcPr>
           <w:p>
-            <w:pPr>
-              <w:rPr>
-                <w:rFonts w:hint="eastAsia"/>
-              </w:rPr>
-            </w:pPr>
             <w:r>
               <w:t>~85%</w:t>
             </w:r>
@@ -5143,11 +5445,6 @@
             <w:vAlign w:val="center"/>
           </w:tcPr>
           <w:p>
-            <w:pPr>
-              <w:rPr>
-                <w:rFonts w:hint="eastAsia"/>
-              </w:rPr>
-            </w:pPr>
             <w:r>
               <w:rPr>
                 <w:b/>
@@ -5168,11 +5465,6 @@
             <w:vAlign w:val="center"/>
           </w:tcPr>
           <w:p>
-            <w:pPr>
-              <w:rPr>
-                <w:rFonts w:hint="eastAsia"/>
-              </w:rPr>
-            </w:pPr>
             <w:r>
               <w:rPr>
                 <w:b/>
@@ -5188,11 +5480,6 @@
             <w:vAlign w:val="center"/>
           </w:tcPr>
           <w:p>
-            <w:pPr>
-              <w:rPr>
-                <w:rFonts w:hint="eastAsia"/>
-              </w:rPr>
-            </w:pPr>
             <w:r>
               <w:t>~72%</w:t>
             </w:r>
@@ -5204,11 +5491,6 @@
             <w:vAlign w:val="center"/>
           </w:tcPr>
           <w:p>
-            <w:pPr>
-              <w:rPr>
-                <w:rFonts w:hint="eastAsia"/>
-              </w:rPr>
-            </w:pPr>
             <w:r>
               <w:t>~80%</w:t>
             </w:r>
@@ -5220,11 +5502,6 @@
             <w:vAlign w:val="center"/>
           </w:tcPr>
           <w:p>
-            <w:pPr>
-              <w:rPr>
-                <w:rFonts w:hint="eastAsia"/>
-              </w:rPr>
-            </w:pPr>
             <w:r>
               <w:rPr>
                 <w:b/>
@@ -5245,11 +5522,6 @@
             <w:vAlign w:val="center"/>
           </w:tcPr>
           <w:p>
-            <w:pPr>
-              <w:rPr>
-                <w:rFonts w:hint="eastAsia"/>
-              </w:rPr>
-            </w:pPr>
             <w:r>
               <w:rPr>
                 <w:b/>
@@ -5265,11 +5537,6 @@
             <w:vAlign w:val="center"/>
           </w:tcPr>
           <w:p>
-            <w:pPr>
-              <w:rPr>
-                <w:rFonts w:hint="eastAsia"/>
-              </w:rPr>
-            </w:pPr>
             <w:r>
               <w:t>~34%</w:t>
             </w:r>
@@ -5281,11 +5548,6 @@
             <w:vAlign w:val="center"/>
           </w:tcPr>
           <w:p>
-            <w:pPr>
-              <w:rPr>
-                <w:rFonts w:hint="eastAsia"/>
-              </w:rPr>
-            </w:pPr>
             <w:r>
               <w:t>~68%</w:t>
             </w:r>
@@ -5297,11 +5559,6 @@
             <w:vAlign w:val="center"/>
           </w:tcPr>
           <w:p>
-            <w:pPr>
-              <w:rPr>
-                <w:rFonts w:hint="eastAsia"/>
-              </w:rPr>
-            </w:pPr>
             <w:r>
               <w:rPr>
                 <w:b/>
@@ -5322,11 +5579,6 @@
             <w:vAlign w:val="center"/>
           </w:tcPr>
           <w:p>
-            <w:pPr>
-              <w:rPr>
-                <w:rFonts w:hint="eastAsia"/>
-              </w:rPr>
-            </w:pPr>
             <w:r>
               <w:rPr>
                 <w:b/>
@@ -5342,11 +5594,6 @@
             <w:vAlign w:val="center"/>
           </w:tcPr>
           <w:p>
-            <w:pPr>
-              <w:rPr>
-                <w:rFonts w:hint="eastAsia"/>
-              </w:rPr>
-            </w:pPr>
             <w:r>
               <w:t>~68%</w:t>
             </w:r>
@@ -5358,11 +5605,6 @@
             <w:vAlign w:val="center"/>
           </w:tcPr>
           <w:p>
-            <w:pPr>
-              <w:rPr>
-                <w:rFonts w:hint="eastAsia"/>
-              </w:rPr>
-            </w:pPr>
             <w:r>
               <w:t>~75%</w:t>
             </w:r>
@@ -5374,11 +5616,6 @@
             <w:vAlign w:val="center"/>
           </w:tcPr>
           <w:p>
-            <w:pPr>
-              <w:rPr>
-                <w:rFonts w:hint="eastAsia"/>
-              </w:rPr>
-            </w:pPr>
             <w:r>
               <w:rPr>
                 <w:b/>
@@ -5390,25 +5627,22 @@
         </w:tc>
       </w:tr>
     </w:tbl>
-    <w:p>
-      <w:pPr>
-        <w:rPr>
-          <w:rFonts w:hint="eastAsia"/>
-        </w:rPr>
-      </w:pPr>
-    </w:p>
-    <w:p>
-      <w:pPr>
-        <w:rPr>
-          <w:rFonts w:hint="eastAsia"/>
-        </w:rPr>
-      </w:pPr>
-      <w:r>
-        <w:rPr>
-          <w:b/>
-          <w:bCs/>
-        </w:rPr>
-        <w:t>4.</w:t>
+    <w:p/>
+    <w:p>
+      <w:r>
+        <w:rPr>
+          <w:rFonts w:hint="eastAsia"/>
+          <w:b/>
+          <w:bCs/>
+        </w:rPr>
+        <w:t>5</w:t>
+      </w:r>
+      <w:r>
+        <w:rPr>
+          <w:b/>
+          <w:bCs/>
+        </w:rPr>
+        <w:t>.</w:t>
       </w:r>
       <w:r>
         <w:rPr>
@@ -5429,9 +5663,6 @@
     <w:p>
       <w:pPr>
         <w:ind w:firstLineChars="200" w:firstLine="420"/>
-        <w:rPr>
-          <w:rFonts w:hint="eastAsia"/>
-        </w:rPr>
       </w:pPr>
       <w:r>
         <w:t>针对长篇幅创作中的</w:t>
@@ -5498,50 +5729,41 @@
       </w:r>
     </w:p>
     <w:p>
-      <w:pPr>
-        <w:rPr>
-          <w:rFonts w:hint="eastAsia"/>
-        </w:rPr>
-      </w:pPr>
-      <w:r>
-        <w:rPr>
-          <w:b/>
-          <w:bCs/>
-        </w:rPr>
-        <w:t>4.4 结论与工程落地</w:t>
+      <w:r>
+        <w:rPr>
+          <w:rFonts w:hint="eastAsia"/>
+          <w:b/>
+          <w:bCs/>
+        </w:rPr>
+        <w:t>5</w:t>
+      </w:r>
+      <w:r>
+        <w:rPr>
+          <w:b/>
+          <w:bCs/>
+        </w:rPr>
+        <w:t>.4 结论与工程落地</w:t>
       </w:r>
     </w:p>
     <w:p>
       <w:pPr>
         <w:ind w:firstLineChars="200" w:firstLine="420"/>
-        <w:rPr>
-          <w:rFonts w:hint="eastAsia"/>
-        </w:rPr>
       </w:pPr>
       <w:r>
         <w:t>基于上述数据，流云AI决定采用XML作为底层提示词的核心封装格式，并制定《提示词模板编写规范》。规范要求使用语义明确的标签（如&lt;role&gt;, &lt;context&gt;, &lt;constraint&gt;）构建指令结构，限制嵌套深度不超过三层以平衡灵活性与解析效率。</w:t>
       </w:r>
     </w:p>
     <w:p>
-      <w:pPr>
-        <w:rPr>
-          <w:rFonts w:hint="eastAsia"/>
-        </w:rPr>
-      </w:pPr>
       <w:r>
         <w:t>示例如下：</w:t>
       </w:r>
     </w:p>
     <w:p>
-      <w:pPr>
-        <w:rPr>
-          <w:rFonts w:hint="eastAsia"/>
-        </w:rPr>
-      </w:pPr>
       <w:r>
         <w:rPr>
           <w:noProof/>
         </w:rPr>
+        <w:lastRenderedPageBreak/>
         <w:drawing>
           <wp:inline distT="0" distB="0" distL="0" distR="0" wp14:anchorId="087B70FC" wp14:editId="02AA2394">
             <wp:extent cx="5486400" cy="2078990"/>
@@ -5584,9 +5806,6 @@
     <w:p>
       <w:pPr>
         <w:ind w:firstLineChars="200" w:firstLine="420"/>
-        <w:rPr>
-          <w:rFonts w:hint="eastAsia"/>
-        </w:rPr>
       </w:pPr>
       <w:r>
         <w:t>该方案已在流云AI引擎中部署，实测显示系统在处理复杂创作需求时的输出稳定性显著提升，有效支撑了平台</w:t>
@@ -5618,7 +5837,227 @@
           <w:rFonts w:hint="eastAsia"/>
         </w:rPr>
       </w:pPr>
-    </w:p>
+      <w:r>
+        <w:rPr>
+          <w:rFonts w:hint="eastAsia"/>
+          <w:b/>
+          <w:sz w:val="32"/>
+          <w:szCs w:val="32"/>
+        </w:rPr>
+        <w:t>六</w:t>
+      </w:r>
+      <w:r>
+        <w:rPr>
+          <w:b/>
+          <w:sz w:val="32"/>
+          <w:szCs w:val="32"/>
+        </w:rPr>
+        <w:t>、</w:t>
+      </w:r>
+      <w:r>
+        <w:rPr>
+          <w:rFonts w:hint="eastAsia"/>
+          <w:b/>
+          <w:sz w:val="32"/>
+          <w:szCs w:val="32"/>
+        </w:rPr>
+        <w:t>AI模块测试</w:t>
+      </w:r>
+    </w:p>
+    <w:p>
+      <w:pPr>
+        <w:ind w:firstLineChars="200" w:firstLine="420"/>
+        <w:rPr>
+          <w:rFonts w:hint="eastAsia"/>
+        </w:rPr>
+      </w:pPr>
+      <w:r>
+        <w:rPr>
+          <w:rFonts w:hint="eastAsia"/>
+        </w:rPr>
+        <w:t>6</w:t>
+      </w:r>
+      <w:r>
+        <w:rPr>
+          <w:rFonts w:hint="eastAsia"/>
+        </w:rPr>
+        <w:t>.1 AI模块核心测试用例</w:t>
+      </w:r>
+    </w:p>
+    <w:p>
+      <w:pPr>
+        <w:ind w:firstLineChars="200" w:firstLine="420"/>
+        <w:rPr>
+          <w:rFonts w:hint="eastAsia"/>
+        </w:rPr>
+      </w:pPr>
+      <w:r>
+        <w:rPr>
+          <w:rFonts w:hint="eastAsia"/>
+        </w:rPr>
+        <w:t>| 测试项 | 测试场景 | 测试结果 |</w:t>
+      </w:r>
+    </w:p>
+    <w:p>
+      <w:pPr>
+        <w:ind w:firstLineChars="200" w:firstLine="420"/>
+      </w:pPr>
+      <w:r>
+        <w:t>|--------|----------|----------|</w:t>
+      </w:r>
+    </w:p>
+    <w:p>
+      <w:pPr>
+        <w:ind w:firstLineChars="200" w:firstLine="420"/>
+        <w:rPr>
+          <w:rFonts w:hint="eastAsia"/>
+        </w:rPr>
+      </w:pPr>
+      <w:r>
+        <w:rPr>
+          <w:rFonts w:hint="eastAsia"/>
+        </w:rPr>
+        <w:t>| 多厂商适配 | 切换OpenAI/Anthropic/本地模型完成对话 | 全适配，格式映射无误差 |</w:t>
+      </w:r>
+    </w:p>
+    <w:p>
+      <w:pPr>
+        <w:ind w:firstLineChars="200" w:firstLine="420"/>
+        <w:rPr>
+          <w:rFonts w:hint="eastAsia"/>
+        </w:rPr>
+      </w:pPr>
+      <w:r>
+        <w:rPr>
+          <w:rFonts w:hint="eastAsia"/>
+        </w:rPr>
+        <w:t>| 并发性能 | 10个会话同时发起AI对话+工具调用 | 无阻塞，响应延迟＜400ms |</w:t>
+      </w:r>
+    </w:p>
+    <w:p>
+      <w:pPr>
+        <w:ind w:firstLineChars="200" w:firstLine="420"/>
+        <w:rPr>
+          <w:rFonts w:hint="eastAsia"/>
+        </w:rPr>
+      </w:pPr>
+      <w:r>
+        <w:rPr>
+          <w:rFonts w:hint="eastAsia"/>
+        </w:rPr>
+        <w:t>| 文档处理 | 70万字TXT世界观文档导入 | 结构化完成耗时＜5min，成本0.1-0.3美元 |</w:t>
+      </w:r>
+    </w:p>
+    <w:p>
+      <w:pPr>
+        <w:ind w:firstLineChars="200" w:firstLine="420"/>
+        <w:rPr>
+          <w:rFonts w:hint="eastAsia"/>
+        </w:rPr>
+      </w:pPr>
+      <w:r>
+        <w:rPr>
+          <w:rFonts w:hint="eastAsia"/>
+        </w:rPr>
+        <w:t>| 流式交互 | 发起LLM对话，中途中断生成 | 实时推送增量内容，中断后立即停止，无无效消耗 |</w:t>
+      </w:r>
+    </w:p>
+    <w:p>
+      <w:pPr>
+        <w:ind w:firstLineChars="200" w:firstLine="420"/>
+      </w:pPr>
+    </w:p>
+    <w:p>
+      <w:pPr>
+        <w:ind w:firstLineChars="200" w:firstLine="420"/>
+        <w:rPr>
+          <w:rFonts w:hint="eastAsia"/>
+        </w:rPr>
+      </w:pPr>
+      <w:r>
+        <w:rPr>
+          <w:rFonts w:hint="eastAsia"/>
+        </w:rPr>
+        <w:t>6</w:t>
+      </w:r>
+      <w:r>
+        <w:rPr>
+          <w:rFonts w:hint="eastAsia"/>
+        </w:rPr>
+        <w:t>.2 AI模块技术指标</w:t>
+      </w:r>
+    </w:p>
+    <w:p>
+      <w:pPr>
+        <w:ind w:firstLineChars="200" w:firstLine="420"/>
+        <w:rPr>
+          <w:rFonts w:hint="eastAsia"/>
+        </w:rPr>
+      </w:pPr>
+      <w:r>
+        <w:rPr>
+          <w:rFonts w:hint="eastAsia"/>
+        </w:rPr>
+        <w:t>- 运行速度：WASM插件实例创建耗时0.1-1ms，AI调用首屏响应＜500ms；</w:t>
+      </w:r>
+    </w:p>
+    <w:p>
+      <w:pPr>
+        <w:ind w:firstLineChars="200" w:firstLine="420"/>
+        <w:rPr>
+          <w:rFonts w:hint="eastAsia"/>
+        </w:rPr>
+      </w:pPr>
+      <w:r>
+        <w:rPr>
+          <w:rFonts w:hint="eastAsia"/>
+        </w:rPr>
+        <w:t>- 扩展性：支持WASM</w:t>
+      </w:r>
+      <w:proofErr w:type="gramStart"/>
+      <w:r>
+        <w:rPr>
+          <w:rFonts w:hint="eastAsia"/>
+        </w:rPr>
+        <w:t>插件热</w:t>
+      </w:r>
+      <w:proofErr w:type="gramEnd"/>
+      <w:r>
+        <w:rPr>
+          <w:rFonts w:hint="eastAsia"/>
+        </w:rPr>
+        <w:t>加载，新增AI厂商适配仅需开发专属插件，无需修改主程序；</w:t>
+      </w:r>
+    </w:p>
+    <w:p>
+      <w:pPr>
+        <w:ind w:firstLineChars="200" w:firstLine="420"/>
+        <w:rPr>
+          <w:rFonts w:hint="eastAsia"/>
+        </w:rPr>
+      </w:pPr>
+      <w:r>
+        <w:rPr>
+          <w:rFonts w:hint="eastAsia"/>
+        </w:rPr>
+        <w:t>- 可用性：流式交互支持断点续传，文档处理支持人工校验，错误率＜1%；</w:t>
+      </w:r>
+    </w:p>
+    <w:p>
+      <w:pPr>
+        <w:ind w:firstLineChars="200" w:firstLine="420"/>
+        <w:rPr>
+          <w:rFonts w:hint="eastAsia"/>
+        </w:rPr>
+      </w:pPr>
+      <w:r>
+        <w:rPr>
+          <w:rFonts w:hint="eastAsia"/>
+        </w:rPr>
+        <w:t>- 安全性：会话与插件解耦，单实例异常不影响其他会话，工具调用设超时防护（默认30s）。</w:t>
+      </w:r>
+    </w:p>
+    <w:p/>
     <w:p>
       <w:pPr>
         <w:jc w:val="left"/>
@@ -5642,1187 +6081,581 @@
       </w:pPr>
       <w:r>
         <w:rPr>
+          <w:rFonts w:hint="eastAsia"/>
           <w:b/>
           <w:sz w:val="32"/>
           <w:szCs w:val="32"/>
           <w:lang w:val="en-US"/>
         </w:rPr>
-        <w:t>五、结论</w:t>
-      </w:r>
-    </w:p>
-    <w:p>
-      <w:pPr>
-        <w:ind w:firstLineChars="200" w:firstLine="420"/>
-        <w:jc w:val="left"/>
-      </w:pPr>
-      <w:r>
-        <w:t>本次测试结果表明，通过在写入策略、查询结构、全文检索及内存管理方面的系统性优化，SQLite 在桌面端应用中的性能得到显著提升。在不引入外部数据库的前提下，核心操作达到毫秒级响应，且在 10 倍数</w:t>
-      </w:r>
-      <w:proofErr w:type="gramStart"/>
-      <w:r>
-        <w:t>据规模</w:t>
-      </w:r>
-      <w:proofErr w:type="gramEnd"/>
-      <w:r>
-        <w:t>下仍保持可用。优化后的方案在实现复杂度、部署成本与工程性能之间取得了良好平衡，具备较强的工程适用性。</w:t>
-      </w:r>
-    </w:p>
-    <w:p>
-      <w:pPr>
-        <w:jc w:val="left"/>
-      </w:pPr>
-    </w:p>
-    <w:p>
-      <w:pPr>
-        <w:pStyle w:val="1"/>
-        <w:jc w:val="left"/>
-      </w:pPr>
-      <w:bookmarkStart w:id="4" w:name="_Toc100040664"/>
-      <w:r>
-        <w:rPr>
-          <w:rFonts w:hint="eastAsia"/>
-        </w:rPr>
-        <w:lastRenderedPageBreak/>
-        <w:t>安装及使用</w:t>
-      </w:r>
-      <w:bookmarkEnd w:id="4"/>
-    </w:p>
-    <w:p>
-      <w:pPr>
-        <w:jc w:val="left"/>
-        <w:rPr>
-          <w:lang w:val="zh-CN"/>
-        </w:rPr>
-      </w:pPr>
-      <w:r>
-        <w:rPr>
-          <w:rFonts w:hint="eastAsia"/>
-        </w:rPr>
-        <w:t>【填写说明：简要说明安装环境要求、安装过程、主要流程等</w:t>
-      </w:r>
-      <w:r>
-        <w:rPr>
-          <w:rFonts w:ascii="Arial" w:hAnsi="Arial" w:hint="eastAsia"/>
-          <w:color w:val="333333"/>
-          <w:szCs w:val="21"/>
-          <w:shd w:val="clear" w:color="auto" w:fill="FFFFFF"/>
-        </w:rPr>
-        <w:t>。建议包含默认安装和典型使用流程。</w:t>
-      </w:r>
-      <w:r>
-        <w:rPr>
-          <w:rFonts w:hint="eastAsia"/>
-        </w:rPr>
-        <w:t>】</w:t>
-      </w:r>
-    </w:p>
-    <w:p>
-      <w:pPr>
-        <w:pStyle w:val="1"/>
-        <w:jc w:val="left"/>
-      </w:pPr>
-      <w:bookmarkStart w:id="5" w:name="_Toc100040665"/>
-      <w:r>
-        <w:rPr>
-          <w:rFonts w:hint="eastAsia"/>
-        </w:rPr>
-        <w:lastRenderedPageBreak/>
-        <w:t>项目总结</w:t>
-      </w:r>
-      <w:bookmarkEnd w:id="5"/>
-    </w:p>
-    <w:p>
-      <w:pPr>
-        <w:pStyle w:val="1"/>
-        <w:numPr>
-          <w:ilvl w:val="0"/>
-          <w:numId w:val="0"/>
-        </w:numPr>
-        <w:spacing w:line="276" w:lineRule="auto"/>
-        <w:jc w:val="left"/>
+        <w:t>七</w:t>
+      </w:r>
+      <w:r>
         <w:rPr>
           <w:b/>
           <w:sz w:val="32"/>
           <w:szCs w:val="32"/>
           <w:lang w:val="en-US"/>
         </w:rPr>
-      </w:pPr>
-      <w:bookmarkStart w:id="6" w:name="_Toc100040666"/>
-      <w:r>
-        <w:rPr>
-          <w:b/>
+        <w:t>、结论</w:t>
+      </w:r>
+    </w:p>
+    <w:p>
+      <w:pPr>
+        <w:ind w:firstLineChars="200" w:firstLine="420"/>
+        <w:jc w:val="left"/>
+        <w:rPr>
+          <w:rFonts w:hint="eastAsia"/>
+        </w:rPr>
+      </w:pPr>
+      <w:r>
+        <w:t>本次测试结果表明，通过在写入策略、查询结构、全文检索及内存管理方面的系统性优化，SQLite 在桌面端应用中的性能得到显著提升。在不引入外部数据库的前提下，核心操作达到毫秒级响应，且在 10 倍数</w:t>
+      </w:r>
+      <w:proofErr w:type="gramStart"/>
+      <w:r>
+        <w:t>据规模</w:t>
+      </w:r>
+      <w:proofErr w:type="gramEnd"/>
+      <w:r>
+        <w:t>下仍保持可用。优化后的方案在实现复杂度、部署成本与工程性能之间取得了良好平衡，具备较强的工程适用性。</w:t>
+      </w:r>
+    </w:p>
+    <w:p>
+      <w:pPr>
+        <w:jc w:val="left"/>
+        <w:rPr>
+          <w:rFonts w:hint="eastAsia"/>
+        </w:rPr>
+      </w:pPr>
+    </w:p>
+    <w:p>
+      <w:pPr>
+        <w:pStyle w:val="1"/>
+        <w:jc w:val="left"/>
+      </w:pPr>
+      <w:bookmarkStart w:id="4" w:name="_Toc100040664"/>
+      <w:r>
+        <w:rPr>
+          <w:rFonts w:hint="eastAsia"/>
+        </w:rPr>
+        <w:t>安装及使用</w:t>
+      </w:r>
+      <w:bookmarkEnd w:id="4"/>
+    </w:p>
+    <w:p>
+      <w:bookmarkStart w:id="5" w:name="_Toc100040665"/>
+      <w:r>
+        <w:rPr>
+          <w:rFonts w:eastAsia="黑体" w:hint="eastAsia"/>
+          <w:b/>
+          <w:bCs/>
+          <w:kern w:val="44"/>
           <w:sz w:val="32"/>
           <w:szCs w:val="32"/>
-          <w:lang w:val="en-US"/>
-        </w:rPr>
-        <w:t>项目总结</w:t>
-      </w:r>
-    </w:p>
-    <w:p>
-      <w:pPr>
-        <w:pStyle w:val="1"/>
-        <w:numPr>
-          <w:ilvl w:val="0"/>
-          <w:numId w:val="0"/>
-        </w:numPr>
-        <w:spacing w:line="276" w:lineRule="auto"/>
-        <w:jc w:val="left"/>
-        <w:rPr>
-          <w:rFonts w:eastAsia="等线"/>
-          <w:bCs w:val="0"/>
-          <w:kern w:val="2"/>
-          <w:sz w:val="21"/>
-          <w:szCs w:val="22"/>
-          <w:lang w:val="en-US"/>
-        </w:rPr>
-      </w:pPr>
-      <w:r>
-        <w:rPr>
-          <w:rFonts w:eastAsia="等线"/>
-          <w:bCs w:val="0"/>
-          <w:kern w:val="2"/>
-          <w:sz w:val="21"/>
-          <w:szCs w:val="22"/>
-          <w:lang w:val="en-US"/>
-        </w:rPr>
-        <w:t>本作品</w:t>
-      </w:r>
-      <w:r>
-        <w:rPr>
-          <w:rFonts w:eastAsia="等线"/>
-          <w:bCs w:val="0"/>
-          <w:kern w:val="2"/>
-          <w:sz w:val="21"/>
-          <w:szCs w:val="22"/>
-          <w:lang w:val="en-US"/>
-        </w:rPr>
-        <w:t>“</w:t>
-      </w:r>
-      <w:r>
-        <w:rPr>
-          <w:rFonts w:eastAsia="等线" w:hint="eastAsia"/>
-          <w:bCs w:val="0"/>
-          <w:kern w:val="2"/>
-          <w:sz w:val="21"/>
-          <w:szCs w:val="22"/>
-          <w:lang w:val="en-US"/>
-        </w:rPr>
-        <w:t>流云</w:t>
-      </w:r>
-      <w:r>
-        <w:rPr>
-          <w:rFonts w:eastAsia="等线"/>
-          <w:bCs w:val="0"/>
-          <w:kern w:val="2"/>
-          <w:sz w:val="21"/>
-          <w:szCs w:val="22"/>
-          <w:lang w:val="en-US"/>
-        </w:rPr>
-        <w:t>——</w:t>
-      </w:r>
-      <w:r>
-        <w:rPr>
-          <w:rFonts w:eastAsia="等线"/>
-          <w:bCs w:val="0"/>
-          <w:kern w:val="2"/>
-          <w:sz w:val="21"/>
-          <w:szCs w:val="22"/>
-          <w:lang w:val="en-US"/>
-        </w:rPr>
-        <w:t>AI小说世界构建师</w:t>
-      </w:r>
-      <w:r>
-        <w:rPr>
-          <w:rFonts w:eastAsia="等线"/>
-          <w:bCs w:val="0"/>
-          <w:kern w:val="2"/>
-          <w:sz w:val="21"/>
-          <w:szCs w:val="22"/>
-          <w:lang w:val="en-US"/>
-        </w:rPr>
-        <w:t>”</w:t>
-      </w:r>
-      <w:r>
-        <w:rPr>
-          <w:rFonts w:eastAsia="等线"/>
-          <w:bCs w:val="0"/>
-          <w:kern w:val="2"/>
-          <w:sz w:val="21"/>
-          <w:szCs w:val="22"/>
-          <w:lang w:val="en-US"/>
-        </w:rPr>
-        <w:t>从选题确立到原型落地，经历了需求调研、技术选型、核心功能开发、测试迭代四个阶段。回顾整个开发过程，团队在以下几个方面收获颇丰：</w:t>
-      </w:r>
-    </w:p>
-    <w:p>
-      <w:pPr>
-        <w:pStyle w:val="1"/>
-        <w:numPr>
-          <w:ilvl w:val="0"/>
-          <w:numId w:val="0"/>
-        </w:numPr>
-        <w:spacing w:line="276" w:lineRule="auto"/>
-        <w:jc w:val="left"/>
-        <w:rPr>
-          <w:rFonts w:eastAsia="等线"/>
-          <w:bCs w:val="0"/>
-          <w:kern w:val="2"/>
-          <w:sz w:val="21"/>
-          <w:szCs w:val="22"/>
-          <w:lang w:val="en-US"/>
-        </w:rPr>
-      </w:pPr>
-      <w:r>
-        <w:rPr>
-          <w:b/>
+        </w:rPr>
+        <w:t xml:space="preserve">5.1 </w:t>
+      </w:r>
+      <w:r>
+        <w:rPr>
+          <w:rFonts w:eastAsia="黑体" w:hint="eastAsia"/>
+          <w:b/>
+          <w:bCs/>
+          <w:kern w:val="44"/>
           <w:sz w:val="32"/>
           <w:szCs w:val="32"/>
-          <w:lang w:val="en-US"/>
-        </w:rPr>
-        <w:t>项目协调与任务分解</w:t>
-      </w:r>
-      <w:r>
-        <w:rPr>
-          <w:lang w:val="en-US"/>
-        </w:rPr>
-        <w:br/>
-      </w:r>
-      <w:r>
-        <w:rPr>
-          <w:rFonts w:eastAsia="等线" w:hint="eastAsia"/>
-          <w:bCs w:val="0"/>
-          <w:kern w:val="2"/>
-          <w:sz w:val="21"/>
-          <w:szCs w:val="22"/>
-          <w:lang w:val="en-US"/>
-        </w:rPr>
-        <w:t xml:space="preserve">    初</w:t>
-      </w:r>
-      <w:r>
-        <w:rPr>
-          <w:rFonts w:eastAsia="等线"/>
-          <w:bCs w:val="0"/>
-          <w:kern w:val="2"/>
-          <w:sz w:val="21"/>
-          <w:szCs w:val="22"/>
-          <w:lang w:val="en-US"/>
-        </w:rPr>
-        <w:t>期我们采用了敏捷开发模式，将任务拆解为前端可视化模块、AI服务接入、数据库设计、一致性检测算法等子任务。通过</w:t>
-      </w:r>
-      <w:proofErr w:type="gramStart"/>
-      <w:r>
-        <w:rPr>
-          <w:rFonts w:eastAsia="等线"/>
-          <w:bCs w:val="0"/>
-          <w:kern w:val="2"/>
-          <w:sz w:val="21"/>
-          <w:szCs w:val="22"/>
-          <w:lang w:val="en-US"/>
-        </w:rPr>
-        <w:t>每日站</w:t>
-      </w:r>
-      <w:proofErr w:type="gramEnd"/>
-      <w:r>
-        <w:rPr>
-          <w:rFonts w:eastAsia="等线"/>
-          <w:bCs w:val="0"/>
-          <w:kern w:val="2"/>
-          <w:sz w:val="21"/>
-          <w:szCs w:val="22"/>
-          <w:lang w:val="en-US"/>
-        </w:rPr>
-        <w:t>会和每周里程碑评审，有效保证了各模块的进度对齐。值得一提的是，AI模型的选择与微调是项目的最大技术难点，我们通过对比多种开源大模型（如</w:t>
+        </w:rPr>
+        <w:t>安装环境要求</w:t>
+      </w:r>
+    </w:p>
+    <w:p>
+      <w:pPr>
+        <w:rPr>
+          <w:rFonts w:hint="eastAsia"/>
+        </w:rPr>
+      </w:pPr>
+      <w:r>
+        <w:rPr>
+          <w:rFonts w:hint="eastAsia"/>
+        </w:rPr>
+        <w:lastRenderedPageBreak/>
+        <w:t>- 后端：支持WASM运行时环境（如</w:t>
       </w:r>
       <w:proofErr w:type="spellStart"/>
       <w:r>
         <w:rPr>
-          <w:rFonts w:eastAsia="等线"/>
-          <w:bCs w:val="0"/>
-          <w:kern w:val="2"/>
-          <w:sz w:val="21"/>
-          <w:szCs w:val="22"/>
-          <w:lang w:val="en-US"/>
-        </w:rPr>
-        <w:t>ChatGLM</w:t>
+          <w:rFonts w:hint="eastAsia"/>
+        </w:rPr>
+        <w:t>wasmtime</w:t>
       </w:r>
       <w:proofErr w:type="spellEnd"/>
       <w:r>
         <w:rPr>
-          <w:rFonts w:eastAsia="等线"/>
-          <w:bCs w:val="0"/>
-          <w:kern w:val="2"/>
-          <w:sz w:val="21"/>
-          <w:szCs w:val="22"/>
-          <w:lang w:val="en-US"/>
-        </w:rPr>
-        <w:t>、Llama 2）的创作领域表现，最终确定了混合架构</w:t>
-      </w:r>
-      <w:r>
-        <w:rPr>
-          <w:rFonts w:eastAsia="等线"/>
-          <w:bCs w:val="0"/>
-          <w:kern w:val="2"/>
-          <w:sz w:val="21"/>
-          <w:szCs w:val="22"/>
-          <w:lang w:val="en-US"/>
-        </w:rPr>
-        <w:t>——</w:t>
-      </w:r>
-      <w:r>
-        <w:rPr>
-          <w:rFonts w:eastAsia="等线"/>
-          <w:bCs w:val="0"/>
-          <w:kern w:val="2"/>
-          <w:sz w:val="21"/>
-          <w:szCs w:val="22"/>
-          <w:lang w:val="en-US"/>
-        </w:rPr>
-        <w:t>本地轻量模型负责实时关系抽取，云端API负责复杂世界观生成，实现了性能与成本的平衡。</w:t>
-      </w:r>
-    </w:p>
-    <w:p>
-      <w:pPr>
-        <w:pStyle w:val="1"/>
-        <w:numPr>
-          <w:ilvl w:val="0"/>
-          <w:numId w:val="0"/>
-        </w:numPr>
-        <w:spacing w:line="276" w:lineRule="auto"/>
-        <w:ind w:left="321" w:hangingChars="100" w:hanging="321"/>
-        <w:jc w:val="left"/>
-        <w:rPr>
-          <w:sz w:val="30"/>
-          <w:szCs w:val="30"/>
-          <w:lang w:val="en-US"/>
-        </w:rPr>
-      </w:pPr>
-      <w:r>
-        <w:rPr>
-          <w:b/>
+          <w:rFonts w:hint="eastAsia"/>
+        </w:rPr>
+        <w:t>），网络可访问目标AI厂商API/本地模型部署环境；</w:t>
+      </w:r>
+    </w:p>
+    <w:p>
+      <w:pPr>
+        <w:rPr>
+          <w:rFonts w:hint="eastAsia"/>
+        </w:rPr>
+      </w:pPr>
+      <w:r>
+        <w:rPr>
+          <w:rFonts w:hint="eastAsia"/>
+        </w:rPr>
+        <w:t>- 资源：内存≥4G，保障WASM实例池与文档处理的资源需求。</w:t>
+      </w:r>
+    </w:p>
+    <w:p>
+      <w:pPr>
+        <w:rPr>
+          <w:rFonts w:hint="eastAsia"/>
+        </w:rPr>
+      </w:pPr>
+    </w:p>
+    <w:p>
+      <w:pPr>
+        <w:rPr>
+          <w:rFonts w:eastAsia="黑体" w:hint="eastAsia"/>
+          <w:b/>
+          <w:bCs/>
+          <w:kern w:val="44"/>
           <w:sz w:val="32"/>
           <w:szCs w:val="32"/>
-          <w:lang w:val="en-US"/>
-        </w:rPr>
-        <w:t>克服的困难</w:t>
-      </w:r>
-      <w:r>
-        <w:rPr>
+        </w:rPr>
+      </w:pPr>
+      <w:r>
+        <w:rPr>
+          <w:rFonts w:hint="eastAsia"/>
+        </w:rPr>
+        <w:t xml:space="preserve">### </w:t>
+      </w:r>
+      <w:r>
+        <w:rPr>
+          <w:rFonts w:eastAsia="黑体" w:hint="eastAsia"/>
+          <w:b/>
+          <w:bCs/>
+          <w:kern w:val="44"/>
           <w:sz w:val="32"/>
           <w:szCs w:val="32"/>
-          <w:lang w:val="en-US"/>
-        </w:rPr>
-        <w:br/>
-      </w:r>
-      <w:r>
-        <w:rPr>
+        </w:rPr>
+        <w:t>5.2 AI</w:t>
+      </w:r>
+      <w:r>
+        <w:rPr>
+          <w:rFonts w:eastAsia="黑体" w:hint="eastAsia"/>
+          <w:b/>
+          <w:bCs/>
+          <w:kern w:val="44"/>
+          <w:sz w:val="32"/>
+          <w:szCs w:val="32"/>
+        </w:rPr>
+        <w:t>功能典型使用流程</w:t>
+      </w:r>
+    </w:p>
+    <w:p>
+      <w:pPr>
+        <w:rPr>
+          <w:rFonts w:hint="eastAsia"/>
+        </w:rPr>
+      </w:pPr>
+      <w:r>
+        <w:rPr>
+          <w:rFonts w:hint="eastAsia"/>
+        </w:rPr>
+        <w:t>1. 插件管理：在插件界面开启/加载目标AI厂商WASM插件，完成基础配置；</w:t>
+      </w:r>
+    </w:p>
+    <w:p>
+      <w:pPr>
+        <w:rPr>
+          <w:rFonts w:hint="eastAsia"/>
+        </w:rPr>
+      </w:pPr>
+      <w:r>
+        <w:rPr>
+          <w:rFonts w:hint="eastAsia"/>
+        </w:rPr>
+        <w:t>2. AI对话：输入问题发送，前端实时展示流式结果，可点击“中断”停止生成；</w:t>
+      </w:r>
+    </w:p>
+    <w:p>
+      <w:pPr>
+        <w:rPr>
+          <w:rFonts w:hint="eastAsia"/>
+        </w:rPr>
+      </w:pPr>
+      <w:r>
+        <w:rPr>
+          <w:rFonts w:hint="eastAsia"/>
+        </w:rPr>
+        <w:t>3. 文档导入：上传世界观文档，系统自动结构化，预览后确认导入，即可在对话中调用文档信息；</w:t>
+      </w:r>
+    </w:p>
+    <w:p>
+      <w:pPr>
+        <w:rPr>
+          <w:rFonts w:hint="eastAsia"/>
+        </w:rPr>
+      </w:pPr>
+      <w:r>
+        <w:rPr>
+          <w:rFonts w:hint="eastAsia"/>
+        </w:rPr>
+        <w:t>4. 多会话管理：新建/切换/删除LLM会话，各会话独立维护历史与配置，互不干扰。</w:t>
+      </w:r>
+    </w:p>
+    <w:p>
+      <w:pPr>
+        <w:pStyle w:val="1"/>
+        <w:jc w:val="left"/>
+      </w:pPr>
+      <w:r>
+        <w:rPr>
+          <w:rFonts w:hint="eastAsia"/>
+        </w:rPr>
+        <w:t>项目总结</w:t>
+      </w:r>
+      <w:bookmarkEnd w:id="5"/>
+    </w:p>
+    <w:p>
+      <w:pPr>
+        <w:rPr>
+          <w:b/>
+          <w:bCs/>
           <w:sz w:val="24"/>
           <w:szCs w:val="24"/>
-          <w:lang w:val="en-US"/>
-        </w:rPr>
-        <w:t>在开发过程中，我们遇到了以下主要挑战</w:t>
-      </w:r>
-      <w:r>
-        <w:rPr>
-          <w:sz w:val="30"/>
-          <w:szCs w:val="30"/>
-          <w:lang w:val="en-US"/>
-        </w:rPr>
-        <w:t>：</w:t>
-      </w:r>
-    </w:p>
-    <w:p>
-      <w:pPr>
-        <w:pStyle w:val="1"/>
-        <w:numPr>
-          <w:ilvl w:val="0"/>
-          <w:numId w:val="6"/>
-        </w:numPr>
-        <w:spacing w:line="276" w:lineRule="auto"/>
-        <w:jc w:val="left"/>
-        <w:rPr>
-          <w:rFonts w:eastAsia="等线"/>
-          <w:bCs w:val="0"/>
-          <w:kern w:val="2"/>
-          <w:sz w:val="21"/>
-          <w:szCs w:val="22"/>
-          <w:lang w:val="en-US"/>
-        </w:rPr>
-      </w:pPr>
-      <w:r>
-        <w:rPr>
-          <w:rFonts w:eastAsia="等线"/>
-          <w:bCs w:val="0"/>
-          <w:kern w:val="2"/>
-          <w:sz w:val="21"/>
-          <w:szCs w:val="22"/>
-          <w:lang w:val="en-US"/>
-        </w:rPr>
+        </w:rPr>
+      </w:pPr>
+      <w:bookmarkStart w:id="6" w:name="_Toc100040666"/>
+      <w:r>
+        <w:rPr>
+          <w:b/>
+          <w:bCs/>
+          <w:sz w:val="24"/>
+          <w:szCs w:val="24"/>
+        </w:rPr>
+        <w:t>项目总结</w:t>
+      </w:r>
+    </w:p>
+    <w:p>
+      <w:pPr>
+        <w:ind w:firstLineChars="200" w:firstLine="420"/>
+      </w:pPr>
+      <w:r>
+        <w:t>本作品</w:t>
+      </w:r>
+      <w:r>
+        <w:t>“</w:t>
+      </w:r>
+      <w:r>
+        <w:rPr>
+          <w:rFonts w:hint="eastAsia"/>
+        </w:rPr>
+        <w:t>流云</w:t>
+      </w:r>
+      <w:r>
+        <w:t>——</w:t>
+      </w:r>
+      <w:r>
+        <w:t>AI小说世界构建师</w:t>
+      </w:r>
+      <w:r>
+        <w:t>”</w:t>
+      </w:r>
+      <w:r>
+        <w:t>从选题确立到原型落地，经历了需求调研、技术选型、核心功能开发、测试迭代四个阶段。回顾整个开发过程，团队在以下几个方面收获颇丰：</w:t>
+      </w:r>
+    </w:p>
+    <w:p>
+      <w:r>
+        <w:t>项目协调与任务分解</w:t>
+      </w:r>
+      <w:r>
+        <w:br/>
+      </w:r>
+      <w:r>
+        <w:rPr>
+          <w:rFonts w:hint="eastAsia"/>
+        </w:rPr>
+        <w:t xml:space="preserve">    初</w:t>
+      </w:r>
+      <w:r>
+        <w:t>期我们采用了敏捷开发模式，将任务拆解为前端可视化模块、AI服务接入、数据库设计、一致性检测算法等子任务。通过</w:t>
+      </w:r>
+      <w:proofErr w:type="gramStart"/>
+      <w:r>
+        <w:t>每日站</w:t>
+      </w:r>
+      <w:proofErr w:type="gramEnd"/>
+      <w:r>
+        <w:t>会和每周里程碑评审，有效保证了各模块的进度对齐。值得一提的是，AI模型的选择与微调是项目的最大技术难点，我们通过对比多种开源大模型（如</w:t>
+      </w:r>
+      <w:proofErr w:type="spellStart"/>
+      <w:r>
+        <w:t>ChatGLM</w:t>
+      </w:r>
+      <w:proofErr w:type="spellEnd"/>
+      <w:r>
+        <w:t>、Llama 2）的创作领域表现，最终确定了混合架构</w:t>
+      </w:r>
+      <w:r>
+        <w:t>——</w:t>
+      </w:r>
+      <w:r>
+        <w:t>本地轻量模型负责实时关系抽取，云端API负责复杂世界观生成，实现了性能与成本的平衡。</w:t>
+      </w:r>
+    </w:p>
+    <w:p>
+      <w:r>
+        <w:rPr>
+          <w:b/>
+          <w:bCs/>
+          <w:sz w:val="24"/>
+          <w:szCs w:val="24"/>
+        </w:rPr>
+        <w:t>克服的困难</w:t>
+      </w:r>
+      <w:r>
+        <w:rPr>
+          <w:b/>
+          <w:bCs/>
+          <w:sz w:val="28"/>
+          <w:szCs w:val="28"/>
+        </w:rPr>
+        <w:br/>
+      </w:r>
+      <w:r>
+        <w:t>在开发过程中，我们遇到了以下主要挑战：</w:t>
+      </w:r>
+    </w:p>
+    <w:p>
+      <w:r>
         <w:t>图谱性能优化：当角色数量超过150个时，前端渲染出现卡顿。通过引入虚拟滚动、节点聚合算法和WebGL渲染（使用G6库），最终支持200+节点流畅交互。</w:t>
       </w:r>
     </w:p>
     <w:p>
-      <w:pPr>
-        <w:pStyle w:val="1"/>
-        <w:numPr>
-          <w:ilvl w:val="0"/>
-          <w:numId w:val="6"/>
-        </w:numPr>
-        <w:spacing w:line="276" w:lineRule="auto"/>
-        <w:jc w:val="left"/>
-        <w:rPr>
-          <w:rFonts w:eastAsia="等线"/>
-          <w:bCs w:val="0"/>
-          <w:kern w:val="2"/>
-          <w:sz w:val="21"/>
-          <w:szCs w:val="22"/>
-          <w:lang w:val="en-US"/>
-        </w:rPr>
-      </w:pPr>
-      <w:r>
-        <w:rPr>
-          <w:rFonts w:eastAsia="等线"/>
-          <w:bCs w:val="0"/>
-          <w:kern w:val="2"/>
-          <w:sz w:val="21"/>
-          <w:szCs w:val="22"/>
-          <w:lang w:val="en-US"/>
-        </w:rPr>
+      <w:r>
         <w:t>AI矛盾检测的准确性：早期版本误报率高达30%，用户反馈</w:t>
       </w:r>
       <w:r>
-        <w:rPr>
-          <w:rFonts w:eastAsia="等线"/>
-          <w:bCs w:val="0"/>
-          <w:kern w:val="2"/>
-          <w:sz w:val="21"/>
-          <w:szCs w:val="22"/>
-          <w:lang w:val="en-US"/>
-        </w:rPr>
         <w:t>“</w:t>
       </w:r>
       <w:r>
-        <w:rPr>
-          <w:rFonts w:eastAsia="等线"/>
-          <w:bCs w:val="0"/>
-          <w:kern w:val="2"/>
-          <w:sz w:val="21"/>
-          <w:szCs w:val="22"/>
-          <w:lang w:val="en-US"/>
-        </w:rPr>
         <w:t>提示过多，干扰创作</w:t>
       </w:r>
       <w:r>
-        <w:rPr>
-          <w:rFonts w:eastAsia="等线"/>
-          <w:bCs w:val="0"/>
-          <w:kern w:val="2"/>
-          <w:sz w:val="21"/>
-          <w:szCs w:val="22"/>
-          <w:lang w:val="en-US"/>
-        </w:rPr>
         <w:t>”</w:t>
       </w:r>
       <w:r>
-        <w:rPr>
-          <w:rFonts w:eastAsia="等线"/>
-          <w:bCs w:val="0"/>
-          <w:kern w:val="2"/>
-          <w:sz w:val="21"/>
-          <w:szCs w:val="22"/>
-          <w:lang w:val="en-US"/>
-        </w:rPr>
         <w:t>。我们通过构建专门的</w:t>
       </w:r>
       <w:r>
-        <w:rPr>
-          <w:rFonts w:eastAsia="等线"/>
-          <w:bCs w:val="0"/>
-          <w:kern w:val="2"/>
-          <w:sz w:val="21"/>
-          <w:szCs w:val="22"/>
-          <w:lang w:val="en-US"/>
-        </w:rPr>
         <w:t>“</w:t>
       </w:r>
       <w:r>
-        <w:rPr>
-          <w:rFonts w:eastAsia="等线"/>
-          <w:bCs w:val="0"/>
-          <w:kern w:val="2"/>
-          <w:sz w:val="21"/>
-          <w:szCs w:val="22"/>
-          <w:lang w:val="en-US"/>
-        </w:rPr>
         <w:t>小说设定矛盾语料库</w:t>
       </w:r>
       <w:r>
-        <w:rPr>
-          <w:rFonts w:eastAsia="等线"/>
-          <w:bCs w:val="0"/>
-          <w:kern w:val="2"/>
-          <w:sz w:val="21"/>
-          <w:szCs w:val="22"/>
-          <w:lang w:val="en-US"/>
-        </w:rPr>
         <w:t>”</w:t>
       </w:r>
       <w:r>
-        <w:rPr>
-          <w:rFonts w:eastAsia="等线"/>
-          <w:bCs w:val="0"/>
-          <w:kern w:val="2"/>
-          <w:sz w:val="21"/>
-          <w:szCs w:val="22"/>
-          <w:lang w:val="en-US"/>
-        </w:rPr>
         <w:t>，采用少样本微调（Few-shot Fine-tuning）和规则过滤，将误报率降至10%以下。</w:t>
       </w:r>
     </w:p>
     <w:p>
-      <w:pPr>
-        <w:pStyle w:val="1"/>
-        <w:numPr>
-          <w:ilvl w:val="0"/>
-          <w:numId w:val="6"/>
-        </w:numPr>
-        <w:spacing w:line="276" w:lineRule="auto"/>
-        <w:jc w:val="left"/>
-        <w:rPr>
-          <w:rFonts w:eastAsia="等线"/>
-          <w:bCs w:val="0"/>
-          <w:kern w:val="2"/>
-          <w:sz w:val="21"/>
-          <w:szCs w:val="22"/>
-          <w:lang w:val="en-US"/>
-        </w:rPr>
-      </w:pPr>
-      <w:r>
-        <w:rPr>
-          <w:rFonts w:eastAsia="等线"/>
-          <w:bCs w:val="0"/>
-          <w:kern w:val="2"/>
-          <w:sz w:val="21"/>
-          <w:szCs w:val="22"/>
-          <w:lang w:val="en-US"/>
-        </w:rPr>
+      <w:r>
         <w:t>用户交互设计：创作者对</w:t>
       </w:r>
       <w:r>
-        <w:rPr>
-          <w:rFonts w:eastAsia="等线"/>
-          <w:bCs w:val="0"/>
-          <w:kern w:val="2"/>
-          <w:sz w:val="21"/>
-          <w:szCs w:val="22"/>
-          <w:lang w:val="en-US"/>
-        </w:rPr>
         <w:t>“</w:t>
       </w:r>
       <w:r>
-        <w:rPr>
-          <w:rFonts w:eastAsia="等线"/>
-          <w:bCs w:val="0"/>
-          <w:kern w:val="2"/>
-          <w:sz w:val="21"/>
-          <w:szCs w:val="22"/>
-          <w:lang w:val="en-US"/>
-        </w:rPr>
         <w:t>可视化工具</w:t>
       </w:r>
       <w:r>
-        <w:rPr>
-          <w:rFonts w:eastAsia="等线"/>
-          <w:bCs w:val="0"/>
-          <w:kern w:val="2"/>
-          <w:sz w:val="21"/>
-          <w:szCs w:val="22"/>
-          <w:lang w:val="en-US"/>
-        </w:rPr>
         <w:t>”</w:t>
       </w:r>
       <w:r>
-        <w:rPr>
-          <w:rFonts w:eastAsia="等线"/>
-          <w:bCs w:val="0"/>
-          <w:kern w:val="2"/>
-          <w:sz w:val="21"/>
-          <w:szCs w:val="22"/>
-          <w:lang w:val="en-US"/>
-        </w:rPr>
         <w:t>存在畏难情绪。我们简化了操作流程，采用</w:t>
       </w:r>
       <w:r>
-        <w:rPr>
-          <w:rFonts w:eastAsia="等线"/>
-          <w:bCs w:val="0"/>
-          <w:kern w:val="2"/>
-          <w:sz w:val="21"/>
-          <w:szCs w:val="22"/>
-          <w:lang w:val="en-US"/>
-        </w:rPr>
         <w:t>“</w:t>
       </w:r>
       <w:r>
-        <w:rPr>
-          <w:rFonts w:eastAsia="等线"/>
-          <w:bCs w:val="0"/>
-          <w:kern w:val="2"/>
-          <w:sz w:val="21"/>
-          <w:szCs w:val="22"/>
-          <w:lang w:val="en-US"/>
-        </w:rPr>
         <w:t xml:space="preserve">自然语言输入 </w:t>
       </w:r>
       <w:r>
-        <w:rPr>
-          <w:rFonts w:eastAsia="等线"/>
-          <w:bCs w:val="0"/>
-          <w:kern w:val="2"/>
-          <w:sz w:val="21"/>
-          <w:szCs w:val="22"/>
-          <w:lang w:val="en-US"/>
-        </w:rPr>
         <w:t>→</w:t>
       </w:r>
       <w:r>
-        <w:rPr>
-          <w:rFonts w:eastAsia="等线"/>
-          <w:bCs w:val="0"/>
-          <w:kern w:val="2"/>
-          <w:sz w:val="21"/>
-          <w:szCs w:val="22"/>
-          <w:lang w:val="en-US"/>
-        </w:rPr>
         <w:t xml:space="preserve"> AI自动生成图谱/时间轴</w:t>
       </w:r>
       <w:r>
-        <w:rPr>
-          <w:rFonts w:eastAsia="等线"/>
-          <w:bCs w:val="0"/>
-          <w:kern w:val="2"/>
-          <w:sz w:val="21"/>
-          <w:szCs w:val="22"/>
-          <w:lang w:val="en-US"/>
-        </w:rPr>
         <w:t>”</w:t>
       </w:r>
       <w:r>
-        <w:rPr>
-          <w:rFonts w:eastAsia="等线"/>
-          <w:bCs w:val="0"/>
-          <w:kern w:val="2"/>
-          <w:sz w:val="21"/>
-          <w:szCs w:val="22"/>
-          <w:lang w:val="en-US"/>
-        </w:rPr>
         <w:t>的交互模式，降低了学习门槛。</w:t>
       </w:r>
     </w:p>
     <w:p>
-      <w:pPr>
-        <w:pStyle w:val="1"/>
-        <w:numPr>
-          <w:ilvl w:val="0"/>
-          <w:numId w:val="0"/>
-        </w:numPr>
-        <w:spacing w:line="276" w:lineRule="auto"/>
-        <w:ind w:left="321" w:hangingChars="100" w:hanging="321"/>
-        <w:jc w:val="left"/>
-        <w:rPr>
-          <w:rFonts w:eastAsia="等线"/>
-          <w:bCs w:val="0"/>
-          <w:kern w:val="2"/>
-          <w:sz w:val="21"/>
-          <w:szCs w:val="22"/>
-          <w:lang w:val="en-US"/>
-        </w:rPr>
-      </w:pPr>
-      <w:r>
-        <w:rPr>
-          <w:b/>
-          <w:sz w:val="32"/>
-          <w:szCs w:val="32"/>
-          <w:lang w:val="en-US"/>
+      <w:r>
+        <w:rPr>
+          <w:b/>
+          <w:bCs/>
+          <w:sz w:val="24"/>
+          <w:szCs w:val="24"/>
         </w:rPr>
         <w:t>水平提升</w:t>
       </w:r>
       <w:r>
         <w:rPr>
-          <w:lang w:val="en-US"/>
+          <w:b/>
+          <w:bCs/>
+          <w:sz w:val="28"/>
+          <w:szCs w:val="28"/>
         </w:rPr>
         <w:br/>
       </w:r>
       <w:r>
         <w:rPr>
-          <w:rFonts w:eastAsia="等线" w:hint="eastAsia"/>
-          <w:bCs w:val="0"/>
-          <w:kern w:val="2"/>
-          <w:sz w:val="21"/>
-          <w:szCs w:val="22"/>
-          <w:lang w:val="en-US"/>
-        </w:rPr>
-        <w:t xml:space="preserve">  通</w:t>
-      </w:r>
-      <w:r>
-        <w:rPr>
-          <w:rFonts w:eastAsia="等线"/>
-          <w:bCs w:val="0"/>
-          <w:kern w:val="2"/>
-          <w:sz w:val="21"/>
-          <w:szCs w:val="22"/>
-          <w:lang w:val="en-US"/>
-        </w:rPr>
+          <w:rFonts w:hint="eastAsia"/>
+        </w:rPr>
+        <w:t xml:space="preserve">  </w:t>
+      </w:r>
+      <w:r>
+        <w:rPr>
+          <w:rFonts w:hint="eastAsia"/>
+        </w:rPr>
+        <w:t xml:space="preserve"> </w:t>
+      </w:r>
+      <w:r>
+        <w:rPr>
+          <w:rFonts w:hint="eastAsia"/>
+        </w:rPr>
+        <w:t>通</w:t>
+      </w:r>
+      <w:r>
         <w:t>过本次大赛，团队成员在前后端协同、AI工程化、用户体验设计等方面均获得了实战经验。我们深刻认识到，技术应当服务于创作者的真实需求，而非为了</w:t>
       </w:r>
       <w:r>
-        <w:rPr>
-          <w:rFonts w:eastAsia="等线"/>
-          <w:bCs w:val="0"/>
-          <w:kern w:val="2"/>
-          <w:sz w:val="21"/>
-          <w:szCs w:val="22"/>
-          <w:lang w:val="en-US"/>
-        </w:rPr>
         <w:t>“</w:t>
       </w:r>
       <w:r>
-        <w:rPr>
-          <w:rFonts w:eastAsia="等线"/>
-          <w:bCs w:val="0"/>
-          <w:kern w:val="2"/>
-          <w:sz w:val="21"/>
-          <w:szCs w:val="22"/>
-          <w:lang w:val="en-US"/>
-        </w:rPr>
         <w:t>炫技</w:t>
       </w:r>
       <w:r>
-        <w:rPr>
-          <w:rFonts w:eastAsia="等线"/>
-          <w:bCs w:val="0"/>
-          <w:kern w:val="2"/>
-          <w:sz w:val="21"/>
-          <w:szCs w:val="22"/>
-          <w:lang w:val="en-US"/>
-        </w:rPr>
         <w:t>”</w:t>
       </w:r>
       <w:r>
-        <w:rPr>
-          <w:rFonts w:eastAsia="等线"/>
-          <w:bCs w:val="0"/>
-          <w:kern w:val="2"/>
-          <w:sz w:val="21"/>
-          <w:szCs w:val="22"/>
-          <w:lang w:val="en-US"/>
-        </w:rPr>
         <w:t>。从最初的</w:t>
       </w:r>
       <w:r>
-        <w:rPr>
-          <w:rFonts w:eastAsia="等线"/>
-          <w:bCs w:val="0"/>
-          <w:kern w:val="2"/>
-          <w:sz w:val="21"/>
-          <w:szCs w:val="22"/>
-          <w:lang w:val="en-US"/>
-        </w:rPr>
         <w:t>“</w:t>
       </w:r>
       <w:r>
-        <w:rPr>
-          <w:rFonts w:eastAsia="等线"/>
-          <w:bCs w:val="0"/>
-          <w:kern w:val="2"/>
-          <w:sz w:val="21"/>
-          <w:szCs w:val="22"/>
-          <w:lang w:val="en-US"/>
-        </w:rPr>
         <w:t>AI自动生成小说</w:t>
       </w:r>
       <w:r>
-        <w:rPr>
-          <w:rFonts w:eastAsia="等线"/>
-          <w:bCs w:val="0"/>
-          <w:kern w:val="2"/>
-          <w:sz w:val="21"/>
-          <w:szCs w:val="22"/>
-          <w:lang w:val="en-US"/>
-        </w:rPr>
         <w:t>”</w:t>
       </w:r>
       <w:r>
-        <w:rPr>
-          <w:rFonts w:eastAsia="等线"/>
-          <w:bCs w:val="0"/>
-          <w:kern w:val="2"/>
-          <w:sz w:val="21"/>
-          <w:szCs w:val="22"/>
-          <w:lang w:val="en-US"/>
-        </w:rPr>
         <w:t>转向</w:t>
       </w:r>
       <w:r>
-        <w:rPr>
-          <w:rFonts w:eastAsia="等线"/>
-          <w:bCs w:val="0"/>
-          <w:kern w:val="2"/>
-          <w:sz w:val="21"/>
-          <w:szCs w:val="22"/>
-          <w:lang w:val="en-US"/>
-        </w:rPr>
         <w:t>“</w:t>
       </w:r>
       <w:r>
-        <w:rPr>
-          <w:rFonts w:eastAsia="等线"/>
-          <w:bCs w:val="0"/>
-          <w:kern w:val="2"/>
-          <w:sz w:val="21"/>
-          <w:szCs w:val="22"/>
-          <w:lang w:val="en-US"/>
-        </w:rPr>
         <w:t>AI辅助构建世界观</w:t>
       </w:r>
       <w:r>
-        <w:rPr>
-          <w:rFonts w:eastAsia="等线"/>
-          <w:bCs w:val="0"/>
-          <w:kern w:val="2"/>
-          <w:sz w:val="21"/>
-          <w:szCs w:val="22"/>
-          <w:lang w:val="en-US"/>
-        </w:rPr>
         <w:t>”</w:t>
       </w:r>
       <w:r>
-        <w:rPr>
-          <w:rFonts w:eastAsia="等线"/>
-          <w:bCs w:val="0"/>
-          <w:kern w:val="2"/>
-          <w:sz w:val="21"/>
-          <w:szCs w:val="22"/>
-          <w:lang w:val="en-US"/>
-        </w:rPr>
         <w:t>，正是对创作本质回归的体现。</w:t>
       </w:r>
     </w:p>
     <w:p>
-      <w:pPr>
-        <w:pStyle w:val="1"/>
-        <w:numPr>
-          <w:ilvl w:val="0"/>
-          <w:numId w:val="0"/>
-        </w:numPr>
-        <w:spacing w:line="276" w:lineRule="auto"/>
-        <w:jc w:val="left"/>
-        <w:rPr>
-          <w:lang w:val="en-US"/>
-        </w:rPr>
-      </w:pPr>
-      <w:r>
-        <w:rPr>
-          <w:b/>
-          <w:sz w:val="32"/>
-          <w:szCs w:val="32"/>
-          <w:lang w:val="en-US"/>
-        </w:rPr>
+      <w:r>
         <w:t>后续升级与商业推广</w:t>
       </w:r>
       <w:r>
-        <w:rPr>
-          <w:lang w:val="en-US"/>
-        </w:rPr>
         <w:br/>
       </w:r>
       <w:r>
         <w:rPr>
-          <w:sz w:val="32"/>
-          <w:szCs w:val="32"/>
-          <w:lang w:val="en-US"/>
-        </w:rPr>
-        <w:t>未来版本计划</w:t>
-      </w:r>
-      <w:r>
-        <w:rPr>
-          <w:lang w:val="en-US"/>
-        </w:rPr>
-        <w:t>：</w:t>
-      </w:r>
-    </w:p>
-    <w:p>
-      <w:pPr>
-        <w:pStyle w:val="1"/>
-        <w:numPr>
-          <w:ilvl w:val="0"/>
-          <w:numId w:val="7"/>
-        </w:numPr>
-        <w:spacing w:line="276" w:lineRule="auto"/>
-        <w:jc w:val="left"/>
-        <w:rPr>
-          <w:rFonts w:eastAsia="等线"/>
-          <w:bCs w:val="0"/>
-          <w:kern w:val="2"/>
-          <w:sz w:val="21"/>
-          <w:szCs w:val="22"/>
-          <w:lang w:val="en-US"/>
-        </w:rPr>
-      </w:pPr>
-      <w:r>
-        <w:rPr>
-          <w:rFonts w:eastAsia="等线"/>
-          <w:bCs w:val="0"/>
-          <w:kern w:val="2"/>
-          <w:sz w:val="21"/>
-          <w:szCs w:val="22"/>
-          <w:lang w:val="en-US"/>
-        </w:rPr>
+          <w:b/>
+          <w:bCs/>
+          <w:sz w:val="24"/>
+          <w:szCs w:val="24"/>
+        </w:rPr>
+        <w:t>未来版本计划：</w:t>
+      </w:r>
+    </w:p>
+    <w:p>
+      <w:pPr>
+        <w:rPr>
+          <w:rFonts w:hint="eastAsia"/>
+        </w:rPr>
+      </w:pPr>
+      <w:r>
+        <w:t>V1.1：增加多模态支持，用户可上传手绘地图草图，AI自动转化为数字化势力分布图。</w:t>
+      </w:r>
+    </w:p>
+    <w:p>
+      <w:r>
+        <w:t>V1.2：推出云端协作功能，支持多人共同构建同一世界观（适用于编剧团队）。</w:t>
+      </w:r>
+    </w:p>
+    <w:p>
+      <w:r>
+        <w:t>V2.0：引入知识图谱推理，AI可主动建议</w:t>
+      </w:r>
+      <w:r>
+        <w:t>“</w:t>
+      </w:r>
+      <w:r>
+        <w:t>此处若添加一个隐藏势力，可能引发剧情转折</w:t>
+      </w:r>
+      <w:r>
+        <w:t>”</w:t>
+      </w:r>
+      <w:r>
+        <w:t>，激发创作灵感。</w:t>
+      </w:r>
+    </w:p>
+    <w:p>
+      <w:r>
+        <w:t>商业推广：初期采用免费增值模式，基础功能免费开放，高级可视化模板和团队协作功能按需订阅。同时与写作社区（如起点中文网、LOFTER）合作，通过创作者反馈不断迭代。</w:t>
+      </w:r>
+    </w:p>
+    <w:p>
+      <w:pPr>
+        <w:ind w:firstLineChars="200" w:firstLine="420"/>
+      </w:pPr>
+      <w:r>
         <w:lastRenderedPageBreak/>
-        <w:t>V1.1：增加多模态支持，用户可上传手绘地图草图，AI自动转化为数字化势力分布图。</w:t>
-      </w:r>
-    </w:p>
-    <w:p>
-      <w:pPr>
-        <w:pStyle w:val="1"/>
-        <w:numPr>
-          <w:ilvl w:val="0"/>
-          <w:numId w:val="7"/>
-        </w:numPr>
-        <w:spacing w:line="276" w:lineRule="auto"/>
-        <w:jc w:val="left"/>
-        <w:rPr>
-          <w:rFonts w:eastAsia="等线"/>
-          <w:bCs w:val="0"/>
-          <w:kern w:val="2"/>
-          <w:sz w:val="21"/>
-          <w:szCs w:val="22"/>
-          <w:lang w:val="en-US"/>
-        </w:rPr>
-      </w:pPr>
-      <w:r>
-        <w:rPr>
-          <w:rFonts w:eastAsia="等线"/>
-          <w:bCs w:val="0"/>
-          <w:kern w:val="2"/>
-          <w:sz w:val="21"/>
-          <w:szCs w:val="22"/>
-          <w:lang w:val="en-US"/>
-        </w:rPr>
-        <w:t>V1.2：推出云端协作功能，支持多人共同构建同一世界观（适用于编剧团队）。</w:t>
-      </w:r>
-    </w:p>
-    <w:p>
-      <w:pPr>
-        <w:pStyle w:val="1"/>
-        <w:numPr>
-          <w:ilvl w:val="0"/>
-          <w:numId w:val="7"/>
-        </w:numPr>
-        <w:spacing w:line="276" w:lineRule="auto"/>
-        <w:jc w:val="left"/>
-        <w:rPr>
-          <w:rFonts w:eastAsia="等线"/>
-          <w:bCs w:val="0"/>
-          <w:kern w:val="2"/>
-          <w:sz w:val="21"/>
-          <w:szCs w:val="22"/>
-          <w:lang w:val="en-US"/>
-        </w:rPr>
-      </w:pPr>
-      <w:r>
-        <w:rPr>
-          <w:rFonts w:eastAsia="等线"/>
-          <w:bCs w:val="0"/>
-          <w:kern w:val="2"/>
-          <w:sz w:val="21"/>
-          <w:szCs w:val="22"/>
-          <w:lang w:val="en-US"/>
-        </w:rPr>
-        <w:t>V2.0：引入知识图谱推理，AI可主动建议</w:t>
-      </w:r>
-      <w:r>
-        <w:rPr>
-          <w:rFonts w:eastAsia="等线"/>
-          <w:bCs w:val="0"/>
-          <w:kern w:val="2"/>
-          <w:sz w:val="21"/>
-          <w:szCs w:val="22"/>
-          <w:lang w:val="en-US"/>
-        </w:rPr>
+        <w:t>项目虽已提交，但我们深知产品距离真正成熟仍有距离。未来我们将持续优化AI算法，倾听用户声音，让</w:t>
+      </w:r>
+      <w:r>
         <w:t>“</w:t>
       </w:r>
       <w:r>
         <w:rPr>
-          <w:rFonts w:eastAsia="等线"/>
-          <w:bCs w:val="0"/>
-          <w:kern w:val="2"/>
-          <w:sz w:val="21"/>
-          <w:szCs w:val="22"/>
-          <w:lang w:val="en-US"/>
-        </w:rPr>
-        <w:t>此处若添加一个隐藏势力，可能引发剧情转折</w:t>
-      </w:r>
-      <w:r>
-        <w:rPr>
-          <w:rFonts w:eastAsia="等线"/>
-          <w:bCs w:val="0"/>
-          <w:kern w:val="2"/>
-          <w:sz w:val="21"/>
-          <w:szCs w:val="22"/>
-          <w:lang w:val="en-US"/>
-        </w:rPr>
+          <w:rFonts w:hint="eastAsia"/>
+        </w:rPr>
+        <w:t>流云</w:t>
+      </w:r>
+      <w:r>
         <w:t>”</w:t>
       </w:r>
       <w:r>
-        <w:rPr>
-          <w:rFonts w:eastAsia="等线"/>
-          <w:bCs w:val="0"/>
-          <w:kern w:val="2"/>
-          <w:sz w:val="21"/>
-          <w:szCs w:val="22"/>
-          <w:lang w:val="en-US"/>
-        </w:rPr>
-        <w:t>，激发创作灵感。</w:t>
-      </w:r>
-    </w:p>
-    <w:p>
-      <w:pPr>
-        <w:pStyle w:val="1"/>
-        <w:numPr>
-          <w:ilvl w:val="0"/>
-          <w:numId w:val="7"/>
-        </w:numPr>
-        <w:spacing w:line="276" w:lineRule="auto"/>
-        <w:jc w:val="left"/>
-        <w:rPr>
-          <w:rFonts w:eastAsia="等线"/>
-          <w:bCs w:val="0"/>
-          <w:kern w:val="2"/>
-          <w:sz w:val="21"/>
-          <w:szCs w:val="22"/>
-          <w:lang w:val="en-US"/>
-        </w:rPr>
-      </w:pPr>
-      <w:r>
-        <w:rPr>
-          <w:b/>
-          <w:sz w:val="32"/>
-          <w:szCs w:val="32"/>
-          <w:lang w:val="en-US"/>
-        </w:rPr>
-        <w:t>商业推广</w:t>
-      </w:r>
-      <w:r>
-        <w:rPr>
-          <w:sz w:val="32"/>
-          <w:szCs w:val="32"/>
-          <w:lang w:val="en-US"/>
-        </w:rPr>
-        <w:t>：</w:t>
-      </w:r>
-      <w:r>
-        <w:rPr>
-          <w:rFonts w:eastAsia="等线"/>
-          <w:bCs w:val="0"/>
-          <w:kern w:val="2"/>
-          <w:sz w:val="21"/>
-          <w:szCs w:val="22"/>
-          <w:lang w:val="en-US"/>
-        </w:rPr>
-        <w:t>初期采用免费增值模式，基础功能免费开放，高级可视化模板和团队协作功能按需订阅。同时与写作社区（如起点中文网、LOFTER）合作，通过创作者反馈不断迭代。</w:t>
-      </w:r>
-    </w:p>
-    <w:p>
-      <w:pPr>
-        <w:pStyle w:val="1"/>
-        <w:numPr>
-          <w:ilvl w:val="0"/>
-          <w:numId w:val="0"/>
-        </w:numPr>
-        <w:spacing w:line="276" w:lineRule="auto"/>
-        <w:jc w:val="left"/>
-        <w:rPr>
-          <w:rFonts w:eastAsia="等线"/>
-          <w:bCs w:val="0"/>
-          <w:kern w:val="2"/>
-          <w:sz w:val="21"/>
-          <w:szCs w:val="22"/>
-          <w:lang w:val="en-US"/>
-        </w:rPr>
-      </w:pPr>
-      <w:r>
-        <w:rPr>
-          <w:rFonts w:eastAsia="等线"/>
-          <w:bCs w:val="0"/>
-          <w:kern w:val="2"/>
-          <w:sz w:val="21"/>
-          <w:szCs w:val="22"/>
-          <w:lang w:val="en-US"/>
-        </w:rPr>
-        <w:t>项目虽已提交，但我们深知产品距离真正成熟仍有距离。未来我们将持续优化AI算法，倾听用户声音，让</w:t>
-      </w:r>
-      <w:r>
-        <w:rPr>
-          <w:rFonts w:eastAsia="等线"/>
-          <w:bCs w:val="0"/>
-          <w:kern w:val="2"/>
-          <w:sz w:val="21"/>
-          <w:szCs w:val="22"/>
-          <w:lang w:val="en-US"/>
-        </w:rPr>
-        <w:t>“</w:t>
-      </w:r>
-      <w:r>
-        <w:rPr>
-          <w:rFonts w:eastAsia="等线" w:hint="eastAsia"/>
-          <w:bCs w:val="0"/>
-          <w:kern w:val="2"/>
-          <w:sz w:val="21"/>
-          <w:szCs w:val="22"/>
-          <w:lang w:val="en-US"/>
-        </w:rPr>
-        <w:t>流云</w:t>
-      </w:r>
-      <w:r>
-        <w:rPr>
-          <w:rFonts w:eastAsia="等线"/>
-          <w:bCs w:val="0"/>
-          <w:kern w:val="2"/>
-          <w:sz w:val="21"/>
-          <w:szCs w:val="22"/>
-          <w:lang w:val="en-US"/>
-        </w:rPr>
-        <w:t>”</w:t>
-      </w:r>
-      <w:r>
-        <w:rPr>
-          <w:rFonts w:eastAsia="等线"/>
-          <w:bCs w:val="0"/>
-          <w:kern w:val="2"/>
-          <w:sz w:val="21"/>
-          <w:szCs w:val="22"/>
-          <w:lang w:val="en-US"/>
-        </w:rPr>
         <w:t>成为创作者信赖的伙伴。</w:t>
       </w:r>
     </w:p>
     <w:p>
-      <w:pPr>
-        <w:pStyle w:val="1"/>
-        <w:numPr>
-          <w:ilvl w:val="0"/>
-          <w:numId w:val="0"/>
-        </w:numPr>
-        <w:jc w:val="left"/>
-        <w:rPr>
-          <w:lang w:val="en-US"/>
-        </w:rPr>
-      </w:pPr>
-      <w:r>
-        <w:rPr>
-          <w:noProof/>
-          <w:lang w:val="en-US"/>
-        </w:rPr>
+      <w:r>
         <mc:AlternateContent>
           <mc:Choice Requires="wps">
             <w:drawing>
@@ -6865,7 +6698,7 @@
           </mc:Choice>
           <mc:Fallback>
             <w:pict>
-              <v:rect w14:anchorId="121BC4AF" id="矩形 10" o:spid="_x0000_s1026" style="width:.05pt;height:.75pt;visibility:visible;mso-wrap-style:square;mso-left-percent:-10001;mso-top-percent:-10001;mso-position-horizontal:absolute;mso-position-horizontal-relative:char;mso-position-vertical:absolute;mso-position-vertical-relative:line;mso-left-percent:-10001;mso-top-percent:-10001;v-text-anchor:top" o:gfxdata="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" filled="f" stroked="f" strokeweight="1pt">
+              <v:rect w14:anchorId="6FA24924" id="矩形 10" o:spid="_x0000_s1026" style="width:.05pt;height:.75pt;visibility:visible;mso-wrap-style:square;mso-left-percent:-10001;mso-top-percent:-10001;mso-position-horizontal:absolute;mso-position-horizontal-relative:char;mso-position-vertical:absolute;mso-position-vertical-relative:line;mso-left-percent:-10001;mso-top-percent:-10001;v-text-anchor:top" o:gfxdata="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" filled="f" stroked="f" strokeweight="1pt">
                 <w10:anchorlock/>
               </v:rect>
             </w:pict>
@@ -6875,140 +6708,94 @@
     </w:p>
     <w:p>
       <w:pPr>
-        <w:pStyle w:val="1"/>
-        <w:numPr>
-          <w:ilvl w:val="0"/>
-          <w:numId w:val="0"/>
-        </w:numPr>
-        <w:jc w:val="left"/>
-      </w:pPr>
-      <w:r>
-        <w:rPr>
-          <w:rFonts w:hint="eastAsia"/>
+        <w:rPr>
+          <w:rFonts w:eastAsia="黑体"/>
+          <w:b/>
+          <w:bCs/>
+          <w:kern w:val="44"/>
+          <w:sz w:val="32"/>
+          <w:szCs w:val="32"/>
+        </w:rPr>
+      </w:pPr>
+      <w:r>
+        <w:rPr>
+          <w:rFonts w:eastAsia="黑体" w:hint="eastAsia"/>
+          <w:b/>
+          <w:bCs/>
+          <w:kern w:val="44"/>
+          <w:sz w:val="32"/>
+          <w:szCs w:val="32"/>
         </w:rPr>
         <w:t>参考文献</w:t>
       </w:r>
       <w:bookmarkEnd w:id="6"/>
     </w:p>
     <w:p>
-      <w:pPr>
-        <w:widowControl/>
-        <w:spacing w:line="276" w:lineRule="auto"/>
-        <w:jc w:val="left"/>
-        <w:rPr>
-          <w:rFonts w:ascii="楷体" w:eastAsia="楷体"/>
-        </w:rPr>
-      </w:pPr>
-      <w:r>
-        <w:rPr>
-          <w:rFonts w:ascii="楷体" w:eastAsia="楷体" w:hint="eastAsia"/>
+      <w:r>
+        <w:rPr>
+          <w:rFonts w:hint="eastAsia"/>
         </w:rPr>
         <w:t>[1] 中华人民共和国国务院. 国务院关于深入实施“人工智能+”行动的意见：国发〔2025〕11号[S/OL]. 2025-08-27[2026-03-23].</w:t>
       </w:r>
     </w:p>
     <w:p>
-      <w:pPr>
-        <w:widowControl/>
-        <w:spacing w:line="276" w:lineRule="auto"/>
-        <w:jc w:val="left"/>
-        <w:rPr>
-          <w:rFonts w:ascii="楷体" w:eastAsia="楷体"/>
-        </w:rPr>
-      </w:pPr>
-      <w:r>
-        <w:rPr>
-          <w:rFonts w:ascii="楷体" w:eastAsia="楷体" w:hint="eastAsia"/>
+      <w:r>
+        <w:rPr>
+          <w:rFonts w:hint="eastAsia"/>
         </w:rPr>
         <w:t>[2] 国家互联网信息办公室，工业和信息化部，公安部，等. 人工智能生成合成内容标识办法：国信办通字〔2025〕2号[S/OL]. 2025-03-07[2026-03-23].</w:t>
       </w:r>
     </w:p>
     <w:p>
-      <w:pPr>
-        <w:widowControl/>
-        <w:spacing w:line="276" w:lineRule="auto"/>
-        <w:jc w:val="left"/>
-        <w:rPr>
-          <w:rFonts w:ascii="楷体" w:eastAsia="楷体"/>
-        </w:rPr>
-      </w:pPr>
-      <w:r>
-        <w:rPr>
-          <w:rFonts w:ascii="楷体" w:eastAsia="楷体" w:hint="eastAsia"/>
+      <w:r>
+        <w:rPr>
+          <w:rFonts w:hint="eastAsia"/>
         </w:rPr>
         <w:t>[3] 国家互联网信息办公室，国家发展和改革委员会，教育部，等. 生成式人工智能服务管理暂行办法：国家互联网信息办公室令第15号[S/OL]. 2023-07-13[2026-03-23].</w:t>
       </w:r>
     </w:p>
     <w:p>
-      <w:pPr>
-        <w:widowControl/>
-        <w:spacing w:line="276" w:lineRule="auto"/>
-        <w:jc w:val="left"/>
-        <w:rPr>
-          <w:rFonts w:ascii="楷体" w:eastAsia="楷体"/>
-        </w:rPr>
-      </w:pPr>
-      <w:r>
-        <w:rPr>
-          <w:rFonts w:ascii="楷体" w:eastAsia="楷体" w:hint="eastAsia"/>
+      <w:r>
+        <w:rPr>
+          <w:rFonts w:hint="eastAsia"/>
         </w:rPr>
         <w:t>[4] 科学技术部，教育部，工业和信息化部，等. 关于加快场景创新以人工智能高水平应用促进经济高质量发展的指导意见：国科发</w:t>
       </w:r>
       <w:proofErr w:type="gramStart"/>
       <w:r>
         <w:rPr>
-          <w:rFonts w:ascii="楷体" w:eastAsia="楷体" w:hint="eastAsia"/>
+          <w:rFonts w:hint="eastAsia"/>
         </w:rPr>
         <w:t>规</w:t>
       </w:r>
       <w:proofErr w:type="gramEnd"/>
       <w:r>
         <w:rPr>
-          <w:rFonts w:ascii="楷体" w:eastAsia="楷体" w:hint="eastAsia"/>
+          <w:rFonts w:hint="eastAsia"/>
         </w:rPr>
         <w:t>〔2022〕199号[S/OL]. 2022-07-29[2026-03-23].</w:t>
       </w:r>
     </w:p>
     <w:p>
-      <w:pPr>
-        <w:widowControl/>
-        <w:spacing w:line="276" w:lineRule="auto"/>
-        <w:jc w:val="left"/>
-        <w:rPr>
-          <w:rFonts w:ascii="楷体" w:eastAsia="楷体"/>
-        </w:rPr>
-      </w:pPr>
-      <w:r>
-        <w:rPr>
-          <w:rFonts w:ascii="楷体" w:eastAsia="楷体" w:hint="eastAsia"/>
+      <w:r>
+        <w:rPr>
+          <w:rFonts w:hint="eastAsia"/>
         </w:rPr>
         <w:t>[5] 国家发展和改革委员会高技术司. 以“人工智能+”开启中国特色智能化发展新篇章——解读《国务院关于深入实施“人工智能+”行动的意见》[EB/OL]. 2025-08-26[2026-03-23].</w:t>
       </w:r>
     </w:p>
     <w:p>
-      <w:pPr>
-        <w:widowControl/>
-        <w:spacing w:line="276" w:lineRule="auto"/>
-        <w:jc w:val="left"/>
-        <w:rPr>
-          <w:rFonts w:ascii="楷体" w:eastAsia="楷体"/>
-        </w:rPr>
-      </w:pPr>
-      <w:r>
-        <w:rPr>
-          <w:rFonts w:ascii="楷体" w:eastAsia="楷体" w:hint="eastAsia"/>
+      <w:r>
+        <w:rPr>
+          <w:rFonts w:hint="eastAsia"/>
         </w:rPr>
         <w:t>[6] 河北省工业和信息化厅. 河北省人工智能产业发展相关政策汇编[EB/OL]. [2026-03-23].</w:t>
       </w:r>
     </w:p>
     <w:p>
-      <w:pPr>
-        <w:widowControl/>
-        <w:spacing w:line="276" w:lineRule="auto"/>
-        <w:jc w:val="left"/>
-      </w:pPr>
-      <w:r>
-        <w:rPr>
-          <w:rFonts w:ascii="楷体" w:eastAsia="楷体" w:hint="eastAsia"/>
+      <w:r>
+        <w:rPr>
+          <w:rFonts w:hint="eastAsia"/>
         </w:rPr>
         <w:t>[7] 济宁市农业农村局. 2025年数字乡村与智慧农业发展政策指引[EB/OL]. 2025-09-05[2026-03-23].</w:t>
       </w:r>
@@ -9242,6 +9029,12 @@
   </w:num>
   <w:num w:numId="19" w16cid:durableId="1838157631">
     <w:abstractNumId w:val="4"/>
+  </w:num>
+  <w:num w:numId="20" w16cid:durableId="2121148553">
+    <w:abstractNumId w:val="2"/>
+  </w:num>
+  <w:num w:numId="21" w16cid:durableId="1354307337">
+    <w:abstractNumId w:val="2"/>
   </w:num>
 </w:numbering>
 </file>
@@ -9742,7 +9535,6 @@
   <w:style w:type="character" w:default="1" w:styleId="a0">
     <w:name w:val="Default Paragraph Font"/>
     <w:uiPriority w:val="1"/>
-    <w:semiHidden/>
     <w:unhideWhenUsed/>
   </w:style>
   <w:style w:type="table" w:default="1" w:styleId="a1">

--- a/比赛.docx
+++ b/比赛.docx
@@ -1679,7 +1679,7 @@
           <w:noProof/>
         </w:rPr>
         <w:drawing>
-          <wp:inline distT="0" distB="0" distL="0" distR="0" wp14:anchorId="51F84618" wp14:editId="2A89DDA0">
+          <wp:inline distT="0" distB="0" distL="0" distR="0" wp14:anchorId="51F84618" wp14:editId="771CC079">
             <wp:extent cx="6386830" cy="1753235"/>
             <wp:effectExtent l="0" t="0" r="0" b="0"/>
             <wp:docPr id="648010589" name="图片 4"/>
@@ -2526,8 +2526,9 @@
     </w:p>
     <w:p>
       <w:pPr>
-        <w:rPr>
-          <w:rFonts w:ascii="Segoe UI" w:hAnsi="Segoe UI" w:cs="Segoe UI" w:hint="eastAsia"/>
+        <w:jc w:val="left"/>
+        <w:rPr>
+          <w:rFonts w:ascii="Segoe UI" w:hAnsi="Segoe UI" w:cs="Segoe UI"/>
           <w:b/>
           <w:bCs/>
           <w:color w:val="0F1115"/>
@@ -2544,141 +2545,473 @@
           <w:sz w:val="30"/>
           <w:szCs w:val="30"/>
         </w:rPr>
-        <w:t>2.1 AI</w:t>
-      </w:r>
-      <w:r>
-        <w:rPr>
-          <w:rFonts w:ascii="Segoe UI" w:hAnsi="Segoe UI" w:cs="Segoe UI" w:hint="eastAsia"/>
+        <w:t>2.1</w:t>
+      </w:r>
+      <w:r>
+        <w:rPr>
+          <w:rFonts w:ascii="Segoe UI" w:hAnsi="Segoe UI" w:cs="Segoe UI"/>
           <w:b/>
           <w:bCs/>
           <w:color w:val="0F1115"/>
           <w:sz w:val="30"/>
           <w:szCs w:val="30"/>
         </w:rPr>
-        <w:t>功能模块整体架构</w:t>
-      </w:r>
-    </w:p>
-    <w:p>
-      <w:pPr>
-        <w:ind w:firstLineChars="200" w:firstLine="420"/>
-        <w:rPr>
-          <w:rFonts w:hint="eastAsia"/>
-          <w:lang w:val="zh-CN"/>
-        </w:rPr>
-      </w:pPr>
-      <w:r>
-        <w:rPr>
-          <w:rFonts w:hint="eastAsia"/>
-          <w:lang w:val="zh-CN"/>
-        </w:rPr>
-        <w:t>AI功能采用**三层解耦架构**，为作品核心能力支撑层，与前端交互层、数据层协同，整体架构图（必加，文字描述如下）：</w:t>
-      </w:r>
-    </w:p>
-    <w:p>
-      <w:pPr>
-        <w:rPr>
-          <w:rFonts w:hint="eastAsia"/>
-          <w:lang w:val="zh-CN"/>
-        </w:rPr>
-      </w:pPr>
-      <w:r>
-        <w:rPr>
-          <w:rFonts w:hint="eastAsia"/>
-          <w:lang w:val="zh-CN"/>
-        </w:rPr>
-        <w:t>自上而下分为**门面调度层、插件映射层、会话执行层**，层间单向调用、解耦设计，支持</w:t>
-      </w:r>
-      <w:proofErr w:type="gramStart"/>
-      <w:r>
-        <w:rPr>
-          <w:rFonts w:hint="eastAsia"/>
-          <w:lang w:val="zh-CN"/>
-        </w:rPr>
-        <w:t>插件热更</w:t>
-      </w:r>
-      <w:proofErr w:type="gramEnd"/>
-      <w:r>
-        <w:rPr>
-          <w:rFonts w:hint="eastAsia"/>
-          <w:lang w:val="zh-CN"/>
-        </w:rPr>
-        <w:t>、多模型动态切换。</w:t>
-      </w:r>
-    </w:p>
-    <w:p>
-      <w:pPr>
-        <w:rPr>
-          <w:rFonts w:hint="eastAsia"/>
-          <w:lang w:val="zh-CN"/>
-        </w:rPr>
-      </w:pPr>
-      <w:r>
-        <w:rPr>
-          <w:rFonts w:hint="eastAsia"/>
-          <w:lang w:val="zh-CN"/>
-        </w:rPr>
-        <w:t>- 门面调度层：以`FlowCloudAIClient`为统一接口，对接前端17个Tauri Command，管理AI会话生命周期与插件分发；</w:t>
-      </w:r>
-    </w:p>
-    <w:p>
-      <w:pPr>
-        <w:rPr>
-          <w:rFonts w:hint="eastAsia"/>
-          <w:lang w:val="zh-CN"/>
-        </w:rPr>
-      </w:pPr>
-      <w:r>
-        <w:rPr>
-          <w:rFonts w:hint="eastAsia"/>
-          <w:lang w:val="zh-CN"/>
-        </w:rPr>
-        <w:t>- 插件映射层：基于WASM插件封装多厂商API格式映射，解决OpenAI/Anthropic/本地模型接口异构问题；</w:t>
-      </w:r>
-    </w:p>
-    <w:p>
-      <w:pPr>
-        <w:rPr>
-          <w:rFonts w:hint="eastAsia"/>
-          <w:lang w:val="zh-CN"/>
-        </w:rPr>
-      </w:pPr>
-      <w:r>
-        <w:rPr>
-          <w:rFonts w:hint="eastAsia"/>
-          <w:lang w:val="zh-CN"/>
-        </w:rPr>
-        <w:t>- 会话执行层：区分LLM有状态会话、图片/TTS无状态请求，实现流式事件推送与会话级权限隔离。</w:t>
-      </w:r>
-    </w:p>
-    <w:p>
-      <w:pPr>
-        <w:rPr>
-          <w:lang w:val="zh-CN"/>
-        </w:rPr>
-      </w:pPr>
-    </w:p>
-    <w:p>
-      <w:pPr>
-        <w:rPr>
-          <w:rFonts w:ascii="Segoe UI" w:hAnsi="Segoe UI" w:cs="Segoe UI" w:hint="eastAsia"/>
+        <w:t xml:space="preserve"> </w:t>
+      </w:r>
+      <w:r>
+        <w:rPr>
+          <w:rFonts w:ascii="Segoe UI" w:hAnsi="Segoe UI" w:cs="Segoe UI"/>
           <w:b/>
           <w:bCs/>
           <w:color w:val="0F1115"/>
           <w:sz w:val="30"/>
           <w:szCs w:val="30"/>
         </w:rPr>
-      </w:pPr>
-      <w:r>
-        <w:rPr>
-          <w:rFonts w:ascii="Segoe UI" w:hAnsi="Segoe UI" w:cs="Segoe UI" w:hint="eastAsia"/>
+        <w:t>主要功能</w:t>
+      </w:r>
+    </w:p>
+    <w:p>
+      <w:pPr>
+        <w:spacing w:line="276" w:lineRule="auto"/>
+        <w:ind w:firstLineChars="100" w:firstLine="210"/>
+        <w:jc w:val="left"/>
+        <w:rPr>
+          <w:b/>
+          <w:bCs/>
+        </w:rPr>
+      </w:pPr>
+      <w:r>
+        <w:rPr>
+          <w:b/>
+          <w:bCs/>
+        </w:rPr>
+        <w:t>一、核心功能</w:t>
+      </w:r>
+    </w:p>
+    <w:p>
+      <w:pPr>
+        <w:spacing w:line="276" w:lineRule="auto"/>
+        <w:ind w:left="567"/>
+        <w:jc w:val="left"/>
+        <w:rPr>
+          <w:b/>
+          <w:bCs/>
+        </w:rPr>
+      </w:pPr>
+      <w:r>
+        <w:rPr>
+          <w:b/>
+          <w:bCs/>
+        </w:rPr>
+        <w:t>AI辅助世界观构建</w:t>
+      </w:r>
+    </w:p>
+    <w:p>
+      <w:pPr>
+        <w:spacing w:line="276" w:lineRule="auto"/>
+        <w:ind w:left="567" w:firstLineChars="200" w:firstLine="420"/>
+        <w:jc w:val="left"/>
+      </w:pPr>
+      <w:r>
+        <w:t>流云AI通过对话式引导，帮助创作者将模糊的灵感逐步转化为结构清晰、逻辑自洽的世界观框架。系统围绕势力分布、魔法或科技体系、种族文化等关键维</w:t>
+      </w:r>
+      <w:proofErr w:type="gramStart"/>
+      <w:r>
+        <w:t>度展开</w:t>
+      </w:r>
+      <w:proofErr w:type="gramEnd"/>
+      <w:r>
+        <w:t>引导性提问，协助用户系统化地构建世界基础设定。AI在对话过程中自动梳理用户输入，识别潜在设定冲突并提示补充细节，使世界观的构建过程既有灵感引导，又不失逻辑严谨。</w:t>
+      </w:r>
+    </w:p>
+    <w:p>
+      <w:pPr>
+        <w:spacing w:line="276" w:lineRule="auto"/>
+        <w:ind w:left="567"/>
+        <w:jc w:val="left"/>
+        <w:rPr>
+          <w:b/>
+          <w:bCs/>
+        </w:rPr>
+      </w:pPr>
+      <w:r>
+        <w:rPr>
+          <w:b/>
+          <w:bCs/>
+        </w:rPr>
+        <w:t>智能角色关系网</w:t>
+      </w:r>
+    </w:p>
+    <w:p>
+      <w:pPr>
+        <w:spacing w:line="276" w:lineRule="auto"/>
+        <w:ind w:left="567" w:firstLineChars="200" w:firstLine="420"/>
+        <w:jc w:val="left"/>
+      </w:pPr>
+      <w:r>
+        <w:t>系统自动提取文本中出现的人物，利用AI分析人物之间的互动记录，生成动态关系图谱，直观</w:t>
+      </w:r>
+      <w:proofErr w:type="gramStart"/>
+      <w:r>
+        <w:t>呈现爱</w:t>
+      </w:r>
+      <w:proofErr w:type="gramEnd"/>
+      <w:r>
+        <w:t>恨情仇、隶属关系、同盟敌对等复杂关联。关系网支持节点拖拽、分组管理与关系类型自定义，兼顾自动生成的效率与手动调整的灵活性。用户可在创作过程中随时查看人物关系脉络，辅助把握叙事节奏与人物走向。</w:t>
+      </w:r>
+    </w:p>
+    <w:p>
+      <w:pPr>
+        <w:spacing w:line="276" w:lineRule="auto"/>
+        <w:ind w:left="567"/>
+        <w:jc w:val="left"/>
+        <w:rPr>
+          <w:b/>
+          <w:bCs/>
+        </w:rPr>
+      </w:pPr>
+      <w:r>
+        <w:rPr>
+          <w:b/>
+          <w:bCs/>
+        </w:rPr>
+        <w:t>事件时间轴管理</w:t>
+      </w:r>
+    </w:p>
+    <w:p>
+      <w:pPr>
+        <w:spacing w:line="276" w:lineRule="auto"/>
+        <w:ind w:left="567" w:firstLineChars="200" w:firstLine="420"/>
+        <w:jc w:val="left"/>
+      </w:pPr>
+      <w:r>
+        <w:t>创作者可将零散的灵感片段、情节节点或关键事件交由系统自动按时间顺序整理，并支持多条时间线并行管理。例如，正传主线、前传上古史、外传支线等可分别维护，互不干扰，又可在需要时进行对照或合并。该功能帮助创作者在宏观叙事框架与微观情节细节之间自由切换，有效避免时间线混乱导致的叙事矛盾。</w:t>
+      </w:r>
+    </w:p>
+    <w:p>
+      <w:pPr>
+        <w:spacing w:line="276" w:lineRule="auto"/>
+        <w:ind w:left="567"/>
+        <w:jc w:val="left"/>
+        <w:rPr>
+          <w:b/>
+          <w:bCs/>
+        </w:rPr>
+      </w:pPr>
+      <w:r>
+        <w:rPr>
+          <w:b/>
+          <w:bCs/>
+        </w:rPr>
+        <w:t>一致性检查</w:t>
+      </w:r>
+    </w:p>
+    <w:p>
+      <w:pPr>
+        <w:spacing w:line="276" w:lineRule="auto"/>
+        <w:ind w:left="567" w:firstLineChars="200" w:firstLine="420"/>
+        <w:jc w:val="left"/>
+      </w:pPr>
+      <w:r>
+        <w:t>AI自动扫描已有设定，实时检测前后文矛盾，例如</w:t>
+      </w:r>
+      <w:r>
+        <w:t>“</w:t>
+      </w:r>
+      <w:r>
+        <w:t>角色A在三章前已死亡，此处不应出现</w:t>
+      </w:r>
+      <w:r>
+        <w:t>”</w:t>
+      </w:r>
+      <w:r>
+        <w:t>或</w:t>
+      </w:r>
+      <w:r>
+        <w:t>“</w:t>
+      </w:r>
+      <w:r>
+        <w:t>某科技设定在前文中尚未被发明</w:t>
+      </w:r>
+      <w:r>
+        <w:t>”</w:t>
+      </w:r>
+      <w:r>
+        <w:t>等逻辑冲突。系统在创作过程中主动提示潜在问题，帮助用户在早期发现并修正矛盾，避免设定错误</w:t>
+      </w:r>
+      <w:proofErr w:type="gramStart"/>
+      <w:r>
+        <w:t>随创作</w:t>
+      </w:r>
+      <w:proofErr w:type="gramEnd"/>
+      <w:r>
+        <w:t>推进而不断累积，降低后期调整成本。</w:t>
+      </w:r>
+    </w:p>
+    <w:p>
+      <w:pPr>
+        <w:spacing w:line="276" w:lineRule="auto"/>
+        <w:ind w:left="567"/>
+        <w:jc w:val="left"/>
+      </w:pPr>
+      <w:r>
+        <w:pict w14:anchorId="065B1F15">
+          <v:rect id="_x0000_i1026" style="width:0;height:.75pt" o:hrstd="t" o:hr="t" fillcolor="#a0a0a0" stroked="f"/>
+        </w:pict>
+      </w:r>
+    </w:p>
+    <w:p>
+      <w:pPr>
+        <w:spacing w:line="276" w:lineRule="auto"/>
+        <w:ind w:firstLineChars="100" w:firstLine="210"/>
+        <w:jc w:val="left"/>
+        <w:rPr>
+          <w:b/>
+          <w:bCs/>
+        </w:rPr>
+      </w:pPr>
+      <w:r>
+        <w:rPr>
+          <w:b/>
+          <w:bCs/>
+        </w:rPr>
+        <w:t>二、技术优势与合</w:t>
+      </w:r>
+      <w:proofErr w:type="gramStart"/>
+      <w:r>
+        <w:rPr>
+          <w:b/>
+          <w:bCs/>
+        </w:rPr>
+        <w:t>规</w:t>
+      </w:r>
+      <w:proofErr w:type="gramEnd"/>
+      <w:r>
+        <w:rPr>
+          <w:b/>
+          <w:bCs/>
+        </w:rPr>
+        <w:t>保障</w:t>
+      </w:r>
+    </w:p>
+    <w:p>
+      <w:pPr>
+        <w:spacing w:line="276" w:lineRule="auto"/>
+        <w:ind w:left="567"/>
+        <w:jc w:val="left"/>
+        <w:rPr>
+          <w:b/>
+          <w:bCs/>
+        </w:rPr>
+      </w:pPr>
+      <w:r>
+        <w:rPr>
+          <w:b/>
+          <w:bCs/>
+        </w:rPr>
+        <w:t>本地优先架构，响应国家号召</w:t>
+      </w:r>
+    </w:p>
+    <w:p>
+      <w:pPr>
+        <w:spacing w:line="276" w:lineRule="auto"/>
+        <w:ind w:left="567" w:firstLineChars="200" w:firstLine="420"/>
+        <w:jc w:val="left"/>
+      </w:pPr>
+      <w:r>
+        <w:t>流云AI定位为</w:t>
+      </w:r>
+      <w:r>
+        <w:t>“</w:t>
+      </w:r>
+      <w:r>
+        <w:t>本地优先的世界观管理工具</w:t>
+      </w:r>
+      <w:r>
+        <w:t>”</w:t>
+      </w:r>
+      <w:r>
+        <w:t>，积极响应国务院《新一代人工智能发展规划》中关于</w:t>
+      </w:r>
+      <w:r>
+        <w:t>“</w:t>
+      </w:r>
+      <w:r>
+        <w:t>人工智能+文化创意</w:t>
+      </w:r>
+      <w:r>
+        <w:t>”</w:t>
+      </w:r>
+      <w:r>
+        <w:t>的产业导向。产品采用 React + Tauri 的轻量级桌面应用架构，数据层基于 SQLite 实现本地存储，所有用户创作内容、设定资料、生成记录均保存在本地设备中。AI 接口采用用户自行配置的方式，支持接入第三方大模型服务或本地部署模型，既保障了数据的完全主权，也赋予了创作者在不同使用场景下的灵活选择权。</w:t>
+      </w:r>
+    </w:p>
+    <w:p>
+      <w:pPr>
+        <w:spacing w:line="276" w:lineRule="auto"/>
+        <w:ind w:left="567"/>
+        <w:jc w:val="left"/>
+        <w:rPr>
+          <w:b/>
+          <w:bCs/>
+        </w:rPr>
+      </w:pPr>
+      <w:r>
+        <w:rPr>
+          <w:b/>
+          <w:bCs/>
+        </w:rPr>
+        <w:t>AI功能轻量化设计</w:t>
+      </w:r>
+    </w:p>
+    <w:p>
+      <w:pPr>
+        <w:spacing w:line="276" w:lineRule="auto"/>
+        <w:ind w:left="567" w:firstLineChars="200" w:firstLine="420"/>
+        <w:jc w:val="left"/>
+      </w:pPr>
+      <w:r>
+        <w:t>平台内所有 AI 相关功能（如矛盾检测、设定补全、关系网分析等）均设计为辅助型能力，采用上下文动态注入的方式，仅将当前编辑内容与必要的历史设定片段传入模型，避免上</w:t>
+      </w:r>
+      <w:proofErr w:type="gramStart"/>
+      <w:r>
+        <w:t>传用户</w:t>
+      </w:r>
+      <w:proofErr w:type="gramEnd"/>
+      <w:r>
+        <w:t>完整数据。AI 生成的内容仅作为创作参考，最终审定与修改权完全保留在用户手中。系统不依赖云端服务进行核心功能运转，即使在</w:t>
+      </w:r>
+      <w:proofErr w:type="gramStart"/>
+      <w:r>
+        <w:t>不</w:t>
+      </w:r>
+      <w:proofErr w:type="gramEnd"/>
+      <w:r>
+        <w:t>接入 AI 的情况下，基础的世界观管理能力依然完整可用，确保 AI 始终处于</w:t>
+      </w:r>
+      <w:r>
+        <w:t>“</w:t>
+      </w:r>
+      <w:r>
+        <w:t>辅助</w:t>
+      </w:r>
+      <w:r>
+        <w:t>”</w:t>
+      </w:r>
+      <w:r>
+        <w:t>而非</w:t>
+      </w:r>
+      <w:r>
+        <w:lastRenderedPageBreak/>
+        <w:t>“</w:t>
+      </w:r>
+      <w:r>
+        <w:t>替代</w:t>
+      </w:r>
+      <w:r>
+        <w:t>”</w:t>
+      </w:r>
+      <w:r>
+        <w:t>的角色定位。</w:t>
+      </w:r>
+    </w:p>
+    <w:p>
+      <w:pPr>
+        <w:spacing w:line="276" w:lineRule="auto"/>
+        <w:ind w:left="567"/>
+        <w:jc w:val="left"/>
+        <w:rPr>
+          <w:b/>
+          <w:bCs/>
+        </w:rPr>
+      </w:pPr>
+      <w:r>
+        <w:rPr>
+          <w:b/>
+          <w:bCs/>
+        </w:rPr>
+        <w:t>严格合</w:t>
+      </w:r>
+      <w:proofErr w:type="gramStart"/>
+      <w:r>
+        <w:rPr>
+          <w:b/>
+          <w:bCs/>
+        </w:rPr>
+        <w:t>规</w:t>
+      </w:r>
+      <w:proofErr w:type="gramEnd"/>
+      <w:r>
+        <w:rPr>
+          <w:b/>
+          <w:bCs/>
+        </w:rPr>
+        <w:t>，安全可控</w:t>
+      </w:r>
+    </w:p>
+    <w:p>
+      <w:pPr>
+        <w:spacing w:line="276" w:lineRule="auto"/>
+        <w:ind w:left="567" w:firstLineChars="200" w:firstLine="420"/>
+        <w:jc w:val="left"/>
+      </w:pPr>
+      <w:r>
+        <w:t>产品设计严格遵循《生成式人工智能服务管理暂行办法》中</w:t>
+      </w:r>
+      <w:r>
+        <w:t>“</w:t>
+      </w:r>
+      <w:r>
+        <w:t>安全可控</w:t>
+      </w:r>
+      <w:r>
+        <w:t>”</w:t>
+      </w:r>
+      <w:r>
+        <w:t>的原则要求。用户数据自始至终不离开本地设备，AI 仅作为可选增强能力接入，且所有请求均由用户主动触发，内容生成过程可审计、可追溯。创作决策</w:t>
+      </w:r>
+      <w:proofErr w:type="gramStart"/>
+      <w:r>
+        <w:t>权始终</w:t>
+      </w:r>
+      <w:proofErr w:type="gramEnd"/>
+      <w:r>
+        <w:t>归于用户，AI 不参与</w:t>
+      </w:r>
+      <w:proofErr w:type="gramStart"/>
+      <w:r>
+        <w:t>最终内容</w:t>
+      </w:r>
+      <w:proofErr w:type="gramEnd"/>
+      <w:r>
+        <w:t>的强制输出，充分满足监管要求与企业级应用的安全标准。同时，系统支持离线使用能力，在无网络环境下依然可完成核心创作与管理任务，进一步增强了产品的自主可控能力。</w:t>
+      </w:r>
+    </w:p>
+    <w:p>
+      <w:pPr>
+        <w:spacing w:line="276" w:lineRule="auto"/>
+        <w:ind w:left="1134"/>
+        <w:jc w:val="left"/>
+      </w:pPr>
+    </w:p>
+    <w:p>
+      <w:pPr>
+        <w:rPr>
+          <w:rFonts w:hint="eastAsia"/>
+        </w:rPr>
+      </w:pPr>
+    </w:p>
+    <w:p>
+      <w:pPr>
+        <w:rPr>
+          <w:rFonts w:ascii="Segoe UI" w:hAnsi="Segoe UI" w:cs="Segoe UI"/>
           <w:b/>
           <w:bCs/>
           <w:color w:val="0F1115"/>
           <w:sz w:val="30"/>
           <w:szCs w:val="30"/>
         </w:rPr>
-        <w:t xml:space="preserve"> 2.2 AI</w:t>
-      </w:r>
+      </w:pPr>
       <w:r>
         <w:rPr>
           <w:rFonts w:ascii="Segoe UI" w:hAnsi="Segoe UI" w:cs="Segoe UI" w:hint="eastAsia"/>
@@ -2688,21 +3021,203 @@
           <w:sz w:val="30"/>
           <w:szCs w:val="30"/>
         </w:rPr>
-        <w:t>模块调用关系</w:t>
-      </w:r>
-    </w:p>
-    <w:p>
-      <w:pPr>
+        <w:t>2.</w:t>
+      </w:r>
+      <w:r>
+        <w:rPr>
+          <w:rFonts w:ascii="Segoe UI" w:hAnsi="Segoe UI" w:cs="Segoe UI" w:hint="eastAsia"/>
+          <w:b/>
+          <w:bCs/>
+          <w:color w:val="0F1115"/>
+          <w:sz w:val="30"/>
+          <w:szCs w:val="30"/>
+        </w:rPr>
+        <w:t>2</w:t>
+      </w:r>
+      <w:r>
+        <w:rPr>
+          <w:rFonts w:ascii="Segoe UI" w:hAnsi="Segoe UI" w:cs="Segoe UI" w:hint="eastAsia"/>
+          <w:b/>
+          <w:bCs/>
+          <w:color w:val="0F1115"/>
+          <w:sz w:val="30"/>
+          <w:szCs w:val="30"/>
+        </w:rPr>
+        <w:t xml:space="preserve"> AI</w:t>
+      </w:r>
+      <w:r>
+        <w:rPr>
+          <w:rFonts w:ascii="Segoe UI" w:hAnsi="Segoe UI" w:cs="Segoe UI" w:hint="eastAsia"/>
+          <w:b/>
+          <w:bCs/>
+          <w:color w:val="0F1115"/>
+          <w:sz w:val="30"/>
+          <w:szCs w:val="30"/>
+        </w:rPr>
+        <w:t>功能模块整体架构</w:t>
+      </w:r>
+    </w:p>
+    <w:p>
+      <w:pPr>
+        <w:ind w:firstLineChars="200" w:firstLine="420"/>
+        <w:rPr>
+          <w:lang w:val="zh-CN"/>
+        </w:rPr>
+      </w:pPr>
+      <w:r>
         <w:rPr>
           <w:rFonts w:hint="eastAsia"/>
           <w:lang w:val="zh-CN"/>
         </w:rPr>
+        <w:t>AI功能采用**三层解耦架构**，为作品核心能力支撑层，与前端交互层、数据层协同，整体架构图（必加，文字描述如下）：</w:t>
+      </w:r>
+    </w:p>
+    <w:p>
+      <w:pPr>
+        <w:rPr>
+          <w:lang w:val="zh-CN"/>
+        </w:rPr>
       </w:pPr>
       <w:r>
         <w:rPr>
           <w:rFonts w:hint="eastAsia"/>
           <w:lang w:val="zh-CN"/>
         </w:rPr>
+        <w:t>自上而下分为**门面调度层、插件映射层、会话执行层**，层间单向调用、解耦设计，支持</w:t>
+      </w:r>
+      <w:proofErr w:type="gramStart"/>
+      <w:r>
+        <w:rPr>
+          <w:rFonts w:hint="eastAsia"/>
+          <w:lang w:val="zh-CN"/>
+        </w:rPr>
+        <w:t>插件热更</w:t>
+      </w:r>
+      <w:proofErr w:type="gramEnd"/>
+      <w:r>
+        <w:rPr>
+          <w:rFonts w:hint="eastAsia"/>
+          <w:lang w:val="zh-CN"/>
+        </w:rPr>
+        <w:t>、多模型动态切换。</w:t>
+      </w:r>
+    </w:p>
+    <w:p>
+      <w:pPr>
+        <w:rPr>
+          <w:lang w:val="zh-CN"/>
+        </w:rPr>
+      </w:pPr>
+      <w:r>
+        <w:rPr>
+          <w:rFonts w:hint="eastAsia"/>
+          <w:lang w:val="zh-CN"/>
+        </w:rPr>
+        <w:t>- 门面调度层：以`FlowCloudAIClient`为统一接口，对接前端17个Tauri Command，管理AI会话生命周期与插件分发；</w:t>
+      </w:r>
+    </w:p>
+    <w:p>
+      <w:pPr>
+        <w:rPr>
+          <w:lang w:val="zh-CN"/>
+        </w:rPr>
+      </w:pPr>
+      <w:r>
+        <w:rPr>
+          <w:rFonts w:hint="eastAsia"/>
+          <w:lang w:val="zh-CN"/>
+        </w:rPr>
+        <w:t>- 插件映射层：基于WASM插件封装多厂商API格式映射，解决OpenAI/Anthropic/本地模型接口异构问题；</w:t>
+      </w:r>
+    </w:p>
+    <w:p>
+      <w:pPr>
+        <w:rPr>
+          <w:lang w:val="zh-CN"/>
+        </w:rPr>
+      </w:pPr>
+      <w:r>
+        <w:rPr>
+          <w:rFonts w:hint="eastAsia"/>
+          <w:lang w:val="zh-CN"/>
+        </w:rPr>
+        <w:t>- 会话执行层：区分LLM有状态会话、图片/TTS无状态请求，实现流式事件推送与会话级权限隔离。</w:t>
+      </w:r>
+    </w:p>
+    <w:p>
+      <w:pPr>
+        <w:rPr>
+          <w:lang w:val="zh-CN"/>
+        </w:rPr>
+      </w:pPr>
+    </w:p>
+    <w:p>
+      <w:pPr>
+        <w:rPr>
+          <w:rFonts w:ascii="Segoe UI" w:hAnsi="Segoe UI" w:cs="Segoe UI"/>
+          <w:b/>
+          <w:bCs/>
+          <w:color w:val="0F1115"/>
+          <w:sz w:val="30"/>
+          <w:szCs w:val="30"/>
+        </w:rPr>
+      </w:pPr>
+      <w:r>
+        <w:rPr>
+          <w:rFonts w:ascii="Segoe UI" w:hAnsi="Segoe UI" w:cs="Segoe UI" w:hint="eastAsia"/>
+          <w:b/>
+          <w:bCs/>
+          <w:color w:val="0F1115"/>
+          <w:sz w:val="30"/>
+          <w:szCs w:val="30"/>
+        </w:rPr>
+        <w:t xml:space="preserve"> 2.</w:t>
+      </w:r>
+      <w:r>
+        <w:rPr>
+          <w:rFonts w:ascii="Segoe UI" w:hAnsi="Segoe UI" w:cs="Segoe UI" w:hint="eastAsia"/>
+          <w:b/>
+          <w:bCs/>
+          <w:color w:val="0F1115"/>
+          <w:sz w:val="30"/>
+          <w:szCs w:val="30"/>
+        </w:rPr>
+        <w:t>3</w:t>
+      </w:r>
+      <w:r>
+        <w:rPr>
+          <w:rFonts w:ascii="Segoe UI" w:hAnsi="Segoe UI" w:cs="Segoe UI" w:hint="eastAsia"/>
+          <w:b/>
+          <w:bCs/>
+          <w:color w:val="0F1115"/>
+          <w:sz w:val="30"/>
+          <w:szCs w:val="30"/>
+        </w:rPr>
+        <w:t xml:space="preserve"> AI</w:t>
+      </w:r>
+      <w:r>
+        <w:rPr>
+          <w:rFonts w:ascii="Segoe UI" w:hAnsi="Segoe UI" w:cs="Segoe UI" w:hint="eastAsia"/>
+          <w:b/>
+          <w:bCs/>
+          <w:color w:val="0F1115"/>
+          <w:sz w:val="30"/>
+          <w:szCs w:val="30"/>
+        </w:rPr>
+        <w:t>模块调用关系</w:t>
+      </w:r>
+    </w:p>
+    <w:p>
+      <w:pPr>
+        <w:rPr>
+          <w:lang w:val="zh-CN"/>
+        </w:rPr>
+      </w:pPr>
+      <w:r>
+        <w:rPr>
+          <w:rFonts w:hint="eastAsia"/>
+          <w:lang w:val="zh-CN"/>
+        </w:rPr>
         <w:t>**核心调用链路**</w:t>
       </w:r>
     </w:p>
@@ -2711,25 +3226,33 @@
         <w:ind w:firstLineChars="200" w:firstLine="420"/>
         <w:jc w:val="left"/>
         <w:rPr>
+          <w:lang w:val="zh-CN"/>
+        </w:rPr>
+      </w:pPr>
+      <w:r>
+        <w:rPr>
           <w:rFonts w:hint="eastAsia"/>
           <w:lang w:val="zh-CN"/>
         </w:rPr>
-      </w:pPr>
-      <w:r>
-        <w:rPr>
-          <w:rFonts w:hint="eastAsia"/>
+        <w:t>前端→FlowCloudAIClient→会话/AI客户端→插件实例池获取WASM实例→格式映射→厂商API请求→反向映射→EventBus事件流→前端实时展示</w:t>
+      </w:r>
+    </w:p>
+    <w:p>
+      <w:pPr>
+        <w:ind w:firstLineChars="607" w:firstLine="1275"/>
+        <w:jc w:val="left"/>
+        <w:rPr>
           <w:lang w:val="zh-CN"/>
         </w:rPr>
-        <w:t>前端→FlowCloudAIClient→会话/AI客户端→插件实例池获取WASM实例→格式映射→厂商API请求→反向映射→EventBus事件流→前端实时展示</w:t>
-      </w:r>
+      </w:pPr>
       <w:r>
         <w:rPr>
           <w:noProof/>
         </w:rPr>
         <w:drawing>
-          <wp:inline distT="0" distB="0" distL="0" distR="0" wp14:anchorId="08427B85" wp14:editId="22D0423D">
-            <wp:extent cx="6156308" cy="4664710"/>
-            <wp:effectExtent l="0" t="0" r="0" b="2540"/>
+          <wp:inline distT="0" distB="0" distL="0" distR="0" wp14:anchorId="08427B85" wp14:editId="36E815FD">
+            <wp:extent cx="4833257" cy="3662217"/>
+            <wp:effectExtent l="0" t="0" r="5715" b="0"/>
             <wp:docPr id="1723291324" name="图片 3"/>
             <wp:cNvGraphicFramePr>
               <a:graphicFrameLocks xmlns:a="http://schemas.openxmlformats.org/drawingml/2006/main" noChangeAspect="1"/>
@@ -2759,7 +3282,7 @@
                   <pic:spPr bwMode="auto">
                     <a:xfrm>
                       <a:off x="0" y="0"/>
-                      <a:ext cx="6162675" cy="4669534"/>
+                      <a:ext cx="4847508" cy="3673015"/>
                     </a:xfrm>
                     <a:prstGeom prst="rect">
                       <a:avLst/>
@@ -2852,7 +3375,7 @@
     <w:p>
       <w:pPr>
         <w:rPr>
-          <w:rFonts w:ascii="Segoe UI" w:hAnsi="Segoe UI" w:cs="Segoe UI" w:hint="eastAsia"/>
+          <w:rFonts w:ascii="Segoe UI" w:hAnsi="Segoe UI" w:cs="Segoe UI"/>
           <w:b/>
           <w:bCs/>
           <w:color w:val="0F1115"/>
@@ -2886,140 +3409,220 @@
     <w:p>
       <w:pPr>
         <w:rPr>
+          <w:lang w:val="zh-CN"/>
+        </w:rPr>
+      </w:pPr>
+      <w:r>
+        <w:rPr>
           <w:rFonts w:hint="eastAsia"/>
           <w:lang w:val="zh-CN"/>
         </w:rPr>
-      </w:pPr>
+        <w:t>1. WASM插件</w:t>
+      </w:r>
+      <w:proofErr w:type="gramStart"/>
       <w:r>
         <w:rPr>
           <w:rFonts w:hint="eastAsia"/>
           <w:lang w:val="zh-CN"/>
         </w:rPr>
-        <w:t>1. WASM插件</w:t>
-      </w:r>
-      <w:proofErr w:type="gramStart"/>
+        <w:t>实例池化机制</w:t>
+      </w:r>
+      <w:proofErr w:type="gramEnd"/>
+    </w:p>
+    <w:p>
+      <w:pPr>
+        <w:rPr>
+          <w:lang w:val="zh-CN"/>
+        </w:rPr>
+      </w:pPr>
       <w:r>
         <w:rPr>
           <w:rFonts w:hint="eastAsia"/>
           <w:lang w:val="zh-CN"/>
         </w:rPr>
-        <w:t>实例池化机制</w:t>
-      </w:r>
-      <w:proofErr w:type="gramEnd"/>
-    </w:p>
-    <w:p>
-      <w:pPr>
+        <w:t xml:space="preserve">    痛点：WASM运行时无线程安全约束，多会话调用串行阻塞；</w:t>
+      </w:r>
+    </w:p>
+    <w:p>
+      <w:pPr>
+        <w:rPr>
+          <w:lang w:val="zh-CN"/>
+        </w:rPr>
+      </w:pPr>
+      <w:r>
         <w:rPr>
           <w:rFonts w:hint="eastAsia"/>
           <w:lang w:val="zh-CN"/>
         </w:rPr>
-      </w:pPr>
+        <w:t xml:space="preserve">    方案：分离Module编译产物与Store运行时，构建实例</w:t>
+      </w:r>
+      <w:proofErr w:type="gramStart"/>
       <w:r>
         <w:rPr>
           <w:rFonts w:hint="eastAsia"/>
           <w:lang w:val="zh-CN"/>
         </w:rPr>
-        <w:t xml:space="preserve">    痛点：WASM运行时无线程安全约束，多会话调用串行阻塞；</w:t>
-      </w:r>
-    </w:p>
-    <w:p>
-      <w:pPr>
+        <w:t>池实现</w:t>
+      </w:r>
+      <w:proofErr w:type="gramEnd"/>
+      <w:r>
         <w:rPr>
           <w:rFonts w:hint="eastAsia"/>
           <w:lang w:val="zh-CN"/>
         </w:rPr>
+        <w:t>复用，预编译缓存将加载耗时从100ms降至1-5ms，支持多会话并行调用。</w:t>
+      </w:r>
+    </w:p>
+    <w:p>
+      <w:pPr>
+        <w:rPr>
+          <w:lang w:val="zh-CN"/>
+        </w:rPr>
+      </w:pPr>
+    </w:p>
+    <w:p>
+      <w:pPr>
+        <w:rPr>
+          <w:lang w:val="zh-CN"/>
+        </w:rPr>
       </w:pPr>
       <w:r>
         <w:rPr>
           <w:rFonts w:hint="eastAsia"/>
           <w:lang w:val="zh-CN"/>
         </w:rPr>
-        <w:t xml:space="preserve">    方案：分离Module编译产物与Store运行时，构建实例</w:t>
-      </w:r>
-      <w:proofErr w:type="gramStart"/>
+        <w:lastRenderedPageBreak/>
+        <w:t>2. 工具调用并发安全设计</w:t>
+      </w:r>
+    </w:p>
+    <w:p>
+      <w:pPr>
+        <w:rPr>
+          <w:lang w:val="zh-CN"/>
+        </w:rPr>
+      </w:pPr>
       <w:r>
         <w:rPr>
           <w:rFonts w:hint="eastAsia"/>
           <w:lang w:val="zh-CN"/>
         </w:rPr>
-        <w:t>池实现</w:t>
-      </w:r>
-      <w:proofErr w:type="gramEnd"/>
+        <w:t xml:space="preserve">    痛点：多会话并发调用AI工具易引发全局互斥；</w:t>
+      </w:r>
+    </w:p>
+    <w:p>
+      <w:pPr>
+        <w:rPr>
+          <w:lang w:val="zh-CN"/>
+        </w:rPr>
+      </w:pPr>
       <w:r>
         <w:rPr>
           <w:rFonts w:hint="eastAsia"/>
           <w:lang w:val="zh-CN"/>
         </w:rPr>
-        <w:t>复用，预编译缓存将加载耗时从100ms降至1-5ms，支持多会话并行调用。</w:t>
-      </w:r>
-    </w:p>
-    <w:p>
-      <w:pPr>
-        <w:rPr>
-          <w:lang w:val="zh-CN"/>
-        </w:rPr>
-      </w:pPr>
-    </w:p>
-    <w:p>
-      <w:pPr>
+        <w:t xml:space="preserve">    方案：</w:t>
+      </w:r>
+      <w:proofErr w:type="gramStart"/>
+      <w:r>
         <w:rPr>
           <w:rFonts w:hint="eastAsia"/>
           <w:lang w:val="zh-CN"/>
         </w:rPr>
-      </w:pPr>
+        <w:t>基于`</w:t>
+      </w:r>
+      <w:proofErr w:type="gramEnd"/>
       <w:r>
         <w:rPr>
           <w:rFonts w:hint="eastAsia"/>
           <w:lang w:val="zh-CN"/>
         </w:rPr>
-        <w:lastRenderedPageBreak/>
-        <w:t>2. 工具调用并发安全设计</w:t>
-      </w:r>
-    </w:p>
-    <w:p>
-      <w:pPr>
+        <w:t>Arc&lt;Mutex&lt;T&gt;&gt;`封装工具状态，按类型索引隔离锁竞争，配置会话工具白名单，实现权限隔离+超时防护，保障高并发安全。</w:t>
+      </w:r>
+    </w:p>
+    <w:p>
+      <w:pPr>
+        <w:rPr>
+          <w:lang w:val="zh-CN"/>
+        </w:rPr>
+      </w:pPr>
+    </w:p>
+    <w:p>
+      <w:pPr>
+        <w:rPr>
+          <w:lang w:val="zh-CN"/>
+        </w:rPr>
+      </w:pPr>
+      <w:r>
         <w:rPr>
           <w:rFonts w:hint="eastAsia"/>
           <w:lang w:val="zh-CN"/>
         </w:rPr>
+        <w:t>3. 非结构化文档分层导入</w:t>
+      </w:r>
+    </w:p>
+    <w:p>
+      <w:pPr>
+        <w:rPr>
+          <w:lang w:val="zh-CN"/>
+        </w:rPr>
       </w:pPr>
       <w:r>
         <w:rPr>
           <w:rFonts w:hint="eastAsia"/>
           <w:lang w:val="zh-CN"/>
         </w:rPr>
-        <w:t xml:space="preserve">    痛点：多会话并发调用AI工具易引发全局互斥；</w:t>
-      </w:r>
-    </w:p>
-    <w:p>
-      <w:pPr>
+        <w:t xml:space="preserve">    痛点：创作者</w:t>
+      </w:r>
+      <w:proofErr w:type="gramStart"/>
+      <w:r>
         <w:rPr>
           <w:rFonts w:hint="eastAsia"/>
           <w:lang w:val="zh-CN"/>
         </w:rPr>
-      </w:pPr>
+        <w:t>万字级世界观</w:t>
+      </w:r>
+      <w:proofErr w:type="gramEnd"/>
       <w:r>
         <w:rPr>
           <w:rFonts w:hint="eastAsia"/>
           <w:lang w:val="zh-CN"/>
         </w:rPr>
-        <w:t xml:space="preserve">    方案：</w:t>
-      </w:r>
-      <w:proofErr w:type="gramStart"/>
+        <w:t>文档AI处理成本高、超模型上下文窗口；</w:t>
+      </w:r>
+    </w:p>
+    <w:p>
+      <w:pPr>
+        <w:rPr>
+          <w:lang w:val="zh-CN"/>
+        </w:rPr>
+      </w:pPr>
       <w:r>
         <w:rPr>
           <w:rFonts w:hint="eastAsia"/>
           <w:lang w:val="zh-CN"/>
         </w:rPr>
-        <w:t>基于`</w:t>
-      </w:r>
-      <w:proofErr w:type="gramEnd"/>
+        <w:t xml:space="preserve">    方案：结构切分→模式匹配→大模型辅助三层漏斗，60%-70%内容自动化处理，70万字文档处理成本降低2个数量级，生成结构化预览支持人工校验。</w:t>
+      </w:r>
+    </w:p>
+    <w:p>
+      <w:pPr>
+        <w:rPr>
+          <w:lang w:val="zh-CN"/>
+        </w:rPr>
+      </w:pPr>
+    </w:p>
+    <w:p>
+      <w:pPr>
+        <w:rPr>
+          <w:lang w:val="zh-CN"/>
+        </w:rPr>
+      </w:pPr>
       <w:r>
         <w:rPr>
           <w:rFonts w:hint="eastAsia"/>
           <w:lang w:val="zh-CN"/>
         </w:rPr>
-        <w:t>Arc&lt;Mutex&lt;T&gt;&gt;`封装工具状态，按类型索引隔离锁竞争，配置会话工具白名单，实现权限隔离+超时防护，保障高并发安全。</w:t>
+        <w:t>4. 流式对话与事件流机制</w:t>
       </w:r>
     </w:p>
     <w:p>
@@ -3028,131 +3631,39 @@
           <w:lang w:val="zh-CN"/>
         </w:rPr>
       </w:pPr>
-    </w:p>
-    <w:p>
-      <w:pPr>
+      <w:r>
         <w:rPr>
           <w:rFonts w:hint="eastAsia"/>
           <w:lang w:val="zh-CN"/>
         </w:rPr>
+        <w:t xml:space="preserve">    痛点：传统请求-响应模式AI交互体验差、无法中断；</w:t>
+      </w:r>
+    </w:p>
+    <w:p>
+      <w:pPr>
+        <w:rPr>
+          <w:lang w:val="zh-CN"/>
+        </w:rPr>
       </w:pPr>
       <w:r>
         <w:rPr>
           <w:rFonts w:hint="eastAsia"/>
           <w:lang w:val="zh-CN"/>
         </w:rPr>
-        <w:t>3. 非结构化文档分层导入</w:t>
-      </w:r>
-    </w:p>
-    <w:p>
-      <w:pPr>
-        <w:rPr>
-          <w:rFonts w:hint="eastAsia"/>
+        <w:t xml:space="preserve">    方案：请求-响应分离，以`turn_id`为标识实现事件流推送，支持delta文本、工具调用等5类实时事件，支持手动中断生成，避免无效token消耗。</w:t>
+      </w:r>
+    </w:p>
+    <w:p>
+      <w:pPr>
+        <w:rPr>
           <w:lang w:val="zh-CN"/>
         </w:rPr>
       </w:pPr>
-      <w:r>
-        <w:rPr>
-          <w:rFonts w:hint="eastAsia"/>
-          <w:lang w:val="zh-CN"/>
-        </w:rPr>
-        <w:t xml:space="preserve">    痛点：创作者</w:t>
-      </w:r>
-      <w:proofErr w:type="gramStart"/>
-      <w:r>
-        <w:rPr>
-          <w:rFonts w:hint="eastAsia"/>
-          <w:lang w:val="zh-CN"/>
-        </w:rPr>
-        <w:t>万字级世界观</w:t>
-      </w:r>
-      <w:proofErr w:type="gramEnd"/>
-      <w:r>
-        <w:rPr>
-          <w:rFonts w:hint="eastAsia"/>
-          <w:lang w:val="zh-CN"/>
-        </w:rPr>
-        <w:t>文档AI处理成本高、超模型上下文窗口；</w:t>
-      </w:r>
-    </w:p>
-    <w:p>
-      <w:pPr>
-        <w:rPr>
-          <w:rFonts w:hint="eastAsia"/>
-          <w:lang w:val="zh-CN"/>
-        </w:rPr>
-      </w:pPr>
-      <w:r>
-        <w:rPr>
-          <w:rFonts w:hint="eastAsia"/>
-          <w:lang w:val="zh-CN"/>
-        </w:rPr>
-        <w:t xml:space="preserve">    方案：结构切分→模式匹配→大模型辅助三层漏斗，60%-70%内容自动化处理，70万字文档处理成本降低2个数量级，生成结构化预览支持人工校验。</w:t>
-      </w:r>
-    </w:p>
-    <w:p>
-      <w:pPr>
-        <w:rPr>
-          <w:lang w:val="zh-CN"/>
-        </w:rPr>
-      </w:pPr>
-    </w:p>
-    <w:p>
-      <w:pPr>
-        <w:rPr>
-          <w:rFonts w:hint="eastAsia"/>
-          <w:lang w:val="zh-CN"/>
-        </w:rPr>
-      </w:pPr>
-      <w:r>
-        <w:rPr>
-          <w:rFonts w:hint="eastAsia"/>
-          <w:lang w:val="zh-CN"/>
-        </w:rPr>
-        <w:t>4. 流式对话与事件流机制</w:t>
-      </w:r>
-    </w:p>
-    <w:p>
-      <w:pPr>
-        <w:rPr>
-          <w:rFonts w:hint="eastAsia"/>
-          <w:lang w:val="zh-CN"/>
-        </w:rPr>
-      </w:pPr>
-      <w:r>
-        <w:rPr>
-          <w:rFonts w:hint="eastAsia"/>
-          <w:lang w:val="zh-CN"/>
-        </w:rPr>
-        <w:t xml:space="preserve">    痛点：传统请求-响应模式AI交互体验差、无法中断；</w:t>
-      </w:r>
-    </w:p>
-    <w:p>
-      <w:pPr>
-        <w:rPr>
-          <w:rFonts w:hint="eastAsia"/>
-          <w:lang w:val="zh-CN"/>
-        </w:rPr>
-      </w:pPr>
-      <w:r>
-        <w:rPr>
-          <w:rFonts w:hint="eastAsia"/>
-          <w:lang w:val="zh-CN"/>
-        </w:rPr>
-        <w:t xml:space="preserve">    方案：请求-响应分离，以`turn_id`为标识实现事件流推送，支持delta文本、工具调用等5类实时事件，支持手动中断生成，避免无效token消耗。</w:t>
-      </w:r>
-    </w:p>
-    <w:p>
-      <w:pPr>
-        <w:rPr>
-          <w:lang w:val="zh-CN"/>
-        </w:rPr>
-      </w:pPr>
-    </w:p>
-    <w:p>
-      <w:pPr>
-        <w:rPr>
-          <w:rFonts w:ascii="Segoe UI" w:hAnsi="Segoe UI" w:cs="Segoe UI" w:hint="eastAsia"/>
+    </w:p>
+    <w:p>
+      <w:pPr>
+        <w:rPr>
+          <w:rFonts w:ascii="Segoe UI" w:hAnsi="Segoe UI" w:cs="Segoe UI"/>
           <w:b/>
           <w:bCs/>
           <w:color w:val="0F1115"/>
@@ -3187,17 +3698,465 @@
       <w:pPr>
         <w:ind w:firstLineChars="200" w:firstLine="420"/>
         <w:rPr>
+          <w:lang w:val="zh-CN"/>
+        </w:rPr>
+      </w:pPr>
+      <w:r>
+        <w:rPr>
           <w:rFonts w:hint="eastAsia"/>
           <w:lang w:val="zh-CN"/>
         </w:rPr>
-      </w:pPr>
-      <w:r>
+        <w:t>展示**AI对话流式展示界面、文档导入结构化预览界面、插件管理界面**，标注核心功能按钮（如发送/中断对话、导入文档、切换AI插件），说明典型流程：前端发起AI请求→立即获取轮次ID→实时接收流式结果→支持中途操作/终止。</w:t>
+      </w:r>
+    </w:p>
+    <w:p>
+      <w:pPr>
+        <w:pStyle w:val="ad"/>
+        <w:numPr>
+          <w:ilvl w:val="1"/>
+          <w:numId w:val="30"/>
+        </w:numPr>
+        <w:ind w:firstLineChars="0"/>
+        <w:rPr>
+          <w:rFonts w:ascii="Segoe UI" w:hAnsi="Segoe UI" w:cs="Segoe UI" w:hint="eastAsia"/>
+          <w:b/>
+          <w:bCs/>
+          <w:color w:val="0F1115"/>
+          <w:sz w:val="30"/>
+          <w:szCs w:val="30"/>
+        </w:rPr>
+      </w:pPr>
+      <w:r>
+        <w:rPr>
+          <w:rFonts w:ascii="Segoe UI" w:hAnsi="Segoe UI" w:cs="Segoe UI" w:hint="eastAsia"/>
+          <w:b/>
+          <w:bCs/>
+          <w:color w:val="0F1115"/>
+          <w:sz w:val="30"/>
+          <w:szCs w:val="30"/>
+        </w:rPr>
+        <w:t>技术架构与选型</w:t>
+      </w:r>
+    </w:p>
+    <w:p>
+      <w:pPr>
+        <w:rPr>
+          <w:b/>
+          <w:bCs/>
+        </w:rPr>
+      </w:pPr>
+      <w:r>
+        <w:rPr>
+          <w:b/>
+          <w:bCs/>
+        </w:rPr>
+        <w:t>一、用户需求分析</w:t>
+      </w:r>
+    </w:p>
+    <w:p>
+      <w:pPr>
+        <w:ind w:firstLineChars="100" w:firstLine="210"/>
+      </w:pPr>
+      <w:r>
+        <w:t>调研显示，世界观创作者的核心需求包括：</w:t>
+      </w:r>
+    </w:p>
+    <w:p>
+      <w:pPr>
+        <w:pStyle w:val="ad"/>
+        <w:ind w:firstLineChars="270" w:firstLine="567"/>
+      </w:pPr>
+      <w:r>
+        <w:rPr>
+          <w:b/>
+          <w:bCs/>
+        </w:rPr>
+        <w:t>数据完全本地化</w:t>
+      </w:r>
+      <w:r>
+        <w:t>，保障隐私安全，避免云端泄露；</w:t>
+      </w:r>
+    </w:p>
+    <w:p>
+      <w:pPr>
+        <w:pStyle w:val="ad"/>
+        <w:ind w:firstLineChars="270" w:firstLine="567"/>
+      </w:pPr>
+      <w:r>
+        <w:rPr>
+          <w:b/>
+          <w:bCs/>
+        </w:rPr>
+        <w:t>跨平台桌面支持</w:t>
+      </w:r>
+      <w:r>
+        <w:t>，Windows / macOS 流畅运行；</w:t>
+      </w:r>
+    </w:p>
+    <w:p>
+      <w:pPr>
+        <w:pStyle w:val="ad"/>
+        <w:ind w:firstLineChars="270" w:firstLine="567"/>
+      </w:pPr>
+      <w:r>
+        <w:rPr>
+          <w:b/>
+          <w:bCs/>
+        </w:rPr>
+        <w:t>高性能读写与检索</w:t>
+      </w:r>
+      <w:r>
+        <w:t>，支持数万条设定毫秒级响应；</w:t>
+      </w:r>
+    </w:p>
+    <w:p>
+      <w:pPr>
+        <w:pStyle w:val="ad"/>
+        <w:ind w:firstLineChars="270" w:firstLine="567"/>
+      </w:pPr>
+      <w:r>
+        <w:rPr>
+          <w:b/>
+          <w:bCs/>
+        </w:rPr>
+        <w:t>AI 辅助能力可配置</w:t>
+      </w:r>
+      <w:r>
+        <w:t>，用户自选服务商，数据不上传。</w:t>
+      </w:r>
+    </w:p>
+    <w:p>
+      <w:pPr>
+        <w:rPr>
+          <w:b/>
+          <w:bCs/>
+        </w:rPr>
+      </w:pPr>
+      <w:r>
+        <w:rPr>
+          <w:b/>
+          <w:bCs/>
+        </w:rPr>
+        <w:t>二、架构与技术选型</w:t>
+      </w:r>
+    </w:p>
+    <w:p>
+      <w:pPr>
+        <w:ind w:firstLineChars="100" w:firstLine="210"/>
+      </w:pPr>
+      <w:r>
+        <w:t>本作品采用</w:t>
+      </w:r>
+      <w:r>
+        <w:t> </w:t>
+      </w:r>
+      <w:proofErr w:type="gramStart"/>
+      <w:r>
+        <w:rPr>
+          <w:b/>
+          <w:bCs/>
+        </w:rPr>
+        <w:t>插件化本地</w:t>
+      </w:r>
+      <w:proofErr w:type="gramEnd"/>
+      <w:r>
+        <w:rPr>
+          <w:b/>
+          <w:bCs/>
+        </w:rPr>
+        <w:t>优先架构</w:t>
+      </w:r>
+      <w:r>
+        <w:t>，针对上述需求进行以下选型：</w:t>
+      </w:r>
+    </w:p>
+    <w:p>
+      <w:pPr>
+        <w:ind w:firstLineChars="100" w:firstLine="210"/>
+        <w:rPr>
+          <w:b/>
+          <w:bCs/>
+        </w:rPr>
+      </w:pPr>
+      <w:r>
+        <w:rPr>
+          <w:b/>
+          <w:bCs/>
+        </w:rPr>
+        <w:t>1. 前端与桌面框架：React + Tauri</w:t>
+      </w:r>
+    </w:p>
+    <w:p>
+      <w:pPr>
+        <w:ind w:left="360" w:firstLineChars="98" w:firstLine="206"/>
+      </w:pPr>
+      <w:r>
+        <w:rPr>
+          <w:b/>
+          <w:bCs/>
+        </w:rPr>
+        <w:t>优点</w:t>
+      </w:r>
+      <w:r>
+        <w:t>：Tauri 基于系统原生 WebView，打包体积小（约 3</w:t>
+      </w:r>
+      <w:r>
+        <w:t>–</w:t>
+      </w:r>
+      <w:r>
+        <w:t>10 MB），内存占用低，启动速度快，完全满足桌面</w:t>
+      </w:r>
+      <w:proofErr w:type="gramStart"/>
+      <w:r>
+        <w:t>端创作</w:t>
+      </w:r>
+      <w:proofErr w:type="gramEnd"/>
+      <w:r>
+        <w:t>工具的性能要求。</w:t>
+      </w:r>
+    </w:p>
+    <w:p>
+      <w:pPr>
+        <w:ind w:left="360" w:firstLineChars="98" w:firstLine="206"/>
+      </w:pPr>
+      <w:r>
+        <w:rPr>
+          <w:b/>
+          <w:bCs/>
+        </w:rPr>
+        <w:t>移动端接口论证</w:t>
+      </w:r>
+      <w:r>
+        <w:t>：Tauri 目前对移动端系统级接口（如蓝牙、NFC、传感器）支持较弱，但本项目定位为桌面端世界观管理工具，</w:t>
+      </w:r>
+      <w:r>
+        <w:rPr>
+          <w:b/>
+          <w:bCs/>
+        </w:rPr>
+        <w:t>完全不依赖移动端特有功能</w:t>
+      </w:r>
+      <w:r>
+        <w:t>，因此 Tauri 的</w:t>
+      </w:r>
+      <w:r>
+        <w:t>“</w:t>
+      </w:r>
+      <w:r>
+        <w:t>短板</w:t>
+      </w:r>
+      <w:r>
+        <w:t>”</w:t>
+      </w:r>
+      <w:r>
+        <w:t>对该项目无任何影响，反而是轻量、安全的最佳选择。</w:t>
+      </w:r>
+    </w:p>
+    <w:p>
+      <w:pPr>
+        <w:ind w:firstLineChars="100" w:firstLine="210"/>
+        <w:rPr>
+          <w:b/>
+          <w:bCs/>
+        </w:rPr>
+      </w:pPr>
+      <w:r>
+        <w:rPr>
+          <w:b/>
+          <w:bCs/>
+        </w:rPr>
+        <w:t>2. 后端与业务逻辑：Rust</w:t>
+      </w:r>
+    </w:p>
+    <w:p>
+      <w:pPr>
+        <w:ind w:left="360" w:firstLineChars="98" w:firstLine="206"/>
+      </w:pPr>
+      <w:r>
+        <w:rPr>
+          <w:b/>
+          <w:bCs/>
+        </w:rPr>
+        <w:t>优点</w:t>
+      </w:r>
+      <w:r>
+        <w:t>：内存安全、零成本抽象，高效处理大量设定数据的读写、序列化及 AI 工具调用，保证长时间运行稳定</w:t>
+      </w:r>
+      <w:proofErr w:type="gramStart"/>
+      <w:r>
+        <w:t>不</w:t>
+      </w:r>
+      <w:proofErr w:type="gramEnd"/>
+      <w:r>
+        <w:t>崩溃。</w:t>
+      </w:r>
+    </w:p>
+    <w:p>
+      <w:pPr>
+        <w:ind w:firstLineChars="100" w:firstLine="210"/>
+        <w:rPr>
+          <w:b/>
+          <w:bCs/>
+        </w:rPr>
+      </w:pPr>
+      <w:r>
+        <w:rPr>
+          <w:b/>
+          <w:bCs/>
+        </w:rPr>
+        <w:t>3. 数据库：SQLite 3（WAL 模式）+ FTS5</w:t>
+      </w:r>
+    </w:p>
+    <w:p>
+      <w:pPr>
+        <w:pStyle w:val="ad"/>
+        <w:ind w:left="426" w:firstLineChars="100" w:firstLine="210"/>
+      </w:pPr>
+      <w:r>
+        <w:rPr>
+          <w:b/>
+          <w:bCs/>
+        </w:rPr>
+        <w:t>优点</w:t>
+      </w:r>
+      <w:r>
+        <w:t xml:space="preserve">：支持多世界观、实体分类等结构化存储，25 万条数据下毫秒级响应；FTS5 + trigram 实现中文全文检索，搜索性能提升约 22 </w:t>
+      </w:r>
+      <w:proofErr w:type="gramStart"/>
+      <w:r>
+        <w:t>倍</w:t>
+      </w:r>
+      <w:proofErr w:type="gramEnd"/>
+      <w:r>
+        <w:t>，且完全本地运行，无需额外部署。</w:t>
+      </w:r>
+    </w:p>
+    <w:p>
+      <w:pPr>
+        <w:ind w:firstLineChars="100" w:firstLine="210"/>
+        <w:rPr>
+          <w:b/>
+          <w:bCs/>
+        </w:rPr>
+      </w:pPr>
+      <w:r>
+        <w:rPr>
+          <w:b/>
+          <w:bCs/>
+        </w:rPr>
+        <w:t>4. AI 与</w:t>
+      </w:r>
+      <w:proofErr w:type="gramStart"/>
+      <w:r>
+        <w:rPr>
+          <w:b/>
+          <w:bCs/>
+        </w:rPr>
+        <w:t>插件化</w:t>
+      </w:r>
+      <w:proofErr w:type="gramEnd"/>
+      <w:r>
+        <w:rPr>
+          <w:b/>
+          <w:bCs/>
+        </w:rPr>
+        <w:t>架构</w:t>
+      </w:r>
+    </w:p>
+    <w:p>
+      <w:pPr>
+        <w:ind w:left="360" w:firstLineChars="100" w:firstLine="210"/>
+      </w:pPr>
+      <w:r>
+        <w:rPr>
+          <w:b/>
+          <w:bCs/>
+        </w:rPr>
+        <w:t>可配置 AI 接口</w:t>
+      </w:r>
+      <w:r>
+        <w:t>：用户自选 API 或本地模型，仅传输必要上下文，数据不上传，满足隐私需求。</w:t>
+      </w:r>
+    </w:p>
+    <w:p>
+      <w:pPr>
+        <w:ind w:left="360"/>
+      </w:pPr>
+      <w:proofErr w:type="gramStart"/>
+      <w:r>
+        <w:rPr>
+          <w:b/>
+          <w:bCs/>
+        </w:rPr>
+        <w:t>插件化</w:t>
+      </w:r>
+      <w:proofErr w:type="gramEnd"/>
+      <w:r>
+        <w:rPr>
+          <w:b/>
+          <w:bCs/>
+        </w:rPr>
+        <w:t>设计</w:t>
+      </w:r>
+      <w:r>
+        <w:t>：矛盾检测、OC 聊天等 AI 功能以独立插件注册，支持热插拔与扩展。</w:t>
+      </w:r>
+    </w:p>
+    <w:p>
+      <w:pPr>
+        <w:pStyle w:val="ad"/>
+        <w:numPr>
+          <w:ilvl w:val="0"/>
+          <w:numId w:val="37"/>
+        </w:numPr>
+        <w:ind w:firstLineChars="0"/>
+        <w:rPr>
+          <w:b/>
+          <w:bCs/>
+        </w:rPr>
+      </w:pPr>
+      <w:r>
+        <w:rPr>
+          <w:b/>
+          <w:bCs/>
+        </w:rPr>
+        <w:t>安全与合</w:t>
+      </w:r>
+      <w:proofErr w:type="gramStart"/>
+      <w:r>
+        <w:rPr>
+          <w:b/>
+          <w:bCs/>
+        </w:rPr>
+        <w:t>规</w:t>
+      </w:r>
+      <w:proofErr w:type="gramEnd"/>
+    </w:p>
+    <w:p>
+      <w:pPr>
+        <w:ind w:left="360"/>
+      </w:pPr>
+      <w:r>
+        <w:lastRenderedPageBreak/>
+        <w:t>数据完全本地化，符合《生成式人工智能服务管理暂行办法》安全可控要求。</w:t>
+      </w:r>
+    </w:p>
+    <w:p>
+      <w:pPr>
+        <w:ind w:left="360"/>
+      </w:pPr>
+      <w:r>
+        <w:t>支持数据库加密与手动备份，保障原创内容安全</w:t>
+      </w:r>
+    </w:p>
+    <w:p>
+      <w:pPr>
+        <w:pStyle w:val="ad"/>
+        <w:ind w:left="210"/>
         <w:rPr>
           <w:rFonts w:hint="eastAsia"/>
-          <w:lang w:val="zh-CN"/>
-        </w:rPr>
-        <w:t>展示**AI对话流式展示界面、文档导入结构化预览界面、插件管理界面**，标注核心功能按钮（如发送/中断对话、导入文档、切换AI插件），说明典型流程：前端发起AI请求→立即获取轮次ID→实时接收流式结果→支持中途操作/终止。</w:t>
-      </w:r>
+        </w:rPr>
+      </w:pPr>
     </w:p>
     <w:p>
       <w:pPr>
@@ -4059,7 +5018,6 @@
           <w:szCs w:val="32"/>
           <w:lang w:val="en-US"/>
         </w:rPr>
-        <w:lastRenderedPageBreak/>
         <w:t>三、优化措施与结果分析</w:t>
       </w:r>
     </w:p>
@@ -4550,6 +5508,7 @@
           <w:b/>
           <w:bCs/>
         </w:rPr>
+        <w:lastRenderedPageBreak/>
         <w:t>结果</w:t>
       </w:r>
       <w:r>
@@ -5163,11 +6122,7 @@
         <w:t>”</w:t>
       </w:r>
       <w:r>
-        <w:t>：将模型A的输出作为输入，交由模型B和C从指令遵循度、内容完整性、逻辑连贯性、</w:t>
-      </w:r>
-      <w:r>
-        <w:lastRenderedPageBreak/>
-        <w:t>风格一致性四个维度进行量化打分，最终由项目组进行人工复核以消除单一模型的评估偏差。</w:t>
+        <w:t>：将模型A的输出作为输入，交由模型B和C从指令遵循度、内容完整性、逻辑连贯性、风格一致性四个维度进行量化打分，最终由项目组进行人工复核以消除单一模型的评估偏差。</w:t>
       </w:r>
     </w:p>
     <w:p>
@@ -5271,6 +6226,7 @@
         <w:ind w:firstLineChars="200" w:firstLine="420"/>
       </w:pPr>
       <w:r>
+        <w:lastRenderedPageBreak/>
         <w:t>此外，项目组在预研阶段曾评估YAML格式。尽管YAML具有良好的可读性，但其对缩进极其敏感的特性导致在长文本嵌套场景下解析失败率高达23%，且部分国产模型对其支持尚不完善。综合</w:t>
       </w:r>
       <w:proofErr w:type="gramStart"/>
@@ -5763,7 +6719,6 @@
         <w:rPr>
           <w:noProof/>
         </w:rPr>
-        <w:lastRenderedPageBreak/>
         <w:drawing>
           <wp:inline distT="0" distB="0" distL="0" distR="0" wp14:anchorId="087B70FC" wp14:editId="02AA2394">
             <wp:extent cx="5486400" cy="2078990"/>
@@ -5832,11 +6787,6 @@
       </w:r>
     </w:p>
     <w:p>
-      <w:pPr>
-        <w:rPr>
-          <w:rFonts w:hint="eastAsia"/>
-        </w:rPr>
-      </w:pPr>
       <w:r>
         <w:rPr>
           <w:rFonts w:hint="eastAsia"/>
@@ -5867,35 +6817,64 @@
     <w:p>
       <w:pPr>
         <w:ind w:firstLineChars="200" w:firstLine="420"/>
+      </w:pPr>
+      <w:r>
         <w:rPr>
           <w:rFonts w:hint="eastAsia"/>
         </w:rPr>
+        <w:t>6.1 AI模块核心测试用例</w:t>
+      </w:r>
+    </w:p>
+    <w:p>
+      <w:pPr>
+        <w:ind w:firstLineChars="200" w:firstLine="420"/>
       </w:pPr>
       <w:r>
         <w:rPr>
           <w:rFonts w:hint="eastAsia"/>
         </w:rPr>
-        <w:t>6</w:t>
-      </w:r>
+        <w:t>| 测试项 | 测试场景 | 测试结果 |</w:t>
+      </w:r>
+    </w:p>
+    <w:p>
+      <w:pPr>
+        <w:ind w:firstLineChars="200" w:firstLine="420"/>
+      </w:pPr>
+      <w:r>
+        <w:t>|--------|----------|----------|</w:t>
+      </w:r>
+    </w:p>
+    <w:p>
+      <w:pPr>
+        <w:ind w:firstLineChars="200" w:firstLine="420"/>
+      </w:pPr>
       <w:r>
         <w:rPr>
           <w:rFonts w:hint="eastAsia"/>
         </w:rPr>
-        <w:t>.1 AI模块核心测试用例</w:t>
+        <w:t>| 多厂商适配 | 切换OpenAI/Anthropic/本地模型完成对话 | 全适配，格式映射无误差 |</w:t>
       </w:r>
     </w:p>
     <w:p>
       <w:pPr>
         <w:ind w:firstLineChars="200" w:firstLine="420"/>
+      </w:pPr>
+      <w:r>
         <w:rPr>
           <w:rFonts w:hint="eastAsia"/>
         </w:rPr>
+        <w:t>| 并发性能 | 10个会话同时发起AI对话+工具调用 | 无阻塞，响应延迟＜400ms |</w:t>
+      </w:r>
+    </w:p>
+    <w:p>
+      <w:pPr>
+        <w:ind w:firstLineChars="200" w:firstLine="420"/>
       </w:pPr>
       <w:r>
         <w:rPr>
           <w:rFonts w:hint="eastAsia"/>
         </w:rPr>
-        <w:t>| 测试项 | 测试场景 | 测试结果 |</w:t>
+        <w:t>| 文档处理 | 70万字TXT世界观文档导入 | 结构化完成耗时＜5min，成本0.1-0.3美元 |</w:t>
       </w:r>
     </w:p>
     <w:p>
@@ -5903,152 +6882,78 @@
         <w:ind w:firstLineChars="200" w:firstLine="420"/>
       </w:pPr>
       <w:r>
-        <w:t>|--------|----------|----------|</w:t>
+        <w:rPr>
+          <w:rFonts w:hint="eastAsia"/>
+        </w:rPr>
+        <w:t>| 流式交互 | 发起LLM对话，中途中断生成 | 实时推送增量内容，中断后立即停止，无无效消耗 |</w:t>
       </w:r>
     </w:p>
     <w:p>
       <w:pPr>
         <w:ind w:firstLineChars="200" w:firstLine="420"/>
+      </w:pPr>
+    </w:p>
+    <w:p>
+      <w:pPr>
+        <w:ind w:firstLineChars="200" w:firstLine="420"/>
+      </w:pPr>
+      <w:r>
         <w:rPr>
           <w:rFonts w:hint="eastAsia"/>
         </w:rPr>
+        <w:t>6.2 AI模块技术指标</w:t>
+      </w:r>
+    </w:p>
+    <w:p>
+      <w:pPr>
+        <w:ind w:firstLineChars="200" w:firstLine="420"/>
       </w:pPr>
       <w:r>
         <w:rPr>
           <w:rFonts w:hint="eastAsia"/>
         </w:rPr>
-        <w:t>| 多厂商适配 | 切换OpenAI/Anthropic/本地模型完成对话 | 全适配，格式映射无误差 |</w:t>
+        <w:t>- 运行速度：WASM插件实例创建耗时0.1-1ms，AI调用首屏响应＜500ms；</w:t>
       </w:r>
     </w:p>
     <w:p>
       <w:pPr>
         <w:ind w:firstLineChars="200" w:firstLine="420"/>
+      </w:pPr>
+      <w:r>
         <w:rPr>
           <w:rFonts w:hint="eastAsia"/>
         </w:rPr>
-      </w:pPr>
+        <w:t>- 扩展性：支持WASM</w:t>
+      </w:r>
+      <w:proofErr w:type="gramStart"/>
       <w:r>
         <w:rPr>
           <w:rFonts w:hint="eastAsia"/>
         </w:rPr>
-        <w:t>| 并发性能 | 10个会话同时发起AI对话+工具调用 | 无阻塞，响应延迟＜400ms |</w:t>
+        <w:t>插件热</w:t>
+      </w:r>
+      <w:proofErr w:type="gramEnd"/>
+      <w:r>
+        <w:rPr>
+          <w:rFonts w:hint="eastAsia"/>
+        </w:rPr>
+        <w:t>加载，新增AI厂商适配仅需开发专属插件，无需修改主程序；</w:t>
       </w:r>
     </w:p>
     <w:p>
       <w:pPr>
         <w:ind w:firstLineChars="200" w:firstLine="420"/>
+      </w:pPr>
+      <w:r>
         <w:rPr>
           <w:rFonts w:hint="eastAsia"/>
         </w:rPr>
-      </w:pPr>
-      <w:r>
-        <w:rPr>
-          <w:rFonts w:hint="eastAsia"/>
-        </w:rPr>
-        <w:t>| 文档处理 | 70万字TXT世界观文档导入 | 结构化完成耗时＜5min，成本0.1-0.3美元 |</w:t>
+        <w:t>- 可用性：流式交互支持断点续传，文档处理支持人工校验，错误率＜1%；</w:t>
       </w:r>
     </w:p>
     <w:p>
       <w:pPr>
         <w:ind w:firstLineChars="200" w:firstLine="420"/>
-        <w:rPr>
-          <w:rFonts w:hint="eastAsia"/>
-        </w:rPr>
-      </w:pPr>
-      <w:r>
-        <w:rPr>
-          <w:rFonts w:hint="eastAsia"/>
-        </w:rPr>
-        <w:t>| 流式交互 | 发起LLM对话，中途中断生成 | 实时推送增量内容，中断后立即停止，无无效消耗 |</w:t>
-      </w:r>
-    </w:p>
-    <w:p>
-      <w:pPr>
-        <w:ind w:firstLineChars="200" w:firstLine="420"/>
-      </w:pPr>
-    </w:p>
-    <w:p>
-      <w:pPr>
-        <w:ind w:firstLineChars="200" w:firstLine="420"/>
-        <w:rPr>
-          <w:rFonts w:hint="eastAsia"/>
-        </w:rPr>
-      </w:pPr>
-      <w:r>
-        <w:rPr>
-          <w:rFonts w:hint="eastAsia"/>
-        </w:rPr>
-        <w:t>6</w:t>
-      </w:r>
-      <w:r>
-        <w:rPr>
-          <w:rFonts w:hint="eastAsia"/>
-        </w:rPr>
-        <w:t>.2 AI模块技术指标</w:t>
-      </w:r>
-    </w:p>
-    <w:p>
-      <w:pPr>
-        <w:ind w:firstLineChars="200" w:firstLine="420"/>
-        <w:rPr>
-          <w:rFonts w:hint="eastAsia"/>
-        </w:rPr>
-      </w:pPr>
-      <w:r>
-        <w:rPr>
-          <w:rFonts w:hint="eastAsia"/>
-        </w:rPr>
-        <w:t>- 运行速度：WASM插件实例创建耗时0.1-1ms，AI调用首屏响应＜500ms；</w:t>
-      </w:r>
-    </w:p>
-    <w:p>
-      <w:pPr>
-        <w:ind w:firstLineChars="200" w:firstLine="420"/>
-        <w:rPr>
-          <w:rFonts w:hint="eastAsia"/>
-        </w:rPr>
-      </w:pPr>
-      <w:r>
-        <w:rPr>
-          <w:rFonts w:hint="eastAsia"/>
-        </w:rPr>
-        <w:t>- 扩展性：支持WASM</w:t>
-      </w:r>
-      <w:proofErr w:type="gramStart"/>
-      <w:r>
-        <w:rPr>
-          <w:rFonts w:hint="eastAsia"/>
-        </w:rPr>
-        <w:t>插件热</w:t>
-      </w:r>
-      <w:proofErr w:type="gramEnd"/>
-      <w:r>
-        <w:rPr>
-          <w:rFonts w:hint="eastAsia"/>
-        </w:rPr>
-        <w:t>加载，新增AI厂商适配仅需开发专属插件，无需修改主程序；</w:t>
-      </w:r>
-    </w:p>
-    <w:p>
-      <w:pPr>
-        <w:ind w:firstLineChars="200" w:firstLine="420"/>
-        <w:rPr>
-          <w:rFonts w:hint="eastAsia"/>
-        </w:rPr>
-      </w:pPr>
-      <w:r>
-        <w:rPr>
-          <w:rFonts w:hint="eastAsia"/>
-        </w:rPr>
-        <w:t>- 可用性：流式交互支持断点续传，文档处理支持人工校验，错误率＜1%；</w:t>
-      </w:r>
-    </w:p>
-    <w:p>
-      <w:pPr>
-        <w:ind w:firstLineChars="200" w:firstLine="420"/>
-        <w:rPr>
-          <w:rFonts w:hint="eastAsia"/>
-        </w:rPr>
       </w:pPr>
       <w:r>
         <w:rPr>
@@ -6103,9 +7008,6 @@
       <w:pPr>
         <w:ind w:firstLineChars="200" w:firstLine="420"/>
         <w:jc w:val="left"/>
-        <w:rPr>
-          <w:rFonts w:hint="eastAsia"/>
-        </w:rPr>
       </w:pPr>
       <w:r>
         <w:t>本次测试结果表明，通过在写入策略、查询结构、全文检索及内存管理方面的系统性优化，SQLite 在桌面端应用中的性能得到显著提升。在不引入外部数据库的前提下，核心操作达到毫秒级响应，且在 10 倍数</w:t>
@@ -6122,9 +7024,6 @@
     <w:p>
       <w:pPr>
         <w:jc w:val="left"/>
-        <w:rPr>
-          <w:rFonts w:hint="eastAsia"/>
-        </w:rPr>
       </w:pPr>
     </w:p>
     <w:p>
@@ -6167,57 +7066,40 @@
       </w:r>
     </w:p>
     <w:p>
-      <w:pPr>
+      <w:r>
         <w:rPr>
           <w:rFonts w:hint="eastAsia"/>
         </w:rPr>
-      </w:pPr>
+        <w:t>- 后端：支持WASM运行时环境（如</w:t>
+      </w:r>
+      <w:proofErr w:type="spellStart"/>
       <w:r>
         <w:rPr>
           <w:rFonts w:hint="eastAsia"/>
         </w:rPr>
-        <w:lastRenderedPageBreak/>
-        <w:t>- 后端：支持WASM运行时环境（如</w:t>
-      </w:r>
-      <w:proofErr w:type="spellStart"/>
+        <w:t>wasmtime</w:t>
+      </w:r>
+      <w:proofErr w:type="spellEnd"/>
       <w:r>
         <w:rPr>
           <w:rFonts w:hint="eastAsia"/>
         </w:rPr>
-        <w:t>wasmtime</w:t>
-      </w:r>
-      <w:proofErr w:type="spellEnd"/>
+        <w:t>），网络可访问目标AI厂商API/本地模型部署环境；</w:t>
+      </w:r>
+    </w:p>
+    <w:p>
       <w:r>
         <w:rPr>
           <w:rFonts w:hint="eastAsia"/>
         </w:rPr>
-        <w:t>），网络可访问目标AI厂商API/本地模型部署环境；</w:t>
-      </w:r>
-    </w:p>
-    <w:p>
-      <w:pPr>
-        <w:rPr>
-          <w:rFonts w:hint="eastAsia"/>
-        </w:rPr>
-      </w:pPr>
-      <w:r>
-        <w:rPr>
-          <w:rFonts w:hint="eastAsia"/>
-        </w:rPr>
         <w:t>- 资源：内存≥4G，保障WASM实例池与文档处理的资源需求。</w:t>
       </w:r>
     </w:p>
-    <w:p>
-      <w:pPr>
-        <w:rPr>
-          <w:rFonts w:hint="eastAsia"/>
-        </w:rPr>
-      </w:pPr>
-    </w:p>
-    <w:p>
-      <w:pPr>
-        <w:rPr>
-          <w:rFonts w:eastAsia="黑体" w:hint="eastAsia"/>
+    <w:p/>
+    <w:p>
+      <w:pPr>
+        <w:rPr>
+          <w:rFonts w:eastAsia="黑体"/>
           <w:b/>
           <w:bCs/>
           <w:kern w:val="44"/>
@@ -6255,50 +7137,30 @@
       </w:r>
     </w:p>
     <w:p>
-      <w:pPr>
+      <w:r>
         <w:rPr>
           <w:rFonts w:hint="eastAsia"/>
         </w:rPr>
-      </w:pPr>
+        <w:t>1. 插件管理：在插件界面开启/加载目标AI厂商WASM插件，完成基础配置；</w:t>
+      </w:r>
+    </w:p>
+    <w:p>
       <w:r>
         <w:rPr>
           <w:rFonts w:hint="eastAsia"/>
         </w:rPr>
-        <w:t>1. 插件管理：在插件界面开启/加载目标AI厂商WASM插件，完成基础配置；</w:t>
-      </w:r>
-    </w:p>
-    <w:p>
-      <w:pPr>
+        <w:t>2. AI对话：输入问题发送，前端实时展示流式结果，可点击“中断”停止生成；</w:t>
+      </w:r>
+    </w:p>
+    <w:p>
+      <w:r>
         <w:rPr>
           <w:rFonts w:hint="eastAsia"/>
         </w:rPr>
-      </w:pPr>
-      <w:r>
-        <w:rPr>
-          <w:rFonts w:hint="eastAsia"/>
-        </w:rPr>
-        <w:t>2. AI对话：输入问题发送，前端实时展示流式结果，可点击“中断”停止生成；</w:t>
-      </w:r>
-    </w:p>
-    <w:p>
-      <w:pPr>
-        <w:rPr>
-          <w:rFonts w:hint="eastAsia"/>
-        </w:rPr>
-      </w:pPr>
-      <w:r>
-        <w:rPr>
-          <w:rFonts w:hint="eastAsia"/>
-        </w:rPr>
         <w:t>3. 文档导入：上传世界观文档，系统自动结构化，预览后确认导入，即可在对话中调用文档信息；</w:t>
       </w:r>
     </w:p>
     <w:p>
-      <w:pPr>
-        <w:rPr>
-          <w:rFonts w:hint="eastAsia"/>
-        </w:rPr>
-      </w:pPr>
       <w:r>
         <w:rPr>
           <w:rFonts w:hint="eastAsia"/>
@@ -6404,7 +7266,11 @@
         <w:t>——</w:t>
       </w:r>
       <w:r>
-        <w:t>本地轻量模型负责实时关系抽取，云端API负责复杂世界观生成，实现了性能与成本的平衡。</w:t>
+        <w:t>本地轻量模型负责实时关系抽取，云端API负责复杂世界观生成，实现了性能与成本的</w:t>
+      </w:r>
+      <w:r>
+        <w:lastRenderedPageBreak/>
+        <w:t>平衡。</w:t>
       </w:r>
     </w:p>
     <w:p>
@@ -6594,68 +7460,65 @@
       </w:r>
     </w:p>
     <w:p>
-      <w:pPr>
+      <w:r>
+        <w:t>V1.1：增加多模态支持，用户可上传手绘地图草图，AI自动转化为数字化势力分布图。</w:t>
+      </w:r>
+    </w:p>
+    <w:p>
+      <w:r>
+        <w:t>V1.2：推出云端协作功能，支持多人共同构建同一世界观（适用于编剧团队）。</w:t>
+      </w:r>
+    </w:p>
+    <w:p>
+      <w:r>
+        <w:t>V2.0：引入知识图谱推理，AI可主动建议</w:t>
+      </w:r>
+      <w:r>
+        <w:t>“</w:t>
+      </w:r>
+      <w:r>
+        <w:t>此处若添加一个隐藏势力，可能引发剧情转折</w:t>
+      </w:r>
+      <w:r>
+        <w:t>”</w:t>
+      </w:r>
+      <w:r>
+        <w:t>，激发创作灵感。</w:t>
+      </w:r>
+    </w:p>
+    <w:p>
+      <w:r>
+        <w:t>商业推广：初期采用免费增值模式，基础功能免费开放，高级可视化模板和团队协作功能按需订阅。同时与写作社区（如起点中文网、LOFTER）合作，通过创作者反馈不断迭代。</w:t>
+      </w:r>
+    </w:p>
+    <w:p>
+      <w:pPr>
+        <w:ind w:firstLineChars="200" w:firstLine="420"/>
+      </w:pPr>
+      <w:r>
+        <w:t>项目虽已提交，但我们深知产品距离真正成熟仍有距离。未来我们将持续优化AI算法，倾听用户声音，让</w:t>
+      </w:r>
+      <w:r>
+        <w:t>“</w:t>
+      </w:r>
+      <w:r>
         <w:rPr>
           <w:rFonts w:hint="eastAsia"/>
         </w:rPr>
-      </w:pPr>
-      <w:r>
-        <w:t>V1.1：增加多模态支持，用户可上传手绘地图草图，AI自动转化为数字化势力分布图。</w:t>
-      </w:r>
-    </w:p>
-    <w:p>
-      <w:r>
-        <w:t>V1.2：推出云端协作功能，支持多人共同构建同一世界观（适用于编剧团队）。</w:t>
-      </w:r>
-    </w:p>
-    <w:p>
-      <w:r>
-        <w:t>V2.0：引入知识图谱推理，AI可主动建议</w:t>
-      </w:r>
-      <w:r>
-        <w:t>“</w:t>
-      </w:r>
-      <w:r>
-        <w:t>此处若添加一个隐藏势力，可能引发剧情转折</w:t>
+        <w:t>流云</w:t>
       </w:r>
       <w:r>
         <w:t>”</w:t>
       </w:r>
       <w:r>
-        <w:t>，激发创作灵感。</w:t>
-      </w:r>
-    </w:p>
-    <w:p>
-      <w:r>
-        <w:t>商业推广：初期采用免费增值模式，基础功能免费开放，高级可视化模板和团队协作功能按需订阅。同时与写作社区（如起点中文网、LOFTER）合作，通过创作者反馈不断迭代。</w:t>
-      </w:r>
-    </w:p>
-    <w:p>
-      <w:pPr>
-        <w:ind w:firstLineChars="200" w:firstLine="420"/>
-      </w:pPr>
-      <w:r>
-        <w:lastRenderedPageBreak/>
-        <w:t>项目虽已提交，但我们深知产品距离真正成熟仍有距离。未来我们将持续优化AI算法，倾听用户声音，让</w:t>
-      </w:r>
-      <w:r>
-        <w:t>“</w:t>
-      </w:r>
-      <w:r>
-        <w:rPr>
-          <w:rFonts w:hint="eastAsia"/>
-        </w:rPr>
-        <w:t>流云</w:t>
-      </w:r>
-      <w:r>
-        <w:t>”</w:t>
-      </w:r>
-      <w:r>
         <w:t>成为创作者信赖的伙伴。</w:t>
       </w:r>
     </w:p>
     <w:p>
       <w:r>
+        <w:rPr>
+          <w:noProof/>
+        </w:rPr>
         <mc:AlternateContent>
           <mc:Choice Requires="wps">
             <w:drawing>
@@ -6698,7 +7561,7 @@
           </mc:Choice>
           <mc:Fallback>
             <w:pict>
-              <v:rect w14:anchorId="6FA24924" id="矩形 10" o:spid="_x0000_s1026" style="width:.05pt;height:.75pt;visibility:visible;mso-wrap-style:square;mso-left-percent:-10001;mso-top-percent:-10001;mso-position-horizontal:absolute;mso-position-horizontal-relative:char;mso-position-vertical:absolute;mso-position-vertical-relative:line;mso-left-percent:-10001;mso-top-percent:-10001;v-text-anchor:top" o:gfxdata="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" filled="f" stroked="f" strokeweight="1pt">
+              <v:rect w14:anchorId="5CEB5379" id="矩形 10" o:spid="_x0000_s1026" style="width:.05pt;height:.75pt;visibility:visible;mso-wrap-style:square;mso-left-percent:-10001;mso-top-percent:-10001;mso-position-horizontal:absolute;mso-position-horizontal-relative:char;mso-position-vertical:absolute;mso-position-vertical-relative:line;mso-left-percent:-10001;mso-top-percent:-10001;v-text-anchor:top" o:gfxdata="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" filled="f" stroked="f" strokeweight="1pt">
                 <w10:anchorlock/>
               </v:rect>
             </w:pict>
@@ -6868,6 +7731,453 @@
 <file path=word/numbering.xml><?xml version="1.0" encoding="utf-8"?>
 <w:numbering xmlns:wpc="http://schemas.microsoft.com/office/word/2010/wordprocessingCanvas" xmlns:cx="http://schemas.microsoft.com/office/drawing/2014/chartex" xmlns:cx1="http://schemas.microsoft.com/office/drawing/2015/9/8/chartex" xmlns:cx2="http://schemas.microsoft.com/office/drawing/2015/10/21/chartex" xmlns:cx3="http://schemas.microsoft.com/office/drawing/2016/5/9/chartex" xmlns:cx4="http://schemas.microsoft.com/office/drawing/2016/5/10/chartex" xmlns:cx5="http://schemas.microsoft.com/office/drawing/2016/5/11/chartex" xmlns:cx6="http://schemas.microsoft.com/office/drawing/2016/5/12/chartex" xmlns:cx7="http://schemas.microsoft.com/office/drawing/2016/5/13/chartex" xmlns:cx8="http://schemas.microsoft.com/office/drawing/2016/5/14/chartex" xmlns:mc="http://schemas.openxmlformats.org/markup-compatibility/2006" xmlns:aink="http://schemas.microsoft.com/office/drawing/2016/ink" xmlns:am3d="http://schemas.microsoft.com/office/drawing/2017/model3d" xmlns:o="urn:schemas-microsoft-com:office:office" xmlns:oel="http://schemas.microsoft.com/office/2019/extlst" xmlns:r="http://schemas.openxmlformats.org/officeDocument/2006/relationships" xmlns:m="http://schemas.openxmlformats.org/officeDocument/2006/math" xmlns:v="urn:schemas-microsoft-com:vml" xmlns:wp14="http://schemas.microsoft.com/office/word/2010/wordprocessingDrawing" xmlns:wp="http://schemas.openxmlformats.org/drawingml/2006/wordprocessingDrawing" xmlns:w10="urn:schemas-microsoft-com:office:word" xmlns:w="http://schemas.openxmlformats.org/wordprocessingml/2006/main" xmlns:w14="http://schemas.microsoft.com/office/word/2010/wordml" xmlns:w15="http://schemas.microsoft.com/office/word/2012/wordml" xmlns:w16cex="http://schemas.microsoft.com/office/word/2018/wordml/cex" xmlns:w16cid="http://schemas.microsoft.com/office/word/2016/wordml/cid" xmlns:w16="http://schemas.microsoft.com/office/word/2018/wordml" xmlns:w16du="http://schemas.microsoft.com/office/word/2023/wordml/word16du" xmlns:w16sdtdh="http://schemas.microsoft.com/office/word/2020/wordml/sdtdatahash" xmlns:w16sdtfl="http://schemas.microsoft.com/office/word/2024/wordml/sdtformatlock" xmlns:w16se="http://schemas.microsoft.com/office/word/2015/wordml/symex" xmlns:wpg="http://schemas.microsoft.com/office/word/2010/wordprocessingGroup" xmlns:wpi="http://schemas.microsoft.com/office/word/2010/wordprocessingInk" xmlns:wne="http://schemas.microsoft.com/office/word/2006/wordml" xmlns:wps="http://schemas.microsoft.com/office/word/2010/wordprocessingShape" mc:Ignorable="w14 w15 w16se w16cid w16 w16cex w16sdtdh w16sdtfl w16du wp14">
   <w:abstractNum w:abstractNumId="0" w15:restartNumberingAfterBreak="0">
+    <w:nsid w:val="054E337C"/>
+    <w:multiLevelType w:val="multilevel"/>
+    <w:tmpl w:val="C162707E"/>
+    <w:lvl w:ilvl="0">
+      <w:start w:val="1"/>
+      <w:numFmt w:val="bullet"/>
+      <w:lvlText w:val=""/>
+      <w:lvlJc w:val="left"/>
+      <w:pPr>
+        <w:tabs>
+          <w:tab w:val="num" w:pos="720"/>
+        </w:tabs>
+        <w:ind w:left="720" w:hanging="360"/>
+      </w:pPr>
+      <w:rPr>
+        <w:rFonts w:ascii="Symbol" w:hAnsi="Symbol" w:hint="default"/>
+        <w:sz w:val="20"/>
+      </w:rPr>
+    </w:lvl>
+    <w:lvl w:ilvl="1" w:tentative="1">
+      <w:start w:val="1"/>
+      <w:numFmt w:val="bullet"/>
+      <w:lvlText w:val="o"/>
+      <w:lvlJc w:val="left"/>
+      <w:pPr>
+        <w:tabs>
+          <w:tab w:val="num" w:pos="1440"/>
+        </w:tabs>
+        <w:ind w:left="1440" w:hanging="360"/>
+      </w:pPr>
+      <w:rPr>
+        <w:rFonts w:ascii="Courier New" w:hAnsi="Courier New" w:hint="default"/>
+        <w:sz w:val="20"/>
+      </w:rPr>
+    </w:lvl>
+    <w:lvl w:ilvl="2" w:tentative="1">
+      <w:start w:val="1"/>
+      <w:numFmt w:val="bullet"/>
+      <w:lvlText w:val=""/>
+      <w:lvlJc w:val="left"/>
+      <w:pPr>
+        <w:tabs>
+          <w:tab w:val="num" w:pos="2160"/>
+        </w:tabs>
+        <w:ind w:left="2160" w:hanging="360"/>
+      </w:pPr>
+      <w:rPr>
+        <w:rFonts w:ascii="Wingdings" w:hAnsi="Wingdings" w:hint="default"/>
+        <w:sz w:val="20"/>
+      </w:rPr>
+    </w:lvl>
+    <w:lvl w:ilvl="3" w:tentative="1">
+      <w:start w:val="1"/>
+      <w:numFmt w:val="bullet"/>
+      <w:lvlText w:val=""/>
+      <w:lvlJc w:val="left"/>
+      <w:pPr>
+        <w:tabs>
+          <w:tab w:val="num" w:pos="2880"/>
+        </w:tabs>
+        <w:ind w:left="2880" w:hanging="360"/>
+      </w:pPr>
+      <w:rPr>
+        <w:rFonts w:ascii="Wingdings" w:hAnsi="Wingdings" w:hint="default"/>
+        <w:sz w:val="20"/>
+      </w:rPr>
+    </w:lvl>
+    <w:lvl w:ilvl="4" w:tentative="1">
+      <w:start w:val="1"/>
+      <w:numFmt w:val="bullet"/>
+      <w:lvlText w:val=""/>
+      <w:lvlJc w:val="left"/>
+      <w:pPr>
+        <w:tabs>
+          <w:tab w:val="num" w:pos="3600"/>
+        </w:tabs>
+        <w:ind w:left="3600" w:hanging="360"/>
+      </w:pPr>
+      <w:rPr>
+        <w:rFonts w:ascii="Wingdings" w:hAnsi="Wingdings" w:hint="default"/>
+        <w:sz w:val="20"/>
+      </w:rPr>
+    </w:lvl>
+    <w:lvl w:ilvl="5" w:tentative="1">
+      <w:start w:val="1"/>
+      <w:numFmt w:val="bullet"/>
+      <w:lvlText w:val=""/>
+      <w:lvlJc w:val="left"/>
+      <w:pPr>
+        <w:tabs>
+          <w:tab w:val="num" w:pos="4320"/>
+        </w:tabs>
+        <w:ind w:left="4320" w:hanging="360"/>
+      </w:pPr>
+      <w:rPr>
+        <w:rFonts w:ascii="Wingdings" w:hAnsi="Wingdings" w:hint="default"/>
+        <w:sz w:val="20"/>
+      </w:rPr>
+    </w:lvl>
+    <w:lvl w:ilvl="6" w:tentative="1">
+      <w:start w:val="1"/>
+      <w:numFmt w:val="bullet"/>
+      <w:lvlText w:val=""/>
+      <w:lvlJc w:val="left"/>
+      <w:pPr>
+        <w:tabs>
+          <w:tab w:val="num" w:pos="5040"/>
+        </w:tabs>
+        <w:ind w:left="5040" w:hanging="360"/>
+      </w:pPr>
+      <w:rPr>
+        <w:rFonts w:ascii="Wingdings" w:hAnsi="Wingdings" w:hint="default"/>
+        <w:sz w:val="20"/>
+      </w:rPr>
+    </w:lvl>
+    <w:lvl w:ilvl="7" w:tentative="1">
+      <w:start w:val="1"/>
+      <w:numFmt w:val="bullet"/>
+      <w:lvlText w:val=""/>
+      <w:lvlJc w:val="left"/>
+      <w:pPr>
+        <w:tabs>
+          <w:tab w:val="num" w:pos="5760"/>
+        </w:tabs>
+        <w:ind w:left="5760" w:hanging="360"/>
+      </w:pPr>
+      <w:rPr>
+        <w:rFonts w:ascii="Wingdings" w:hAnsi="Wingdings" w:hint="default"/>
+        <w:sz w:val="20"/>
+      </w:rPr>
+    </w:lvl>
+    <w:lvl w:ilvl="8" w:tentative="1">
+      <w:start w:val="1"/>
+      <w:numFmt w:val="bullet"/>
+      <w:lvlText w:val=""/>
+      <w:lvlJc w:val="left"/>
+      <w:pPr>
+        <w:tabs>
+          <w:tab w:val="num" w:pos="6480"/>
+        </w:tabs>
+        <w:ind w:left="6480" w:hanging="360"/>
+      </w:pPr>
+      <w:rPr>
+        <w:rFonts w:ascii="Wingdings" w:hAnsi="Wingdings" w:hint="default"/>
+        <w:sz w:val="20"/>
+      </w:rPr>
+    </w:lvl>
+  </w:abstractNum>
+  <w:abstractNum w:abstractNumId="1" w15:restartNumberingAfterBreak="0">
+    <w:nsid w:val="05A704DE"/>
+    <w:multiLevelType w:val="multilevel"/>
+    <w:tmpl w:val="E03C0F6A"/>
+    <w:lvl w:ilvl="0">
+      <w:start w:val="1"/>
+      <w:numFmt w:val="bullet"/>
+      <w:lvlText w:val=""/>
+      <w:lvlJc w:val="left"/>
+      <w:pPr>
+        <w:tabs>
+          <w:tab w:val="num" w:pos="720"/>
+        </w:tabs>
+        <w:ind w:left="720" w:hanging="360"/>
+      </w:pPr>
+      <w:rPr>
+        <w:rFonts w:ascii="Symbol" w:hAnsi="Symbol" w:hint="default"/>
+        <w:sz w:val="20"/>
+      </w:rPr>
+    </w:lvl>
+    <w:lvl w:ilvl="1" w:tentative="1">
+      <w:start w:val="1"/>
+      <w:numFmt w:val="bullet"/>
+      <w:lvlText w:val="o"/>
+      <w:lvlJc w:val="left"/>
+      <w:pPr>
+        <w:tabs>
+          <w:tab w:val="num" w:pos="1440"/>
+        </w:tabs>
+        <w:ind w:left="1440" w:hanging="360"/>
+      </w:pPr>
+      <w:rPr>
+        <w:rFonts w:ascii="Courier New" w:hAnsi="Courier New" w:hint="default"/>
+        <w:sz w:val="20"/>
+      </w:rPr>
+    </w:lvl>
+    <w:lvl w:ilvl="2" w:tentative="1">
+      <w:start w:val="1"/>
+      <w:numFmt w:val="bullet"/>
+      <w:lvlText w:val=""/>
+      <w:lvlJc w:val="left"/>
+      <w:pPr>
+        <w:tabs>
+          <w:tab w:val="num" w:pos="2160"/>
+        </w:tabs>
+        <w:ind w:left="2160" w:hanging="360"/>
+      </w:pPr>
+      <w:rPr>
+        <w:rFonts w:ascii="Wingdings" w:hAnsi="Wingdings" w:hint="default"/>
+        <w:sz w:val="20"/>
+      </w:rPr>
+    </w:lvl>
+    <w:lvl w:ilvl="3" w:tentative="1">
+      <w:start w:val="1"/>
+      <w:numFmt w:val="bullet"/>
+      <w:lvlText w:val=""/>
+      <w:lvlJc w:val="left"/>
+      <w:pPr>
+        <w:tabs>
+          <w:tab w:val="num" w:pos="2880"/>
+        </w:tabs>
+        <w:ind w:left="2880" w:hanging="360"/>
+      </w:pPr>
+      <w:rPr>
+        <w:rFonts w:ascii="Wingdings" w:hAnsi="Wingdings" w:hint="default"/>
+        <w:sz w:val="20"/>
+      </w:rPr>
+    </w:lvl>
+    <w:lvl w:ilvl="4" w:tentative="1">
+      <w:start w:val="1"/>
+      <w:numFmt w:val="bullet"/>
+      <w:lvlText w:val=""/>
+      <w:lvlJc w:val="left"/>
+      <w:pPr>
+        <w:tabs>
+          <w:tab w:val="num" w:pos="3600"/>
+        </w:tabs>
+        <w:ind w:left="3600" w:hanging="360"/>
+      </w:pPr>
+      <w:rPr>
+        <w:rFonts w:ascii="Wingdings" w:hAnsi="Wingdings" w:hint="default"/>
+        <w:sz w:val="20"/>
+      </w:rPr>
+    </w:lvl>
+    <w:lvl w:ilvl="5" w:tentative="1">
+      <w:start w:val="1"/>
+      <w:numFmt w:val="bullet"/>
+      <w:lvlText w:val=""/>
+      <w:lvlJc w:val="left"/>
+      <w:pPr>
+        <w:tabs>
+          <w:tab w:val="num" w:pos="4320"/>
+        </w:tabs>
+        <w:ind w:left="4320" w:hanging="360"/>
+      </w:pPr>
+      <w:rPr>
+        <w:rFonts w:ascii="Wingdings" w:hAnsi="Wingdings" w:hint="default"/>
+        <w:sz w:val="20"/>
+      </w:rPr>
+    </w:lvl>
+    <w:lvl w:ilvl="6" w:tentative="1">
+      <w:start w:val="1"/>
+      <w:numFmt w:val="bullet"/>
+      <w:lvlText w:val=""/>
+      <w:lvlJc w:val="left"/>
+      <w:pPr>
+        <w:tabs>
+          <w:tab w:val="num" w:pos="5040"/>
+        </w:tabs>
+        <w:ind w:left="5040" w:hanging="360"/>
+      </w:pPr>
+      <w:rPr>
+        <w:rFonts w:ascii="Wingdings" w:hAnsi="Wingdings" w:hint="default"/>
+        <w:sz w:val="20"/>
+      </w:rPr>
+    </w:lvl>
+    <w:lvl w:ilvl="7" w:tentative="1">
+      <w:start w:val="1"/>
+      <w:numFmt w:val="bullet"/>
+      <w:lvlText w:val=""/>
+      <w:lvlJc w:val="left"/>
+      <w:pPr>
+        <w:tabs>
+          <w:tab w:val="num" w:pos="5760"/>
+        </w:tabs>
+        <w:ind w:left="5760" w:hanging="360"/>
+      </w:pPr>
+      <w:rPr>
+        <w:rFonts w:ascii="Wingdings" w:hAnsi="Wingdings" w:hint="default"/>
+        <w:sz w:val="20"/>
+      </w:rPr>
+    </w:lvl>
+    <w:lvl w:ilvl="8" w:tentative="1">
+      <w:start w:val="1"/>
+      <w:numFmt w:val="bullet"/>
+      <w:lvlText w:val=""/>
+      <w:lvlJc w:val="left"/>
+      <w:pPr>
+        <w:tabs>
+          <w:tab w:val="num" w:pos="6480"/>
+        </w:tabs>
+        <w:ind w:left="6480" w:hanging="360"/>
+      </w:pPr>
+      <w:rPr>
+        <w:rFonts w:ascii="Wingdings" w:hAnsi="Wingdings" w:hint="default"/>
+        <w:sz w:val="20"/>
+      </w:rPr>
+    </w:lvl>
+  </w:abstractNum>
+  <w:abstractNum w:abstractNumId="2" w15:restartNumberingAfterBreak="0">
+    <w:nsid w:val="0F3060C5"/>
+    <w:multiLevelType w:val="multilevel"/>
+    <w:tmpl w:val="7CD22228"/>
+    <w:lvl w:ilvl="0">
+      <w:start w:val="1"/>
+      <w:numFmt w:val="bullet"/>
+      <w:lvlText w:val=""/>
+      <w:lvlJc w:val="left"/>
+      <w:pPr>
+        <w:tabs>
+          <w:tab w:val="num" w:pos="720"/>
+        </w:tabs>
+        <w:ind w:left="720" w:hanging="360"/>
+      </w:pPr>
+      <w:rPr>
+        <w:rFonts w:ascii="Symbol" w:hAnsi="Symbol" w:hint="default"/>
+        <w:sz w:val="20"/>
+      </w:rPr>
+    </w:lvl>
+    <w:lvl w:ilvl="1" w:tentative="1">
+      <w:start w:val="1"/>
+      <w:numFmt w:val="bullet"/>
+      <w:lvlText w:val="o"/>
+      <w:lvlJc w:val="left"/>
+      <w:pPr>
+        <w:tabs>
+          <w:tab w:val="num" w:pos="1440"/>
+        </w:tabs>
+        <w:ind w:left="1440" w:hanging="360"/>
+      </w:pPr>
+      <w:rPr>
+        <w:rFonts w:ascii="Courier New" w:hAnsi="Courier New" w:hint="default"/>
+        <w:sz w:val="20"/>
+      </w:rPr>
+    </w:lvl>
+    <w:lvl w:ilvl="2" w:tentative="1">
+      <w:start w:val="1"/>
+      <w:numFmt w:val="bullet"/>
+      <w:lvlText w:val=""/>
+      <w:lvlJc w:val="left"/>
+      <w:pPr>
+        <w:tabs>
+          <w:tab w:val="num" w:pos="2160"/>
+        </w:tabs>
+        <w:ind w:left="2160" w:hanging="360"/>
+      </w:pPr>
+      <w:rPr>
+        <w:rFonts w:ascii="Wingdings" w:hAnsi="Wingdings" w:hint="default"/>
+        <w:sz w:val="20"/>
+      </w:rPr>
+    </w:lvl>
+    <w:lvl w:ilvl="3" w:tentative="1">
+      <w:start w:val="1"/>
+      <w:numFmt w:val="bullet"/>
+      <w:lvlText w:val=""/>
+      <w:lvlJc w:val="left"/>
+      <w:pPr>
+        <w:tabs>
+          <w:tab w:val="num" w:pos="2880"/>
+        </w:tabs>
+        <w:ind w:left="2880" w:hanging="360"/>
+      </w:pPr>
+      <w:rPr>
+        <w:rFonts w:ascii="Wingdings" w:hAnsi="Wingdings" w:hint="default"/>
+        <w:sz w:val="20"/>
+      </w:rPr>
+    </w:lvl>
+    <w:lvl w:ilvl="4" w:tentative="1">
+      <w:start w:val="1"/>
+      <w:numFmt w:val="bullet"/>
+      <w:lvlText w:val=""/>
+      <w:lvlJc w:val="left"/>
+      <w:pPr>
+        <w:tabs>
+          <w:tab w:val="num" w:pos="3600"/>
+        </w:tabs>
+        <w:ind w:left="3600" w:hanging="360"/>
+      </w:pPr>
+      <w:rPr>
+        <w:rFonts w:ascii="Wingdings" w:hAnsi="Wingdings" w:hint="default"/>
+        <w:sz w:val="20"/>
+      </w:rPr>
+    </w:lvl>
+    <w:lvl w:ilvl="5" w:tentative="1">
+      <w:start w:val="1"/>
+      <w:numFmt w:val="bullet"/>
+      <w:lvlText w:val=""/>
+      <w:lvlJc w:val="left"/>
+      <w:pPr>
+        <w:tabs>
+          <w:tab w:val="num" w:pos="4320"/>
+        </w:tabs>
+        <w:ind w:left="4320" w:hanging="360"/>
+      </w:pPr>
+      <w:rPr>
+        <w:rFonts w:ascii="Wingdings" w:hAnsi="Wingdings" w:hint="default"/>
+        <w:sz w:val="20"/>
+      </w:rPr>
+    </w:lvl>
+    <w:lvl w:ilvl="6" w:tentative="1">
+      <w:start w:val="1"/>
+      <w:numFmt w:val="bullet"/>
+      <w:lvlText w:val=""/>
+      <w:lvlJc w:val="left"/>
+      <w:pPr>
+        <w:tabs>
+          <w:tab w:val="num" w:pos="5040"/>
+        </w:tabs>
+        <w:ind w:left="5040" w:hanging="360"/>
+      </w:pPr>
+      <w:rPr>
+        <w:rFonts w:ascii="Wingdings" w:hAnsi="Wingdings" w:hint="default"/>
+        <w:sz w:val="20"/>
+      </w:rPr>
+    </w:lvl>
+    <w:lvl w:ilvl="7" w:tentative="1">
+      <w:start w:val="1"/>
+      <w:numFmt w:val="bullet"/>
+      <w:lvlText w:val=""/>
+      <w:lvlJc w:val="left"/>
+      <w:pPr>
+        <w:tabs>
+          <w:tab w:val="num" w:pos="5760"/>
+        </w:tabs>
+        <w:ind w:left="5760" w:hanging="360"/>
+      </w:pPr>
+      <w:rPr>
+        <w:rFonts w:ascii="Wingdings" w:hAnsi="Wingdings" w:hint="default"/>
+        <w:sz w:val="20"/>
+      </w:rPr>
+    </w:lvl>
+    <w:lvl w:ilvl="8" w:tentative="1">
+      <w:start w:val="1"/>
+      <w:numFmt w:val="bullet"/>
+      <w:lvlText w:val=""/>
+      <w:lvlJc w:val="left"/>
+      <w:pPr>
+        <w:tabs>
+          <w:tab w:val="num" w:pos="6480"/>
+        </w:tabs>
+        <w:ind w:left="6480" w:hanging="360"/>
+      </w:pPr>
+      <w:rPr>
+        <w:rFonts w:ascii="Wingdings" w:hAnsi="Wingdings" w:hint="default"/>
+        <w:sz w:val="20"/>
+      </w:rPr>
+    </w:lvl>
+  </w:abstractNum>
+  <w:abstractNum w:abstractNumId="3" w15:restartNumberingAfterBreak="0">
     <w:nsid w:val="135B2BAE"/>
     <w:multiLevelType w:val="multilevel"/>
     <w:tmpl w:val="197AB8B2"/>
@@ -7017,7 +8327,7 @@
       </w:rPr>
     </w:lvl>
   </w:abstractNum>
-  <w:abstractNum w:abstractNumId="1" w15:restartNumberingAfterBreak="0">
+  <w:abstractNum w:abstractNumId="4" w15:restartNumberingAfterBreak="0">
     <w:nsid w:val="160C0FB4"/>
     <w:multiLevelType w:val="multilevel"/>
     <w:tmpl w:val="627A5C02"/>
@@ -7166,7 +8476,603 @@
       </w:rPr>
     </w:lvl>
   </w:abstractNum>
-  <w:abstractNum w:abstractNumId="2" w15:restartNumberingAfterBreak="0">
+  <w:abstractNum w:abstractNumId="5" w15:restartNumberingAfterBreak="0">
+    <w:nsid w:val="17500E2F"/>
+    <w:multiLevelType w:val="multilevel"/>
+    <w:tmpl w:val="A5CAC7D6"/>
+    <w:lvl w:ilvl="0">
+      <w:start w:val="1"/>
+      <w:numFmt w:val="bullet"/>
+      <w:lvlText w:val=""/>
+      <w:lvlJc w:val="left"/>
+      <w:pPr>
+        <w:tabs>
+          <w:tab w:val="num" w:pos="720"/>
+        </w:tabs>
+        <w:ind w:left="720" w:hanging="360"/>
+      </w:pPr>
+      <w:rPr>
+        <w:rFonts w:ascii="Symbol" w:hAnsi="Symbol" w:hint="default"/>
+        <w:sz w:val="20"/>
+      </w:rPr>
+    </w:lvl>
+    <w:lvl w:ilvl="1" w:tentative="1">
+      <w:start w:val="1"/>
+      <w:numFmt w:val="bullet"/>
+      <w:lvlText w:val="o"/>
+      <w:lvlJc w:val="left"/>
+      <w:pPr>
+        <w:tabs>
+          <w:tab w:val="num" w:pos="1440"/>
+        </w:tabs>
+        <w:ind w:left="1440" w:hanging="360"/>
+      </w:pPr>
+      <w:rPr>
+        <w:rFonts w:ascii="Courier New" w:hAnsi="Courier New" w:hint="default"/>
+        <w:sz w:val="20"/>
+      </w:rPr>
+    </w:lvl>
+    <w:lvl w:ilvl="2" w:tentative="1">
+      <w:start w:val="1"/>
+      <w:numFmt w:val="bullet"/>
+      <w:lvlText w:val=""/>
+      <w:lvlJc w:val="left"/>
+      <w:pPr>
+        <w:tabs>
+          <w:tab w:val="num" w:pos="2160"/>
+        </w:tabs>
+        <w:ind w:left="2160" w:hanging="360"/>
+      </w:pPr>
+      <w:rPr>
+        <w:rFonts w:ascii="Wingdings" w:hAnsi="Wingdings" w:hint="default"/>
+        <w:sz w:val="20"/>
+      </w:rPr>
+    </w:lvl>
+    <w:lvl w:ilvl="3" w:tentative="1">
+      <w:start w:val="1"/>
+      <w:numFmt w:val="bullet"/>
+      <w:lvlText w:val=""/>
+      <w:lvlJc w:val="left"/>
+      <w:pPr>
+        <w:tabs>
+          <w:tab w:val="num" w:pos="2880"/>
+        </w:tabs>
+        <w:ind w:left="2880" w:hanging="360"/>
+      </w:pPr>
+      <w:rPr>
+        <w:rFonts w:ascii="Wingdings" w:hAnsi="Wingdings" w:hint="default"/>
+        <w:sz w:val="20"/>
+      </w:rPr>
+    </w:lvl>
+    <w:lvl w:ilvl="4" w:tentative="1">
+      <w:start w:val="1"/>
+      <w:numFmt w:val="bullet"/>
+      <w:lvlText w:val=""/>
+      <w:lvlJc w:val="left"/>
+      <w:pPr>
+        <w:tabs>
+          <w:tab w:val="num" w:pos="3600"/>
+        </w:tabs>
+        <w:ind w:left="3600" w:hanging="360"/>
+      </w:pPr>
+      <w:rPr>
+        <w:rFonts w:ascii="Wingdings" w:hAnsi="Wingdings" w:hint="default"/>
+        <w:sz w:val="20"/>
+      </w:rPr>
+    </w:lvl>
+    <w:lvl w:ilvl="5" w:tentative="1">
+      <w:start w:val="1"/>
+      <w:numFmt w:val="bullet"/>
+      <w:lvlText w:val=""/>
+      <w:lvlJc w:val="left"/>
+      <w:pPr>
+        <w:tabs>
+          <w:tab w:val="num" w:pos="4320"/>
+        </w:tabs>
+        <w:ind w:left="4320" w:hanging="360"/>
+      </w:pPr>
+      <w:rPr>
+        <w:rFonts w:ascii="Wingdings" w:hAnsi="Wingdings" w:hint="default"/>
+        <w:sz w:val="20"/>
+      </w:rPr>
+    </w:lvl>
+    <w:lvl w:ilvl="6" w:tentative="1">
+      <w:start w:val="1"/>
+      <w:numFmt w:val="bullet"/>
+      <w:lvlText w:val=""/>
+      <w:lvlJc w:val="left"/>
+      <w:pPr>
+        <w:tabs>
+          <w:tab w:val="num" w:pos="5040"/>
+        </w:tabs>
+        <w:ind w:left="5040" w:hanging="360"/>
+      </w:pPr>
+      <w:rPr>
+        <w:rFonts w:ascii="Wingdings" w:hAnsi="Wingdings" w:hint="default"/>
+        <w:sz w:val="20"/>
+      </w:rPr>
+    </w:lvl>
+    <w:lvl w:ilvl="7" w:tentative="1">
+      <w:start w:val="1"/>
+      <w:numFmt w:val="bullet"/>
+      <w:lvlText w:val=""/>
+      <w:lvlJc w:val="left"/>
+      <w:pPr>
+        <w:tabs>
+          <w:tab w:val="num" w:pos="5760"/>
+        </w:tabs>
+        <w:ind w:left="5760" w:hanging="360"/>
+      </w:pPr>
+      <w:rPr>
+        <w:rFonts w:ascii="Wingdings" w:hAnsi="Wingdings" w:hint="default"/>
+        <w:sz w:val="20"/>
+      </w:rPr>
+    </w:lvl>
+    <w:lvl w:ilvl="8" w:tentative="1">
+      <w:start w:val="1"/>
+      <w:numFmt w:val="bullet"/>
+      <w:lvlText w:val=""/>
+      <w:lvlJc w:val="left"/>
+      <w:pPr>
+        <w:tabs>
+          <w:tab w:val="num" w:pos="6480"/>
+        </w:tabs>
+        <w:ind w:left="6480" w:hanging="360"/>
+      </w:pPr>
+      <w:rPr>
+        <w:rFonts w:ascii="Wingdings" w:hAnsi="Wingdings" w:hint="default"/>
+        <w:sz w:val="20"/>
+      </w:rPr>
+    </w:lvl>
+  </w:abstractNum>
+  <w:abstractNum w:abstractNumId="6" w15:restartNumberingAfterBreak="0">
+    <w:nsid w:val="1E334099"/>
+    <w:multiLevelType w:val="multilevel"/>
+    <w:tmpl w:val="C300660C"/>
+    <w:lvl w:ilvl="0">
+      <w:start w:val="1"/>
+      <w:numFmt w:val="bullet"/>
+      <w:lvlText w:val=""/>
+      <w:lvlJc w:val="left"/>
+      <w:pPr>
+        <w:tabs>
+          <w:tab w:val="num" w:pos="720"/>
+        </w:tabs>
+        <w:ind w:left="720" w:hanging="360"/>
+      </w:pPr>
+      <w:rPr>
+        <w:rFonts w:ascii="Symbol" w:hAnsi="Symbol" w:hint="default"/>
+        <w:sz w:val="20"/>
+      </w:rPr>
+    </w:lvl>
+    <w:lvl w:ilvl="1" w:tentative="1">
+      <w:start w:val="1"/>
+      <w:numFmt w:val="bullet"/>
+      <w:lvlText w:val="o"/>
+      <w:lvlJc w:val="left"/>
+      <w:pPr>
+        <w:tabs>
+          <w:tab w:val="num" w:pos="1440"/>
+        </w:tabs>
+        <w:ind w:left="1440" w:hanging="360"/>
+      </w:pPr>
+      <w:rPr>
+        <w:rFonts w:ascii="Courier New" w:hAnsi="Courier New" w:hint="default"/>
+        <w:sz w:val="20"/>
+      </w:rPr>
+    </w:lvl>
+    <w:lvl w:ilvl="2" w:tentative="1">
+      <w:start w:val="1"/>
+      <w:numFmt w:val="bullet"/>
+      <w:lvlText w:val=""/>
+      <w:lvlJc w:val="left"/>
+      <w:pPr>
+        <w:tabs>
+          <w:tab w:val="num" w:pos="2160"/>
+        </w:tabs>
+        <w:ind w:left="2160" w:hanging="360"/>
+      </w:pPr>
+      <w:rPr>
+        <w:rFonts w:ascii="Wingdings" w:hAnsi="Wingdings" w:hint="default"/>
+        <w:sz w:val="20"/>
+      </w:rPr>
+    </w:lvl>
+    <w:lvl w:ilvl="3" w:tentative="1">
+      <w:start w:val="1"/>
+      <w:numFmt w:val="bullet"/>
+      <w:lvlText w:val=""/>
+      <w:lvlJc w:val="left"/>
+      <w:pPr>
+        <w:tabs>
+          <w:tab w:val="num" w:pos="2880"/>
+        </w:tabs>
+        <w:ind w:left="2880" w:hanging="360"/>
+      </w:pPr>
+      <w:rPr>
+        <w:rFonts w:ascii="Wingdings" w:hAnsi="Wingdings" w:hint="default"/>
+        <w:sz w:val="20"/>
+      </w:rPr>
+    </w:lvl>
+    <w:lvl w:ilvl="4" w:tentative="1">
+      <w:start w:val="1"/>
+      <w:numFmt w:val="bullet"/>
+      <w:lvlText w:val=""/>
+      <w:lvlJc w:val="left"/>
+      <w:pPr>
+        <w:tabs>
+          <w:tab w:val="num" w:pos="3600"/>
+        </w:tabs>
+        <w:ind w:left="3600" w:hanging="360"/>
+      </w:pPr>
+      <w:rPr>
+        <w:rFonts w:ascii="Wingdings" w:hAnsi="Wingdings" w:hint="default"/>
+        <w:sz w:val="20"/>
+      </w:rPr>
+    </w:lvl>
+    <w:lvl w:ilvl="5" w:tentative="1">
+      <w:start w:val="1"/>
+      <w:numFmt w:val="bullet"/>
+      <w:lvlText w:val=""/>
+      <w:lvlJc w:val="left"/>
+      <w:pPr>
+        <w:tabs>
+          <w:tab w:val="num" w:pos="4320"/>
+        </w:tabs>
+        <w:ind w:left="4320" w:hanging="360"/>
+      </w:pPr>
+      <w:rPr>
+        <w:rFonts w:ascii="Wingdings" w:hAnsi="Wingdings" w:hint="default"/>
+        <w:sz w:val="20"/>
+      </w:rPr>
+    </w:lvl>
+    <w:lvl w:ilvl="6" w:tentative="1">
+      <w:start w:val="1"/>
+      <w:numFmt w:val="bullet"/>
+      <w:lvlText w:val=""/>
+      <w:lvlJc w:val="left"/>
+      <w:pPr>
+        <w:tabs>
+          <w:tab w:val="num" w:pos="5040"/>
+        </w:tabs>
+        <w:ind w:left="5040" w:hanging="360"/>
+      </w:pPr>
+      <w:rPr>
+        <w:rFonts w:ascii="Wingdings" w:hAnsi="Wingdings" w:hint="default"/>
+        <w:sz w:val="20"/>
+      </w:rPr>
+    </w:lvl>
+    <w:lvl w:ilvl="7" w:tentative="1">
+      <w:start w:val="1"/>
+      <w:numFmt w:val="bullet"/>
+      <w:lvlText w:val=""/>
+      <w:lvlJc w:val="left"/>
+      <w:pPr>
+        <w:tabs>
+          <w:tab w:val="num" w:pos="5760"/>
+        </w:tabs>
+        <w:ind w:left="5760" w:hanging="360"/>
+      </w:pPr>
+      <w:rPr>
+        <w:rFonts w:ascii="Wingdings" w:hAnsi="Wingdings" w:hint="default"/>
+        <w:sz w:val="20"/>
+      </w:rPr>
+    </w:lvl>
+    <w:lvl w:ilvl="8" w:tentative="1">
+      <w:start w:val="1"/>
+      <w:numFmt w:val="bullet"/>
+      <w:lvlText w:val=""/>
+      <w:lvlJc w:val="left"/>
+      <w:pPr>
+        <w:tabs>
+          <w:tab w:val="num" w:pos="6480"/>
+        </w:tabs>
+        <w:ind w:left="6480" w:hanging="360"/>
+      </w:pPr>
+      <w:rPr>
+        <w:rFonts w:ascii="Wingdings" w:hAnsi="Wingdings" w:hint="default"/>
+        <w:sz w:val="20"/>
+      </w:rPr>
+    </w:lvl>
+  </w:abstractNum>
+  <w:abstractNum w:abstractNumId="7" w15:restartNumberingAfterBreak="0">
+    <w:nsid w:val="1F7B582F"/>
+    <w:multiLevelType w:val="multilevel"/>
+    <w:tmpl w:val="7B828A54"/>
+    <w:lvl w:ilvl="0">
+      <w:start w:val="1"/>
+      <w:numFmt w:val="bullet"/>
+      <w:lvlText w:val=""/>
+      <w:lvlJc w:val="left"/>
+      <w:pPr>
+        <w:tabs>
+          <w:tab w:val="num" w:pos="720"/>
+        </w:tabs>
+        <w:ind w:left="720" w:hanging="360"/>
+      </w:pPr>
+      <w:rPr>
+        <w:rFonts w:ascii="Symbol" w:hAnsi="Symbol" w:hint="default"/>
+        <w:sz w:val="20"/>
+      </w:rPr>
+    </w:lvl>
+    <w:lvl w:ilvl="1" w:tentative="1">
+      <w:start w:val="1"/>
+      <w:numFmt w:val="bullet"/>
+      <w:lvlText w:val="o"/>
+      <w:lvlJc w:val="left"/>
+      <w:pPr>
+        <w:tabs>
+          <w:tab w:val="num" w:pos="1440"/>
+        </w:tabs>
+        <w:ind w:left="1440" w:hanging="360"/>
+      </w:pPr>
+      <w:rPr>
+        <w:rFonts w:ascii="Courier New" w:hAnsi="Courier New" w:hint="default"/>
+        <w:sz w:val="20"/>
+      </w:rPr>
+    </w:lvl>
+    <w:lvl w:ilvl="2" w:tentative="1">
+      <w:start w:val="1"/>
+      <w:numFmt w:val="bullet"/>
+      <w:lvlText w:val=""/>
+      <w:lvlJc w:val="left"/>
+      <w:pPr>
+        <w:tabs>
+          <w:tab w:val="num" w:pos="2160"/>
+        </w:tabs>
+        <w:ind w:left="2160" w:hanging="360"/>
+      </w:pPr>
+      <w:rPr>
+        <w:rFonts w:ascii="Wingdings" w:hAnsi="Wingdings" w:hint="default"/>
+        <w:sz w:val="20"/>
+      </w:rPr>
+    </w:lvl>
+    <w:lvl w:ilvl="3" w:tentative="1">
+      <w:start w:val="1"/>
+      <w:numFmt w:val="bullet"/>
+      <w:lvlText w:val=""/>
+      <w:lvlJc w:val="left"/>
+      <w:pPr>
+        <w:tabs>
+          <w:tab w:val="num" w:pos="2880"/>
+        </w:tabs>
+        <w:ind w:left="2880" w:hanging="360"/>
+      </w:pPr>
+      <w:rPr>
+        <w:rFonts w:ascii="Wingdings" w:hAnsi="Wingdings" w:hint="default"/>
+        <w:sz w:val="20"/>
+      </w:rPr>
+    </w:lvl>
+    <w:lvl w:ilvl="4" w:tentative="1">
+      <w:start w:val="1"/>
+      <w:numFmt w:val="bullet"/>
+      <w:lvlText w:val=""/>
+      <w:lvlJc w:val="left"/>
+      <w:pPr>
+        <w:tabs>
+          <w:tab w:val="num" w:pos="3600"/>
+        </w:tabs>
+        <w:ind w:left="3600" w:hanging="360"/>
+      </w:pPr>
+      <w:rPr>
+        <w:rFonts w:ascii="Wingdings" w:hAnsi="Wingdings" w:hint="default"/>
+        <w:sz w:val="20"/>
+      </w:rPr>
+    </w:lvl>
+    <w:lvl w:ilvl="5" w:tentative="1">
+      <w:start w:val="1"/>
+      <w:numFmt w:val="bullet"/>
+      <w:lvlText w:val=""/>
+      <w:lvlJc w:val="left"/>
+      <w:pPr>
+        <w:tabs>
+          <w:tab w:val="num" w:pos="4320"/>
+        </w:tabs>
+        <w:ind w:left="4320" w:hanging="360"/>
+      </w:pPr>
+      <w:rPr>
+        <w:rFonts w:ascii="Wingdings" w:hAnsi="Wingdings" w:hint="default"/>
+        <w:sz w:val="20"/>
+      </w:rPr>
+    </w:lvl>
+    <w:lvl w:ilvl="6" w:tentative="1">
+      <w:start w:val="1"/>
+      <w:numFmt w:val="bullet"/>
+      <w:lvlText w:val=""/>
+      <w:lvlJc w:val="left"/>
+      <w:pPr>
+        <w:tabs>
+          <w:tab w:val="num" w:pos="5040"/>
+        </w:tabs>
+        <w:ind w:left="5040" w:hanging="360"/>
+      </w:pPr>
+      <w:rPr>
+        <w:rFonts w:ascii="Wingdings" w:hAnsi="Wingdings" w:hint="default"/>
+        <w:sz w:val="20"/>
+      </w:rPr>
+    </w:lvl>
+    <w:lvl w:ilvl="7" w:tentative="1">
+      <w:start w:val="1"/>
+      <w:numFmt w:val="bullet"/>
+      <w:lvlText w:val=""/>
+      <w:lvlJc w:val="left"/>
+      <w:pPr>
+        <w:tabs>
+          <w:tab w:val="num" w:pos="5760"/>
+        </w:tabs>
+        <w:ind w:left="5760" w:hanging="360"/>
+      </w:pPr>
+      <w:rPr>
+        <w:rFonts w:ascii="Wingdings" w:hAnsi="Wingdings" w:hint="default"/>
+        <w:sz w:val="20"/>
+      </w:rPr>
+    </w:lvl>
+    <w:lvl w:ilvl="8" w:tentative="1">
+      <w:start w:val="1"/>
+      <w:numFmt w:val="bullet"/>
+      <w:lvlText w:val=""/>
+      <w:lvlJc w:val="left"/>
+      <w:pPr>
+        <w:tabs>
+          <w:tab w:val="num" w:pos="6480"/>
+        </w:tabs>
+        <w:ind w:left="6480" w:hanging="360"/>
+      </w:pPr>
+      <w:rPr>
+        <w:rFonts w:ascii="Wingdings" w:hAnsi="Wingdings" w:hint="default"/>
+        <w:sz w:val="20"/>
+      </w:rPr>
+    </w:lvl>
+  </w:abstractNum>
+  <w:abstractNum w:abstractNumId="8" w15:restartNumberingAfterBreak="0">
+    <w:nsid w:val="1FC0318B"/>
+    <w:multiLevelType w:val="multilevel"/>
+    <w:tmpl w:val="C994E6C8"/>
+    <w:lvl w:ilvl="0">
+      <w:start w:val="1"/>
+      <w:numFmt w:val="bullet"/>
+      <w:lvlText w:val=""/>
+      <w:lvlJc w:val="left"/>
+      <w:pPr>
+        <w:tabs>
+          <w:tab w:val="num" w:pos="720"/>
+        </w:tabs>
+        <w:ind w:left="720" w:hanging="360"/>
+      </w:pPr>
+      <w:rPr>
+        <w:rFonts w:ascii="Symbol" w:hAnsi="Symbol" w:hint="default"/>
+        <w:sz w:val="20"/>
+      </w:rPr>
+    </w:lvl>
+    <w:lvl w:ilvl="1" w:tentative="1">
+      <w:start w:val="1"/>
+      <w:numFmt w:val="bullet"/>
+      <w:lvlText w:val="o"/>
+      <w:lvlJc w:val="left"/>
+      <w:pPr>
+        <w:tabs>
+          <w:tab w:val="num" w:pos="1440"/>
+        </w:tabs>
+        <w:ind w:left="1440" w:hanging="360"/>
+      </w:pPr>
+      <w:rPr>
+        <w:rFonts w:ascii="Courier New" w:hAnsi="Courier New" w:hint="default"/>
+        <w:sz w:val="20"/>
+      </w:rPr>
+    </w:lvl>
+    <w:lvl w:ilvl="2" w:tentative="1">
+      <w:start w:val="1"/>
+      <w:numFmt w:val="bullet"/>
+      <w:lvlText w:val=""/>
+      <w:lvlJc w:val="left"/>
+      <w:pPr>
+        <w:tabs>
+          <w:tab w:val="num" w:pos="2160"/>
+        </w:tabs>
+        <w:ind w:left="2160" w:hanging="360"/>
+      </w:pPr>
+      <w:rPr>
+        <w:rFonts w:ascii="Wingdings" w:hAnsi="Wingdings" w:hint="default"/>
+        <w:sz w:val="20"/>
+      </w:rPr>
+    </w:lvl>
+    <w:lvl w:ilvl="3" w:tentative="1">
+      <w:start w:val="1"/>
+      <w:numFmt w:val="bullet"/>
+      <w:lvlText w:val=""/>
+      <w:lvlJc w:val="left"/>
+      <w:pPr>
+        <w:tabs>
+          <w:tab w:val="num" w:pos="2880"/>
+        </w:tabs>
+        <w:ind w:left="2880" w:hanging="360"/>
+      </w:pPr>
+      <w:rPr>
+        <w:rFonts w:ascii="Wingdings" w:hAnsi="Wingdings" w:hint="default"/>
+        <w:sz w:val="20"/>
+      </w:rPr>
+    </w:lvl>
+    <w:lvl w:ilvl="4" w:tentative="1">
+      <w:start w:val="1"/>
+      <w:numFmt w:val="bullet"/>
+      <w:lvlText w:val=""/>
+      <w:lvlJc w:val="left"/>
+      <w:pPr>
+        <w:tabs>
+          <w:tab w:val="num" w:pos="3600"/>
+        </w:tabs>
+        <w:ind w:left="3600" w:hanging="360"/>
+      </w:pPr>
+      <w:rPr>
+        <w:rFonts w:ascii="Wingdings" w:hAnsi="Wingdings" w:hint="default"/>
+        <w:sz w:val="20"/>
+      </w:rPr>
+    </w:lvl>
+    <w:lvl w:ilvl="5" w:tentative="1">
+      <w:start w:val="1"/>
+      <w:numFmt w:val="bullet"/>
+      <w:lvlText w:val=""/>
+      <w:lvlJc w:val="left"/>
+      <w:pPr>
+        <w:tabs>
+          <w:tab w:val="num" w:pos="4320"/>
+        </w:tabs>
+        <w:ind w:left="4320" w:hanging="360"/>
+      </w:pPr>
+      <w:rPr>
+        <w:rFonts w:ascii="Wingdings" w:hAnsi="Wingdings" w:hint="default"/>
+        <w:sz w:val="20"/>
+      </w:rPr>
+    </w:lvl>
+    <w:lvl w:ilvl="6" w:tentative="1">
+      <w:start w:val="1"/>
+      <w:numFmt w:val="bullet"/>
+      <w:lvlText w:val=""/>
+      <w:lvlJc w:val="left"/>
+      <w:pPr>
+        <w:tabs>
+          <w:tab w:val="num" w:pos="5040"/>
+        </w:tabs>
+        <w:ind w:left="5040" w:hanging="360"/>
+      </w:pPr>
+      <w:rPr>
+        <w:rFonts w:ascii="Wingdings" w:hAnsi="Wingdings" w:hint="default"/>
+        <w:sz w:val="20"/>
+      </w:rPr>
+    </w:lvl>
+    <w:lvl w:ilvl="7" w:tentative="1">
+      <w:start w:val="1"/>
+      <w:numFmt w:val="bullet"/>
+      <w:lvlText w:val=""/>
+      <w:lvlJc w:val="left"/>
+      <w:pPr>
+        <w:tabs>
+          <w:tab w:val="num" w:pos="5760"/>
+        </w:tabs>
+        <w:ind w:left="5760" w:hanging="360"/>
+      </w:pPr>
+      <w:rPr>
+        <w:rFonts w:ascii="Wingdings" w:hAnsi="Wingdings" w:hint="default"/>
+        <w:sz w:val="20"/>
+      </w:rPr>
+    </w:lvl>
+    <w:lvl w:ilvl="8" w:tentative="1">
+      <w:start w:val="1"/>
+      <w:numFmt w:val="bullet"/>
+      <w:lvlText w:val=""/>
+      <w:lvlJc w:val="left"/>
+      <w:pPr>
+        <w:tabs>
+          <w:tab w:val="num" w:pos="6480"/>
+        </w:tabs>
+        <w:ind w:left="6480" w:hanging="360"/>
+      </w:pPr>
+      <w:rPr>
+        <w:rFonts w:ascii="Wingdings" w:hAnsi="Wingdings" w:hint="default"/>
+        <w:sz w:val="20"/>
+      </w:rPr>
+    </w:lvl>
+  </w:abstractNum>
+  <w:abstractNum w:abstractNumId="9" w15:restartNumberingAfterBreak="0">
     <w:nsid w:val="226949A3"/>
     <w:multiLevelType w:val="hybridMultilevel"/>
     <w:tmpl w:val="DFB83B48"/>
@@ -7284,7 +9190,7 @@
       </w:pPr>
     </w:lvl>
   </w:abstractNum>
-  <w:abstractNum w:abstractNumId="3" w15:restartNumberingAfterBreak="0">
+  <w:abstractNum w:abstractNumId="10" w15:restartNumberingAfterBreak="0">
     <w:nsid w:val="23A53009"/>
     <w:multiLevelType w:val="multilevel"/>
     <w:tmpl w:val="2D740B0A"/>
@@ -7433,7 +9339,7 @@
       </w:rPr>
     </w:lvl>
   </w:abstractNum>
-  <w:abstractNum w:abstractNumId="4" w15:restartNumberingAfterBreak="0">
+  <w:abstractNum w:abstractNumId="11" w15:restartNumberingAfterBreak="0">
     <w:nsid w:val="24A46627"/>
     <w:multiLevelType w:val="multilevel"/>
     <w:tmpl w:val="24A46627"/>
@@ -7582,7 +9488,7 @@
       </w:rPr>
     </w:lvl>
   </w:abstractNum>
-  <w:abstractNum w:abstractNumId="5" w15:restartNumberingAfterBreak="0">
+  <w:abstractNum w:abstractNumId="12" w15:restartNumberingAfterBreak="0">
     <w:nsid w:val="25AE4B31"/>
     <w:multiLevelType w:val="multilevel"/>
     <w:tmpl w:val="A3B042E4"/>
@@ -7732,7 +9638,7 @@
       </w:rPr>
     </w:lvl>
   </w:abstractNum>
-  <w:abstractNum w:abstractNumId="6" w15:restartNumberingAfterBreak="0">
+  <w:abstractNum w:abstractNumId="13" w15:restartNumberingAfterBreak="0">
     <w:nsid w:val="2B8C527E"/>
     <w:multiLevelType w:val="multilevel"/>
     <w:tmpl w:val="871EF890"/>
@@ -7846,7 +9752,156 @@
       </w:pPr>
     </w:lvl>
   </w:abstractNum>
-  <w:abstractNum w:abstractNumId="7" w15:restartNumberingAfterBreak="0">
+  <w:abstractNum w:abstractNumId="14" w15:restartNumberingAfterBreak="0">
+    <w:nsid w:val="2BE65F66"/>
+    <w:multiLevelType w:val="multilevel"/>
+    <w:tmpl w:val="411883A2"/>
+    <w:lvl w:ilvl="0">
+      <w:start w:val="1"/>
+      <w:numFmt w:val="bullet"/>
+      <w:lvlText w:val=""/>
+      <w:lvlJc w:val="left"/>
+      <w:pPr>
+        <w:tabs>
+          <w:tab w:val="num" w:pos="720"/>
+        </w:tabs>
+        <w:ind w:left="720" w:hanging="360"/>
+      </w:pPr>
+      <w:rPr>
+        <w:rFonts w:ascii="Symbol" w:hAnsi="Symbol" w:hint="default"/>
+        <w:sz w:val="20"/>
+      </w:rPr>
+    </w:lvl>
+    <w:lvl w:ilvl="1" w:tentative="1">
+      <w:start w:val="1"/>
+      <w:numFmt w:val="bullet"/>
+      <w:lvlText w:val="o"/>
+      <w:lvlJc w:val="left"/>
+      <w:pPr>
+        <w:tabs>
+          <w:tab w:val="num" w:pos="1440"/>
+        </w:tabs>
+        <w:ind w:left="1440" w:hanging="360"/>
+      </w:pPr>
+      <w:rPr>
+        <w:rFonts w:ascii="Courier New" w:hAnsi="Courier New" w:hint="default"/>
+        <w:sz w:val="20"/>
+      </w:rPr>
+    </w:lvl>
+    <w:lvl w:ilvl="2" w:tentative="1">
+      <w:start w:val="1"/>
+      <w:numFmt w:val="bullet"/>
+      <w:lvlText w:val=""/>
+      <w:lvlJc w:val="left"/>
+      <w:pPr>
+        <w:tabs>
+          <w:tab w:val="num" w:pos="2160"/>
+        </w:tabs>
+        <w:ind w:left="2160" w:hanging="360"/>
+      </w:pPr>
+      <w:rPr>
+        <w:rFonts w:ascii="Wingdings" w:hAnsi="Wingdings" w:hint="default"/>
+        <w:sz w:val="20"/>
+      </w:rPr>
+    </w:lvl>
+    <w:lvl w:ilvl="3" w:tentative="1">
+      <w:start w:val="1"/>
+      <w:numFmt w:val="bullet"/>
+      <w:lvlText w:val=""/>
+      <w:lvlJc w:val="left"/>
+      <w:pPr>
+        <w:tabs>
+          <w:tab w:val="num" w:pos="2880"/>
+        </w:tabs>
+        <w:ind w:left="2880" w:hanging="360"/>
+      </w:pPr>
+      <w:rPr>
+        <w:rFonts w:ascii="Wingdings" w:hAnsi="Wingdings" w:hint="default"/>
+        <w:sz w:val="20"/>
+      </w:rPr>
+    </w:lvl>
+    <w:lvl w:ilvl="4" w:tentative="1">
+      <w:start w:val="1"/>
+      <w:numFmt w:val="bullet"/>
+      <w:lvlText w:val=""/>
+      <w:lvlJc w:val="left"/>
+      <w:pPr>
+        <w:tabs>
+          <w:tab w:val="num" w:pos="3600"/>
+        </w:tabs>
+        <w:ind w:left="3600" w:hanging="360"/>
+      </w:pPr>
+      <w:rPr>
+        <w:rFonts w:ascii="Wingdings" w:hAnsi="Wingdings" w:hint="default"/>
+        <w:sz w:val="20"/>
+      </w:rPr>
+    </w:lvl>
+    <w:lvl w:ilvl="5" w:tentative="1">
+      <w:start w:val="1"/>
+      <w:numFmt w:val="bullet"/>
+      <w:lvlText w:val=""/>
+      <w:lvlJc w:val="left"/>
+      <w:pPr>
+        <w:tabs>
+          <w:tab w:val="num" w:pos="4320"/>
+        </w:tabs>
+        <w:ind w:left="4320" w:hanging="360"/>
+      </w:pPr>
+      <w:rPr>
+        <w:rFonts w:ascii="Wingdings" w:hAnsi="Wingdings" w:hint="default"/>
+        <w:sz w:val="20"/>
+      </w:rPr>
+    </w:lvl>
+    <w:lvl w:ilvl="6" w:tentative="1">
+      <w:start w:val="1"/>
+      <w:numFmt w:val="bullet"/>
+      <w:lvlText w:val=""/>
+      <w:lvlJc w:val="left"/>
+      <w:pPr>
+        <w:tabs>
+          <w:tab w:val="num" w:pos="5040"/>
+        </w:tabs>
+        <w:ind w:left="5040" w:hanging="360"/>
+      </w:pPr>
+      <w:rPr>
+        <w:rFonts w:ascii="Wingdings" w:hAnsi="Wingdings" w:hint="default"/>
+        <w:sz w:val="20"/>
+      </w:rPr>
+    </w:lvl>
+    <w:lvl w:ilvl="7" w:tentative="1">
+      <w:start w:val="1"/>
+      <w:numFmt w:val="bullet"/>
+      <w:lvlText w:val=""/>
+      <w:lvlJc w:val="left"/>
+      <w:pPr>
+        <w:tabs>
+          <w:tab w:val="num" w:pos="5760"/>
+        </w:tabs>
+        <w:ind w:left="5760" w:hanging="360"/>
+      </w:pPr>
+      <w:rPr>
+        <w:rFonts w:ascii="Wingdings" w:hAnsi="Wingdings" w:hint="default"/>
+        <w:sz w:val="20"/>
+      </w:rPr>
+    </w:lvl>
+    <w:lvl w:ilvl="8" w:tentative="1">
+      <w:start w:val="1"/>
+      <w:numFmt w:val="bullet"/>
+      <w:lvlText w:val=""/>
+      <w:lvlJc w:val="left"/>
+      <w:pPr>
+        <w:tabs>
+          <w:tab w:val="num" w:pos="6480"/>
+        </w:tabs>
+        <w:ind w:left="6480" w:hanging="360"/>
+      </w:pPr>
+      <w:rPr>
+        <w:rFonts w:ascii="Wingdings" w:hAnsi="Wingdings" w:hint="default"/>
+        <w:sz w:val="20"/>
+      </w:rPr>
+    </w:lvl>
+  </w:abstractNum>
+  <w:abstractNum w:abstractNumId="15" w15:restartNumberingAfterBreak="0">
     <w:nsid w:val="3B2409CE"/>
     <w:multiLevelType w:val="multilevel"/>
     <w:tmpl w:val="BC5A428A"/>
@@ -7995,7 +10050,7 @@
       </w:rPr>
     </w:lvl>
   </w:abstractNum>
-  <w:abstractNum w:abstractNumId="8" w15:restartNumberingAfterBreak="0">
+  <w:abstractNum w:abstractNumId="16" w15:restartNumberingAfterBreak="0">
     <w:nsid w:val="3B991360"/>
     <w:multiLevelType w:val="multilevel"/>
     <w:tmpl w:val="F5428F1C"/>
@@ -8109,7 +10164,7 @@
       </w:pPr>
     </w:lvl>
   </w:abstractNum>
-  <w:abstractNum w:abstractNumId="9" w15:restartNumberingAfterBreak="0">
+  <w:abstractNum w:abstractNumId="17" w15:restartNumberingAfterBreak="0">
     <w:nsid w:val="42643475"/>
     <w:multiLevelType w:val="multilevel"/>
     <w:tmpl w:val="360E2606"/>
@@ -8259,7 +10314,454 @@
       </w:rPr>
     </w:lvl>
   </w:abstractNum>
-  <w:abstractNum w:abstractNumId="10" w15:restartNumberingAfterBreak="0">
+  <w:abstractNum w:abstractNumId="18" w15:restartNumberingAfterBreak="0">
+    <w:nsid w:val="4920242C"/>
+    <w:multiLevelType w:val="multilevel"/>
+    <w:tmpl w:val="BB320544"/>
+    <w:lvl w:ilvl="0">
+      <w:start w:val="1"/>
+      <w:numFmt w:val="bullet"/>
+      <w:lvlText w:val=""/>
+      <w:lvlJc w:val="left"/>
+      <w:pPr>
+        <w:tabs>
+          <w:tab w:val="num" w:pos="720"/>
+        </w:tabs>
+        <w:ind w:left="720" w:hanging="360"/>
+      </w:pPr>
+      <w:rPr>
+        <w:rFonts w:ascii="Symbol" w:hAnsi="Symbol" w:hint="default"/>
+        <w:sz w:val="20"/>
+      </w:rPr>
+    </w:lvl>
+    <w:lvl w:ilvl="1" w:tentative="1">
+      <w:start w:val="1"/>
+      <w:numFmt w:val="bullet"/>
+      <w:lvlText w:val="o"/>
+      <w:lvlJc w:val="left"/>
+      <w:pPr>
+        <w:tabs>
+          <w:tab w:val="num" w:pos="1440"/>
+        </w:tabs>
+        <w:ind w:left="1440" w:hanging="360"/>
+      </w:pPr>
+      <w:rPr>
+        <w:rFonts w:ascii="Courier New" w:hAnsi="Courier New" w:hint="default"/>
+        <w:sz w:val="20"/>
+      </w:rPr>
+    </w:lvl>
+    <w:lvl w:ilvl="2" w:tentative="1">
+      <w:start w:val="1"/>
+      <w:numFmt w:val="bullet"/>
+      <w:lvlText w:val=""/>
+      <w:lvlJc w:val="left"/>
+      <w:pPr>
+        <w:tabs>
+          <w:tab w:val="num" w:pos="2160"/>
+        </w:tabs>
+        <w:ind w:left="2160" w:hanging="360"/>
+      </w:pPr>
+      <w:rPr>
+        <w:rFonts w:ascii="Wingdings" w:hAnsi="Wingdings" w:hint="default"/>
+        <w:sz w:val="20"/>
+      </w:rPr>
+    </w:lvl>
+    <w:lvl w:ilvl="3" w:tentative="1">
+      <w:start w:val="1"/>
+      <w:numFmt w:val="bullet"/>
+      <w:lvlText w:val=""/>
+      <w:lvlJc w:val="left"/>
+      <w:pPr>
+        <w:tabs>
+          <w:tab w:val="num" w:pos="2880"/>
+        </w:tabs>
+        <w:ind w:left="2880" w:hanging="360"/>
+      </w:pPr>
+      <w:rPr>
+        <w:rFonts w:ascii="Wingdings" w:hAnsi="Wingdings" w:hint="default"/>
+        <w:sz w:val="20"/>
+      </w:rPr>
+    </w:lvl>
+    <w:lvl w:ilvl="4" w:tentative="1">
+      <w:start w:val="1"/>
+      <w:numFmt w:val="bullet"/>
+      <w:lvlText w:val=""/>
+      <w:lvlJc w:val="left"/>
+      <w:pPr>
+        <w:tabs>
+          <w:tab w:val="num" w:pos="3600"/>
+        </w:tabs>
+        <w:ind w:left="3600" w:hanging="360"/>
+      </w:pPr>
+      <w:rPr>
+        <w:rFonts w:ascii="Wingdings" w:hAnsi="Wingdings" w:hint="default"/>
+        <w:sz w:val="20"/>
+      </w:rPr>
+    </w:lvl>
+    <w:lvl w:ilvl="5" w:tentative="1">
+      <w:start w:val="1"/>
+      <w:numFmt w:val="bullet"/>
+      <w:lvlText w:val=""/>
+      <w:lvlJc w:val="left"/>
+      <w:pPr>
+        <w:tabs>
+          <w:tab w:val="num" w:pos="4320"/>
+        </w:tabs>
+        <w:ind w:left="4320" w:hanging="360"/>
+      </w:pPr>
+      <w:rPr>
+        <w:rFonts w:ascii="Wingdings" w:hAnsi="Wingdings" w:hint="default"/>
+        <w:sz w:val="20"/>
+      </w:rPr>
+    </w:lvl>
+    <w:lvl w:ilvl="6" w:tentative="1">
+      <w:start w:val="1"/>
+      <w:numFmt w:val="bullet"/>
+      <w:lvlText w:val=""/>
+      <w:lvlJc w:val="left"/>
+      <w:pPr>
+        <w:tabs>
+          <w:tab w:val="num" w:pos="5040"/>
+        </w:tabs>
+        <w:ind w:left="5040" w:hanging="360"/>
+      </w:pPr>
+      <w:rPr>
+        <w:rFonts w:ascii="Wingdings" w:hAnsi="Wingdings" w:hint="default"/>
+        <w:sz w:val="20"/>
+      </w:rPr>
+    </w:lvl>
+    <w:lvl w:ilvl="7" w:tentative="1">
+      <w:start w:val="1"/>
+      <w:numFmt w:val="bullet"/>
+      <w:lvlText w:val=""/>
+      <w:lvlJc w:val="left"/>
+      <w:pPr>
+        <w:tabs>
+          <w:tab w:val="num" w:pos="5760"/>
+        </w:tabs>
+        <w:ind w:left="5760" w:hanging="360"/>
+      </w:pPr>
+      <w:rPr>
+        <w:rFonts w:ascii="Wingdings" w:hAnsi="Wingdings" w:hint="default"/>
+        <w:sz w:val="20"/>
+      </w:rPr>
+    </w:lvl>
+    <w:lvl w:ilvl="8" w:tentative="1">
+      <w:start w:val="1"/>
+      <w:numFmt w:val="bullet"/>
+      <w:lvlText w:val=""/>
+      <w:lvlJc w:val="left"/>
+      <w:pPr>
+        <w:tabs>
+          <w:tab w:val="num" w:pos="6480"/>
+        </w:tabs>
+        <w:ind w:left="6480" w:hanging="360"/>
+      </w:pPr>
+      <w:rPr>
+        <w:rFonts w:ascii="Wingdings" w:hAnsi="Wingdings" w:hint="default"/>
+        <w:sz w:val="20"/>
+      </w:rPr>
+    </w:lvl>
+  </w:abstractNum>
+  <w:abstractNum w:abstractNumId="19" w15:restartNumberingAfterBreak="0">
+    <w:nsid w:val="4DB02ABC"/>
+    <w:multiLevelType w:val="multilevel"/>
+    <w:tmpl w:val="4DE239DA"/>
+    <w:lvl w:ilvl="0">
+      <w:start w:val="1"/>
+      <w:numFmt w:val="bullet"/>
+      <w:lvlText w:val=""/>
+      <w:lvlJc w:val="left"/>
+      <w:pPr>
+        <w:tabs>
+          <w:tab w:val="num" w:pos="720"/>
+        </w:tabs>
+        <w:ind w:left="720" w:hanging="360"/>
+      </w:pPr>
+      <w:rPr>
+        <w:rFonts w:ascii="Symbol" w:hAnsi="Symbol" w:hint="default"/>
+        <w:sz w:val="20"/>
+      </w:rPr>
+    </w:lvl>
+    <w:lvl w:ilvl="1" w:tentative="1">
+      <w:start w:val="1"/>
+      <w:numFmt w:val="bullet"/>
+      <w:lvlText w:val="o"/>
+      <w:lvlJc w:val="left"/>
+      <w:pPr>
+        <w:tabs>
+          <w:tab w:val="num" w:pos="1440"/>
+        </w:tabs>
+        <w:ind w:left="1440" w:hanging="360"/>
+      </w:pPr>
+      <w:rPr>
+        <w:rFonts w:ascii="Courier New" w:hAnsi="Courier New" w:hint="default"/>
+        <w:sz w:val="20"/>
+      </w:rPr>
+    </w:lvl>
+    <w:lvl w:ilvl="2" w:tentative="1">
+      <w:start w:val="1"/>
+      <w:numFmt w:val="bullet"/>
+      <w:lvlText w:val=""/>
+      <w:lvlJc w:val="left"/>
+      <w:pPr>
+        <w:tabs>
+          <w:tab w:val="num" w:pos="2160"/>
+        </w:tabs>
+        <w:ind w:left="2160" w:hanging="360"/>
+      </w:pPr>
+      <w:rPr>
+        <w:rFonts w:ascii="Wingdings" w:hAnsi="Wingdings" w:hint="default"/>
+        <w:sz w:val="20"/>
+      </w:rPr>
+    </w:lvl>
+    <w:lvl w:ilvl="3" w:tentative="1">
+      <w:start w:val="1"/>
+      <w:numFmt w:val="bullet"/>
+      <w:lvlText w:val=""/>
+      <w:lvlJc w:val="left"/>
+      <w:pPr>
+        <w:tabs>
+          <w:tab w:val="num" w:pos="2880"/>
+        </w:tabs>
+        <w:ind w:left="2880" w:hanging="360"/>
+      </w:pPr>
+      <w:rPr>
+        <w:rFonts w:ascii="Wingdings" w:hAnsi="Wingdings" w:hint="default"/>
+        <w:sz w:val="20"/>
+      </w:rPr>
+    </w:lvl>
+    <w:lvl w:ilvl="4" w:tentative="1">
+      <w:start w:val="1"/>
+      <w:numFmt w:val="bullet"/>
+      <w:lvlText w:val=""/>
+      <w:lvlJc w:val="left"/>
+      <w:pPr>
+        <w:tabs>
+          <w:tab w:val="num" w:pos="3600"/>
+        </w:tabs>
+        <w:ind w:left="3600" w:hanging="360"/>
+      </w:pPr>
+      <w:rPr>
+        <w:rFonts w:ascii="Wingdings" w:hAnsi="Wingdings" w:hint="default"/>
+        <w:sz w:val="20"/>
+      </w:rPr>
+    </w:lvl>
+    <w:lvl w:ilvl="5" w:tentative="1">
+      <w:start w:val="1"/>
+      <w:numFmt w:val="bullet"/>
+      <w:lvlText w:val=""/>
+      <w:lvlJc w:val="left"/>
+      <w:pPr>
+        <w:tabs>
+          <w:tab w:val="num" w:pos="4320"/>
+        </w:tabs>
+        <w:ind w:left="4320" w:hanging="360"/>
+      </w:pPr>
+      <w:rPr>
+        <w:rFonts w:ascii="Wingdings" w:hAnsi="Wingdings" w:hint="default"/>
+        <w:sz w:val="20"/>
+      </w:rPr>
+    </w:lvl>
+    <w:lvl w:ilvl="6" w:tentative="1">
+      <w:start w:val="1"/>
+      <w:numFmt w:val="bullet"/>
+      <w:lvlText w:val=""/>
+      <w:lvlJc w:val="left"/>
+      <w:pPr>
+        <w:tabs>
+          <w:tab w:val="num" w:pos="5040"/>
+        </w:tabs>
+        <w:ind w:left="5040" w:hanging="360"/>
+      </w:pPr>
+      <w:rPr>
+        <w:rFonts w:ascii="Wingdings" w:hAnsi="Wingdings" w:hint="default"/>
+        <w:sz w:val="20"/>
+      </w:rPr>
+    </w:lvl>
+    <w:lvl w:ilvl="7" w:tentative="1">
+      <w:start w:val="1"/>
+      <w:numFmt w:val="bullet"/>
+      <w:lvlText w:val=""/>
+      <w:lvlJc w:val="left"/>
+      <w:pPr>
+        <w:tabs>
+          <w:tab w:val="num" w:pos="5760"/>
+        </w:tabs>
+        <w:ind w:left="5760" w:hanging="360"/>
+      </w:pPr>
+      <w:rPr>
+        <w:rFonts w:ascii="Wingdings" w:hAnsi="Wingdings" w:hint="default"/>
+        <w:sz w:val="20"/>
+      </w:rPr>
+    </w:lvl>
+    <w:lvl w:ilvl="8" w:tentative="1">
+      <w:start w:val="1"/>
+      <w:numFmt w:val="bullet"/>
+      <w:lvlText w:val=""/>
+      <w:lvlJc w:val="left"/>
+      <w:pPr>
+        <w:tabs>
+          <w:tab w:val="num" w:pos="6480"/>
+        </w:tabs>
+        <w:ind w:left="6480" w:hanging="360"/>
+      </w:pPr>
+      <w:rPr>
+        <w:rFonts w:ascii="Wingdings" w:hAnsi="Wingdings" w:hint="default"/>
+        <w:sz w:val="20"/>
+      </w:rPr>
+    </w:lvl>
+  </w:abstractNum>
+  <w:abstractNum w:abstractNumId="20" w15:restartNumberingAfterBreak="0">
+    <w:nsid w:val="54C83DF2"/>
+    <w:multiLevelType w:val="multilevel"/>
+    <w:tmpl w:val="7AE2A4A0"/>
+    <w:lvl w:ilvl="0">
+      <w:start w:val="1"/>
+      <w:numFmt w:val="bullet"/>
+      <w:lvlText w:val=""/>
+      <w:lvlJc w:val="left"/>
+      <w:pPr>
+        <w:tabs>
+          <w:tab w:val="num" w:pos="720"/>
+        </w:tabs>
+        <w:ind w:left="720" w:hanging="360"/>
+      </w:pPr>
+      <w:rPr>
+        <w:rFonts w:ascii="Symbol" w:hAnsi="Symbol" w:hint="default"/>
+        <w:sz w:val="20"/>
+      </w:rPr>
+    </w:lvl>
+    <w:lvl w:ilvl="1" w:tentative="1">
+      <w:start w:val="1"/>
+      <w:numFmt w:val="bullet"/>
+      <w:lvlText w:val="o"/>
+      <w:lvlJc w:val="left"/>
+      <w:pPr>
+        <w:tabs>
+          <w:tab w:val="num" w:pos="1440"/>
+        </w:tabs>
+        <w:ind w:left="1440" w:hanging="360"/>
+      </w:pPr>
+      <w:rPr>
+        <w:rFonts w:ascii="Courier New" w:hAnsi="Courier New" w:hint="default"/>
+        <w:sz w:val="20"/>
+      </w:rPr>
+    </w:lvl>
+    <w:lvl w:ilvl="2" w:tentative="1">
+      <w:start w:val="1"/>
+      <w:numFmt w:val="bullet"/>
+      <w:lvlText w:val=""/>
+      <w:lvlJc w:val="left"/>
+      <w:pPr>
+        <w:tabs>
+          <w:tab w:val="num" w:pos="2160"/>
+        </w:tabs>
+        <w:ind w:left="2160" w:hanging="360"/>
+      </w:pPr>
+      <w:rPr>
+        <w:rFonts w:ascii="Wingdings" w:hAnsi="Wingdings" w:hint="default"/>
+        <w:sz w:val="20"/>
+      </w:rPr>
+    </w:lvl>
+    <w:lvl w:ilvl="3" w:tentative="1">
+      <w:start w:val="1"/>
+      <w:numFmt w:val="bullet"/>
+      <w:lvlText w:val=""/>
+      <w:lvlJc w:val="left"/>
+      <w:pPr>
+        <w:tabs>
+          <w:tab w:val="num" w:pos="2880"/>
+        </w:tabs>
+        <w:ind w:left="2880" w:hanging="360"/>
+      </w:pPr>
+      <w:rPr>
+        <w:rFonts w:ascii="Wingdings" w:hAnsi="Wingdings" w:hint="default"/>
+        <w:sz w:val="20"/>
+      </w:rPr>
+    </w:lvl>
+    <w:lvl w:ilvl="4" w:tentative="1">
+      <w:start w:val="1"/>
+      <w:numFmt w:val="bullet"/>
+      <w:lvlText w:val=""/>
+      <w:lvlJc w:val="left"/>
+      <w:pPr>
+        <w:tabs>
+          <w:tab w:val="num" w:pos="3600"/>
+        </w:tabs>
+        <w:ind w:left="3600" w:hanging="360"/>
+      </w:pPr>
+      <w:rPr>
+        <w:rFonts w:ascii="Wingdings" w:hAnsi="Wingdings" w:hint="default"/>
+        <w:sz w:val="20"/>
+      </w:rPr>
+    </w:lvl>
+    <w:lvl w:ilvl="5" w:tentative="1">
+      <w:start w:val="1"/>
+      <w:numFmt w:val="bullet"/>
+      <w:lvlText w:val=""/>
+      <w:lvlJc w:val="left"/>
+      <w:pPr>
+        <w:tabs>
+          <w:tab w:val="num" w:pos="4320"/>
+        </w:tabs>
+        <w:ind w:left="4320" w:hanging="360"/>
+      </w:pPr>
+      <w:rPr>
+        <w:rFonts w:ascii="Wingdings" w:hAnsi="Wingdings" w:hint="default"/>
+        <w:sz w:val="20"/>
+      </w:rPr>
+    </w:lvl>
+    <w:lvl w:ilvl="6" w:tentative="1">
+      <w:start w:val="1"/>
+      <w:numFmt w:val="bullet"/>
+      <w:lvlText w:val=""/>
+      <w:lvlJc w:val="left"/>
+      <w:pPr>
+        <w:tabs>
+          <w:tab w:val="num" w:pos="5040"/>
+        </w:tabs>
+        <w:ind w:left="5040" w:hanging="360"/>
+      </w:pPr>
+      <w:rPr>
+        <w:rFonts w:ascii="Wingdings" w:hAnsi="Wingdings" w:hint="default"/>
+        <w:sz w:val="20"/>
+      </w:rPr>
+    </w:lvl>
+    <w:lvl w:ilvl="7" w:tentative="1">
+      <w:start w:val="1"/>
+      <w:numFmt w:val="bullet"/>
+      <w:lvlText w:val=""/>
+      <w:lvlJc w:val="left"/>
+      <w:pPr>
+        <w:tabs>
+          <w:tab w:val="num" w:pos="5760"/>
+        </w:tabs>
+        <w:ind w:left="5760" w:hanging="360"/>
+      </w:pPr>
+      <w:rPr>
+        <w:rFonts w:ascii="Wingdings" w:hAnsi="Wingdings" w:hint="default"/>
+        <w:sz w:val="20"/>
+      </w:rPr>
+    </w:lvl>
+    <w:lvl w:ilvl="8" w:tentative="1">
+      <w:start w:val="1"/>
+      <w:numFmt w:val="bullet"/>
+      <w:lvlText w:val=""/>
+      <w:lvlJc w:val="left"/>
+      <w:pPr>
+        <w:tabs>
+          <w:tab w:val="num" w:pos="6480"/>
+        </w:tabs>
+        <w:ind w:left="6480" w:hanging="360"/>
+      </w:pPr>
+      <w:rPr>
+        <w:rFonts w:ascii="Wingdings" w:hAnsi="Wingdings" w:hint="default"/>
+        <w:sz w:val="20"/>
+      </w:rPr>
+    </w:lvl>
+  </w:abstractNum>
+  <w:abstractNum w:abstractNumId="21" w15:restartNumberingAfterBreak="0">
     <w:nsid w:val="57A10E30"/>
     <w:multiLevelType w:val="multilevel"/>
     <w:tmpl w:val="EDACA892"/>
@@ -8409,7 +10911,7 @@
       </w:rPr>
     </w:lvl>
   </w:abstractNum>
-  <w:abstractNum w:abstractNumId="11" w15:restartNumberingAfterBreak="0">
+  <w:abstractNum w:abstractNumId="22" w15:restartNumberingAfterBreak="0">
     <w:nsid w:val="5AC21909"/>
     <w:multiLevelType w:val="multilevel"/>
     <w:tmpl w:val="4930455A"/>
@@ -8558,7 +11060,7 @@
       </w:rPr>
     </w:lvl>
   </w:abstractNum>
-  <w:abstractNum w:abstractNumId="12" w15:restartNumberingAfterBreak="0">
+  <w:abstractNum w:abstractNumId="23" w15:restartNumberingAfterBreak="0">
     <w:nsid w:val="5AD60A17"/>
     <w:multiLevelType w:val="multilevel"/>
     <w:tmpl w:val="8B20AB9A"/>
@@ -8707,7 +11209,507 @@
       </w:rPr>
     </w:lvl>
   </w:abstractNum>
-  <w:abstractNum w:abstractNumId="13" w15:restartNumberingAfterBreak="0">
+  <w:abstractNum w:abstractNumId="24" w15:restartNumberingAfterBreak="0">
+    <w:nsid w:val="60712C13"/>
+    <w:multiLevelType w:val="multilevel"/>
+    <w:tmpl w:val="0138F9A2"/>
+    <w:lvl w:ilvl="0">
+      <w:start w:val="3"/>
+      <w:numFmt w:val="decimal"/>
+      <w:lvlText w:val="%1"/>
+      <w:lvlJc w:val="left"/>
+      <w:pPr>
+        <w:ind w:left="420" w:hanging="420"/>
+      </w:pPr>
+      <w:rPr>
+        <w:rFonts w:hint="default"/>
+      </w:rPr>
+    </w:lvl>
+    <w:lvl w:ilvl="1">
+      <w:start w:val="3"/>
+      <w:numFmt w:val="decimal"/>
+      <w:lvlText w:val="%1.%2"/>
+      <w:lvlJc w:val="left"/>
+      <w:pPr>
+        <w:ind w:left="420" w:hanging="420"/>
+      </w:pPr>
+      <w:rPr>
+        <w:rFonts w:hint="default"/>
+      </w:rPr>
+    </w:lvl>
+    <w:lvl w:ilvl="2">
+      <w:start w:val="1"/>
+      <w:numFmt w:val="decimal"/>
+      <w:lvlText w:val="%1.%2.%3"/>
+      <w:lvlJc w:val="left"/>
+      <w:pPr>
+        <w:ind w:left="720" w:hanging="720"/>
+      </w:pPr>
+      <w:rPr>
+        <w:rFonts w:hint="default"/>
+      </w:rPr>
+    </w:lvl>
+    <w:lvl w:ilvl="3">
+      <w:start w:val="1"/>
+      <w:numFmt w:val="decimal"/>
+      <w:lvlText w:val="%1.%2.%3.%4"/>
+      <w:lvlJc w:val="left"/>
+      <w:pPr>
+        <w:ind w:left="720" w:hanging="720"/>
+      </w:pPr>
+      <w:rPr>
+        <w:rFonts w:hint="default"/>
+      </w:rPr>
+    </w:lvl>
+    <w:lvl w:ilvl="4">
+      <w:start w:val="1"/>
+      <w:numFmt w:val="decimal"/>
+      <w:lvlText w:val="%1.%2.%3.%4.%5"/>
+      <w:lvlJc w:val="left"/>
+      <w:pPr>
+        <w:ind w:left="1080" w:hanging="1080"/>
+      </w:pPr>
+      <w:rPr>
+        <w:rFonts w:hint="default"/>
+      </w:rPr>
+    </w:lvl>
+    <w:lvl w:ilvl="5">
+      <w:start w:val="1"/>
+      <w:numFmt w:val="decimal"/>
+      <w:lvlText w:val="%1.%2.%3.%4.%5.%6"/>
+      <w:lvlJc w:val="left"/>
+      <w:pPr>
+        <w:ind w:left="1080" w:hanging="1080"/>
+      </w:pPr>
+      <w:rPr>
+        <w:rFonts w:hint="default"/>
+      </w:rPr>
+    </w:lvl>
+    <w:lvl w:ilvl="6">
+      <w:start w:val="1"/>
+      <w:numFmt w:val="decimal"/>
+      <w:lvlText w:val="%1.%2.%3.%4.%5.%6.%7"/>
+      <w:lvlJc w:val="left"/>
+      <w:pPr>
+        <w:ind w:left="1440" w:hanging="1440"/>
+      </w:pPr>
+      <w:rPr>
+        <w:rFonts w:hint="default"/>
+      </w:rPr>
+    </w:lvl>
+    <w:lvl w:ilvl="7">
+      <w:start w:val="1"/>
+      <w:numFmt w:val="decimal"/>
+      <w:lvlText w:val="%1.%2.%3.%4.%5.%6.%7.%8"/>
+      <w:lvlJc w:val="left"/>
+      <w:pPr>
+        <w:ind w:left="1440" w:hanging="1440"/>
+      </w:pPr>
+      <w:rPr>
+        <w:rFonts w:hint="default"/>
+      </w:rPr>
+    </w:lvl>
+    <w:lvl w:ilvl="8">
+      <w:start w:val="1"/>
+      <w:numFmt w:val="decimal"/>
+      <w:lvlText w:val="%1.%2.%3.%4.%5.%6.%7.%8.%9"/>
+      <w:lvlJc w:val="left"/>
+      <w:pPr>
+        <w:ind w:left="1800" w:hanging="1800"/>
+      </w:pPr>
+      <w:rPr>
+        <w:rFonts w:hint="default"/>
+      </w:rPr>
+    </w:lvl>
+  </w:abstractNum>
+  <w:abstractNum w:abstractNumId="25" w15:restartNumberingAfterBreak="0">
+    <w:nsid w:val="63E21663"/>
+    <w:multiLevelType w:val="hybridMultilevel"/>
+    <w:tmpl w:val="94D41148"/>
+    <w:lvl w:ilvl="0" w:tplc="5BD67C4A">
+      <w:start w:val="3"/>
+      <w:numFmt w:val="japaneseCounting"/>
+      <w:lvlText w:val="%1、"/>
+      <w:lvlJc w:val="left"/>
+      <w:pPr>
+        <w:ind w:left="420" w:hanging="420"/>
+      </w:pPr>
+      <w:rPr>
+        <w:rFonts w:hint="default"/>
+      </w:rPr>
+    </w:lvl>
+    <w:lvl w:ilvl="1" w:tplc="04090019" w:tentative="1">
+      <w:start w:val="1"/>
+      <w:numFmt w:val="lowerLetter"/>
+      <w:lvlText w:val="%2)"/>
+      <w:lvlJc w:val="left"/>
+      <w:pPr>
+        <w:ind w:left="880" w:hanging="440"/>
+      </w:pPr>
+    </w:lvl>
+    <w:lvl w:ilvl="2" w:tplc="0409001B" w:tentative="1">
+      <w:start w:val="1"/>
+      <w:numFmt w:val="lowerRoman"/>
+      <w:lvlText w:val="%3."/>
+      <w:lvlJc w:val="right"/>
+      <w:pPr>
+        <w:ind w:left="1320" w:hanging="440"/>
+      </w:pPr>
+    </w:lvl>
+    <w:lvl w:ilvl="3" w:tplc="0409000F" w:tentative="1">
+      <w:start w:val="1"/>
+      <w:numFmt w:val="decimal"/>
+      <w:lvlText w:val="%4."/>
+      <w:lvlJc w:val="left"/>
+      <w:pPr>
+        <w:ind w:left="1760" w:hanging="440"/>
+      </w:pPr>
+    </w:lvl>
+    <w:lvl w:ilvl="4" w:tplc="04090019" w:tentative="1">
+      <w:start w:val="1"/>
+      <w:numFmt w:val="lowerLetter"/>
+      <w:lvlText w:val="%5)"/>
+      <w:lvlJc w:val="left"/>
+      <w:pPr>
+        <w:ind w:left="2200" w:hanging="440"/>
+      </w:pPr>
+    </w:lvl>
+    <w:lvl w:ilvl="5" w:tplc="0409001B" w:tentative="1">
+      <w:start w:val="1"/>
+      <w:numFmt w:val="lowerRoman"/>
+      <w:lvlText w:val="%6."/>
+      <w:lvlJc w:val="right"/>
+      <w:pPr>
+        <w:ind w:left="2640" w:hanging="440"/>
+      </w:pPr>
+    </w:lvl>
+    <w:lvl w:ilvl="6" w:tplc="0409000F" w:tentative="1">
+      <w:start w:val="1"/>
+      <w:numFmt w:val="decimal"/>
+      <w:lvlText w:val="%7."/>
+      <w:lvlJc w:val="left"/>
+      <w:pPr>
+        <w:ind w:left="3080" w:hanging="440"/>
+      </w:pPr>
+    </w:lvl>
+    <w:lvl w:ilvl="7" w:tplc="04090019" w:tentative="1">
+      <w:start w:val="1"/>
+      <w:numFmt w:val="lowerLetter"/>
+      <w:lvlText w:val="%8)"/>
+      <w:lvlJc w:val="left"/>
+      <w:pPr>
+        <w:ind w:left="3520" w:hanging="440"/>
+      </w:pPr>
+    </w:lvl>
+    <w:lvl w:ilvl="8" w:tplc="0409001B" w:tentative="1">
+      <w:start w:val="1"/>
+      <w:numFmt w:val="lowerRoman"/>
+      <w:lvlText w:val="%9."/>
+      <w:lvlJc w:val="right"/>
+      <w:pPr>
+        <w:ind w:left="3960" w:hanging="440"/>
+      </w:pPr>
+    </w:lvl>
+  </w:abstractNum>
+  <w:abstractNum w:abstractNumId="26" w15:restartNumberingAfterBreak="0">
+    <w:nsid w:val="66C61248"/>
+    <w:multiLevelType w:val="multilevel"/>
+    <w:tmpl w:val="238ADF60"/>
+    <w:lvl w:ilvl="0">
+      <w:start w:val="1"/>
+      <w:numFmt w:val="bullet"/>
+      <w:lvlText w:val=""/>
+      <w:lvlJc w:val="left"/>
+      <w:pPr>
+        <w:tabs>
+          <w:tab w:val="num" w:pos="720"/>
+        </w:tabs>
+        <w:ind w:left="720" w:hanging="360"/>
+      </w:pPr>
+      <w:rPr>
+        <w:rFonts w:ascii="Symbol" w:hAnsi="Symbol" w:hint="default"/>
+        <w:sz w:val="20"/>
+      </w:rPr>
+    </w:lvl>
+    <w:lvl w:ilvl="1" w:tentative="1">
+      <w:start w:val="1"/>
+      <w:numFmt w:val="bullet"/>
+      <w:lvlText w:val="o"/>
+      <w:lvlJc w:val="left"/>
+      <w:pPr>
+        <w:tabs>
+          <w:tab w:val="num" w:pos="1440"/>
+        </w:tabs>
+        <w:ind w:left="1440" w:hanging="360"/>
+      </w:pPr>
+      <w:rPr>
+        <w:rFonts w:ascii="Courier New" w:hAnsi="Courier New" w:hint="default"/>
+        <w:sz w:val="20"/>
+      </w:rPr>
+    </w:lvl>
+    <w:lvl w:ilvl="2" w:tentative="1">
+      <w:start w:val="1"/>
+      <w:numFmt w:val="bullet"/>
+      <w:lvlText w:val=""/>
+      <w:lvlJc w:val="left"/>
+      <w:pPr>
+        <w:tabs>
+          <w:tab w:val="num" w:pos="2160"/>
+        </w:tabs>
+        <w:ind w:left="2160" w:hanging="360"/>
+      </w:pPr>
+      <w:rPr>
+        <w:rFonts w:ascii="Wingdings" w:hAnsi="Wingdings" w:hint="default"/>
+        <w:sz w:val="20"/>
+      </w:rPr>
+    </w:lvl>
+    <w:lvl w:ilvl="3" w:tentative="1">
+      <w:start w:val="1"/>
+      <w:numFmt w:val="bullet"/>
+      <w:lvlText w:val=""/>
+      <w:lvlJc w:val="left"/>
+      <w:pPr>
+        <w:tabs>
+          <w:tab w:val="num" w:pos="2880"/>
+        </w:tabs>
+        <w:ind w:left="2880" w:hanging="360"/>
+      </w:pPr>
+      <w:rPr>
+        <w:rFonts w:ascii="Wingdings" w:hAnsi="Wingdings" w:hint="default"/>
+        <w:sz w:val="20"/>
+      </w:rPr>
+    </w:lvl>
+    <w:lvl w:ilvl="4" w:tentative="1">
+      <w:start w:val="1"/>
+      <w:numFmt w:val="bullet"/>
+      <w:lvlText w:val=""/>
+      <w:lvlJc w:val="left"/>
+      <w:pPr>
+        <w:tabs>
+          <w:tab w:val="num" w:pos="3600"/>
+        </w:tabs>
+        <w:ind w:left="3600" w:hanging="360"/>
+      </w:pPr>
+      <w:rPr>
+        <w:rFonts w:ascii="Wingdings" w:hAnsi="Wingdings" w:hint="default"/>
+        <w:sz w:val="20"/>
+      </w:rPr>
+    </w:lvl>
+    <w:lvl w:ilvl="5" w:tentative="1">
+      <w:start w:val="1"/>
+      <w:numFmt w:val="bullet"/>
+      <w:lvlText w:val=""/>
+      <w:lvlJc w:val="left"/>
+      <w:pPr>
+        <w:tabs>
+          <w:tab w:val="num" w:pos="4320"/>
+        </w:tabs>
+        <w:ind w:left="4320" w:hanging="360"/>
+      </w:pPr>
+      <w:rPr>
+        <w:rFonts w:ascii="Wingdings" w:hAnsi="Wingdings" w:hint="default"/>
+        <w:sz w:val="20"/>
+      </w:rPr>
+    </w:lvl>
+    <w:lvl w:ilvl="6" w:tentative="1">
+      <w:start w:val="1"/>
+      <w:numFmt w:val="bullet"/>
+      <w:lvlText w:val=""/>
+      <w:lvlJc w:val="left"/>
+      <w:pPr>
+        <w:tabs>
+          <w:tab w:val="num" w:pos="5040"/>
+        </w:tabs>
+        <w:ind w:left="5040" w:hanging="360"/>
+      </w:pPr>
+      <w:rPr>
+        <w:rFonts w:ascii="Wingdings" w:hAnsi="Wingdings" w:hint="default"/>
+        <w:sz w:val="20"/>
+      </w:rPr>
+    </w:lvl>
+    <w:lvl w:ilvl="7" w:tentative="1">
+      <w:start w:val="1"/>
+      <w:numFmt w:val="bullet"/>
+      <w:lvlText w:val=""/>
+      <w:lvlJc w:val="left"/>
+      <w:pPr>
+        <w:tabs>
+          <w:tab w:val="num" w:pos="5760"/>
+        </w:tabs>
+        <w:ind w:left="5760" w:hanging="360"/>
+      </w:pPr>
+      <w:rPr>
+        <w:rFonts w:ascii="Wingdings" w:hAnsi="Wingdings" w:hint="default"/>
+        <w:sz w:val="20"/>
+      </w:rPr>
+    </w:lvl>
+    <w:lvl w:ilvl="8" w:tentative="1">
+      <w:start w:val="1"/>
+      <w:numFmt w:val="bullet"/>
+      <w:lvlText w:val=""/>
+      <w:lvlJc w:val="left"/>
+      <w:pPr>
+        <w:tabs>
+          <w:tab w:val="num" w:pos="6480"/>
+        </w:tabs>
+        <w:ind w:left="6480" w:hanging="360"/>
+      </w:pPr>
+      <w:rPr>
+        <w:rFonts w:ascii="Wingdings" w:hAnsi="Wingdings" w:hint="default"/>
+        <w:sz w:val="20"/>
+      </w:rPr>
+    </w:lvl>
+  </w:abstractNum>
+  <w:abstractNum w:abstractNumId="27" w15:restartNumberingAfterBreak="0">
+    <w:nsid w:val="6A946AE6"/>
+    <w:multiLevelType w:val="multilevel"/>
+    <w:tmpl w:val="87C037B0"/>
+    <w:lvl w:ilvl="0">
+      <w:start w:val="1"/>
+      <w:numFmt w:val="bullet"/>
+      <w:lvlText w:val=""/>
+      <w:lvlJc w:val="left"/>
+      <w:pPr>
+        <w:tabs>
+          <w:tab w:val="num" w:pos="720"/>
+        </w:tabs>
+        <w:ind w:left="720" w:hanging="360"/>
+      </w:pPr>
+      <w:rPr>
+        <w:rFonts w:ascii="Symbol" w:hAnsi="Symbol" w:hint="default"/>
+        <w:sz w:val="20"/>
+      </w:rPr>
+    </w:lvl>
+    <w:lvl w:ilvl="1" w:tentative="1">
+      <w:start w:val="1"/>
+      <w:numFmt w:val="bullet"/>
+      <w:lvlText w:val="o"/>
+      <w:lvlJc w:val="left"/>
+      <w:pPr>
+        <w:tabs>
+          <w:tab w:val="num" w:pos="1440"/>
+        </w:tabs>
+        <w:ind w:left="1440" w:hanging="360"/>
+      </w:pPr>
+      <w:rPr>
+        <w:rFonts w:ascii="Courier New" w:hAnsi="Courier New" w:hint="default"/>
+        <w:sz w:val="20"/>
+      </w:rPr>
+    </w:lvl>
+    <w:lvl w:ilvl="2" w:tentative="1">
+      <w:start w:val="1"/>
+      <w:numFmt w:val="bullet"/>
+      <w:lvlText w:val=""/>
+      <w:lvlJc w:val="left"/>
+      <w:pPr>
+        <w:tabs>
+          <w:tab w:val="num" w:pos="2160"/>
+        </w:tabs>
+        <w:ind w:left="2160" w:hanging="360"/>
+      </w:pPr>
+      <w:rPr>
+        <w:rFonts w:ascii="Wingdings" w:hAnsi="Wingdings" w:hint="default"/>
+        <w:sz w:val="20"/>
+      </w:rPr>
+    </w:lvl>
+    <w:lvl w:ilvl="3" w:tentative="1">
+      <w:start w:val="1"/>
+      <w:numFmt w:val="bullet"/>
+      <w:lvlText w:val=""/>
+      <w:lvlJc w:val="left"/>
+      <w:pPr>
+        <w:tabs>
+          <w:tab w:val="num" w:pos="2880"/>
+        </w:tabs>
+        <w:ind w:left="2880" w:hanging="360"/>
+      </w:pPr>
+      <w:rPr>
+        <w:rFonts w:ascii="Wingdings" w:hAnsi="Wingdings" w:hint="default"/>
+        <w:sz w:val="20"/>
+      </w:rPr>
+    </w:lvl>
+    <w:lvl w:ilvl="4" w:tentative="1">
+      <w:start w:val="1"/>
+      <w:numFmt w:val="bullet"/>
+      <w:lvlText w:val=""/>
+      <w:lvlJc w:val="left"/>
+      <w:pPr>
+        <w:tabs>
+          <w:tab w:val="num" w:pos="3600"/>
+        </w:tabs>
+        <w:ind w:left="3600" w:hanging="360"/>
+      </w:pPr>
+      <w:rPr>
+        <w:rFonts w:ascii="Wingdings" w:hAnsi="Wingdings" w:hint="default"/>
+        <w:sz w:val="20"/>
+      </w:rPr>
+    </w:lvl>
+    <w:lvl w:ilvl="5" w:tentative="1">
+      <w:start w:val="1"/>
+      <w:numFmt w:val="bullet"/>
+      <w:lvlText w:val=""/>
+      <w:lvlJc w:val="left"/>
+      <w:pPr>
+        <w:tabs>
+          <w:tab w:val="num" w:pos="4320"/>
+        </w:tabs>
+        <w:ind w:left="4320" w:hanging="360"/>
+      </w:pPr>
+      <w:rPr>
+        <w:rFonts w:ascii="Wingdings" w:hAnsi="Wingdings" w:hint="default"/>
+        <w:sz w:val="20"/>
+      </w:rPr>
+    </w:lvl>
+    <w:lvl w:ilvl="6" w:tentative="1">
+      <w:start w:val="1"/>
+      <w:numFmt w:val="bullet"/>
+      <w:lvlText w:val=""/>
+      <w:lvlJc w:val="left"/>
+      <w:pPr>
+        <w:tabs>
+          <w:tab w:val="num" w:pos="5040"/>
+        </w:tabs>
+        <w:ind w:left="5040" w:hanging="360"/>
+      </w:pPr>
+      <w:rPr>
+        <w:rFonts w:ascii="Wingdings" w:hAnsi="Wingdings" w:hint="default"/>
+        <w:sz w:val="20"/>
+      </w:rPr>
+    </w:lvl>
+    <w:lvl w:ilvl="7" w:tentative="1">
+      <w:start w:val="1"/>
+      <w:numFmt w:val="bullet"/>
+      <w:lvlText w:val=""/>
+      <w:lvlJc w:val="left"/>
+      <w:pPr>
+        <w:tabs>
+          <w:tab w:val="num" w:pos="5760"/>
+        </w:tabs>
+        <w:ind w:left="5760" w:hanging="360"/>
+      </w:pPr>
+      <w:rPr>
+        <w:rFonts w:ascii="Wingdings" w:hAnsi="Wingdings" w:hint="default"/>
+        <w:sz w:val="20"/>
+      </w:rPr>
+    </w:lvl>
+    <w:lvl w:ilvl="8" w:tentative="1">
+      <w:start w:val="1"/>
+      <w:numFmt w:val="bullet"/>
+      <w:lvlText w:val=""/>
+      <w:lvlJc w:val="left"/>
+      <w:pPr>
+        <w:tabs>
+          <w:tab w:val="num" w:pos="6480"/>
+        </w:tabs>
+        <w:ind w:left="6480" w:hanging="360"/>
+      </w:pPr>
+      <w:rPr>
+        <w:rFonts w:ascii="Wingdings" w:hAnsi="Wingdings" w:hint="default"/>
+        <w:sz w:val="20"/>
+      </w:rPr>
+    </w:lvl>
+  </w:abstractNum>
+  <w:abstractNum w:abstractNumId="28" w15:restartNumberingAfterBreak="0">
     <w:nsid w:val="6CD73A95"/>
     <w:multiLevelType w:val="multilevel"/>
     <w:tmpl w:val="7050430A"/>
@@ -8856,7 +11858,156 @@
       </w:rPr>
     </w:lvl>
   </w:abstractNum>
-  <w:abstractNum w:abstractNumId="14" w15:restartNumberingAfterBreak="0">
+  <w:abstractNum w:abstractNumId="29" w15:restartNumberingAfterBreak="0">
+    <w:nsid w:val="6E0744A7"/>
+    <w:multiLevelType w:val="multilevel"/>
+    <w:tmpl w:val="183C03EE"/>
+    <w:lvl w:ilvl="0">
+      <w:start w:val="1"/>
+      <w:numFmt w:val="bullet"/>
+      <w:lvlText w:val=""/>
+      <w:lvlJc w:val="left"/>
+      <w:pPr>
+        <w:tabs>
+          <w:tab w:val="num" w:pos="720"/>
+        </w:tabs>
+        <w:ind w:left="720" w:hanging="360"/>
+      </w:pPr>
+      <w:rPr>
+        <w:rFonts w:ascii="Symbol" w:hAnsi="Symbol" w:hint="default"/>
+        <w:sz w:val="20"/>
+      </w:rPr>
+    </w:lvl>
+    <w:lvl w:ilvl="1" w:tentative="1">
+      <w:start w:val="1"/>
+      <w:numFmt w:val="bullet"/>
+      <w:lvlText w:val="o"/>
+      <w:lvlJc w:val="left"/>
+      <w:pPr>
+        <w:tabs>
+          <w:tab w:val="num" w:pos="1440"/>
+        </w:tabs>
+        <w:ind w:left="1440" w:hanging="360"/>
+      </w:pPr>
+      <w:rPr>
+        <w:rFonts w:ascii="Courier New" w:hAnsi="Courier New" w:hint="default"/>
+        <w:sz w:val="20"/>
+      </w:rPr>
+    </w:lvl>
+    <w:lvl w:ilvl="2" w:tentative="1">
+      <w:start w:val="1"/>
+      <w:numFmt w:val="bullet"/>
+      <w:lvlText w:val=""/>
+      <w:lvlJc w:val="left"/>
+      <w:pPr>
+        <w:tabs>
+          <w:tab w:val="num" w:pos="2160"/>
+        </w:tabs>
+        <w:ind w:left="2160" w:hanging="360"/>
+      </w:pPr>
+      <w:rPr>
+        <w:rFonts w:ascii="Wingdings" w:hAnsi="Wingdings" w:hint="default"/>
+        <w:sz w:val="20"/>
+      </w:rPr>
+    </w:lvl>
+    <w:lvl w:ilvl="3" w:tentative="1">
+      <w:start w:val="1"/>
+      <w:numFmt w:val="bullet"/>
+      <w:lvlText w:val=""/>
+      <w:lvlJc w:val="left"/>
+      <w:pPr>
+        <w:tabs>
+          <w:tab w:val="num" w:pos="2880"/>
+        </w:tabs>
+        <w:ind w:left="2880" w:hanging="360"/>
+      </w:pPr>
+      <w:rPr>
+        <w:rFonts w:ascii="Wingdings" w:hAnsi="Wingdings" w:hint="default"/>
+        <w:sz w:val="20"/>
+      </w:rPr>
+    </w:lvl>
+    <w:lvl w:ilvl="4" w:tentative="1">
+      <w:start w:val="1"/>
+      <w:numFmt w:val="bullet"/>
+      <w:lvlText w:val=""/>
+      <w:lvlJc w:val="left"/>
+      <w:pPr>
+        <w:tabs>
+          <w:tab w:val="num" w:pos="3600"/>
+        </w:tabs>
+        <w:ind w:left="3600" w:hanging="360"/>
+      </w:pPr>
+      <w:rPr>
+        <w:rFonts w:ascii="Wingdings" w:hAnsi="Wingdings" w:hint="default"/>
+        <w:sz w:val="20"/>
+      </w:rPr>
+    </w:lvl>
+    <w:lvl w:ilvl="5" w:tentative="1">
+      <w:start w:val="1"/>
+      <w:numFmt w:val="bullet"/>
+      <w:lvlText w:val=""/>
+      <w:lvlJc w:val="left"/>
+      <w:pPr>
+        <w:tabs>
+          <w:tab w:val="num" w:pos="4320"/>
+        </w:tabs>
+        <w:ind w:left="4320" w:hanging="360"/>
+      </w:pPr>
+      <w:rPr>
+        <w:rFonts w:ascii="Wingdings" w:hAnsi="Wingdings" w:hint="default"/>
+        <w:sz w:val="20"/>
+      </w:rPr>
+    </w:lvl>
+    <w:lvl w:ilvl="6" w:tentative="1">
+      <w:start w:val="1"/>
+      <w:numFmt w:val="bullet"/>
+      <w:lvlText w:val=""/>
+      <w:lvlJc w:val="left"/>
+      <w:pPr>
+        <w:tabs>
+          <w:tab w:val="num" w:pos="5040"/>
+        </w:tabs>
+        <w:ind w:left="5040" w:hanging="360"/>
+      </w:pPr>
+      <w:rPr>
+        <w:rFonts w:ascii="Wingdings" w:hAnsi="Wingdings" w:hint="default"/>
+        <w:sz w:val="20"/>
+      </w:rPr>
+    </w:lvl>
+    <w:lvl w:ilvl="7" w:tentative="1">
+      <w:start w:val="1"/>
+      <w:numFmt w:val="bullet"/>
+      <w:lvlText w:val=""/>
+      <w:lvlJc w:val="left"/>
+      <w:pPr>
+        <w:tabs>
+          <w:tab w:val="num" w:pos="5760"/>
+        </w:tabs>
+        <w:ind w:left="5760" w:hanging="360"/>
+      </w:pPr>
+      <w:rPr>
+        <w:rFonts w:ascii="Wingdings" w:hAnsi="Wingdings" w:hint="default"/>
+        <w:sz w:val="20"/>
+      </w:rPr>
+    </w:lvl>
+    <w:lvl w:ilvl="8" w:tentative="1">
+      <w:start w:val="1"/>
+      <w:numFmt w:val="bullet"/>
+      <w:lvlText w:val=""/>
+      <w:lvlJc w:val="left"/>
+      <w:pPr>
+        <w:tabs>
+          <w:tab w:val="num" w:pos="6480"/>
+        </w:tabs>
+        <w:ind w:left="6480" w:hanging="360"/>
+      </w:pPr>
+      <w:rPr>
+        <w:rFonts w:ascii="Wingdings" w:hAnsi="Wingdings" w:hint="default"/>
+        <w:sz w:val="20"/>
+      </w:rPr>
+    </w:lvl>
+  </w:abstractNum>
+  <w:abstractNum w:abstractNumId="30" w15:restartNumberingAfterBreak="0">
     <w:nsid w:val="733E5EA6"/>
     <w:multiLevelType w:val="hybridMultilevel"/>
     <w:tmpl w:val="FF0E77B6"/>
@@ -8974,67 +12125,115 @@
     </w:lvl>
   </w:abstractNum>
   <w:num w:numId="1" w16cid:durableId="60175317">
+    <w:abstractNumId w:val="30"/>
+  </w:num>
+  <w:num w:numId="2" w16cid:durableId="1368680843">
+    <w:abstractNumId w:val="3"/>
+  </w:num>
+  <w:num w:numId="3" w16cid:durableId="2128892807">
+    <w:abstractNumId w:val="12"/>
+  </w:num>
+  <w:num w:numId="4" w16cid:durableId="1867405511">
+    <w:abstractNumId w:val="13"/>
+  </w:num>
+  <w:num w:numId="5" w16cid:durableId="339551556">
+    <w:abstractNumId w:val="17"/>
+  </w:num>
+  <w:num w:numId="6" w16cid:durableId="1421221867">
+    <w:abstractNumId w:val="16"/>
+  </w:num>
+  <w:num w:numId="7" w16cid:durableId="995957314">
+    <w:abstractNumId w:val="21"/>
+  </w:num>
+  <w:num w:numId="8" w16cid:durableId="227737746">
+    <w:abstractNumId w:val="9"/>
+  </w:num>
+  <w:num w:numId="9" w16cid:durableId="1397826168">
+    <w:abstractNumId w:val="23"/>
+  </w:num>
+  <w:num w:numId="10" w16cid:durableId="354774946">
+    <w:abstractNumId w:val="15"/>
+  </w:num>
+  <w:num w:numId="11" w16cid:durableId="2102951026">
+    <w:abstractNumId w:val="22"/>
+  </w:num>
+  <w:num w:numId="12" w16cid:durableId="298613041">
+    <w:abstractNumId w:val="28"/>
+  </w:num>
+  <w:num w:numId="13" w16cid:durableId="542980997">
+    <w:abstractNumId w:val="4"/>
+  </w:num>
+  <w:num w:numId="14" w16cid:durableId="1621573335">
+    <w:abstractNumId w:val="10"/>
+  </w:num>
+  <w:num w:numId="15" w16cid:durableId="857503321">
+    <w:abstractNumId w:val="9"/>
+  </w:num>
+  <w:num w:numId="16" w16cid:durableId="42751048">
+    <w:abstractNumId w:val="9"/>
+  </w:num>
+  <w:num w:numId="17" w16cid:durableId="1567646796">
+    <w:abstractNumId w:val="9"/>
+  </w:num>
+  <w:num w:numId="18" w16cid:durableId="980620665">
+    <w:abstractNumId w:val="9"/>
+  </w:num>
+  <w:num w:numId="19" w16cid:durableId="1838157631">
+    <w:abstractNumId w:val="11"/>
+  </w:num>
+  <w:num w:numId="20" w16cid:durableId="2121148553">
+    <w:abstractNumId w:val="9"/>
+  </w:num>
+  <w:num w:numId="21" w16cid:durableId="1354307337">
+    <w:abstractNumId w:val="9"/>
+  </w:num>
+  <w:num w:numId="22" w16cid:durableId="1943605924">
+    <w:abstractNumId w:val="5"/>
+  </w:num>
+  <w:num w:numId="23" w16cid:durableId="34473237">
+    <w:abstractNumId w:val="20"/>
+  </w:num>
+  <w:num w:numId="24" w16cid:durableId="329869829">
+    <w:abstractNumId w:val="8"/>
+  </w:num>
+  <w:num w:numId="25" w16cid:durableId="599991368">
+    <w:abstractNumId w:val="7"/>
+  </w:num>
+  <w:num w:numId="26" w16cid:durableId="1615626015">
+    <w:abstractNumId w:val="27"/>
+  </w:num>
+  <w:num w:numId="27" w16cid:durableId="1443378048">
+    <w:abstractNumId w:val="2"/>
+  </w:num>
+  <w:num w:numId="28" w16cid:durableId="1231161316">
+    <w:abstractNumId w:val="1"/>
+  </w:num>
+  <w:num w:numId="29" w16cid:durableId="109130636">
+    <w:abstractNumId w:val="26"/>
+  </w:num>
+  <w:num w:numId="30" w16cid:durableId="554392581">
+    <w:abstractNumId w:val="24"/>
+  </w:num>
+  <w:num w:numId="31" w16cid:durableId="1722748955">
+    <w:abstractNumId w:val="19"/>
+  </w:num>
+  <w:num w:numId="32" w16cid:durableId="412122193">
+    <w:abstractNumId w:val="6"/>
+  </w:num>
+  <w:num w:numId="33" w16cid:durableId="89014477">
+    <w:abstractNumId w:val="0"/>
+  </w:num>
+  <w:num w:numId="34" w16cid:durableId="747650483">
+    <w:abstractNumId w:val="18"/>
+  </w:num>
+  <w:num w:numId="35" w16cid:durableId="531650551">
     <w:abstractNumId w:val="14"/>
   </w:num>
-  <w:num w:numId="2" w16cid:durableId="1368680843">
-    <w:abstractNumId w:val="0"/>
+  <w:num w:numId="36" w16cid:durableId="161824391">
+    <w:abstractNumId w:val="29"/>
   </w:num>
-  <w:num w:numId="3" w16cid:durableId="2128892807">
-    <w:abstractNumId w:val="5"/>
-  </w:num>
-  <w:num w:numId="4" w16cid:durableId="1867405511">
-    <w:abstractNumId w:val="6"/>
-  </w:num>
-  <w:num w:numId="5" w16cid:durableId="339551556">
-    <w:abstractNumId w:val="9"/>
-  </w:num>
-  <w:num w:numId="6" w16cid:durableId="1421221867">
-    <w:abstractNumId w:val="8"/>
-  </w:num>
-  <w:num w:numId="7" w16cid:durableId="995957314">
-    <w:abstractNumId w:val="10"/>
-  </w:num>
-  <w:num w:numId="8" w16cid:durableId="227737746">
-    <w:abstractNumId w:val="2"/>
-  </w:num>
-  <w:num w:numId="9" w16cid:durableId="1397826168">
-    <w:abstractNumId w:val="12"/>
-  </w:num>
-  <w:num w:numId="10" w16cid:durableId="354774946">
-    <w:abstractNumId w:val="7"/>
-  </w:num>
-  <w:num w:numId="11" w16cid:durableId="2102951026">
-    <w:abstractNumId w:val="11"/>
-  </w:num>
-  <w:num w:numId="12" w16cid:durableId="298613041">
-    <w:abstractNumId w:val="13"/>
-  </w:num>
-  <w:num w:numId="13" w16cid:durableId="542980997">
-    <w:abstractNumId w:val="1"/>
-  </w:num>
-  <w:num w:numId="14" w16cid:durableId="1621573335">
-    <w:abstractNumId w:val="3"/>
-  </w:num>
-  <w:num w:numId="15" w16cid:durableId="857503321">
-    <w:abstractNumId w:val="2"/>
-  </w:num>
-  <w:num w:numId="16" w16cid:durableId="42751048">
-    <w:abstractNumId w:val="2"/>
-  </w:num>
-  <w:num w:numId="17" w16cid:durableId="1567646796">
-    <w:abstractNumId w:val="2"/>
-  </w:num>
-  <w:num w:numId="18" w16cid:durableId="980620665">
-    <w:abstractNumId w:val="2"/>
-  </w:num>
-  <w:num w:numId="19" w16cid:durableId="1838157631">
-    <w:abstractNumId w:val="4"/>
-  </w:num>
-  <w:num w:numId="20" w16cid:durableId="2121148553">
-    <w:abstractNumId w:val="2"/>
-  </w:num>
-  <w:num w:numId="21" w16cid:durableId="1354307337">
-    <w:abstractNumId w:val="2"/>
+  <w:num w:numId="37" w16cid:durableId="1073963986">
+    <w:abstractNumId w:val="25"/>
   </w:num>
 </w:numbering>
 </file>
@@ -9431,6 +12630,7 @@
   <w:style w:type="paragraph" w:default="1" w:styleId="a">
     <w:name w:val="Normal"/>
     <w:qFormat/>
+    <w:rsid w:val="008350C0"/>
     <w:pPr>
       <w:widowControl w:val="0"/>
       <w:jc w:val="both"/>
@@ -9744,6 +12944,16 @@
       <w:sz w:val="24"/>
       <w:szCs w:val="24"/>
     </w:rPr>
+  </w:style>
+  <w:style w:type="paragraph" w:styleId="ad">
+    <w:name w:val="List Paragraph"/>
+    <w:basedOn w:val="a"/>
+    <w:uiPriority w:val="34"/>
+    <w:qFormat/>
+    <w:rsid w:val="00100538"/>
+    <w:pPr>
+      <w:ind w:firstLineChars="200" w:firstLine="420"/>
+    </w:pPr>
   </w:style>
 </w:styles>
 </file>

--- a/比赛.docx
+++ b/比赛.docx
@@ -237,7 +237,6 @@
           <w:szCs w:val="32"/>
         </w:rPr>
       </w:pPr>
-      <w:proofErr w:type="gramStart"/>
       <w:r>
         <w:rPr>
           <w:rFonts w:ascii="宋体" w:eastAsia="宋体" w:hint="eastAsia"/>
@@ -246,18 +245,7 @@
           <w:sz w:val="32"/>
           <w:szCs w:val="32"/>
         </w:rPr>
-        <w:t xml:space="preserve">作　　</w:t>
-      </w:r>
-      <w:proofErr w:type="gramEnd"/>
-      <w:r>
-        <w:rPr>
-          <w:rFonts w:ascii="宋体" w:eastAsia="宋体" w:hint="eastAsia"/>
-          <w:color w:val="333333"/>
-          <w:kern w:val="0"/>
-          <w:sz w:val="32"/>
-          <w:szCs w:val="32"/>
-        </w:rPr>
-        <w:t>者：</w:t>
+        <w:t>作　　者：</w:t>
       </w:r>
       <w:r>
         <w:rPr>
@@ -1331,35 +1319,7 @@
         <w:rPr>
           <w:szCs w:val="21"/>
         </w:rPr>
-        <w:t>演变为高度依赖逻辑</w:t>
-      </w:r>
-      <w:proofErr w:type="gramStart"/>
-      <w:r>
-        <w:rPr>
-          <w:szCs w:val="21"/>
-        </w:rPr>
-        <w:t>自洽与复杂</w:t>
-      </w:r>
-      <w:proofErr w:type="gramEnd"/>
-      <w:r>
-        <w:rPr>
-          <w:szCs w:val="21"/>
-        </w:rPr>
-        <w:t>设定的系统工程。在此背景下，大量创作者面临三大核心痛点：一是设定矛盾频发，长篇作品中人物性格、战力等级、时间线前后冲突，导致读者流失；二是灵感碎片化，零散的</w:t>
-      </w:r>
-      <w:proofErr w:type="gramStart"/>
-      <w:r>
-        <w:rPr>
-          <w:szCs w:val="21"/>
-        </w:rPr>
-        <w:t>脑洞难以</w:t>
-      </w:r>
-      <w:proofErr w:type="gramEnd"/>
-      <w:r>
-        <w:rPr>
-          <w:szCs w:val="21"/>
-        </w:rPr>
-        <w:t>有效整合，难以形成完整的世界观框架；三是关系管理成本高，人物关系网、势力博弈、事件因果等需手动维护，耗费大量精力。</w:t>
+        <w:t>演变为高度依赖逻辑自洽与复杂设定的系统工程。在此背景下，大量创作者面临三大核心痛点：一是设定矛盾频发，长篇作品中人物性格、战力等级、时间线前后冲突，导致读者流失；二是灵感碎片化，零散的脑洞难以有效整合，难以形成完整的世界观框架；三是关系管理成本高，人物关系网、势力博弈、事件因果等需手动维护，耗费大量精力。</w:t>
       </w:r>
     </w:p>
     <w:p>
@@ -1389,45 +1349,55 @@
         <w:rPr>
           <w:szCs w:val="21"/>
         </w:rPr>
-        <w:t>本团队自身亦为创作者，长期受困</w:t>
-      </w:r>
-      <w:proofErr w:type="gramStart"/>
+        <w:t>本团队自身亦为创作者，长期受困于资料散乱、设定矛盾等问题。2024年市场观察发现，《星野》</w:t>
+      </w:r>
       <w:r>
         <w:rPr>
           <w:szCs w:val="21"/>
         </w:rPr>
-        <w:t>于资料</w:t>
-      </w:r>
-      <w:proofErr w:type="gramEnd"/>
+        <w:t>——</w:t>
+      </w:r>
       <w:r>
         <w:rPr>
           <w:szCs w:val="21"/>
         </w:rPr>
-        <w:t>散乱、设定矛盾等问题。2024年市场观察发现，《星野》</w:t>
+        <w:t>原本定位为</w:t>
       </w:r>
       <w:r>
         <w:rPr>
           <w:szCs w:val="21"/>
         </w:rPr>
-        <w:t>——</w:t>
+        <w:t>“</w:t>
       </w:r>
       <w:r>
         <w:rPr>
           <w:szCs w:val="21"/>
         </w:rPr>
-        <w:t>原本定位为</w:t>
+        <w:t>AI智能体聊天</w:t>
       </w:r>
       <w:r>
         <w:rPr>
           <w:szCs w:val="21"/>
         </w:rPr>
+        <w:t>”</w:t>
+      </w:r>
+      <w:r>
+        <w:rPr>
+          <w:szCs w:val="21"/>
+        </w:rPr>
+        <w:t>的应用，在创作者群体中意外爆火。更值得关注的是，许多用户存在</w:t>
+      </w:r>
+      <w:r>
+        <w:rPr>
+          <w:szCs w:val="21"/>
+        </w:rPr>
         <w:t>“</w:t>
       </w:r>
       <w:r>
         <w:rPr>
           <w:szCs w:val="21"/>
         </w:rPr>
-        <w:t>AI智能体聊天</w:t>
+        <w:t>挪用</w:t>
       </w:r>
       <w:r>
         <w:rPr>
@@ -1439,7 +1409,7 @@
         <w:rPr>
           <w:szCs w:val="21"/>
         </w:rPr>
-        <w:t>的应用，在创作者群体中意外爆火。更值得关注的是，许多用户存在</w:t>
+        <w:t>AI聊天产品构建世界观的现象，这从侧面印证了垂直管理工具的缺失。这一现象给予我们启发：创作者对</w:t>
       </w:r>
       <w:r>
         <w:rPr>
@@ -1451,7 +1421,7 @@
         <w:rPr>
           <w:szCs w:val="21"/>
         </w:rPr>
-        <w:t>挪用</w:t>
+        <w:t>AI赋能的世界观管理工具</w:t>
       </w:r>
       <w:r>
         <w:rPr>
@@ -1463,45 +1433,7 @@
         <w:rPr>
           <w:szCs w:val="21"/>
         </w:rPr>
-        <w:t>AI聊天产品构建世界观的现象，这从侧面印证了垂直管理工具的缺失。这一现象给予我们启发：创作者对</w:t>
-      </w:r>
-      <w:r>
-        <w:rPr>
-          <w:szCs w:val="21"/>
-        </w:rPr>
-        <w:t>“</w:t>
-      </w:r>
-      <w:r>
-        <w:rPr>
-          <w:szCs w:val="21"/>
-        </w:rPr>
-        <w:t>AI赋能的世界观管理工具</w:t>
-      </w:r>
-      <w:r>
-        <w:rPr>
-          <w:szCs w:val="21"/>
-        </w:rPr>
-        <w:t>”</w:t>
-      </w:r>
-      <w:r>
-        <w:rPr>
-          <w:szCs w:val="21"/>
-        </w:rPr>
-        <w:t>存在真实需求，只是目前尚无专业产品能够满足。</w:t>
-      </w:r>
-      <w:proofErr w:type="gramStart"/>
-      <w:r>
-        <w:rPr>
-          <w:szCs w:val="21"/>
-        </w:rPr>
-        <w:t>该需求</w:t>
-      </w:r>
-      <w:proofErr w:type="gramEnd"/>
-      <w:r>
-        <w:rPr>
-          <w:szCs w:val="21"/>
-        </w:rPr>
-        <w:t>亦契合科技部《场景创新指导意见》中</w:t>
+        <w:t>存在真实需求，只是目前尚无专业产品能够满足。该需求亦契合科技部《场景创新指导意见》中</w:t>
       </w:r>
       <w:r>
         <w:rPr>
@@ -1540,49 +1472,7 @@
         <w:rPr>
           <w:szCs w:val="21"/>
         </w:rPr>
-        <w:t>本作品面向创作者群体，聚焦解决AI对话多厂商适配复杂、大世界观文档处理成本高、AI交互体验差等痛点，</w:t>
-      </w:r>
-      <w:proofErr w:type="gramStart"/>
-      <w:r>
-        <w:rPr>
-          <w:szCs w:val="21"/>
-        </w:rPr>
-        <w:t>竞品多</w:t>
-      </w:r>
-      <w:proofErr w:type="gramEnd"/>
-      <w:r>
-        <w:rPr>
-          <w:szCs w:val="21"/>
-        </w:rPr>
-        <w:t>为单一模型对接、无专属文档处理能力的通用工具。作品集成LLM对话、图片生成、TTS等AI能力，需实现多厂商AI接口统一适配、</w:t>
-      </w:r>
-      <w:proofErr w:type="gramStart"/>
-      <w:r>
-        <w:rPr>
-          <w:szCs w:val="21"/>
-        </w:rPr>
-        <w:t>70万字级非</w:t>
-      </w:r>
-      <w:proofErr w:type="gramEnd"/>
-      <w:r>
-        <w:rPr>
-          <w:szCs w:val="21"/>
-        </w:rPr>
-        <w:t>结构化文档低成本结构化、流式实时AI交互、多</w:t>
-      </w:r>
-      <w:proofErr w:type="gramStart"/>
-      <w:r>
-        <w:rPr>
-          <w:szCs w:val="21"/>
-        </w:rPr>
-        <w:t>会话高</w:t>
-      </w:r>
-      <w:proofErr w:type="gramEnd"/>
-      <w:r>
-        <w:rPr>
-          <w:szCs w:val="21"/>
-        </w:rPr>
-        <w:t>并发安全运行等核心性能。前端通过轻量化指令交互，后端保障AI调用响应延迟低于500ms、多会话并发无阻塞。</w:t>
+        <w:t>本作品面向创作者群体，聚焦解决AI对话多厂商适配复杂、大世界观文档处理成本高、AI交互体验差等痛点，竞品多为单一模型对接、无专属文档处理能力的通用工具。作品集成LLM对话、图片生成、TTS等AI能力，需实现多厂商AI接口统一适配、70万字级非结构化文档低成本结构化、流式实时AI交互、多会话高并发安全运行等核心性能。前端通过轻量化指令交互，后端保障AI调用响应延迟低于500ms、多会话并发无阻塞。</w:t>
       </w:r>
     </w:p>
     <w:p>
@@ -1631,21 +1521,7 @@
         <w:rPr>
           <w:rFonts w:hint="eastAsia"/>
         </w:rPr>
-        <w:t xml:space="preserve">基于 71 </w:t>
-      </w:r>
-      <w:proofErr w:type="gramStart"/>
-      <w:r>
-        <w:rPr>
-          <w:rFonts w:hint="eastAsia"/>
-        </w:rPr>
-        <w:t>份创作</w:t>
-      </w:r>
-      <w:proofErr w:type="gramEnd"/>
-      <w:r>
-        <w:rPr>
-          <w:rFonts w:hint="eastAsia"/>
-        </w:rPr>
-        <w:t>者调研：62% 存在“资料散乱”，56% 面临“设定遗忘”，39% 遭遇</w:t>
+        <w:t>基于 71 份创作者调研：62% 存在“资料散乱”，56% 面临“设定遗忘”，39% 遭遇</w:t>
       </w:r>
     </w:p>
     <w:p>
@@ -1657,21 +1533,7 @@
         <w:rPr>
           <w:rFonts w:hint="eastAsia"/>
         </w:rPr>
-        <w:t>AI 人设崩坏。</w:t>
-      </w:r>
-      <w:proofErr w:type="gramStart"/>
-      <w:r>
-        <w:rPr>
-          <w:rFonts w:hint="eastAsia"/>
-        </w:rPr>
-        <w:t>现有竞品要么</w:t>
-      </w:r>
-      <w:proofErr w:type="gramEnd"/>
-      <w:r>
-        <w:rPr>
-          <w:rFonts w:hint="eastAsia"/>
-        </w:rPr>
-        <w:t>缺乏 AI 深度集成，要么云端存储引发隐私担忧。</w:t>
+        <w:t>AI 人设崩坏。现有竞品要么缺乏 AI 深度集成，要么云端存储引发隐私担忧。</w:t>
       </w:r>
       <w:r>
         <w:rPr>
@@ -1679,7 +1541,7 @@
           <w:noProof/>
         </w:rPr>
         <w:drawing>
-          <wp:inline distT="0" distB="0" distL="0" distR="0" wp14:anchorId="51F84618" wp14:editId="771CC079">
+          <wp:inline distT="0" distB="0" distL="0" distR="0" wp14:anchorId="51F84618" wp14:editId="6BADD6A1">
             <wp:extent cx="6386830" cy="1753235"/>
             <wp:effectExtent l="0" t="0" r="0" b="0"/>
             <wp:docPr id="648010589" name="图片 4"/>
@@ -1885,15 +1747,7 @@
         <w:jc w:val="left"/>
       </w:pPr>
       <w:r>
-        <w:t>流云AI通过对话式引导，帮助创作者将模糊的灵感逐步转化为结构清晰、逻辑自洽的世界观框架。系统围绕势力分布、魔法或科技体系、种族文化等关键维</w:t>
-      </w:r>
-      <w:proofErr w:type="gramStart"/>
-      <w:r>
-        <w:t>度展开</w:t>
-      </w:r>
-      <w:proofErr w:type="gramEnd"/>
-      <w:r>
-        <w:t>引导性提问，协助用户系统化地构建世界基础设定。AI在对话过程中自动梳理用户输入，识别潜在设定冲突并提示补充细节，使世界观的构建过程既有灵感引导，又不失逻辑严谨。</w:t>
+        <w:t>流云AI通过对话式引导，帮助创作者将模糊的灵感逐步转化为结构清晰、逻辑自洽的世界观框架。系统围绕势力分布、魔法或科技体系、种族文化等关键维度展开引导性提问，协助用户系统化地构建世界基础设定。AI在对话过程中自动梳理用户输入，识别潜在设定冲突并提示补充细节，使世界观的构建过程既有灵感引导，又不失逻辑严谨。</w:t>
       </w:r>
     </w:p>
     <w:p>
@@ -1921,15 +1775,7 @@
         <w:jc w:val="left"/>
       </w:pPr>
       <w:r>
-        <w:t>系统自动提取文本中出现的人物，利用AI分析人物之间的互动记录，生成动态关系图谱，直观</w:t>
-      </w:r>
-      <w:proofErr w:type="gramStart"/>
-      <w:r>
-        <w:t>呈现爱</w:t>
-      </w:r>
-      <w:proofErr w:type="gramEnd"/>
-      <w:r>
-        <w:t>恨情仇、隶属关系、同盟敌对等复杂关联。关系网支持节点拖拽、分组管理与关系类型自定义，兼顾自动生成的效率与手动调整的灵活性。用户可在创作过程中随时查看人物关系脉络，辅助把握叙事节奏与人物走向。</w:t>
+        <w:t>系统自动提取文本中出现的人物，利用AI分析人物之间的互动记录，生成动态关系图谱，直观呈现爱恨情仇、隶属关系、同盟敌对等复杂关联。关系网支持节点拖拽、分组管理与关系类型自定义，兼顾自动生成的效率与手动调整的灵活性。用户可在创作过程中随时查看人物关系脉络，辅助把握叙事节奏与人物走向。</w:t>
       </w:r>
     </w:p>
     <w:p>
@@ -2009,15 +1855,7 @@
         <w:t>”</w:t>
       </w:r>
       <w:r>
-        <w:t>等逻辑冲突。系统在创作过程中主动提示潜在问题，帮助用户在早期发现并修正矛盾，避免设定错误</w:t>
-      </w:r>
-      <w:proofErr w:type="gramStart"/>
-      <w:r>
-        <w:t>随创作</w:t>
-      </w:r>
-      <w:proofErr w:type="gramEnd"/>
-      <w:r>
-        <w:t>推进而不断累积，降低后期调整成本。</w:t>
+        <w:t>等逻辑冲突。系统在创作过程中主动提示潜在问题，帮助用户在早期发现并修正矛盾，避免设定错误随创作推进而不断累积，降低后期调整成本。</w:t>
       </w:r>
     </w:p>
     <w:p>
@@ -2047,23 +1885,7 @@
           <w:b/>
           <w:bCs/>
         </w:rPr>
-        <w:t>二、技术优势与合</w:t>
-      </w:r>
-      <w:proofErr w:type="gramStart"/>
-      <w:r>
-        <w:rPr>
-          <w:b/>
-          <w:bCs/>
-        </w:rPr>
-        <w:t>规</w:t>
-      </w:r>
-      <w:proofErr w:type="gramEnd"/>
-      <w:r>
-        <w:rPr>
-          <w:b/>
-          <w:bCs/>
-        </w:rPr>
-        <w:t>保障</w:t>
+        <w:t>二、技术优势与合规保障</w:t>
       </w:r>
     </w:p>
     <w:p>
@@ -2143,23 +1965,7 @@
         <w:jc w:val="left"/>
       </w:pPr>
       <w:r>
-        <w:t>平台内所有 AI 相关功能（如矛盾检测、设定补全、关系网分析等）均设计为辅助型能力，采用上下文动态注入的方式，仅将当前编辑内容与必要的历史设定片段传入模型，避免上</w:t>
-      </w:r>
-      <w:proofErr w:type="gramStart"/>
-      <w:r>
-        <w:t>传用户</w:t>
-      </w:r>
-      <w:proofErr w:type="gramEnd"/>
-      <w:r>
-        <w:t>完整数据。AI 生成的内容仅作为创作参考，最终审定与修改权完全保留在用户手中。系统不依赖云端服务进行核心功能运转，即使在</w:t>
-      </w:r>
-      <w:proofErr w:type="gramStart"/>
-      <w:r>
-        <w:t>不</w:t>
-      </w:r>
-      <w:proofErr w:type="gramEnd"/>
-      <w:r>
-        <w:t>接入 AI 的情况下，基础的世界观管理能力依然完整可用，确保 AI 始终处于</w:t>
+        <w:t>平台内所有 AI 相关功能（如矛盾检测、设定补全、关系网分析等）均设计为辅助型能力，采用上下文动态注入的方式，仅将当前编辑内容与必要的历史设定片段传入模型，避免上传用户完整数据。AI 生成的内容仅作为创作参考，最终审定与修改权完全保留在用户手中。系统不依赖云端服务进行核心功能运转，即使在不接入 AI 的情况下，基础的世界观管理能力依然完整可用，确保 AI 始终处于</w:t>
       </w:r>
       <w:r>
         <w:t>“</w:t>
@@ -2201,23 +2007,7 @@
           <w:b/>
           <w:bCs/>
         </w:rPr>
-        <w:t>严格合</w:t>
-      </w:r>
-      <w:proofErr w:type="gramStart"/>
-      <w:r>
-        <w:rPr>
-          <w:b/>
-          <w:bCs/>
-        </w:rPr>
-        <w:t>规</w:t>
-      </w:r>
-      <w:proofErr w:type="gramEnd"/>
-      <w:r>
-        <w:rPr>
-          <w:b/>
-          <w:bCs/>
-        </w:rPr>
-        <w:t>，安全可控</w:t>
+        <w:t>严格合规，安全可控</w:t>
       </w:r>
     </w:p>
     <w:p>
@@ -2243,23 +2033,7 @@
       </w:r>
       <w:r>
         <w:lastRenderedPageBreak/>
-        <w:t>至终不离开本地设备，AI 仅作为可选增强能力接入，且所有请求均由用户主动触发，内容生成过程可审计、可追溯。创作决策</w:t>
-      </w:r>
-      <w:proofErr w:type="gramStart"/>
-      <w:r>
-        <w:t>权始终</w:t>
-      </w:r>
-      <w:proofErr w:type="gramEnd"/>
-      <w:r>
-        <w:t>归于用户，AI 不参与</w:t>
-      </w:r>
-      <w:proofErr w:type="gramStart"/>
-      <w:r>
-        <w:t>最终内容</w:t>
-      </w:r>
-      <w:proofErr w:type="gramEnd"/>
-      <w:r>
-        <w:t>的强制输出，充分满足监管要求与企业级应用的安全标准。同时，系统支持离线使用能力，在无网络环境下依然可完成核心创作与管理任务，进一步增强了产品的自主可控能力。</w:t>
+        <w:t>至终不离开本地设备，AI 仅作为可选增强能力接入，且所有请求均由用户主动触发，内容生成过程可审计、可追溯。创作决策权始终归于用户，AI 不参与最终内容的强制输出，充分满足监管要求与企业级应用的安全标准。同时，系统支持离线使用能力，在无网络环境下依然可完成核心创作与管理任务，进一步增强了产品的自主可控能力。</w:t>
       </w:r>
     </w:p>
     <w:p>
@@ -2293,7 +2067,6 @@
         </w:rPr>
         <w:t xml:space="preserve">1.4 </w:t>
       </w:r>
-      <w:proofErr w:type="gramStart"/>
       <w:r>
         <w:rPr>
           <w:rFonts w:ascii="Segoe UI" w:hAnsi="Segoe UI" w:cs="Segoe UI"/>
@@ -2305,7 +2078,6 @@
         </w:rPr>
         <w:t>竞品分析</w:t>
       </w:r>
-      <w:proofErr w:type="gramEnd"/>
     </w:p>
     <w:p>
       <w:pPr>
@@ -2456,15 +2228,7 @@
         <w:t>图谱渲染</w:t>
       </w:r>
       <w:r>
-        <w:t>：支持同时展示不低于200个角色节点，</w:t>
-      </w:r>
-      <w:proofErr w:type="gramStart"/>
-      <w:r>
-        <w:t>交互无</w:t>
-      </w:r>
-      <w:proofErr w:type="gramEnd"/>
-      <w:r>
-        <w:t>卡顿。</w:t>
+        <w:t>：支持同时展示不低于200个角色节点，交互无卡顿。</w:t>
       </w:r>
     </w:p>
     <w:p>
@@ -2613,15 +2377,7 @@
         <w:jc w:val="left"/>
       </w:pPr>
       <w:r>
-        <w:t>流云AI通过对话式引导，帮助创作者将模糊的灵感逐步转化为结构清晰、逻辑自洽的世界观框架。系统围绕势力分布、魔法或科技体系、种族文化等关键维</w:t>
-      </w:r>
-      <w:proofErr w:type="gramStart"/>
-      <w:r>
-        <w:t>度展开</w:t>
-      </w:r>
-      <w:proofErr w:type="gramEnd"/>
-      <w:r>
-        <w:t>引导性提问，协助用户系统化地构建世界基础设定。AI在对话过程中自动梳理用户输入，识别潜在设定冲突并提示补充细节，使世界观的构建过程既有灵感引导，又不失逻辑严谨。</w:t>
+        <w:t>流云AI通过对话式引导，帮助创作者将模糊的灵感逐步转化为结构清晰、逻辑自洽的世界观框架。系统围绕势力分布、魔法或科技体系、种族文化等关键维度展开引导性提问，协助用户系统化地构建世界基础设定。AI在对话过程中自动梳理用户输入，识别潜在设定冲突并提示补充细节，使世界观的构建过程既有灵感引导，又不失逻辑严谨。</w:t>
       </w:r>
     </w:p>
     <w:p>
@@ -2649,15 +2405,7 @@
         <w:jc w:val="left"/>
       </w:pPr>
       <w:r>
-        <w:t>系统自动提取文本中出现的人物，利用AI分析人物之间的互动记录，生成动态关系图谱，直观</w:t>
-      </w:r>
-      <w:proofErr w:type="gramStart"/>
-      <w:r>
-        <w:t>呈现爱</w:t>
-      </w:r>
-      <w:proofErr w:type="gramEnd"/>
-      <w:r>
-        <w:t>恨情仇、隶属关系、同盟敌对等复杂关联。关系网支持节点拖拽、分组管理与关系类型自定义，兼顾自动生成的效率与手动调整的灵活性。用户可在创作过程中随时查看人物关系脉络，辅助把握叙事节奏与人物走向。</w:t>
+        <w:t>系统自动提取文本中出现的人物，利用AI分析人物之间的互动记录，生成动态关系图谱，直观呈现爱恨情仇、隶属关系、同盟敌对等复杂关联。关系网支持节点拖拽、分组管理与关系类型自定义，兼顾自动生成的效率与手动调整的灵活性。用户可在创作过程中随时查看人物关系脉络，辅助把握叙事节奏与人物走向。</w:t>
       </w:r>
     </w:p>
     <w:p>
@@ -2737,15 +2485,7 @@
         <w:t>”</w:t>
       </w:r>
       <w:r>
-        <w:t>等逻辑冲突。系统在创作过程中主动提示潜在问题，帮助用户在早期发现并修正矛盾，避免设定错误</w:t>
-      </w:r>
-      <w:proofErr w:type="gramStart"/>
-      <w:r>
-        <w:t>随创作</w:t>
-      </w:r>
-      <w:proofErr w:type="gramEnd"/>
-      <w:r>
-        <w:t>推进而不断累积，降低后期调整成本。</w:t>
+        <w:t>等逻辑冲突。系统在创作过程中主动提示潜在问题，帮助用户在早期发现并修正矛盾，避免设定错误随创作推进而不断累积，降低后期调整成本。</w:t>
       </w:r>
     </w:p>
     <w:p>
@@ -2775,23 +2515,7 @@
           <w:b/>
           <w:bCs/>
         </w:rPr>
-        <w:t>二、技术优势与合</w:t>
-      </w:r>
-      <w:proofErr w:type="gramStart"/>
-      <w:r>
-        <w:rPr>
-          <w:b/>
-          <w:bCs/>
-        </w:rPr>
-        <w:t>规</w:t>
-      </w:r>
-      <w:proofErr w:type="gramEnd"/>
-      <w:r>
-        <w:rPr>
-          <w:b/>
-          <w:bCs/>
-        </w:rPr>
-        <w:t>保障</w:t>
+        <w:t>二、技术优势与合规保障</w:t>
       </w:r>
     </w:p>
     <w:p>
@@ -2871,23 +2595,7 @@
         <w:jc w:val="left"/>
       </w:pPr>
       <w:r>
-        <w:t>平台内所有 AI 相关功能（如矛盾检测、设定补全、关系网分析等）均设计为辅助型能力，采用上下文动态注入的方式，仅将当前编辑内容与必要的历史设定片段传入模型，避免上</w:t>
-      </w:r>
-      <w:proofErr w:type="gramStart"/>
-      <w:r>
-        <w:t>传用户</w:t>
-      </w:r>
-      <w:proofErr w:type="gramEnd"/>
-      <w:r>
-        <w:t>完整数据。AI 生成的内容仅作为创作参考，最终审定与修改权完全保留在用户手中。系统不依赖云端服务进行核心功能运转，即使在</w:t>
-      </w:r>
-      <w:proofErr w:type="gramStart"/>
-      <w:r>
-        <w:t>不</w:t>
-      </w:r>
-      <w:proofErr w:type="gramEnd"/>
-      <w:r>
-        <w:t>接入 AI 的情况下，基础的世界观管理能力依然完整可用，确保 AI 始终处于</w:t>
+        <w:t>平台内所有 AI 相关功能（如矛盾检测、设定补全、关系网分析等）均设计为辅助型能力，采用上下文动态注入的方式，仅将当前编辑内容与必要的历史设定片段传入模型，避免上传用户完整数据。AI 生成的内容仅作为创作参考，最终审定与修改权完全保留在用户手中。系统不依赖云端服务进行核心功能运转，即使在不接入 AI 的情况下，基础的世界观管理能力依然完整可用，确保 AI 始终处于</w:t>
       </w:r>
       <w:r>
         <w:t>“</w:t>
@@ -2930,23 +2638,7 @@
           <w:b/>
           <w:bCs/>
         </w:rPr>
-        <w:t>严格合</w:t>
-      </w:r>
-      <w:proofErr w:type="gramStart"/>
-      <w:r>
-        <w:rPr>
-          <w:b/>
-          <w:bCs/>
-        </w:rPr>
-        <w:t>规</w:t>
-      </w:r>
-      <w:proofErr w:type="gramEnd"/>
-      <w:r>
-        <w:rPr>
-          <w:b/>
-          <w:bCs/>
-        </w:rPr>
-        <w:t>，安全可控</w:t>
+        <w:t>严格合规，安全可控</w:t>
       </w:r>
     </w:p>
     <w:p>
@@ -2968,23 +2660,7 @@
         <w:t>”</w:t>
       </w:r>
       <w:r>
-        <w:t>的原则要求。用户数据自始至终不离开本地设备，AI 仅作为可选增强能力接入，且所有请求均由用户主动触发，内容生成过程可审计、可追溯。创作决策</w:t>
-      </w:r>
-      <w:proofErr w:type="gramStart"/>
-      <w:r>
-        <w:t>权始终</w:t>
-      </w:r>
-      <w:proofErr w:type="gramEnd"/>
-      <w:r>
-        <w:t>归于用户，AI 不参与</w:t>
-      </w:r>
-      <w:proofErr w:type="gramStart"/>
-      <w:r>
-        <w:t>最终内容</w:t>
-      </w:r>
-      <w:proofErr w:type="gramEnd"/>
-      <w:r>
-        <w:t>的强制输出，充分满足监管要求与企业级应用的安全标准。同时，系统支持离线使用能力，在无网络环境下依然可完成核心创作与管理任务，进一步增强了产品的自主可控能力。</w:t>
+        <w:t>的原则要求。用户数据自始至终不离开本地设备，AI 仅作为可选增强能力接入，且所有请求均由用户主动触发，内容生成过程可审计、可追溯。创作决策权始终归于用户，AI 不参与最终内容的强制输出，充分满足监管要求与企业级应用的安全标准。同时，系统支持离线使用能力，在无网络环境下依然可完成核心创作与管理任务，进一步增强了产品的自主可控能力。</w:t>
       </w:r>
     </w:p>
     <w:p>
@@ -2994,13 +2670,7 @@
         <w:jc w:val="left"/>
       </w:pPr>
     </w:p>
-    <w:p>
-      <w:pPr>
-        <w:rPr>
-          <w:rFonts w:hint="eastAsia"/>
-        </w:rPr>
-      </w:pPr>
-    </w:p>
+    <w:p/>
     <w:p>
       <w:pPr>
         <w:rPr>
@@ -3069,7 +2739,7 @@
           <w:rFonts w:hint="eastAsia"/>
           <w:lang w:val="zh-CN"/>
         </w:rPr>
-        <w:t>AI功能采用**三层解耦架构**，为作品核心能力支撑层，与前端交互层、数据层协同，整体架构图（必加，文字描述如下）：</w:t>
+        <w:t>AI功能采用**三层解耦架构**，为作品核心能力支撑层，与前端交互层、数据层协同，整体架构图</w:t>
       </w:r>
     </w:p>
     <w:p>
@@ -3083,23 +2753,7 @@
           <w:rFonts w:hint="eastAsia"/>
           <w:lang w:val="zh-CN"/>
         </w:rPr>
-        <w:t>自上而下分为**门面调度层、插件映射层、会话执行层**，层间单向调用、解耦设计，支持</w:t>
-      </w:r>
-      <w:proofErr w:type="gramStart"/>
-      <w:r>
-        <w:rPr>
-          <w:rFonts w:hint="eastAsia"/>
-          <w:lang w:val="zh-CN"/>
-        </w:rPr>
-        <w:t>插件热更</w:t>
-      </w:r>
-      <w:proofErr w:type="gramEnd"/>
-      <w:r>
-        <w:rPr>
-          <w:rFonts w:hint="eastAsia"/>
-          <w:lang w:val="zh-CN"/>
-        </w:rPr>
-        <w:t>、多模型动态切换。</w:t>
+        <w:t>自上而下分为**门面调度层、插件映射层、会话执行层**，层间单向调用、解耦设计，支持插件热更、多模型动态切换。</w:t>
       </w:r>
     </w:p>
     <w:p>
@@ -3417,17 +3071,22 @@
           <w:rFonts w:hint="eastAsia"/>
           <w:lang w:val="zh-CN"/>
         </w:rPr>
-        <w:t>1. WASM插件</w:t>
-      </w:r>
-      <w:proofErr w:type="gramStart"/>
+        <w:t>1. WASM插件实例池化机制</w:t>
+      </w:r>
+    </w:p>
+    <w:p>
+      <w:pPr>
+        <w:rPr>
+          <w:lang w:val="zh-CN"/>
+        </w:rPr>
+      </w:pPr>
       <w:r>
         <w:rPr>
           <w:rFonts w:hint="eastAsia"/>
           <w:lang w:val="zh-CN"/>
         </w:rPr>
-        <w:t>实例池化机制</w:t>
-      </w:r>
-      <w:proofErr w:type="gramEnd"/>
+        <w:t xml:space="preserve">    痛点：WASM运行时无线程安全约束，多会话调用串行阻塞；</w:t>
+      </w:r>
     </w:p>
     <w:p>
       <w:pPr>
@@ -3440,8 +3099,15 @@
           <w:rFonts w:hint="eastAsia"/>
           <w:lang w:val="zh-CN"/>
         </w:rPr>
-        <w:t xml:space="preserve">    痛点：WASM运行时无线程安全约束，多会话调用串行阻塞；</w:t>
-      </w:r>
+        <w:t xml:space="preserve">    方案：分离Module编译产物与Store运行时，构建实例池实现复用，预编译缓存将加载耗时从100ms降至1-5ms，支持多会话并行调用。</w:t>
+      </w:r>
+    </w:p>
+    <w:p>
+      <w:pPr>
+        <w:rPr>
+          <w:lang w:val="zh-CN"/>
+        </w:rPr>
+      </w:pPr>
     </w:p>
     <w:p>
       <w:pPr>
@@ -3454,23 +3120,36 @@
           <w:rFonts w:hint="eastAsia"/>
           <w:lang w:val="zh-CN"/>
         </w:rPr>
-        <w:t xml:space="preserve">    方案：分离Module编译产物与Store运行时，构建实例</w:t>
-      </w:r>
-      <w:proofErr w:type="gramStart"/>
+        <w:lastRenderedPageBreak/>
+        <w:t>2. 工具调用并发安全设计</w:t>
+      </w:r>
+    </w:p>
+    <w:p>
+      <w:pPr>
+        <w:rPr>
+          <w:lang w:val="zh-CN"/>
+        </w:rPr>
+      </w:pPr>
       <w:r>
         <w:rPr>
           <w:rFonts w:hint="eastAsia"/>
           <w:lang w:val="zh-CN"/>
         </w:rPr>
-        <w:t>池实现</w:t>
-      </w:r>
-      <w:proofErr w:type="gramEnd"/>
+        <w:t xml:space="preserve">    痛点：多会话并发调用AI工具易引发全局互斥；</w:t>
+      </w:r>
+    </w:p>
+    <w:p>
+      <w:pPr>
+        <w:rPr>
+          <w:lang w:val="zh-CN"/>
+        </w:rPr>
+      </w:pPr>
       <w:r>
         <w:rPr>
           <w:rFonts w:hint="eastAsia"/>
           <w:lang w:val="zh-CN"/>
         </w:rPr>
-        <w:t>复用，预编译缓存将加载耗时从100ms降至1-5ms，支持多会话并行调用。</w:t>
+        <w:t xml:space="preserve">    方案：基于`Arc&lt;Mutex&lt;T&gt;&gt;`封装工具状态，按类型索引隔离锁竞争，配置会话工具白名单，实现权限隔离+超时防护，保障高并发安全。</w:t>
       </w:r>
     </w:p>
     <w:p>
@@ -3491,8 +3170,7 @@
           <w:rFonts w:hint="eastAsia"/>
           <w:lang w:val="zh-CN"/>
         </w:rPr>
-        <w:lastRenderedPageBreak/>
-        <w:t>2. 工具调用并发安全设计</w:t>
+        <w:t>3. 非结构化文档分层导入</w:t>
       </w:r>
     </w:p>
     <w:p>
@@ -3506,88 +3184,7 @@
           <w:rFonts w:hint="eastAsia"/>
           <w:lang w:val="zh-CN"/>
         </w:rPr>
-        <w:t xml:space="preserve">    痛点：多会话并发调用AI工具易引发全局互斥；</w:t>
-      </w:r>
-    </w:p>
-    <w:p>
-      <w:pPr>
-        <w:rPr>
-          <w:lang w:val="zh-CN"/>
-        </w:rPr>
-      </w:pPr>
-      <w:r>
-        <w:rPr>
-          <w:rFonts w:hint="eastAsia"/>
-          <w:lang w:val="zh-CN"/>
-        </w:rPr>
-        <w:t xml:space="preserve">    方案：</w:t>
-      </w:r>
-      <w:proofErr w:type="gramStart"/>
-      <w:r>
-        <w:rPr>
-          <w:rFonts w:hint="eastAsia"/>
-          <w:lang w:val="zh-CN"/>
-        </w:rPr>
-        <w:t>基于`</w:t>
-      </w:r>
-      <w:proofErr w:type="gramEnd"/>
-      <w:r>
-        <w:rPr>
-          <w:rFonts w:hint="eastAsia"/>
-          <w:lang w:val="zh-CN"/>
-        </w:rPr>
-        <w:t>Arc&lt;Mutex&lt;T&gt;&gt;`封装工具状态，按类型索引隔离锁竞争，配置会话工具白名单，实现权限隔离+超时防护，保障高并发安全。</w:t>
-      </w:r>
-    </w:p>
-    <w:p>
-      <w:pPr>
-        <w:rPr>
-          <w:lang w:val="zh-CN"/>
-        </w:rPr>
-      </w:pPr>
-    </w:p>
-    <w:p>
-      <w:pPr>
-        <w:rPr>
-          <w:lang w:val="zh-CN"/>
-        </w:rPr>
-      </w:pPr>
-      <w:r>
-        <w:rPr>
-          <w:rFonts w:hint="eastAsia"/>
-          <w:lang w:val="zh-CN"/>
-        </w:rPr>
-        <w:t>3. 非结构化文档分层导入</w:t>
-      </w:r>
-    </w:p>
-    <w:p>
-      <w:pPr>
-        <w:rPr>
-          <w:lang w:val="zh-CN"/>
-        </w:rPr>
-      </w:pPr>
-      <w:r>
-        <w:rPr>
-          <w:rFonts w:hint="eastAsia"/>
-          <w:lang w:val="zh-CN"/>
-        </w:rPr>
-        <w:t xml:space="preserve">    痛点：创作者</w:t>
-      </w:r>
-      <w:proofErr w:type="gramStart"/>
-      <w:r>
-        <w:rPr>
-          <w:rFonts w:hint="eastAsia"/>
-          <w:lang w:val="zh-CN"/>
-        </w:rPr>
-        <w:t>万字级世界观</w:t>
-      </w:r>
-      <w:proofErr w:type="gramEnd"/>
-      <w:r>
-        <w:rPr>
-          <w:rFonts w:hint="eastAsia"/>
-          <w:lang w:val="zh-CN"/>
-        </w:rPr>
-        <w:t>文档AI处理成本高、超模型上下文窗口；</w:t>
+        <w:t xml:space="preserve">    痛点：创作者万字级世界观文档AI处理成本高、超模型上下文窗口；</w:t>
       </w:r>
     </w:p>
     <w:p>
@@ -3718,7 +3315,7 @@
         </w:numPr>
         <w:ind w:firstLineChars="0"/>
         <w:rPr>
-          <w:rFonts w:ascii="Segoe UI" w:hAnsi="Segoe UI" w:cs="Segoe UI" w:hint="eastAsia"/>
+          <w:rFonts w:ascii="Segoe UI" w:hAnsi="Segoe UI" w:cs="Segoe UI"/>
           <w:b/>
           <w:bCs/>
           <w:color w:val="0F1115"/>
@@ -3850,21 +3447,12 @@
       <w:r>
         <w:t> </w:t>
       </w:r>
-      <w:proofErr w:type="gramStart"/>
-      <w:r>
-        <w:rPr>
-          <w:b/>
-          <w:bCs/>
-        </w:rPr>
-        <w:t>插件化本地</w:t>
-      </w:r>
-      <w:proofErr w:type="gramEnd"/>
-      <w:r>
-        <w:rPr>
-          <w:b/>
-          <w:bCs/>
-        </w:rPr>
-        <w:t>优先架构</w:t>
+      <w:r>
+        <w:rPr>
+          <w:b/>
+          <w:bCs/>
+        </w:rPr>
+        <w:t>插件化本地优先架构</w:t>
       </w:r>
       <w:r>
         <w:t>，针对上述需求进行以下选型：</w:t>
@@ -3904,15 +3492,7 @@
         <w:t>–</w:t>
       </w:r>
       <w:r>
-        <w:t>10 MB），内存占用低，启动速度快，完全满足桌面</w:t>
-      </w:r>
-      <w:proofErr w:type="gramStart"/>
-      <w:r>
-        <w:t>端创作</w:t>
-      </w:r>
-      <w:proofErr w:type="gramEnd"/>
-      <w:r>
-        <w:t>工具的性能要求。</w:t>
+        <w:t>10 MB），内存占用低，启动速度快，完全满足桌面端创作工具的性能要求。</w:t>
       </w:r>
     </w:p>
     <w:p>
@@ -3980,15 +3560,7 @@
         <w:t>优点</w:t>
       </w:r>
       <w:r>
-        <w:t>：内存安全、零成本抽象，高效处理大量设定数据的读写、序列化及 AI 工具调用，保证长时间运行稳定</w:t>
-      </w:r>
-      <w:proofErr w:type="gramStart"/>
-      <w:r>
-        <w:t>不</w:t>
-      </w:r>
-      <w:proofErr w:type="gramEnd"/>
-      <w:r>
-        <w:t>崩溃。</w:t>
+        <w:t>：内存安全、零成本抽象，高效处理大量设定数据的读写、序列化及 AI 工具调用，保证长时间运行稳定不崩溃。</w:t>
       </w:r>
     </w:p>
     <w:p>
@@ -4020,15 +3592,7 @@
         <w:t>优点</w:t>
       </w:r>
       <w:r>
-        <w:t xml:space="preserve">：支持多世界观、实体分类等结构化存储，25 万条数据下毫秒级响应；FTS5 + trigram 实现中文全文检索，搜索性能提升约 22 </w:t>
-      </w:r>
-      <w:proofErr w:type="gramStart"/>
-      <w:r>
-        <w:t>倍</w:t>
-      </w:r>
-      <w:proofErr w:type="gramEnd"/>
-      <w:r>
-        <w:t>，且完全本地运行，无需额外部署。</w:t>
+        <w:t>：支持多世界观、实体分类等结构化存储，25 万条数据下毫秒级响应；FTS5 + trigram 实现中文全文检索，搜索性能提升约 22 倍，且完全本地运行，无需额外部署。</w:t>
       </w:r>
     </w:p>
     <w:p>
@@ -4044,23 +3608,7 @@
           <w:b/>
           <w:bCs/>
         </w:rPr>
-        <w:t>4. AI 与</w:t>
-      </w:r>
-      <w:proofErr w:type="gramStart"/>
-      <w:r>
-        <w:rPr>
-          <w:b/>
-          <w:bCs/>
-        </w:rPr>
-        <w:t>插件化</w:t>
-      </w:r>
-      <w:proofErr w:type="gramEnd"/>
-      <w:r>
-        <w:rPr>
-          <w:b/>
-          <w:bCs/>
-        </w:rPr>
-        <w:t>架构</w:t>
+        <w:t>4. AI 与插件化架构</w:t>
       </w:r>
     </w:p>
     <w:p>
@@ -4082,21 +3630,12 @@
       <w:pPr>
         <w:ind w:left="360"/>
       </w:pPr>
-      <w:proofErr w:type="gramStart"/>
-      <w:r>
-        <w:rPr>
-          <w:b/>
-          <w:bCs/>
-        </w:rPr>
-        <w:t>插件化</w:t>
-      </w:r>
-      <w:proofErr w:type="gramEnd"/>
-      <w:r>
-        <w:rPr>
-          <w:b/>
-          <w:bCs/>
-        </w:rPr>
-        <w:t>设计</w:t>
+      <w:r>
+        <w:rPr>
+          <w:b/>
+          <w:bCs/>
+        </w:rPr>
+        <w:t>插件化设计</w:t>
       </w:r>
       <w:r>
         <w:t>：矛盾检测、OC 聊天等 AI 功能以独立插件注册，支持热插拔与扩展。</w:t>
@@ -4120,17 +3659,8 @@
           <w:b/>
           <w:bCs/>
         </w:rPr>
-        <w:t>安全与合</w:t>
-      </w:r>
-      <w:proofErr w:type="gramStart"/>
-      <w:r>
-        <w:rPr>
-          <w:b/>
-          <w:bCs/>
-        </w:rPr>
-        <w:t>规</w:t>
-      </w:r>
-      <w:proofErr w:type="gramEnd"/>
+        <w:t>安全与合规</w:t>
+      </w:r>
     </w:p>
     <w:p>
       <w:pPr>
@@ -4153,9 +3683,6 @@
       <w:pPr>
         <w:pStyle w:val="ad"/>
         <w:ind w:left="210"/>
-        <w:rPr>
-          <w:rFonts w:hint="eastAsia"/>
-        </w:rPr>
       </w:pPr>
     </w:p>
     <w:p>
@@ -4214,31 +3741,7 @@
         <w:t>数据规模</w:t>
       </w:r>
       <w:r>
-        <w:t xml:space="preserve">：50 </w:t>
-      </w:r>
-      <w:proofErr w:type="gramStart"/>
-      <w:r>
-        <w:t>个</w:t>
-      </w:r>
-      <w:proofErr w:type="gramEnd"/>
-      <w:r>
-        <w:t>项目，</w:t>
-      </w:r>
-      <w:proofErr w:type="gramStart"/>
-      <w:r>
-        <w:t>每项目</w:t>
-      </w:r>
-      <w:proofErr w:type="gramEnd"/>
-      <w:r>
-        <w:t xml:space="preserve"> 500 条词条，共计 25,000 条词条；每条词条包含 15 </w:t>
-      </w:r>
-      <w:proofErr w:type="gramStart"/>
-      <w:r>
-        <w:t>个</w:t>
-      </w:r>
-      <w:proofErr w:type="gramEnd"/>
-      <w:r>
-        <w:t>标签与 3 张图片元数据</w:t>
+        <w:t>：50 个项目，每项目 500 条词条，共计 25,000 条词条；每条词条包含 15 个标签与 3 张图片元数据</w:t>
       </w:r>
     </w:p>
     <w:p>
@@ -4295,23 +3798,7 @@
         <w:t>驱动</w:t>
       </w:r>
       <w:r>
-        <w:t>：</w:t>
-      </w:r>
-      <w:proofErr w:type="spellStart"/>
-      <w:r>
-        <w:t>sqlx</w:t>
-      </w:r>
-      <w:proofErr w:type="spellEnd"/>
-      <w:r>
-        <w:t xml:space="preserve"> 0.8（运行时查询，</w:t>
-      </w:r>
-      <w:proofErr w:type="gramStart"/>
-      <w:r>
-        <w:t>非宏模式</w:t>
-      </w:r>
-      <w:proofErr w:type="gramEnd"/>
-      <w:r>
-        <w:t>）</w:t>
+        <w:t>：sqlx 0.8（运行时查询，非宏模式）</w:t>
       </w:r>
     </w:p>
     <w:p>
@@ -4499,15 +3986,7 @@
               </w:rPr>
             </w:pPr>
             <w:r>
-              <w:t xml:space="preserve">3.82 </w:t>
-            </w:r>
-            <w:proofErr w:type="spellStart"/>
-            <w:r>
-              <w:t>ms</w:t>
-            </w:r>
-            <w:proofErr w:type="spellEnd"/>
-            <w:r>
-              <w:t>/条</w:t>
+              <w:t>3.82 ms/条</w:t>
             </w:r>
           </w:p>
         </w:tc>
@@ -4523,15 +4002,7 @@
               </w:rPr>
             </w:pPr>
             <w:r>
-              <w:t xml:space="preserve">0.73 </w:t>
-            </w:r>
-            <w:proofErr w:type="spellStart"/>
-            <w:r>
-              <w:t>ms</w:t>
-            </w:r>
-            <w:proofErr w:type="spellEnd"/>
-            <w:r>
-              <w:t>/条</w:t>
+              <w:t>0.73 ms/条</w:t>
             </w:r>
           </w:p>
         </w:tc>
@@ -4551,17 +4022,8 @@
                 <w:b/>
                 <w:bCs/>
               </w:rPr>
-              <w:t xml:space="preserve">约 5.2 </w:t>
-            </w:r>
-            <w:proofErr w:type="gramStart"/>
-            <w:r>
-              <w:rPr>
-                <w:b/>
-                <w:bCs/>
-              </w:rPr>
-              <w:t>倍</w:t>
-            </w:r>
-            <w:proofErr w:type="gramEnd"/>
+              <w:t>约 5.2 倍</w:t>
+            </w:r>
           </w:p>
         </w:tc>
       </w:tr>
@@ -4578,11 +4040,9 @@
             <w:pPr>
               <w:jc w:val="center"/>
             </w:pPr>
-            <w:proofErr w:type="spellStart"/>
             <w:r>
               <w:t>list_entries</w:t>
             </w:r>
-            <w:proofErr w:type="spellEnd"/>
             <w:r>
               <w:t> </w:t>
             </w:r>
@@ -4600,15 +4060,7 @@
               <w:jc w:val="center"/>
             </w:pPr>
             <w:r>
-              <w:t xml:space="preserve">11.7 </w:t>
-            </w:r>
-            <w:proofErr w:type="spellStart"/>
-            <w:r>
-              <w:t>ms</w:t>
-            </w:r>
-            <w:proofErr w:type="spellEnd"/>
-            <w:r>
-              <w:t>/次</w:t>
+              <w:t>11.7 ms/次</w:t>
             </w:r>
           </w:p>
         </w:tc>
@@ -4621,15 +4073,7 @@
               <w:jc w:val="center"/>
             </w:pPr>
             <w:r>
-              <w:t xml:space="preserve">3.7 </w:t>
-            </w:r>
-            <w:proofErr w:type="spellStart"/>
-            <w:r>
-              <w:t>ms</w:t>
-            </w:r>
-            <w:proofErr w:type="spellEnd"/>
-            <w:r>
-              <w:t>/次</w:t>
+              <w:t>3.7 ms/次</w:t>
             </w:r>
           </w:p>
         </w:tc>
@@ -4646,17 +4090,8 @@
                 <w:b/>
                 <w:bCs/>
               </w:rPr>
-              <w:t xml:space="preserve">约 3.2 </w:t>
-            </w:r>
-            <w:proofErr w:type="gramStart"/>
-            <w:r>
-              <w:rPr>
-                <w:b/>
-                <w:bCs/>
-              </w:rPr>
-              <w:t>倍</w:t>
-            </w:r>
-            <w:proofErr w:type="gramEnd"/>
+              <w:t>约 3.2 倍</w:t>
+            </w:r>
           </w:p>
         </w:tc>
       </w:tr>
@@ -4672,11 +4107,9 @@
             <w:pPr>
               <w:jc w:val="center"/>
             </w:pPr>
-            <w:proofErr w:type="spellStart"/>
             <w:r>
               <w:t>list_entries</w:t>
             </w:r>
-            <w:proofErr w:type="spellEnd"/>
             <w:r>
               <w:t> </w:t>
             </w:r>
@@ -4694,15 +4127,7 @@
               <w:jc w:val="center"/>
             </w:pPr>
             <w:r>
-              <w:t xml:space="preserve">2.9 </w:t>
-            </w:r>
-            <w:proofErr w:type="spellStart"/>
-            <w:r>
-              <w:t>ms</w:t>
-            </w:r>
-            <w:proofErr w:type="spellEnd"/>
-            <w:r>
-              <w:t>/次</w:t>
+              <w:t>2.9 ms/次</w:t>
             </w:r>
           </w:p>
         </w:tc>
@@ -4715,15 +4140,7 @@
               <w:jc w:val="center"/>
             </w:pPr>
             <w:r>
-              <w:t xml:space="preserve">0.6 </w:t>
-            </w:r>
-            <w:proofErr w:type="spellStart"/>
-            <w:r>
-              <w:t>ms</w:t>
-            </w:r>
-            <w:proofErr w:type="spellEnd"/>
-            <w:r>
-              <w:t>/次</w:t>
+              <w:t>0.6 ms/次</w:t>
             </w:r>
           </w:p>
         </w:tc>
@@ -4740,17 +4157,8 @@
                 <w:b/>
                 <w:bCs/>
               </w:rPr>
-              <w:t xml:space="preserve">约 4.8 </w:t>
-            </w:r>
-            <w:proofErr w:type="gramStart"/>
-            <w:r>
-              <w:rPr>
-                <w:b/>
-                <w:bCs/>
-              </w:rPr>
-              <w:t>倍</w:t>
-            </w:r>
-            <w:proofErr w:type="gramEnd"/>
+              <w:t>约 4.8 倍</w:t>
+            </w:r>
           </w:p>
         </w:tc>
       </w:tr>
@@ -4780,15 +4188,7 @@
               <w:jc w:val="center"/>
             </w:pPr>
             <w:r>
-              <w:t xml:space="preserve">43 </w:t>
-            </w:r>
-            <w:proofErr w:type="spellStart"/>
-            <w:r>
-              <w:t>ms</w:t>
-            </w:r>
-            <w:proofErr w:type="spellEnd"/>
-            <w:r>
-              <w:t>/次</w:t>
+              <w:t>43 ms/次</w:t>
             </w:r>
           </w:p>
         </w:tc>
@@ -4801,15 +4201,7 @@
               <w:jc w:val="center"/>
             </w:pPr>
             <w:r>
-              <w:t xml:space="preserve">1.9 </w:t>
-            </w:r>
-            <w:proofErr w:type="spellStart"/>
-            <w:r>
-              <w:t>ms</w:t>
-            </w:r>
-            <w:proofErr w:type="spellEnd"/>
-            <w:r>
-              <w:t>/次</w:t>
+              <w:t>1.9 ms/次</w:t>
             </w:r>
           </w:p>
         </w:tc>
@@ -4826,17 +4218,8 @@
                 <w:b/>
                 <w:bCs/>
               </w:rPr>
-              <w:t xml:space="preserve">约 22 </w:t>
-            </w:r>
-            <w:proofErr w:type="gramStart"/>
-            <w:r>
-              <w:rPr>
-                <w:b/>
-                <w:bCs/>
-              </w:rPr>
-              <w:t>倍</w:t>
-            </w:r>
-            <w:proofErr w:type="gramEnd"/>
+              <w:t>约 22 倍</w:t>
+            </w:r>
           </w:p>
         </w:tc>
       </w:tr>
@@ -4866,15 +4249,7 @@
               <w:jc w:val="center"/>
             </w:pPr>
             <w:r>
-              <w:t xml:space="preserve">0.02 </w:t>
-            </w:r>
-            <w:proofErr w:type="spellStart"/>
-            <w:r>
-              <w:t>ms</w:t>
-            </w:r>
-            <w:proofErr w:type="spellEnd"/>
-            <w:r>
-              <w:t>/次</w:t>
+              <w:t>0.02 ms/次</w:t>
             </w:r>
           </w:p>
         </w:tc>
@@ -4887,15 +4262,7 @@
               <w:jc w:val="center"/>
             </w:pPr>
             <w:r>
-              <w:t xml:space="preserve">0.3 </w:t>
-            </w:r>
-            <w:proofErr w:type="spellStart"/>
-            <w:r>
-              <w:t>ms</w:t>
-            </w:r>
-            <w:proofErr w:type="spellEnd"/>
-            <w:r>
-              <w:t>/次</w:t>
+              <w:t>0.3 ms/次</w:t>
             </w:r>
           </w:p>
         </w:tc>
@@ -4925,11 +4292,9 @@
             <w:pPr>
               <w:jc w:val="center"/>
             </w:pPr>
-            <w:proofErr w:type="spellStart"/>
             <w:r>
               <w:t>get_entry</w:t>
             </w:r>
-            <w:proofErr w:type="spellEnd"/>
             <w:r>
               <w:t> </w:t>
             </w:r>
@@ -4947,15 +4312,7 @@
               <w:jc w:val="center"/>
             </w:pPr>
             <w:r>
-              <w:t xml:space="preserve">0.2 </w:t>
-            </w:r>
-            <w:proofErr w:type="spellStart"/>
-            <w:r>
-              <w:t>ms</w:t>
-            </w:r>
-            <w:proofErr w:type="spellEnd"/>
-            <w:r>
-              <w:t>/次</w:t>
+              <w:t>0.2 ms/次</w:t>
             </w:r>
           </w:p>
         </w:tc>
@@ -4968,15 +4325,7 @@
               <w:jc w:val="center"/>
             </w:pPr>
             <w:r>
-              <w:t xml:space="preserve">0.1 </w:t>
-            </w:r>
-            <w:proofErr w:type="spellStart"/>
-            <w:r>
-              <w:t>ms</w:t>
-            </w:r>
-            <w:proofErr w:type="spellEnd"/>
-            <w:r>
-              <w:t>/次</w:t>
+              <w:t>0.1 ms/次</w:t>
             </w:r>
           </w:p>
         </w:tc>
@@ -5061,15 +4410,7 @@
         <w:t> </w:t>
       </w:r>
       <w:r>
-        <w:t>synchronous = NORMAL，配合批量事务提交（</w:t>
-      </w:r>
-      <w:proofErr w:type="gramStart"/>
-      <w:r>
-        <w:t>每项目</w:t>
-      </w:r>
-      <w:proofErr w:type="gramEnd"/>
-      <w:r>
-        <w:t xml:space="preserve"> 500 条词条合为一次事务）。</w:t>
+        <w:t>synchronous = NORMAL，配合批量事务提交（每项目 500 条词条合为一次事务）。</w:t>
       </w:r>
     </w:p>
     <w:p>
@@ -5089,40 +4430,15 @@
         <w:t>结果</w:t>
       </w:r>
       <w:r>
-        <w:t xml:space="preserve">：写入速度由 3.82 </w:t>
-      </w:r>
-      <w:proofErr w:type="spellStart"/>
-      <w:r>
-        <w:t>ms</w:t>
-      </w:r>
-      <w:proofErr w:type="spellEnd"/>
-      <w:r>
-        <w:t xml:space="preserve">/条降至 0.73 </w:t>
-      </w:r>
-      <w:proofErr w:type="spellStart"/>
-      <w:r>
-        <w:t>ms</w:t>
-      </w:r>
-      <w:proofErr w:type="spellEnd"/>
-      <w:r>
-        <w:t>/条，</w:t>
-      </w:r>
-      <w:r>
-        <w:rPr>
-          <w:b/>
-          <w:bCs/>
-        </w:rPr>
-        <w:t xml:space="preserve">提升约 5.2 </w:t>
-      </w:r>
-      <w:proofErr w:type="gramStart"/>
-      <w:r>
-        <w:rPr>
-          <w:b/>
-          <w:bCs/>
-        </w:rPr>
-        <w:t>倍</w:t>
-      </w:r>
-      <w:proofErr w:type="gramEnd"/>
+        <w:t>：写入速度由 3.82 ms/条降至 0.73 ms/条，</w:t>
+      </w:r>
+      <w:r>
+        <w:rPr>
+          <w:b/>
+          <w:bCs/>
+        </w:rPr>
+        <w:t>提升约 5.2 倍</w:t>
+      </w:r>
       <w:r>
         <w:t>。</w:t>
       </w:r>
@@ -5166,11 +4482,9 @@
       <w:r>
         <w:t> </w:t>
       </w:r>
-      <w:proofErr w:type="spellStart"/>
       <w:r>
         <w:t>EntryBrief</w:t>
       </w:r>
-      <w:proofErr w:type="spellEnd"/>
       <w:r>
         <w:t> </w:t>
       </w:r>
@@ -5180,11 +4494,9 @@
       <w:r>
         <w:t> </w:t>
       </w:r>
-      <w:proofErr w:type="spellStart"/>
       <w:r>
         <w:t>cover_path</w:t>
       </w:r>
-      <w:proofErr w:type="spellEnd"/>
       <w:r>
         <w:t> </w:t>
       </w:r>
@@ -5209,75 +4521,25 @@
         <w:t>结果</w:t>
       </w:r>
       <w:r>
-        <w:t xml:space="preserve">：全量列表查询耗时从 11.7 </w:t>
-      </w:r>
-      <w:proofErr w:type="spellStart"/>
-      <w:r>
-        <w:t>ms</w:t>
-      </w:r>
-      <w:proofErr w:type="spellEnd"/>
-      <w:r>
-        <w:t xml:space="preserve"> 降至 3.7 </w:t>
-      </w:r>
-      <w:proofErr w:type="spellStart"/>
-      <w:r>
-        <w:t>ms</w:t>
-      </w:r>
-      <w:proofErr w:type="spellEnd"/>
-      <w:r>
-        <w:t>，</w:t>
-      </w:r>
-      <w:r>
-        <w:rPr>
-          <w:b/>
-          <w:bCs/>
-        </w:rPr>
-        <w:t xml:space="preserve">提升约 3.2 </w:t>
-      </w:r>
-      <w:proofErr w:type="gramStart"/>
-      <w:r>
-        <w:rPr>
-          <w:b/>
-          <w:bCs/>
-        </w:rPr>
-        <w:t>倍</w:t>
-      </w:r>
-      <w:proofErr w:type="gramEnd"/>
-      <w:r>
-        <w:t xml:space="preserve">；分类筛选列表耗时从 2.9 </w:t>
-      </w:r>
-      <w:proofErr w:type="spellStart"/>
-      <w:r>
-        <w:t>ms</w:t>
-      </w:r>
-      <w:proofErr w:type="spellEnd"/>
-      <w:r>
-        <w:t xml:space="preserve"> 降至 0.6 </w:t>
-      </w:r>
-      <w:proofErr w:type="spellStart"/>
-      <w:r>
-        <w:t>ms</w:t>
-      </w:r>
-      <w:proofErr w:type="spellEnd"/>
-      <w:r>
-        <w:t>，</w:t>
-      </w:r>
-      <w:r>
-        <w:rPr>
-          <w:b/>
-          <w:bCs/>
-        </w:rPr>
-        <w:t xml:space="preserve">提升约 4.8 </w:t>
-      </w:r>
-      <w:proofErr w:type="gramStart"/>
-      <w:r>
-        <w:rPr>
-          <w:b/>
-          <w:bCs/>
-        </w:rPr>
-        <w:t>倍</w:t>
-      </w:r>
-      <w:proofErr w:type="gramEnd"/>
+        <w:t>：全量列表查询耗时从 11.7 ms 降至 3.7 ms，</w:t>
+      </w:r>
+      <w:r>
+        <w:rPr>
+          <w:b/>
+          <w:bCs/>
+        </w:rPr>
+        <w:t>提升约 3.2 倍</w:t>
+      </w:r>
+      <w:r>
+        <w:t>；分类筛选列表耗时从 2.9 ms 降至 0.6 ms，</w:t>
+      </w:r>
+      <w:r>
+        <w:rPr>
+          <w:b/>
+          <w:bCs/>
+        </w:rPr>
+        <w:t>提升约 4.8 倍</w:t>
+      </w:r>
       <w:r>
         <w:t>。</w:t>
       </w:r>
@@ -5336,16 +4598,11 @@
       <w:r>
         <w:t>LIKE '%keyword%'</w:t>
       </w:r>
-      <w:proofErr w:type="gramStart"/>
       <w:r>
         <w:t> </w:t>
       </w:r>
       <w:r>
-        <w:t>全表扫描</w:t>
-      </w:r>
-      <w:proofErr w:type="gramEnd"/>
-      <w:r>
-        <w:t>。</w:t>
+        <w:t>全表扫描。</w:t>
       </w:r>
     </w:p>
     <w:p>
@@ -5365,58 +4622,17 @@
         <w:t>结果</w:t>
       </w:r>
       <w:r>
-        <w:t xml:space="preserve">：搜索命中耗时由 43 </w:t>
-      </w:r>
-      <w:proofErr w:type="spellStart"/>
-      <w:r>
-        <w:t>ms</w:t>
-      </w:r>
-      <w:proofErr w:type="spellEnd"/>
-      <w:r>
-        <w:t xml:space="preserve"> 降至 1.9 </w:t>
-      </w:r>
-      <w:proofErr w:type="spellStart"/>
-      <w:r>
-        <w:t>ms</w:t>
-      </w:r>
-      <w:proofErr w:type="spellEnd"/>
-      <w:r>
-        <w:t>，</w:t>
-      </w:r>
-      <w:r>
-        <w:rPr>
-          <w:b/>
-          <w:bCs/>
-        </w:rPr>
-        <w:t xml:space="preserve">提升约 22 </w:t>
-      </w:r>
-      <w:proofErr w:type="gramStart"/>
-      <w:r>
-        <w:rPr>
-          <w:b/>
-          <w:bCs/>
-        </w:rPr>
-        <w:t>倍</w:t>
-      </w:r>
-      <w:proofErr w:type="gramEnd"/>
-      <w:r>
-        <w:t xml:space="preserve">；搜索未命中耗时由 0.02 </w:t>
-      </w:r>
-      <w:proofErr w:type="spellStart"/>
-      <w:r>
-        <w:t>ms</w:t>
-      </w:r>
-      <w:proofErr w:type="spellEnd"/>
-      <w:r>
-        <w:t xml:space="preserve"> 增至 0.3 </w:t>
-      </w:r>
-      <w:proofErr w:type="spellStart"/>
-      <w:r>
-        <w:t>ms</w:t>
-      </w:r>
-      <w:proofErr w:type="spellEnd"/>
-      <w:r>
-        <w:t>，但仍远低于用户感知阈值。</w:t>
+        <w:t>：搜索命中耗时由 43 ms 降至 1.9 ms，</w:t>
+      </w:r>
+      <w:r>
+        <w:rPr>
+          <w:b/>
+          <w:bCs/>
+        </w:rPr>
+        <w:t>提升约 22 倍</w:t>
+      </w:r>
+      <w:r>
+        <w:t>；搜索未命中耗时由 0.02 ms 增至 0.3 ms，但仍远低于用户感知阈值。</w:t>
       </w:r>
     </w:p>
     <w:p>
@@ -5433,23 +4649,7 @@
           <w:b/>
           <w:bCs/>
         </w:rPr>
-        <w:t>4. 内存</w:t>
-      </w:r>
-      <w:proofErr w:type="gramStart"/>
-      <w:r>
-        <w:rPr>
-          <w:b/>
-          <w:bCs/>
-        </w:rPr>
-        <w:t>配置自</w:t>
-      </w:r>
-      <w:proofErr w:type="gramEnd"/>
-      <w:r>
-        <w:rPr>
-          <w:b/>
-          <w:bCs/>
-        </w:rPr>
-        <w:t>适应</w:t>
+        <w:t>4. 内存配置自适应</w:t>
       </w:r>
     </w:p>
     <w:p>
@@ -5474,19 +4674,9 @@
       <w:r>
         <w:t> </w:t>
       </w:r>
-      <w:proofErr w:type="spellStart"/>
-      <w:r>
-        <w:t>cache_size</w:t>
-      </w:r>
-      <w:proofErr w:type="spellEnd"/>
-      <w:r>
-        <w:t>、</w:t>
-      </w:r>
-      <w:proofErr w:type="spellStart"/>
-      <w:r>
-        <w:t>mmap_size</w:t>
-      </w:r>
-      <w:proofErr w:type="spellEnd"/>
+      <w:r>
+        <w:t>cache_size、mmap_size</w:t>
+      </w:r>
       <w:r>
         <w:t> </w:t>
       </w:r>
@@ -5594,27 +4784,7 @@
           <w:sz w:val="21"/>
           <w:szCs w:val="22"/>
         </w:rPr>
-        <w:t xml:space="preserve">（约为基准规模的 10 </w:t>
-      </w:r>
-      <w:proofErr w:type="gramStart"/>
-      <w:r>
-        <w:rPr>
-          <w:rFonts w:ascii="等线" w:eastAsia="等线" w:cs="Arial"/>
-          <w:kern w:val="2"/>
-          <w:sz w:val="21"/>
-          <w:szCs w:val="22"/>
-        </w:rPr>
-        <w:t>倍</w:t>
-      </w:r>
-      <w:proofErr w:type="gramEnd"/>
-      <w:r>
-        <w:rPr>
-          <w:rFonts w:ascii="等线" w:eastAsia="等线" w:cs="Arial"/>
-          <w:kern w:val="2"/>
-          <w:sz w:val="21"/>
-          <w:szCs w:val="22"/>
-        </w:rPr>
-        <w:t>），测试结果如下：</w:t>
+        <w:t>（约为基准规模的 10 倍），测试结果如下：</w:t>
       </w:r>
     </w:p>
     <w:tbl>
@@ -5689,19 +4859,8 @@
                 <w:sz w:val="23"/>
                 <w:szCs w:val="23"/>
               </w:rPr>
-              <w:t>体</w:t>
-            </w:r>
-            <w:proofErr w:type="gramStart"/>
-            <w:r>
-              <w:rPr>
-                <w:rFonts w:ascii="Segoe UI" w:hAnsi="Segoe UI" w:cs="Segoe UI"/>
-                <w:color w:val="0F1115"/>
-                <w:sz w:val="23"/>
-                <w:szCs w:val="23"/>
-              </w:rPr>
-              <w:t>感评价</w:t>
-            </w:r>
-            <w:proofErr w:type="gramEnd"/>
+              <w:t>体感评价</w:t>
+            </w:r>
           </w:p>
         </w:tc>
       </w:tr>
@@ -5715,7 +4874,6 @@
             <w:pPr>
               <w:jc w:val="left"/>
             </w:pPr>
-            <w:proofErr w:type="spellStart"/>
             <w:r>
               <w:rPr>
                 <w:rStyle w:val="HTML"/>
@@ -5727,7 +4885,6 @@
               </w:rPr>
               <w:t>list_entries</w:t>
             </w:r>
-            <w:proofErr w:type="spellEnd"/>
             <w:r>
               <w:rPr>
                 <w:rFonts w:ascii="Segoe UI" w:hAnsi="Segoe UI" w:cs="Segoe UI"/>
@@ -5764,27 +4921,7 @@
                 <w:sz w:val="23"/>
                 <w:szCs w:val="23"/>
               </w:rPr>
-              <w:t xml:space="preserve">66 </w:t>
-            </w:r>
-            <w:proofErr w:type="spellStart"/>
-            <w:r>
-              <w:rPr>
-                <w:rFonts w:ascii="Segoe UI" w:hAnsi="Segoe UI" w:cs="Segoe UI"/>
-                <w:color w:val="0F1115"/>
-                <w:sz w:val="23"/>
-                <w:szCs w:val="23"/>
-              </w:rPr>
-              <w:t>ms</w:t>
-            </w:r>
-            <w:proofErr w:type="spellEnd"/>
-            <w:r>
-              <w:rPr>
-                <w:rFonts w:ascii="Segoe UI" w:hAnsi="Segoe UI" w:cs="Segoe UI"/>
-                <w:color w:val="0F1115"/>
-                <w:sz w:val="23"/>
-                <w:szCs w:val="23"/>
-              </w:rPr>
-              <w:t>/</w:t>
+              <w:t>66 ms/</w:t>
             </w:r>
             <w:r>
               <w:rPr>
@@ -5858,27 +4995,7 @@
                 <w:sz w:val="23"/>
                 <w:szCs w:val="23"/>
               </w:rPr>
-              <w:t xml:space="preserve">4.3 </w:t>
-            </w:r>
-            <w:proofErr w:type="spellStart"/>
-            <w:r>
-              <w:rPr>
-                <w:rFonts w:ascii="Segoe UI" w:hAnsi="Segoe UI" w:cs="Segoe UI"/>
-                <w:color w:val="0F1115"/>
-                <w:sz w:val="23"/>
-                <w:szCs w:val="23"/>
-              </w:rPr>
-              <w:t>ms</w:t>
-            </w:r>
-            <w:proofErr w:type="spellEnd"/>
-            <w:r>
-              <w:rPr>
-                <w:rFonts w:ascii="Segoe UI" w:hAnsi="Segoe UI" w:cs="Segoe UI"/>
-                <w:color w:val="0F1115"/>
-                <w:sz w:val="23"/>
-                <w:szCs w:val="23"/>
-              </w:rPr>
-              <w:t>/</w:t>
+              <w:t>4.3 ms/</w:t>
             </w:r>
             <w:r>
               <w:rPr>
@@ -6033,15 +5150,7 @@
         <w:ind w:firstLineChars="200" w:firstLine="420"/>
       </w:pPr>
       <w:r>
-        <w:t>在流云AI的开发初期，团队发现大模型在处理复杂创作指令时存在明显的稳定性问题：当任务包含多重约束（</w:t>
-      </w:r>
-      <w:proofErr w:type="gramStart"/>
-      <w:r>
-        <w:t>如风格</w:t>
-      </w:r>
-      <w:proofErr w:type="gramEnd"/>
-      <w:r>
-        <w:t>限定、结构要求、内容禁忌）时，模型容易出现指令遗漏、逻辑断层或风格漂移现象。为解决这一核心痛点，本项目针对提示词（Prompt）的交互格式进行了系统性对比测试，旨在确定最适合中文创作场景的底层指令封装方案。</w:t>
+        <w:t>在流云AI的开发初期，团队发现大模型在处理复杂创作指令时存在明显的稳定性问题：当任务包含多重约束（如风格限定、结构要求、内容禁忌）时，模型容易出现指令遗漏、逻辑断层或风格漂移现象。为解决这一核心痛点，本项目针对提示词（Prompt）的交互格式进行了系统性对比测试，旨在确定最适合中文创作场景的底层指令封装方案。</w:t>
       </w:r>
     </w:p>
     <w:p>
@@ -6227,15 +5336,7 @@
       </w:pPr>
       <w:r>
         <w:lastRenderedPageBreak/>
-        <w:t>此外，项目组在预研阶段曾评估YAML格式。尽管YAML具有良好的可读性，但其对缩进极其敏感的特性导致在长文本嵌套场景下解析失败率高达23%，且部分国产模型对其支持尚不完善。综合</w:t>
-      </w:r>
-      <w:proofErr w:type="gramStart"/>
-      <w:r>
-        <w:t>考量</w:t>
-      </w:r>
-      <w:proofErr w:type="gramEnd"/>
-      <w:r>
-        <w:t>稳定性与兼容性，本次测试最终聚焦于上述三种主流格式。</w:t>
+        <w:t>此外，项目组在预研阶段曾评估YAML格式。尽管YAML具有良好的可读性，但其对缩进极其敏感的特性导致在长文本嵌套场景下解析失败率高达23%，且部分国产模型对其支持尚不完善。综合考量稳定性与兼容性，本次测试最终聚焦于上述三种主流格式。</w:t>
       </w:r>
     </w:p>
     <w:p>
@@ -6775,15 +5876,7 @@
         <w:t>”</w:t>
       </w:r>
       <w:r>
-        <w:t>的核心目标。后续工作将聚焦于</w:t>
-      </w:r>
-      <w:proofErr w:type="gramStart"/>
-      <w:r>
-        <w:t>极端长</w:t>
-      </w:r>
-      <w:proofErr w:type="gramEnd"/>
-      <w:r>
-        <w:t>文本场景下的提示词压缩算法优化，以及多模态生成场景下的格式适配性验证。</w:t>
+        <w:t>的核心目标。后续工作将聚焦于极端长文本场景下的提示词压缩算法优化，以及多模态生成场景下的格式适配性验证。</w:t>
       </w:r>
     </w:p>
     <w:p>
@@ -6923,21 +6016,7 @@
         <w:rPr>
           <w:rFonts w:hint="eastAsia"/>
         </w:rPr>
-        <w:t>- 扩展性：支持WASM</w:t>
-      </w:r>
-      <w:proofErr w:type="gramStart"/>
-      <w:r>
-        <w:rPr>
-          <w:rFonts w:hint="eastAsia"/>
-        </w:rPr>
-        <w:t>插件热</w:t>
-      </w:r>
-      <w:proofErr w:type="gramEnd"/>
-      <w:r>
-        <w:rPr>
-          <w:rFonts w:hint="eastAsia"/>
-        </w:rPr>
-        <w:t>加载，新增AI厂商适配仅需开发专属插件，无需修改主程序；</w:t>
+        <w:t>- 扩展性：支持WASM插件热加载，新增AI厂商适配仅需开发专属插件，无需修改主程序；</w:t>
       </w:r>
     </w:p>
     <w:p>
@@ -7010,15 +6089,7 @@
         <w:jc w:val="left"/>
       </w:pPr>
       <w:r>
-        <w:t>本次测试结果表明，通过在写入策略、查询结构、全文检索及内存管理方面的系统性优化，SQLite 在桌面端应用中的性能得到显著提升。在不引入外部数据库的前提下，核心操作达到毫秒级响应，且在 10 倍数</w:t>
-      </w:r>
-      <w:proofErr w:type="gramStart"/>
-      <w:r>
-        <w:t>据规模</w:t>
-      </w:r>
-      <w:proofErr w:type="gramEnd"/>
-      <w:r>
-        <w:t>下仍保持可用。优化后的方案在实现复杂度、部署成本与工程性能之间取得了良好平衡，具备较强的工程适用性。</w:t>
+        <w:t>本次测试结果表明，通过在写入策略、查询结构、全文检索及内存管理方面的系统性优化，SQLite 在桌面端应用中的性能得到显著提升。在不引入外部数据库的前提下，核心操作达到毫秒级响应，且在 10 倍数据规模下仍保持可用。优化后的方案在实现复杂度、部署成本与工程性能之间取得了良好平衡，具备较强的工程适用性。</w:t>
       </w:r>
     </w:p>
     <w:p>
@@ -7070,21 +6141,7 @@
         <w:rPr>
           <w:rFonts w:hint="eastAsia"/>
         </w:rPr>
-        <w:t>- 后端：支持WASM运行时环境（如</w:t>
-      </w:r>
-      <w:proofErr w:type="spellStart"/>
-      <w:r>
-        <w:rPr>
-          <w:rFonts w:hint="eastAsia"/>
-        </w:rPr>
-        <w:t>wasmtime</w:t>
-      </w:r>
-      <w:proofErr w:type="spellEnd"/>
-      <w:r>
-        <w:rPr>
-          <w:rFonts w:hint="eastAsia"/>
-        </w:rPr>
-        <w:t>），网络可访问目标AI厂商API/本地模型部署环境；</w:t>
+        <w:t>- 后端：支持WASM运行时环境（如wasmtime），网络可访问目标AI厂商API/本地模型部署环境；</w:t>
       </w:r>
     </w:p>
     <w:p>
@@ -7244,23 +6301,7 @@
         <w:t xml:space="preserve">    初</w:t>
       </w:r>
       <w:r>
-        <w:t>期我们采用了敏捷开发模式，将任务拆解为前端可视化模块、AI服务接入、数据库设计、一致性检测算法等子任务。通过</w:t>
-      </w:r>
-      <w:proofErr w:type="gramStart"/>
-      <w:r>
-        <w:t>每日站</w:t>
-      </w:r>
-      <w:proofErr w:type="gramEnd"/>
-      <w:r>
-        <w:t>会和每周里程碑评审，有效保证了各模块的进度对齐。值得一提的是，AI模型的选择与微调是项目的最大技术难点，我们通过对比多种开源大模型（如</w:t>
-      </w:r>
-      <w:proofErr w:type="spellStart"/>
-      <w:r>
-        <w:t>ChatGLM</w:t>
-      </w:r>
-      <w:proofErr w:type="spellEnd"/>
-      <w:r>
-        <w:t>、Llama 2）的创作领域表现，最终确定了混合架构</w:t>
+        <w:t>期我们采用了敏捷开发模式，将任务拆解为前端可视化模块、AI服务接入、数据库设计、一致性检测算法等子任务。通过每日站会和每周里程碑评审，有效保证了各模块的进度对齐。值得一提的是，AI模型的选择与微调是项目的最大技术难点，我们通过对比多种开源大模型（如ChatGLM、Llama 2）的创作领域表现，最终确定了混合架构</w:t>
       </w:r>
       <w:r>
         <w:t>——</w:t>
@@ -7484,11 +6525,6 @@
       </w:r>
       <w:r>
         <w:t>，激发创作灵感。</w:t>
-      </w:r>
-    </w:p>
-    <w:p>
-      <w:r>
-        <w:t>商业推广：初期采用免费增值模式，基础功能免费开放，高级可视化模板和团队协作功能按需订阅。同时与写作社区（如起点中文网、LOFTER）合作，通过创作者反馈不断迭代。</w:t>
       </w:r>
     </w:p>
     <w:p>
@@ -7561,7 +6597,7 @@
           </mc:Choice>
           <mc:Fallback>
             <w:pict>
-              <v:rect w14:anchorId="5CEB5379" id="矩形 10" o:spid="_x0000_s1026" style="width:.05pt;height:.75pt;visibility:visible;mso-wrap-style:square;mso-left-percent:-10001;mso-top-percent:-10001;mso-position-horizontal:absolute;mso-position-horizontal-relative:char;mso-position-vertical:absolute;mso-position-vertical-relative:line;mso-left-percent:-10001;mso-top-percent:-10001;v-text-anchor:top" o:gfxdata="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" filled="f" stroked="f" strokeweight="1pt">
+              <v:rect w14:anchorId="0E1422F4" id="矩形 10" o:spid="_x0000_s1026" style="width:.05pt;height:.75pt;visibility:visible;mso-wrap-style:square;mso-left-percent:-10001;mso-top-percent:-10001;mso-position-horizontal:absolute;mso-position-horizontal-relative:char;mso-position-vertical:absolute;mso-position-vertical-relative:line;mso-left-percent:-10001;mso-top-percent:-10001;v-text-anchor:top" o:gfxdata="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" filled="f" stroked="f" strokeweight="1pt">
                 <w10:anchorlock/>
               </v:rect>
             </w:pict>
@@ -7622,21 +6658,7 @@
         <w:rPr>
           <w:rFonts w:hint="eastAsia"/>
         </w:rPr>
-        <w:t>[4] 科学技术部，教育部，工业和信息化部，等. 关于加快场景创新以人工智能高水平应用促进经济高质量发展的指导意见：国科发</w:t>
-      </w:r>
-      <w:proofErr w:type="gramStart"/>
-      <w:r>
-        <w:rPr>
-          <w:rFonts w:hint="eastAsia"/>
-        </w:rPr>
-        <w:t>规</w:t>
-      </w:r>
-      <w:proofErr w:type="gramEnd"/>
-      <w:r>
-        <w:rPr>
-          <w:rFonts w:hint="eastAsia"/>
-        </w:rPr>
-        <w:t>〔2022〕199号[S/OL]. 2022-07-29[2026-03-23].</w:t>
+        <w:t>[4] 科学技术部，教育部，工业和信息化部，等. 关于加快场景创新以人工智能高水平应用促进经济高质量发展的指导意见：国科发规〔2022〕199号[S/OL]. 2022-07-29[2026-03-23].</w:t>
       </w:r>
     </w:p>
     <w:p>
@@ -12735,6 +11757,7 @@
   <w:style w:type="character" w:default="1" w:styleId="a0">
     <w:name w:val="Default Paragraph Font"/>
     <w:uiPriority w:val="1"/>
+    <w:semiHidden/>
     <w:unhideWhenUsed/>
   </w:style>
   <w:style w:type="table" w:default="1" w:styleId="a1">

--- a/比赛.docx
+++ b/比赛.docx
@@ -237,6 +237,7 @@
           <w:szCs w:val="32"/>
         </w:rPr>
       </w:pPr>
+      <w:proofErr w:type="gramStart"/>
       <w:r>
         <w:rPr>
           <w:rFonts w:ascii="宋体" w:eastAsia="宋体" w:hint="eastAsia"/>
@@ -245,7 +246,18 @@
           <w:sz w:val="32"/>
           <w:szCs w:val="32"/>
         </w:rPr>
-        <w:t>作　　者：</w:t>
+        <w:t xml:space="preserve">作　　</w:t>
+      </w:r>
+      <w:proofErr w:type="gramEnd"/>
+      <w:r>
+        <w:rPr>
+          <w:rFonts w:ascii="宋体" w:eastAsia="宋体" w:hint="eastAsia"/>
+          <w:color w:val="333333"/>
+          <w:kern w:val="0"/>
+          <w:sz w:val="32"/>
+          <w:szCs w:val="32"/>
+        </w:rPr>
+        <w:t>者：</w:t>
       </w:r>
       <w:r>
         <w:rPr>
@@ -323,13 +335,13 @@
         <mc:AlternateContent>
           <mc:Choice Requires="wps">
             <w:drawing>
-              <wp:anchor distT="0" distB="0" distL="114300" distR="114300" simplePos="0" relativeHeight="16" behindDoc="1" locked="0" layoutInCell="1" hidden="0" allowOverlap="1" wp14:anchorId="5C110B00" wp14:editId="14DFE581">
+              <wp:anchor distT="0" distB="0" distL="114300" distR="114300" simplePos="0" relativeHeight="16" behindDoc="1" locked="0" layoutInCell="1" hidden="0" allowOverlap="1" wp14:anchorId="5C110B00" wp14:editId="553BF526">
                 <wp:simplePos x="0" y="0"/>
                 <wp:positionH relativeFrom="margin">
-                  <wp:posOffset>27305</wp:posOffset>
+                  <wp:posOffset>549275</wp:posOffset>
                 </wp:positionH>
                 <wp:positionV relativeFrom="paragraph">
-                  <wp:posOffset>835025</wp:posOffset>
+                  <wp:posOffset>781685</wp:posOffset>
                 </wp:positionV>
                 <wp:extent cx="5200650" cy="2381250"/>
                 <wp:effectExtent l="0" t="0" r="0" b="0"/>
@@ -389,7 +401,7 @@
                                 <w:ilvl w:val="0"/>
                                 <w:numId w:val="1"/>
                               </w:numPr>
-                              <w:ind w:firstLineChars="0"/>
+                              <w:ind w:left="0" w:firstLineChars="0"/>
                               <w:rPr>
                                 <w:rFonts w:ascii="华文楷体" w:eastAsia="华文楷体"/>
                               </w:rPr>
@@ -410,7 +422,21 @@
                               <w:rPr>
                                 <w:rFonts w:ascii="华文楷体" w:eastAsia="华文楷体" w:hint="eastAsia"/>
                               </w:rPr>
-                              <w:t>作品，包括：（1）Web应用与开发（2）管理信息系统（3）移动应用开发（非游戏类）（4）算法设计与应用（5）信创软件应用与开发（6）区块链应用与开发；</w:t>
+                              <w:t>作品，包括：（1）Web应用与开发（2）管理信息系统（3）移动应用开发（非游戏类）（4）算法设计与应用（5）</w:t>
+                            </w:r>
+                            <w:proofErr w:type="gramStart"/>
+                            <w:r>
+                              <w:rPr>
+                                <w:rFonts w:ascii="华文楷体" w:eastAsia="华文楷体" w:hint="eastAsia"/>
+                              </w:rPr>
+                              <w:t>信创软件</w:t>
+                            </w:r>
+                            <w:proofErr w:type="gramEnd"/>
+                            <w:r>
+                              <w:rPr>
+                                <w:rFonts w:ascii="华文楷体" w:eastAsia="华文楷体" w:hint="eastAsia"/>
+                              </w:rPr>
+                              <w:t>应用与开发（6）区块链应用与开发；</w:t>
                             </w:r>
                           </w:p>
                           <w:p>
@@ -420,7 +446,7 @@
                                 <w:ilvl w:val="0"/>
                                 <w:numId w:val="1"/>
                               </w:numPr>
-                              <w:ind w:firstLineChars="0"/>
+                              <w:ind w:left="0" w:firstLineChars="0"/>
                               <w:rPr>
                                 <w:rFonts w:ascii="华文楷体" w:eastAsia="华文楷体"/>
                               </w:rPr>
@@ -463,7 +489,7 @@
                                 <w:ilvl w:val="0"/>
                                 <w:numId w:val="1"/>
                               </w:numPr>
-                              <w:ind w:firstLineChars="0"/>
+                              <w:ind w:left="0" w:firstLineChars="0"/>
                               <w:rPr>
                                 <w:rFonts w:ascii="华文楷体" w:eastAsia="华文楷体"/>
                               </w:rPr>
@@ -530,7 +556,7 @@
                                 <w:ilvl w:val="0"/>
                                 <w:numId w:val="1"/>
                               </w:numPr>
-                              <w:ind w:firstLineChars="0"/>
+                              <w:ind w:left="0" w:firstLineChars="0"/>
                               <w:rPr>
                                 <w:rFonts w:ascii="华文楷体" w:eastAsia="华文楷体"/>
                               </w:rPr>
@@ -549,7 +575,7 @@
                                 <w:ilvl w:val="0"/>
                                 <w:numId w:val="1"/>
                               </w:numPr>
-                              <w:ind w:firstLineChars="0"/>
+                              <w:ind w:left="0" w:firstLineChars="0"/>
                               <w:rPr>
                                 <w:rFonts w:ascii="华文楷体" w:eastAsia="华文楷体"/>
                               </w:rPr>
@@ -574,7 +600,7 @@
           </mc:Choice>
           <mc:Fallback>
             <w:pict>
-              <v:rect w14:anchorId="5C110B00" id="文本框 4" o:spid="_x0000_s1026" style="position:absolute;left:0;text-align:left;margin-left:2.15pt;margin-top:65.75pt;width:409.5pt;height:187.5pt;z-index:-503316464;visibility:visible;mso-wrap-style:square;mso-wrap-distance-left:9pt;mso-wrap-distance-top:0;mso-wrap-distance-right:9pt;mso-wrap-distance-bottom:0;mso-position-horizontal:absolute;mso-position-horizontal-relative:margin;mso-position-vertical:absolute;mso-position-vertical-relative:text;v-text-anchor:top" o:gfxdata="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" strokeweight=".5pt">
+              <v:rect w14:anchorId="5C110B00" id="文本框 4" o:spid="_x0000_s1026" style="position:absolute;left:0;text-align:left;margin-left:43.25pt;margin-top:61.55pt;width:409.5pt;height:187.5pt;z-index:-503316464;visibility:visible;mso-wrap-style:square;mso-wrap-distance-left:9pt;mso-wrap-distance-top:0;mso-wrap-distance-right:9pt;mso-wrap-distance-bottom:0;mso-position-horizontal:absolute;mso-position-horizontal-relative:margin;mso-position-vertical:absolute;mso-position-vertical-relative:text;v-text-anchor:top" o:gfxdata="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" strokeweight=".5pt">
                 <v:stroke joinstyle="round"/>
                 <v:path arrowok="t"/>
                 <v:textbox>
@@ -603,7 +629,7 @@
                           <w:ilvl w:val="0"/>
                           <w:numId w:val="1"/>
                         </w:numPr>
-                        <w:ind w:firstLineChars="0"/>
+                        <w:ind w:left="0" w:firstLineChars="0"/>
                         <w:rPr>
                           <w:rFonts w:ascii="华文楷体" w:eastAsia="华文楷体"/>
                         </w:rPr>
@@ -624,7 +650,21 @@
                         <w:rPr>
                           <w:rFonts w:ascii="华文楷体" w:eastAsia="华文楷体" w:hint="eastAsia"/>
                         </w:rPr>
-                        <w:t>作品，包括：（1）Web应用与开发（2）管理信息系统（3）移动应用开发（非游戏类）（4）算法设计与应用（5）信创软件应用与开发（6）区块链应用与开发；</w:t>
+                        <w:t>作品，包括：（1）Web应用与开发（2）管理信息系统（3）移动应用开发（非游戏类）（4）算法设计与应用（5）</w:t>
+                      </w:r>
+                      <w:proofErr w:type="gramStart"/>
+                      <w:r>
+                        <w:rPr>
+                          <w:rFonts w:ascii="华文楷体" w:eastAsia="华文楷体" w:hint="eastAsia"/>
+                        </w:rPr>
+                        <w:t>信创软件</w:t>
+                      </w:r>
+                      <w:proofErr w:type="gramEnd"/>
+                      <w:r>
+                        <w:rPr>
+                          <w:rFonts w:ascii="华文楷体" w:eastAsia="华文楷体" w:hint="eastAsia"/>
+                        </w:rPr>
+                        <w:t>应用与开发（6）区块链应用与开发；</w:t>
                       </w:r>
                     </w:p>
                     <w:p>
@@ -634,7 +674,7 @@
                           <w:ilvl w:val="0"/>
                           <w:numId w:val="1"/>
                         </w:numPr>
-                        <w:ind w:firstLineChars="0"/>
+                        <w:ind w:left="0" w:firstLineChars="0"/>
                         <w:rPr>
                           <w:rFonts w:ascii="华文楷体" w:eastAsia="华文楷体"/>
                         </w:rPr>
@@ -677,7 +717,7 @@
                           <w:ilvl w:val="0"/>
                           <w:numId w:val="1"/>
                         </w:numPr>
-                        <w:ind w:firstLineChars="0"/>
+                        <w:ind w:left="0" w:firstLineChars="0"/>
                         <w:rPr>
                           <w:rFonts w:ascii="华文楷体" w:eastAsia="华文楷体"/>
                         </w:rPr>
@@ -744,7 +784,7 @@
                           <w:ilvl w:val="0"/>
                           <w:numId w:val="1"/>
                         </w:numPr>
-                        <w:ind w:firstLineChars="0"/>
+                        <w:ind w:left="0" w:firstLineChars="0"/>
                         <w:rPr>
                           <w:rFonts w:ascii="华文楷体" w:eastAsia="华文楷体"/>
                         </w:rPr>
@@ -763,7 +803,7 @@
                           <w:ilvl w:val="0"/>
                           <w:numId w:val="1"/>
                         </w:numPr>
-                        <w:ind w:firstLineChars="0"/>
+                        <w:ind w:left="0" w:firstLineChars="0"/>
                         <w:rPr>
                           <w:rFonts w:ascii="华文楷体" w:eastAsia="华文楷体"/>
                         </w:rPr>
@@ -791,18 +831,7 @@
           <w:sz w:val="32"/>
           <w:szCs w:val="32"/>
         </w:rPr>
-        <w:t>填写日期：</w:t>
-      </w:r>
-      <w:r>
-        <w:rPr>
-          <w:rFonts w:ascii="宋体" w:eastAsia="宋体" w:hint="eastAsia"/>
-          <w:color w:val="333333"/>
-          <w:kern w:val="0"/>
-          <w:sz w:val="32"/>
-          <w:szCs w:val="32"/>
-          <w:u w:val="single"/>
-        </w:rPr>
-        <w:t xml:space="preserve">　　　　　　　　　　　　　　　　　　　</w:t>
+        <w:t xml:space="preserve"> </w:t>
       </w:r>
     </w:p>
     <w:p>
@@ -1251,36 +1280,25 @@
       <w:pPr>
         <w:jc w:val="left"/>
         <w:rPr>
-          <w:rFonts w:ascii="Segoe UI" w:hAnsi="Segoe UI" w:cs="Segoe UI"/>
+          <w:rFonts w:ascii="黑体" w:eastAsia="黑体" w:hAnsi="黑体" w:cs="Segoe UI"/>
           <w:b/>
           <w:bCs/>
           <w:color w:val="0F1115"/>
-          <w:sz w:val="30"/>
-          <w:szCs w:val="30"/>
+          <w:sz w:val="32"/>
+          <w:szCs w:val="32"/>
         </w:rPr>
       </w:pPr>
       <w:bookmarkStart w:id="1" w:name="_Toc100040661"/>
       <w:r>
         <w:rPr>
-          <w:rFonts w:ascii="Segoe UI" w:hAnsi="Segoe UI" w:cs="Segoe UI"/>
+          <w:rFonts w:ascii="黑体" w:eastAsia="黑体" w:hAnsi="黑体" w:cs="Segoe UI"/>
           <w:b/>
           <w:bCs/>
           <w:color w:val="0F1115"/>
-          <w:sz w:val="30"/>
-          <w:szCs w:val="30"/>
-        </w:rPr>
-        <w:t xml:space="preserve">1.1 </w:t>
-      </w:r>
-      <w:r>
-        <w:rPr>
-          <w:rFonts w:ascii="Segoe UI" w:hAnsi="Segoe UI" w:cs="Segoe UI"/>
-          <w:b/>
-          <w:bCs/>
-          <w:color w:val="0F1115"/>
-          <w:sz w:val="30"/>
-          <w:szCs w:val="30"/>
-        </w:rPr>
-        <w:t>开发背景</w:t>
+          <w:sz w:val="32"/>
+          <w:szCs w:val="32"/>
+        </w:rPr>
+        <w:t>1.1 开发背景</w:t>
       </w:r>
     </w:p>
     <w:p>
@@ -1288,38 +1306,48 @@
         <w:ind w:firstLineChars="300" w:firstLine="630"/>
         <w:jc w:val="left"/>
         <w:rPr>
-          <w:szCs w:val="21"/>
-        </w:rPr>
-      </w:pPr>
-      <w:r>
-        <w:rPr>
-          <w:szCs w:val="21"/>
-        </w:rPr>
-        <w:t>随着网络文学市场规模突破400亿元、创作者数量超过2000万，小说创作已从单纯的</w:t>
-      </w:r>
-      <w:r>
-        <w:rPr>
-          <w:szCs w:val="21"/>
-        </w:rPr>
-        <w:t>“</w:t>
-      </w:r>
-      <w:r>
-        <w:rPr>
-          <w:szCs w:val="21"/>
-        </w:rPr>
-        <w:t>码字</w:t>
-      </w:r>
-      <w:r>
-        <w:rPr>
-          <w:szCs w:val="21"/>
-        </w:rPr>
-        <w:t>”</w:t>
-      </w:r>
-      <w:r>
-        <w:rPr>
-          <w:szCs w:val="21"/>
-        </w:rPr>
-        <w:t>演变为高度依赖逻辑自洽与复杂设定的系统工程。在此背景下，大量创作者面临三大核心痛点：一是设定矛盾频发，长篇作品中人物性格、战力等级、时间线前后冲突，导致读者流失；二是灵感碎片化，零散的脑洞难以有效整合，难以形成完整的世界观框架；三是关系管理成本高，人物关系网、势力博弈、事件因果等需手动维护，耗费大量精力。</w:t>
+          <w:rFonts w:ascii="宋体" w:eastAsia="宋体" w:hAnsi="宋体"/>
+          <w:szCs w:val="21"/>
+        </w:rPr>
+      </w:pPr>
+      <w:r>
+        <w:rPr>
+          <w:rFonts w:ascii="宋体" w:eastAsia="宋体" w:hAnsi="宋体"/>
+          <w:szCs w:val="21"/>
+        </w:rPr>
+        <w:t>随着网络文学市场规模突破400亿元、创作者数量超过2000万，小说创作已从单纯的“码字”演变为高度依赖逻辑</w:t>
+      </w:r>
+      <w:proofErr w:type="gramStart"/>
+      <w:r>
+        <w:rPr>
+          <w:rFonts w:ascii="宋体" w:eastAsia="宋体" w:hAnsi="宋体"/>
+          <w:szCs w:val="21"/>
+        </w:rPr>
+        <w:t>自洽与复杂</w:t>
+      </w:r>
+      <w:proofErr w:type="gramEnd"/>
+      <w:r>
+        <w:rPr>
+          <w:rFonts w:ascii="宋体" w:eastAsia="宋体" w:hAnsi="宋体"/>
+          <w:szCs w:val="21"/>
+        </w:rPr>
+        <w:t>设定的系统工程。在此背景下，大量创作者面临三大核心痛点：一是设定矛盾频发，长篇作品中人物性格、战力等级、时间线前后冲突，导致读者流失；二是灵感碎片化，零散的</w:t>
+      </w:r>
+      <w:proofErr w:type="gramStart"/>
+      <w:r>
+        <w:rPr>
+          <w:rFonts w:ascii="宋体" w:eastAsia="宋体" w:hAnsi="宋体"/>
+          <w:szCs w:val="21"/>
+        </w:rPr>
+        <w:t>脑洞难以</w:t>
+      </w:r>
+      <w:proofErr w:type="gramEnd"/>
+      <w:r>
+        <w:rPr>
+          <w:rFonts w:ascii="宋体" w:eastAsia="宋体" w:hAnsi="宋体"/>
+          <w:szCs w:val="21"/>
+        </w:rPr>
+        <w:t>有效整合，难以形成完整的世界观框架；三是关系管理成本高，人物关系网、势力博弈、事件因果等需手动维护，耗费大量精力。</w:t>
       </w:r>
     </w:p>
     <w:p>
@@ -1327,11 +1355,13 @@
         <w:ind w:firstLineChars="300" w:firstLine="630"/>
         <w:jc w:val="left"/>
         <w:rPr>
-          <w:szCs w:val="21"/>
-        </w:rPr>
-      </w:pPr>
-      <w:r>
-        <w:rPr>
+          <w:rFonts w:ascii="宋体" w:eastAsia="宋体" w:hAnsi="宋体"/>
+          <w:szCs w:val="21"/>
+        </w:rPr>
+      </w:pPr>
+      <w:r>
+        <w:rPr>
+          <w:rFonts w:ascii="宋体" w:eastAsia="宋体" w:hAnsi="宋体"/>
           <w:szCs w:val="21"/>
         </w:rPr>
         <w:t>现有工具在应对上述痛点方面存在明显短板：通用型AI（如ChatGPT）缺乏创作领域知识，需反复调教；专业写作软件（如Scrivener）重排版、轻AI；笔记工具（如Obsidian）依赖用户手动构建知识网络，无法主动发现逻辑矛盾。</w:t>
@@ -1342,122 +1372,48 @@
         <w:ind w:firstLineChars="300" w:firstLine="630"/>
         <w:jc w:val="left"/>
         <w:rPr>
-          <w:szCs w:val="21"/>
-        </w:rPr>
-      </w:pPr>
-      <w:r>
-        <w:rPr>
-          <w:szCs w:val="21"/>
-        </w:rPr>
-        <w:t>本团队自身亦为创作者，长期受困于资料散乱、设定矛盾等问题。2024年市场观察发现，《星野》</w:t>
-      </w:r>
-      <w:r>
-        <w:rPr>
-          <w:szCs w:val="21"/>
-        </w:rPr>
-        <w:t>——</w:t>
-      </w:r>
-      <w:r>
-        <w:rPr>
-          <w:szCs w:val="21"/>
-        </w:rPr>
-        <w:t>原本定位为</w:t>
-      </w:r>
-      <w:r>
-        <w:rPr>
-          <w:szCs w:val="21"/>
-        </w:rPr>
-        <w:t>“</w:t>
-      </w:r>
-      <w:r>
-        <w:rPr>
-          <w:szCs w:val="21"/>
-        </w:rPr>
-        <w:t>AI智能体聊天</w:t>
-      </w:r>
-      <w:r>
-        <w:rPr>
-          <w:szCs w:val="21"/>
-        </w:rPr>
-        <w:t>”</w:t>
-      </w:r>
-      <w:r>
-        <w:rPr>
-          <w:szCs w:val="21"/>
-        </w:rPr>
-        <w:t>的应用，在创作者群体中意外爆火。更值得关注的是，许多用户存在</w:t>
-      </w:r>
-      <w:r>
-        <w:rPr>
-          <w:szCs w:val="21"/>
-        </w:rPr>
-        <w:t>“</w:t>
-      </w:r>
-      <w:r>
-        <w:rPr>
-          <w:szCs w:val="21"/>
-        </w:rPr>
-        <w:t>挪用</w:t>
-      </w:r>
-      <w:r>
-        <w:rPr>
-          <w:szCs w:val="21"/>
-        </w:rPr>
-        <w:t>”</w:t>
-      </w:r>
-      <w:r>
-        <w:rPr>
-          <w:szCs w:val="21"/>
-        </w:rPr>
-        <w:t>AI聊天产品构建世界观的现象，这从侧面印证了垂直管理工具的缺失。这一现象给予我们启发：创作者对</w:t>
-      </w:r>
-      <w:r>
-        <w:rPr>
-          <w:szCs w:val="21"/>
-        </w:rPr>
-        <w:t>“</w:t>
-      </w:r>
-      <w:r>
-        <w:rPr>
-          <w:szCs w:val="21"/>
-        </w:rPr>
-        <w:t>AI赋能的世界观管理工具</w:t>
-      </w:r>
-      <w:r>
-        <w:rPr>
-          <w:szCs w:val="21"/>
-        </w:rPr>
-        <w:t>”</w:t>
-      </w:r>
-      <w:r>
-        <w:rPr>
-          <w:szCs w:val="21"/>
-        </w:rPr>
-        <w:t>存在真实需求，只是目前尚无专业产品能够满足。该需求亦契合科技部《场景创新指导意见》中</w:t>
-      </w:r>
-      <w:r>
-        <w:rPr>
-          <w:szCs w:val="21"/>
-        </w:rPr>
-        <w:t>“</w:t>
-      </w:r>
-      <w:r>
-        <w:rPr>
-          <w:szCs w:val="21"/>
-        </w:rPr>
-        <w:t>以真实需求驱动创新</w:t>
-      </w:r>
-      <w:r>
-        <w:rPr>
-          <w:szCs w:val="21"/>
-        </w:rPr>
-        <w:t>”</w:t>
-      </w:r>
-      <w:r>
-        <w:rPr>
-          <w:szCs w:val="21"/>
-        </w:rPr>
-        <w:t>的判断。</w:t>
+          <w:rFonts w:ascii="宋体" w:eastAsia="宋体" w:hAnsi="宋体"/>
+          <w:szCs w:val="21"/>
+        </w:rPr>
+      </w:pPr>
+      <w:r>
+        <w:rPr>
+          <w:rFonts w:ascii="宋体" w:eastAsia="宋体" w:hAnsi="宋体"/>
+          <w:szCs w:val="21"/>
+        </w:rPr>
+        <w:t>本团队自身亦为创作者，长期受困</w:t>
+      </w:r>
+      <w:proofErr w:type="gramStart"/>
+      <w:r>
+        <w:rPr>
+          <w:rFonts w:ascii="宋体" w:eastAsia="宋体" w:hAnsi="宋体"/>
+          <w:szCs w:val="21"/>
+        </w:rPr>
+        <w:t>于资料</w:t>
+      </w:r>
+      <w:proofErr w:type="gramEnd"/>
+      <w:r>
+        <w:rPr>
+          <w:rFonts w:ascii="宋体" w:eastAsia="宋体" w:hAnsi="宋体"/>
+          <w:szCs w:val="21"/>
+        </w:rPr>
+        <w:t>散乱、设定矛盾等问题。2024年市场观察发现，《星野》——原本定位为“AI智能体聊天”的应用，在创作者群体中意外爆火。更值得关注的是，许多用户存在“挪用”AI聊天产品构建世界观的现象，这从侧面印证了垂直管理工具的缺失。这一现象给予我们启发：创作者对“AI赋能的世界观管理工具”存在真实需求，只是目前尚无专业产品能够满足。</w:t>
+      </w:r>
+      <w:proofErr w:type="gramStart"/>
+      <w:r>
+        <w:rPr>
+          <w:rFonts w:ascii="宋体" w:eastAsia="宋体" w:hAnsi="宋体"/>
+          <w:szCs w:val="21"/>
+        </w:rPr>
+        <w:t>该需求</w:t>
+      </w:r>
+      <w:proofErr w:type="gramEnd"/>
+      <w:r>
+        <w:rPr>
+          <w:rFonts w:ascii="宋体" w:eastAsia="宋体" w:hAnsi="宋体"/>
+          <w:szCs w:val="21"/>
+        </w:rPr>
+        <w:t>亦契合科技部《场景创新指导意见》中“以真实需求驱动创新”的判断。</w:t>
       </w:r>
     </w:p>
     <w:p>
@@ -1465,75 +1421,137 @@
         <w:ind w:firstLineChars="300" w:firstLine="630"/>
         <w:jc w:val="left"/>
         <w:rPr>
-          <w:szCs w:val="21"/>
-        </w:rPr>
-      </w:pPr>
-      <w:r>
-        <w:rPr>
-          <w:szCs w:val="21"/>
-        </w:rPr>
-        <w:t>本作品面向创作者群体，聚焦解决AI对话多厂商适配复杂、大世界观文档处理成本高、AI交互体验差等痛点，竞品多为单一模型对接、无专属文档处理能力的通用工具。作品集成LLM对话、图片生成、TTS等AI能力，需实现多厂商AI接口统一适配、70万字级非结构化文档低成本结构化、流式实时AI交互、多会话高并发安全运行等核心性能。前端通过轻量化指令交互，后端保障AI调用响应延迟低于500ms、多会话并发无阻塞。</w:t>
-      </w:r>
-    </w:p>
-    <w:p>
-      <w:pPr>
-        <w:ind w:firstLineChars="300" w:firstLine="900"/>
+          <w:rFonts w:ascii="宋体" w:eastAsia="宋体" w:hAnsi="宋体"/>
+          <w:szCs w:val="21"/>
+        </w:rPr>
+      </w:pPr>
+      <w:r>
+        <w:rPr>
+          <w:rFonts w:ascii="宋体" w:eastAsia="宋体" w:hAnsi="宋体"/>
+          <w:szCs w:val="21"/>
+        </w:rPr>
+        <w:t>本作品面向创作者群体，聚焦解决AI对话多厂商适配复杂、大世界观文档处理成本高、AI交互体验差等痛点，</w:t>
+      </w:r>
+      <w:proofErr w:type="gramStart"/>
+      <w:r>
+        <w:rPr>
+          <w:rFonts w:ascii="宋体" w:eastAsia="宋体" w:hAnsi="宋体"/>
+          <w:szCs w:val="21"/>
+        </w:rPr>
+        <w:t>竞品多</w:t>
+      </w:r>
+      <w:proofErr w:type="gramEnd"/>
+      <w:r>
+        <w:rPr>
+          <w:rFonts w:ascii="宋体" w:eastAsia="宋体" w:hAnsi="宋体"/>
+          <w:szCs w:val="21"/>
+        </w:rPr>
+        <w:t>为单一模型对接、无专属文档处理能力的通用工具。作品集成LLM对话、图片生成、TTS等AI能力，需实现多厂商AI接口统一适配、</w:t>
+      </w:r>
+      <w:proofErr w:type="gramStart"/>
+      <w:r>
+        <w:rPr>
+          <w:rFonts w:ascii="宋体" w:eastAsia="宋体" w:hAnsi="宋体"/>
+          <w:szCs w:val="21"/>
+        </w:rPr>
+        <w:t>70万字级非</w:t>
+      </w:r>
+      <w:proofErr w:type="gramEnd"/>
+      <w:r>
+        <w:rPr>
+          <w:rFonts w:ascii="宋体" w:eastAsia="宋体" w:hAnsi="宋体"/>
+          <w:szCs w:val="21"/>
+        </w:rPr>
+        <w:t>结构化文档低成本结构化、流式实时AI交互、多</w:t>
+      </w:r>
+      <w:proofErr w:type="gramStart"/>
+      <w:r>
+        <w:rPr>
+          <w:rFonts w:ascii="宋体" w:eastAsia="宋体" w:hAnsi="宋体"/>
+          <w:szCs w:val="21"/>
+        </w:rPr>
+        <w:t>会话高</w:t>
+      </w:r>
+      <w:proofErr w:type="gramEnd"/>
+      <w:r>
+        <w:rPr>
+          <w:rFonts w:ascii="宋体" w:eastAsia="宋体" w:hAnsi="宋体"/>
+          <w:szCs w:val="21"/>
+        </w:rPr>
+        <w:t>并发安全运行等核心性能。前端通过轻量化指令交互，后端保障AI调用响应延迟低于500ms、多会话并发无阻塞。</w:t>
+      </w:r>
+    </w:p>
+    <w:p>
+      <w:pPr>
         <w:jc w:val="left"/>
         <w:rPr>
-          <w:rFonts w:ascii="Segoe UI" w:hAnsi="Segoe UI" w:cs="Segoe UI"/>
+          <w:rFonts w:ascii="黑体" w:eastAsia="黑体" w:hAnsi="黑体" w:cs="Segoe UI"/>
           <w:b/>
           <w:bCs/>
           <w:color w:val="0F1115"/>
-          <w:sz w:val="30"/>
-          <w:szCs w:val="30"/>
-        </w:rPr>
-      </w:pPr>
-      <w:r>
-        <w:rPr>
-          <w:rFonts w:ascii="Segoe UI" w:hAnsi="Segoe UI" w:cs="Segoe UI" w:hint="eastAsia"/>
+          <w:sz w:val="32"/>
+          <w:szCs w:val="32"/>
+        </w:rPr>
+      </w:pPr>
+      <w:r>
+        <w:rPr>
+          <w:rFonts w:ascii="黑体" w:eastAsia="黑体" w:hAnsi="黑体" w:cs="Segoe UI" w:hint="eastAsia"/>
           <w:b/>
           <w:bCs/>
           <w:color w:val="0F1115"/>
-          <w:sz w:val="30"/>
-          <w:szCs w:val="30"/>
-        </w:rPr>
-        <w:t xml:space="preserve">1.2 </w:t>
-      </w:r>
-      <w:r>
-        <w:rPr>
-          <w:rFonts w:ascii="Segoe UI" w:hAnsi="Segoe UI" w:cs="Segoe UI" w:hint="eastAsia"/>
-          <w:b/>
-          <w:bCs/>
-          <w:color w:val="0F1115"/>
-          <w:sz w:val="30"/>
-          <w:szCs w:val="30"/>
-        </w:rPr>
-        <w:t>调研数据</w:t>
-      </w:r>
-    </w:p>
-    <w:p>
-      <w:pPr>
-        <w:spacing w:line="276" w:lineRule="auto"/>
-        <w:ind w:firstLineChars="200" w:firstLine="420"/>
+          <w:sz w:val="32"/>
+          <w:szCs w:val="32"/>
+        </w:rPr>
+        <w:t>1.2 调研数据</w:t>
+      </w:r>
+    </w:p>
+    <w:p>
+      <w:pPr>
+        <w:ind w:firstLineChars="135" w:firstLine="283"/>
         <w:jc w:val="left"/>
-      </w:pPr>
-      <w:r>
-        <w:rPr>
-          <w:rFonts w:hint="eastAsia"/>
-        </w:rPr>
-        <w:t>基于 71 份创作者调研：62% 存在“资料散乱”，56% 面临“设定遗忘”，39% 遭遇</w:t>
-      </w:r>
-    </w:p>
-    <w:p>
-      <w:pPr>
-        <w:spacing w:line="276" w:lineRule="auto"/>
-        <w:jc w:val="left"/>
-      </w:pPr>
-      <w:r>
-        <w:rPr>
-          <w:rFonts w:hint="eastAsia"/>
-        </w:rPr>
-        <w:t>AI 人设崩坏。现有竞品要么缺乏 AI 深度集成，要么云端存储引发隐私担忧。</w:t>
+        <w:rPr>
+          <w:rFonts w:ascii="宋体" w:eastAsia="宋体" w:hAnsi="宋体"/>
+          <w:szCs w:val="21"/>
+        </w:rPr>
+      </w:pPr>
+      <w:r>
+        <w:rPr>
+          <w:rFonts w:ascii="宋体" w:eastAsia="宋体" w:hAnsi="宋体" w:hint="eastAsia"/>
+          <w:szCs w:val="21"/>
+        </w:rPr>
+        <w:t xml:space="preserve">基于 71 </w:t>
+      </w:r>
+      <w:proofErr w:type="gramStart"/>
+      <w:r>
+        <w:rPr>
+          <w:rFonts w:ascii="宋体" w:eastAsia="宋体" w:hAnsi="宋体" w:hint="eastAsia"/>
+          <w:szCs w:val="21"/>
+        </w:rPr>
+        <w:t>份创作</w:t>
+      </w:r>
+      <w:proofErr w:type="gramEnd"/>
+      <w:r>
+        <w:rPr>
+          <w:rFonts w:ascii="宋体" w:eastAsia="宋体" w:hAnsi="宋体" w:hint="eastAsia"/>
+          <w:szCs w:val="21"/>
+        </w:rPr>
+        <w:t>者调研：62% 存在“资料散乱”，56% 面临“设定遗忘”，39% 遭遇AI 人设崩坏。</w:t>
+      </w:r>
+      <w:proofErr w:type="gramStart"/>
+      <w:r>
+        <w:rPr>
+          <w:rFonts w:ascii="宋体" w:eastAsia="宋体" w:hAnsi="宋体" w:hint="eastAsia"/>
+          <w:szCs w:val="21"/>
+        </w:rPr>
+        <w:t>现有竞品要么</w:t>
+      </w:r>
+      <w:proofErr w:type="gramEnd"/>
+      <w:r>
+        <w:rPr>
+          <w:rFonts w:ascii="宋体" w:eastAsia="宋体" w:hAnsi="宋体" w:hint="eastAsia"/>
+          <w:szCs w:val="21"/>
+        </w:rPr>
+        <w:t>缺乏 AI 深度集成，要么云端存储引发隐私担忧。</w:t>
       </w:r>
       <w:r>
         <w:rPr>
@@ -1541,7 +1559,7 @@
           <w:noProof/>
         </w:rPr>
         <w:drawing>
-          <wp:inline distT="0" distB="0" distL="0" distR="0" wp14:anchorId="51F84618" wp14:editId="6BADD6A1">
+          <wp:inline distT="0" distB="0" distL="0" distR="0" wp14:anchorId="51F84618" wp14:editId="433260AF">
             <wp:extent cx="6386830" cy="1753235"/>
             <wp:effectExtent l="0" t="0" r="0" b="0"/>
             <wp:docPr id="648010589" name="图片 4"/>
@@ -1648,60 +1666,49 @@
       <w:pPr>
         <w:spacing w:line="276" w:lineRule="auto"/>
         <w:jc w:val="left"/>
-      </w:pPr>
-      <w:r>
-        <w:rPr>
-          <w:rFonts w:hint="eastAsia"/>
+        <w:rPr>
+          <w:rFonts w:ascii="宋体" w:eastAsia="宋体" w:hAnsi="宋体"/>
+          <w:szCs w:val="21"/>
+        </w:rPr>
+      </w:pPr>
+      <w:r>
+        <w:rPr>
+          <w:rFonts w:ascii="宋体" w:eastAsia="宋体" w:hAnsi="宋体" w:hint="eastAsia"/>
+          <w:szCs w:val="21"/>
+        </w:rPr>
+        <w:t>这证实了我们的假设：市场确实需要一个垂直的、专业的、AI深度融合的创意工作工具——不是聊天机器人，</w:t>
+      </w:r>
+      <w:r>
+        <w:rPr>
+          <w:rFonts w:ascii="宋体" w:eastAsia="宋体" w:hAnsi="宋体" w:hint="eastAsia"/>
+          <w:szCs w:val="21"/>
         </w:rPr>
         <w:lastRenderedPageBreak/>
-        <w:t>这证实了我们的假设：市场确实需要一个垂直的、专业的、AI深度融合的</w:t>
-      </w:r>
-    </w:p>
-    <w:p>
-      <w:pPr>
-        <w:spacing w:line="276" w:lineRule="auto"/>
+        <w:t>而是"世界观管理系统"。</w:t>
+      </w:r>
+    </w:p>
+    <w:p>
+      <w:pPr>
         <w:jc w:val="left"/>
-      </w:pPr>
-      <w:r>
-        <w:rPr>
-          <w:rFonts w:hint="eastAsia"/>
-        </w:rPr>
-        <w:t>创意工作工具——不是聊天机器人，而是"世界观管理系统"。</w:t>
-      </w:r>
-    </w:p>
-    <w:p>
-      <w:pPr>
-        <w:jc w:val="left"/>
-        <w:rPr>
-          <w:rFonts w:ascii="Segoe UI" w:hAnsi="Segoe UI" w:cs="Segoe UI"/>
+        <w:rPr>
+          <w:rFonts w:ascii="黑体" w:eastAsia="黑体" w:hAnsi="黑体" w:cs="Segoe UI"/>
           <w:b/>
           <w:bCs/>
           <w:color w:val="0F1115"/>
-          <w:sz w:val="30"/>
-          <w:szCs w:val="30"/>
-        </w:rPr>
-      </w:pPr>
-      <w:r>
-        <w:rPr>
-          <w:rFonts w:ascii="Segoe UI" w:hAnsi="Segoe UI" w:cs="Segoe UI"/>
+          <w:sz w:val="32"/>
+          <w:szCs w:val="32"/>
+        </w:rPr>
+      </w:pPr>
+      <w:r>
+        <w:rPr>
+          <w:rFonts w:ascii="黑体" w:eastAsia="黑体" w:hAnsi="黑体" w:cs="Segoe UI"/>
           <w:b/>
           <w:bCs/>
           <w:color w:val="0F1115"/>
-          <w:sz w:val="30"/>
-          <w:szCs w:val="30"/>
-        </w:rPr>
-        <w:t xml:space="preserve">1.3 </w:t>
-      </w:r>
-      <w:r>
-        <w:rPr>
-          <w:rFonts w:ascii="Segoe UI" w:hAnsi="Segoe UI" w:cs="Segoe UI"/>
-          <w:b/>
-          <w:bCs/>
-          <w:color w:val="0F1115"/>
-          <w:sz w:val="30"/>
-          <w:szCs w:val="30"/>
-        </w:rPr>
-        <w:t>主要功能</w:t>
+          <w:sz w:val="32"/>
+          <w:szCs w:val="32"/>
+        </w:rPr>
+        <w:t>1.3 主要功能</w:t>
       </w:r>
     </w:p>
     <w:p>
@@ -1745,9 +1752,33 @@
         <w:spacing w:line="276" w:lineRule="auto"/>
         <w:ind w:left="567" w:firstLineChars="200" w:firstLine="420"/>
         <w:jc w:val="left"/>
-      </w:pPr>
-      <w:r>
-        <w:t>流云AI通过对话式引导，帮助创作者将模糊的灵感逐步转化为结构清晰、逻辑自洽的世界观框架。系统围绕势力分布、魔法或科技体系、种族文化等关键维度展开引导性提问，协助用户系统化地构建世界基础设定。AI在对话过程中自动梳理用户输入，识别潜在设定冲突并提示补充细节，使世界观的构建过程既有灵感引导，又不失逻辑严谨。</w:t>
+        <w:rPr>
+          <w:rFonts w:ascii="宋体" w:eastAsia="宋体" w:hAnsi="宋体"/>
+          <w:szCs w:val="21"/>
+        </w:rPr>
+      </w:pPr>
+      <w:r>
+        <w:rPr>
+          <w:rFonts w:ascii="宋体" w:eastAsia="宋体" w:hAnsi="宋体"/>
+          <w:szCs w:val="21"/>
+        </w:rPr>
+        <w:t>流云AI通过对话式引导，帮助创作者将模糊的灵感逐步转化为结构清晰、逻辑自洽的世界观框架。系统围绕势力分布、魔法或科技体系、种族文化等关键维</w:t>
+      </w:r>
+      <w:proofErr w:type="gramStart"/>
+      <w:r>
+        <w:rPr>
+          <w:rFonts w:ascii="宋体" w:eastAsia="宋体" w:hAnsi="宋体"/>
+          <w:szCs w:val="21"/>
+        </w:rPr>
+        <w:t>度展开</w:t>
+      </w:r>
+      <w:proofErr w:type="gramEnd"/>
+      <w:r>
+        <w:rPr>
+          <w:rFonts w:ascii="宋体" w:eastAsia="宋体" w:hAnsi="宋体"/>
+          <w:szCs w:val="21"/>
+        </w:rPr>
+        <w:t>引导性提问，协助用户系统化地构建世界基础设定。AI在对话过程中自动梳理用户输入，识别潜在设定冲突并提示补充细节，使世界观的构建过程既有灵感引导，又不失逻辑严谨。</w:t>
       </w:r>
     </w:p>
     <w:p>
@@ -1756,14 +1787,14 @@
         <w:ind w:left="567"/>
         <w:jc w:val="left"/>
         <w:rPr>
-          <w:b/>
-          <w:bCs/>
-        </w:rPr>
-      </w:pPr>
-      <w:r>
-        <w:rPr>
-          <w:b/>
-          <w:bCs/>
+          <w:rFonts w:ascii="宋体" w:eastAsia="宋体" w:hAnsi="宋体"/>
+          <w:szCs w:val="21"/>
+        </w:rPr>
+      </w:pPr>
+      <w:r>
+        <w:rPr>
+          <w:rFonts w:ascii="宋体" w:eastAsia="宋体" w:hAnsi="宋体"/>
+          <w:szCs w:val="21"/>
         </w:rPr>
         <w:t>智能角色关系网</w:t>
       </w:r>
@@ -1773,9 +1804,36 @@
         <w:spacing w:line="276" w:lineRule="auto"/>
         <w:ind w:left="567" w:firstLineChars="200" w:firstLine="420"/>
         <w:jc w:val="left"/>
-      </w:pPr>
-      <w:r>
-        <w:t>系统自动提取文本中出现的人物，利用AI分析人物之间的互动记录，生成动态关系图谱，直观呈现爱恨情仇、隶属关系、同盟敌对等复杂关联。关系网支持节点拖拽、分组管理与关系类型自定义，兼顾自动生成的效率与手动调整的灵活性。用户可在创作过程中随时查看人物关系脉络，辅助把握叙事节奏与人物走向。</w:t>
+        <w:rPr>
+          <w:rFonts w:ascii="宋体" w:eastAsia="宋体" w:hAnsi="宋体"/>
+          <w:szCs w:val="21"/>
+        </w:rPr>
+      </w:pPr>
+      <w:r>
+        <w:t>系</w:t>
+      </w:r>
+      <w:r>
+        <w:rPr>
+          <w:rFonts w:ascii="宋体" w:eastAsia="宋体" w:hAnsi="宋体"/>
+          <w:szCs w:val="21"/>
+        </w:rPr>
+        <w:t>统自动提取文本中出现的人物，利用AI分析人物之间的互动记录，生成动态关系图谱，直观</w:t>
+      </w:r>
+      <w:proofErr w:type="gramStart"/>
+      <w:r>
+        <w:rPr>
+          <w:rFonts w:ascii="宋体" w:eastAsia="宋体" w:hAnsi="宋体"/>
+          <w:szCs w:val="21"/>
+        </w:rPr>
+        <w:t>呈现爱</w:t>
+      </w:r>
+      <w:proofErr w:type="gramEnd"/>
+      <w:r>
+        <w:rPr>
+          <w:rFonts w:ascii="宋体" w:eastAsia="宋体" w:hAnsi="宋体"/>
+          <w:szCs w:val="21"/>
+        </w:rPr>
+        <w:t>恨情仇、隶属关系、同盟敌对等复杂关联。关系网支持节点拖拽、分组管理与关系类型自定义，兼顾自动生成的效率与手动调整的灵活性。用户可在创作过程中随时查看人物关系脉络，辅助把握叙事节奏与人物走向。</w:t>
       </w:r>
     </w:p>
     <w:p>
@@ -1801,8 +1859,16 @@
         <w:spacing w:line="276" w:lineRule="auto"/>
         <w:ind w:left="567" w:firstLineChars="200" w:firstLine="420"/>
         <w:jc w:val="left"/>
-      </w:pPr>
-      <w:r>
+        <w:rPr>
+          <w:rFonts w:ascii="宋体" w:eastAsia="宋体" w:hAnsi="宋体"/>
+          <w:szCs w:val="21"/>
+        </w:rPr>
+      </w:pPr>
+      <w:r>
+        <w:rPr>
+          <w:rFonts w:ascii="宋体" w:eastAsia="宋体" w:hAnsi="宋体"/>
+          <w:szCs w:val="21"/>
+        </w:rPr>
         <w:t>创作者可将零散的灵感片段、情节节点或关键事件交由系统自动按时间顺序整理，并支持多条时间线并行管理。例如，正传主线、前传上古史、外传支线等可分别维护，互不干扰，又可在需要时进行对照或合并。该功能帮助创作者在宏观叙事框架与微观情节细节之间自由切换，有效避免时间线混乱导致的叙事矛盾。</w:t>
       </w:r>
     </w:p>
@@ -1829,33 +1895,33 @@
         <w:spacing w:line="276" w:lineRule="auto"/>
         <w:ind w:left="567" w:firstLineChars="200" w:firstLine="420"/>
         <w:jc w:val="left"/>
-      </w:pPr>
-      <w:r>
-        <w:t>AI自动扫描已有设定，实时检测前后文矛盾，例如</w:t>
-      </w:r>
-      <w:r>
-        <w:t>“</w:t>
-      </w:r>
-      <w:r>
-        <w:t>角色A在三章前已死亡，此处不应出现</w:t>
-      </w:r>
-      <w:r>
-        <w:t>”</w:t>
-      </w:r>
-      <w:r>
-        <w:t>或</w:t>
-      </w:r>
-      <w:r>
-        <w:t>“</w:t>
-      </w:r>
-      <w:r>
-        <w:t>某科技设定在前文中尚未被发明</w:t>
-      </w:r>
-      <w:r>
-        <w:t>”</w:t>
-      </w:r>
-      <w:r>
-        <w:t>等逻辑冲突。系统在创作过程中主动提示潜在问题，帮助用户在早期发现并修正矛盾，避免设定错误随创作推进而不断累积，降低后期调整成本。</w:t>
+        <w:rPr>
+          <w:rFonts w:ascii="宋体" w:eastAsia="宋体" w:hAnsi="宋体"/>
+          <w:szCs w:val="21"/>
+        </w:rPr>
+      </w:pPr>
+      <w:r>
+        <w:rPr>
+          <w:rFonts w:ascii="宋体" w:eastAsia="宋体" w:hAnsi="宋体"/>
+          <w:szCs w:val="21"/>
+        </w:rPr>
+        <w:t>AI自动扫描已有设定，实时检测前后文矛盾，例如“角色A在三章前已死亡，此处不应出现”或“某科技设定在前文中尚未被发明”等逻辑冲突。系统在创作过程中主动提示潜在问题，帮助用户在早期发现并修正矛盾，避免设定错误</w:t>
+      </w:r>
+      <w:proofErr w:type="gramStart"/>
+      <w:r>
+        <w:rPr>
+          <w:rFonts w:ascii="宋体" w:eastAsia="宋体" w:hAnsi="宋体"/>
+          <w:szCs w:val="21"/>
+        </w:rPr>
+        <w:t>随创作</w:t>
+      </w:r>
+      <w:proofErr w:type="gramEnd"/>
+      <w:r>
+        <w:rPr>
+          <w:rFonts w:ascii="宋体" w:eastAsia="宋体" w:hAnsi="宋体"/>
+          <w:szCs w:val="21"/>
+        </w:rPr>
+        <w:t>推进而不断累积，降低后期调整成本。</w:t>
       </w:r>
     </w:p>
     <w:p>
@@ -1885,7 +1951,23 @@
           <w:b/>
           <w:bCs/>
         </w:rPr>
-        <w:t>二、技术优势与合规保障</w:t>
+        <w:t>二、技术优势与合</w:t>
+      </w:r>
+      <w:proofErr w:type="gramStart"/>
+      <w:r>
+        <w:rPr>
+          <w:b/>
+          <w:bCs/>
+        </w:rPr>
+        <w:t>规</w:t>
+      </w:r>
+      <w:proofErr w:type="gramEnd"/>
+      <w:r>
+        <w:rPr>
+          <w:b/>
+          <w:bCs/>
+        </w:rPr>
+        <w:t>保障</w:t>
       </w:r>
     </w:p>
     <w:p>
@@ -1911,33 +1993,17 @@
         <w:spacing w:line="276" w:lineRule="auto"/>
         <w:ind w:left="567" w:firstLineChars="200" w:firstLine="420"/>
         <w:jc w:val="left"/>
-      </w:pPr>
-      <w:r>
-        <w:t>流云AI定位为</w:t>
-      </w:r>
-      <w:r>
-        <w:t>“</w:t>
-      </w:r>
-      <w:r>
-        <w:t>本地优先的世界观管理工具</w:t>
-      </w:r>
-      <w:r>
-        <w:t>”</w:t>
-      </w:r>
-      <w:r>
-        <w:t>，积极响应国务院《新一代人工智能发展规划》中关于</w:t>
-      </w:r>
-      <w:r>
-        <w:t>“</w:t>
-      </w:r>
-      <w:r>
-        <w:t>人工智能+文化创意</w:t>
-      </w:r>
-      <w:r>
-        <w:t>”</w:t>
-      </w:r>
-      <w:r>
-        <w:t>的产业导向。产品采用 React + Tauri 的轻量级桌面应用架构，数据层基于 SQLite 实现本地存储，所有用户创作内容、设定资料、生成记录均保存在本地设备中。AI 接口采用用户自行配置的方式，支持接入第三方大模型服务或本地部署模型，既保障了数据的完全主权，也赋予了创作者在不同使用场景下的灵活选择权。</w:t>
+        <w:rPr>
+          <w:rFonts w:ascii="宋体" w:eastAsia="宋体" w:hAnsi="宋体"/>
+          <w:szCs w:val="21"/>
+        </w:rPr>
+      </w:pPr>
+      <w:r>
+        <w:rPr>
+          <w:rFonts w:ascii="宋体" w:eastAsia="宋体" w:hAnsi="宋体"/>
+          <w:szCs w:val="21"/>
+        </w:rPr>
+        <w:t>流云AI定位为“本地优先的世界观管理工具”，积极响应国务院《新一代人工智能发展规划》中关于“人工智能+文化创意”的产业导向。产品采用 React + Tauri 的轻量级桌面应用架构，数据层基于 SQLite 实现本地存储，所有用户创作内容、设定资料、生成记录均保存在本地设备中。AI 接口采用用户自行配置的方式，支持接入第三方大模型服务或本地部署模型，既保障了数据的完全主权，也赋予了创作者在不同使用场景下的灵活选择权。</w:t>
       </w:r>
     </w:p>
     <w:p>
@@ -1963,33 +2029,49 @@
         <w:spacing w:line="276" w:lineRule="auto"/>
         <w:ind w:left="567" w:firstLineChars="200" w:firstLine="420"/>
         <w:jc w:val="left"/>
-      </w:pPr>
-      <w:r>
-        <w:t>平台内所有 AI 相关功能（如矛盾检测、设定补全、关系网分析等）均设计为辅助型能力，采用上下文动态注入的方式，仅将当前编辑内容与必要的历史设定片段传入模型，避免上传用户完整数据。AI 生成的内容仅作为创作参考，最终审定与修改权完全保留在用户手中。系统不依赖云端服务进行核心功能运转，即使在不接入 AI 的情况下，基础的世界观管理能力依然完整可用，确保 AI 始终处于</w:t>
-      </w:r>
-      <w:r>
-        <w:t>“</w:t>
-      </w:r>
-      <w:r>
-        <w:t>辅助</w:t>
-      </w:r>
-      <w:r>
-        <w:t>”</w:t>
-      </w:r>
-      <w:r>
-        <w:t>而非</w:t>
-      </w:r>
-      <w:r>
-        <w:t>“</w:t>
-      </w:r>
-      <w:r>
-        <w:t>替代</w:t>
-      </w:r>
-      <w:r>
-        <w:t>”</w:t>
-      </w:r>
-      <w:r>
-        <w:t>的角色定位。</w:t>
+        <w:rPr>
+          <w:rFonts w:ascii="宋体" w:eastAsia="宋体" w:hAnsi="宋体"/>
+          <w:szCs w:val="21"/>
+        </w:rPr>
+      </w:pPr>
+      <w:r>
+        <w:rPr>
+          <w:rFonts w:ascii="宋体" w:eastAsia="宋体" w:hAnsi="宋体"/>
+          <w:szCs w:val="21"/>
+        </w:rPr>
+        <w:t>平台内所有 AI 相关功能（如矛盾检测、设定补全、关系网分析等）均设计为辅助型能力，采用上下文动态注入的方式，仅将当前编辑内容与必要的历史设定片段传入模型，避免上</w:t>
+      </w:r>
+      <w:proofErr w:type="gramStart"/>
+      <w:r>
+        <w:rPr>
+          <w:rFonts w:ascii="宋体" w:eastAsia="宋体" w:hAnsi="宋体"/>
+          <w:szCs w:val="21"/>
+        </w:rPr>
+        <w:t>传用户</w:t>
+      </w:r>
+      <w:proofErr w:type="gramEnd"/>
+      <w:r>
+        <w:rPr>
+          <w:rFonts w:ascii="宋体" w:eastAsia="宋体" w:hAnsi="宋体"/>
+          <w:szCs w:val="21"/>
+        </w:rPr>
+        <w:t>完整数据。AI 生成的内容仅作为创作参考，最终审定与修改权完全保留在用户手中。系统不依赖云端服务进行核心功能运转，即使在</w:t>
+      </w:r>
+      <w:proofErr w:type="gramStart"/>
+      <w:r>
+        <w:rPr>
+          <w:rFonts w:ascii="宋体" w:eastAsia="宋体" w:hAnsi="宋体"/>
+          <w:szCs w:val="21"/>
+        </w:rPr>
+        <w:t>不</w:t>
+      </w:r>
+      <w:proofErr w:type="gramEnd"/>
+      <w:r>
+        <w:rPr>
+          <w:rFonts w:ascii="宋体" w:eastAsia="宋体" w:hAnsi="宋体"/>
+          <w:szCs w:val="21"/>
+        </w:rPr>
+        <w:t>接入 AI 的情况下，基础的世界观管理能力依然完整可用，确保 AI 始终处于“辅助”而非“替代”的角色定位。</w:t>
       </w:r>
     </w:p>
     <w:p>
@@ -2007,7 +2089,23 @@
           <w:b/>
           <w:bCs/>
         </w:rPr>
-        <w:t>严格合规，安全可控</w:t>
+        <w:t>严格合</w:t>
+      </w:r>
+      <w:proofErr w:type="gramStart"/>
+      <w:r>
+        <w:rPr>
+          <w:b/>
+          <w:bCs/>
+        </w:rPr>
+        <w:t>规</w:t>
+      </w:r>
+      <w:proofErr w:type="gramEnd"/>
+      <w:r>
+        <w:rPr>
+          <w:b/>
+          <w:bCs/>
+        </w:rPr>
+        <w:t>，安全可控</w:t>
       </w:r>
     </w:p>
     <w:p>
@@ -2015,25 +2113,57 @@
         <w:spacing w:line="276" w:lineRule="auto"/>
         <w:ind w:left="567" w:firstLineChars="200" w:firstLine="420"/>
         <w:jc w:val="left"/>
-      </w:pPr>
-      <w:r>
-        <w:t>产品设计严格遵循《生成式人工智能服务管理暂行办法》中</w:t>
-      </w:r>
-      <w:r>
-        <w:t>“</w:t>
-      </w:r>
-      <w:r>
-        <w:t>安全可控</w:t>
-      </w:r>
-      <w:r>
-        <w:t>”</w:t>
-      </w:r>
-      <w:r>
-        <w:t>的原则要求。用户数据自始</w:t>
-      </w:r>
-      <w:r>
+        <w:rPr>
+          <w:rFonts w:ascii="宋体" w:eastAsia="宋体" w:hAnsi="宋体"/>
+          <w:szCs w:val="21"/>
+        </w:rPr>
+      </w:pPr>
+      <w:r>
+        <w:rPr>
+          <w:rFonts w:ascii="宋体" w:eastAsia="宋体" w:hAnsi="宋体"/>
+          <w:szCs w:val="21"/>
+        </w:rPr>
+        <w:t>产品设计严格遵循《生成式人工智能服务管理暂行办法》中“安全可控”的原则要求。用户数据自始至终不离开本地设备，AI 仅作为可选增强能力接入，且所有请求均由用户主动触发，内容生成过程可</w:t>
+      </w:r>
+      <w:r>
+        <w:rPr>
+          <w:rFonts w:ascii="宋体" w:eastAsia="宋体" w:hAnsi="宋体"/>
+          <w:szCs w:val="21"/>
+        </w:rPr>
         <w:lastRenderedPageBreak/>
-        <w:t>至终不离开本地设备，AI 仅作为可选增强能力接入，且所有请求均由用户主动触发，内容生成过程可审计、可追溯。创作决策权始终归于用户，AI 不参与最终内容的强制输出，充分满足监管要求与企业级应用的安全标准。同时，系统支持离线使用能力，在无网络环境下依然可完成核心创作与管理任务，进一步增强了产品的自主可控能力。</w:t>
+        <w:t>审计、可追溯。创作决策</w:t>
+      </w:r>
+      <w:proofErr w:type="gramStart"/>
+      <w:r>
+        <w:rPr>
+          <w:rFonts w:ascii="宋体" w:eastAsia="宋体" w:hAnsi="宋体"/>
+          <w:szCs w:val="21"/>
+        </w:rPr>
+        <w:t>权始终</w:t>
+      </w:r>
+      <w:proofErr w:type="gramEnd"/>
+      <w:r>
+        <w:rPr>
+          <w:rFonts w:ascii="宋体" w:eastAsia="宋体" w:hAnsi="宋体"/>
+          <w:szCs w:val="21"/>
+        </w:rPr>
+        <w:t>归于用户，AI 不参与</w:t>
+      </w:r>
+      <w:proofErr w:type="gramStart"/>
+      <w:r>
+        <w:rPr>
+          <w:rFonts w:ascii="宋体" w:eastAsia="宋体" w:hAnsi="宋体"/>
+          <w:szCs w:val="21"/>
+        </w:rPr>
+        <w:t>最终内容</w:t>
+      </w:r>
+      <w:proofErr w:type="gramEnd"/>
+      <w:r>
+        <w:rPr>
+          <w:rFonts w:ascii="宋体" w:eastAsia="宋体" w:hAnsi="宋体"/>
+          <w:szCs w:val="21"/>
+        </w:rPr>
+        <w:t>的强制输出，充分满足监管要求与企业级应用的安全标准。同时，系统支持离线使用能力，在无网络环境下依然可完成核心创作与管理任务，进一步增强了产品的自主可控能力。</w:t>
       </w:r>
     </w:p>
     <w:p>
@@ -2048,36 +2178,38 @@
         <w:spacing w:line="276" w:lineRule="auto"/>
         <w:jc w:val="left"/>
         <w:rPr>
-          <w:rFonts w:ascii="Segoe UI" w:hAnsi="Segoe UI" w:cs="Segoe UI"/>
+          <w:rFonts w:ascii="黑体" w:eastAsia="黑体" w:hAnsi="黑体" w:cs="Segoe UI"/>
           <w:b/>
           <w:bCs/>
           <w:color w:val="0F1115"/>
-          <w:sz w:val="30"/>
-          <w:szCs w:val="30"/>
-        </w:rPr>
-      </w:pPr>
-      <w:r>
-        <w:rPr>
-          <w:rFonts w:ascii="Segoe UI" w:hAnsi="Segoe UI" w:cs="Segoe UI"/>
+          <w:sz w:val="32"/>
+          <w:szCs w:val="32"/>
+        </w:rPr>
+      </w:pPr>
+      <w:r>
+        <w:rPr>
+          <w:rFonts w:ascii="黑体" w:eastAsia="黑体" w:hAnsi="黑体" w:cs="Segoe UI"/>
           <w:b/>
           <w:bCs/>
           <w:color w:val="0F1115"/>
-          <w:sz w:val="30"/>
-          <w:szCs w:val="30"/>
+          <w:sz w:val="32"/>
+          <w:szCs w:val="32"/>
         </w:rPr>
         <w:t xml:space="preserve">1.4 </w:t>
       </w:r>
-      <w:r>
-        <w:rPr>
-          <w:rFonts w:ascii="Segoe UI" w:hAnsi="Segoe UI" w:cs="Segoe UI"/>
+      <w:proofErr w:type="gramStart"/>
+      <w:r>
+        <w:rPr>
+          <w:rFonts w:ascii="黑体" w:eastAsia="黑体" w:hAnsi="黑体" w:cs="Segoe UI"/>
           <w:b/>
           <w:bCs/>
           <w:color w:val="0F1115"/>
-          <w:sz w:val="30"/>
-          <w:szCs w:val="30"/>
+          <w:sz w:val="32"/>
+          <w:szCs w:val="32"/>
         </w:rPr>
         <w:t>竞品分析</w:t>
       </w:r>
+      <w:proofErr w:type="gramEnd"/>
     </w:p>
     <w:p>
       <w:pPr>
@@ -2085,6 +2217,10 @@
         <w:jc w:val="left"/>
       </w:pPr>
       <w:r>
+        <w:rPr>
+          <w:rFonts w:ascii="宋体" w:eastAsia="宋体" w:hAnsi="宋体"/>
+          <w:szCs w:val="21"/>
+        </w:rPr>
         <w:t>目前市场无绝对垄断的垂直领域产品，主要存在三类竞品。对比分析如下：</w:t>
       </w:r>
       <w:r>
@@ -2162,35 +2298,24 @@
       <w:pPr>
         <w:jc w:val="left"/>
         <w:rPr>
-          <w:rFonts w:ascii="Segoe UI" w:hAnsi="Segoe UI" w:cs="Segoe UI"/>
+          <w:rFonts w:ascii="黑体" w:eastAsia="黑体" w:hAnsi="黑体" w:cs="Segoe UI"/>
           <w:b/>
           <w:bCs/>
           <w:color w:val="0F1115"/>
-          <w:sz w:val="30"/>
-          <w:szCs w:val="30"/>
-        </w:rPr>
-      </w:pPr>
-      <w:r>
-        <w:rPr>
-          <w:rFonts w:ascii="Segoe UI" w:hAnsi="Segoe UI" w:cs="Segoe UI"/>
+          <w:sz w:val="32"/>
+          <w:szCs w:val="32"/>
+        </w:rPr>
+      </w:pPr>
+      <w:r>
+        <w:rPr>
+          <w:rFonts w:ascii="黑体" w:eastAsia="黑体" w:hAnsi="黑体" w:cs="Segoe UI"/>
           <w:b/>
           <w:bCs/>
           <w:color w:val="0F1115"/>
-          <w:sz w:val="30"/>
-          <w:szCs w:val="30"/>
-        </w:rPr>
-        <w:t xml:space="preserve">1.5 </w:t>
-      </w:r>
-      <w:r>
-        <w:rPr>
-          <w:rFonts w:ascii="Segoe UI" w:hAnsi="Segoe UI" w:cs="Segoe UI"/>
-          <w:b/>
-          <w:bCs/>
-          <w:color w:val="0F1115"/>
-          <w:sz w:val="30"/>
-          <w:szCs w:val="30"/>
-        </w:rPr>
-        <w:t>主要性能指标</w:t>
+          <w:sz w:val="32"/>
+          <w:szCs w:val="32"/>
+        </w:rPr>
+        <w:t>1.5 主要性能指标</w:t>
       </w:r>
     </w:p>
     <w:p>
@@ -2200,6 +2325,10 @@
           <w:numId w:val="5"/>
         </w:numPr>
         <w:jc w:val="left"/>
+        <w:rPr>
+          <w:rFonts w:ascii="宋体" w:eastAsia="宋体" w:hAnsi="宋体"/>
+          <w:szCs w:val="21"/>
+        </w:rPr>
       </w:pPr>
       <w:r>
         <w:rPr>
@@ -2209,7 +2338,14 @@
         <w:t>响应速度</w:t>
       </w:r>
       <w:r>
-        <w:t>：AI辅助生成建议响应时间&lt;3秒。</w:t>
+        <w:t>：</w:t>
+      </w:r>
+      <w:r>
+        <w:rPr>
+          <w:rFonts w:ascii="宋体" w:eastAsia="宋体" w:hAnsi="宋体"/>
+          <w:szCs w:val="21"/>
+        </w:rPr>
+        <w:t>AI辅助生成建议响应时间&lt;3秒。</w:t>
       </w:r>
     </w:p>
     <w:p>
@@ -2228,7 +2364,30 @@
         <w:t>图谱渲染</w:t>
       </w:r>
       <w:r>
-        <w:t>：支持同时展示不低于200个角色节点，交互无卡顿。</w:t>
+        <w:t>：</w:t>
+      </w:r>
+      <w:r>
+        <w:rPr>
+          <w:rFonts w:ascii="宋体" w:eastAsia="宋体" w:hAnsi="宋体"/>
+          <w:szCs w:val="21"/>
+        </w:rPr>
+        <w:t>支持同时展示不低于200个角色节点，</w:t>
+      </w:r>
+      <w:proofErr w:type="gramStart"/>
+      <w:r>
+        <w:rPr>
+          <w:rFonts w:ascii="宋体" w:eastAsia="宋体" w:hAnsi="宋体"/>
+          <w:szCs w:val="21"/>
+        </w:rPr>
+        <w:t>交互无</w:t>
+      </w:r>
+      <w:proofErr w:type="gramEnd"/>
+      <w:r>
+        <w:rPr>
+          <w:rFonts w:ascii="宋体" w:eastAsia="宋体" w:hAnsi="宋体"/>
+          <w:szCs w:val="21"/>
+        </w:rPr>
+        <w:t>卡顿。</w:t>
       </w:r>
     </w:p>
     <w:p>
@@ -2238,6 +2397,10 @@
           <w:numId w:val="5"/>
         </w:numPr>
         <w:jc w:val="left"/>
+        <w:rPr>
+          <w:rFonts w:ascii="宋体" w:eastAsia="宋体" w:hAnsi="宋体"/>
+          <w:szCs w:val="21"/>
+        </w:rPr>
       </w:pPr>
       <w:r>
         <w:rPr>
@@ -2247,7 +2410,14 @@
         <w:t>准确性</w:t>
       </w:r>
       <w:r>
-        <w:t>：AI对基础设定的理解准确率&gt;90%；矛盾检测召回率&gt;80%。</w:t>
+        <w:t>：</w:t>
+      </w:r>
+      <w:r>
+        <w:rPr>
+          <w:rFonts w:ascii="宋体" w:eastAsia="宋体" w:hAnsi="宋体"/>
+          <w:szCs w:val="21"/>
+        </w:rPr>
+        <w:t>AI对基础设定的理解准确率&gt;90%；矛盾检测召回率&gt;80%。</w:t>
       </w:r>
     </w:p>
     <w:p>
@@ -2263,11 +2433,17 @@
           <w:b/>
           <w:bCs/>
         </w:rPr>
-        <w:lastRenderedPageBreak/>
         <w:t>数据安全</w:t>
       </w:r>
       <w:r>
-        <w:t>：支持本地化存储与云端加密双选，保障创作者知识产权。</w:t>
+        <w:t>：</w:t>
+      </w:r>
+      <w:r>
+        <w:rPr>
+          <w:rFonts w:ascii="宋体" w:eastAsia="宋体" w:hAnsi="宋体"/>
+          <w:szCs w:val="21"/>
+        </w:rPr>
+        <w:t>支持本地化存储与云端加密双选，保障创作者知识产权。</w:t>
       </w:r>
     </w:p>
     <w:p>
@@ -2292,46 +2468,35 @@
       <w:pPr>
         <w:jc w:val="left"/>
         <w:rPr>
-          <w:rFonts w:ascii="Segoe UI" w:hAnsi="Segoe UI" w:cs="Segoe UI"/>
+          <w:rFonts w:ascii="黑体" w:eastAsia="黑体" w:hAnsi="黑体" w:cs="Segoe UI"/>
           <w:b/>
           <w:bCs/>
           <w:color w:val="0F1115"/>
-          <w:sz w:val="30"/>
-          <w:szCs w:val="30"/>
-        </w:rPr>
-      </w:pPr>
-      <w:r>
-        <w:rPr>
-          <w:rFonts w:ascii="Segoe UI" w:hAnsi="Segoe UI" w:cs="Segoe UI" w:hint="eastAsia"/>
+          <w:sz w:val="32"/>
+          <w:szCs w:val="32"/>
+        </w:rPr>
+      </w:pPr>
+      <w:r>
+        <w:rPr>
+          <w:rFonts w:ascii="黑体" w:eastAsia="黑体" w:hAnsi="黑体" w:cs="Segoe UI" w:hint="eastAsia"/>
           <w:b/>
           <w:bCs/>
           <w:color w:val="0F1115"/>
-          <w:sz w:val="30"/>
-          <w:szCs w:val="30"/>
+          <w:sz w:val="32"/>
+          <w:szCs w:val="32"/>
         </w:rPr>
         <w:t>2.1</w:t>
       </w:r>
       <w:r>
         <w:rPr>
-          <w:rFonts w:ascii="Segoe UI" w:hAnsi="Segoe UI" w:cs="Segoe UI"/>
+          <w:rFonts w:ascii="黑体" w:eastAsia="黑体" w:hAnsi="黑体" w:cs="Segoe UI"/>
           <w:b/>
           <w:bCs/>
           <w:color w:val="0F1115"/>
-          <w:sz w:val="30"/>
-          <w:szCs w:val="30"/>
-        </w:rPr>
-        <w:t xml:space="preserve"> </w:t>
-      </w:r>
-      <w:r>
-        <w:rPr>
-          <w:rFonts w:ascii="Segoe UI" w:hAnsi="Segoe UI" w:cs="Segoe UI"/>
-          <w:b/>
-          <w:bCs/>
-          <w:color w:val="0F1115"/>
-          <w:sz w:val="30"/>
-          <w:szCs w:val="30"/>
-        </w:rPr>
-        <w:t>主要功能</w:t>
+          <w:sz w:val="32"/>
+          <w:szCs w:val="32"/>
+        </w:rPr>
+        <w:t xml:space="preserve"> 主要功能</w:t>
       </w:r>
     </w:p>
     <w:p>
@@ -2375,9 +2540,33 @@
         <w:spacing w:line="276" w:lineRule="auto"/>
         <w:ind w:left="567" w:firstLineChars="200" w:firstLine="420"/>
         <w:jc w:val="left"/>
-      </w:pPr>
-      <w:r>
-        <w:t>流云AI通过对话式引导，帮助创作者将模糊的灵感逐步转化为结构清晰、逻辑自洽的世界观框架。系统围绕势力分布、魔法或科技体系、种族文化等关键维度展开引导性提问，协助用户系统化地构建世界基础设定。AI在对话过程中自动梳理用户输入，识别潜在设定冲突并提示补充细节，使世界观的构建过程既有灵感引导，又不失逻辑严谨。</w:t>
+        <w:rPr>
+          <w:rFonts w:ascii="宋体" w:eastAsia="宋体" w:hAnsi="宋体"/>
+          <w:szCs w:val="21"/>
+        </w:rPr>
+      </w:pPr>
+      <w:r>
+        <w:rPr>
+          <w:rFonts w:ascii="宋体" w:eastAsia="宋体" w:hAnsi="宋体"/>
+          <w:szCs w:val="21"/>
+        </w:rPr>
+        <w:t>流云AI通过对话式引导，帮助创作者将模糊的灵感逐步转化为结构清晰、逻辑自洽的世界观框架。系统围绕势力分布、魔法或科技体系、种族文化等关键维</w:t>
+      </w:r>
+      <w:proofErr w:type="gramStart"/>
+      <w:r>
+        <w:rPr>
+          <w:rFonts w:ascii="宋体" w:eastAsia="宋体" w:hAnsi="宋体"/>
+          <w:szCs w:val="21"/>
+        </w:rPr>
+        <w:t>度展开</w:t>
+      </w:r>
+      <w:proofErr w:type="gramEnd"/>
+      <w:r>
+        <w:rPr>
+          <w:rFonts w:ascii="宋体" w:eastAsia="宋体" w:hAnsi="宋体"/>
+          <w:szCs w:val="21"/>
+        </w:rPr>
+        <w:t>引导性提问，协助用户系统化地构建世界基础设定。AI在对话过程中自动梳理用户输入，识别潜在设定冲突并提示补充细节，使世界观的构建过程既有灵感引导，又不失逻辑严谨。</w:t>
       </w:r>
     </w:p>
     <w:p>
@@ -2403,9 +2592,33 @@
         <w:spacing w:line="276" w:lineRule="auto"/>
         <w:ind w:left="567" w:firstLineChars="200" w:firstLine="420"/>
         <w:jc w:val="left"/>
-      </w:pPr>
-      <w:r>
-        <w:t>系统自动提取文本中出现的人物，利用AI分析人物之间的互动记录，生成动态关系图谱，直观呈现爱恨情仇、隶属关系、同盟敌对等复杂关联。关系网支持节点拖拽、分组管理与关系类型自定义，兼顾自动生成的效率与手动调整的灵活性。用户可在创作过程中随时查看人物关系脉络，辅助把握叙事节奏与人物走向。</w:t>
+        <w:rPr>
+          <w:rFonts w:ascii="宋体" w:eastAsia="宋体" w:hAnsi="宋体"/>
+          <w:szCs w:val="21"/>
+        </w:rPr>
+      </w:pPr>
+      <w:r>
+        <w:rPr>
+          <w:rFonts w:ascii="宋体" w:eastAsia="宋体" w:hAnsi="宋体"/>
+          <w:szCs w:val="21"/>
+        </w:rPr>
+        <w:t>系统自动提取文本中出现的人物，利用AI分析人物之间的互动记录，生成动态关系图谱，直观</w:t>
+      </w:r>
+      <w:proofErr w:type="gramStart"/>
+      <w:r>
+        <w:rPr>
+          <w:rFonts w:ascii="宋体" w:eastAsia="宋体" w:hAnsi="宋体"/>
+          <w:szCs w:val="21"/>
+        </w:rPr>
+        <w:t>呈现爱</w:t>
+      </w:r>
+      <w:proofErr w:type="gramEnd"/>
+      <w:r>
+        <w:rPr>
+          <w:rFonts w:ascii="宋体" w:eastAsia="宋体" w:hAnsi="宋体"/>
+          <w:szCs w:val="21"/>
+        </w:rPr>
+        <w:t>恨情仇、隶属关系、同盟敌对等复杂关联。关系网支持节点拖拽、分组管理与关系类型自定义，兼顾自动生成的效率与手动调整的灵活性。用户可在创作过程中随时查看人物关系脉络，辅助把握叙事节奏与人物走向。</w:t>
       </w:r>
     </w:p>
     <w:p>
@@ -2431,8 +2644,16 @@
         <w:spacing w:line="276" w:lineRule="auto"/>
         <w:ind w:left="567" w:firstLineChars="200" w:firstLine="420"/>
         <w:jc w:val="left"/>
-      </w:pPr>
-      <w:r>
+        <w:rPr>
+          <w:rFonts w:ascii="宋体" w:eastAsia="宋体" w:hAnsi="宋体"/>
+          <w:szCs w:val="21"/>
+        </w:rPr>
+      </w:pPr>
+      <w:r>
+        <w:rPr>
+          <w:rFonts w:ascii="宋体" w:eastAsia="宋体" w:hAnsi="宋体"/>
+          <w:szCs w:val="21"/>
+        </w:rPr>
         <w:t>创作者可将零散的灵感片段、情节节点或关键事件交由系统自动按时间顺序整理，并支持多条时间线并行管理。例如，正传主线、前传上古史、外传支线等可分别维护，互不干扰，又可在需要时进行对照或合并。该功能帮助创作者在宏观叙事框架与微观情节细节之间自由切换，有效避免时间线混乱导致的叙事矛盾。</w:t>
       </w:r>
     </w:p>
@@ -2459,33 +2680,33 @@
         <w:spacing w:line="276" w:lineRule="auto"/>
         <w:ind w:left="567" w:firstLineChars="200" w:firstLine="420"/>
         <w:jc w:val="left"/>
-      </w:pPr>
-      <w:r>
-        <w:t>AI自动扫描已有设定，实时检测前后文矛盾，例如</w:t>
-      </w:r>
-      <w:r>
-        <w:t>“</w:t>
-      </w:r>
-      <w:r>
-        <w:t>角色A在三章前已死亡，此处不应出现</w:t>
-      </w:r>
-      <w:r>
-        <w:t>”</w:t>
-      </w:r>
-      <w:r>
-        <w:t>或</w:t>
-      </w:r>
-      <w:r>
-        <w:t>“</w:t>
-      </w:r>
-      <w:r>
-        <w:t>某科技设定在前文中尚未被发明</w:t>
-      </w:r>
-      <w:r>
-        <w:t>”</w:t>
-      </w:r>
-      <w:r>
-        <w:t>等逻辑冲突。系统在创作过程中主动提示潜在问题，帮助用户在早期发现并修正矛盾，避免设定错误随创作推进而不断累积，降低后期调整成本。</w:t>
+        <w:rPr>
+          <w:rFonts w:ascii="宋体" w:eastAsia="宋体" w:hAnsi="宋体"/>
+          <w:szCs w:val="21"/>
+        </w:rPr>
+      </w:pPr>
+      <w:r>
+        <w:rPr>
+          <w:rFonts w:ascii="宋体" w:eastAsia="宋体" w:hAnsi="宋体"/>
+          <w:szCs w:val="21"/>
+        </w:rPr>
+        <w:t>AI自动扫描已有设定，实时检测前后文矛盾，例如“角色A在三章前已死亡，此处不应出现”或“某科技设定在前文中尚未被发明”等逻辑冲突。系统在创作过程中主动提示潜在问题，帮助用户在早期发现并修正矛盾，避免设定错误</w:t>
+      </w:r>
+      <w:proofErr w:type="gramStart"/>
+      <w:r>
+        <w:rPr>
+          <w:rFonts w:ascii="宋体" w:eastAsia="宋体" w:hAnsi="宋体"/>
+          <w:szCs w:val="21"/>
+        </w:rPr>
+        <w:t>随创作</w:t>
+      </w:r>
+      <w:proofErr w:type="gramEnd"/>
+      <w:r>
+        <w:rPr>
+          <w:rFonts w:ascii="宋体" w:eastAsia="宋体" w:hAnsi="宋体"/>
+          <w:szCs w:val="21"/>
+        </w:rPr>
+        <w:t>推进而不断累积，降低后期调整成本。</w:t>
       </w:r>
     </w:p>
     <w:p>
@@ -2515,7 +2736,23 @@
           <w:b/>
           <w:bCs/>
         </w:rPr>
-        <w:t>二、技术优势与合规保障</w:t>
+        <w:t>二、技术优势与合</w:t>
+      </w:r>
+      <w:proofErr w:type="gramStart"/>
+      <w:r>
+        <w:rPr>
+          <w:b/>
+          <w:bCs/>
+        </w:rPr>
+        <w:t>规</w:t>
+      </w:r>
+      <w:proofErr w:type="gramEnd"/>
+      <w:r>
+        <w:rPr>
+          <w:b/>
+          <w:bCs/>
+        </w:rPr>
+        <w:t>保障</w:t>
       </w:r>
     </w:p>
     <w:p>
@@ -2541,33 +2778,17 @@
         <w:spacing w:line="276" w:lineRule="auto"/>
         <w:ind w:left="567" w:firstLineChars="200" w:firstLine="420"/>
         <w:jc w:val="left"/>
-      </w:pPr>
-      <w:r>
-        <w:t>流云AI定位为</w:t>
-      </w:r>
-      <w:r>
-        <w:t>“</w:t>
-      </w:r>
-      <w:r>
-        <w:t>本地优先的世界观管理工具</w:t>
-      </w:r>
-      <w:r>
-        <w:t>”</w:t>
-      </w:r>
-      <w:r>
-        <w:t>，积极响应国务院《新一代人工智能发展规划》中关于</w:t>
-      </w:r>
-      <w:r>
-        <w:t>“</w:t>
-      </w:r>
-      <w:r>
-        <w:t>人工智能+文化创意</w:t>
-      </w:r>
-      <w:r>
-        <w:t>”</w:t>
-      </w:r>
-      <w:r>
-        <w:t>的产业导向。产品采用 React + Tauri 的轻量级桌面应用架构，数据层基于 SQLite 实现本地存储，所有用户创作内容、设定资料、生成记录均保存在本地设备中。AI 接口采用用户自行配置的方式，支持接入第三方大模型服务或本地部署模型，既保障了数据的完全主权，也赋予了创作者在不同使用场景下的灵活选择权。</w:t>
+        <w:rPr>
+          <w:rFonts w:ascii="宋体" w:eastAsia="宋体" w:hAnsi="宋体"/>
+          <w:szCs w:val="21"/>
+        </w:rPr>
+      </w:pPr>
+      <w:r>
+        <w:rPr>
+          <w:rFonts w:ascii="宋体" w:eastAsia="宋体" w:hAnsi="宋体"/>
+          <w:szCs w:val="21"/>
+        </w:rPr>
+        <w:t>流云AI定位为“本地优先的世界观管理工具”，积极响应国务院《新一代人工智能发展规划》中关于“人工智能+文化创意”的产业导向。产品采用 React + Tauri 的轻量级桌面应用架构，数据层基于 SQLite 实现本地存储，所有用户创作内容、设定资料、生成记录均保存在本地设备中。AI 接口采用用户自行配置的方式，支持接入第三方大模型服务或本地部署模型，既保障了数据的完全主权，也赋予了创作者在不同使用场景下的灵活选择权。</w:t>
       </w:r>
     </w:p>
     <w:p>
@@ -2593,34 +2814,57 @@
         <w:spacing w:line="276" w:lineRule="auto"/>
         <w:ind w:left="567" w:firstLineChars="200" w:firstLine="420"/>
         <w:jc w:val="left"/>
-      </w:pPr>
-      <w:r>
-        <w:t>平台内所有 AI 相关功能（如矛盾检测、设定补全、关系网分析等）均设计为辅助型能力，采用上下文动态注入的方式，仅将当前编辑内容与必要的历史设定片段传入模型，避免上传用户完整数据。AI 生成的内容仅作为创作参考，最终审定与修改权完全保留在用户手中。系统不依赖云端服务进行核心功能运转，即使在不接入 AI 的情况下，基础的世界观管理能力依然完整可用，确保 AI 始终处于</w:t>
-      </w:r>
-      <w:r>
-        <w:t>“</w:t>
-      </w:r>
-      <w:r>
-        <w:t>辅助</w:t>
-      </w:r>
-      <w:r>
-        <w:t>”</w:t>
-      </w:r>
-      <w:r>
-        <w:t>而非</w:t>
-      </w:r>
-      <w:r>
+        <w:rPr>
+          <w:rFonts w:ascii="宋体" w:eastAsia="宋体" w:hAnsi="宋体"/>
+          <w:szCs w:val="21"/>
+        </w:rPr>
+      </w:pPr>
+      <w:r>
+        <w:rPr>
+          <w:rFonts w:ascii="宋体" w:eastAsia="宋体" w:hAnsi="宋体"/>
+          <w:szCs w:val="21"/>
+        </w:rPr>
+        <w:t>平台内所有 AI 相关功能（如矛盾检测、设定补全、关系网分析等）均设计为辅助型能力，采用上下文动态注入的方式，仅将当前编辑内容与必要的历史设定片段传入模型，避免上</w:t>
+      </w:r>
+      <w:proofErr w:type="gramStart"/>
+      <w:r>
+        <w:rPr>
+          <w:rFonts w:ascii="宋体" w:eastAsia="宋体" w:hAnsi="宋体"/>
+          <w:szCs w:val="21"/>
+        </w:rPr>
+        <w:t>传用户</w:t>
+      </w:r>
+      <w:proofErr w:type="gramEnd"/>
+      <w:r>
+        <w:rPr>
+          <w:rFonts w:ascii="宋体" w:eastAsia="宋体" w:hAnsi="宋体"/>
+          <w:szCs w:val="21"/>
+        </w:rPr>
+        <w:t>完整数据。AI 生成的内容仅作为创作参考，最终审定与修改权完全保留在用户手中。系统不依赖云端服务进行核心功能运转，即使在</w:t>
+      </w:r>
+      <w:proofErr w:type="gramStart"/>
+      <w:r>
+        <w:rPr>
+          <w:rFonts w:ascii="宋体" w:eastAsia="宋体" w:hAnsi="宋体"/>
+          <w:szCs w:val="21"/>
+        </w:rPr>
+        <w:t>不</w:t>
+      </w:r>
+      <w:proofErr w:type="gramEnd"/>
+      <w:r>
+        <w:rPr>
+          <w:rFonts w:ascii="宋体" w:eastAsia="宋体" w:hAnsi="宋体"/>
+          <w:szCs w:val="21"/>
+        </w:rPr>
+        <w:t>接入 AI 的情况下，基础的世界观管理能力依然完整可用，确保 AI 始终处于“辅助”</w:t>
+      </w:r>
+      <w:r>
+        <w:rPr>
+          <w:rFonts w:ascii="宋体" w:eastAsia="宋体" w:hAnsi="宋体"/>
+          <w:szCs w:val="21"/>
+        </w:rPr>
         <w:lastRenderedPageBreak/>
-        <w:t>“</w:t>
-      </w:r>
-      <w:r>
-        <w:t>替代</w:t>
-      </w:r>
-      <w:r>
-        <w:t>”</w:t>
-      </w:r>
-      <w:r>
-        <w:t>的角色定位。</w:t>
+        <w:t>而非“替代”的角色定位。</w:t>
       </w:r>
     </w:p>
     <w:p>
@@ -2638,7 +2882,23 @@
           <w:b/>
           <w:bCs/>
         </w:rPr>
-        <w:t>严格合规，安全可控</w:t>
+        <w:t>严格合</w:t>
+      </w:r>
+      <w:proofErr w:type="gramStart"/>
+      <w:r>
+        <w:rPr>
+          <w:b/>
+          <w:bCs/>
+        </w:rPr>
+        <w:t>规</w:t>
+      </w:r>
+      <w:proofErr w:type="gramEnd"/>
+      <w:r>
+        <w:rPr>
+          <w:b/>
+          <w:bCs/>
+        </w:rPr>
+        <w:t>，安全可控</w:t>
       </w:r>
     </w:p>
     <w:p>
@@ -2646,21 +2906,49 @@
         <w:spacing w:line="276" w:lineRule="auto"/>
         <w:ind w:left="567" w:firstLineChars="200" w:firstLine="420"/>
         <w:jc w:val="left"/>
-      </w:pPr>
-      <w:r>
-        <w:t>产品设计严格遵循《生成式人工智能服务管理暂行办法》中</w:t>
-      </w:r>
-      <w:r>
-        <w:t>“</w:t>
-      </w:r>
-      <w:r>
-        <w:t>安全可控</w:t>
-      </w:r>
-      <w:r>
-        <w:t>”</w:t>
-      </w:r>
-      <w:r>
-        <w:t>的原则要求。用户数据自始至终不离开本地设备，AI 仅作为可选增强能力接入，且所有请求均由用户主动触发，内容生成过程可审计、可追溯。创作决策权始终归于用户，AI 不参与最终内容的强制输出，充分满足监管要求与企业级应用的安全标准。同时，系统支持离线使用能力，在无网络环境下依然可完成核心创作与管理任务，进一步增强了产品的自主可控能力。</w:t>
+        <w:rPr>
+          <w:rFonts w:ascii="宋体" w:eastAsia="宋体" w:hAnsi="宋体"/>
+          <w:szCs w:val="21"/>
+        </w:rPr>
+      </w:pPr>
+      <w:r>
+        <w:rPr>
+          <w:rFonts w:ascii="宋体" w:eastAsia="宋体" w:hAnsi="宋体"/>
+          <w:szCs w:val="21"/>
+        </w:rPr>
+        <w:t>产品设计严格遵循《生成式人工智能服务管理暂行办法》中“安全可控”的原则要求。用户数据自始至终不离开本地设备，AI 仅作为可选增强能力接入，且所有请求均由用户主动触发，内容生成过程可审计、可追溯。创作决策</w:t>
+      </w:r>
+      <w:proofErr w:type="gramStart"/>
+      <w:r>
+        <w:rPr>
+          <w:rFonts w:ascii="宋体" w:eastAsia="宋体" w:hAnsi="宋体"/>
+          <w:szCs w:val="21"/>
+        </w:rPr>
+        <w:t>权始终</w:t>
+      </w:r>
+      <w:proofErr w:type="gramEnd"/>
+      <w:r>
+        <w:rPr>
+          <w:rFonts w:ascii="宋体" w:eastAsia="宋体" w:hAnsi="宋体"/>
+          <w:szCs w:val="21"/>
+        </w:rPr>
+        <w:t>归于用户，AI 不参与</w:t>
+      </w:r>
+      <w:proofErr w:type="gramStart"/>
+      <w:r>
+        <w:rPr>
+          <w:rFonts w:ascii="宋体" w:eastAsia="宋体" w:hAnsi="宋体"/>
+          <w:szCs w:val="21"/>
+        </w:rPr>
+        <w:t>最终内容</w:t>
+      </w:r>
+      <w:proofErr w:type="gramEnd"/>
+      <w:r>
+        <w:rPr>
+          <w:rFonts w:ascii="宋体" w:eastAsia="宋体" w:hAnsi="宋体"/>
+          <w:szCs w:val="21"/>
+        </w:rPr>
+        <w:t>的强制输出，充分满足监管要求与企业级应用的安全标准。同时，系统支持离线使用能力，在无网络环境下依然可完成核心创作与管理任务，进一步增强了产品的自主可控能力。</w:t>
       </w:r>
     </w:p>
     <w:p>
@@ -2674,203 +2962,265 @@
     <w:p>
       <w:pPr>
         <w:rPr>
-          <w:rFonts w:ascii="Segoe UI" w:hAnsi="Segoe UI" w:cs="Segoe UI"/>
+          <w:rFonts w:ascii="黑体" w:eastAsia="黑体" w:hAnsi="黑体" w:cs="Segoe UI"/>
           <w:b/>
           <w:bCs/>
           <w:color w:val="0F1115"/>
-          <w:sz w:val="30"/>
-          <w:szCs w:val="30"/>
-        </w:rPr>
-      </w:pPr>
-      <w:r>
-        <w:rPr>
-          <w:rFonts w:ascii="Segoe UI" w:hAnsi="Segoe UI" w:cs="Segoe UI" w:hint="eastAsia"/>
+          <w:sz w:val="32"/>
+          <w:szCs w:val="32"/>
+        </w:rPr>
+      </w:pPr>
+      <w:r>
+        <w:rPr>
+          <w:rFonts w:ascii="黑体" w:eastAsia="黑体" w:hAnsi="黑体" w:cs="Segoe UI" w:hint="eastAsia"/>
           <w:b/>
           <w:bCs/>
           <w:color w:val="0F1115"/>
-          <w:sz w:val="30"/>
-          <w:szCs w:val="30"/>
+          <w:sz w:val="32"/>
+          <w:szCs w:val="32"/>
         </w:rPr>
         <w:t>2.</w:t>
       </w:r>
       <w:r>
         <w:rPr>
-          <w:rFonts w:ascii="Segoe UI" w:hAnsi="Segoe UI" w:cs="Segoe UI" w:hint="eastAsia"/>
+          <w:rFonts w:ascii="黑体" w:eastAsia="黑体" w:hAnsi="黑体" w:cs="Segoe UI" w:hint="eastAsia"/>
           <w:b/>
           <w:bCs/>
           <w:color w:val="0F1115"/>
-          <w:sz w:val="30"/>
-          <w:szCs w:val="30"/>
+          <w:sz w:val="32"/>
+          <w:szCs w:val="32"/>
         </w:rPr>
         <w:t>2</w:t>
       </w:r>
       <w:r>
         <w:rPr>
-          <w:rFonts w:ascii="Segoe UI" w:hAnsi="Segoe UI" w:cs="Segoe UI" w:hint="eastAsia"/>
+          <w:rFonts w:ascii="黑体" w:eastAsia="黑体" w:hAnsi="黑体" w:cs="Segoe UI" w:hint="eastAsia"/>
           <w:b/>
           <w:bCs/>
           <w:color w:val="0F1115"/>
-          <w:sz w:val="30"/>
-          <w:szCs w:val="30"/>
-        </w:rPr>
-        <w:t xml:space="preserve"> AI</w:t>
-      </w:r>
-      <w:r>
-        <w:rPr>
-          <w:rFonts w:ascii="Segoe UI" w:hAnsi="Segoe UI" w:cs="Segoe UI" w:hint="eastAsia"/>
+          <w:sz w:val="32"/>
+          <w:szCs w:val="32"/>
+        </w:rPr>
+        <w:t xml:space="preserve"> AI功能模块整体架构</w:t>
+      </w:r>
+    </w:p>
+    <w:p>
+      <w:pPr>
+        <w:spacing w:line="276" w:lineRule="auto"/>
+        <w:ind w:leftChars="67" w:left="141"/>
+        <w:jc w:val="left"/>
+        <w:rPr>
+          <w:rFonts w:ascii="宋体" w:eastAsia="宋体" w:hAnsi="宋体"/>
+          <w:szCs w:val="21"/>
+        </w:rPr>
+      </w:pPr>
+      <w:r>
+        <w:rPr>
+          <w:rFonts w:ascii="宋体" w:eastAsia="宋体" w:hAnsi="宋体" w:hint="eastAsia"/>
+          <w:szCs w:val="21"/>
+        </w:rPr>
+        <w:t>AI功能采用**三层解耦架构**，为作品核心能力支撑层，与前端交互层、数据层协同，整体架构图</w:t>
+      </w:r>
+    </w:p>
+    <w:p>
+      <w:pPr>
+        <w:spacing w:line="276" w:lineRule="auto"/>
+        <w:ind w:leftChars="67" w:left="141"/>
+        <w:jc w:val="left"/>
+        <w:rPr>
+          <w:rFonts w:ascii="宋体" w:eastAsia="宋体" w:hAnsi="宋体"/>
+          <w:szCs w:val="21"/>
+        </w:rPr>
+      </w:pPr>
+      <w:r>
+        <w:rPr>
+          <w:rFonts w:ascii="宋体" w:eastAsia="宋体" w:hAnsi="宋体" w:hint="eastAsia"/>
+          <w:szCs w:val="21"/>
+        </w:rPr>
+        <w:t>自上而下分为**门面调度层、插件映射层、会话执行层**，层间单向调用、解耦设计，支持</w:t>
+      </w:r>
+      <w:proofErr w:type="gramStart"/>
+      <w:r>
+        <w:rPr>
+          <w:rFonts w:ascii="宋体" w:eastAsia="宋体" w:hAnsi="宋体" w:hint="eastAsia"/>
+          <w:szCs w:val="21"/>
+        </w:rPr>
+        <w:t>插件热更</w:t>
+      </w:r>
+      <w:proofErr w:type="gramEnd"/>
+      <w:r>
+        <w:rPr>
+          <w:rFonts w:ascii="宋体" w:eastAsia="宋体" w:hAnsi="宋体" w:hint="eastAsia"/>
+          <w:szCs w:val="21"/>
+        </w:rPr>
+        <w:t>、多模型动态切换。</w:t>
+      </w:r>
+    </w:p>
+    <w:p>
+      <w:pPr>
+        <w:spacing w:line="276" w:lineRule="auto"/>
+        <w:ind w:leftChars="67" w:left="141"/>
+        <w:jc w:val="left"/>
+        <w:rPr>
+          <w:rFonts w:ascii="宋体" w:eastAsia="宋体" w:hAnsi="宋体"/>
+          <w:szCs w:val="21"/>
+        </w:rPr>
+      </w:pPr>
+      <w:r>
+        <w:rPr>
+          <w:rFonts w:ascii="宋体" w:eastAsia="宋体" w:hAnsi="宋体" w:hint="eastAsia"/>
+          <w:szCs w:val="21"/>
+        </w:rPr>
+        <w:t xml:space="preserve">- </w:t>
+      </w:r>
+      <w:r>
+        <w:rPr>
+          <w:rFonts w:ascii="宋体" w:eastAsia="宋体" w:hAnsi="宋体" w:hint="eastAsia"/>
+          <w:b/>
+          <w:bCs/>
+          <w:szCs w:val="21"/>
+        </w:rPr>
+        <w:t>门面调度层</w:t>
+      </w:r>
+      <w:r>
+        <w:rPr>
+          <w:rFonts w:ascii="宋体" w:eastAsia="宋体" w:hAnsi="宋体" w:hint="eastAsia"/>
+          <w:szCs w:val="21"/>
+        </w:rPr>
+        <w:t>：以`FlowCloudAIClient`为统一接口，对接前端17个Tauri Command，管理AI会话生命周期与插件分发；</w:t>
+      </w:r>
+    </w:p>
+    <w:p>
+      <w:pPr>
+        <w:spacing w:line="276" w:lineRule="auto"/>
+        <w:ind w:leftChars="67" w:left="141"/>
+        <w:jc w:val="left"/>
+        <w:rPr>
+          <w:rFonts w:ascii="宋体" w:eastAsia="宋体" w:hAnsi="宋体"/>
+          <w:szCs w:val="21"/>
+        </w:rPr>
+      </w:pPr>
+      <w:r>
+        <w:rPr>
+          <w:rFonts w:ascii="宋体" w:eastAsia="宋体" w:hAnsi="宋体" w:hint="eastAsia"/>
+          <w:szCs w:val="21"/>
+        </w:rPr>
+        <w:t xml:space="preserve">- </w:t>
+      </w:r>
+      <w:r>
+        <w:rPr>
+          <w:rFonts w:ascii="宋体" w:eastAsia="宋体" w:hAnsi="宋体" w:hint="eastAsia"/>
+          <w:b/>
+          <w:bCs/>
+          <w:szCs w:val="21"/>
+        </w:rPr>
+        <w:t>插件映射层</w:t>
+      </w:r>
+      <w:r>
+        <w:rPr>
+          <w:rFonts w:ascii="宋体" w:eastAsia="宋体" w:hAnsi="宋体" w:hint="eastAsia"/>
+          <w:szCs w:val="21"/>
+        </w:rPr>
+        <w:t>：基于WASM插件封装多厂商API格式映射，解决OpenAI/Anthropic/本地模型接口异构问题；</w:t>
+      </w:r>
+    </w:p>
+    <w:p>
+      <w:pPr>
+        <w:spacing w:line="276" w:lineRule="auto"/>
+        <w:ind w:leftChars="67" w:left="141"/>
+        <w:jc w:val="left"/>
+        <w:rPr>
+          <w:rFonts w:ascii="宋体" w:eastAsia="宋体" w:hAnsi="宋体"/>
+          <w:szCs w:val="21"/>
+        </w:rPr>
+      </w:pPr>
+      <w:r>
+        <w:rPr>
+          <w:rFonts w:ascii="宋体" w:eastAsia="宋体" w:hAnsi="宋体" w:hint="eastAsia"/>
+          <w:szCs w:val="21"/>
+        </w:rPr>
+        <w:t>-</w:t>
+      </w:r>
+      <w:r>
+        <w:rPr>
+          <w:rFonts w:ascii="宋体" w:eastAsia="宋体" w:hAnsi="宋体" w:hint="eastAsia"/>
+          <w:b/>
+          <w:bCs/>
+          <w:szCs w:val="21"/>
+        </w:rPr>
+        <w:t xml:space="preserve"> 会话执行层</w:t>
+      </w:r>
+      <w:r>
+        <w:rPr>
+          <w:rFonts w:ascii="宋体" w:eastAsia="宋体" w:hAnsi="宋体" w:hint="eastAsia"/>
+          <w:szCs w:val="21"/>
+        </w:rPr>
+        <w:t>：区分LLM有状态会话、图片/TTS无状态请求，实现流式事件推送与会话级权限隔离。</w:t>
+      </w:r>
+    </w:p>
+    <w:p>
+      <w:pPr>
+        <w:rPr>
+          <w:lang w:val="zh-CN"/>
+        </w:rPr>
+      </w:pPr>
+    </w:p>
+    <w:p>
+      <w:pPr>
+        <w:rPr>
+          <w:rFonts w:ascii="黑体" w:eastAsia="黑体" w:hAnsi="黑体" w:cs="Segoe UI"/>
           <w:b/>
           <w:bCs/>
           <w:color w:val="0F1115"/>
-          <w:sz w:val="30"/>
-          <w:szCs w:val="30"/>
-        </w:rPr>
-        <w:t>功能模块整体架构</w:t>
-      </w:r>
-    </w:p>
-    <w:p>
-      <w:pPr>
-        <w:ind w:firstLineChars="200" w:firstLine="420"/>
-        <w:rPr>
-          <w:lang w:val="zh-CN"/>
-        </w:rPr>
-      </w:pPr>
-      <w:r>
-        <w:rPr>
-          <w:rFonts w:hint="eastAsia"/>
-          <w:lang w:val="zh-CN"/>
-        </w:rPr>
-        <w:t>AI功能采用**三层解耦架构**，为作品核心能力支撑层，与前端交互层、数据层协同，整体架构图</w:t>
-      </w:r>
-    </w:p>
-    <w:p>
-      <w:pPr>
-        <w:rPr>
-          <w:lang w:val="zh-CN"/>
-        </w:rPr>
-      </w:pPr>
-      <w:r>
-        <w:rPr>
-          <w:rFonts w:hint="eastAsia"/>
-          <w:lang w:val="zh-CN"/>
-        </w:rPr>
-        <w:t>自上而下分为**门面调度层、插件映射层、会话执行层**，层间单向调用、解耦设计，支持插件热更、多模型动态切换。</w:t>
-      </w:r>
-    </w:p>
-    <w:p>
-      <w:pPr>
-        <w:rPr>
-          <w:lang w:val="zh-CN"/>
-        </w:rPr>
-      </w:pPr>
-      <w:r>
-        <w:rPr>
-          <w:rFonts w:hint="eastAsia"/>
-          <w:lang w:val="zh-CN"/>
-        </w:rPr>
-        <w:t>- 门面调度层：以`FlowCloudAIClient`为统一接口，对接前端17个Tauri Command，管理AI会话生命周期与插件分发；</w:t>
-      </w:r>
-    </w:p>
-    <w:p>
-      <w:pPr>
-        <w:rPr>
-          <w:lang w:val="zh-CN"/>
-        </w:rPr>
-      </w:pPr>
-      <w:r>
-        <w:rPr>
-          <w:rFonts w:hint="eastAsia"/>
-          <w:lang w:val="zh-CN"/>
-        </w:rPr>
-        <w:t>- 插件映射层：基于WASM插件封装多厂商API格式映射，解决OpenAI/Anthropic/本地模型接口异构问题；</w:t>
-      </w:r>
-    </w:p>
-    <w:p>
-      <w:pPr>
-        <w:rPr>
-          <w:lang w:val="zh-CN"/>
-        </w:rPr>
-      </w:pPr>
-      <w:r>
-        <w:rPr>
-          <w:rFonts w:hint="eastAsia"/>
-          <w:lang w:val="zh-CN"/>
-        </w:rPr>
-        <w:t>- 会话执行层：区分LLM有状态会话、图片/TTS无状态请求，实现流式事件推送与会话级权限隔离。</w:t>
-      </w:r>
-    </w:p>
-    <w:p>
-      <w:pPr>
-        <w:rPr>
-          <w:lang w:val="zh-CN"/>
-        </w:rPr>
-      </w:pPr>
-    </w:p>
-    <w:p>
-      <w:pPr>
-        <w:rPr>
-          <w:rFonts w:ascii="Segoe UI" w:hAnsi="Segoe UI" w:cs="Segoe UI"/>
+          <w:sz w:val="32"/>
+          <w:szCs w:val="32"/>
+        </w:rPr>
+      </w:pPr>
+      <w:r>
+        <w:rPr>
+          <w:rFonts w:ascii="黑体" w:eastAsia="黑体" w:hAnsi="黑体" w:cs="Segoe UI" w:hint="eastAsia"/>
           <w:b/>
           <w:bCs/>
           <w:color w:val="0F1115"/>
-          <w:sz w:val="30"/>
-          <w:szCs w:val="30"/>
-        </w:rPr>
-      </w:pPr>
-      <w:r>
-        <w:rPr>
-          <w:rFonts w:ascii="Segoe UI" w:hAnsi="Segoe UI" w:cs="Segoe UI" w:hint="eastAsia"/>
+          <w:sz w:val="32"/>
+          <w:szCs w:val="32"/>
+        </w:rPr>
+        <w:t xml:space="preserve"> 2.</w:t>
+      </w:r>
+      <w:r>
+        <w:rPr>
+          <w:rFonts w:ascii="黑体" w:eastAsia="黑体" w:hAnsi="黑体" w:cs="Segoe UI" w:hint="eastAsia"/>
           <w:b/>
           <w:bCs/>
           <w:color w:val="0F1115"/>
-          <w:sz w:val="30"/>
-          <w:szCs w:val="30"/>
-        </w:rPr>
-        <w:t xml:space="preserve"> 2.</w:t>
-      </w:r>
-      <w:r>
-        <w:rPr>
-          <w:rFonts w:ascii="Segoe UI" w:hAnsi="Segoe UI" w:cs="Segoe UI" w:hint="eastAsia"/>
+          <w:sz w:val="32"/>
+          <w:szCs w:val="32"/>
+        </w:rPr>
+        <w:t>3</w:t>
+      </w:r>
+      <w:r>
+        <w:rPr>
+          <w:rFonts w:ascii="黑体" w:eastAsia="黑体" w:hAnsi="黑体" w:cs="Segoe UI" w:hint="eastAsia"/>
           <w:b/>
           <w:bCs/>
           <w:color w:val="0F1115"/>
-          <w:sz w:val="30"/>
-          <w:szCs w:val="30"/>
-        </w:rPr>
-        <w:t>3</w:t>
-      </w:r>
-      <w:r>
-        <w:rPr>
-          <w:rFonts w:ascii="Segoe UI" w:hAnsi="Segoe UI" w:cs="Segoe UI" w:hint="eastAsia"/>
-          <w:b/>
-          <w:bCs/>
-          <w:color w:val="0F1115"/>
-          <w:sz w:val="30"/>
-          <w:szCs w:val="30"/>
-        </w:rPr>
-        <w:t xml:space="preserve"> AI</w:t>
-      </w:r>
-      <w:r>
-        <w:rPr>
-          <w:rFonts w:ascii="Segoe UI" w:hAnsi="Segoe UI" w:cs="Segoe UI" w:hint="eastAsia"/>
-          <w:b/>
-          <w:bCs/>
-          <w:color w:val="0F1115"/>
-          <w:sz w:val="30"/>
-          <w:szCs w:val="30"/>
-        </w:rPr>
-        <w:t>模块调用关系</w:t>
-      </w:r>
-    </w:p>
-    <w:p>
-      <w:pPr>
-        <w:rPr>
-          <w:lang w:val="zh-CN"/>
-        </w:rPr>
-      </w:pPr>
-      <w:r>
-        <w:rPr>
-          <w:rFonts w:hint="eastAsia"/>
-          <w:lang w:val="zh-CN"/>
+          <w:sz w:val="32"/>
+          <w:szCs w:val="32"/>
+        </w:rPr>
+        <w:t xml:space="preserve"> AI模块调用关系</w:t>
+      </w:r>
+    </w:p>
+    <w:p>
+      <w:pPr>
+        <w:rPr>
+          <w:rFonts w:ascii="宋体" w:eastAsia="宋体" w:hAnsi="宋体"/>
+          <w:szCs w:val="21"/>
+        </w:rPr>
+      </w:pPr>
+      <w:r>
+        <w:rPr>
+          <w:rFonts w:ascii="宋体" w:eastAsia="宋体" w:hAnsi="宋体" w:hint="eastAsia"/>
+          <w:szCs w:val="21"/>
         </w:rPr>
         <w:t>**核心调用链路**</w:t>
       </w:r>
@@ -2880,13 +3230,14 @@
         <w:ind w:firstLineChars="200" w:firstLine="420"/>
         <w:jc w:val="left"/>
         <w:rPr>
-          <w:lang w:val="zh-CN"/>
-        </w:rPr>
-      </w:pPr>
-      <w:r>
-        <w:rPr>
-          <w:rFonts w:hint="eastAsia"/>
-          <w:lang w:val="zh-CN"/>
+          <w:rFonts w:ascii="宋体" w:eastAsia="宋体" w:hAnsi="宋体"/>
+          <w:szCs w:val="21"/>
+        </w:rPr>
+      </w:pPr>
+      <w:r>
+        <w:rPr>
+          <w:rFonts w:ascii="宋体" w:eastAsia="宋体" w:hAnsi="宋体" w:hint="eastAsia"/>
+          <w:szCs w:val="21"/>
         </w:rPr>
         <w:t>前端→FlowCloudAIClient→会话/AI客户端→插件实例池获取WASM实例→格式映射→厂商API请求→反向映射→EventBus事件流→前端实时展示</w:t>
       </w:r>
@@ -2904,9 +3255,17 @@
           <w:noProof/>
         </w:rPr>
         <w:drawing>
-          <wp:inline distT="0" distB="0" distL="0" distR="0" wp14:anchorId="08427B85" wp14:editId="36E815FD">
+          <wp:anchor distT="0" distB="0" distL="114300" distR="114300" simplePos="0" relativeHeight="251658240" behindDoc="0" locked="0" layoutInCell="1" allowOverlap="1" wp14:anchorId="08427B85" wp14:editId="3FC9FE6D">
+            <wp:simplePos x="0" y="0"/>
+            <wp:positionH relativeFrom="column">
+              <wp:posOffset>728423</wp:posOffset>
+            </wp:positionH>
+            <wp:positionV relativeFrom="paragraph">
+              <wp:posOffset>9704</wp:posOffset>
+            </wp:positionV>
             <wp:extent cx="4833257" cy="3662217"/>
             <wp:effectExtent l="0" t="0" r="5715" b="0"/>
+            <wp:wrapSquare wrapText="bothSides"/>
             <wp:docPr id="1723291324" name="图片 3"/>
             <wp:cNvGraphicFramePr>
               <a:graphicFrameLocks xmlns:a="http://schemas.openxmlformats.org/drawingml/2006/main" noChangeAspect="1"/>
@@ -2936,7 +3295,7 @@
                   <pic:spPr bwMode="auto">
                     <a:xfrm>
                       <a:off x="0" y="0"/>
-                      <a:ext cx="4847508" cy="3673015"/>
+                      <a:ext cx="4833257" cy="3662217"/>
                     </a:xfrm>
                     <a:prstGeom prst="rect">
                       <a:avLst/>
@@ -2949,7 +3308,13 @@
                 </pic:pic>
               </a:graphicData>
             </a:graphic>
-          </wp:inline>
+            <wp14:sizeRelH relativeFrom="page">
+              <wp14:pctWidth>0</wp14:pctWidth>
+            </wp14:sizeRelH>
+            <wp14:sizeRelV relativeFrom="page">
+              <wp14:pctHeight>0</wp14:pctHeight>
+            </wp14:sizeRelV>
+          </wp:anchor>
         </w:drawing>
       </w:r>
     </w:p>
@@ -3029,654 +3394,878 @@
     <w:p>
       <w:pPr>
         <w:rPr>
-          <w:rFonts w:ascii="Segoe UI" w:hAnsi="Segoe UI" w:cs="Segoe UI"/>
+          <w:rFonts w:ascii="黑体" w:eastAsia="黑体" w:hAnsi="黑体" w:cs="Segoe UI"/>
           <w:b/>
           <w:bCs/>
           <w:color w:val="0F1115"/>
-          <w:sz w:val="30"/>
-          <w:szCs w:val="30"/>
-        </w:rPr>
-      </w:pPr>
-      <w:r>
-        <w:rPr>
-          <w:rFonts w:ascii="Segoe UI" w:hAnsi="Segoe UI" w:cs="Segoe UI" w:hint="eastAsia"/>
+          <w:sz w:val="32"/>
+          <w:szCs w:val="32"/>
+        </w:rPr>
+      </w:pPr>
+      <w:r>
+        <w:rPr>
+          <w:rFonts w:ascii="黑体" w:eastAsia="黑体" w:hAnsi="黑体" w:cs="Segoe UI" w:hint="eastAsia"/>
           <w:b/>
           <w:bCs/>
           <w:color w:val="0F1115"/>
-          <w:sz w:val="30"/>
-          <w:szCs w:val="30"/>
-        </w:rPr>
-        <w:t>3.1 AI</w:t>
-      </w:r>
-      <w:r>
-        <w:rPr>
-          <w:rFonts w:ascii="Segoe UI" w:hAnsi="Segoe UI" w:cs="Segoe UI" w:hint="eastAsia"/>
+          <w:sz w:val="32"/>
+          <w:szCs w:val="32"/>
+        </w:rPr>
+        <w:t>3.1 AI核心技术</w:t>
+      </w:r>
+    </w:p>
+    <w:p>
+      <w:pPr>
+        <w:rPr>
+          <w:rFonts w:ascii="宋体" w:eastAsia="宋体" w:hAnsi="宋体"/>
+          <w:szCs w:val="21"/>
+        </w:rPr>
+      </w:pPr>
+      <w:r>
+        <w:rPr>
+          <w:rFonts w:ascii="宋体" w:eastAsia="宋体" w:hAnsi="宋体" w:hint="eastAsia"/>
+          <w:szCs w:val="21"/>
+        </w:rPr>
+        <w:t>1. WASM插件</w:t>
+      </w:r>
+      <w:proofErr w:type="gramStart"/>
+      <w:r>
+        <w:rPr>
+          <w:rFonts w:ascii="宋体" w:eastAsia="宋体" w:hAnsi="宋体" w:hint="eastAsia"/>
+          <w:szCs w:val="21"/>
+        </w:rPr>
+        <w:t>实例池化机制</w:t>
+      </w:r>
+      <w:proofErr w:type="gramEnd"/>
+    </w:p>
+    <w:p>
+      <w:pPr>
+        <w:rPr>
+          <w:rFonts w:ascii="宋体" w:eastAsia="宋体" w:hAnsi="宋体"/>
+          <w:szCs w:val="21"/>
+        </w:rPr>
+      </w:pPr>
+      <w:r>
+        <w:rPr>
+          <w:rFonts w:ascii="宋体" w:eastAsia="宋体" w:hAnsi="宋体" w:hint="eastAsia"/>
+          <w:szCs w:val="21"/>
+        </w:rPr>
+        <w:t xml:space="preserve">    痛点：WASM运行时无线程安全约束，多会话调用串行阻塞；</w:t>
+      </w:r>
+    </w:p>
+    <w:p>
+      <w:pPr>
+        <w:rPr>
+          <w:rFonts w:ascii="宋体" w:eastAsia="宋体" w:hAnsi="宋体"/>
+          <w:szCs w:val="21"/>
+        </w:rPr>
+      </w:pPr>
+      <w:r>
+        <w:rPr>
+          <w:rFonts w:ascii="宋体" w:eastAsia="宋体" w:hAnsi="宋体" w:hint="eastAsia"/>
+          <w:szCs w:val="21"/>
+        </w:rPr>
+        <w:t xml:space="preserve">    方案：分离Module编译产物与Store运行时，构建实例</w:t>
+      </w:r>
+      <w:proofErr w:type="gramStart"/>
+      <w:r>
+        <w:rPr>
+          <w:rFonts w:ascii="宋体" w:eastAsia="宋体" w:hAnsi="宋体" w:hint="eastAsia"/>
+          <w:szCs w:val="21"/>
+        </w:rPr>
+        <w:t>池实现</w:t>
+      </w:r>
+      <w:proofErr w:type="gramEnd"/>
+      <w:r>
+        <w:rPr>
+          <w:rFonts w:ascii="宋体" w:eastAsia="宋体" w:hAnsi="宋体" w:hint="eastAsia"/>
+          <w:szCs w:val="21"/>
+        </w:rPr>
+        <w:t>复用，预编译缓存将加载耗时从100ms降至1-5ms，支持多会话并行调用。</w:t>
+      </w:r>
+    </w:p>
+    <w:p>
+      <w:pPr>
+        <w:rPr>
+          <w:lang w:val="zh-CN"/>
+        </w:rPr>
+      </w:pPr>
+    </w:p>
+    <w:p>
+      <w:pPr>
+        <w:rPr>
+          <w:rFonts w:ascii="宋体" w:eastAsia="宋体" w:hAnsi="宋体"/>
+          <w:szCs w:val="21"/>
+        </w:rPr>
+      </w:pPr>
+      <w:r>
+        <w:rPr>
+          <w:rFonts w:ascii="宋体" w:eastAsia="宋体" w:hAnsi="宋体" w:hint="eastAsia"/>
+          <w:szCs w:val="21"/>
+        </w:rPr>
+        <w:t>2. 工具调用并发安全设计</w:t>
+      </w:r>
+    </w:p>
+    <w:p>
+      <w:pPr>
+        <w:rPr>
+          <w:rFonts w:ascii="宋体" w:eastAsia="宋体" w:hAnsi="宋体"/>
+          <w:szCs w:val="21"/>
+        </w:rPr>
+      </w:pPr>
+      <w:r>
+        <w:rPr>
+          <w:rFonts w:ascii="宋体" w:eastAsia="宋体" w:hAnsi="宋体" w:hint="eastAsia"/>
+          <w:szCs w:val="21"/>
+        </w:rPr>
+        <w:lastRenderedPageBreak/>
+        <w:t xml:space="preserve">    痛点：多会话并发调用AI工具易引发全局互斥；</w:t>
+      </w:r>
+    </w:p>
+    <w:p>
+      <w:pPr>
+        <w:rPr>
+          <w:rFonts w:ascii="宋体" w:eastAsia="宋体" w:hAnsi="宋体"/>
+          <w:szCs w:val="21"/>
+        </w:rPr>
+      </w:pPr>
+      <w:r>
+        <w:rPr>
+          <w:rFonts w:ascii="宋体" w:eastAsia="宋体" w:hAnsi="宋体" w:hint="eastAsia"/>
+          <w:szCs w:val="21"/>
+        </w:rPr>
+        <w:t xml:space="preserve">    方案：</w:t>
+      </w:r>
+      <w:proofErr w:type="gramStart"/>
+      <w:r>
+        <w:rPr>
+          <w:rFonts w:ascii="宋体" w:eastAsia="宋体" w:hAnsi="宋体" w:hint="eastAsia"/>
+          <w:szCs w:val="21"/>
+        </w:rPr>
+        <w:t>基于`</w:t>
+      </w:r>
+      <w:proofErr w:type="gramEnd"/>
+      <w:r>
+        <w:rPr>
+          <w:rFonts w:ascii="宋体" w:eastAsia="宋体" w:hAnsi="宋体" w:hint="eastAsia"/>
+          <w:szCs w:val="21"/>
+        </w:rPr>
+        <w:t>Arc&lt;Mutex&lt;T&gt;&gt;`封装工具状态，按类型索引隔离锁竞争，配置会话工具白名单，实现权限隔离+超时防护，保障高并发安全。</w:t>
+      </w:r>
+    </w:p>
+    <w:p>
+      <w:pPr>
+        <w:rPr>
+          <w:lang w:val="zh-CN"/>
+        </w:rPr>
+      </w:pPr>
+    </w:p>
+    <w:p>
+      <w:pPr>
+        <w:rPr>
+          <w:rFonts w:ascii="宋体" w:eastAsia="宋体" w:hAnsi="宋体"/>
+          <w:szCs w:val="21"/>
+        </w:rPr>
+      </w:pPr>
+      <w:r>
+        <w:rPr>
+          <w:rFonts w:ascii="宋体" w:eastAsia="宋体" w:hAnsi="宋体" w:hint="eastAsia"/>
+          <w:szCs w:val="21"/>
+        </w:rPr>
+        <w:t>3. 非结构化文档分层导入</w:t>
+      </w:r>
+    </w:p>
+    <w:p>
+      <w:pPr>
+        <w:rPr>
+          <w:rFonts w:ascii="宋体" w:eastAsia="宋体" w:hAnsi="宋体"/>
+          <w:szCs w:val="21"/>
+        </w:rPr>
+      </w:pPr>
+      <w:r>
+        <w:rPr>
+          <w:rFonts w:ascii="宋体" w:eastAsia="宋体" w:hAnsi="宋体" w:hint="eastAsia"/>
+          <w:szCs w:val="21"/>
+        </w:rPr>
+        <w:t xml:space="preserve">    痛点：创作者</w:t>
+      </w:r>
+      <w:proofErr w:type="gramStart"/>
+      <w:r>
+        <w:rPr>
+          <w:rFonts w:ascii="宋体" w:eastAsia="宋体" w:hAnsi="宋体" w:hint="eastAsia"/>
+          <w:szCs w:val="21"/>
+        </w:rPr>
+        <w:t>万字级世界观</w:t>
+      </w:r>
+      <w:proofErr w:type="gramEnd"/>
+      <w:r>
+        <w:rPr>
+          <w:rFonts w:ascii="宋体" w:eastAsia="宋体" w:hAnsi="宋体" w:hint="eastAsia"/>
+          <w:szCs w:val="21"/>
+        </w:rPr>
+        <w:t>文档AI处理成本高、超模型上下文窗口；</w:t>
+      </w:r>
+    </w:p>
+    <w:p>
+      <w:pPr>
+        <w:rPr>
+          <w:rFonts w:ascii="宋体" w:eastAsia="宋体" w:hAnsi="宋体"/>
+          <w:szCs w:val="21"/>
+        </w:rPr>
+      </w:pPr>
+      <w:r>
+        <w:rPr>
+          <w:rFonts w:ascii="宋体" w:eastAsia="宋体" w:hAnsi="宋体" w:hint="eastAsia"/>
+          <w:szCs w:val="21"/>
+        </w:rPr>
+        <w:t xml:space="preserve">    方案：结构切分→模式匹配→大模型辅助三层漏斗，60%-70%内容自动化处理，70万字文档处理成本降低2个数量级，生成结构化预览支持人工校验。</w:t>
+      </w:r>
+    </w:p>
+    <w:p>
+      <w:pPr>
+        <w:rPr>
+          <w:rFonts w:ascii="宋体" w:eastAsia="宋体" w:hAnsi="宋体"/>
+          <w:szCs w:val="21"/>
+        </w:rPr>
+      </w:pPr>
+    </w:p>
+    <w:p>
+      <w:pPr>
+        <w:rPr>
+          <w:rFonts w:ascii="宋体" w:eastAsia="宋体" w:hAnsi="宋体"/>
+          <w:szCs w:val="21"/>
+        </w:rPr>
+      </w:pPr>
+      <w:r>
+        <w:rPr>
+          <w:rFonts w:ascii="宋体" w:eastAsia="宋体" w:hAnsi="宋体" w:hint="eastAsia"/>
+          <w:szCs w:val="21"/>
+        </w:rPr>
+        <w:t>4. 流式对话与事件流机制</w:t>
+      </w:r>
+    </w:p>
+    <w:p>
+      <w:pPr>
+        <w:rPr>
+          <w:rFonts w:ascii="宋体" w:eastAsia="宋体" w:hAnsi="宋体"/>
+          <w:szCs w:val="21"/>
+        </w:rPr>
+      </w:pPr>
+      <w:r>
+        <w:rPr>
+          <w:rFonts w:ascii="宋体" w:eastAsia="宋体" w:hAnsi="宋体" w:hint="eastAsia"/>
+          <w:szCs w:val="21"/>
+        </w:rPr>
+        <w:t xml:space="preserve">    痛点：传统请求-响应模式AI交互体验差、无法中断；</w:t>
+      </w:r>
+    </w:p>
+    <w:p>
+      <w:pPr>
+        <w:rPr>
+          <w:rFonts w:ascii="宋体" w:eastAsia="宋体" w:hAnsi="宋体"/>
+          <w:szCs w:val="21"/>
+        </w:rPr>
+      </w:pPr>
+      <w:r>
+        <w:rPr>
+          <w:rFonts w:ascii="宋体" w:eastAsia="宋体" w:hAnsi="宋体" w:hint="eastAsia"/>
+          <w:szCs w:val="21"/>
+        </w:rPr>
+        <w:t xml:space="preserve">    方案：请求-响应分离，以`turn_id`为标识实现事件流推送，支持delta文本、工具调用等5类实时事件，支持手动中断生成，避免无效token消耗。</w:t>
+      </w:r>
+    </w:p>
+    <w:p>
+      <w:pPr>
+        <w:rPr>
+          <w:lang w:val="zh-CN"/>
+        </w:rPr>
+      </w:pPr>
+    </w:p>
+    <w:p>
+      <w:pPr>
+        <w:rPr>
+          <w:rFonts w:ascii="黑体" w:eastAsia="黑体" w:hAnsi="黑体" w:cs="Segoe UI"/>
           <w:b/>
           <w:bCs/>
           <w:color w:val="0F1115"/>
-          <w:sz w:val="30"/>
-          <w:szCs w:val="30"/>
-        </w:rPr>
-        <w:t>核心技术</w:t>
-      </w:r>
-    </w:p>
-    <w:p>
-      <w:pPr>
+          <w:sz w:val="32"/>
+          <w:szCs w:val="32"/>
+        </w:rPr>
+      </w:pPr>
+      <w:r>
+        <w:rPr>
+          <w:rFonts w:ascii="黑体" w:eastAsia="黑体" w:hAnsi="黑体" w:cs="Segoe UI" w:hint="eastAsia"/>
+          <w:b/>
+          <w:bCs/>
+          <w:color w:val="0F1115"/>
+          <w:sz w:val="32"/>
+          <w:szCs w:val="32"/>
+        </w:rPr>
+        <w:t>3.2 AI模块核心交互</w:t>
+      </w:r>
+    </w:p>
+    <w:p>
+      <w:pPr>
+        <w:ind w:firstLineChars="200" w:firstLine="420"/>
         <w:rPr>
           <w:lang w:val="zh-CN"/>
         </w:rPr>
       </w:pPr>
       <w:r>
         <w:rPr>
-          <w:rFonts w:hint="eastAsia"/>
-          <w:lang w:val="zh-CN"/>
-        </w:rPr>
-        <w:t>1. WASM插件实例池化机制</w:t>
-      </w:r>
-    </w:p>
-    <w:p>
-      <w:pPr>
-        <w:rPr>
-          <w:lang w:val="zh-CN"/>
-        </w:rPr>
-      </w:pPr>
-      <w:r>
-        <w:rPr>
-          <w:rFonts w:hint="eastAsia"/>
-          <w:lang w:val="zh-CN"/>
-        </w:rPr>
-        <w:t xml:space="preserve">    痛点：WASM运行时无线程安全约束，多会话调用串行阻塞；</w:t>
-      </w:r>
-    </w:p>
-    <w:p>
-      <w:pPr>
-        <w:rPr>
-          <w:lang w:val="zh-CN"/>
-        </w:rPr>
-      </w:pPr>
-      <w:r>
-        <w:rPr>
-          <w:rFonts w:hint="eastAsia"/>
-          <w:lang w:val="zh-CN"/>
-        </w:rPr>
-        <w:t xml:space="preserve">    方案：分离Module编译产物与Store运行时，构建实例池实现复用，预编译缓存将加载耗时从100ms降至1-5ms，支持多会话并行调用。</w:t>
-      </w:r>
-    </w:p>
-    <w:p>
-      <w:pPr>
-        <w:rPr>
-          <w:lang w:val="zh-CN"/>
-        </w:rPr>
-      </w:pPr>
-    </w:p>
-    <w:p>
-      <w:pPr>
-        <w:rPr>
-          <w:lang w:val="zh-CN"/>
-        </w:rPr>
-      </w:pPr>
-      <w:r>
-        <w:rPr>
-          <w:rFonts w:hint="eastAsia"/>
-          <w:lang w:val="zh-CN"/>
+          <w:rFonts w:ascii="宋体" w:eastAsia="宋体" w:hAnsi="宋体" w:hint="eastAsia"/>
+          <w:szCs w:val="21"/>
+        </w:rPr>
+        <w:t>展示**AI对话流式展示界面、文档导入结构化预览界面、插件管理界面**，标注核心功能按钮（如发送/中断对话、导入文档、切换AI插件），说明典型流程：前端发起AI请求→立即获取轮次ID→实时接收流式结果→支持中途操作/终止。</w:t>
+      </w:r>
+    </w:p>
+    <w:p>
+      <w:pPr>
+        <w:rPr>
+          <w:rFonts w:ascii="黑体" w:eastAsia="黑体" w:hAnsi="黑体" w:cs="Segoe UI"/>
+          <w:b/>
+          <w:bCs/>
+          <w:color w:val="0F1115"/>
+          <w:sz w:val="32"/>
+          <w:szCs w:val="32"/>
+        </w:rPr>
+      </w:pPr>
+      <w:r>
+        <w:rPr>
+          <w:rFonts w:ascii="黑体" w:eastAsia="黑体" w:hAnsi="黑体" w:cs="Segoe UI" w:hint="eastAsia"/>
+          <w:b/>
+          <w:bCs/>
+          <w:color w:val="0F1115"/>
+          <w:sz w:val="32"/>
+          <w:szCs w:val="32"/>
+        </w:rPr>
+        <w:t xml:space="preserve">3.3 </w:t>
+      </w:r>
+      <w:r>
+        <w:rPr>
+          <w:rFonts w:ascii="黑体" w:eastAsia="黑体" w:hAnsi="黑体" w:cs="Segoe UI" w:hint="eastAsia"/>
+          <w:b/>
+          <w:bCs/>
+          <w:color w:val="0F1115"/>
+          <w:sz w:val="32"/>
+          <w:szCs w:val="32"/>
+        </w:rPr>
+        <w:t>技术架构与选型</w:t>
+      </w:r>
+    </w:p>
+    <w:p>
+      <w:pPr>
+        <w:rPr>
+          <w:b/>
+          <w:bCs/>
+        </w:rPr>
+      </w:pPr>
+      <w:r>
+        <w:rPr>
+          <w:b/>
+          <w:bCs/>
+        </w:rPr>
+        <w:t>一、用户需求分析</w:t>
+      </w:r>
+    </w:p>
+    <w:p>
+      <w:pPr>
+        <w:rPr>
+          <w:rFonts w:ascii="宋体" w:eastAsia="宋体" w:hAnsi="宋体"/>
+          <w:szCs w:val="21"/>
+        </w:rPr>
+      </w:pPr>
+      <w:r>
+        <w:rPr>
+          <w:rFonts w:ascii="宋体" w:eastAsia="宋体" w:hAnsi="宋体"/>
+          <w:szCs w:val="21"/>
+        </w:rPr>
+        <w:t>调研显示，世界观创作者的核心需求包括：</w:t>
+      </w:r>
+    </w:p>
+    <w:p>
+      <w:pPr>
+        <w:ind w:firstLineChars="100" w:firstLine="211"/>
+        <w:rPr>
+          <w:rFonts w:ascii="宋体" w:eastAsia="宋体" w:hAnsi="宋体"/>
+          <w:b/>
+          <w:bCs/>
+        </w:rPr>
+      </w:pPr>
+      <w:r>
+        <w:rPr>
+          <w:rFonts w:ascii="宋体" w:eastAsia="宋体" w:hAnsi="宋体"/>
+          <w:b/>
+          <w:bCs/>
+        </w:rPr>
+        <w:t>数据完全本地化，</w:t>
+      </w:r>
+      <w:r>
+        <w:rPr>
+          <w:rFonts w:ascii="宋体" w:eastAsia="宋体" w:hAnsi="宋体"/>
+        </w:rPr>
+        <w:t>保障隐私安全，避免云端泄露；</w:t>
+      </w:r>
+    </w:p>
+    <w:p>
+      <w:pPr>
+        <w:ind w:firstLineChars="100" w:firstLine="211"/>
+        <w:rPr>
+          <w:rFonts w:ascii="宋体" w:eastAsia="宋体" w:hAnsi="宋体"/>
+          <w:b/>
+          <w:bCs/>
+        </w:rPr>
+      </w:pPr>
+      <w:r>
+        <w:rPr>
+          <w:rFonts w:ascii="宋体" w:eastAsia="宋体" w:hAnsi="宋体"/>
+          <w:b/>
+          <w:bCs/>
+        </w:rPr>
+        <w:t>跨平台桌面支持，</w:t>
+      </w:r>
+      <w:r>
+        <w:rPr>
+          <w:rFonts w:ascii="宋体" w:eastAsia="宋体" w:hAnsi="宋体"/>
+        </w:rPr>
+        <w:t>Windows / macOS 流畅运行；</w:t>
+      </w:r>
+    </w:p>
+    <w:p>
+      <w:pPr>
+        <w:ind w:firstLineChars="100" w:firstLine="211"/>
+        <w:rPr>
+          <w:rFonts w:ascii="宋体" w:eastAsia="宋体" w:hAnsi="宋体"/>
+          <w:b/>
+          <w:bCs/>
+        </w:rPr>
+      </w:pPr>
+      <w:r>
+        <w:rPr>
+          <w:rFonts w:ascii="宋体" w:eastAsia="宋体" w:hAnsi="宋体"/>
+          <w:b/>
+          <w:bCs/>
+        </w:rPr>
+        <w:t>高性能读写与检索，</w:t>
+      </w:r>
+      <w:r>
+        <w:rPr>
+          <w:rFonts w:ascii="宋体" w:eastAsia="宋体" w:hAnsi="宋体"/>
+        </w:rPr>
+        <w:t>支持数万条设定毫秒级响应；</w:t>
+      </w:r>
+    </w:p>
+    <w:p>
+      <w:pPr>
+        <w:ind w:firstLineChars="100" w:firstLine="211"/>
+      </w:pPr>
+      <w:r>
+        <w:rPr>
+          <w:rFonts w:ascii="宋体" w:eastAsia="宋体" w:hAnsi="宋体"/>
+          <w:b/>
+          <w:bCs/>
+        </w:rPr>
+        <w:t>AI 辅助能力可配置</w:t>
+      </w:r>
+      <w:r>
+        <w:t>，</w:t>
+      </w:r>
+      <w:r>
+        <w:rPr>
+          <w:rFonts w:ascii="宋体" w:eastAsia="宋体" w:hAnsi="宋体"/>
+          <w:szCs w:val="21"/>
+        </w:rPr>
+        <w:t>用户自选服务商，数据不上传。</w:t>
+      </w:r>
+    </w:p>
+    <w:p>
+      <w:pPr>
+        <w:rPr>
+          <w:b/>
+          <w:bCs/>
+        </w:rPr>
+      </w:pPr>
+      <w:r>
+        <w:rPr>
+          <w:b/>
+          <w:bCs/>
+        </w:rPr>
+        <w:t>二、架构与技术选型</w:t>
+      </w:r>
+    </w:p>
+    <w:p>
+      <w:pPr>
+        <w:ind w:firstLineChars="100" w:firstLine="210"/>
+        <w:rPr>
+          <w:rFonts w:ascii="宋体" w:eastAsia="宋体" w:hAnsi="宋体"/>
+          <w:szCs w:val="21"/>
+        </w:rPr>
+      </w:pPr>
+      <w:r>
+        <w:rPr>
+          <w:rFonts w:ascii="宋体" w:eastAsia="宋体" w:hAnsi="宋体"/>
+          <w:szCs w:val="21"/>
+        </w:rPr>
+        <w:t>本作品采用</w:t>
+      </w:r>
+      <w:proofErr w:type="gramStart"/>
+      <w:r>
+        <w:rPr>
+          <w:rFonts w:ascii="宋体" w:eastAsia="宋体" w:hAnsi="宋体"/>
+          <w:szCs w:val="21"/>
+        </w:rPr>
+        <w:t>插件化本地</w:t>
+      </w:r>
+      <w:proofErr w:type="gramEnd"/>
+      <w:r>
+        <w:rPr>
+          <w:rFonts w:ascii="宋体" w:eastAsia="宋体" w:hAnsi="宋体"/>
+          <w:szCs w:val="21"/>
+        </w:rPr>
+        <w:t>优先架构，针对上述需求进行以下选型：</w:t>
+      </w:r>
+    </w:p>
+    <w:p>
+      <w:pPr>
+        <w:ind w:firstLineChars="100" w:firstLine="211"/>
+        <w:rPr>
+          <w:rFonts w:ascii="宋体" w:eastAsia="宋体" w:hAnsi="宋体"/>
+          <w:b/>
+          <w:bCs/>
+        </w:rPr>
+      </w:pPr>
+      <w:r>
+        <w:rPr>
+          <w:rFonts w:ascii="宋体" w:eastAsia="宋体" w:hAnsi="宋体"/>
+          <w:b/>
+          <w:bCs/>
+        </w:rPr>
+        <w:t>1. 前端与桌面框架：React + Tauri</w:t>
+      </w:r>
+    </w:p>
+    <w:p>
+      <w:pPr>
+        <w:ind w:left="360" w:firstLineChars="98" w:firstLine="207"/>
+      </w:pPr>
+      <w:r>
+        <w:rPr>
+          <w:rFonts w:ascii="宋体" w:eastAsia="宋体" w:hAnsi="宋体"/>
+          <w:b/>
+          <w:bCs/>
+        </w:rPr>
+        <w:t>优点：</w:t>
+      </w:r>
+      <w:r>
+        <w:rPr>
+          <w:rFonts w:ascii="宋体" w:eastAsia="宋体" w:hAnsi="宋体"/>
+        </w:rPr>
+        <w:t>Ta</w:t>
+      </w:r>
+      <w:r>
+        <w:rPr>
+          <w:rFonts w:ascii="宋体" w:eastAsia="宋体" w:hAnsi="宋体"/>
+          <w:szCs w:val="21"/>
+        </w:rPr>
+        <w:t>uri 基于系统原生 WebView，打包体积小（约 3–10 MB），内存占用低，启动速度快，完全满足桌面</w:t>
+      </w:r>
+      <w:proofErr w:type="gramStart"/>
+      <w:r>
+        <w:rPr>
+          <w:rFonts w:ascii="宋体" w:eastAsia="宋体" w:hAnsi="宋体"/>
+          <w:szCs w:val="21"/>
+        </w:rPr>
+        <w:t>端创作</w:t>
+      </w:r>
+      <w:proofErr w:type="gramEnd"/>
+      <w:r>
+        <w:rPr>
+          <w:rFonts w:ascii="宋体" w:eastAsia="宋体" w:hAnsi="宋体"/>
+          <w:szCs w:val="21"/>
+        </w:rPr>
+        <w:t>工具的性能要求。</w:t>
+      </w:r>
+    </w:p>
+    <w:p>
+      <w:pPr>
+        <w:ind w:left="360" w:firstLineChars="98" w:firstLine="207"/>
+      </w:pPr>
+      <w:r>
+        <w:rPr>
+          <w:rFonts w:ascii="宋体" w:eastAsia="宋体" w:hAnsi="宋体"/>
+          <w:b/>
+          <w:bCs/>
+        </w:rPr>
+        <w:t>移动端接口论证：</w:t>
+      </w:r>
+      <w:r>
+        <w:rPr>
+          <w:rFonts w:ascii="宋体" w:eastAsia="宋体" w:hAnsi="宋体"/>
+          <w:szCs w:val="21"/>
+        </w:rPr>
+        <w:t>Tauri 目前对移动端系统级接口（如蓝牙、NFC、传感器）支持较弱，但本项目定位为桌面端世界观管理工具，完全不依赖移动端特有功能，因此 Tauri 的“短板”对该项目无任何影响，反而是轻量、安全的最佳选择。</w:t>
+      </w:r>
+    </w:p>
+    <w:p>
+      <w:pPr>
+        <w:ind w:firstLineChars="100" w:firstLine="211"/>
+        <w:rPr>
+          <w:rFonts w:ascii="宋体" w:eastAsia="宋体" w:hAnsi="宋体"/>
+          <w:b/>
+          <w:bCs/>
+        </w:rPr>
+      </w:pPr>
+      <w:r>
+        <w:rPr>
+          <w:rFonts w:ascii="宋体" w:eastAsia="宋体" w:hAnsi="宋体"/>
+          <w:b/>
+          <w:bCs/>
+        </w:rPr>
+        <w:t>2. 后端与业务逻辑：Rust</w:t>
+      </w:r>
+    </w:p>
+    <w:p>
+      <w:pPr>
+        <w:ind w:left="360" w:firstLineChars="98" w:firstLine="207"/>
+      </w:pPr>
+      <w:r>
+        <w:rPr>
+          <w:rFonts w:ascii="宋体" w:eastAsia="宋体" w:hAnsi="宋体"/>
+          <w:b/>
+          <w:bCs/>
+        </w:rPr>
+        <w:t>优点：</w:t>
+      </w:r>
+      <w:r>
+        <w:rPr>
+          <w:rFonts w:ascii="宋体" w:eastAsia="宋体" w:hAnsi="宋体"/>
+          <w:szCs w:val="21"/>
+        </w:rPr>
+        <w:t>内存安全、零成本抽象，高效处理大量设定数据的读写、序列化及 AI 工具调用，保证长时间运行稳定</w:t>
+      </w:r>
+      <w:proofErr w:type="gramStart"/>
+      <w:r>
+        <w:rPr>
+          <w:rFonts w:ascii="宋体" w:eastAsia="宋体" w:hAnsi="宋体"/>
+          <w:szCs w:val="21"/>
+        </w:rPr>
+        <w:t>不</w:t>
+      </w:r>
+      <w:proofErr w:type="gramEnd"/>
+      <w:r>
+        <w:rPr>
+          <w:rFonts w:ascii="宋体" w:eastAsia="宋体" w:hAnsi="宋体"/>
+          <w:szCs w:val="21"/>
+        </w:rPr>
+        <w:t>崩溃</w:t>
+      </w:r>
+      <w:r>
+        <w:t>。</w:t>
+      </w:r>
+    </w:p>
+    <w:p>
+      <w:pPr>
+        <w:ind w:firstLineChars="100" w:firstLine="211"/>
+        <w:rPr>
+          <w:rFonts w:ascii="宋体" w:eastAsia="宋体" w:hAnsi="宋体"/>
+          <w:b/>
+          <w:bCs/>
+        </w:rPr>
+      </w:pPr>
+      <w:r>
+        <w:rPr>
+          <w:rFonts w:ascii="宋体" w:eastAsia="宋体" w:hAnsi="宋体"/>
+          <w:b/>
+          <w:bCs/>
+        </w:rPr>
+        <w:t>3. 数据库：SQLite 3（WAL 模式）+ FTS5</w:t>
+      </w:r>
+    </w:p>
+    <w:p>
+      <w:pPr>
+        <w:pStyle w:val="ad"/>
+        <w:ind w:left="426" w:firstLineChars="100" w:firstLine="211"/>
+        <w:rPr>
+          <w:rFonts w:ascii="宋体" w:eastAsia="宋体" w:hAnsi="宋体"/>
+          <w:szCs w:val="21"/>
+        </w:rPr>
+      </w:pPr>
+      <w:r>
+        <w:rPr>
+          <w:rFonts w:ascii="宋体" w:eastAsia="宋体" w:hAnsi="宋体"/>
+          <w:b/>
+          <w:bCs/>
+        </w:rPr>
+        <w:t>优点</w:t>
+      </w:r>
+      <w:r>
+        <w:t>：</w:t>
+      </w:r>
+      <w:r>
+        <w:rPr>
+          <w:rFonts w:ascii="宋体" w:eastAsia="宋体" w:hAnsi="宋体"/>
+          <w:szCs w:val="21"/>
+        </w:rPr>
+        <w:t xml:space="preserve">支持多世界观、实体分类等结构化存储，25 万条数据下毫秒级响应；FTS5 + trigram 实现中文全文检索，搜索性能提升约 22 </w:t>
+      </w:r>
+      <w:proofErr w:type="gramStart"/>
+      <w:r>
+        <w:rPr>
+          <w:rFonts w:ascii="宋体" w:eastAsia="宋体" w:hAnsi="宋体"/>
+          <w:szCs w:val="21"/>
+        </w:rPr>
+        <w:t>倍</w:t>
+      </w:r>
+      <w:proofErr w:type="gramEnd"/>
+      <w:r>
+        <w:rPr>
+          <w:rFonts w:ascii="宋体" w:eastAsia="宋体" w:hAnsi="宋体"/>
+          <w:szCs w:val="21"/>
+        </w:rPr>
+        <w:t>，且完全本地运行，无需额外部署。</w:t>
+      </w:r>
+    </w:p>
+    <w:p>
+      <w:pPr>
+        <w:ind w:firstLineChars="100" w:firstLine="211"/>
+        <w:rPr>
+          <w:rFonts w:ascii="宋体" w:eastAsia="宋体" w:hAnsi="宋体"/>
+          <w:b/>
+          <w:bCs/>
+        </w:rPr>
+      </w:pPr>
+      <w:r>
+        <w:rPr>
+          <w:rFonts w:ascii="宋体" w:eastAsia="宋体" w:hAnsi="宋体"/>
+          <w:b/>
+          <w:bCs/>
+        </w:rPr>
+        <w:t>4. AI 与</w:t>
+      </w:r>
+      <w:proofErr w:type="gramStart"/>
+      <w:r>
+        <w:rPr>
+          <w:rFonts w:ascii="宋体" w:eastAsia="宋体" w:hAnsi="宋体"/>
+          <w:b/>
+          <w:bCs/>
+        </w:rPr>
+        <w:t>插件化</w:t>
+      </w:r>
+      <w:proofErr w:type="gramEnd"/>
+      <w:r>
+        <w:rPr>
+          <w:rFonts w:ascii="宋体" w:eastAsia="宋体" w:hAnsi="宋体"/>
+          <w:b/>
+          <w:bCs/>
+        </w:rPr>
+        <w:t>架构</w:t>
+      </w:r>
+    </w:p>
+    <w:p>
+      <w:pPr>
+        <w:ind w:left="360" w:firstLineChars="100" w:firstLine="211"/>
+        <w:rPr>
+          <w:rFonts w:ascii="宋体" w:eastAsia="宋体" w:hAnsi="宋体"/>
+          <w:szCs w:val="21"/>
+        </w:rPr>
+      </w:pPr>
+      <w:r>
+        <w:rPr>
+          <w:rFonts w:ascii="宋体" w:eastAsia="宋体" w:hAnsi="宋体"/>
+          <w:b/>
+          <w:bCs/>
+        </w:rPr>
+        <w:t>可配置 AI 接口：</w:t>
+      </w:r>
+      <w:r>
+        <w:rPr>
+          <w:rFonts w:ascii="宋体" w:eastAsia="宋体" w:hAnsi="宋体"/>
+          <w:szCs w:val="21"/>
+        </w:rPr>
+        <w:t>用户自选 API 或本地模型，仅传输必要上下文，数据不上传，满足隐私需求。</w:t>
+      </w:r>
+    </w:p>
+    <w:p>
+      <w:pPr>
+        <w:ind w:left="360"/>
+        <w:rPr>
+          <w:rFonts w:ascii="宋体" w:eastAsia="宋体" w:hAnsi="宋体"/>
+          <w:szCs w:val="21"/>
+        </w:rPr>
+      </w:pPr>
+      <w:proofErr w:type="gramStart"/>
+      <w:r>
+        <w:rPr>
+          <w:rFonts w:ascii="宋体" w:eastAsia="宋体" w:hAnsi="宋体"/>
+          <w:szCs w:val="21"/>
+        </w:rPr>
+        <w:t>插件化</w:t>
+      </w:r>
+      <w:proofErr w:type="gramEnd"/>
+      <w:r>
+        <w:rPr>
+          <w:rFonts w:ascii="宋体" w:eastAsia="宋体" w:hAnsi="宋体"/>
+          <w:szCs w:val="21"/>
+        </w:rPr>
+        <w:t>设计：矛盾检测、OC 聊天等 AI 功能以独立插件注册，支持热插拔与扩展。</w:t>
+      </w:r>
+    </w:p>
+    <w:p>
+      <w:pPr>
+        <w:rPr>
+          <w:rFonts w:ascii="宋体" w:eastAsia="宋体" w:hAnsi="宋体"/>
+          <w:b/>
+          <w:bCs/>
+        </w:rPr>
+      </w:pPr>
+      <w:r>
+        <w:rPr>
+          <w:rFonts w:ascii="宋体" w:eastAsia="宋体" w:hAnsi="宋体" w:hint="eastAsia"/>
+          <w:b/>
+          <w:bCs/>
+        </w:rPr>
+        <w:t>三、</w:t>
+      </w:r>
+      <w:r>
+        <w:rPr>
+          <w:rFonts w:ascii="宋体" w:eastAsia="宋体" w:hAnsi="宋体"/>
+          <w:b/>
+          <w:bCs/>
+        </w:rPr>
+        <w:t>安全与合</w:t>
+      </w:r>
+      <w:proofErr w:type="gramStart"/>
+      <w:r>
+        <w:rPr>
+          <w:rFonts w:ascii="宋体" w:eastAsia="宋体" w:hAnsi="宋体"/>
+          <w:b/>
+          <w:bCs/>
+        </w:rPr>
+        <w:t>规</w:t>
+      </w:r>
+      <w:proofErr w:type="gramEnd"/>
+    </w:p>
+    <w:p>
+      <w:pPr>
+        <w:ind w:left="360" w:firstLineChars="100" w:firstLine="210"/>
+        <w:rPr>
+          <w:rFonts w:ascii="宋体" w:eastAsia="宋体" w:hAnsi="宋体"/>
+          <w:szCs w:val="21"/>
+        </w:rPr>
+      </w:pPr>
+      <w:r>
+        <w:rPr>
+          <w:rFonts w:ascii="宋体" w:eastAsia="宋体" w:hAnsi="宋体"/>
+          <w:szCs w:val="21"/>
+        </w:rPr>
+        <w:t>数据完全本地化，符合《生成式人工智能服务管理暂行办法》安全可控要求。支持数据库加密与手动备</w:t>
+      </w:r>
+      <w:r>
+        <w:rPr>
+          <w:rFonts w:ascii="宋体" w:eastAsia="宋体" w:hAnsi="宋体"/>
+          <w:szCs w:val="21"/>
         </w:rPr>
         <w:lastRenderedPageBreak/>
-        <w:t>2. 工具调用并发安全设计</w:t>
-      </w:r>
-    </w:p>
-    <w:p>
-      <w:pPr>
-        <w:rPr>
-          <w:lang w:val="zh-CN"/>
-        </w:rPr>
-      </w:pPr>
-      <w:r>
-        <w:rPr>
-          <w:rFonts w:hint="eastAsia"/>
-          <w:lang w:val="zh-CN"/>
-        </w:rPr>
-        <w:t xml:space="preserve">    痛点：多会话并发调用AI工具易引发全局互斥；</w:t>
-      </w:r>
-    </w:p>
-    <w:p>
-      <w:pPr>
-        <w:rPr>
-          <w:lang w:val="zh-CN"/>
-        </w:rPr>
-      </w:pPr>
-      <w:r>
-        <w:rPr>
-          <w:rFonts w:hint="eastAsia"/>
-          <w:lang w:val="zh-CN"/>
-        </w:rPr>
-        <w:t xml:space="preserve">    方案：基于`Arc&lt;Mutex&lt;T&gt;&gt;`封装工具状态，按类型索引隔离锁竞争，配置会话工具白名单，实现权限隔离+超时防护，保障高并发安全。</w:t>
-      </w:r>
-    </w:p>
-    <w:p>
-      <w:pPr>
-        <w:rPr>
-          <w:lang w:val="zh-CN"/>
-        </w:rPr>
-      </w:pPr>
-    </w:p>
-    <w:p>
-      <w:pPr>
-        <w:rPr>
-          <w:lang w:val="zh-CN"/>
-        </w:rPr>
-      </w:pPr>
-      <w:r>
-        <w:rPr>
-          <w:rFonts w:hint="eastAsia"/>
-          <w:lang w:val="zh-CN"/>
-        </w:rPr>
-        <w:t>3. 非结构化文档分层导入</w:t>
-      </w:r>
-    </w:p>
-    <w:p>
-      <w:pPr>
-        <w:rPr>
-          <w:lang w:val="zh-CN"/>
-        </w:rPr>
-      </w:pPr>
-      <w:r>
-        <w:rPr>
-          <w:rFonts w:hint="eastAsia"/>
-          <w:lang w:val="zh-CN"/>
-        </w:rPr>
-        <w:t xml:space="preserve">    痛点：创作者万字级世界观文档AI处理成本高、超模型上下文窗口；</w:t>
-      </w:r>
-    </w:p>
-    <w:p>
-      <w:pPr>
-        <w:rPr>
-          <w:lang w:val="zh-CN"/>
-        </w:rPr>
-      </w:pPr>
-      <w:r>
-        <w:rPr>
-          <w:rFonts w:hint="eastAsia"/>
-          <w:lang w:val="zh-CN"/>
-        </w:rPr>
-        <w:t xml:space="preserve">    方案：结构切分→模式匹配→大模型辅助三层漏斗，60%-70%内容自动化处理，70万字文档处理成本降低2个数量级，生成结构化预览支持人工校验。</w:t>
-      </w:r>
-    </w:p>
-    <w:p>
-      <w:pPr>
-        <w:rPr>
-          <w:lang w:val="zh-CN"/>
-        </w:rPr>
-      </w:pPr>
-    </w:p>
-    <w:p>
-      <w:pPr>
-        <w:rPr>
-          <w:lang w:val="zh-CN"/>
-        </w:rPr>
-      </w:pPr>
-      <w:r>
-        <w:rPr>
-          <w:rFonts w:hint="eastAsia"/>
-          <w:lang w:val="zh-CN"/>
-        </w:rPr>
-        <w:t>4. 流式对话与事件流机制</w:t>
-      </w:r>
-    </w:p>
-    <w:p>
-      <w:pPr>
-        <w:rPr>
-          <w:lang w:val="zh-CN"/>
-        </w:rPr>
-      </w:pPr>
-      <w:r>
-        <w:rPr>
-          <w:rFonts w:hint="eastAsia"/>
-          <w:lang w:val="zh-CN"/>
-        </w:rPr>
-        <w:t xml:space="preserve">    痛点：传统请求-响应模式AI交互体验差、无法中断；</w:t>
-      </w:r>
-    </w:p>
-    <w:p>
-      <w:pPr>
-        <w:rPr>
-          <w:lang w:val="zh-CN"/>
-        </w:rPr>
-      </w:pPr>
-      <w:r>
-        <w:rPr>
-          <w:rFonts w:hint="eastAsia"/>
-          <w:lang w:val="zh-CN"/>
-        </w:rPr>
-        <w:t xml:space="preserve">    方案：请求-响应分离，以`turn_id`为标识实现事件流推送，支持delta文本、工具调用等5类实时事件，支持手动中断生成，避免无效token消耗。</w:t>
-      </w:r>
-    </w:p>
-    <w:p>
-      <w:pPr>
-        <w:rPr>
-          <w:lang w:val="zh-CN"/>
-        </w:rPr>
-      </w:pPr>
-    </w:p>
-    <w:p>
-      <w:pPr>
-        <w:rPr>
-          <w:rFonts w:ascii="Segoe UI" w:hAnsi="Segoe UI" w:cs="Segoe UI"/>
-          <w:b/>
-          <w:bCs/>
-          <w:color w:val="0F1115"/>
-          <w:sz w:val="30"/>
-          <w:szCs w:val="30"/>
-        </w:rPr>
-      </w:pPr>
-      <w:r>
-        <w:rPr>
-          <w:rFonts w:ascii="Segoe UI" w:hAnsi="Segoe UI" w:cs="Segoe UI" w:hint="eastAsia"/>
-          <w:b/>
-          <w:bCs/>
-          <w:color w:val="0F1115"/>
-          <w:sz w:val="30"/>
-          <w:szCs w:val="30"/>
-        </w:rPr>
-        <w:t>3.2 AI</w:t>
-      </w:r>
-      <w:r>
-        <w:rPr>
-          <w:rFonts w:ascii="Segoe UI" w:hAnsi="Segoe UI" w:cs="Segoe UI" w:hint="eastAsia"/>
-          <w:b/>
-          <w:bCs/>
-          <w:color w:val="0F1115"/>
-          <w:sz w:val="30"/>
-          <w:szCs w:val="30"/>
-        </w:rPr>
-        <w:t>模块核心交互</w:t>
-      </w:r>
-    </w:p>
-    <w:p>
-      <w:pPr>
-        <w:ind w:firstLineChars="200" w:firstLine="420"/>
-        <w:rPr>
-          <w:lang w:val="zh-CN"/>
-        </w:rPr>
-      </w:pPr>
-      <w:r>
-        <w:rPr>
-          <w:rFonts w:hint="eastAsia"/>
-          <w:lang w:val="zh-CN"/>
-        </w:rPr>
-        <w:t>展示**AI对话流式展示界面、文档导入结构化预览界面、插件管理界面**，标注核心功能按钮（如发送/中断对话、导入文档、切换AI插件），说明典型流程：前端发起AI请求→立即获取轮次ID→实时接收流式结果→支持中途操作/终止。</w:t>
-      </w:r>
-    </w:p>
-    <w:p>
-      <w:pPr>
-        <w:pStyle w:val="ad"/>
-        <w:numPr>
-          <w:ilvl w:val="1"/>
-          <w:numId w:val="30"/>
-        </w:numPr>
-        <w:ind w:firstLineChars="0"/>
-        <w:rPr>
-          <w:rFonts w:ascii="Segoe UI" w:hAnsi="Segoe UI" w:cs="Segoe UI"/>
-          <w:b/>
-          <w:bCs/>
-          <w:color w:val="0F1115"/>
-          <w:sz w:val="30"/>
-          <w:szCs w:val="30"/>
-        </w:rPr>
-      </w:pPr>
-      <w:r>
-        <w:rPr>
-          <w:rFonts w:ascii="Segoe UI" w:hAnsi="Segoe UI" w:cs="Segoe UI" w:hint="eastAsia"/>
-          <w:b/>
-          <w:bCs/>
-          <w:color w:val="0F1115"/>
-          <w:sz w:val="30"/>
-          <w:szCs w:val="30"/>
-        </w:rPr>
-        <w:t>技术架构与选型</w:t>
-      </w:r>
-    </w:p>
-    <w:p>
-      <w:pPr>
-        <w:rPr>
-          <w:b/>
-          <w:bCs/>
-        </w:rPr>
-      </w:pPr>
-      <w:r>
-        <w:rPr>
-          <w:b/>
-          <w:bCs/>
-        </w:rPr>
-        <w:t>一、用户需求分析</w:t>
-      </w:r>
-    </w:p>
-    <w:p>
-      <w:pPr>
-        <w:ind w:firstLineChars="100" w:firstLine="210"/>
-      </w:pPr>
-      <w:r>
-        <w:t>调研显示，世界观创作者的核心需求包括：</w:t>
-      </w:r>
-    </w:p>
-    <w:p>
-      <w:pPr>
-        <w:pStyle w:val="ad"/>
-        <w:ind w:firstLineChars="270" w:firstLine="567"/>
-      </w:pPr>
-      <w:r>
-        <w:rPr>
-          <w:b/>
-          <w:bCs/>
-        </w:rPr>
-        <w:t>数据完全本地化</w:t>
-      </w:r>
-      <w:r>
-        <w:t>，保障隐私安全，避免云端泄露；</w:t>
-      </w:r>
-    </w:p>
-    <w:p>
-      <w:pPr>
-        <w:pStyle w:val="ad"/>
-        <w:ind w:firstLineChars="270" w:firstLine="567"/>
-      </w:pPr>
-      <w:r>
-        <w:rPr>
-          <w:b/>
-          <w:bCs/>
-        </w:rPr>
-        <w:t>跨平台桌面支持</w:t>
-      </w:r>
-      <w:r>
-        <w:t>，Windows / macOS 流畅运行；</w:t>
-      </w:r>
-    </w:p>
-    <w:p>
-      <w:pPr>
-        <w:pStyle w:val="ad"/>
-        <w:ind w:firstLineChars="270" w:firstLine="567"/>
-      </w:pPr>
-      <w:r>
-        <w:rPr>
-          <w:b/>
-          <w:bCs/>
-        </w:rPr>
-        <w:t>高性能读写与检索</w:t>
-      </w:r>
-      <w:r>
-        <w:t>，支持数万条设定毫秒级响应；</w:t>
-      </w:r>
-    </w:p>
-    <w:p>
-      <w:pPr>
-        <w:pStyle w:val="ad"/>
-        <w:ind w:firstLineChars="270" w:firstLine="567"/>
-      </w:pPr>
-      <w:r>
-        <w:rPr>
-          <w:b/>
-          <w:bCs/>
-        </w:rPr>
-        <w:t>AI 辅助能力可配置</w:t>
-      </w:r>
-      <w:r>
-        <w:t>，用户自选服务商，数据不上传。</w:t>
-      </w:r>
-    </w:p>
-    <w:p>
-      <w:pPr>
-        <w:rPr>
-          <w:b/>
-          <w:bCs/>
-        </w:rPr>
-      </w:pPr>
-      <w:r>
-        <w:rPr>
-          <w:b/>
-          <w:bCs/>
-        </w:rPr>
-        <w:t>二、架构与技术选型</w:t>
-      </w:r>
-    </w:p>
-    <w:p>
-      <w:pPr>
-        <w:ind w:firstLineChars="100" w:firstLine="210"/>
-      </w:pPr>
-      <w:r>
-        <w:t>本作品采用</w:t>
-      </w:r>
-      <w:r>
-        <w:t> </w:t>
-      </w:r>
-      <w:r>
-        <w:rPr>
-          <w:b/>
-          <w:bCs/>
-        </w:rPr>
-        <w:t>插件化本地优先架构</w:t>
-      </w:r>
-      <w:r>
-        <w:t>，针对上述需求进行以下选型：</w:t>
-      </w:r>
-    </w:p>
-    <w:p>
-      <w:pPr>
-        <w:ind w:firstLineChars="100" w:firstLine="210"/>
-        <w:rPr>
-          <w:b/>
-          <w:bCs/>
-        </w:rPr>
-      </w:pPr>
-      <w:r>
-        <w:rPr>
-          <w:b/>
-          <w:bCs/>
-        </w:rPr>
-        <w:t>1. 前端与桌面框架：React + Tauri</w:t>
-      </w:r>
-    </w:p>
-    <w:p>
-      <w:pPr>
-        <w:ind w:left="360" w:firstLineChars="98" w:firstLine="206"/>
-      </w:pPr>
-      <w:r>
-        <w:rPr>
-          <w:b/>
-          <w:bCs/>
-        </w:rPr>
-        <w:t>优点</w:t>
-      </w:r>
-      <w:r>
-        <w:t>：Tauri 基于系统原生 WebView，打包体积小（约 3</w:t>
-      </w:r>
-      <w:r>
-        <w:t>–</w:t>
-      </w:r>
-      <w:r>
-        <w:t>10 MB），内存占用低，启动速度快，完全满足桌面端创作工具的性能要求。</w:t>
-      </w:r>
-    </w:p>
-    <w:p>
-      <w:pPr>
-        <w:ind w:left="360" w:firstLineChars="98" w:firstLine="206"/>
-      </w:pPr>
-      <w:r>
-        <w:rPr>
-          <w:b/>
-          <w:bCs/>
-        </w:rPr>
-        <w:t>移动端接口论证</w:t>
-      </w:r>
-      <w:r>
-        <w:t>：Tauri 目前对移动端系统级接口（如蓝牙、NFC、传感器）支持较弱，但本项目定位为桌面端世界观管理工具，</w:t>
-      </w:r>
-      <w:r>
-        <w:rPr>
-          <w:b/>
-          <w:bCs/>
-        </w:rPr>
-        <w:t>完全不依赖移动端特有功能</w:t>
-      </w:r>
-      <w:r>
-        <w:t>，因此 Tauri 的</w:t>
-      </w:r>
-      <w:r>
-        <w:t>“</w:t>
-      </w:r>
-      <w:r>
-        <w:t>短板</w:t>
-      </w:r>
-      <w:r>
-        <w:t>”</w:t>
-      </w:r>
-      <w:r>
-        <w:t>对该项目无任何影响，反而是轻量、安全的最佳选择。</w:t>
-      </w:r>
-    </w:p>
-    <w:p>
-      <w:pPr>
-        <w:ind w:firstLineChars="100" w:firstLine="210"/>
-        <w:rPr>
-          <w:b/>
-          <w:bCs/>
-        </w:rPr>
-      </w:pPr>
-      <w:r>
-        <w:rPr>
-          <w:b/>
-          <w:bCs/>
-        </w:rPr>
-        <w:t>2. 后端与业务逻辑：Rust</w:t>
-      </w:r>
-    </w:p>
-    <w:p>
-      <w:pPr>
-        <w:ind w:left="360" w:firstLineChars="98" w:firstLine="206"/>
-      </w:pPr>
-      <w:r>
-        <w:rPr>
-          <w:b/>
-          <w:bCs/>
-        </w:rPr>
-        <w:t>优点</w:t>
-      </w:r>
-      <w:r>
-        <w:t>：内存安全、零成本抽象，高效处理大量设定数据的读写、序列化及 AI 工具调用，保证长时间运行稳定不崩溃。</w:t>
-      </w:r>
-    </w:p>
-    <w:p>
-      <w:pPr>
-        <w:ind w:firstLineChars="100" w:firstLine="210"/>
-        <w:rPr>
-          <w:b/>
-          <w:bCs/>
-        </w:rPr>
-      </w:pPr>
-      <w:r>
-        <w:rPr>
-          <w:b/>
-          <w:bCs/>
-        </w:rPr>
-        <w:t>3. 数据库：SQLite 3（WAL 模式）+ FTS5</w:t>
-      </w:r>
-    </w:p>
-    <w:p>
-      <w:pPr>
-        <w:pStyle w:val="ad"/>
-        <w:ind w:left="426" w:firstLineChars="100" w:firstLine="210"/>
-      </w:pPr>
-      <w:r>
-        <w:rPr>
-          <w:b/>
-          <w:bCs/>
-        </w:rPr>
-        <w:t>优点</w:t>
-      </w:r>
-      <w:r>
-        <w:t>：支持多世界观、实体分类等结构化存储，25 万条数据下毫秒级响应；FTS5 + trigram 实现中文全文检索，搜索性能提升约 22 倍，且完全本地运行，无需额外部署。</w:t>
-      </w:r>
-    </w:p>
-    <w:p>
-      <w:pPr>
-        <w:ind w:firstLineChars="100" w:firstLine="210"/>
-        <w:rPr>
-          <w:b/>
-          <w:bCs/>
-        </w:rPr>
-      </w:pPr>
-      <w:r>
-        <w:rPr>
-          <w:b/>
-          <w:bCs/>
-        </w:rPr>
-        <w:t>4. AI 与插件化架构</w:t>
-      </w:r>
-    </w:p>
-    <w:p>
-      <w:pPr>
-        <w:ind w:left="360" w:firstLineChars="100" w:firstLine="210"/>
-      </w:pPr>
-      <w:r>
-        <w:rPr>
-          <w:b/>
-          <w:bCs/>
-        </w:rPr>
-        <w:t>可配置 AI 接口</w:t>
-      </w:r>
-      <w:r>
-        <w:t>：用户自选 API 或本地模型，仅传输必要上下文，数据不上传，满足隐私需求。</w:t>
-      </w:r>
-    </w:p>
-    <w:p>
-      <w:pPr>
-        <w:ind w:left="360"/>
-      </w:pPr>
-      <w:r>
-        <w:rPr>
-          <w:b/>
-          <w:bCs/>
-        </w:rPr>
-        <w:t>插件化设计</w:t>
-      </w:r>
-      <w:r>
-        <w:t>：矛盾检测、OC 聊天等 AI 功能以独立插件注册，支持热插拔与扩展。</w:t>
-      </w:r>
-    </w:p>
-    <w:p>
-      <w:pPr>
-        <w:pStyle w:val="ad"/>
-        <w:numPr>
-          <w:ilvl w:val="0"/>
-          <w:numId w:val="37"/>
-        </w:numPr>
-        <w:ind w:firstLineChars="0"/>
-        <w:rPr>
-          <w:b/>
-          <w:bCs/>
-        </w:rPr>
-      </w:pPr>
-      <w:r>
-        <w:rPr>
-          <w:b/>
-          <w:bCs/>
-        </w:rPr>
-        <w:t>安全与合规</w:t>
-      </w:r>
-    </w:p>
-    <w:p>
-      <w:pPr>
-        <w:ind w:left="360"/>
-      </w:pPr>
-      <w:r>
-        <w:lastRenderedPageBreak/>
-        <w:t>数据完全本地化，符合《生成式人工智能服务管理暂行办法》安全可控要求。</w:t>
-      </w:r>
-    </w:p>
-    <w:p>
-      <w:pPr>
-        <w:ind w:left="360"/>
-      </w:pPr>
-      <w:r>
-        <w:t>支持数据库加密与手动备份，保障原创内容安全</w:t>
+        <w:t>份，保障原创内容安全</w:t>
       </w:r>
     </w:p>
     <w:p>
@@ -3717,12 +4306,24 @@
       </w:pPr>
       <w:r>
         <w:rPr>
-          <w:b/>
+          <w:rFonts w:ascii="黑体" w:hAnsi="黑体" w:cs="Segoe UI" w:hint="eastAsia"/>
+          <w:b/>
+          <w:color w:val="0F1115"/>
+          <w:kern w:val="2"/>
           <w:sz w:val="32"/>
           <w:szCs w:val="32"/>
           <w:lang w:val="en-US"/>
         </w:rPr>
-        <w:t>一、测试环境</w:t>
+        <w:t>4.1</w:t>
+      </w:r>
+      <w:r>
+        <w:rPr>
+          <w:b/>
+          <w:sz w:val="32"/>
+          <w:szCs w:val="32"/>
+          <w:lang w:val="en-US"/>
+        </w:rPr>
+        <w:t>测试环境</w:t>
       </w:r>
     </w:p>
     <w:p>
@@ -3732,16 +4333,68 @@
           <w:numId w:val="10"/>
         </w:numPr>
         <w:jc w:val="left"/>
-      </w:pPr>
-      <w:r>
-        <w:rPr>
-          <w:b/>
-          <w:bCs/>
-        </w:rPr>
-        <w:t>数据规模</w:t>
-      </w:r>
-      <w:r>
-        <w:t>：50 个项目，每项目 500 条词条，共计 25,000 条词条；每条词条包含 15 个标签与 3 张图片元数据</w:t>
+        <w:rPr>
+          <w:rFonts w:ascii="宋体" w:eastAsia="宋体" w:hAnsi="宋体"/>
+        </w:rPr>
+      </w:pPr>
+      <w:r>
+        <w:rPr>
+          <w:rFonts w:ascii="宋体" w:eastAsia="宋体" w:hAnsi="宋体"/>
+          <w:b/>
+          <w:bCs/>
+        </w:rPr>
+        <w:t>数据规模：</w:t>
+      </w:r>
+      <w:r>
+        <w:rPr>
+          <w:rFonts w:ascii="宋体" w:eastAsia="宋体" w:hAnsi="宋体"/>
+        </w:rPr>
+        <w:t xml:space="preserve">50 </w:t>
+      </w:r>
+      <w:proofErr w:type="gramStart"/>
+      <w:r>
+        <w:rPr>
+          <w:rFonts w:ascii="宋体" w:eastAsia="宋体" w:hAnsi="宋体"/>
+        </w:rPr>
+        <w:t>个</w:t>
+      </w:r>
+      <w:proofErr w:type="gramEnd"/>
+      <w:r>
+        <w:rPr>
+          <w:rFonts w:ascii="宋体" w:eastAsia="宋体" w:hAnsi="宋体"/>
+        </w:rPr>
+        <w:t>项目</w:t>
+      </w:r>
+      <w:r>
+        <w:t>，</w:t>
+      </w:r>
+      <w:proofErr w:type="gramStart"/>
+      <w:r>
+        <w:rPr>
+          <w:rFonts w:ascii="宋体" w:eastAsia="宋体" w:hAnsi="宋体"/>
+        </w:rPr>
+        <w:t>每项目</w:t>
+      </w:r>
+      <w:proofErr w:type="gramEnd"/>
+      <w:r>
+        <w:rPr>
+          <w:rFonts w:ascii="宋体" w:eastAsia="宋体" w:hAnsi="宋体"/>
+        </w:rPr>
+        <w:t xml:space="preserve"> 500 条词条，共计 25,000 条词条；每条词条包含 15 </w:t>
+      </w:r>
+      <w:proofErr w:type="gramStart"/>
+      <w:r>
+        <w:rPr>
+          <w:rFonts w:ascii="宋体" w:eastAsia="宋体" w:hAnsi="宋体"/>
+        </w:rPr>
+        <w:t>个</w:t>
+      </w:r>
+      <w:proofErr w:type="gramEnd"/>
+      <w:r>
+        <w:rPr>
+          <w:rFonts w:ascii="宋体" w:eastAsia="宋体" w:hAnsi="宋体"/>
+        </w:rPr>
+        <w:t>标签与 3 张图片元数据</w:t>
       </w:r>
     </w:p>
     <w:p>
@@ -3751,16 +4404,26 @@
           <w:numId w:val="10"/>
         </w:numPr>
         <w:jc w:val="left"/>
-      </w:pPr>
-      <w:r>
-        <w:rPr>
+        <w:rPr>
+          <w:rFonts w:ascii="宋体" w:eastAsia="宋体" w:hAnsi="宋体"/>
+        </w:rPr>
+      </w:pPr>
+      <w:r>
+        <w:rPr>
+          <w:rFonts w:ascii="宋体" w:eastAsia="宋体" w:hAnsi="宋体"/>
           <w:b/>
           <w:bCs/>
         </w:rPr>
         <w:t>硬件与系统</w:t>
       </w:r>
       <w:r>
-        <w:t>：Windows 11，可用内存 &gt; 8GB</w:t>
+        <w:t>：</w:t>
+      </w:r>
+      <w:r>
+        <w:rPr>
+          <w:rFonts w:ascii="宋体" w:eastAsia="宋体" w:hAnsi="宋体"/>
+        </w:rPr>
+        <w:t>Windows 11，可用内存 &gt; 8GB</w:t>
       </w:r>
     </w:p>
     <w:p>
@@ -3770,16 +4433,23 @@
           <w:numId w:val="10"/>
         </w:numPr>
         <w:jc w:val="left"/>
-      </w:pPr>
-      <w:r>
-        <w:rPr>
-          <w:b/>
-          <w:bCs/>
-        </w:rPr>
-        <w:t>数据库</w:t>
-      </w:r>
-      <w:r>
-        <w:t>：SQLite 3，WAL 模式</w:t>
+        <w:rPr>
+          <w:rFonts w:ascii="宋体" w:eastAsia="宋体" w:hAnsi="宋体"/>
+        </w:rPr>
+      </w:pPr>
+      <w:r>
+        <w:rPr>
+          <w:rFonts w:ascii="宋体" w:eastAsia="宋体" w:hAnsi="宋体"/>
+          <w:b/>
+          <w:bCs/>
+        </w:rPr>
+        <w:t>数据库：</w:t>
+      </w:r>
+      <w:r>
+        <w:rPr>
+          <w:rFonts w:ascii="宋体" w:eastAsia="宋体" w:hAnsi="宋体"/>
+        </w:rPr>
+        <w:t>SQLite 3，WAL 模式</w:t>
       </w:r>
     </w:p>
     <w:p>
@@ -3789,16 +4459,45 @@
           <w:numId w:val="10"/>
         </w:numPr>
         <w:jc w:val="left"/>
-      </w:pPr>
-      <w:r>
-        <w:rPr>
-          <w:b/>
-          <w:bCs/>
-        </w:rPr>
-        <w:t>驱动</w:t>
-      </w:r>
-      <w:r>
-        <w:t>：sqlx 0.8（运行时查询，非宏模式）</w:t>
+        <w:rPr>
+          <w:rFonts w:ascii="宋体" w:eastAsia="宋体" w:hAnsi="宋体"/>
+        </w:rPr>
+      </w:pPr>
+      <w:r>
+        <w:rPr>
+          <w:rFonts w:ascii="宋体" w:eastAsia="宋体" w:hAnsi="宋体"/>
+          <w:b/>
+          <w:bCs/>
+        </w:rPr>
+        <w:t>驱动：</w:t>
+      </w:r>
+      <w:proofErr w:type="spellStart"/>
+      <w:r>
+        <w:rPr>
+          <w:rFonts w:ascii="宋体" w:eastAsia="宋体" w:hAnsi="宋体"/>
+        </w:rPr>
+        <w:t>sqlx</w:t>
+      </w:r>
+      <w:proofErr w:type="spellEnd"/>
+      <w:r>
+        <w:rPr>
+          <w:rFonts w:ascii="宋体" w:eastAsia="宋体" w:hAnsi="宋体"/>
+        </w:rPr>
+        <w:t xml:space="preserve"> 0.8（运行时查询，</w:t>
+      </w:r>
+      <w:proofErr w:type="gramStart"/>
+      <w:r>
+        <w:rPr>
+          <w:rFonts w:ascii="宋体" w:eastAsia="宋体" w:hAnsi="宋体"/>
+        </w:rPr>
+        <w:t>非宏模式</w:t>
+      </w:r>
+      <w:proofErr w:type="gramEnd"/>
+      <w:r>
+        <w:rPr>
+          <w:rFonts w:ascii="宋体" w:eastAsia="宋体" w:hAnsi="宋体"/>
+        </w:rPr>
+        <w:t>）</w:t>
       </w:r>
     </w:p>
     <w:p>
@@ -3811,25 +4510,17 @@
       </w:pPr>
       <w:r>
         <w:rPr>
-          <w:b/>
-          <w:bCs/>
-        </w:rPr>
-        <w:t>测试方式</w:t>
-      </w:r>
-      <w:r>
-        <w:t>：Rust</w:t>
-      </w:r>
-      <w:r>
-        <w:t> </w:t>
-      </w:r>
-      <w:r>
-        <w:t>release</w:t>
-      </w:r>
-      <w:r>
-        <w:t> </w:t>
-      </w:r>
-      <w:r>
-        <w:t>模式下压力测试与多轮重复调用统计</w:t>
+          <w:rFonts w:ascii="宋体" w:eastAsia="宋体" w:hAnsi="宋体"/>
+          <w:b/>
+          <w:bCs/>
+        </w:rPr>
+        <w:t>测试方式：</w:t>
+      </w:r>
+      <w:r>
+        <w:rPr>
+          <w:rFonts w:ascii="宋体" w:eastAsia="宋体" w:hAnsi="宋体"/>
+        </w:rPr>
+        <w:t>Rust release 模式下压力测试与多轮重复调用统计</w:t>
       </w:r>
     </w:p>
     <w:p>
@@ -3850,12 +4541,22 @@
       </w:pPr>
       <w:r>
         <w:rPr>
+          <w:rFonts w:ascii="黑体" w:hAnsi="黑体" w:hint="eastAsia"/>
           <w:b/>
           <w:sz w:val="32"/>
           <w:szCs w:val="32"/>
           <w:lang w:val="en-US"/>
         </w:rPr>
-        <w:t>二、测试结果对比</w:t>
+        <w:t>4.2</w:t>
+      </w:r>
+      <w:r>
+        <w:rPr>
+          <w:b/>
+          <w:sz w:val="32"/>
+          <w:szCs w:val="32"/>
+          <w:lang w:val="en-US"/>
+        </w:rPr>
+        <w:t>测试结果对比</w:t>
       </w:r>
     </w:p>
     <w:tbl>
@@ -3866,7 +4567,7 @@
         <w:tblLook w:val="04A0" w:firstRow="1" w:lastRow="0" w:firstColumn="1" w:lastColumn="0" w:noHBand="0" w:noVBand="1"/>
       </w:tblPr>
       <w:tblGrid>
-        <w:gridCol w:w="2570"/>
+        <w:gridCol w:w="2746"/>
         <w:gridCol w:w="2570"/>
         <w:gridCol w:w="2570"/>
         <w:gridCol w:w="2570"/>
@@ -3877,21 +4578,23 @@
         </w:trPr>
         <w:tc>
           <w:tcPr>
-            <w:tcW w:w="2570" w:type="dxa"/>
+            <w:tcW w:w="2746" w:type="dxa"/>
           </w:tcPr>
           <w:p>
             <w:pPr>
               <w:jc w:val="center"/>
               <w:rPr>
-                <w:lang w:val="zh-CN"/>
+                <w:rFonts w:ascii="宋体" w:eastAsia="宋体" w:hAnsi="宋体" w:cs="Segoe UI"/>
+                <w:color w:val="0F1115"/>
+                <w:szCs w:val="21"/>
+                <w:shd w:val="clear" w:color="auto" w:fill="FFFFFF"/>
               </w:rPr>
             </w:pPr>
             <w:r>
               <w:rPr>
-                <w:rFonts w:ascii="Segoe UI" w:hAnsi="Segoe UI" w:cs="Segoe UI"/>
+                <w:rFonts w:ascii="宋体" w:eastAsia="宋体" w:hAnsi="宋体" w:cs="Segoe UI"/>
                 <w:color w:val="0F1115"/>
-                <w:sz w:val="23"/>
-                <w:szCs w:val="23"/>
+                <w:szCs w:val="21"/>
                 <w:shd w:val="clear" w:color="auto" w:fill="FFFFFF"/>
               </w:rPr>
               <w:t>最终版本</w:t>
@@ -3906,15 +4609,17 @@
             <w:pPr>
               <w:jc w:val="center"/>
               <w:rPr>
-                <w:lang w:val="zh-CN"/>
+                <w:rFonts w:ascii="宋体" w:eastAsia="宋体" w:hAnsi="宋体" w:cs="Segoe UI"/>
+                <w:color w:val="0F1115"/>
+                <w:szCs w:val="21"/>
+                <w:shd w:val="clear" w:color="auto" w:fill="FFFFFF"/>
               </w:rPr>
             </w:pPr>
             <w:r>
               <w:rPr>
-                <w:rFonts w:ascii="Segoe UI" w:hAnsi="Segoe UI" w:cs="Segoe UI"/>
+                <w:rFonts w:ascii="宋体" w:eastAsia="宋体" w:hAnsi="宋体" w:cs="Segoe UI"/>
                 <w:color w:val="0F1115"/>
-                <w:sz w:val="23"/>
-                <w:szCs w:val="23"/>
+                <w:szCs w:val="21"/>
                 <w:shd w:val="clear" w:color="auto" w:fill="FFFFFF"/>
               </w:rPr>
               <w:t>基准版本</w:t>
@@ -3929,10 +4634,19 @@
             <w:pPr>
               <w:jc w:val="center"/>
               <w:rPr>
-                <w:lang w:val="zh-CN"/>
+                <w:rFonts w:ascii="宋体" w:eastAsia="宋体" w:hAnsi="宋体" w:cs="Segoe UI"/>
+                <w:color w:val="0F1115"/>
+                <w:szCs w:val="21"/>
+                <w:shd w:val="clear" w:color="auto" w:fill="FFFFFF"/>
               </w:rPr>
             </w:pPr>
             <w:r>
+              <w:rPr>
+                <w:rFonts w:ascii="宋体" w:eastAsia="宋体" w:hAnsi="宋体" w:cs="Segoe UI"/>
+                <w:color w:val="0F1115"/>
+                <w:szCs w:val="21"/>
+                <w:shd w:val="clear" w:color="auto" w:fill="FFFFFF"/>
+              </w:rPr>
               <w:t>最终版本</w:t>
             </w:r>
           </w:p>
@@ -3945,10 +4659,19 @@
             <w:pPr>
               <w:jc w:val="center"/>
               <w:rPr>
-                <w:lang w:val="zh-CN"/>
+                <w:rFonts w:ascii="宋体" w:eastAsia="宋体" w:hAnsi="宋体" w:cs="Segoe UI"/>
+                <w:color w:val="0F1115"/>
+                <w:szCs w:val="21"/>
+                <w:shd w:val="clear" w:color="auto" w:fill="FFFFFF"/>
               </w:rPr>
             </w:pPr>
             <w:r>
+              <w:rPr>
+                <w:rFonts w:ascii="宋体" w:eastAsia="宋体" w:hAnsi="宋体" w:cs="Segoe UI"/>
+                <w:color w:val="0F1115"/>
+                <w:szCs w:val="21"/>
+                <w:shd w:val="clear" w:color="auto" w:fill="FFFFFF"/>
+              </w:rPr>
               <w:t>性能提升</w:t>
             </w:r>
           </w:p>
@@ -3960,16 +4683,25 @@
         </w:trPr>
         <w:tc>
           <w:tcPr>
-            <w:tcW w:w="2570" w:type="dxa"/>
+            <w:tcW w:w="2746" w:type="dxa"/>
           </w:tcPr>
           <w:p>
             <w:pPr>
               <w:jc w:val="center"/>
               <w:rPr>
-                <w:lang w:val="zh-CN"/>
+                <w:rFonts w:ascii="宋体" w:eastAsia="宋体" w:hAnsi="宋体" w:cs="Segoe UI"/>
+                <w:color w:val="0F1115"/>
+                <w:szCs w:val="21"/>
+                <w:shd w:val="clear" w:color="auto" w:fill="FFFFFF"/>
               </w:rPr>
             </w:pPr>
             <w:r>
+              <w:rPr>
+                <w:rFonts w:ascii="宋体" w:eastAsia="宋体" w:hAnsi="宋体" w:cs="Segoe UI"/>
+                <w:color w:val="0F1115"/>
+                <w:szCs w:val="21"/>
+                <w:shd w:val="clear" w:color="auto" w:fill="FFFFFF"/>
+              </w:rPr>
               <w:t>写入速度</w:t>
             </w:r>
           </w:p>
@@ -3982,11 +4714,40 @@
             <w:pPr>
               <w:jc w:val="center"/>
               <w:rPr>
-                <w:lang w:val="zh-CN"/>
+                <w:rFonts w:ascii="宋体" w:eastAsia="宋体" w:hAnsi="宋体" w:cs="Segoe UI"/>
+                <w:color w:val="0F1115"/>
+                <w:szCs w:val="21"/>
+                <w:shd w:val="clear" w:color="auto" w:fill="FFFFFF"/>
               </w:rPr>
             </w:pPr>
             <w:r>
-              <w:t>3.82 ms/条</w:t>
+              <w:rPr>
+                <w:rFonts w:ascii="宋体" w:eastAsia="宋体" w:hAnsi="宋体" w:cs="Segoe UI"/>
+                <w:color w:val="0F1115"/>
+                <w:szCs w:val="21"/>
+                <w:shd w:val="clear" w:color="auto" w:fill="FFFFFF"/>
+              </w:rPr>
+              <w:t xml:space="preserve">3.82 </w:t>
+            </w:r>
+            <w:proofErr w:type="spellStart"/>
+            <w:r>
+              <w:rPr>
+                <w:rFonts w:ascii="宋体" w:eastAsia="宋体" w:hAnsi="宋体" w:cs="Segoe UI"/>
+                <w:color w:val="0F1115"/>
+                <w:szCs w:val="21"/>
+                <w:shd w:val="clear" w:color="auto" w:fill="FFFFFF"/>
+              </w:rPr>
+              <w:t>ms</w:t>
+            </w:r>
+            <w:proofErr w:type="spellEnd"/>
+            <w:r>
+              <w:rPr>
+                <w:rFonts w:ascii="宋体" w:eastAsia="宋体" w:hAnsi="宋体" w:cs="Segoe UI"/>
+                <w:color w:val="0F1115"/>
+                <w:szCs w:val="21"/>
+                <w:shd w:val="clear" w:color="auto" w:fill="FFFFFF"/>
+              </w:rPr>
+              <w:t>/条</w:t>
             </w:r>
           </w:p>
         </w:tc>
@@ -3998,11 +4759,40 @@
             <w:pPr>
               <w:jc w:val="center"/>
               <w:rPr>
-                <w:lang w:val="zh-CN"/>
+                <w:rFonts w:ascii="宋体" w:eastAsia="宋体" w:hAnsi="宋体" w:cs="Segoe UI"/>
+                <w:color w:val="0F1115"/>
+                <w:szCs w:val="21"/>
+                <w:shd w:val="clear" w:color="auto" w:fill="FFFFFF"/>
               </w:rPr>
             </w:pPr>
             <w:r>
-              <w:t>0.73 ms/条</w:t>
+              <w:rPr>
+                <w:rFonts w:ascii="宋体" w:eastAsia="宋体" w:hAnsi="宋体" w:cs="Segoe UI"/>
+                <w:color w:val="0F1115"/>
+                <w:szCs w:val="21"/>
+                <w:shd w:val="clear" w:color="auto" w:fill="FFFFFF"/>
+              </w:rPr>
+              <w:t xml:space="preserve">0.73 </w:t>
+            </w:r>
+            <w:proofErr w:type="spellStart"/>
+            <w:r>
+              <w:rPr>
+                <w:rFonts w:ascii="宋体" w:eastAsia="宋体" w:hAnsi="宋体" w:cs="Segoe UI"/>
+                <w:color w:val="0F1115"/>
+                <w:szCs w:val="21"/>
+                <w:shd w:val="clear" w:color="auto" w:fill="FFFFFF"/>
+              </w:rPr>
+              <w:t>ms</w:t>
+            </w:r>
+            <w:proofErr w:type="spellEnd"/>
+            <w:r>
+              <w:rPr>
+                <w:rFonts w:ascii="宋体" w:eastAsia="宋体" w:hAnsi="宋体" w:cs="Segoe UI"/>
+                <w:color w:val="0F1115"/>
+                <w:szCs w:val="21"/>
+                <w:shd w:val="clear" w:color="auto" w:fill="FFFFFF"/>
+              </w:rPr>
+              <w:t>/条</w:t>
             </w:r>
           </w:p>
         </w:tc>
@@ -4014,16 +4804,32 @@
             <w:pPr>
               <w:jc w:val="center"/>
               <w:rPr>
-                <w:lang w:val="zh-CN"/>
+                <w:rFonts w:ascii="宋体" w:eastAsia="宋体" w:hAnsi="宋体" w:cs="Segoe UI"/>
+                <w:color w:val="0F1115"/>
+                <w:szCs w:val="21"/>
+                <w:shd w:val="clear" w:color="auto" w:fill="FFFFFF"/>
               </w:rPr>
             </w:pPr>
             <w:r>
               <w:rPr>
-                <w:b/>
-                <w:bCs/>
-              </w:rPr>
-              <w:t>约 5.2 倍</w:t>
-            </w:r>
+                <w:rFonts w:ascii="宋体" w:eastAsia="宋体" w:hAnsi="宋体" w:cs="Segoe UI"/>
+                <w:color w:val="0F1115"/>
+                <w:szCs w:val="21"/>
+                <w:shd w:val="clear" w:color="auto" w:fill="FFFFFF"/>
+              </w:rPr>
+              <w:t xml:space="preserve">约 5.2 </w:t>
+            </w:r>
+            <w:proofErr w:type="gramStart"/>
+            <w:r>
+              <w:rPr>
+                <w:rFonts w:ascii="宋体" w:eastAsia="宋体" w:hAnsi="宋体" w:cs="Segoe UI"/>
+                <w:color w:val="0F1115"/>
+                <w:szCs w:val="21"/>
+                <w:shd w:val="clear" w:color="auto" w:fill="FFFFFF"/>
+              </w:rPr>
+              <w:t>倍</w:t>
+            </w:r>
+            <w:proofErr w:type="gramEnd"/>
           </w:p>
         </w:tc>
       </w:tr>
@@ -4034,20 +4840,37 @@
         </w:trPr>
         <w:tc>
           <w:tcPr>
-            <w:tcW w:w="2570" w:type="dxa"/>
+            <w:tcW w:w="2746" w:type="dxa"/>
           </w:tcPr>
           <w:p>
             <w:pPr>
               <w:jc w:val="center"/>
+              <w:rPr>
+                <w:rFonts w:ascii="宋体" w:eastAsia="宋体" w:hAnsi="宋体" w:cs="Segoe UI"/>
+                <w:color w:val="0F1115"/>
+                <w:szCs w:val="21"/>
+                <w:shd w:val="clear" w:color="auto" w:fill="FFFFFF"/>
+              </w:rPr>
             </w:pPr>
-            <w:r>
+            <w:proofErr w:type="spellStart"/>
+            <w:r>
+              <w:rPr>
+                <w:rFonts w:ascii="宋体" w:eastAsia="宋体" w:hAnsi="宋体" w:cs="Segoe UI"/>
+                <w:color w:val="0F1115"/>
+                <w:szCs w:val="21"/>
+                <w:shd w:val="clear" w:color="auto" w:fill="FFFFFF"/>
+              </w:rPr>
               <w:t>list_entries</w:t>
             </w:r>
-            <w:r>
-              <w:t> </w:t>
-            </w:r>
-            <w:r>
-              <w:t>全量列表</w:t>
+            <w:proofErr w:type="spellEnd"/>
+            <w:r>
+              <w:rPr>
+                <w:rFonts w:ascii="宋体" w:eastAsia="宋体" w:hAnsi="宋体" w:cs="Segoe UI"/>
+                <w:color w:val="0F1115"/>
+                <w:szCs w:val="21"/>
+                <w:shd w:val="clear" w:color="auto" w:fill="FFFFFF"/>
+              </w:rPr>
+              <w:t> 全量列表</w:t>
             </w:r>
           </w:p>
         </w:tc>
@@ -4058,9 +4881,41 @@
           <w:p>
             <w:pPr>
               <w:jc w:val="center"/>
+              <w:rPr>
+                <w:rFonts w:ascii="宋体" w:eastAsia="宋体" w:hAnsi="宋体" w:cs="Segoe UI"/>
+                <w:color w:val="0F1115"/>
+                <w:szCs w:val="21"/>
+                <w:shd w:val="clear" w:color="auto" w:fill="FFFFFF"/>
+              </w:rPr>
             </w:pPr>
             <w:r>
-              <w:t>11.7 ms/次</w:t>
+              <w:rPr>
+                <w:rFonts w:ascii="宋体" w:eastAsia="宋体" w:hAnsi="宋体" w:cs="Segoe UI"/>
+                <w:color w:val="0F1115"/>
+                <w:szCs w:val="21"/>
+                <w:shd w:val="clear" w:color="auto" w:fill="FFFFFF"/>
+              </w:rPr>
+              <w:t xml:space="preserve">11.7 </w:t>
+            </w:r>
+            <w:proofErr w:type="spellStart"/>
+            <w:r>
+              <w:rPr>
+                <w:rFonts w:ascii="宋体" w:eastAsia="宋体" w:hAnsi="宋体" w:cs="Segoe UI"/>
+                <w:color w:val="0F1115"/>
+                <w:szCs w:val="21"/>
+                <w:shd w:val="clear" w:color="auto" w:fill="FFFFFF"/>
+              </w:rPr>
+              <w:t>ms</w:t>
+            </w:r>
+            <w:proofErr w:type="spellEnd"/>
+            <w:r>
+              <w:rPr>
+                <w:rFonts w:ascii="宋体" w:eastAsia="宋体" w:hAnsi="宋体" w:cs="Segoe UI"/>
+                <w:color w:val="0F1115"/>
+                <w:szCs w:val="21"/>
+                <w:shd w:val="clear" w:color="auto" w:fill="FFFFFF"/>
+              </w:rPr>
+              <w:t>/次</w:t>
             </w:r>
           </w:p>
         </w:tc>
@@ -4071,9 +4926,41 @@
           <w:p>
             <w:pPr>
               <w:jc w:val="center"/>
+              <w:rPr>
+                <w:rFonts w:ascii="宋体" w:eastAsia="宋体" w:hAnsi="宋体" w:cs="Segoe UI"/>
+                <w:color w:val="0F1115"/>
+                <w:szCs w:val="21"/>
+                <w:shd w:val="clear" w:color="auto" w:fill="FFFFFF"/>
+              </w:rPr>
             </w:pPr>
             <w:r>
-              <w:t>3.7 ms/次</w:t>
+              <w:rPr>
+                <w:rFonts w:ascii="宋体" w:eastAsia="宋体" w:hAnsi="宋体" w:cs="Segoe UI"/>
+                <w:color w:val="0F1115"/>
+                <w:szCs w:val="21"/>
+                <w:shd w:val="clear" w:color="auto" w:fill="FFFFFF"/>
+              </w:rPr>
+              <w:t xml:space="preserve">3.7 </w:t>
+            </w:r>
+            <w:proofErr w:type="spellStart"/>
+            <w:r>
+              <w:rPr>
+                <w:rFonts w:ascii="宋体" w:eastAsia="宋体" w:hAnsi="宋体" w:cs="Segoe UI"/>
+                <w:color w:val="0F1115"/>
+                <w:szCs w:val="21"/>
+                <w:shd w:val="clear" w:color="auto" w:fill="FFFFFF"/>
+              </w:rPr>
+              <w:t>ms</w:t>
+            </w:r>
+            <w:proofErr w:type="spellEnd"/>
+            <w:r>
+              <w:rPr>
+                <w:rFonts w:ascii="宋体" w:eastAsia="宋体" w:hAnsi="宋体" w:cs="Segoe UI"/>
+                <w:color w:val="0F1115"/>
+                <w:szCs w:val="21"/>
+                <w:shd w:val="clear" w:color="auto" w:fill="FFFFFF"/>
+              </w:rPr>
+              <w:t>/次</w:t>
             </w:r>
           </w:p>
         </w:tc>
@@ -4084,14 +4971,33 @@
           <w:p>
             <w:pPr>
               <w:jc w:val="center"/>
+              <w:rPr>
+                <w:rFonts w:ascii="宋体" w:eastAsia="宋体" w:hAnsi="宋体" w:cs="Segoe UI"/>
+                <w:color w:val="0F1115"/>
+                <w:szCs w:val="21"/>
+                <w:shd w:val="clear" w:color="auto" w:fill="FFFFFF"/>
+              </w:rPr>
             </w:pPr>
             <w:r>
               <w:rPr>
-                <w:b/>
-                <w:bCs/>
-              </w:rPr>
-              <w:t>约 3.2 倍</w:t>
-            </w:r>
+                <w:rFonts w:ascii="宋体" w:eastAsia="宋体" w:hAnsi="宋体" w:cs="Segoe UI"/>
+                <w:color w:val="0F1115"/>
+                <w:szCs w:val="21"/>
+                <w:shd w:val="clear" w:color="auto" w:fill="FFFFFF"/>
+              </w:rPr>
+              <w:t xml:space="preserve">约 3.2 </w:t>
+            </w:r>
+            <w:proofErr w:type="gramStart"/>
+            <w:r>
+              <w:rPr>
+                <w:rFonts w:ascii="宋体" w:eastAsia="宋体" w:hAnsi="宋体" w:cs="Segoe UI"/>
+                <w:color w:val="0F1115"/>
+                <w:szCs w:val="21"/>
+                <w:shd w:val="clear" w:color="auto" w:fill="FFFFFF"/>
+              </w:rPr>
+              <w:t>倍</w:t>
+            </w:r>
+            <w:proofErr w:type="gramEnd"/>
           </w:p>
         </w:tc>
       </w:tr>
@@ -4101,20 +5007,37 @@
         </w:trPr>
         <w:tc>
           <w:tcPr>
-            <w:tcW w:w="2570" w:type="dxa"/>
+            <w:tcW w:w="2746" w:type="dxa"/>
           </w:tcPr>
           <w:p>
             <w:pPr>
               <w:jc w:val="center"/>
+              <w:rPr>
+                <w:rFonts w:ascii="宋体" w:eastAsia="宋体" w:hAnsi="宋体" w:cs="Segoe UI"/>
+                <w:color w:val="0F1115"/>
+                <w:szCs w:val="21"/>
+                <w:shd w:val="clear" w:color="auto" w:fill="FFFFFF"/>
+              </w:rPr>
             </w:pPr>
-            <w:r>
+            <w:proofErr w:type="spellStart"/>
+            <w:r>
+              <w:rPr>
+                <w:rFonts w:ascii="宋体" w:eastAsia="宋体" w:hAnsi="宋体" w:cs="Segoe UI"/>
+                <w:color w:val="0F1115"/>
+                <w:szCs w:val="21"/>
+                <w:shd w:val="clear" w:color="auto" w:fill="FFFFFF"/>
+              </w:rPr>
               <w:t>list_entries</w:t>
             </w:r>
-            <w:r>
-              <w:t> </w:t>
-            </w:r>
-            <w:r>
-              <w:t>按分类筛选</w:t>
+            <w:proofErr w:type="spellEnd"/>
+            <w:r>
+              <w:rPr>
+                <w:rFonts w:ascii="宋体" w:eastAsia="宋体" w:hAnsi="宋体" w:cs="Segoe UI"/>
+                <w:color w:val="0F1115"/>
+                <w:szCs w:val="21"/>
+                <w:shd w:val="clear" w:color="auto" w:fill="FFFFFF"/>
+              </w:rPr>
+              <w:t> 按分类筛选</w:t>
             </w:r>
           </w:p>
         </w:tc>
@@ -4125,9 +5048,41 @@
           <w:p>
             <w:pPr>
               <w:jc w:val="center"/>
+              <w:rPr>
+                <w:rFonts w:ascii="宋体" w:eastAsia="宋体" w:hAnsi="宋体" w:cs="Segoe UI"/>
+                <w:color w:val="0F1115"/>
+                <w:szCs w:val="21"/>
+                <w:shd w:val="clear" w:color="auto" w:fill="FFFFFF"/>
+              </w:rPr>
             </w:pPr>
             <w:r>
-              <w:t>2.9 ms/次</w:t>
+              <w:rPr>
+                <w:rFonts w:ascii="宋体" w:eastAsia="宋体" w:hAnsi="宋体" w:cs="Segoe UI"/>
+                <w:color w:val="0F1115"/>
+                <w:szCs w:val="21"/>
+                <w:shd w:val="clear" w:color="auto" w:fill="FFFFFF"/>
+              </w:rPr>
+              <w:t xml:space="preserve">2.9 </w:t>
+            </w:r>
+            <w:proofErr w:type="spellStart"/>
+            <w:r>
+              <w:rPr>
+                <w:rFonts w:ascii="宋体" w:eastAsia="宋体" w:hAnsi="宋体" w:cs="Segoe UI"/>
+                <w:color w:val="0F1115"/>
+                <w:szCs w:val="21"/>
+                <w:shd w:val="clear" w:color="auto" w:fill="FFFFFF"/>
+              </w:rPr>
+              <w:t>ms</w:t>
+            </w:r>
+            <w:proofErr w:type="spellEnd"/>
+            <w:r>
+              <w:rPr>
+                <w:rFonts w:ascii="宋体" w:eastAsia="宋体" w:hAnsi="宋体" w:cs="Segoe UI"/>
+                <w:color w:val="0F1115"/>
+                <w:szCs w:val="21"/>
+                <w:shd w:val="clear" w:color="auto" w:fill="FFFFFF"/>
+              </w:rPr>
+              <w:t>/次</w:t>
             </w:r>
           </w:p>
         </w:tc>
@@ -4138,9 +5093,41 @@
           <w:p>
             <w:pPr>
               <w:jc w:val="center"/>
+              <w:rPr>
+                <w:rFonts w:ascii="宋体" w:eastAsia="宋体" w:hAnsi="宋体" w:cs="Segoe UI"/>
+                <w:color w:val="0F1115"/>
+                <w:szCs w:val="21"/>
+                <w:shd w:val="clear" w:color="auto" w:fill="FFFFFF"/>
+              </w:rPr>
             </w:pPr>
             <w:r>
-              <w:t>0.6 ms/次</w:t>
+              <w:rPr>
+                <w:rFonts w:ascii="宋体" w:eastAsia="宋体" w:hAnsi="宋体" w:cs="Segoe UI"/>
+                <w:color w:val="0F1115"/>
+                <w:szCs w:val="21"/>
+                <w:shd w:val="clear" w:color="auto" w:fill="FFFFFF"/>
+              </w:rPr>
+              <w:t xml:space="preserve">0.6 </w:t>
+            </w:r>
+            <w:proofErr w:type="spellStart"/>
+            <w:r>
+              <w:rPr>
+                <w:rFonts w:ascii="宋体" w:eastAsia="宋体" w:hAnsi="宋体" w:cs="Segoe UI"/>
+                <w:color w:val="0F1115"/>
+                <w:szCs w:val="21"/>
+                <w:shd w:val="clear" w:color="auto" w:fill="FFFFFF"/>
+              </w:rPr>
+              <w:t>ms</w:t>
+            </w:r>
+            <w:proofErr w:type="spellEnd"/>
+            <w:r>
+              <w:rPr>
+                <w:rFonts w:ascii="宋体" w:eastAsia="宋体" w:hAnsi="宋体" w:cs="Segoe UI"/>
+                <w:color w:val="0F1115"/>
+                <w:szCs w:val="21"/>
+                <w:shd w:val="clear" w:color="auto" w:fill="FFFFFF"/>
+              </w:rPr>
+              <w:t>/次</w:t>
             </w:r>
           </w:p>
         </w:tc>
@@ -4151,14 +5138,33 @@
           <w:p>
             <w:pPr>
               <w:jc w:val="center"/>
+              <w:rPr>
+                <w:rFonts w:ascii="宋体" w:eastAsia="宋体" w:hAnsi="宋体" w:cs="Segoe UI"/>
+                <w:color w:val="0F1115"/>
+                <w:szCs w:val="21"/>
+                <w:shd w:val="clear" w:color="auto" w:fill="FFFFFF"/>
+              </w:rPr>
             </w:pPr>
             <w:r>
               <w:rPr>
-                <w:b/>
-                <w:bCs/>
-              </w:rPr>
-              <w:t>约 4.8 倍</w:t>
-            </w:r>
+                <w:rFonts w:ascii="宋体" w:eastAsia="宋体" w:hAnsi="宋体" w:cs="Segoe UI"/>
+                <w:color w:val="0F1115"/>
+                <w:szCs w:val="21"/>
+                <w:shd w:val="clear" w:color="auto" w:fill="FFFFFF"/>
+              </w:rPr>
+              <w:t xml:space="preserve">约 4.8 </w:t>
+            </w:r>
+            <w:proofErr w:type="gramStart"/>
+            <w:r>
+              <w:rPr>
+                <w:rFonts w:ascii="宋体" w:eastAsia="宋体" w:hAnsi="宋体" w:cs="Segoe UI"/>
+                <w:color w:val="0F1115"/>
+                <w:szCs w:val="21"/>
+                <w:shd w:val="clear" w:color="auto" w:fill="FFFFFF"/>
+              </w:rPr>
+              <w:t>倍</w:t>
+            </w:r>
+            <w:proofErr w:type="gramEnd"/>
           </w:p>
         </w:tc>
       </w:tr>
@@ -4168,13 +5174,25 @@
         </w:trPr>
         <w:tc>
           <w:tcPr>
-            <w:tcW w:w="2570" w:type="dxa"/>
+            <w:tcW w:w="2746" w:type="dxa"/>
           </w:tcPr>
           <w:p>
             <w:pPr>
               <w:jc w:val="center"/>
+              <w:rPr>
+                <w:rFonts w:ascii="宋体" w:eastAsia="宋体" w:hAnsi="宋体" w:cs="Segoe UI"/>
+                <w:color w:val="0F1115"/>
+                <w:szCs w:val="21"/>
+                <w:shd w:val="clear" w:color="auto" w:fill="FFFFFF"/>
+              </w:rPr>
             </w:pPr>
             <w:r>
+              <w:rPr>
+                <w:rFonts w:ascii="宋体" w:eastAsia="宋体" w:hAnsi="宋体" w:cs="Segoe UI"/>
+                <w:color w:val="0F1115"/>
+                <w:szCs w:val="21"/>
+                <w:shd w:val="clear" w:color="auto" w:fill="FFFFFF"/>
+              </w:rPr>
               <w:t>搜索命中</w:t>
             </w:r>
           </w:p>
@@ -4186,9 +5204,41 @@
           <w:p>
             <w:pPr>
               <w:jc w:val="center"/>
+              <w:rPr>
+                <w:rFonts w:ascii="宋体" w:eastAsia="宋体" w:hAnsi="宋体" w:cs="Segoe UI"/>
+                <w:color w:val="0F1115"/>
+                <w:szCs w:val="21"/>
+                <w:shd w:val="clear" w:color="auto" w:fill="FFFFFF"/>
+              </w:rPr>
             </w:pPr>
             <w:r>
-              <w:t>43 ms/次</w:t>
+              <w:rPr>
+                <w:rFonts w:ascii="宋体" w:eastAsia="宋体" w:hAnsi="宋体" w:cs="Segoe UI"/>
+                <w:color w:val="0F1115"/>
+                <w:szCs w:val="21"/>
+                <w:shd w:val="clear" w:color="auto" w:fill="FFFFFF"/>
+              </w:rPr>
+              <w:t xml:space="preserve">43 </w:t>
+            </w:r>
+            <w:proofErr w:type="spellStart"/>
+            <w:r>
+              <w:rPr>
+                <w:rFonts w:ascii="宋体" w:eastAsia="宋体" w:hAnsi="宋体" w:cs="Segoe UI"/>
+                <w:color w:val="0F1115"/>
+                <w:szCs w:val="21"/>
+                <w:shd w:val="clear" w:color="auto" w:fill="FFFFFF"/>
+              </w:rPr>
+              <w:t>ms</w:t>
+            </w:r>
+            <w:proofErr w:type="spellEnd"/>
+            <w:r>
+              <w:rPr>
+                <w:rFonts w:ascii="宋体" w:eastAsia="宋体" w:hAnsi="宋体" w:cs="Segoe UI"/>
+                <w:color w:val="0F1115"/>
+                <w:szCs w:val="21"/>
+                <w:shd w:val="clear" w:color="auto" w:fill="FFFFFF"/>
+              </w:rPr>
+              <w:t>/次</w:t>
             </w:r>
           </w:p>
         </w:tc>
@@ -4199,9 +5249,41 @@
           <w:p>
             <w:pPr>
               <w:jc w:val="center"/>
+              <w:rPr>
+                <w:rFonts w:ascii="宋体" w:eastAsia="宋体" w:hAnsi="宋体" w:cs="Segoe UI"/>
+                <w:color w:val="0F1115"/>
+                <w:szCs w:val="21"/>
+                <w:shd w:val="clear" w:color="auto" w:fill="FFFFFF"/>
+              </w:rPr>
             </w:pPr>
             <w:r>
-              <w:t>1.9 ms/次</w:t>
+              <w:rPr>
+                <w:rFonts w:ascii="宋体" w:eastAsia="宋体" w:hAnsi="宋体" w:cs="Segoe UI"/>
+                <w:color w:val="0F1115"/>
+                <w:szCs w:val="21"/>
+                <w:shd w:val="clear" w:color="auto" w:fill="FFFFFF"/>
+              </w:rPr>
+              <w:t xml:space="preserve">1.9 </w:t>
+            </w:r>
+            <w:proofErr w:type="spellStart"/>
+            <w:r>
+              <w:rPr>
+                <w:rFonts w:ascii="宋体" w:eastAsia="宋体" w:hAnsi="宋体" w:cs="Segoe UI"/>
+                <w:color w:val="0F1115"/>
+                <w:szCs w:val="21"/>
+                <w:shd w:val="clear" w:color="auto" w:fill="FFFFFF"/>
+              </w:rPr>
+              <w:t>ms</w:t>
+            </w:r>
+            <w:proofErr w:type="spellEnd"/>
+            <w:r>
+              <w:rPr>
+                <w:rFonts w:ascii="宋体" w:eastAsia="宋体" w:hAnsi="宋体" w:cs="Segoe UI"/>
+                <w:color w:val="0F1115"/>
+                <w:szCs w:val="21"/>
+                <w:shd w:val="clear" w:color="auto" w:fill="FFFFFF"/>
+              </w:rPr>
+              <w:t>/次</w:t>
             </w:r>
           </w:p>
         </w:tc>
@@ -4212,14 +5294,33 @@
           <w:p>
             <w:pPr>
               <w:jc w:val="center"/>
+              <w:rPr>
+                <w:rFonts w:ascii="宋体" w:eastAsia="宋体" w:hAnsi="宋体" w:cs="Segoe UI"/>
+                <w:color w:val="0F1115"/>
+                <w:szCs w:val="21"/>
+                <w:shd w:val="clear" w:color="auto" w:fill="FFFFFF"/>
+              </w:rPr>
             </w:pPr>
             <w:r>
               <w:rPr>
-                <w:b/>
-                <w:bCs/>
-              </w:rPr>
-              <w:t>约 22 倍</w:t>
-            </w:r>
+                <w:rFonts w:ascii="宋体" w:eastAsia="宋体" w:hAnsi="宋体" w:cs="Segoe UI"/>
+                <w:color w:val="0F1115"/>
+                <w:szCs w:val="21"/>
+                <w:shd w:val="clear" w:color="auto" w:fill="FFFFFF"/>
+              </w:rPr>
+              <w:t xml:space="preserve">约 22 </w:t>
+            </w:r>
+            <w:proofErr w:type="gramStart"/>
+            <w:r>
+              <w:rPr>
+                <w:rFonts w:ascii="宋体" w:eastAsia="宋体" w:hAnsi="宋体" w:cs="Segoe UI"/>
+                <w:color w:val="0F1115"/>
+                <w:szCs w:val="21"/>
+                <w:shd w:val="clear" w:color="auto" w:fill="FFFFFF"/>
+              </w:rPr>
+              <w:t>倍</w:t>
+            </w:r>
+            <w:proofErr w:type="gramEnd"/>
           </w:p>
         </w:tc>
       </w:tr>
@@ -4229,13 +5330,25 @@
         </w:trPr>
         <w:tc>
           <w:tcPr>
-            <w:tcW w:w="2570" w:type="dxa"/>
+            <w:tcW w:w="2746" w:type="dxa"/>
           </w:tcPr>
           <w:p>
             <w:pPr>
               <w:jc w:val="center"/>
+              <w:rPr>
+                <w:rFonts w:ascii="宋体" w:eastAsia="宋体" w:hAnsi="宋体" w:cs="Segoe UI"/>
+                <w:color w:val="0F1115"/>
+                <w:szCs w:val="21"/>
+                <w:shd w:val="clear" w:color="auto" w:fill="FFFFFF"/>
+              </w:rPr>
             </w:pPr>
             <w:r>
+              <w:rPr>
+                <w:rFonts w:ascii="宋体" w:eastAsia="宋体" w:hAnsi="宋体" w:cs="Segoe UI"/>
+                <w:color w:val="0F1115"/>
+                <w:szCs w:val="21"/>
+                <w:shd w:val="clear" w:color="auto" w:fill="FFFFFF"/>
+              </w:rPr>
               <w:t>搜索未命中</w:t>
             </w:r>
           </w:p>
@@ -4247,9 +5360,41 @@
           <w:p>
             <w:pPr>
               <w:jc w:val="center"/>
+              <w:rPr>
+                <w:rFonts w:ascii="宋体" w:eastAsia="宋体" w:hAnsi="宋体" w:cs="Segoe UI"/>
+                <w:color w:val="0F1115"/>
+                <w:szCs w:val="21"/>
+                <w:shd w:val="clear" w:color="auto" w:fill="FFFFFF"/>
+              </w:rPr>
             </w:pPr>
             <w:r>
-              <w:t>0.02 ms/次</w:t>
+              <w:rPr>
+                <w:rFonts w:ascii="宋体" w:eastAsia="宋体" w:hAnsi="宋体" w:cs="Segoe UI"/>
+                <w:color w:val="0F1115"/>
+                <w:szCs w:val="21"/>
+                <w:shd w:val="clear" w:color="auto" w:fill="FFFFFF"/>
+              </w:rPr>
+              <w:t xml:space="preserve">0.02 </w:t>
+            </w:r>
+            <w:proofErr w:type="spellStart"/>
+            <w:r>
+              <w:rPr>
+                <w:rFonts w:ascii="宋体" w:eastAsia="宋体" w:hAnsi="宋体" w:cs="Segoe UI"/>
+                <w:color w:val="0F1115"/>
+                <w:szCs w:val="21"/>
+                <w:shd w:val="clear" w:color="auto" w:fill="FFFFFF"/>
+              </w:rPr>
+              <w:t>ms</w:t>
+            </w:r>
+            <w:proofErr w:type="spellEnd"/>
+            <w:r>
+              <w:rPr>
+                <w:rFonts w:ascii="宋体" w:eastAsia="宋体" w:hAnsi="宋体" w:cs="Segoe UI"/>
+                <w:color w:val="0F1115"/>
+                <w:szCs w:val="21"/>
+                <w:shd w:val="clear" w:color="auto" w:fill="FFFFFF"/>
+              </w:rPr>
+              <w:t>/次</w:t>
             </w:r>
           </w:p>
         </w:tc>
@@ -4260,9 +5405,41 @@
           <w:p>
             <w:pPr>
               <w:jc w:val="center"/>
+              <w:rPr>
+                <w:rFonts w:ascii="宋体" w:eastAsia="宋体" w:hAnsi="宋体" w:cs="Segoe UI"/>
+                <w:color w:val="0F1115"/>
+                <w:szCs w:val="21"/>
+                <w:shd w:val="clear" w:color="auto" w:fill="FFFFFF"/>
+              </w:rPr>
             </w:pPr>
             <w:r>
-              <w:t>0.3 ms/次</w:t>
+              <w:rPr>
+                <w:rFonts w:ascii="宋体" w:eastAsia="宋体" w:hAnsi="宋体" w:cs="Segoe UI"/>
+                <w:color w:val="0F1115"/>
+                <w:szCs w:val="21"/>
+                <w:shd w:val="clear" w:color="auto" w:fill="FFFFFF"/>
+              </w:rPr>
+              <w:t xml:space="preserve">0.3 </w:t>
+            </w:r>
+            <w:proofErr w:type="spellStart"/>
+            <w:r>
+              <w:rPr>
+                <w:rFonts w:ascii="宋体" w:eastAsia="宋体" w:hAnsi="宋体" w:cs="Segoe UI"/>
+                <w:color w:val="0F1115"/>
+                <w:szCs w:val="21"/>
+                <w:shd w:val="clear" w:color="auto" w:fill="FFFFFF"/>
+              </w:rPr>
+              <w:t>ms</w:t>
+            </w:r>
+            <w:proofErr w:type="spellEnd"/>
+            <w:r>
+              <w:rPr>
+                <w:rFonts w:ascii="宋体" w:eastAsia="宋体" w:hAnsi="宋体" w:cs="Segoe UI"/>
+                <w:color w:val="0F1115"/>
+                <w:szCs w:val="21"/>
+                <w:shd w:val="clear" w:color="auto" w:fill="FFFFFF"/>
+              </w:rPr>
+              <w:t>/次</w:t>
             </w:r>
           </w:p>
         </w:tc>
@@ -4273,8 +5450,20 @@
           <w:p>
             <w:pPr>
               <w:jc w:val="center"/>
+              <w:rPr>
+                <w:rFonts w:ascii="宋体" w:eastAsia="宋体" w:hAnsi="宋体" w:cs="Segoe UI"/>
+                <w:color w:val="0F1115"/>
+                <w:szCs w:val="21"/>
+                <w:shd w:val="clear" w:color="auto" w:fill="FFFFFF"/>
+              </w:rPr>
             </w:pPr>
             <w:r>
+              <w:rPr>
+                <w:rFonts w:ascii="宋体" w:eastAsia="宋体" w:hAnsi="宋体" w:cs="Segoe UI"/>
+                <w:color w:val="0F1115"/>
+                <w:szCs w:val="21"/>
+                <w:shd w:val="clear" w:color="auto" w:fill="FFFFFF"/>
+              </w:rPr>
               <w:t>仍在极低阈值内</w:t>
             </w:r>
           </w:p>
@@ -4286,20 +5475,37 @@
         </w:trPr>
         <w:tc>
           <w:tcPr>
-            <w:tcW w:w="2570" w:type="dxa"/>
+            <w:tcW w:w="2746" w:type="dxa"/>
           </w:tcPr>
           <w:p>
             <w:pPr>
               <w:jc w:val="center"/>
+              <w:rPr>
+                <w:rFonts w:ascii="宋体" w:eastAsia="宋体" w:hAnsi="宋体" w:cs="Segoe UI"/>
+                <w:color w:val="0F1115"/>
+                <w:szCs w:val="21"/>
+                <w:shd w:val="clear" w:color="auto" w:fill="FFFFFF"/>
+              </w:rPr>
             </w:pPr>
-            <w:r>
+            <w:proofErr w:type="spellStart"/>
+            <w:r>
+              <w:rPr>
+                <w:rFonts w:ascii="宋体" w:eastAsia="宋体" w:hAnsi="宋体" w:cs="Segoe UI"/>
+                <w:color w:val="0F1115"/>
+                <w:szCs w:val="21"/>
+                <w:shd w:val="clear" w:color="auto" w:fill="FFFFFF"/>
+              </w:rPr>
               <w:t>get_entry</w:t>
             </w:r>
-            <w:r>
-              <w:t> </w:t>
-            </w:r>
-            <w:r>
-              <w:t>单条详情</w:t>
+            <w:proofErr w:type="spellEnd"/>
+            <w:r>
+              <w:rPr>
+                <w:rFonts w:ascii="宋体" w:eastAsia="宋体" w:hAnsi="宋体" w:cs="Segoe UI"/>
+                <w:color w:val="0F1115"/>
+                <w:szCs w:val="21"/>
+                <w:shd w:val="clear" w:color="auto" w:fill="FFFFFF"/>
+              </w:rPr>
+              <w:t> 单条详情</w:t>
             </w:r>
           </w:p>
         </w:tc>
@@ -4310,9 +5516,41 @@
           <w:p>
             <w:pPr>
               <w:jc w:val="center"/>
+              <w:rPr>
+                <w:rFonts w:ascii="宋体" w:eastAsia="宋体" w:hAnsi="宋体" w:cs="Segoe UI"/>
+                <w:color w:val="0F1115"/>
+                <w:szCs w:val="21"/>
+                <w:shd w:val="clear" w:color="auto" w:fill="FFFFFF"/>
+              </w:rPr>
             </w:pPr>
             <w:r>
-              <w:t>0.2 ms/次</w:t>
+              <w:rPr>
+                <w:rFonts w:ascii="宋体" w:eastAsia="宋体" w:hAnsi="宋体" w:cs="Segoe UI"/>
+                <w:color w:val="0F1115"/>
+                <w:szCs w:val="21"/>
+                <w:shd w:val="clear" w:color="auto" w:fill="FFFFFF"/>
+              </w:rPr>
+              <w:t xml:space="preserve">0.2 </w:t>
+            </w:r>
+            <w:proofErr w:type="spellStart"/>
+            <w:r>
+              <w:rPr>
+                <w:rFonts w:ascii="宋体" w:eastAsia="宋体" w:hAnsi="宋体" w:cs="Segoe UI"/>
+                <w:color w:val="0F1115"/>
+                <w:szCs w:val="21"/>
+                <w:shd w:val="clear" w:color="auto" w:fill="FFFFFF"/>
+              </w:rPr>
+              <w:t>ms</w:t>
+            </w:r>
+            <w:proofErr w:type="spellEnd"/>
+            <w:r>
+              <w:rPr>
+                <w:rFonts w:ascii="宋体" w:eastAsia="宋体" w:hAnsi="宋体" w:cs="Segoe UI"/>
+                <w:color w:val="0F1115"/>
+                <w:szCs w:val="21"/>
+                <w:shd w:val="clear" w:color="auto" w:fill="FFFFFF"/>
+              </w:rPr>
+              <w:t>/次</w:t>
             </w:r>
           </w:p>
         </w:tc>
@@ -4323,9 +5561,41 @@
           <w:p>
             <w:pPr>
               <w:jc w:val="center"/>
+              <w:rPr>
+                <w:rFonts w:ascii="宋体" w:eastAsia="宋体" w:hAnsi="宋体" w:cs="Segoe UI"/>
+                <w:color w:val="0F1115"/>
+                <w:szCs w:val="21"/>
+                <w:shd w:val="clear" w:color="auto" w:fill="FFFFFF"/>
+              </w:rPr>
             </w:pPr>
             <w:r>
-              <w:t>0.1 ms/次</w:t>
+              <w:rPr>
+                <w:rFonts w:ascii="宋体" w:eastAsia="宋体" w:hAnsi="宋体" w:cs="Segoe UI"/>
+                <w:color w:val="0F1115"/>
+                <w:szCs w:val="21"/>
+                <w:shd w:val="clear" w:color="auto" w:fill="FFFFFF"/>
+              </w:rPr>
+              <w:t xml:space="preserve">0.1 </w:t>
+            </w:r>
+            <w:proofErr w:type="spellStart"/>
+            <w:r>
+              <w:rPr>
+                <w:rFonts w:ascii="宋体" w:eastAsia="宋体" w:hAnsi="宋体" w:cs="Segoe UI"/>
+                <w:color w:val="0F1115"/>
+                <w:szCs w:val="21"/>
+                <w:shd w:val="clear" w:color="auto" w:fill="FFFFFF"/>
+              </w:rPr>
+              <w:t>ms</w:t>
+            </w:r>
+            <w:proofErr w:type="spellEnd"/>
+            <w:r>
+              <w:rPr>
+                <w:rFonts w:ascii="宋体" w:eastAsia="宋体" w:hAnsi="宋体" w:cs="Segoe UI"/>
+                <w:color w:val="0F1115"/>
+                <w:szCs w:val="21"/>
+                <w:shd w:val="clear" w:color="auto" w:fill="FFFFFF"/>
+              </w:rPr>
+              <w:t>/次</w:t>
             </w:r>
           </w:p>
         </w:tc>
@@ -4336,8 +5606,20 @@
           <w:p>
             <w:pPr>
               <w:jc w:val="center"/>
+              <w:rPr>
+                <w:rFonts w:ascii="宋体" w:eastAsia="宋体" w:hAnsi="宋体" w:cs="Segoe UI"/>
+                <w:color w:val="0F1115"/>
+                <w:szCs w:val="21"/>
+                <w:shd w:val="clear" w:color="auto" w:fill="FFFFFF"/>
+              </w:rPr>
             </w:pPr>
             <w:r>
+              <w:rPr>
+                <w:rFonts w:ascii="宋体" w:eastAsia="宋体" w:hAnsi="宋体" w:cs="Segoe UI"/>
+                <w:color w:val="0F1115"/>
+                <w:szCs w:val="21"/>
+                <w:shd w:val="clear" w:color="auto" w:fill="FFFFFF"/>
+              </w:rPr>
               <w:t>基本持平</w:t>
             </w:r>
           </w:p>
@@ -4362,25 +5644,37 @@
       </w:pPr>
       <w:r>
         <w:rPr>
+          <w:rFonts w:ascii="黑体" w:hAnsi="黑体" w:hint="eastAsia"/>
           <w:b/>
           <w:sz w:val="32"/>
           <w:szCs w:val="32"/>
           <w:lang w:val="en-US"/>
         </w:rPr>
-        <w:t>三、优化措施与结果分析</w:t>
-      </w:r>
-    </w:p>
-    <w:p>
-      <w:pPr>
-        <w:ind w:leftChars="-67" w:left="-141" w:firstLineChars="202" w:firstLine="424"/>
+        <w:t>4.3</w:t>
+      </w:r>
+      <w:r>
+        <w:rPr>
+          <w:b/>
+          <w:sz w:val="32"/>
+          <w:szCs w:val="32"/>
+          <w:lang w:val="en-US"/>
+        </w:rPr>
+        <w:t>优化措施与结果分析</w:t>
+      </w:r>
+    </w:p>
+    <w:p>
+      <w:pPr>
+        <w:ind w:leftChars="-67" w:left="-141" w:firstLineChars="202" w:firstLine="426"/>
         <w:jc w:val="left"/>
         <w:rPr>
-          <w:b/>
-          <w:bCs/>
-        </w:rPr>
-      </w:pPr>
-      <w:r>
-        <w:rPr>
+          <w:rFonts w:ascii="宋体" w:eastAsia="宋体" w:hAnsi="宋体"/>
+          <w:b/>
+          <w:bCs/>
+        </w:rPr>
+      </w:pPr>
+      <w:r>
+        <w:rPr>
+          <w:rFonts w:ascii="宋体" w:eastAsia="宋体" w:hAnsi="宋体"/>
           <w:b/>
           <w:bCs/>
         </w:rPr>
@@ -4395,6 +5689,9 @@
         </w:numPr>
         <w:ind w:leftChars="202" w:left="784"/>
         <w:jc w:val="left"/>
+        <w:rPr>
+          <w:rFonts w:ascii="宋体" w:eastAsia="宋体" w:hAnsi="宋体"/>
+        </w:rPr>
       </w:pPr>
       <w:r>
         <w:rPr>
@@ -4404,13 +5701,39 @@
         <w:t>措施</w:t>
       </w:r>
       <w:r>
-        <w:t>：启用 WAL 模式 +</w:t>
-      </w:r>
-      <w:r>
-        <w:t> </w:t>
-      </w:r>
-      <w:r>
-        <w:t>synchronous = NORMAL，配合批量事务提交（每项目 500 条词条合为一次事务）。</w:t>
+        <w:t>：</w:t>
+      </w:r>
+      <w:r>
+        <w:rPr>
+          <w:rFonts w:ascii="宋体" w:eastAsia="宋体" w:hAnsi="宋体"/>
+        </w:rPr>
+        <w:t>启用WAL模式 +</w:t>
+      </w:r>
+      <w:r>
+        <w:rPr>
+          <w:rFonts w:ascii="宋体" w:eastAsia="宋体" w:hAnsi="宋体" w:hint="eastAsia"/>
+        </w:rPr>
+        <w:t xml:space="preserve"> </w:t>
+      </w:r>
+      <w:r>
+        <w:rPr>
+          <w:rFonts w:ascii="宋体" w:eastAsia="宋体" w:hAnsi="宋体"/>
+        </w:rPr>
+        <w:t>synchronous = NORMAL，配合批量事务提交（</w:t>
+      </w:r>
+      <w:proofErr w:type="gramStart"/>
+      <w:r>
+        <w:rPr>
+          <w:rFonts w:ascii="宋体" w:eastAsia="宋体" w:hAnsi="宋体"/>
+        </w:rPr>
+        <w:t>每项目</w:t>
+      </w:r>
+      <w:proofErr w:type="gramEnd"/>
+      <w:r>
+        <w:rPr>
+          <w:rFonts w:ascii="宋体" w:eastAsia="宋体" w:hAnsi="宋体"/>
+        </w:rPr>
+        <w:t>500条词条合为一次事务）。</w:t>
       </w:r>
     </w:p>
     <w:p>
@@ -4430,30 +5753,70 @@
         <w:t>结果</w:t>
       </w:r>
       <w:r>
-        <w:t>：写入速度由 3.82 ms/条降至 0.73 ms/条，</w:t>
-      </w:r>
-      <w:r>
-        <w:rPr>
-          <w:b/>
-          <w:bCs/>
-        </w:rPr>
-        <w:t>提升约 5.2 倍</w:t>
-      </w:r>
-      <w:r>
+        <w:t>：</w:t>
+      </w:r>
+      <w:r>
+        <w:rPr>
+          <w:rFonts w:ascii="宋体" w:eastAsia="宋体" w:hAnsi="宋体"/>
+        </w:rPr>
+        <w:t xml:space="preserve">写入速度由 3.82 </w:t>
+      </w:r>
+      <w:proofErr w:type="spellStart"/>
+      <w:r>
+        <w:rPr>
+          <w:rFonts w:ascii="宋体" w:eastAsia="宋体" w:hAnsi="宋体"/>
+        </w:rPr>
+        <w:t>ms</w:t>
+      </w:r>
+      <w:proofErr w:type="spellEnd"/>
+      <w:r>
+        <w:rPr>
+          <w:rFonts w:ascii="宋体" w:eastAsia="宋体" w:hAnsi="宋体"/>
+        </w:rPr>
+        <w:t xml:space="preserve">/条降至 0.73 </w:t>
+      </w:r>
+      <w:proofErr w:type="spellStart"/>
+      <w:r>
+        <w:rPr>
+          <w:rFonts w:ascii="宋体" w:eastAsia="宋体" w:hAnsi="宋体"/>
+        </w:rPr>
+        <w:t>ms</w:t>
+      </w:r>
+      <w:proofErr w:type="spellEnd"/>
+      <w:r>
+        <w:rPr>
+          <w:rFonts w:ascii="宋体" w:eastAsia="宋体" w:hAnsi="宋体"/>
+        </w:rPr>
+        <w:t xml:space="preserve">/条，提升约 5.2 </w:t>
+      </w:r>
+      <w:proofErr w:type="gramStart"/>
+      <w:r>
+        <w:rPr>
+          <w:rFonts w:ascii="宋体" w:eastAsia="宋体" w:hAnsi="宋体"/>
+        </w:rPr>
+        <w:t>倍</w:t>
+      </w:r>
+      <w:proofErr w:type="gramEnd"/>
+      <w:r>
+        <w:rPr>
+          <w:rFonts w:ascii="宋体" w:eastAsia="宋体" w:hAnsi="宋体"/>
+        </w:rPr>
         <w:t>。</w:t>
       </w:r>
     </w:p>
     <w:p>
       <w:pPr>
-        <w:ind w:leftChars="-67" w:left="-141" w:firstLineChars="202" w:firstLine="424"/>
+        <w:ind w:leftChars="-67" w:left="-141" w:firstLineChars="202" w:firstLine="426"/>
         <w:jc w:val="left"/>
         <w:rPr>
-          <w:b/>
-          <w:bCs/>
-        </w:rPr>
-      </w:pPr>
-      <w:r>
-        <w:rPr>
+          <w:rFonts w:ascii="宋体" w:eastAsia="宋体" w:hAnsi="宋体"/>
+          <w:b/>
+          <w:bCs/>
+        </w:rPr>
+      </w:pPr>
+      <w:r>
+        <w:rPr>
+          <w:rFonts w:ascii="宋体" w:eastAsia="宋体" w:hAnsi="宋体"/>
           <w:b/>
           <w:bCs/>
         </w:rPr>
@@ -4477,31 +5840,41 @@
         <w:t>措施</w:t>
       </w:r>
       <w:r>
-        <w:t>：引入</w:t>
-      </w:r>
-      <w:r>
-        <w:t> </w:t>
-      </w:r>
-      <w:r>
+        <w:t>：</w:t>
+      </w:r>
+      <w:r>
+        <w:rPr>
+          <w:rFonts w:ascii="宋体" w:eastAsia="宋体" w:hAnsi="宋体"/>
+        </w:rPr>
+        <w:t>引入</w:t>
+      </w:r>
+      <w:proofErr w:type="spellStart"/>
+      <w:r>
+        <w:rPr>
+          <w:rFonts w:ascii="宋体" w:eastAsia="宋体" w:hAnsi="宋体"/>
+        </w:rPr>
         <w:t>EntryBrief</w:t>
       </w:r>
-      <w:r>
-        <w:t> </w:t>
-      </w:r>
-      <w:r>
-        <w:t>结构，仅返回列表所需字段；封面路径独立为</w:t>
-      </w:r>
-      <w:r>
-        <w:t> </w:t>
-      </w:r>
-      <w:r>
+      <w:proofErr w:type="spellEnd"/>
+      <w:r>
+        <w:rPr>
+          <w:rFonts w:ascii="宋体" w:eastAsia="宋体" w:hAnsi="宋体"/>
+        </w:rPr>
+        <w:t> 结构，仅返回列表所需字段；封面路径独立为</w:t>
+      </w:r>
+      <w:proofErr w:type="spellStart"/>
+      <w:r>
+        <w:rPr>
+          <w:rFonts w:ascii="宋体" w:eastAsia="宋体" w:hAnsi="宋体"/>
+        </w:rPr>
         <w:t>cover_path</w:t>
       </w:r>
-      <w:r>
-        <w:t> </w:t>
-      </w:r>
-      <w:r>
-        <w:t>列，避免 JSON 解析。</w:t>
+      <w:proofErr w:type="spellEnd"/>
+      <w:r>
+        <w:rPr>
+          <w:rFonts w:ascii="宋体" w:eastAsia="宋体" w:hAnsi="宋体"/>
+        </w:rPr>
+        <w:t>列，避免JSON解析。</w:t>
       </w:r>
     </w:p>
     <w:p>
@@ -4512,6 +5885,9 @@
         </w:numPr>
         <w:ind w:leftChars="202" w:left="784"/>
         <w:jc w:val="left"/>
+        <w:rPr>
+          <w:rFonts w:ascii="宋体" w:eastAsia="宋体" w:hAnsi="宋体"/>
+        </w:rPr>
       </w:pPr>
       <w:r>
         <w:rPr>
@@ -4521,40 +5897,76 @@
         <w:t>结果</w:t>
       </w:r>
       <w:r>
-        <w:t>：全量列表查询耗时从 11.7 ms 降至 3.7 ms，</w:t>
-      </w:r>
-      <w:r>
-        <w:rPr>
-          <w:b/>
-          <w:bCs/>
-        </w:rPr>
-        <w:t>提升约 3.2 倍</w:t>
-      </w:r>
-      <w:r>
-        <w:t>；分类筛选列表耗时从 2.9 ms 降至 0.6 ms，</w:t>
-      </w:r>
-      <w:r>
-        <w:rPr>
-          <w:b/>
-          <w:bCs/>
-        </w:rPr>
-        <w:t>提升约 4.8 倍</w:t>
-      </w:r>
-      <w:r>
-        <w:t>。</w:t>
-      </w:r>
-    </w:p>
-    <w:p>
-      <w:pPr>
-        <w:ind w:leftChars="-67" w:left="-141" w:firstLineChars="202" w:firstLine="424"/>
+        <w:t>：</w:t>
+      </w:r>
+      <w:r>
+        <w:rPr>
+          <w:rFonts w:ascii="宋体" w:eastAsia="宋体" w:hAnsi="宋体"/>
+        </w:rPr>
+        <w:t xml:space="preserve">全量列表查询耗时从11.7 </w:t>
+      </w:r>
+      <w:proofErr w:type="spellStart"/>
+      <w:r>
+        <w:rPr>
+          <w:rFonts w:ascii="宋体" w:eastAsia="宋体" w:hAnsi="宋体"/>
+        </w:rPr>
+        <w:t>ms</w:t>
+      </w:r>
+      <w:proofErr w:type="spellEnd"/>
+      <w:r>
+        <w:rPr>
+          <w:rFonts w:ascii="宋体" w:eastAsia="宋体" w:hAnsi="宋体"/>
+        </w:rPr>
+        <w:t xml:space="preserve"> 降至3.7 </w:t>
+      </w:r>
+      <w:proofErr w:type="spellStart"/>
+      <w:r>
+        <w:rPr>
+          <w:rFonts w:ascii="宋体" w:eastAsia="宋体" w:hAnsi="宋体"/>
+        </w:rPr>
+        <w:t>ms</w:t>
+      </w:r>
+      <w:proofErr w:type="spellEnd"/>
+      <w:r>
+        <w:rPr>
+          <w:rFonts w:ascii="宋体" w:eastAsia="宋体" w:hAnsi="宋体" w:hint="eastAsia"/>
+        </w:rPr>
+        <w:t>，</w:t>
+      </w:r>
+      <w:r>
+        <w:rPr>
+          <w:rFonts w:ascii="宋体" w:eastAsia="宋体" w:hAnsi="宋体"/>
+        </w:rPr>
+        <w:t xml:space="preserve">提升约 3.2 </w:t>
+      </w:r>
+      <w:proofErr w:type="gramStart"/>
+      <w:r>
+        <w:rPr>
+          <w:rFonts w:ascii="宋体" w:eastAsia="宋体" w:hAnsi="宋体"/>
+        </w:rPr>
+        <w:t>倍</w:t>
+      </w:r>
+      <w:proofErr w:type="gramEnd"/>
+      <w:r>
+        <w:rPr>
+          <w:rFonts w:ascii="宋体" w:eastAsia="宋体" w:hAnsi="宋体"/>
+        </w:rPr>
+        <w:t>；分类筛选列表耗时从2.9ms 降至0.6ms，提升约4.8倍。</w:t>
+      </w:r>
+    </w:p>
+    <w:p>
+      <w:pPr>
+        <w:ind w:leftChars="-67" w:left="-141" w:firstLineChars="202" w:firstLine="426"/>
         <w:jc w:val="left"/>
         <w:rPr>
-          <w:b/>
-          <w:bCs/>
-        </w:rPr>
-      </w:pPr>
-      <w:r>
-        <w:rPr>
+          <w:rFonts w:ascii="宋体" w:eastAsia="宋体" w:hAnsi="宋体"/>
+          <w:b/>
+          <w:bCs/>
+        </w:rPr>
+      </w:pPr>
+      <w:r>
+        <w:rPr>
+          <w:rFonts w:ascii="宋体" w:eastAsia="宋体" w:hAnsi="宋体"/>
           <w:b/>
           <w:bCs/>
         </w:rPr>
@@ -4569,6 +5981,9 @@
         </w:numPr>
         <w:ind w:leftChars="202" w:left="784"/>
         <w:jc w:val="left"/>
+        <w:rPr>
+          <w:rFonts w:ascii="宋体" w:eastAsia="宋体" w:hAnsi="宋体"/>
+        </w:rPr>
       </w:pPr>
       <w:r>
         <w:rPr>
@@ -4578,31 +5993,27 @@
         <w:t>措施</w:t>
       </w:r>
       <w:r>
-        <w:t>：采用 FTS5 虚表 +</w:t>
-      </w:r>
-      <w:r>
-        <w:t> </w:t>
-      </w:r>
-      <w:r>
-        <w:t>trigram</w:t>
-      </w:r>
-      <w:r>
-        <w:t> </w:t>
-      </w:r>
-      <w:r>
-        <w:t>分词器构建倒排索引，替代</w:t>
-      </w:r>
-      <w:r>
-        <w:t> </w:t>
-      </w:r>
-      <w:r>
-        <w:t>LIKE '%keyword%'</w:t>
-      </w:r>
-      <w:r>
-        <w:t> </w:t>
-      </w:r>
-      <w:r>
-        <w:t>全表扫描。</w:t>
+        <w:t>：</w:t>
+      </w:r>
+      <w:r>
+        <w:rPr>
+          <w:rFonts w:ascii="宋体" w:eastAsia="宋体" w:hAnsi="宋体"/>
+        </w:rPr>
+        <w:t>采用 FTS5 虚表 + trigram 分词器构建倒排索引，替代LIKE '%keyword%'</w:t>
+      </w:r>
+      <w:proofErr w:type="gramStart"/>
+      <w:r>
+        <w:rPr>
+          <w:rFonts w:ascii="宋体" w:eastAsia="宋体" w:hAnsi="宋体"/>
+        </w:rPr>
+        <w:t> 全表扫描</w:t>
+      </w:r>
+      <w:proofErr w:type="gramEnd"/>
+      <w:r>
+        <w:rPr>
+          <w:rFonts w:ascii="宋体" w:eastAsia="宋体" w:hAnsi="宋体"/>
+        </w:rPr>
+        <w:t>。</w:t>
       </w:r>
     </w:p>
     <w:p>
@@ -4613,6 +6024,9 @@
         </w:numPr>
         <w:ind w:leftChars="202" w:left="784"/>
         <w:jc w:val="left"/>
+        <w:rPr>
+          <w:rFonts w:ascii="宋体" w:eastAsia="宋体" w:hAnsi="宋体"/>
+        </w:rPr>
       </w:pPr>
       <w:r>
         <w:rPr>
@@ -4622,34 +6036,106 @@
         <w:t>结果</w:t>
       </w:r>
       <w:r>
-        <w:t>：搜索命中耗时由 43 ms 降至 1.9 ms，</w:t>
-      </w:r>
-      <w:r>
-        <w:rPr>
-          <w:b/>
-          <w:bCs/>
-        </w:rPr>
-        <w:t>提升约 22 倍</w:t>
-      </w:r>
-      <w:r>
-        <w:t>；搜索未命中耗时由 0.02 ms 增至 0.3 ms，但仍远低于用户感知阈值。</w:t>
-      </w:r>
-    </w:p>
-    <w:p>
-      <w:pPr>
-        <w:ind w:leftChars="-67" w:left="-141" w:firstLineChars="202" w:firstLine="424"/>
+        <w:t>：</w:t>
+      </w:r>
+      <w:r>
+        <w:rPr>
+          <w:rFonts w:ascii="宋体" w:eastAsia="宋体" w:hAnsi="宋体"/>
+        </w:rPr>
+        <w:t xml:space="preserve">搜索命中耗时由43 </w:t>
+      </w:r>
+      <w:proofErr w:type="spellStart"/>
+      <w:r>
+        <w:rPr>
+          <w:rFonts w:ascii="宋体" w:eastAsia="宋体" w:hAnsi="宋体"/>
+        </w:rPr>
+        <w:t>ms</w:t>
+      </w:r>
+      <w:proofErr w:type="spellEnd"/>
+      <w:r>
+        <w:rPr>
+          <w:rFonts w:ascii="宋体" w:eastAsia="宋体" w:hAnsi="宋体"/>
+        </w:rPr>
+        <w:t xml:space="preserve"> 降至1.9 </w:t>
+      </w:r>
+      <w:proofErr w:type="spellStart"/>
+      <w:r>
+        <w:rPr>
+          <w:rFonts w:ascii="宋体" w:eastAsia="宋体" w:hAnsi="宋体"/>
+        </w:rPr>
+        <w:t>ms</w:t>
+      </w:r>
+      <w:proofErr w:type="spellEnd"/>
+      <w:r>
+        <w:rPr>
+          <w:rFonts w:ascii="宋体" w:eastAsia="宋体" w:hAnsi="宋体"/>
+        </w:rPr>
+        <w:t xml:space="preserve">，提升约22倍；搜索未命中耗时由0.02 </w:t>
+      </w:r>
+      <w:proofErr w:type="spellStart"/>
+      <w:r>
+        <w:rPr>
+          <w:rFonts w:ascii="宋体" w:eastAsia="宋体" w:hAnsi="宋体"/>
+        </w:rPr>
+        <w:t>ms</w:t>
+      </w:r>
+      <w:proofErr w:type="spellEnd"/>
+      <w:r>
+        <w:rPr>
+          <w:rFonts w:ascii="宋体" w:eastAsia="宋体" w:hAnsi="宋体"/>
+        </w:rPr>
+        <w:t xml:space="preserve"> 增至0.3 </w:t>
+      </w:r>
+      <w:proofErr w:type="spellStart"/>
+      <w:r>
+        <w:rPr>
+          <w:rFonts w:ascii="宋体" w:eastAsia="宋体" w:hAnsi="宋体"/>
+        </w:rPr>
+        <w:t>ms</w:t>
+      </w:r>
+      <w:proofErr w:type="spellEnd"/>
+      <w:r>
+        <w:rPr>
+          <w:rFonts w:ascii="宋体" w:eastAsia="宋体" w:hAnsi="宋体"/>
+        </w:rPr>
+        <w:t>，但仍远低于用户感知阈值。</w:t>
+      </w:r>
+    </w:p>
+    <w:p>
+      <w:pPr>
+        <w:ind w:leftChars="-67" w:left="-141" w:firstLineChars="202" w:firstLine="426"/>
         <w:jc w:val="left"/>
         <w:rPr>
-          <w:b/>
-          <w:bCs/>
-        </w:rPr>
-      </w:pPr>
-      <w:r>
-        <w:rPr>
-          <w:b/>
-          <w:bCs/>
-        </w:rPr>
-        <w:t>4. 内存配置自适应</w:t>
+          <w:rFonts w:ascii="宋体" w:eastAsia="宋体" w:hAnsi="宋体"/>
+          <w:b/>
+          <w:bCs/>
+        </w:rPr>
+      </w:pPr>
+      <w:r>
+        <w:rPr>
+          <w:rFonts w:ascii="宋体" w:eastAsia="宋体" w:hAnsi="宋体"/>
+          <w:b/>
+          <w:bCs/>
+        </w:rPr>
+        <w:t>4. 内存</w:t>
+      </w:r>
+      <w:proofErr w:type="gramStart"/>
+      <w:r>
+        <w:rPr>
+          <w:rFonts w:ascii="宋体" w:eastAsia="宋体" w:hAnsi="宋体"/>
+          <w:b/>
+          <w:bCs/>
+        </w:rPr>
+        <w:t>配置自</w:t>
+      </w:r>
+      <w:proofErr w:type="gramEnd"/>
+      <w:r>
+        <w:rPr>
+          <w:rFonts w:ascii="宋体" w:eastAsia="宋体" w:hAnsi="宋体"/>
+          <w:b/>
+          <w:bCs/>
+        </w:rPr>
+        <w:t>适应</w:t>
       </w:r>
     </w:p>
     <w:p>
@@ -4660,6 +6146,9 @@
         </w:numPr>
         <w:ind w:leftChars="202" w:left="784"/>
         <w:jc w:val="left"/>
+        <w:rPr>
+          <w:rFonts w:ascii="宋体" w:eastAsia="宋体" w:hAnsi="宋体"/>
+        </w:rPr>
       </w:pPr>
       <w:r>
         <w:rPr>
@@ -4669,19 +6158,41 @@
         <w:t>措施</w:t>
       </w:r>
       <w:r>
-        <w:t>：根据可用内存动态调整</w:t>
-      </w:r>
-      <w:r>
-        <w:t> </w:t>
-      </w:r>
-      <w:r>
-        <w:t>cache_size、mmap_size</w:t>
-      </w:r>
-      <w:r>
-        <w:t> </w:t>
-      </w:r>
-      <w:r>
-        <w:t>等参数，支持用户自定义内存上限。</w:t>
+        <w:t>：</w:t>
+      </w:r>
+      <w:r>
+        <w:rPr>
+          <w:rFonts w:ascii="宋体" w:eastAsia="宋体" w:hAnsi="宋体"/>
+        </w:rPr>
+        <w:t>根据可用内存动态调整</w:t>
+      </w:r>
+      <w:proofErr w:type="spellStart"/>
+      <w:r>
+        <w:rPr>
+          <w:rFonts w:ascii="宋体" w:eastAsia="宋体" w:hAnsi="宋体"/>
+        </w:rPr>
+        <w:t>cache_size</w:t>
+      </w:r>
+      <w:proofErr w:type="spellEnd"/>
+      <w:r>
+        <w:rPr>
+          <w:rFonts w:ascii="宋体" w:eastAsia="宋体" w:hAnsi="宋体"/>
+        </w:rPr>
+        <w:t>、</w:t>
+      </w:r>
+      <w:proofErr w:type="spellStart"/>
+      <w:r>
+        <w:rPr>
+          <w:rFonts w:ascii="宋体" w:eastAsia="宋体" w:hAnsi="宋体"/>
+        </w:rPr>
+        <w:t>mmap_size</w:t>
+      </w:r>
+      <w:proofErr w:type="spellEnd"/>
+      <w:r>
+        <w:rPr>
+          <w:rFonts w:ascii="宋体" w:eastAsia="宋体" w:hAnsi="宋体"/>
+        </w:rPr>
+        <w:t> 等参数，支持用户自定义内存上限。</w:t>
       </w:r>
     </w:p>
     <w:p>
@@ -4698,11 +6209,16 @@
           <w:b/>
           <w:bCs/>
         </w:rPr>
-        <w:lastRenderedPageBreak/>
         <w:t>结果</w:t>
       </w:r>
       <w:r>
-        <w:t>：增强了多硬件环境下的运行稳定性，非本轮性能提升的主要来源，但为高负载场景提供了资源保障。</w:t>
+        <w:t>：</w:t>
+      </w:r>
+      <w:r>
+        <w:rPr>
+          <w:rFonts w:ascii="宋体" w:eastAsia="宋体" w:hAnsi="宋体"/>
+        </w:rPr>
+        <w:t>增强了多硬件环境下的运行稳定性，非本轮性能提升的主要来源，但为高负载场景提供了资源保障。</w:t>
       </w:r>
     </w:p>
     <w:p>
@@ -4718,21 +6234,24 @@
         <w:spacing w:before="480" w:after="240" w:line="450" w:lineRule="atLeast"/>
         <w:jc w:val="left"/>
         <w:rPr>
-          <w:rFonts w:ascii="Segoe UI" w:eastAsia="宋体" w:hAnsi="Segoe UI" w:cs="Segoe UI"/>
+          <w:rFonts w:ascii="黑体" w:eastAsia="黑体" w:hAnsi="黑体" w:cs="Segoe UI"/>
           <w:color w:val="0F1115"/>
           <w:kern w:val="0"/>
-          <w:sz w:val="30"/>
-          <w:szCs w:val="30"/>
-        </w:rPr>
-      </w:pPr>
-      <w:r>
-        <w:rPr>
-          <w:rFonts w:ascii="Segoe UI" w:hAnsi="Segoe UI" w:cs="Segoe UI"/>
+        </w:rPr>
+      </w:pPr>
+      <w:r>
+        <w:rPr>
+          <w:rFonts w:ascii="黑体" w:eastAsia="黑体" w:hAnsi="黑体" w:cs="Segoe UI" w:hint="eastAsia"/>
           <w:color w:val="0F1115"/>
-          <w:sz w:val="30"/>
-          <w:szCs w:val="30"/>
-        </w:rPr>
-        <w:t>四、扩展性验证</w:t>
+        </w:rPr>
+        <w:t>4.4</w:t>
+      </w:r>
+      <w:r>
+        <w:rPr>
+          <w:rFonts w:ascii="黑体" w:eastAsia="黑体" w:hAnsi="黑体" w:cs="Segoe UI"/>
+          <w:color w:val="0F1115"/>
+        </w:rPr>
+        <w:t>扩展性验证</w:t>
       </w:r>
     </w:p>
     <w:p>
@@ -4742,7 +6261,7 @@
         <w:spacing w:before="240" w:beforeAutospacing="0" w:after="240" w:afterAutospacing="0"/>
         <w:ind w:firstLine="420"/>
         <w:rPr>
-          <w:rFonts w:ascii="等线" w:eastAsia="等线" w:cs="Arial"/>
+          <w:rFonts w:hAnsi="宋体" w:cs="Arial"/>
           <w:kern w:val="2"/>
           <w:sz w:val="21"/>
           <w:szCs w:val="22"/>
@@ -4750,71 +6269,71 @@
       </w:pPr>
       <w:r>
         <w:rPr>
-          <w:rFonts w:ascii="等线" w:eastAsia="等线" w:cs="Arial"/>
+          <w:rFonts w:hAnsi="宋体" w:cs="Arial"/>
           <w:kern w:val="2"/>
           <w:sz w:val="21"/>
           <w:szCs w:val="22"/>
         </w:rPr>
-        <w:t>为验证方案在大数据量下的稳定性，将数据规模扩展至</w:t>
-      </w:r>
-      <w:r>
-        <w:rPr>
-          <w:rFonts w:ascii="等线" w:eastAsia="等线" w:cs="Arial"/>
+        <w:t xml:space="preserve">为验证方案在大数据量下的稳定性，将数据规模扩展至 250,000 条词条（约为基准规模的 10 </w:t>
+      </w:r>
+      <w:proofErr w:type="gramStart"/>
+      <w:r>
+        <w:rPr>
+          <w:rFonts w:hAnsi="宋体" w:cs="Arial"/>
           <w:kern w:val="2"/>
           <w:sz w:val="21"/>
           <w:szCs w:val="22"/>
         </w:rPr>
-        <w:t> </w:t>
-      </w:r>
-      <w:r>
-        <w:rPr>
-          <w:rFonts w:ascii="等线" w:eastAsia="等线" w:cs="Arial"/>
-          <w:b/>
-          <w:bCs/>
+        <w:t>倍</w:t>
+      </w:r>
+      <w:proofErr w:type="gramEnd"/>
+      <w:r>
+        <w:rPr>
+          <w:rFonts w:hAnsi="宋体" w:cs="Arial"/>
           <w:kern w:val="2"/>
           <w:sz w:val="21"/>
           <w:szCs w:val="22"/>
         </w:rPr>
-        <w:t>250,000 条词条</w:t>
-      </w:r>
-      <w:r>
-        <w:rPr>
-          <w:rFonts w:ascii="等线" w:eastAsia="等线" w:cs="Arial"/>
-          <w:kern w:val="2"/>
-          <w:sz w:val="21"/>
-          <w:szCs w:val="22"/>
-        </w:rPr>
-        <w:t>（约为基准规模的 10 倍），测试结果如下：</w:t>
+        <w:t>），测试结果如下：</w:t>
       </w:r>
     </w:p>
     <w:tbl>
       <w:tblPr>
         <w:tblStyle w:val="ac"/>
         <w:tblW w:w="0" w:type="auto"/>
-        <w:tblInd w:w="652" w:type="dxa"/>
+        <w:tblInd w:w="250" w:type="dxa"/>
         <w:tblLook w:val="04A0" w:firstRow="1" w:lastRow="0" w:firstColumn="1" w:lastColumn="0" w:noHBand="0" w:noVBand="1"/>
       </w:tblPr>
       <w:tblGrid>
-        <w:gridCol w:w="2943"/>
-        <w:gridCol w:w="2127"/>
-        <w:gridCol w:w="3543"/>
+        <w:gridCol w:w="3345"/>
+        <w:gridCol w:w="1900"/>
+        <w:gridCol w:w="3770"/>
       </w:tblGrid>
       <w:tr>
         <w:tc>
           <w:tcPr>
-            <w:tcW w:w="2943" w:type="dxa"/>
+            <w:tcW w:w="3345" w:type="dxa"/>
             <w:vAlign w:val="center"/>
           </w:tcPr>
           <w:p>
             <w:pPr>
-              <w:jc w:val="left"/>
+              <w:pStyle w:val="ds-markdown-paragraph"/>
+              <w:shd w:val="clear" w:color="auto" w:fill="FFFFFF"/>
+              <w:spacing w:before="240" w:beforeAutospacing="0" w:after="240" w:afterAutospacing="0"/>
+              <w:ind w:firstLineChars="600" w:firstLine="1260"/>
+              <w:rPr>
+                <w:rFonts w:hAnsi="宋体" w:cs="Arial"/>
+                <w:kern w:val="2"/>
+                <w:sz w:val="21"/>
+                <w:szCs w:val="22"/>
+              </w:rPr>
             </w:pPr>
             <w:r>
               <w:rPr>
-                <w:rFonts w:ascii="Segoe UI" w:hAnsi="Segoe UI" w:cs="Segoe UI"/>
-                <w:color w:val="0F1115"/>
-                <w:sz w:val="23"/>
-                <w:szCs w:val="23"/>
+                <w:rFonts w:hAnsi="宋体" w:cs="Arial"/>
+                <w:kern w:val="2"/>
+                <w:sz w:val="21"/>
+                <w:szCs w:val="22"/>
               </w:rPr>
               <w:t>操作</w:t>
             </w:r>
@@ -4822,22 +6341,28 @@
         </w:tc>
         <w:tc>
           <w:tcPr>
-            <w:tcW w:w="2127" w:type="dxa"/>
+            <w:tcW w:w="1900" w:type="dxa"/>
             <w:vAlign w:val="center"/>
           </w:tcPr>
           <w:p>
             <w:pPr>
-              <w:tabs>
-                <w:tab w:val="left" w:pos="2071"/>
-              </w:tabs>
-              <w:jc w:val="left"/>
+              <w:pStyle w:val="ds-markdown-paragraph"/>
+              <w:shd w:val="clear" w:color="auto" w:fill="FFFFFF"/>
+              <w:spacing w:before="240" w:beforeAutospacing="0" w:after="240" w:afterAutospacing="0"/>
+              <w:ind w:firstLineChars="300" w:firstLine="630"/>
+              <w:rPr>
+                <w:rFonts w:hAnsi="宋体" w:cs="Arial"/>
+                <w:kern w:val="2"/>
+                <w:sz w:val="21"/>
+                <w:szCs w:val="22"/>
+              </w:rPr>
             </w:pPr>
             <w:r>
               <w:rPr>
-                <w:rFonts w:ascii="Segoe UI" w:hAnsi="Segoe UI" w:cs="Segoe UI"/>
-                <w:color w:val="0F1115"/>
-                <w:sz w:val="23"/>
-                <w:szCs w:val="23"/>
+                <w:rFonts w:hAnsi="宋体" w:cs="Arial"/>
+                <w:kern w:val="2"/>
+                <w:sz w:val="21"/>
+                <w:szCs w:val="22"/>
               </w:rPr>
               <w:t>耗时</w:t>
             </w:r>
@@ -4845,110 +6370,159 @@
         </w:tc>
         <w:tc>
           <w:tcPr>
-            <w:tcW w:w="3543" w:type="dxa"/>
+            <w:tcW w:w="3770" w:type="dxa"/>
             <w:vAlign w:val="center"/>
           </w:tcPr>
           <w:p>
             <w:pPr>
-              <w:jc w:val="left"/>
+              <w:pStyle w:val="ds-markdown-paragraph"/>
+              <w:shd w:val="clear" w:color="auto" w:fill="FFFFFF"/>
+              <w:spacing w:before="240" w:beforeAutospacing="0" w:after="240" w:afterAutospacing="0"/>
+              <w:ind w:firstLineChars="600" w:firstLine="1260"/>
+              <w:rPr>
+                <w:rFonts w:hAnsi="宋体" w:cs="Arial"/>
+                <w:kern w:val="2"/>
+                <w:sz w:val="21"/>
+                <w:szCs w:val="22"/>
+              </w:rPr>
             </w:pPr>
             <w:r>
               <w:rPr>
-                <w:rFonts w:ascii="Segoe UI" w:hAnsi="Segoe UI" w:cs="Segoe UI"/>
-                <w:color w:val="0F1115"/>
-                <w:sz w:val="23"/>
-                <w:szCs w:val="23"/>
-              </w:rPr>
-              <w:t>体感评价</w:t>
-            </w:r>
+                <w:rFonts w:hAnsi="宋体" w:cs="Arial"/>
+                <w:kern w:val="2"/>
+                <w:sz w:val="21"/>
+                <w:szCs w:val="22"/>
+              </w:rPr>
+              <w:t>体</w:t>
+            </w:r>
+            <w:proofErr w:type="gramStart"/>
+            <w:r>
+              <w:rPr>
+                <w:rFonts w:hAnsi="宋体" w:cs="Arial"/>
+                <w:kern w:val="2"/>
+                <w:sz w:val="21"/>
+                <w:szCs w:val="22"/>
+              </w:rPr>
+              <w:t>感评价</w:t>
+            </w:r>
+            <w:proofErr w:type="gramEnd"/>
           </w:p>
         </w:tc>
       </w:tr>
       <w:tr>
         <w:tc>
           <w:tcPr>
-            <w:tcW w:w="2943" w:type="dxa"/>
+            <w:tcW w:w="3345" w:type="dxa"/>
             <w:vAlign w:val="center"/>
           </w:tcPr>
           <w:p>
             <w:pPr>
-              <w:jc w:val="left"/>
+              <w:pStyle w:val="ds-markdown-paragraph"/>
+              <w:shd w:val="clear" w:color="auto" w:fill="FFFFFF"/>
+              <w:spacing w:before="240" w:beforeAutospacing="0" w:after="240" w:afterAutospacing="0"/>
+              <w:ind w:firstLine="420"/>
+              <w:rPr>
+                <w:rFonts w:hAnsi="宋体" w:cs="Arial"/>
+                <w:kern w:val="2"/>
+                <w:sz w:val="21"/>
+                <w:szCs w:val="22"/>
+              </w:rPr>
             </w:pPr>
-            <w:r>
-              <w:rPr>
-                <w:rStyle w:val="HTML"/>
-                <w:rFonts w:ascii="Consolas" w:hAnsi="Consolas"/>
-                <w:color w:val="0F1115"/>
-                <w:sz w:val="20"/>
-                <w:szCs w:val="20"/>
-                <w:shd w:val="clear" w:color="auto" w:fill="EBEEF2"/>
+            <w:proofErr w:type="spellStart"/>
+            <w:r>
+              <w:rPr>
+                <w:rFonts w:hAnsi="宋体" w:cs="Arial"/>
+                <w:kern w:val="2"/>
+                <w:sz w:val="21"/>
+                <w:szCs w:val="22"/>
               </w:rPr>
               <w:t>list_entries</w:t>
             </w:r>
-            <w:r>
-              <w:rPr>
-                <w:rFonts w:ascii="Segoe UI" w:hAnsi="Segoe UI" w:cs="Segoe UI"/>
-                <w:color w:val="0F1115"/>
-                <w:sz w:val="23"/>
-                <w:szCs w:val="23"/>
-              </w:rPr>
-              <w:t> </w:t>
-            </w:r>
-            <w:r>
-              <w:rPr>
-                <w:rFonts w:ascii="Segoe UI" w:hAnsi="Segoe UI" w:cs="Segoe UI"/>
-                <w:color w:val="0F1115"/>
-                <w:sz w:val="23"/>
-                <w:szCs w:val="23"/>
-              </w:rPr>
-              <w:t>全量列表</w:t>
+            <w:proofErr w:type="spellEnd"/>
+            <w:r>
+              <w:rPr>
+                <w:rFonts w:hAnsi="宋体" w:cs="Arial"/>
+                <w:kern w:val="2"/>
+                <w:sz w:val="21"/>
+                <w:szCs w:val="22"/>
+              </w:rPr>
+              <w:t> 全量列表</w:t>
             </w:r>
           </w:p>
         </w:tc>
         <w:tc>
           <w:tcPr>
-            <w:tcW w:w="2127" w:type="dxa"/>
+            <w:tcW w:w="1900" w:type="dxa"/>
             <w:vAlign w:val="center"/>
           </w:tcPr>
           <w:p>
             <w:pPr>
-              <w:jc w:val="left"/>
+              <w:pStyle w:val="ds-markdown-paragraph"/>
+              <w:shd w:val="clear" w:color="auto" w:fill="FFFFFF"/>
+              <w:spacing w:before="240" w:beforeAutospacing="0" w:after="240" w:afterAutospacing="0"/>
+              <w:ind w:firstLine="420"/>
+              <w:rPr>
+                <w:rFonts w:hAnsi="宋体" w:cs="Arial"/>
+                <w:kern w:val="2"/>
+                <w:sz w:val="21"/>
+                <w:szCs w:val="22"/>
+              </w:rPr>
             </w:pPr>
             <w:r>
               <w:rPr>
-                <w:rFonts w:ascii="Segoe UI" w:hAnsi="Segoe UI" w:cs="Segoe UI"/>
-                <w:color w:val="0F1115"/>
-                <w:sz w:val="23"/>
-                <w:szCs w:val="23"/>
-              </w:rPr>
-              <w:t>66 ms/</w:t>
-            </w:r>
-            <w:r>
-              <w:rPr>
-                <w:rFonts w:ascii="Segoe UI" w:hAnsi="Segoe UI" w:cs="Segoe UI"/>
-                <w:color w:val="0F1115"/>
-                <w:sz w:val="23"/>
-                <w:szCs w:val="23"/>
-              </w:rPr>
-              <w:t>次</w:t>
+                <w:rFonts w:hAnsi="宋体" w:cs="Arial"/>
+                <w:kern w:val="2"/>
+                <w:sz w:val="21"/>
+                <w:szCs w:val="22"/>
+              </w:rPr>
+              <w:t xml:space="preserve">66 </w:t>
+            </w:r>
+            <w:proofErr w:type="spellStart"/>
+            <w:r>
+              <w:rPr>
+                <w:rFonts w:hAnsi="宋体" w:cs="Arial"/>
+                <w:kern w:val="2"/>
+                <w:sz w:val="21"/>
+                <w:szCs w:val="22"/>
+              </w:rPr>
+              <w:t>ms</w:t>
+            </w:r>
+            <w:proofErr w:type="spellEnd"/>
+            <w:r>
+              <w:rPr>
+                <w:rFonts w:hAnsi="宋体" w:cs="Arial"/>
+                <w:kern w:val="2"/>
+                <w:sz w:val="21"/>
+                <w:szCs w:val="22"/>
+              </w:rPr>
+              <w:t>/次</w:t>
             </w:r>
           </w:p>
         </w:tc>
         <w:tc>
           <w:tcPr>
-            <w:tcW w:w="3543" w:type="dxa"/>
+            <w:tcW w:w="3770" w:type="dxa"/>
             <w:vAlign w:val="center"/>
           </w:tcPr>
           <w:p>
             <w:pPr>
-              <w:jc w:val="left"/>
+              <w:pStyle w:val="ds-markdown-paragraph"/>
+              <w:shd w:val="clear" w:color="auto" w:fill="FFFFFF"/>
+              <w:spacing w:before="240" w:beforeAutospacing="0" w:after="240" w:afterAutospacing="0"/>
+              <w:ind w:firstLineChars="700" w:firstLine="1470"/>
+              <w:rPr>
+                <w:rFonts w:hAnsi="宋体" w:cs="Arial"/>
+                <w:kern w:val="2"/>
+                <w:sz w:val="21"/>
+                <w:szCs w:val="22"/>
+              </w:rPr>
             </w:pPr>
             <w:r>
               <w:rPr>
-                <w:rFonts w:ascii="Segoe UI" w:hAnsi="Segoe UI" w:cs="Segoe UI"/>
-                <w:color w:val="0F1115"/>
-                <w:sz w:val="23"/>
-                <w:szCs w:val="23"/>
+                <w:rFonts w:hAnsi="宋体" w:cs="Arial"/>
+                <w:kern w:val="2"/>
+                <w:sz w:val="21"/>
+                <w:szCs w:val="22"/>
               </w:rPr>
               <w:t>可接受</w:t>
             </w:r>
@@ -4961,19 +6535,28 @@
         </w:trPr>
         <w:tc>
           <w:tcPr>
-            <w:tcW w:w="2943" w:type="dxa"/>
+            <w:tcW w:w="3345" w:type="dxa"/>
             <w:vAlign w:val="center"/>
           </w:tcPr>
           <w:p>
             <w:pPr>
-              <w:jc w:val="left"/>
+              <w:pStyle w:val="ds-markdown-paragraph"/>
+              <w:shd w:val="clear" w:color="auto" w:fill="FFFFFF"/>
+              <w:spacing w:before="240" w:beforeAutospacing="0" w:after="240" w:afterAutospacing="0"/>
+              <w:ind w:firstLineChars="600" w:firstLine="1260"/>
+              <w:rPr>
+                <w:rFonts w:hAnsi="宋体" w:cs="Arial"/>
+                <w:kern w:val="2"/>
+                <w:sz w:val="21"/>
+                <w:szCs w:val="22"/>
+              </w:rPr>
             </w:pPr>
             <w:r>
               <w:rPr>
-                <w:rFonts w:ascii="Segoe UI" w:hAnsi="Segoe UI" w:cs="Segoe UI"/>
-                <w:color w:val="0F1115"/>
-                <w:sz w:val="23"/>
-                <w:szCs w:val="23"/>
+                <w:rFonts w:hAnsi="宋体" w:cs="Arial"/>
+                <w:kern w:val="2"/>
+                <w:sz w:val="21"/>
+                <w:szCs w:val="22"/>
               </w:rPr>
               <w:t>搜索命中</w:t>
             </w:r>
@@ -4981,48 +6564,77 @@
         </w:tc>
         <w:tc>
           <w:tcPr>
-            <w:tcW w:w="2127" w:type="dxa"/>
+            <w:tcW w:w="1900" w:type="dxa"/>
             <w:vAlign w:val="center"/>
           </w:tcPr>
           <w:p>
             <w:pPr>
-              <w:jc w:val="left"/>
+              <w:pStyle w:val="ds-markdown-paragraph"/>
+              <w:shd w:val="clear" w:color="auto" w:fill="FFFFFF"/>
+              <w:spacing w:before="240" w:beforeAutospacing="0" w:after="240" w:afterAutospacing="0"/>
+              <w:ind w:firstLine="420"/>
+              <w:rPr>
+                <w:rFonts w:hAnsi="宋体" w:cs="Arial"/>
+                <w:kern w:val="2"/>
+                <w:sz w:val="21"/>
+                <w:szCs w:val="22"/>
+              </w:rPr>
             </w:pPr>
             <w:r>
               <w:rPr>
-                <w:rFonts w:ascii="Segoe UI" w:hAnsi="Segoe UI" w:cs="Segoe UI"/>
-                <w:color w:val="0F1115"/>
-                <w:sz w:val="23"/>
-                <w:szCs w:val="23"/>
-              </w:rPr>
-              <w:t>4.3 ms/</w:t>
-            </w:r>
-            <w:r>
-              <w:rPr>
-                <w:rFonts w:ascii="Segoe UI" w:hAnsi="Segoe UI" w:cs="Segoe UI"/>
-                <w:color w:val="0F1115"/>
-                <w:sz w:val="23"/>
-                <w:szCs w:val="23"/>
-              </w:rPr>
-              <w:t>次</w:t>
+                <w:rFonts w:hAnsi="宋体" w:cs="Arial"/>
+                <w:kern w:val="2"/>
+                <w:sz w:val="21"/>
+                <w:szCs w:val="22"/>
+              </w:rPr>
+              <w:t xml:space="preserve">4.3 </w:t>
+            </w:r>
+            <w:proofErr w:type="spellStart"/>
+            <w:r>
+              <w:rPr>
+                <w:rFonts w:hAnsi="宋体" w:cs="Arial"/>
+                <w:kern w:val="2"/>
+                <w:sz w:val="21"/>
+                <w:szCs w:val="22"/>
+              </w:rPr>
+              <w:t>ms</w:t>
+            </w:r>
+            <w:proofErr w:type="spellEnd"/>
+            <w:r>
+              <w:rPr>
+                <w:rFonts w:hAnsi="宋体" w:cs="Arial"/>
+                <w:kern w:val="2"/>
+                <w:sz w:val="21"/>
+                <w:szCs w:val="22"/>
+              </w:rPr>
+              <w:t>/次</w:t>
             </w:r>
           </w:p>
         </w:tc>
         <w:tc>
           <w:tcPr>
-            <w:tcW w:w="3543" w:type="dxa"/>
+            <w:tcW w:w="3770" w:type="dxa"/>
             <w:vAlign w:val="center"/>
           </w:tcPr>
           <w:p>
             <w:pPr>
-              <w:jc w:val="left"/>
+              <w:pStyle w:val="ds-markdown-paragraph"/>
+              <w:shd w:val="clear" w:color="auto" w:fill="FFFFFF"/>
+              <w:spacing w:before="240" w:beforeAutospacing="0" w:after="240" w:afterAutospacing="0"/>
+              <w:ind w:firstLineChars="700" w:firstLine="1470"/>
+              <w:rPr>
+                <w:rFonts w:hAnsi="宋体" w:cs="Arial"/>
+                <w:kern w:val="2"/>
+                <w:sz w:val="21"/>
+                <w:szCs w:val="22"/>
+              </w:rPr>
             </w:pPr>
             <w:r>
               <w:rPr>
-                <w:rFonts w:ascii="Segoe UI" w:hAnsi="Segoe UI" w:cs="Segoe UI"/>
-                <w:color w:val="0F1115"/>
-                <w:sz w:val="23"/>
-                <w:szCs w:val="23"/>
+                <w:rFonts w:hAnsi="宋体" w:cs="Arial"/>
+                <w:kern w:val="2"/>
+                <w:sz w:val="21"/>
+                <w:szCs w:val="22"/>
               </w:rPr>
               <w:t>流畅</w:t>
             </w:r>
@@ -5032,57 +6644,58 @@
       <w:tr>
         <w:tc>
           <w:tcPr>
-            <w:tcW w:w="2943" w:type="dxa"/>
+            <w:tcW w:w="3345" w:type="dxa"/>
             <w:vAlign w:val="center"/>
           </w:tcPr>
           <w:p>
             <w:pPr>
-              <w:jc w:val="left"/>
+              <w:pStyle w:val="ds-markdown-paragraph"/>
+              <w:shd w:val="clear" w:color="auto" w:fill="FFFFFF"/>
+              <w:spacing w:before="240" w:beforeAutospacing="0" w:after="240" w:afterAutospacing="0"/>
+              <w:ind w:firstLine="420"/>
+              <w:jc w:val="center"/>
+              <w:rPr>
+                <w:rFonts w:hAnsi="宋体" w:cs="Arial"/>
+                <w:kern w:val="2"/>
+                <w:sz w:val="21"/>
+                <w:szCs w:val="22"/>
+              </w:rPr>
             </w:pPr>
             <w:r>
               <w:rPr>
-                <w:rFonts w:ascii="Segoe UI" w:hAnsi="Segoe UI" w:cs="Segoe UI"/>
-                <w:color w:val="0F1115"/>
-                <w:sz w:val="23"/>
-                <w:szCs w:val="23"/>
-              </w:rPr>
-              <w:t>级联删除（</w:t>
-            </w:r>
-            <w:r>
-              <w:rPr>
-                <w:rFonts w:ascii="Segoe UI" w:hAnsi="Segoe UI" w:cs="Segoe UI"/>
-                <w:color w:val="0F1115"/>
-                <w:sz w:val="23"/>
-                <w:szCs w:val="23"/>
-              </w:rPr>
-              <w:t xml:space="preserve">5000 </w:t>
-            </w:r>
-            <w:r>
-              <w:rPr>
-                <w:rFonts w:ascii="Segoe UI" w:hAnsi="Segoe UI" w:cs="Segoe UI"/>
-                <w:color w:val="0F1115"/>
-                <w:sz w:val="23"/>
-                <w:szCs w:val="23"/>
-              </w:rPr>
-              <w:t>条词条）</w:t>
+                <w:rFonts w:hAnsi="宋体" w:cs="Arial"/>
+                <w:kern w:val="2"/>
+                <w:sz w:val="21"/>
+                <w:szCs w:val="22"/>
+              </w:rPr>
+              <w:t>级联删除（5000 条词条）</w:t>
             </w:r>
           </w:p>
         </w:tc>
         <w:tc>
           <w:tcPr>
-            <w:tcW w:w="2127" w:type="dxa"/>
+            <w:tcW w:w="1900" w:type="dxa"/>
             <w:vAlign w:val="center"/>
           </w:tcPr>
           <w:p>
             <w:pPr>
-              <w:jc w:val="left"/>
+              <w:pStyle w:val="ds-markdown-paragraph"/>
+              <w:shd w:val="clear" w:color="auto" w:fill="FFFFFF"/>
+              <w:spacing w:before="240" w:beforeAutospacing="0" w:after="240" w:afterAutospacing="0"/>
+              <w:ind w:firstLine="420"/>
+              <w:rPr>
+                <w:rFonts w:hAnsi="宋体" w:cs="Arial"/>
+                <w:kern w:val="2"/>
+                <w:sz w:val="21"/>
+                <w:szCs w:val="22"/>
+              </w:rPr>
             </w:pPr>
             <w:r>
               <w:rPr>
-                <w:rFonts w:ascii="Segoe UI" w:hAnsi="Segoe UI" w:cs="Segoe UI"/>
-                <w:color w:val="0F1115"/>
-                <w:sz w:val="23"/>
-                <w:szCs w:val="23"/>
+                <w:rFonts w:hAnsi="宋体" w:cs="Arial"/>
+                <w:kern w:val="2"/>
+                <w:sz w:val="21"/>
+                <w:szCs w:val="22"/>
               </w:rPr>
               <w:t>14 s</w:t>
             </w:r>
@@ -5090,19 +6703,28 @@
         </w:tc>
         <w:tc>
           <w:tcPr>
-            <w:tcW w:w="3543" w:type="dxa"/>
+            <w:tcW w:w="3770" w:type="dxa"/>
             <w:vAlign w:val="center"/>
           </w:tcPr>
           <w:p>
             <w:pPr>
-              <w:jc w:val="left"/>
+              <w:pStyle w:val="ds-markdown-paragraph"/>
+              <w:shd w:val="clear" w:color="auto" w:fill="FFFFFF"/>
+              <w:spacing w:before="240" w:beforeAutospacing="0" w:after="240" w:afterAutospacing="0"/>
+              <w:ind w:firstLine="420"/>
+              <w:rPr>
+                <w:rFonts w:hAnsi="宋体" w:cs="Arial"/>
+                <w:kern w:val="2"/>
+                <w:sz w:val="21"/>
+                <w:szCs w:val="22"/>
+              </w:rPr>
             </w:pPr>
             <w:r>
               <w:rPr>
-                <w:rFonts w:ascii="Segoe UI" w:hAnsi="Segoe UI" w:cs="Segoe UI"/>
-                <w:color w:val="0F1115"/>
-                <w:sz w:val="23"/>
-                <w:szCs w:val="23"/>
+                <w:rFonts w:hAnsi="宋体" w:cs="Arial"/>
+                <w:kern w:val="2"/>
+                <w:sz w:val="21"/>
+                <w:szCs w:val="22"/>
               </w:rPr>
               <w:t>低频操作，可通过界面反馈缓冲</w:t>
             </w:r>
@@ -5113,157 +6735,225 @@
     <w:p>
       <w:pPr>
         <w:rPr>
-          <w:rFonts w:ascii="Segoe UI" w:hAnsi="Segoe UI" w:cs="Segoe UI"/>
+          <w:rFonts w:ascii="黑体" w:eastAsia="黑体" w:hAnsi="黑体" w:cs="Segoe UI"/>
           <w:b/>
           <w:bCs/>
           <w:color w:val="0F1115"/>
-          <w:sz w:val="30"/>
-          <w:szCs w:val="30"/>
-        </w:rPr>
-      </w:pPr>
-      <w:r>
-        <w:rPr>
-          <w:rFonts w:ascii="Segoe UI" w:hAnsi="Segoe UI" w:cs="Segoe UI" w:hint="eastAsia"/>
+          <w:sz w:val="32"/>
+          <w:szCs w:val="32"/>
+        </w:rPr>
+      </w:pPr>
+      <w:r>
+        <w:rPr>
+          <w:rFonts w:ascii="黑体" w:eastAsia="黑体" w:hAnsi="黑体" w:cs="Segoe UI" w:hint="eastAsia"/>
           <w:b/>
           <w:bCs/>
           <w:color w:val="0F1115"/>
-          <w:sz w:val="30"/>
-          <w:szCs w:val="30"/>
-        </w:rPr>
-        <w:t>五</w:t>
-      </w:r>
-      <w:r>
-        <w:rPr>
-          <w:rFonts w:ascii="Segoe UI" w:hAnsi="Segoe UI" w:cs="Segoe UI"/>
+          <w:sz w:val="32"/>
+          <w:szCs w:val="32"/>
+        </w:rPr>
+        <w:t>4.5</w:t>
+      </w:r>
+      <w:r>
+        <w:rPr>
+          <w:rFonts w:ascii="黑体" w:eastAsia="黑体" w:hAnsi="黑体" w:cs="Segoe UI"/>
           <w:b/>
           <w:bCs/>
           <w:color w:val="0F1115"/>
-          <w:sz w:val="30"/>
-          <w:szCs w:val="30"/>
-        </w:rPr>
-        <w:t>、提示词交互格式与模型稳定性测试</w:t>
+          <w:sz w:val="32"/>
+          <w:szCs w:val="32"/>
+        </w:rPr>
+        <w:t>提示词交互格式与模型稳定性测试</w:t>
       </w:r>
     </w:p>
     <w:p>
       <w:pPr>
         <w:spacing w:line="180" w:lineRule="auto"/>
         <w:ind w:firstLineChars="200" w:firstLine="420"/>
-      </w:pPr>
-      <w:r>
-        <w:t>在流云AI的开发初期，团队发现大模型在处理复杂创作指令时存在明显的稳定性问题：当任务包含多重约束（如风格限定、结构要求、内容禁忌）时，模型容易出现指令遗漏、逻辑断层或风格漂移现象。为解决这一核心痛点，本项目针对提示词（Prompt）的交互格式进行了系统性对比测试，旨在确定最适合中文创作场景的底层指令封装方案。</w:t>
-      </w:r>
-    </w:p>
-    <w:p>
-      <w:r>
-        <w:rPr>
-          <w:rFonts w:hint="eastAsia"/>
-        </w:rPr>
-        <w:t>5</w:t>
-      </w:r>
-      <w:r>
-        <w:t>.1 测试对象与方法</w:t>
-      </w:r>
-    </w:p>
-    <w:p>
-      <w:pPr>
+        <w:rPr>
+          <w:rFonts w:ascii="宋体" w:eastAsia="宋体" w:hAnsi="宋体"/>
+        </w:rPr>
+      </w:pPr>
+      <w:r>
+        <w:rPr>
+          <w:rFonts w:ascii="宋体" w:eastAsia="宋体" w:hAnsi="宋体"/>
+        </w:rPr>
+        <w:t>在流云AI的开发初期，团队发现大模型在处理复杂创作指令时存在明显的稳定性问题：当任务包含多重约束（</w:t>
+      </w:r>
+      <w:proofErr w:type="gramStart"/>
+      <w:r>
+        <w:rPr>
+          <w:rFonts w:ascii="宋体" w:eastAsia="宋体" w:hAnsi="宋体"/>
+        </w:rPr>
+        <w:t>如风格</w:t>
+      </w:r>
+      <w:proofErr w:type="gramEnd"/>
+      <w:r>
+        <w:rPr>
+          <w:rFonts w:ascii="宋体" w:eastAsia="宋体" w:hAnsi="宋体"/>
+        </w:rPr>
+        <w:t>限定、结构要求、内容禁忌）时，模型容易出现指令遗漏、逻辑断层或风格漂移现象。为解决这一核心痛点，本项目针对提示词（Prompt）的交互格式进行了系统性对比测试，旨在确定最适合中文创作场景的底层指令封装方案。</w:t>
+      </w:r>
+    </w:p>
+    <w:p>
+      <w:pPr>
+        <w:rPr>
+          <w:rFonts w:ascii="宋体" w:eastAsia="宋体" w:hAnsi="宋体"/>
+          <w:b/>
+          <w:bCs/>
+        </w:rPr>
+      </w:pPr>
+      <w:r>
+        <w:rPr>
+          <w:rFonts w:ascii="宋体" w:eastAsia="宋体" w:hAnsi="宋体" w:hint="eastAsia"/>
+          <w:b/>
+          <w:bCs/>
+        </w:rPr>
+        <w:t>1.</w:t>
+      </w:r>
+      <w:r>
+        <w:rPr>
+          <w:rFonts w:ascii="宋体" w:eastAsia="宋体" w:hAnsi="宋体"/>
+          <w:b/>
+          <w:bCs/>
+        </w:rPr>
+        <w:t>测试对象与方法</w:t>
+      </w:r>
+    </w:p>
+    <w:p>
+      <w:pPr>
+        <w:spacing w:line="180" w:lineRule="auto"/>
         <w:ind w:firstLineChars="200" w:firstLine="420"/>
-      </w:pPr>
-      <w:r>
+        <w:rPr>
+          <w:rFonts w:ascii="宋体" w:eastAsia="宋体" w:hAnsi="宋体"/>
+        </w:rPr>
+      </w:pPr>
+      <w:r>
+        <w:rPr>
+          <w:rFonts w:ascii="宋体" w:eastAsia="宋体" w:hAnsi="宋体"/>
+        </w:rPr>
         <w:t>本次测试选取了四款具有代表性的国产大语言模型：Qwen-Ma</w:t>
       </w:r>
       <w:r>
         <w:rPr>
-          <w:rFonts w:hint="eastAsia"/>
+          <w:rFonts w:ascii="宋体" w:eastAsia="宋体" w:hAnsi="宋体" w:hint="eastAsia"/>
         </w:rPr>
         <w:t>x</w:t>
       </w:r>
       <w:r>
+        <w:rPr>
+          <w:rFonts w:ascii="宋体" w:eastAsia="宋体" w:hAnsi="宋体"/>
+        </w:rPr>
         <w:t>、</w:t>
       </w:r>
       <w:r>
         <w:rPr>
-          <w:rFonts w:hint="eastAsia"/>
+          <w:rFonts w:ascii="宋体" w:eastAsia="宋体" w:hAnsi="宋体" w:hint="eastAsia"/>
         </w:rPr>
         <w:t>DeepSeek</w:t>
       </w:r>
       <w:r>
+        <w:rPr>
+          <w:rFonts w:ascii="宋体" w:eastAsia="宋体" w:hAnsi="宋体"/>
+        </w:rPr>
         <w:t>、</w:t>
       </w:r>
       <w:r>
         <w:rPr>
-          <w:rFonts w:hint="eastAsia"/>
+          <w:rFonts w:ascii="宋体" w:eastAsia="宋体" w:hAnsi="宋体" w:hint="eastAsia"/>
         </w:rPr>
         <w:t>Kimi</w:t>
       </w:r>
       <w:r>
+        <w:rPr>
+          <w:rFonts w:ascii="宋体" w:eastAsia="宋体" w:hAnsi="宋体"/>
+        </w:rPr>
         <w:t>-</w:t>
       </w:r>
       <w:r>
         <w:rPr>
-          <w:rFonts w:hint="eastAsia"/>
+          <w:rFonts w:ascii="宋体" w:eastAsia="宋体" w:hAnsi="宋体" w:hint="eastAsia"/>
         </w:rPr>
         <w:t>k2.5</w:t>
       </w:r>
       <w:r>
+        <w:rPr>
+          <w:rFonts w:ascii="宋体" w:eastAsia="宋体" w:hAnsi="宋体"/>
+        </w:rPr>
         <w:t>及</w:t>
       </w:r>
       <w:r>
         <w:rPr>
-          <w:rFonts w:hint="eastAsia"/>
+          <w:rFonts w:ascii="宋体" w:eastAsia="宋体" w:hAnsi="宋体" w:hint="eastAsia"/>
         </w:rPr>
         <w:t>Doubao-Seed-2.0-Pro</w:t>
       </w:r>
       <w:r>
+        <w:rPr>
+          <w:rFonts w:ascii="宋体" w:eastAsia="宋体" w:hAnsi="宋体"/>
+        </w:rPr>
         <w:t>。测试任务覆盖古风小说、科普文章、诗词赏析、人物传记及文化解读五个垂直领域，共计50个标准化测试用例。</w:t>
       </w:r>
     </w:p>
     <w:p>
-      <w:r>
-        <w:t>测试采用控制变量法，对同一创作任务分别构建Markdown、JSON、XML三种格式的提示词模板。评估机制引入</w:t>
-      </w:r>
-      <w:r>
-        <w:t>“</w:t>
-      </w:r>
-      <w:r>
-        <w:t>多模型交叉验证</w:t>
-      </w:r>
-      <w:r>
-        <w:t>”</w:t>
-      </w:r>
-      <w:r>
-        <w:t>：将模型A的输出作为输入，交由模型B和C从指令遵循度、内容完整性、逻辑连贯性、风格一致性四个维度进行量化打分，最终由项目组进行人工复核以消除单一模型的评估偏差。</w:t>
-      </w:r>
-    </w:p>
-    <w:p>
-      <w:pPr>
-        <w:rPr>
-          <w:b/>
-          <w:bCs/>
-        </w:rPr>
-      </w:pPr>
-    </w:p>
-    <w:p>
-      <w:r>
-        <w:rPr>
-          <w:rFonts w:hint="eastAsia"/>
-          <w:b/>
-          <w:bCs/>
-        </w:rPr>
-        <w:t>5</w:t>
-      </w:r>
-      <w:r>
-        <w:rPr>
-          <w:b/>
-          <w:bCs/>
-        </w:rPr>
-        <w:t>.2 格式特性与实测数据分析</w:t>
+      <w:pPr>
+        <w:spacing w:line="180" w:lineRule="auto"/>
+        <w:ind w:firstLineChars="200" w:firstLine="420"/>
+        <w:rPr>
+          <w:rFonts w:ascii="宋体" w:eastAsia="宋体" w:hAnsi="宋体"/>
+        </w:rPr>
+      </w:pPr>
+      <w:r>
+        <w:rPr>
+          <w:rFonts w:ascii="宋体" w:eastAsia="宋体" w:hAnsi="宋体"/>
+        </w:rPr>
+        <w:t>测试采用控制变量法，对同一创作任务分别构建Markdown、JSON、XML三种格式的提示词模板。评估机制引入“多模型交叉验证”：将模型A的输出作为输入，交由模型B和C从指令遵循度、内容完整性、逻辑连贯性、风格一致性四个维度进行量化打分，最终由项目组进行人工复核以消除单一模型的评估偏差。</w:t>
+      </w:r>
+    </w:p>
+    <w:p>
+      <w:pPr>
+        <w:rPr>
+          <w:b/>
+          <w:bCs/>
+        </w:rPr>
+      </w:pPr>
+    </w:p>
+    <w:p>
+      <w:pPr>
+        <w:rPr>
+          <w:rFonts w:ascii="宋体" w:eastAsia="宋体" w:hAnsi="宋体"/>
+          <w:b/>
+          <w:bCs/>
+        </w:rPr>
+      </w:pPr>
+      <w:r>
+        <w:rPr>
+          <w:rFonts w:ascii="宋体" w:eastAsia="宋体" w:hAnsi="宋体" w:hint="eastAsia"/>
+          <w:b/>
+          <w:bCs/>
+        </w:rPr>
+        <w:t>2.</w:t>
+      </w:r>
+      <w:r>
+        <w:rPr>
+          <w:rFonts w:ascii="宋体" w:eastAsia="宋体" w:hAnsi="宋体"/>
+          <w:b/>
+          <w:bCs/>
+        </w:rPr>
+        <w:t xml:space="preserve"> 格式特性与实测数据分析</w:t>
       </w:r>
     </w:p>
     <w:p>
       <w:pPr>
         <w:ind w:firstLineChars="100" w:firstLine="210"/>
-      </w:pPr>
-      <w:r>
+        <w:rPr>
+          <w:rFonts w:ascii="宋体" w:eastAsia="宋体" w:hAnsi="宋体"/>
+        </w:rPr>
+      </w:pPr>
+      <w:r>
+        <w:rPr>
+          <w:rFonts w:ascii="宋体" w:eastAsia="宋体" w:hAnsi="宋体"/>
+        </w:rPr>
         <w:t>测试结果显示，三种格式在结构化约束能力与用户友好度上呈现显著差异：</w:t>
       </w:r>
     </w:p>
@@ -5276,16 +6966,23 @@
         </w:numPr>
         <w:spacing w:after="200" w:line="276" w:lineRule="auto"/>
         <w:jc w:val="left"/>
-      </w:pPr>
-      <w:r>
-        <w:rPr>
-          <w:b/>
-          <w:bCs/>
-        </w:rPr>
-        <w:t>Markdown格式</w:t>
-      </w:r>
-      <w:r>
-        <w:t>：凭借清晰的标题层级与列表符号，具备最佳的人类可读性。然而，其松散的结构导致对复杂指令的约束力不足。数据显示，在涉及多步骤任务时，Markdown格式的指令遵循率仅为76%左右，常出现任务项遗漏或内容板块混淆的情况，难以满足流云AI对高质量长文本生成的稳定性要求。</w:t>
+        <w:rPr>
+          <w:rFonts w:ascii="宋体" w:eastAsia="宋体" w:hAnsi="宋体"/>
+        </w:rPr>
+      </w:pPr>
+      <w:r>
+        <w:rPr>
+          <w:rFonts w:ascii="宋体" w:eastAsia="宋体" w:hAnsi="宋体"/>
+          <w:b/>
+          <w:bCs/>
+        </w:rPr>
+        <w:t>Markdown格式：</w:t>
+      </w:r>
+      <w:r>
+        <w:rPr>
+          <w:rFonts w:ascii="宋体" w:eastAsia="宋体" w:hAnsi="宋体"/>
+        </w:rPr>
+        <w:t>凭借清晰的标题层级与列表符号，具备最佳的人类可读性。然而，其松散的结构导致对复杂指令的约束力不足。数据显示，在涉及多步骤任务时，Markdown格式的指令遵循率仅为76%左右，常出现任务项遗漏或内容板块混淆的情况，难以满足流云AI对高质量长文本生成的稳定性要求。</w:t>
       </w:r>
     </w:p>
     <w:p>
@@ -5297,16 +6994,26 @@
         </w:numPr>
         <w:spacing w:after="200" w:line="276" w:lineRule="auto"/>
         <w:jc w:val="left"/>
-      </w:pPr>
-      <w:r>
-        <w:rPr>
+        <w:rPr>
+          <w:rFonts w:ascii="宋体" w:eastAsia="宋体" w:hAnsi="宋体"/>
+        </w:rPr>
+      </w:pPr>
+      <w:r>
+        <w:rPr>
+          <w:rFonts w:ascii="宋体" w:eastAsia="宋体" w:hAnsi="宋体"/>
           <w:b/>
           <w:bCs/>
         </w:rPr>
         <w:t>JSON格式</w:t>
       </w:r>
       <w:r>
-        <w:t>：依托严格的键值对结构，机器解析准确率较高，指令遵循率提升至85%上下。但其语法对非技术背景用户极不友好，测试中非专业用户编写JSON提示词的平均出错率高达68%，主要源于括号匹配错误、引号缺失或逗号位置不当，极大地增加了创作者的使用门槛。</w:t>
+        <w:t>：</w:t>
+      </w:r>
+      <w:r>
+        <w:rPr>
+          <w:rFonts w:ascii="宋体" w:eastAsia="宋体" w:hAnsi="宋体"/>
+        </w:rPr>
+        <w:t>依托严格的键值对结构，机器解析准确率较高，指令遵循率提升至85%上下。但其语法对非技术背景用户极不友好，测试中非专业用户编写JSON提示词的平均出错率高达68%，主要源于括号匹配错误、引号缺失或逗号位置不当，极大地增加了创作者的使用门槛。</w:t>
       </w:r>
     </w:p>
     <w:p>
@@ -5318,25 +7025,58 @@
         </w:numPr>
         <w:spacing w:after="200" w:line="276" w:lineRule="auto"/>
         <w:jc w:val="left"/>
-      </w:pPr>
-      <w:r>
-        <w:rPr>
-          <w:b/>
-          <w:bCs/>
-        </w:rPr>
-        <w:t>XML格式</w:t>
-      </w:r>
-      <w:r>
-        <w:t>：通过显式的开始与结束标签（如&lt;task&gt;...&lt;/task&gt;），为模型划定了清晰的语义边界。实测表明，XML格式在复杂指令下的表现最为稳健，指令遵循率超过92%，且在长文本生成（如万字小说章节）中的上下文一致性维持率达到90%。其标签化结构有效降低了模型的注意力分散，显著减少了逻辑断层现象。</w:t>
+        <w:rPr>
+          <w:rFonts w:ascii="宋体" w:eastAsia="宋体" w:hAnsi="宋体"/>
+        </w:rPr>
+      </w:pPr>
+      <w:r>
+        <w:rPr>
+          <w:rFonts w:ascii="宋体" w:eastAsia="宋体" w:hAnsi="宋体"/>
+          <w:b/>
+          <w:bCs/>
+        </w:rPr>
+        <w:t>XML格式：</w:t>
+      </w:r>
+      <w:r>
+        <w:rPr>
+          <w:rFonts w:ascii="宋体" w:eastAsia="宋体" w:hAnsi="宋体"/>
+        </w:rPr>
+        <w:t>通过显式的开始与结束标签（如&lt;task&gt;...&lt;/task&gt;），为模型划定了清晰的语义边界。实测表明，XML格式在复杂指令下的表现最为稳健，指令遵循率超过92%，且在长文本生成（如万字小说章</w:t>
+      </w:r>
+      <w:r>
+        <w:rPr>
+          <w:rFonts w:ascii="宋体" w:eastAsia="宋体" w:hAnsi="宋体"/>
+        </w:rPr>
+        <w:lastRenderedPageBreak/>
+        <w:t>节）中的上下文一致性维持率达到90%。其标签化结构有效降低了模型的注意力分散，显著减少了逻辑断层现象。</w:t>
       </w:r>
     </w:p>
     <w:p>
       <w:pPr>
         <w:ind w:firstLineChars="200" w:firstLine="420"/>
-      </w:pPr>
-      <w:r>
-        <w:lastRenderedPageBreak/>
-        <w:t>此外，项目组在预研阶段曾评估YAML格式。尽管YAML具有良好的可读性，但其对缩进极其敏感的特性导致在长文本嵌套场景下解析失败率高达23%，且部分国产模型对其支持尚不完善。综合考量稳定性与兼容性，本次测试最终聚焦于上述三种主流格式。</w:t>
+        <w:rPr>
+          <w:rFonts w:ascii="宋体" w:eastAsia="宋体" w:hAnsi="宋体"/>
+        </w:rPr>
+      </w:pPr>
+      <w:r>
+        <w:rPr>
+          <w:rFonts w:ascii="宋体" w:eastAsia="宋体" w:hAnsi="宋体"/>
+        </w:rPr>
+        <w:t>此外，项目组在预研阶段曾评估YAML格式。尽管YAML具有良好的可读性，但其对缩进极其敏感的特性导致在长文本嵌套场景下解析失败率高达23%，且部分国产模型对其支持尚不完善。综合</w:t>
+      </w:r>
+      <w:proofErr w:type="gramStart"/>
+      <w:r>
+        <w:rPr>
+          <w:rFonts w:ascii="宋体" w:eastAsia="宋体" w:hAnsi="宋体"/>
+        </w:rPr>
+        <w:t>考量</w:t>
+      </w:r>
+      <w:proofErr w:type="gramEnd"/>
+      <w:r>
+        <w:rPr>
+          <w:rFonts w:ascii="宋体" w:eastAsia="宋体" w:hAnsi="宋体"/>
+        </w:rPr>
+        <w:t>稳定性与兼容性，本次测试最终聚焦于上述三种主流格式。</w:t>
       </w:r>
     </w:p>
     <w:p>
@@ -5400,8 +7140,14 @@
             <w:vAlign w:val="center"/>
           </w:tcPr>
           <w:p>
-            <w:r>
-              <w:rPr>
+            <w:pPr>
+              <w:rPr>
+                <w:rFonts w:ascii="宋体" w:eastAsia="宋体" w:hAnsi="宋体"/>
+              </w:rPr>
+            </w:pPr>
+            <w:r>
+              <w:rPr>
+                <w:rFonts w:ascii="宋体" w:eastAsia="宋体" w:hAnsi="宋体"/>
                 <w:b/>
                 <w:bCs/>
               </w:rPr>
@@ -5415,8 +7161,14 @@
             <w:vAlign w:val="center"/>
           </w:tcPr>
           <w:p>
-            <w:r>
-              <w:rPr>
+            <w:pPr>
+              <w:rPr>
+                <w:rFonts w:ascii="宋体" w:eastAsia="宋体" w:hAnsi="宋体"/>
+              </w:rPr>
+            </w:pPr>
+            <w:r>
+              <w:rPr>
+                <w:rFonts w:ascii="宋体" w:eastAsia="宋体" w:hAnsi="宋体"/>
                 <w:b/>
                 <w:bCs/>
               </w:rPr>
@@ -5430,8 +7182,14 @@
             <w:vAlign w:val="center"/>
           </w:tcPr>
           <w:p>
-            <w:r>
-              <w:rPr>
+            <w:pPr>
+              <w:rPr>
+                <w:rFonts w:ascii="宋体" w:eastAsia="宋体" w:hAnsi="宋体"/>
+              </w:rPr>
+            </w:pPr>
+            <w:r>
+              <w:rPr>
+                <w:rFonts w:ascii="宋体" w:eastAsia="宋体" w:hAnsi="宋体"/>
                 <w:b/>
                 <w:bCs/>
               </w:rPr>
@@ -5445,8 +7203,14 @@
             <w:vAlign w:val="center"/>
           </w:tcPr>
           <w:p>
-            <w:r>
-              <w:rPr>
+            <w:pPr>
+              <w:rPr>
+                <w:rFonts w:ascii="宋体" w:eastAsia="宋体" w:hAnsi="宋体"/>
+              </w:rPr>
+            </w:pPr>
+            <w:r>
+              <w:rPr>
+                <w:rFonts w:ascii="宋体" w:eastAsia="宋体" w:hAnsi="宋体"/>
                 <w:b/>
                 <w:bCs/>
               </w:rPr>
@@ -5465,8 +7229,14 @@
             <w:vAlign w:val="center"/>
           </w:tcPr>
           <w:p>
-            <w:r>
-              <w:rPr>
+            <w:pPr>
+              <w:rPr>
+                <w:rFonts w:ascii="宋体" w:eastAsia="宋体" w:hAnsi="宋体"/>
+              </w:rPr>
+            </w:pPr>
+            <w:r>
+              <w:rPr>
+                <w:rFonts w:ascii="宋体" w:eastAsia="宋体" w:hAnsi="宋体"/>
                 <w:b/>
                 <w:bCs/>
               </w:rPr>
@@ -5480,7 +7250,15 @@
             <w:vAlign w:val="center"/>
           </w:tcPr>
           <w:p>
-            <w:r>
+            <w:pPr>
+              <w:rPr>
+                <w:rFonts w:ascii="宋体" w:eastAsia="宋体" w:hAnsi="宋体"/>
+              </w:rPr>
+            </w:pPr>
+            <w:r>
+              <w:rPr>
+                <w:rFonts w:ascii="宋体" w:eastAsia="宋体" w:hAnsi="宋体"/>
+              </w:rPr>
               <w:t>~76%</w:t>
             </w:r>
           </w:p>
@@ -5491,7 +7269,15 @@
             <w:vAlign w:val="center"/>
           </w:tcPr>
           <w:p>
-            <w:r>
+            <w:pPr>
+              <w:rPr>
+                <w:rFonts w:ascii="宋体" w:eastAsia="宋体" w:hAnsi="宋体"/>
+              </w:rPr>
+            </w:pPr>
+            <w:r>
+              <w:rPr>
+                <w:rFonts w:ascii="宋体" w:eastAsia="宋体" w:hAnsi="宋体"/>
+              </w:rPr>
               <w:t>~85%</w:t>
             </w:r>
           </w:p>
@@ -5502,8 +7288,14 @@
             <w:vAlign w:val="center"/>
           </w:tcPr>
           <w:p>
-            <w:r>
-              <w:rPr>
+            <w:pPr>
+              <w:rPr>
+                <w:rFonts w:ascii="宋体" w:eastAsia="宋体" w:hAnsi="宋体"/>
+              </w:rPr>
+            </w:pPr>
+            <w:r>
+              <w:rPr>
+                <w:rFonts w:ascii="宋体" w:eastAsia="宋体" w:hAnsi="宋体"/>
                 <w:b/>
                 <w:bCs/>
               </w:rPr>
@@ -5522,8 +7314,14 @@
             <w:vAlign w:val="center"/>
           </w:tcPr>
           <w:p>
-            <w:r>
-              <w:rPr>
+            <w:pPr>
+              <w:rPr>
+                <w:rFonts w:ascii="宋体" w:eastAsia="宋体" w:hAnsi="宋体"/>
+              </w:rPr>
+            </w:pPr>
+            <w:r>
+              <w:rPr>
+                <w:rFonts w:ascii="宋体" w:eastAsia="宋体" w:hAnsi="宋体"/>
                 <w:b/>
                 <w:bCs/>
               </w:rPr>
@@ -5537,7 +7335,15 @@
             <w:vAlign w:val="center"/>
           </w:tcPr>
           <w:p>
-            <w:r>
+            <w:pPr>
+              <w:rPr>
+                <w:rFonts w:ascii="宋体" w:eastAsia="宋体" w:hAnsi="宋体"/>
+              </w:rPr>
+            </w:pPr>
+            <w:r>
+              <w:rPr>
+                <w:rFonts w:ascii="宋体" w:eastAsia="宋体" w:hAnsi="宋体"/>
+              </w:rPr>
               <w:t>~72%</w:t>
             </w:r>
           </w:p>
@@ -5548,7 +7354,15 @@
             <w:vAlign w:val="center"/>
           </w:tcPr>
           <w:p>
-            <w:r>
+            <w:pPr>
+              <w:rPr>
+                <w:rFonts w:ascii="宋体" w:eastAsia="宋体" w:hAnsi="宋体"/>
+              </w:rPr>
+            </w:pPr>
+            <w:r>
+              <w:rPr>
+                <w:rFonts w:ascii="宋体" w:eastAsia="宋体" w:hAnsi="宋体"/>
+              </w:rPr>
               <w:t>~80%</w:t>
             </w:r>
           </w:p>
@@ -5559,8 +7373,14 @@
             <w:vAlign w:val="center"/>
           </w:tcPr>
           <w:p>
-            <w:r>
-              <w:rPr>
+            <w:pPr>
+              <w:rPr>
+                <w:rFonts w:ascii="宋体" w:eastAsia="宋体" w:hAnsi="宋体"/>
+              </w:rPr>
+            </w:pPr>
+            <w:r>
+              <w:rPr>
+                <w:rFonts w:ascii="宋体" w:eastAsia="宋体" w:hAnsi="宋体"/>
                 <w:b/>
                 <w:bCs/>
               </w:rPr>
@@ -5579,8 +7399,14 @@
             <w:vAlign w:val="center"/>
           </w:tcPr>
           <w:p>
-            <w:r>
-              <w:rPr>
+            <w:pPr>
+              <w:rPr>
+                <w:rFonts w:ascii="宋体" w:eastAsia="宋体" w:hAnsi="宋体"/>
+              </w:rPr>
+            </w:pPr>
+            <w:r>
+              <w:rPr>
+                <w:rFonts w:ascii="宋体" w:eastAsia="宋体" w:hAnsi="宋体"/>
                 <w:b/>
                 <w:bCs/>
               </w:rPr>
@@ -5594,7 +7420,15 @@
             <w:vAlign w:val="center"/>
           </w:tcPr>
           <w:p>
-            <w:r>
+            <w:pPr>
+              <w:rPr>
+                <w:rFonts w:ascii="宋体" w:eastAsia="宋体" w:hAnsi="宋体"/>
+              </w:rPr>
+            </w:pPr>
+            <w:r>
+              <w:rPr>
+                <w:rFonts w:ascii="宋体" w:eastAsia="宋体" w:hAnsi="宋体"/>
+              </w:rPr>
               <w:t>~34%</w:t>
             </w:r>
           </w:p>
@@ -5605,7 +7439,15 @@
             <w:vAlign w:val="center"/>
           </w:tcPr>
           <w:p>
-            <w:r>
+            <w:pPr>
+              <w:rPr>
+                <w:rFonts w:ascii="宋体" w:eastAsia="宋体" w:hAnsi="宋体"/>
+              </w:rPr>
+            </w:pPr>
+            <w:r>
+              <w:rPr>
+                <w:rFonts w:ascii="宋体" w:eastAsia="宋体" w:hAnsi="宋体"/>
+              </w:rPr>
               <w:t>~68%</w:t>
             </w:r>
           </w:p>
@@ -5616,8 +7458,14 @@
             <w:vAlign w:val="center"/>
           </w:tcPr>
           <w:p>
-            <w:r>
-              <w:rPr>
+            <w:pPr>
+              <w:rPr>
+                <w:rFonts w:ascii="宋体" w:eastAsia="宋体" w:hAnsi="宋体"/>
+              </w:rPr>
+            </w:pPr>
+            <w:r>
+              <w:rPr>
+                <w:rFonts w:ascii="宋体" w:eastAsia="宋体" w:hAnsi="宋体"/>
                 <w:b/>
                 <w:bCs/>
               </w:rPr>
@@ -5636,8 +7484,14 @@
             <w:vAlign w:val="center"/>
           </w:tcPr>
           <w:p>
-            <w:r>
-              <w:rPr>
+            <w:pPr>
+              <w:rPr>
+                <w:rFonts w:ascii="宋体" w:eastAsia="宋体" w:hAnsi="宋体"/>
+              </w:rPr>
+            </w:pPr>
+            <w:r>
+              <w:rPr>
+                <w:rFonts w:ascii="宋体" w:eastAsia="宋体" w:hAnsi="宋体"/>
                 <w:b/>
                 <w:bCs/>
               </w:rPr>
@@ -5651,7 +7505,15 @@
             <w:vAlign w:val="center"/>
           </w:tcPr>
           <w:p>
-            <w:r>
+            <w:pPr>
+              <w:rPr>
+                <w:rFonts w:ascii="宋体" w:eastAsia="宋体" w:hAnsi="宋体"/>
+              </w:rPr>
+            </w:pPr>
+            <w:r>
+              <w:rPr>
+                <w:rFonts w:ascii="宋体" w:eastAsia="宋体" w:hAnsi="宋体"/>
+              </w:rPr>
               <w:t>~68%</w:t>
             </w:r>
           </w:p>
@@ -5662,7 +7524,15 @@
             <w:vAlign w:val="center"/>
           </w:tcPr>
           <w:p>
-            <w:r>
+            <w:pPr>
+              <w:rPr>
+                <w:rFonts w:ascii="宋体" w:eastAsia="宋体" w:hAnsi="宋体"/>
+              </w:rPr>
+            </w:pPr>
+            <w:r>
+              <w:rPr>
+                <w:rFonts w:ascii="宋体" w:eastAsia="宋体" w:hAnsi="宋体"/>
+              </w:rPr>
               <w:t>~75%</w:t>
             </w:r>
           </w:p>
@@ -5673,8 +7543,14 @@
             <w:vAlign w:val="center"/>
           </w:tcPr>
           <w:p>
-            <w:r>
-              <w:rPr>
+            <w:pPr>
+              <w:rPr>
+                <w:rFonts w:ascii="宋体" w:eastAsia="宋体" w:hAnsi="宋体"/>
+              </w:rPr>
+            </w:pPr>
+            <w:r>
+              <w:rPr>
+                <w:rFonts w:ascii="宋体" w:eastAsia="宋体" w:hAnsi="宋体"/>
                 <w:b/>
                 <w:bCs/>
               </w:rPr>
@@ -5686,31 +7562,22 @@
     </w:tbl>
     <w:p/>
     <w:p>
-      <w:r>
-        <w:rPr>
-          <w:rFonts w:hint="eastAsia"/>
-          <w:b/>
-          <w:bCs/>
-        </w:rPr>
-        <w:t>5</w:t>
-      </w:r>
-      <w:r>
-        <w:rPr>
-          <w:b/>
-          <w:bCs/>
-        </w:rPr>
-        <w:t>.</w:t>
-      </w:r>
-      <w:r>
-        <w:rPr>
-          <w:rFonts w:hint="eastAsia"/>
-          <w:b/>
-          <w:bCs/>
-        </w:rPr>
-        <w:t>3</w:t>
-      </w:r>
-      <w:r>
-        <w:rPr>
+      <w:pPr>
+        <w:rPr>
+          <w:rFonts w:ascii="宋体" w:eastAsia="宋体" w:hAnsi="宋体"/>
+        </w:rPr>
+      </w:pPr>
+      <w:r>
+        <w:rPr>
+          <w:rFonts w:ascii="宋体" w:eastAsia="宋体" w:hAnsi="宋体" w:hint="eastAsia"/>
+          <w:b/>
+          <w:bCs/>
+        </w:rPr>
+        <w:t>3.</w:t>
+      </w:r>
+      <w:r>
+        <w:rPr>
+          <w:rFonts w:ascii="宋体" w:eastAsia="宋体" w:hAnsi="宋体"/>
           <w:b/>
           <w:bCs/>
         </w:rPr>
@@ -5720,98 +7587,67 @@
     <w:p>
       <w:pPr>
         <w:ind w:firstLineChars="200" w:firstLine="420"/>
-      </w:pPr>
-      <w:r>
-        <w:t>针对长篇幅创作中的</w:t>
-      </w:r>
-      <w:r>
-        <w:t>“</w:t>
-      </w:r>
-      <w:r>
-        <w:t>遗忘</w:t>
-      </w:r>
-      <w:r>
-        <w:t>”</w:t>
-      </w:r>
-      <w:r>
-        <w:t>与</w:t>
-      </w:r>
-      <w:r>
-        <w:t>“</w:t>
-      </w:r>
-      <w:r>
-        <w:t>人设崩塌</w:t>
-      </w:r>
-      <w:r>
-        <w:t>”</w:t>
-      </w:r>
-      <w:r>
-        <w:t>问题，项目组设计了连续五章（每章约2000字）的小说创作压力测试。结果表明，采用XML格式明确分隔</w:t>
-      </w:r>
-      <w:r>
-        <w:t>“</w:t>
-      </w:r>
-      <w:r>
-        <w:t>人物设定</w:t>
-      </w:r>
-      <w:r>
-        <w:t>”</w:t>
-      </w:r>
-      <w:r>
-        <w:t>、</w:t>
-      </w:r>
-      <w:r>
-        <w:t>“</w:t>
-      </w:r>
-      <w:r>
-        <w:t>前情提要</w:t>
-      </w:r>
-      <w:r>
-        <w:t>”</w:t>
-      </w:r>
-      <w:r>
-        <w:t>与</w:t>
-      </w:r>
-      <w:r>
-        <w:t>“</w:t>
-      </w:r>
-      <w:r>
-        <w:t>本章大纲</w:t>
-      </w:r>
-      <w:r>
-        <w:t>”</w:t>
-      </w:r>
-      <w:r>
-        <w:t>后，模型在后续章节中出现人物性格突变或剧情逻辑矛盾的比例控制在8%以内；相比之下，Markdown格式下的该比例高达25%。这证实了XML的模块化结构能有效辅助模型分配注意力资源，降低处理长指令时的认知负荷，从而维持高质量的长程依赖关系。</w:t>
-      </w:r>
-    </w:p>
-    <w:p>
-      <w:r>
-        <w:rPr>
-          <w:rFonts w:hint="eastAsia"/>
-          <w:b/>
-          <w:bCs/>
-        </w:rPr>
-        <w:t>5</w:t>
-      </w:r>
-      <w:r>
-        <w:rPr>
-          <w:b/>
-          <w:bCs/>
-        </w:rPr>
-        <w:t>.4 结论与工程落地</w:t>
+        <w:rPr>
+          <w:rFonts w:ascii="宋体" w:eastAsia="宋体" w:hAnsi="宋体"/>
+        </w:rPr>
+      </w:pPr>
+      <w:r>
+        <w:rPr>
+          <w:rFonts w:ascii="宋体" w:eastAsia="宋体" w:hAnsi="宋体"/>
+        </w:rPr>
+        <w:t>针对长篇幅创作中的“遗忘”与“人设崩塌”问题，项目组设计了连续五章（每章约2000字）的小说创作压力测试。结果表明，采用XML格式明确分隔“人物设定”、“前情提要”与“本章大纲”后，模型在后续章节中出现人物性格突变或剧情逻辑矛盾的比例控制在8%以内；相比之下，Markdown格式下的该比例高达25%。这证实了XML的模块化结构能有效辅助模型分配注意力资源，降低处理长指令时的认知负荷，从而维持高质量的长程依赖关系。</w:t>
+      </w:r>
+    </w:p>
+    <w:p>
+      <w:pPr>
+        <w:rPr>
+          <w:rFonts w:ascii="宋体" w:eastAsia="宋体" w:hAnsi="宋体"/>
+          <w:b/>
+          <w:bCs/>
+        </w:rPr>
+      </w:pPr>
+      <w:r>
+        <w:rPr>
+          <w:rFonts w:ascii="宋体" w:eastAsia="宋体" w:hAnsi="宋体" w:hint="eastAsia"/>
+          <w:b/>
+          <w:bCs/>
+        </w:rPr>
+        <w:t>4.</w:t>
+      </w:r>
+      <w:r>
+        <w:rPr>
+          <w:rFonts w:ascii="宋体" w:eastAsia="宋体" w:hAnsi="宋体"/>
+          <w:b/>
+          <w:bCs/>
+        </w:rPr>
+        <w:t xml:space="preserve"> 结论与工程落地</w:t>
       </w:r>
     </w:p>
     <w:p>
       <w:pPr>
         <w:ind w:firstLineChars="200" w:firstLine="420"/>
-      </w:pPr>
-      <w:r>
+        <w:rPr>
+          <w:rFonts w:ascii="宋体" w:eastAsia="宋体" w:hAnsi="宋体"/>
+        </w:rPr>
+      </w:pPr>
+      <w:r>
+        <w:rPr>
+          <w:rFonts w:ascii="宋体" w:eastAsia="宋体" w:hAnsi="宋体"/>
+        </w:rPr>
         <w:t>基于上述数据，流云AI决定采用XML作为底层提示词的核心封装格式，并制定《提示词模板编写规范》。规范要求使用语义明确的标签（如&lt;role&gt;, &lt;context&gt;, &lt;constraint&gt;）构建指令结构，限制嵌套深度不超过三层以平衡灵活性与解析效率。</w:t>
       </w:r>
     </w:p>
     <w:p>
-      <w:r>
+      <w:pPr>
+        <w:ind w:firstLineChars="200" w:firstLine="420"/>
+        <w:rPr>
+          <w:rFonts w:ascii="宋体" w:eastAsia="宋体" w:hAnsi="宋体"/>
+        </w:rPr>
+      </w:pPr>
+      <w:r>
+        <w:rPr>
+          <w:rFonts w:ascii="宋体" w:eastAsia="宋体" w:hAnsi="宋体"/>
+        </w:rPr>
         <w:t>示例如下：</w:t>
       </w:r>
     </w:p>
@@ -5862,44 +7698,58 @@
     <w:p>
       <w:pPr>
         <w:ind w:firstLineChars="200" w:firstLine="420"/>
-      </w:pPr>
-      <w:r>
-        <w:t>该方案已在流云AI引擎中部署，实测显示系统在处理复杂创作需求时的输出稳定性显著提升，有效支撑了平台</w:t>
-      </w:r>
-      <w:r>
-        <w:t>“</w:t>
-      </w:r>
-      <w:r>
-        <w:t>辅助创作者高质量产出</w:t>
-      </w:r>
-      <w:r>
-        <w:t>”</w:t>
-      </w:r>
-      <w:r>
-        <w:t>的核心目标。后续工作将聚焦于极端长文本场景下的提示词压缩算法优化，以及多模态生成场景下的格式适配性验证。</w:t>
-      </w:r>
-    </w:p>
-    <w:p>
-      <w:r>
-        <w:rPr>
-          <w:rFonts w:hint="eastAsia"/>
+        <w:rPr>
+          <w:rFonts w:ascii="宋体" w:eastAsia="宋体" w:hAnsi="宋体"/>
+        </w:rPr>
+      </w:pPr>
+      <w:r>
+        <w:rPr>
+          <w:rFonts w:ascii="宋体" w:eastAsia="宋体" w:hAnsi="宋体"/>
+        </w:rPr>
+        <w:t>该方案已在流云AI引擎中部署，实测显示系统在处理复杂创作需求时的输出稳定性显著提升，有效支撑了平台“辅助创作者高质量产出”的核心目标。后续工作将聚焦于</w:t>
+      </w:r>
+      <w:proofErr w:type="gramStart"/>
+      <w:r>
+        <w:rPr>
+          <w:rFonts w:ascii="宋体" w:eastAsia="宋体" w:hAnsi="宋体"/>
+        </w:rPr>
+        <w:t>极端长</w:t>
+      </w:r>
+      <w:proofErr w:type="gramEnd"/>
+      <w:r>
+        <w:rPr>
+          <w:rFonts w:ascii="宋体" w:eastAsia="宋体" w:hAnsi="宋体"/>
+        </w:rPr>
+        <w:t>文本场景下的提示词压缩算法优化，以及多模态生成场景下的格式适配性验证。</w:t>
+      </w:r>
+    </w:p>
+    <w:p>
+      <w:pPr>
+        <w:rPr>
+          <w:rFonts w:ascii="黑体" w:eastAsia="黑体" w:hAnsi="黑体"/>
+        </w:rPr>
+      </w:pPr>
+      <w:r>
+        <w:rPr>
+          <w:rFonts w:ascii="黑体" w:eastAsia="黑体" w:hAnsi="黑体" w:hint="eastAsia"/>
           <w:b/>
           <w:sz w:val="32"/>
           <w:szCs w:val="32"/>
         </w:rPr>
-        <w:t>六</w:t>
-      </w:r>
-      <w:r>
-        <w:rPr>
+        <w:t>4.6</w:t>
+      </w:r>
+      <w:r>
+        <w:rPr>
+          <w:rFonts w:ascii="黑体" w:eastAsia="黑体" w:hAnsi="黑体" w:hint="eastAsia"/>
           <w:b/>
           <w:sz w:val="32"/>
           <w:szCs w:val="32"/>
         </w:rPr>
-        <w:t>、</w:t>
-      </w:r>
-      <w:r>
-        <w:rPr>
-          <w:rFonts w:hint="eastAsia"/>
+        <w:t xml:space="preserve"> </w:t>
+      </w:r>
+      <w:r>
+        <w:rPr>
+          <w:rFonts w:ascii="黑体" w:eastAsia="黑体" w:hAnsi="黑体" w:hint="eastAsia"/>
           <w:b/>
           <w:sz w:val="32"/>
           <w:szCs w:val="32"/>
@@ -5909,134 +7759,215 @@
     </w:p>
     <w:p>
       <w:pPr>
+        <w:ind w:firstLineChars="100" w:firstLine="211"/>
+        <w:rPr>
+          <w:rFonts w:ascii="宋体" w:eastAsia="宋体" w:hAnsi="宋体"/>
+          <w:b/>
+          <w:bCs/>
+        </w:rPr>
+      </w:pPr>
+      <w:r>
+        <w:rPr>
+          <w:rFonts w:ascii="宋体" w:eastAsia="宋体" w:hAnsi="宋体" w:hint="eastAsia"/>
+          <w:b/>
+          <w:bCs/>
+        </w:rPr>
+        <w:t xml:space="preserve">1. </w:t>
+      </w:r>
+      <w:r>
+        <w:rPr>
+          <w:rFonts w:ascii="宋体" w:eastAsia="宋体" w:hAnsi="宋体" w:hint="eastAsia"/>
+          <w:b/>
+          <w:bCs/>
+        </w:rPr>
+        <w:t>AI模块核心测试用例</w:t>
+      </w:r>
+    </w:p>
+    <w:p>
+      <w:pPr>
         <w:ind w:firstLineChars="200" w:firstLine="420"/>
-      </w:pPr>
-      <w:r>
-        <w:rPr>
-          <w:rFonts w:hint="eastAsia"/>
-        </w:rPr>
-        <w:t>6.1 AI模块核心测试用例</w:t>
+        <w:rPr>
+          <w:rFonts w:ascii="宋体" w:eastAsia="宋体" w:hAnsi="宋体"/>
+        </w:rPr>
+      </w:pPr>
+      <w:r>
+        <w:rPr>
+          <w:rFonts w:ascii="宋体" w:eastAsia="宋体" w:hAnsi="宋体" w:hint="eastAsia"/>
+        </w:rPr>
+        <w:t>| 测试项 | 测试场景 | 测试结果 |</w:t>
       </w:r>
     </w:p>
     <w:p>
       <w:pPr>
         <w:ind w:firstLineChars="200" w:firstLine="420"/>
-      </w:pPr>
-      <w:r>
-        <w:rPr>
-          <w:rFonts w:hint="eastAsia"/>
-        </w:rPr>
-        <w:t>| 测试项 | 测试场景 | 测试结果 |</w:t>
+        <w:rPr>
+          <w:rFonts w:ascii="宋体" w:eastAsia="宋体" w:hAnsi="宋体"/>
+        </w:rPr>
+      </w:pPr>
+      <w:r>
+        <w:rPr>
+          <w:rFonts w:ascii="宋体" w:eastAsia="宋体" w:hAnsi="宋体"/>
+        </w:rPr>
+        <w:t>|--------|----------|----------|</w:t>
       </w:r>
     </w:p>
     <w:p>
       <w:pPr>
         <w:ind w:firstLineChars="200" w:firstLine="420"/>
-      </w:pPr>
-      <w:r>
-        <w:t>|--------|----------|----------|</w:t>
+        <w:rPr>
+          <w:rFonts w:ascii="宋体" w:eastAsia="宋体" w:hAnsi="宋体"/>
+        </w:rPr>
+      </w:pPr>
+      <w:r>
+        <w:rPr>
+          <w:rFonts w:ascii="宋体" w:eastAsia="宋体" w:hAnsi="宋体" w:hint="eastAsia"/>
+        </w:rPr>
+        <w:t>| 多厂商适配 | 切换OpenAI/Anthropic/本地模型完成对话 | 全适配，格式映射无误差 |</w:t>
       </w:r>
     </w:p>
     <w:p>
       <w:pPr>
         <w:ind w:firstLineChars="200" w:firstLine="420"/>
-      </w:pPr>
-      <w:r>
-        <w:rPr>
-          <w:rFonts w:hint="eastAsia"/>
-        </w:rPr>
-        <w:t>| 多厂商适配 | 切换OpenAI/Anthropic/本地模型完成对话 | 全适配，格式映射无误差 |</w:t>
+        <w:rPr>
+          <w:rFonts w:ascii="宋体" w:eastAsia="宋体" w:hAnsi="宋体"/>
+        </w:rPr>
+      </w:pPr>
+      <w:r>
+        <w:rPr>
+          <w:rFonts w:ascii="宋体" w:eastAsia="宋体" w:hAnsi="宋体" w:hint="eastAsia"/>
+        </w:rPr>
+        <w:lastRenderedPageBreak/>
+        <w:t>| 并发性能 | 10个会话同时发起AI对话+工具调用 | 无阻塞，响应延迟＜400ms |</w:t>
       </w:r>
     </w:p>
     <w:p>
       <w:pPr>
         <w:ind w:firstLineChars="200" w:firstLine="420"/>
-      </w:pPr>
-      <w:r>
-        <w:rPr>
-          <w:rFonts w:hint="eastAsia"/>
-        </w:rPr>
-        <w:t>| 并发性能 | 10个会话同时发起AI对话+工具调用 | 无阻塞，响应延迟＜400ms |</w:t>
+        <w:rPr>
+          <w:rFonts w:ascii="宋体" w:eastAsia="宋体" w:hAnsi="宋体"/>
+        </w:rPr>
+      </w:pPr>
+      <w:r>
+        <w:rPr>
+          <w:rFonts w:ascii="宋体" w:eastAsia="宋体" w:hAnsi="宋体" w:hint="eastAsia"/>
+        </w:rPr>
+        <w:t>| 文档处理 | 70万字TXT世界观文档导入 | 结构化完成耗时＜5min，成本0.1-0.3美元 |</w:t>
       </w:r>
     </w:p>
     <w:p>
       <w:pPr>
         <w:ind w:firstLineChars="200" w:firstLine="420"/>
-      </w:pPr>
-      <w:r>
-        <w:rPr>
-          <w:rFonts w:hint="eastAsia"/>
-        </w:rPr>
-        <w:t>| 文档处理 | 70万字TXT世界观文档导入 | 结构化完成耗时＜5min，成本0.1-0.3美元 |</w:t>
+        <w:rPr>
+          <w:rFonts w:ascii="宋体" w:eastAsia="宋体" w:hAnsi="宋体"/>
+        </w:rPr>
+      </w:pPr>
+      <w:r>
+        <w:rPr>
+          <w:rFonts w:ascii="宋体" w:eastAsia="宋体" w:hAnsi="宋体" w:hint="eastAsia"/>
+        </w:rPr>
+        <w:t>| 流式交互 | 发起LLM对话，中途中断生成 | 实时推送增量内容，中断后立即停止，无无效消耗 |</w:t>
       </w:r>
     </w:p>
     <w:p>
       <w:pPr>
         <w:ind w:firstLineChars="200" w:firstLine="420"/>
-      </w:pPr>
-      <w:r>
-        <w:rPr>
-          <w:rFonts w:hint="eastAsia"/>
-        </w:rPr>
-        <w:t>| 流式交互 | 发起LLM对话，中途中断生成 | 实时推送增量内容，中断后立即停止，无无效消耗 |</w:t>
+        <w:rPr>
+          <w:rFonts w:ascii="宋体" w:eastAsia="宋体" w:hAnsi="宋体"/>
+        </w:rPr>
+      </w:pPr>
+    </w:p>
+    <w:p>
+      <w:pPr>
+        <w:ind w:firstLineChars="100" w:firstLine="211"/>
+        <w:rPr>
+          <w:rFonts w:ascii="宋体" w:eastAsia="宋体" w:hAnsi="宋体"/>
+          <w:b/>
+          <w:bCs/>
+        </w:rPr>
+      </w:pPr>
+      <w:r>
+        <w:rPr>
+          <w:rFonts w:ascii="宋体" w:eastAsia="宋体" w:hAnsi="宋体" w:hint="eastAsia"/>
+          <w:b/>
+          <w:bCs/>
+        </w:rPr>
+        <w:t>2.</w:t>
+      </w:r>
+      <w:r>
+        <w:rPr>
+          <w:rFonts w:ascii="宋体" w:eastAsia="宋体" w:hAnsi="宋体" w:hint="eastAsia"/>
+          <w:b/>
+          <w:bCs/>
+        </w:rPr>
+        <w:t xml:space="preserve"> AI模块技术指标</w:t>
       </w:r>
     </w:p>
     <w:p>
       <w:pPr>
         <w:ind w:firstLineChars="200" w:firstLine="420"/>
-      </w:pPr>
+        <w:rPr>
+          <w:rFonts w:ascii="宋体" w:eastAsia="宋体" w:hAnsi="宋体"/>
+        </w:rPr>
+      </w:pPr>
+      <w:r>
+        <w:rPr>
+          <w:rFonts w:ascii="宋体" w:eastAsia="宋体" w:hAnsi="宋体" w:hint="eastAsia"/>
+        </w:rPr>
+        <w:t>- 运行速度：WASM插件实例创建耗时0.1-1ms，AI调用首屏响应＜500ms；</w:t>
+      </w:r>
     </w:p>
     <w:p>
       <w:pPr>
         <w:ind w:firstLineChars="200" w:firstLine="420"/>
-      </w:pPr>
-      <w:r>
-        <w:rPr>
-          <w:rFonts w:hint="eastAsia"/>
-        </w:rPr>
-        <w:t>6.2 AI模块技术指标</w:t>
+        <w:rPr>
+          <w:rFonts w:ascii="宋体" w:eastAsia="宋体" w:hAnsi="宋体"/>
+        </w:rPr>
+      </w:pPr>
+      <w:r>
+        <w:rPr>
+          <w:rFonts w:ascii="宋体" w:eastAsia="宋体" w:hAnsi="宋体" w:hint="eastAsia"/>
+        </w:rPr>
+        <w:t>- 扩展性：支持WASM</w:t>
+      </w:r>
+      <w:proofErr w:type="gramStart"/>
+      <w:r>
+        <w:rPr>
+          <w:rFonts w:ascii="宋体" w:eastAsia="宋体" w:hAnsi="宋体" w:hint="eastAsia"/>
+        </w:rPr>
+        <w:t>插件热</w:t>
+      </w:r>
+      <w:proofErr w:type="gramEnd"/>
+      <w:r>
+        <w:rPr>
+          <w:rFonts w:ascii="宋体" w:eastAsia="宋体" w:hAnsi="宋体" w:hint="eastAsia"/>
+        </w:rPr>
+        <w:t>加载，新增AI厂商适配仅需开发专属插件，无需修改主程序；</w:t>
       </w:r>
     </w:p>
     <w:p>
       <w:pPr>
         <w:ind w:firstLineChars="200" w:firstLine="420"/>
-      </w:pPr>
-      <w:r>
-        <w:rPr>
-          <w:rFonts w:hint="eastAsia"/>
-        </w:rPr>
-        <w:t>- 运行速度：WASM插件实例创建耗时0.1-1ms，AI调用首屏响应＜500ms；</w:t>
+        <w:rPr>
+          <w:rFonts w:ascii="宋体" w:eastAsia="宋体" w:hAnsi="宋体"/>
+        </w:rPr>
+      </w:pPr>
+      <w:r>
+        <w:rPr>
+          <w:rFonts w:ascii="宋体" w:eastAsia="宋体" w:hAnsi="宋体" w:hint="eastAsia"/>
+        </w:rPr>
+        <w:t>- 可用性：流式交互支持断点续传，文档处理支持人工校验，错误率＜1%；</w:t>
       </w:r>
     </w:p>
     <w:p>
       <w:pPr>
         <w:ind w:firstLineChars="200" w:firstLine="420"/>
-      </w:pPr>
-      <w:r>
-        <w:rPr>
-          <w:rFonts w:hint="eastAsia"/>
-        </w:rPr>
-        <w:t>- 扩展性：支持WASM插件热加载，新增AI厂商适配仅需开发专属插件，无需修改主程序；</w:t>
-      </w:r>
-    </w:p>
-    <w:p>
-      <w:pPr>
-        <w:ind w:firstLineChars="200" w:firstLine="420"/>
-      </w:pPr>
-      <w:r>
-        <w:rPr>
-          <w:rFonts w:hint="eastAsia"/>
-        </w:rPr>
-        <w:t>- 可用性：流式交互支持断点续传，文档处理支持人工校验，错误率＜1%；</w:t>
-      </w:r>
-    </w:p>
-    <w:p>
-      <w:pPr>
-        <w:ind w:firstLineChars="200" w:firstLine="420"/>
-      </w:pPr>
-      <w:r>
-        <w:rPr>
-          <w:rFonts w:hint="eastAsia"/>
+        <w:rPr>
+          <w:rFonts w:ascii="宋体" w:eastAsia="宋体" w:hAnsi="宋体"/>
+        </w:rPr>
+      </w:pPr>
+      <w:r>
+        <w:rPr>
+          <w:rFonts w:ascii="宋体" w:eastAsia="宋体" w:hAnsi="宋体" w:hint="eastAsia"/>
         </w:rPr>
         <w:t>- 安全性：会话与插件解耦，单实例异常不影响其他会话，工具调用设超时防护（默认30s）。</w:t>
       </w:r>
@@ -6057,6 +7988,7 @@
         <w:spacing w:line="276" w:lineRule="auto"/>
         <w:jc w:val="left"/>
         <w:rPr>
+          <w:rFonts w:ascii="黑体" w:hAnsi="黑体"/>
           <w:b/>
           <w:sz w:val="32"/>
           <w:szCs w:val="32"/>
@@ -6065,31 +7997,52 @@
       </w:pPr>
       <w:r>
         <w:rPr>
-          <w:rFonts w:hint="eastAsia"/>
+          <w:rFonts w:ascii="黑体" w:hAnsi="黑体" w:hint="eastAsia"/>
           <w:b/>
           <w:sz w:val="32"/>
           <w:szCs w:val="32"/>
           <w:lang w:val="en-US"/>
         </w:rPr>
-        <w:t>七</w:t>
-      </w:r>
-      <w:r>
-        <w:rPr>
+        <w:t>4.7</w:t>
+      </w:r>
+      <w:r>
+        <w:rPr>
+          <w:rFonts w:ascii="黑体" w:hAnsi="黑体"/>
           <w:b/>
           <w:sz w:val="32"/>
           <w:szCs w:val="32"/>
           <w:lang w:val="en-US"/>
         </w:rPr>
-        <w:t>、结论</w:t>
+        <w:t>结论</w:t>
       </w:r>
     </w:p>
     <w:p>
       <w:pPr>
         <w:ind w:firstLineChars="200" w:firstLine="420"/>
         <w:jc w:val="left"/>
-      </w:pPr>
-      <w:r>
-        <w:t>本次测试结果表明，通过在写入策略、查询结构、全文检索及内存管理方面的系统性优化，SQLite 在桌面端应用中的性能得到显著提升。在不引入外部数据库的前提下，核心操作达到毫秒级响应，且在 10 倍数据规模下仍保持可用。优化后的方案在实现复杂度、部署成本与工程性能之间取得了良好平衡，具备较强的工程适用性。</w:t>
+        <w:rPr>
+          <w:rFonts w:ascii="宋体" w:eastAsia="宋体" w:hAnsi="宋体"/>
+        </w:rPr>
+      </w:pPr>
+      <w:r>
+        <w:rPr>
+          <w:rFonts w:ascii="宋体" w:eastAsia="宋体" w:hAnsi="宋体"/>
+        </w:rPr>
+        <w:t>本次测试结果表明，通过在写入策略、查询结构、全文检索及内存管理方面的系统性优化，SQLite 在桌面端应用中的性能得到显著提升。在不引入外部数据库的前提下，核心操作达到毫秒级响应，且在 10 倍数</w:t>
+      </w:r>
+      <w:proofErr w:type="gramStart"/>
+      <w:r>
+        <w:rPr>
+          <w:rFonts w:ascii="宋体" w:eastAsia="宋体" w:hAnsi="宋体"/>
+        </w:rPr>
+        <w:t>据规模</w:t>
+      </w:r>
+      <w:proofErr w:type="gramEnd"/>
+      <w:r>
+        <w:rPr>
+          <w:rFonts w:ascii="宋体" w:eastAsia="宋体" w:hAnsi="宋体"/>
+        </w:rPr>
+        <w:t>下仍保持可用。优化后的方案在实现复杂度、部署成本与工程性能之间取得了良好平衡，具备较强的工程适用性。</w:t>
       </w:r>
     </w:p>
     <w:p>
@@ -6112,215 +8065,324 @@
       <w:bookmarkEnd w:id="4"/>
     </w:p>
     <w:p>
+      <w:pPr>
+        <w:rPr>
+          <w:rFonts w:ascii="黑体" w:eastAsia="黑体" w:hAnsi="黑体"/>
+        </w:rPr>
+      </w:pPr>
       <w:bookmarkStart w:id="5" w:name="_Toc100040665"/>
       <w:r>
         <w:rPr>
-          <w:rFonts w:eastAsia="黑体" w:hint="eastAsia"/>
+          <w:rFonts w:ascii="黑体" w:eastAsia="黑体" w:hAnsi="黑体" w:hint="eastAsia"/>
           <w:b/>
           <w:bCs/>
           <w:kern w:val="44"/>
           <w:sz w:val="32"/>
           <w:szCs w:val="32"/>
         </w:rPr>
-        <w:t xml:space="preserve">5.1 </w:t>
-      </w:r>
-      <w:r>
-        <w:rPr>
-          <w:rFonts w:eastAsia="黑体" w:hint="eastAsia"/>
+        <w:t>5.1 安装环境要求</w:t>
+      </w:r>
+    </w:p>
+    <w:p>
+      <w:pPr>
+        <w:ind w:firstLineChars="200" w:firstLine="420"/>
+        <w:jc w:val="left"/>
+        <w:rPr>
+          <w:rFonts w:ascii="宋体" w:eastAsia="宋体" w:hAnsi="宋体"/>
+        </w:rPr>
+      </w:pPr>
+      <w:r>
+        <w:rPr>
+          <w:rFonts w:ascii="宋体" w:eastAsia="宋体" w:hAnsi="宋体" w:hint="eastAsia"/>
+        </w:rPr>
+        <w:t>- 后端：支持WASM运行时环境（如</w:t>
+      </w:r>
+      <w:proofErr w:type="spellStart"/>
+      <w:r>
+        <w:rPr>
+          <w:rFonts w:ascii="宋体" w:eastAsia="宋体" w:hAnsi="宋体" w:hint="eastAsia"/>
+        </w:rPr>
+        <w:t>wasmtime</w:t>
+      </w:r>
+      <w:proofErr w:type="spellEnd"/>
+      <w:r>
+        <w:rPr>
+          <w:rFonts w:ascii="宋体" w:eastAsia="宋体" w:hAnsi="宋体" w:hint="eastAsia"/>
+        </w:rPr>
+        <w:t>），网络可访问目标AI厂商API/本地模型部署环境；</w:t>
+      </w:r>
+    </w:p>
+    <w:p>
+      <w:pPr>
+        <w:ind w:firstLineChars="200" w:firstLine="420"/>
+        <w:jc w:val="left"/>
+        <w:rPr>
+          <w:rFonts w:ascii="宋体" w:eastAsia="宋体" w:hAnsi="宋体"/>
+        </w:rPr>
+      </w:pPr>
+      <w:r>
+        <w:rPr>
+          <w:rFonts w:ascii="宋体" w:eastAsia="宋体" w:hAnsi="宋体" w:hint="eastAsia"/>
+        </w:rPr>
+        <w:t>- 资源：内存≥4G，保障WASM实例池与文档处理的资源需求。</w:t>
+      </w:r>
+    </w:p>
+    <w:p>
+      <w:pPr>
+        <w:ind w:firstLineChars="200" w:firstLine="420"/>
+        <w:jc w:val="left"/>
+        <w:rPr>
+          <w:rFonts w:ascii="宋体" w:eastAsia="宋体" w:hAnsi="宋体"/>
+        </w:rPr>
+      </w:pPr>
+    </w:p>
+    <w:p>
+      <w:pPr>
+        <w:rPr>
+          <w:rFonts w:ascii="黑体" w:eastAsia="黑体" w:hAnsi="黑体"/>
           <w:b/>
           <w:bCs/>
           <w:kern w:val="44"/>
           <w:sz w:val="32"/>
           <w:szCs w:val="32"/>
         </w:rPr>
-        <w:t>安装环境要求</w:t>
-      </w:r>
-    </w:p>
-    <w:p>
-      <w:r>
-        <w:rPr>
-          <w:rFonts w:hint="eastAsia"/>
-        </w:rPr>
-        <w:t>- 后端：支持WASM运行时环境（如wasmtime），网络可访问目标AI厂商API/本地模型部署环境；</w:t>
-      </w:r>
-    </w:p>
-    <w:p>
-      <w:r>
-        <w:rPr>
-          <w:rFonts w:hint="eastAsia"/>
-        </w:rPr>
-        <w:t>- 资源：内存≥4G，保障WASM实例池与文档处理的资源需求。</w:t>
-      </w:r>
-    </w:p>
-    <w:p/>
-    <w:p>
-      <w:pPr>
-        <w:rPr>
-          <w:rFonts w:eastAsia="黑体"/>
+      </w:pPr>
+      <w:r>
+        <w:rPr>
+          <w:rFonts w:ascii="黑体" w:eastAsia="黑体" w:hAnsi="黑体" w:hint="eastAsia"/>
           <w:b/>
           <w:bCs/>
           <w:kern w:val="44"/>
           <w:sz w:val="32"/>
           <w:szCs w:val="32"/>
         </w:rPr>
+        <w:t>5.2 AI功能典型使用流程</w:t>
+      </w:r>
+    </w:p>
+    <w:p>
+      <w:pPr>
+        <w:ind w:firstLineChars="200" w:firstLine="420"/>
+        <w:jc w:val="left"/>
+        <w:rPr>
+          <w:rFonts w:ascii="宋体" w:eastAsia="宋体" w:hAnsi="宋体"/>
+        </w:rPr>
+      </w:pPr>
+      <w:r>
+        <w:rPr>
+          <w:rFonts w:ascii="宋体" w:eastAsia="宋体" w:hAnsi="宋体" w:hint="eastAsia"/>
+        </w:rPr>
+        <w:t>1. 插件管理：在插件界面开启/加载目标AI厂商WASM插件，完成基础配置；</w:t>
+      </w:r>
+    </w:p>
+    <w:p>
+      <w:pPr>
+        <w:ind w:firstLineChars="200" w:firstLine="420"/>
+        <w:jc w:val="left"/>
+        <w:rPr>
+          <w:rFonts w:ascii="宋体" w:eastAsia="宋体" w:hAnsi="宋体"/>
+        </w:rPr>
+      </w:pPr>
+      <w:r>
+        <w:rPr>
+          <w:rFonts w:ascii="宋体" w:eastAsia="宋体" w:hAnsi="宋体" w:hint="eastAsia"/>
+        </w:rPr>
+        <w:t>2. AI对话：输入问题发送，前端实时展示流式结果，可点击“中断”停止生成；</w:t>
+      </w:r>
+    </w:p>
+    <w:p>
+      <w:pPr>
+        <w:ind w:firstLineChars="200" w:firstLine="420"/>
+        <w:jc w:val="left"/>
+        <w:rPr>
+          <w:rFonts w:ascii="宋体" w:eastAsia="宋体" w:hAnsi="宋体"/>
+        </w:rPr>
+      </w:pPr>
+      <w:r>
+        <w:rPr>
+          <w:rFonts w:ascii="宋体" w:eastAsia="宋体" w:hAnsi="宋体" w:hint="eastAsia"/>
+        </w:rPr>
+        <w:t>3. 文档导入：上传世界观文档，系统自动结构化，预览后确认导入，即可在对话中调用文档信息；</w:t>
+      </w:r>
+    </w:p>
+    <w:p>
+      <w:pPr>
+        <w:ind w:firstLineChars="200" w:firstLine="420"/>
+        <w:jc w:val="left"/>
+        <w:rPr>
+          <w:rFonts w:ascii="宋体" w:eastAsia="宋体" w:hAnsi="宋体"/>
+        </w:rPr>
+      </w:pPr>
+      <w:r>
+        <w:rPr>
+          <w:rFonts w:ascii="宋体" w:eastAsia="宋体" w:hAnsi="宋体" w:hint="eastAsia"/>
+        </w:rPr>
+        <w:t>4. 多会话管理：新建/切换/删除LLM会话，各会话独立维护历史与配置，互不干扰。</w:t>
+      </w:r>
+    </w:p>
+    <w:p>
+      <w:pPr>
+        <w:pStyle w:val="1"/>
+        <w:jc w:val="left"/>
       </w:pPr>
       <w:r>
         <w:rPr>
           <w:rFonts w:hint="eastAsia"/>
         </w:rPr>
-        <w:t xml:space="preserve">### </w:t>
-      </w:r>
-      <w:r>
-        <w:rPr>
-          <w:rFonts w:eastAsia="黑体" w:hint="eastAsia"/>
-          <w:b/>
-          <w:bCs/>
-          <w:kern w:val="44"/>
+        <w:t>项目总结</w:t>
+      </w:r>
+      <w:bookmarkEnd w:id="5"/>
+    </w:p>
+    <w:p>
+      <w:pPr>
+        <w:rPr>
+          <w:rFonts w:ascii="黑体" w:eastAsia="黑体" w:hAnsi="黑体"/>
+          <w:b/>
+          <w:bCs/>
           <w:sz w:val="32"/>
           <w:szCs w:val="32"/>
         </w:rPr>
-        <w:t>5.2 AI</w:t>
-      </w:r>
-      <w:r>
-        <w:rPr>
-          <w:rFonts w:eastAsia="黑体" w:hint="eastAsia"/>
-          <w:b/>
-          <w:bCs/>
-          <w:kern w:val="44"/>
+      </w:pPr>
+      <w:bookmarkStart w:id="6" w:name="_Toc100040666"/>
+      <w:r>
+        <w:rPr>
+          <w:rFonts w:ascii="黑体" w:eastAsia="黑体" w:hAnsi="黑体" w:hint="eastAsia"/>
+          <w:b/>
+          <w:bCs/>
           <w:sz w:val="32"/>
           <w:szCs w:val="32"/>
         </w:rPr>
-        <w:t>功能典型使用流程</w:t>
-      </w:r>
-    </w:p>
-    <w:p>
-      <w:r>
-        <w:rPr>
-          <w:rFonts w:hint="eastAsia"/>
-        </w:rPr>
-        <w:t>1. 插件管理：在插件界面开启/加载目标AI厂商WASM插件，完成基础配置；</w:t>
-      </w:r>
-    </w:p>
-    <w:p>
-      <w:r>
-        <w:rPr>
-          <w:rFonts w:hint="eastAsia"/>
-        </w:rPr>
-        <w:t>2. AI对话：输入问题发送，前端实时展示流式结果，可点击“中断”停止生成；</w:t>
-      </w:r>
-    </w:p>
-    <w:p>
-      <w:r>
-        <w:rPr>
-          <w:rFonts w:hint="eastAsia"/>
-        </w:rPr>
-        <w:t>3. 文档导入：上传世界观文档，系统自动结构化，预览后确认导入，即可在对话中调用文档信息；</w:t>
-      </w:r>
-    </w:p>
-    <w:p>
-      <w:r>
-        <w:rPr>
-          <w:rFonts w:hint="eastAsia"/>
-        </w:rPr>
-        <w:t>4. 多会话管理：新建/切换/删除LLM会话，各会话独立维护历史与配置，互不干扰。</w:t>
-      </w:r>
-    </w:p>
-    <w:p>
-      <w:pPr>
-        <w:pStyle w:val="1"/>
+        <w:t>6.1</w:t>
+      </w:r>
+      <w:r>
+        <w:rPr>
+          <w:rFonts w:ascii="黑体" w:eastAsia="黑体" w:hAnsi="黑体"/>
+          <w:b/>
+          <w:bCs/>
+          <w:sz w:val="32"/>
+          <w:szCs w:val="32"/>
+        </w:rPr>
+        <w:t>项目总结</w:t>
+      </w:r>
+    </w:p>
+    <w:p>
+      <w:pPr>
+        <w:ind w:firstLineChars="200" w:firstLine="420"/>
         <w:jc w:val="left"/>
-      </w:pPr>
-      <w:r>
-        <w:rPr>
-          <w:rFonts w:hint="eastAsia"/>
-        </w:rPr>
-        <w:t>项目总结</w:t>
-      </w:r>
-      <w:bookmarkEnd w:id="5"/>
-    </w:p>
-    <w:p>
-      <w:pPr>
-        <w:rPr>
-          <w:b/>
-          <w:bCs/>
-          <w:sz w:val="24"/>
-          <w:szCs w:val="24"/>
-        </w:rPr>
-      </w:pPr>
-      <w:bookmarkStart w:id="6" w:name="_Toc100040666"/>
-      <w:r>
-        <w:rPr>
-          <w:b/>
-          <w:bCs/>
-          <w:sz w:val="24"/>
-          <w:szCs w:val="24"/>
-        </w:rPr>
-        <w:t>项目总结</w:t>
+        <w:rPr>
+          <w:rFonts w:ascii="宋体" w:eastAsia="宋体" w:hAnsi="宋体"/>
+        </w:rPr>
+      </w:pPr>
+      <w:r>
+        <w:rPr>
+          <w:rFonts w:ascii="宋体" w:eastAsia="宋体" w:hAnsi="宋体"/>
+        </w:rPr>
+        <w:t>本作品“</w:t>
+      </w:r>
+      <w:r>
+        <w:rPr>
+          <w:rFonts w:ascii="宋体" w:eastAsia="宋体" w:hAnsi="宋体" w:hint="eastAsia"/>
+        </w:rPr>
+        <w:t>流云</w:t>
+      </w:r>
+      <w:r>
+        <w:rPr>
+          <w:rFonts w:ascii="宋体" w:eastAsia="宋体" w:hAnsi="宋体"/>
+        </w:rPr>
+        <w:t>——AI小说世界构建师”从选题确立到原型落地，经历了需求调研、技术选型、核心功能开发、测试迭代四个阶段。回顾整个开发过程，团队在以下几个方面收获颇丰：</w:t>
       </w:r>
     </w:p>
     <w:p>
       <w:pPr>
         <w:ind w:firstLineChars="200" w:firstLine="420"/>
-      </w:pPr>
-      <w:r>
-        <w:t>本作品</w:t>
-      </w:r>
-      <w:r>
-        <w:t>“</w:t>
-      </w:r>
-      <w:r>
-        <w:rPr>
-          <w:rFonts w:hint="eastAsia"/>
-        </w:rPr>
-        <w:t>流云</w:t>
-      </w:r>
-      <w:r>
-        <w:t>——</w:t>
-      </w:r>
-      <w:r>
-        <w:t>AI小说世界构建师</w:t>
-      </w:r>
-      <w:r>
-        <w:t>”</w:t>
-      </w:r>
-      <w:r>
-        <w:t>从选题确立到原型落地，经历了需求调研、技术选型、核心功能开发、测试迭代四个阶段。回顾整个开发过程，团队在以下几个方面收获颇丰：</w:t>
-      </w:r>
-    </w:p>
-    <w:p>
-      <w:r>
+        <w:jc w:val="left"/>
+        <w:rPr>
+          <w:rFonts w:ascii="宋体" w:eastAsia="宋体" w:hAnsi="宋体"/>
+        </w:rPr>
+      </w:pPr>
+      <w:r>
+        <w:rPr>
+          <w:rFonts w:ascii="宋体" w:eastAsia="宋体" w:hAnsi="宋体"/>
+        </w:rPr>
         <w:t>项目协调与任务分解</w:t>
       </w:r>
       <w:r>
+        <w:rPr>
+          <w:rFonts w:ascii="宋体" w:eastAsia="宋体" w:hAnsi="宋体"/>
+        </w:rPr>
         <w:br/>
       </w:r>
       <w:r>
         <w:rPr>
-          <w:rFonts w:hint="eastAsia"/>
+          <w:rFonts w:ascii="宋体" w:eastAsia="宋体" w:hAnsi="宋体" w:hint="eastAsia"/>
         </w:rPr>
         <w:t xml:space="preserve">    初</w:t>
       </w:r>
       <w:r>
-        <w:t>期我们采用了敏捷开发模式，将任务拆解为前端可视化模块、AI服务接入、数据库设计、一致性检测算法等子任务。通过每日站会和每周里程碑评审，有效保证了各模块的进度对齐。值得一提的是，AI模型的选择与微调是项目的最大技术难点，我们通过对比多种开源大模型（如ChatGLM、Llama 2）的创作领域表现，最终确定了混合架构</w:t>
-      </w:r>
-      <w:r>
-        <w:t>——</w:t>
-      </w:r>
-      <w:r>
-        <w:t>本地轻量模型负责实时关系抽取，云端API负责复杂世界观生成，实现了性能与成本的</w:t>
-      </w:r>
-      <w:r>
+        <w:rPr>
+          <w:rFonts w:ascii="宋体" w:eastAsia="宋体" w:hAnsi="宋体"/>
+        </w:rPr>
+        <w:t>期我们采用了敏捷开发模式，将任务拆解为前端可视化模块、AI服务接入、数据库设计、一致性检测算</w:t>
+      </w:r>
+      <w:r>
+        <w:rPr>
+          <w:rFonts w:ascii="宋体" w:eastAsia="宋体" w:hAnsi="宋体"/>
+        </w:rPr>
         <w:lastRenderedPageBreak/>
-        <w:t>平衡。</w:t>
-      </w:r>
-    </w:p>
-    <w:p>
-      <w:r>
-        <w:rPr>
-          <w:b/>
-          <w:bCs/>
-          <w:sz w:val="24"/>
-          <w:szCs w:val="24"/>
+        <w:t>法等子任务。通过</w:t>
+      </w:r>
+      <w:proofErr w:type="gramStart"/>
+      <w:r>
+        <w:rPr>
+          <w:rFonts w:ascii="宋体" w:eastAsia="宋体" w:hAnsi="宋体"/>
+        </w:rPr>
+        <w:t>每日站</w:t>
+      </w:r>
+      <w:proofErr w:type="gramEnd"/>
+      <w:r>
+        <w:rPr>
+          <w:rFonts w:ascii="宋体" w:eastAsia="宋体" w:hAnsi="宋体"/>
+        </w:rPr>
+        <w:t>会和每周里程碑评审，有效保证了各模块的进度对齐。值得一提的是，AI模型的选择与微调是项目的最大技术难点，我们通过对比多种开源大模型（如</w:t>
+      </w:r>
+      <w:proofErr w:type="spellStart"/>
+      <w:r>
+        <w:rPr>
+          <w:rFonts w:ascii="宋体" w:eastAsia="宋体" w:hAnsi="宋体"/>
+        </w:rPr>
+        <w:t>ChatGLM</w:t>
+      </w:r>
+      <w:proofErr w:type="spellEnd"/>
+      <w:r>
+        <w:rPr>
+          <w:rFonts w:ascii="宋体" w:eastAsia="宋体" w:hAnsi="宋体"/>
+        </w:rPr>
+        <w:t>、Llama 2）的创作领域表现，最终确定了混合架构——本地轻量模型负责实时关系抽取，云端API负责复杂世界观生成，实现了性能与成本的平衡。</w:t>
+      </w:r>
+    </w:p>
+    <w:p>
+      <w:pPr>
+        <w:jc w:val="left"/>
+        <w:rPr>
+          <w:rFonts w:ascii="宋体" w:eastAsia="宋体" w:hAnsi="宋体"/>
+        </w:rPr>
+      </w:pPr>
+      <w:r>
+        <w:rPr>
+          <w:rFonts w:ascii="黑体" w:eastAsia="黑体" w:hAnsi="黑体" w:hint="eastAsia"/>
+          <w:b/>
+          <w:bCs/>
+          <w:sz w:val="32"/>
+          <w:szCs w:val="32"/>
+        </w:rPr>
+        <w:t>6.2</w:t>
+      </w:r>
+      <w:r>
+        <w:rPr>
+          <w:rFonts w:ascii="黑体" w:eastAsia="黑体" w:hAnsi="黑体"/>
+          <w:b/>
+          <w:bCs/>
+          <w:sz w:val="32"/>
+          <w:szCs w:val="32"/>
         </w:rPr>
         <w:t>克服的困难</w:t>
       </w:r>
@@ -6334,85 +8396,105 @@
         <w:br/>
       </w:r>
       <w:r>
+        <w:rPr>
+          <w:rFonts w:ascii="宋体" w:eastAsia="宋体" w:hAnsi="宋体"/>
+        </w:rPr>
         <w:t>在开发过程中，我们遇到了以下主要挑战：</w:t>
       </w:r>
     </w:p>
     <w:p>
-      <w:r>
-        <w:t>图谱性能优化：当角色数量超过150个时，前端渲染出现卡顿。通过引入虚拟滚动、节点聚合算法和WebGL渲染（使用G6库），最终支持200+节点流畅交互。</w:t>
-      </w:r>
-    </w:p>
-    <w:p>
-      <w:r>
-        <w:t>AI矛盾检测的准确性：早期版本误报率高达30%，用户反馈</w:t>
-      </w:r>
-      <w:r>
-        <w:t>“</w:t>
-      </w:r>
-      <w:r>
-        <w:t>提示过多，干扰创作</w:t>
-      </w:r>
-      <w:r>
-        <w:t>”</w:t>
-      </w:r>
-      <w:r>
-        <w:t>。我们通过构建专门的</w:t>
-      </w:r>
-      <w:r>
-        <w:t>“</w:t>
-      </w:r>
-      <w:r>
-        <w:t>小说设定矛盾语料库</w:t>
-      </w:r>
-      <w:r>
-        <w:t>”</w:t>
-      </w:r>
-      <w:r>
-        <w:t>，采用少样本微调（Few-shot Fine-tuning）和规则过滤，将误报率降至10%以下。</w:t>
-      </w:r>
-    </w:p>
-    <w:p>
-      <w:r>
-        <w:t>用户交互设计：创作者对</w:t>
-      </w:r>
-      <w:r>
-        <w:t>“</w:t>
-      </w:r>
-      <w:r>
-        <w:t>可视化工具</w:t>
-      </w:r>
-      <w:r>
-        <w:t>”</w:t>
-      </w:r>
-      <w:r>
-        <w:t>存在畏难情绪。我们简化了操作流程，采用</w:t>
-      </w:r>
-      <w:r>
-        <w:t>“</w:t>
-      </w:r>
-      <w:r>
-        <w:t xml:space="preserve">自然语言输入 </w:t>
-      </w:r>
-      <w:r>
-        <w:t>→</w:t>
-      </w:r>
-      <w:r>
-        <w:t xml:space="preserve"> AI自动生成图谱/时间轴</w:t>
-      </w:r>
-      <w:r>
-        <w:t>”</w:t>
-      </w:r>
-      <w:r>
-        <w:t>的交互模式，降低了学习门槛。</w:t>
-      </w:r>
-    </w:p>
-    <w:p>
-      <w:r>
-        <w:rPr>
-          <w:b/>
-          <w:bCs/>
-          <w:sz w:val="24"/>
-          <w:szCs w:val="24"/>
+      <w:pPr>
+        <w:ind w:firstLineChars="200" w:firstLine="422"/>
+        <w:jc w:val="left"/>
+        <w:rPr>
+          <w:rFonts w:ascii="宋体" w:eastAsia="宋体" w:hAnsi="宋体"/>
+        </w:rPr>
+      </w:pPr>
+      <w:r>
+        <w:rPr>
+          <w:rFonts w:ascii="宋体" w:eastAsia="宋体" w:hAnsi="宋体"/>
+          <w:b/>
+          <w:bCs/>
+        </w:rPr>
+        <w:t>图谱性能优化：</w:t>
+      </w:r>
+      <w:r>
+        <w:rPr>
+          <w:rFonts w:ascii="宋体" w:eastAsia="宋体" w:hAnsi="宋体"/>
+        </w:rPr>
+        <w:t>当角色数量超过150个时，前端渲染出现卡顿。通过引入虚拟滚动、节点聚合算法和WebGL渲染（使用G6库），最终支持200+节点流畅交互。</w:t>
+      </w:r>
+    </w:p>
+    <w:p>
+      <w:pPr>
+        <w:ind w:firstLineChars="200" w:firstLine="422"/>
+        <w:jc w:val="left"/>
+        <w:rPr>
+          <w:rFonts w:ascii="宋体" w:eastAsia="宋体" w:hAnsi="宋体"/>
+        </w:rPr>
+      </w:pPr>
+      <w:r>
+        <w:rPr>
+          <w:rFonts w:ascii="宋体" w:eastAsia="宋体" w:hAnsi="宋体"/>
+          <w:b/>
+          <w:bCs/>
+        </w:rPr>
+        <w:t>AI矛盾检测的准确性：</w:t>
+      </w:r>
+      <w:r>
+        <w:rPr>
+          <w:rFonts w:ascii="宋体" w:eastAsia="宋体" w:hAnsi="宋体"/>
+        </w:rPr>
+        <w:t>早期版本误报率高达30%，用户反馈“提示过多，干扰创作”。我们通过构建专门的“小说设定矛盾语料库”，采用少样本微调（Few-shot Fine-tuning）和规则过滤，将误报率降至10%以下。</w:t>
+      </w:r>
+    </w:p>
+    <w:p>
+      <w:pPr>
+        <w:ind w:firstLineChars="200" w:firstLine="422"/>
+        <w:jc w:val="left"/>
+        <w:rPr>
+          <w:rFonts w:ascii="宋体" w:eastAsia="宋体" w:hAnsi="宋体"/>
+        </w:rPr>
+      </w:pPr>
+      <w:r>
+        <w:rPr>
+          <w:rFonts w:ascii="宋体" w:eastAsia="宋体" w:hAnsi="宋体"/>
+          <w:b/>
+          <w:bCs/>
+        </w:rPr>
+        <w:t>用户交互设计：</w:t>
+      </w:r>
+      <w:r>
+        <w:rPr>
+          <w:rFonts w:ascii="宋体" w:eastAsia="宋体" w:hAnsi="宋体"/>
+        </w:rPr>
+        <w:t>创作者对“可视化工具”存在畏难情绪。我们简化了操作流程，采用“自然语言输入 → AI自动生成图谱/时间轴”的交互模式，降低了学习门槛。</w:t>
+      </w:r>
+    </w:p>
+    <w:p>
+      <w:pPr>
+        <w:jc w:val="left"/>
+        <w:rPr>
+          <w:rFonts w:ascii="宋体" w:eastAsia="宋体" w:hAnsi="宋体"/>
+        </w:rPr>
+      </w:pPr>
+      <w:r>
+        <w:rPr>
+          <w:rFonts w:ascii="黑体" w:eastAsia="黑体" w:hAnsi="黑体" w:hint="eastAsia"/>
+          <w:b/>
+          <w:bCs/>
+          <w:sz w:val="32"/>
+          <w:szCs w:val="32"/>
+        </w:rPr>
+        <w:t>6.3</w:t>
+      </w:r>
+      <w:r>
+        <w:rPr>
+          <w:rFonts w:ascii="黑体" w:eastAsia="黑体" w:hAnsi="黑体"/>
+          <w:b/>
+          <w:bCs/>
+          <w:sz w:val="32"/>
+          <w:szCs w:val="32"/>
         </w:rPr>
         <w:t>水平提升</w:t>
       </w:r>
@@ -6439,115 +8521,110 @@
       </w:r>
       <w:r>
         <w:rPr>
-          <w:rFonts w:hint="eastAsia"/>
+          <w:rFonts w:ascii="宋体" w:eastAsia="宋体" w:hAnsi="宋体" w:hint="eastAsia"/>
         </w:rPr>
         <w:t>通</w:t>
       </w:r>
       <w:r>
-        <w:t>过本次大赛，团队成员在前后端协同、AI工程化、用户体验设计等方面均获得了实战经验。我们深刻认识到，技术应当服务于创作者的真实需求，而非为了</w:t>
-      </w:r>
-      <w:r>
-        <w:t>“</w:t>
-      </w:r>
-      <w:r>
-        <w:t>炫技</w:t>
-      </w:r>
-      <w:r>
-        <w:t>”</w:t>
-      </w:r>
-      <w:r>
-        <w:t>。从最初的</w:t>
-      </w:r>
-      <w:r>
-        <w:t>“</w:t>
-      </w:r>
-      <w:r>
-        <w:t>AI自动生成小说</w:t>
-      </w:r>
-      <w:r>
-        <w:t>”</w:t>
-      </w:r>
-      <w:r>
-        <w:t>转向</w:t>
-      </w:r>
-      <w:r>
-        <w:t>“</w:t>
-      </w:r>
-      <w:r>
-        <w:t>AI辅助构建世界观</w:t>
-      </w:r>
-      <w:r>
-        <w:t>”</w:t>
-      </w:r>
-      <w:r>
-        <w:t>，正是对创作本质回归的体现。</w:t>
-      </w:r>
-    </w:p>
-    <w:p>
-      <w:r>
-        <w:t>后续升级与商业推广</w:t>
-      </w:r>
-      <w:r>
+        <w:rPr>
+          <w:rFonts w:ascii="宋体" w:eastAsia="宋体" w:hAnsi="宋体"/>
+        </w:rPr>
+        <w:t>过本次大赛，团队成员在前后端协同、AI工程化、用户体验设计等方面均获得了实战经验。我们深刻认识到，技术应当服务于创作者的真实需求，而非为了“炫技”。从最初的“AI自动生成小说”转向“AI辅助构建世界观”，正是对创作本质回归的体现。</w:t>
+      </w:r>
+      <w:r>
+        <w:rPr>
+          <w:rFonts w:ascii="宋体" w:eastAsia="宋体" w:hAnsi="宋体"/>
+        </w:rPr>
         <w:br/>
       </w:r>
       <w:r>
         <w:rPr>
-          <w:b/>
-          <w:bCs/>
-          <w:sz w:val="24"/>
-          <w:szCs w:val="24"/>
+          <w:rFonts w:ascii="黑体" w:eastAsia="黑体" w:hAnsi="黑体" w:hint="eastAsia"/>
+          <w:b/>
+          <w:bCs/>
+          <w:sz w:val="32"/>
+          <w:szCs w:val="32"/>
+        </w:rPr>
+        <w:t>6.4</w:t>
+      </w:r>
+      <w:r>
+        <w:rPr>
+          <w:rFonts w:ascii="黑体" w:eastAsia="黑体" w:hAnsi="黑体"/>
+          <w:b/>
+          <w:bCs/>
+          <w:sz w:val="32"/>
+          <w:szCs w:val="32"/>
         </w:rPr>
         <w:t>未来版本计划：</w:t>
       </w:r>
     </w:p>
     <w:p>
-      <w:r>
+      <w:pPr>
+        <w:jc w:val="left"/>
+        <w:rPr>
+          <w:rFonts w:ascii="宋体" w:eastAsia="宋体" w:hAnsi="宋体"/>
+        </w:rPr>
+      </w:pPr>
+      <w:r>
+        <w:rPr>
+          <w:rFonts w:ascii="宋体" w:eastAsia="宋体" w:hAnsi="宋体"/>
+        </w:rPr>
         <w:t>V1.1：增加多模态支持，用户可上传手绘地图草图，AI自动转化为数字化势力分布图。</w:t>
       </w:r>
     </w:p>
     <w:p>
-      <w:r>
+      <w:pPr>
+        <w:jc w:val="left"/>
+        <w:rPr>
+          <w:rFonts w:ascii="宋体" w:eastAsia="宋体" w:hAnsi="宋体"/>
+        </w:rPr>
+      </w:pPr>
+      <w:r>
+        <w:rPr>
+          <w:rFonts w:ascii="宋体" w:eastAsia="宋体" w:hAnsi="宋体"/>
+        </w:rPr>
         <w:t>V1.2：推出云端协作功能，支持多人共同构建同一世界观（适用于编剧团队）。</w:t>
       </w:r>
     </w:p>
     <w:p>
-      <w:r>
-        <w:t>V2.0：引入知识图谱推理，AI可主动建议</w:t>
-      </w:r>
-      <w:r>
-        <w:t>“</w:t>
-      </w:r>
-      <w:r>
-        <w:t>此处若添加一个隐藏势力，可能引发剧情转折</w:t>
-      </w:r>
-      <w:r>
-        <w:t>”</w:t>
-      </w:r>
-      <w:r>
-        <w:t>，激发创作灵感。</w:t>
+      <w:pPr>
+        <w:jc w:val="left"/>
+        <w:rPr>
+          <w:rFonts w:ascii="宋体" w:eastAsia="宋体" w:hAnsi="宋体"/>
+        </w:rPr>
+      </w:pPr>
+      <w:r>
+        <w:rPr>
+          <w:rFonts w:ascii="宋体" w:eastAsia="宋体" w:hAnsi="宋体"/>
+        </w:rPr>
+        <w:t>V2.0：引入知识图谱推理，AI可主动建议“此处若添加一个隐藏势力，可能引发剧情转折”，激发创作灵感。</w:t>
       </w:r>
     </w:p>
     <w:p>
       <w:pPr>
         <w:ind w:firstLineChars="200" w:firstLine="420"/>
-      </w:pPr>
-      <w:r>
-        <w:t>项目虽已提交，但我们深知产品距离真正成熟仍有距离。未来我们将持续优化AI算法，倾听用户声音，让</w:t>
-      </w:r>
-      <w:r>
-        <w:t>“</w:t>
-      </w:r>
-      <w:r>
-        <w:rPr>
-          <w:rFonts w:hint="eastAsia"/>
+        <w:jc w:val="left"/>
+        <w:rPr>
+          <w:rFonts w:ascii="宋体" w:eastAsia="宋体" w:hAnsi="宋体"/>
+        </w:rPr>
+      </w:pPr>
+      <w:r>
+        <w:rPr>
+          <w:rFonts w:ascii="宋体" w:eastAsia="宋体" w:hAnsi="宋体"/>
+        </w:rPr>
+        <w:t>项目虽已提交，但我们深知产品距离真正成熟仍有距离。未来我们将持续优化AI算法，倾听用户声音，让“</w:t>
+      </w:r>
+      <w:r>
+        <w:rPr>
+          <w:rFonts w:ascii="宋体" w:eastAsia="宋体" w:hAnsi="宋体" w:hint="eastAsia"/>
         </w:rPr>
         <w:t>流云</w:t>
       </w:r>
       <w:r>
-        <w:t>”</w:t>
-      </w:r>
-      <w:r>
-        <w:t>成为创作者信赖的伙伴。</w:t>
+        <w:rPr>
+          <w:rFonts w:ascii="宋体" w:eastAsia="宋体" w:hAnsi="宋体"/>
+        </w:rPr>
+        <w:t>”成为创作者信赖的伙伴。</w:t>
       </w:r>
     </w:p>
     <w:p>
@@ -6597,7 +8674,7 @@
           </mc:Choice>
           <mc:Fallback>
             <w:pict>
-              <v:rect w14:anchorId="0E1422F4" id="矩形 10" o:spid="_x0000_s1026" style="width:.05pt;height:.75pt;visibility:visible;mso-wrap-style:square;mso-left-percent:-10001;mso-top-percent:-10001;mso-position-horizontal:absolute;mso-position-horizontal-relative:char;mso-position-vertical:absolute;mso-position-vertical-relative:line;mso-left-percent:-10001;mso-top-percent:-10001;v-text-anchor:top" o:gfxdata="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" filled="f" stroked="f" strokeweight="1pt">
+              <v:rect w14:anchorId="77DE7BAD" id="矩形 10" o:spid="_x0000_s1026" style="width:.05pt;height:.75pt;visibility:visible;mso-wrap-style:square;mso-left-percent:-10001;mso-top-percent:-10001;mso-position-horizontal:absolute;mso-position-horizontal-relative:char;mso-position-vertical:absolute;mso-position-vertical-relative:line;mso-left-percent:-10001;mso-top-percent:-10001;v-text-anchor:top" o:gfxdata="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" filled="f" stroked="f" strokeweight="1pt">
                 <w10:anchorlock/>
               </v:rect>
             </w:pict>
@@ -6630,60 +8707,116 @@
       <w:bookmarkEnd w:id="6"/>
     </w:p>
     <w:p>
-      <w:r>
-        <w:rPr>
-          <w:rFonts w:hint="eastAsia"/>
+      <w:pPr>
+        <w:rPr>
+          <w:rFonts w:ascii="宋体" w:eastAsia="宋体" w:hAnsi="宋体"/>
+        </w:rPr>
+      </w:pPr>
+      <w:r>
+        <w:rPr>
+          <w:rFonts w:ascii="宋体" w:eastAsia="宋体" w:hAnsi="宋体" w:hint="eastAsia"/>
         </w:rPr>
         <w:t>[1] 中华人民共和国国务院. 国务院关于深入实施“人工智能+”行动的意见：国发〔2025〕11号[S/OL]. 2025-08-27[2026-03-23].</w:t>
       </w:r>
     </w:p>
     <w:p>
-      <w:r>
-        <w:rPr>
-          <w:rFonts w:hint="eastAsia"/>
+      <w:pPr>
+        <w:rPr>
+          <w:rFonts w:ascii="宋体" w:eastAsia="宋体" w:hAnsi="宋体"/>
+        </w:rPr>
+      </w:pPr>
+      <w:r>
+        <w:rPr>
+          <w:rFonts w:ascii="宋体" w:eastAsia="宋体" w:hAnsi="宋体" w:hint="eastAsia"/>
         </w:rPr>
         <w:t>[2] 国家互联网信息办公室，工业和信息化部，公安部，等. 人工智能生成合成内容标识办法：国信办通字〔2025〕2号[S/OL]. 2025-03-07[2026-03-23].</w:t>
       </w:r>
     </w:p>
     <w:p>
-      <w:r>
-        <w:rPr>
-          <w:rFonts w:hint="eastAsia"/>
+      <w:pPr>
+        <w:rPr>
+          <w:rFonts w:ascii="宋体" w:eastAsia="宋体" w:hAnsi="宋体"/>
+        </w:rPr>
+      </w:pPr>
+      <w:r>
+        <w:rPr>
+          <w:rFonts w:ascii="宋体" w:eastAsia="宋体" w:hAnsi="宋体" w:hint="eastAsia"/>
         </w:rPr>
         <w:t>[3] 国家互联网信息办公室，国家发展和改革委员会，教育部，等. 生成式人工智能服务管理暂行办法：国家互联网信息办公室令第15号[S/OL]. 2023-07-13[2026-03-23].</w:t>
       </w:r>
     </w:p>
     <w:p>
-      <w:r>
-        <w:rPr>
-          <w:rFonts w:hint="eastAsia"/>
-        </w:rPr>
-        <w:t>[4] 科学技术部，教育部，工业和信息化部，等. 关于加快场景创新以人工智能高水平应用促进经济高质量发展的指导意见：国科发规〔2022〕199号[S/OL]. 2022-07-29[2026-03-23].</w:t>
-      </w:r>
-    </w:p>
-    <w:p>
-      <w:r>
-        <w:rPr>
-          <w:rFonts w:hint="eastAsia"/>
+      <w:pPr>
+        <w:rPr>
+          <w:rFonts w:ascii="宋体" w:eastAsia="宋体" w:hAnsi="宋体"/>
+        </w:rPr>
+      </w:pPr>
+      <w:r>
+        <w:rPr>
+          <w:rFonts w:ascii="宋体" w:eastAsia="宋体" w:hAnsi="宋体" w:hint="eastAsia"/>
+        </w:rPr>
+        <w:t>[4] 科学技术部，教育部，工业和信息化部，等. 关于加快场景创新以人工智能高水平应用促进经济高质量发展的指导意见：国科发</w:t>
+      </w:r>
+      <w:proofErr w:type="gramStart"/>
+      <w:r>
+        <w:rPr>
+          <w:rFonts w:ascii="宋体" w:eastAsia="宋体" w:hAnsi="宋体" w:hint="eastAsia"/>
+        </w:rPr>
+        <w:t>规</w:t>
+      </w:r>
+      <w:proofErr w:type="gramEnd"/>
+      <w:r>
+        <w:rPr>
+          <w:rFonts w:ascii="宋体" w:eastAsia="宋体" w:hAnsi="宋体" w:hint="eastAsia"/>
+        </w:rPr>
+        <w:t>〔2022〕199号[S/OL]. 2022-07-29[2026-03-23].</w:t>
+      </w:r>
+    </w:p>
+    <w:p>
+      <w:pPr>
+        <w:rPr>
+          <w:rFonts w:ascii="宋体" w:eastAsia="宋体" w:hAnsi="宋体"/>
+        </w:rPr>
+      </w:pPr>
+      <w:r>
+        <w:rPr>
+          <w:rFonts w:ascii="宋体" w:eastAsia="宋体" w:hAnsi="宋体" w:hint="eastAsia"/>
         </w:rPr>
         <w:t>[5] 国家发展和改革委员会高技术司. 以“人工智能+”开启中国特色智能化发展新篇章——解读《国务院关于深入实施“人工智能+”行动的意见》[EB/OL]. 2025-08-26[2026-03-23].</w:t>
       </w:r>
     </w:p>
     <w:p>
-      <w:r>
-        <w:rPr>
-          <w:rFonts w:hint="eastAsia"/>
+      <w:pPr>
+        <w:rPr>
+          <w:rFonts w:ascii="宋体" w:eastAsia="宋体" w:hAnsi="宋体"/>
+        </w:rPr>
+      </w:pPr>
+      <w:r>
+        <w:rPr>
+          <w:rFonts w:ascii="宋体" w:eastAsia="宋体" w:hAnsi="宋体" w:hint="eastAsia"/>
         </w:rPr>
         <w:t>[6] 河北省工业和信息化厅. 河北省人工智能产业发展相关政策汇编[EB/OL]. [2026-03-23].</w:t>
       </w:r>
     </w:p>
     <w:p>
-      <w:r>
-        <w:rPr>
-          <w:rFonts w:hint="eastAsia"/>
+      <w:pPr>
+        <w:rPr>
+          <w:rFonts w:ascii="宋体" w:eastAsia="宋体" w:hAnsi="宋体"/>
+        </w:rPr>
+      </w:pPr>
+      <w:r>
+        <w:rPr>
+          <w:rFonts w:ascii="宋体" w:eastAsia="宋体" w:hAnsi="宋体" w:hint="eastAsia"/>
         </w:rPr>
         <w:t>[7] 济宁市农业农村局. 2025年数字乡村与智慧农业发展政策指引[EB/OL]. 2025-09-05[2026-03-23].</w:t>
       </w:r>
+    </w:p>
+    <w:p>
+      <w:pPr>
+        <w:rPr>
+          <w:rFonts w:ascii="宋体" w:eastAsia="宋体" w:hAnsi="宋体" w:hint="eastAsia"/>
+        </w:rPr>
+      </w:pPr>
     </w:p>
     <w:sectPr>
       <w:footerReference w:type="default" r:id="rId15"/>
@@ -11256,6 +13389,9 @@
   </w:num>
   <w:num w:numId="37" w16cid:durableId="1073963986">
     <w:abstractNumId w:val="25"/>
+  </w:num>
+  <w:num w:numId="38" w16cid:durableId="573706592">
+    <w:abstractNumId w:val="9"/>
   </w:num>
 </w:numbering>
 </file>
